--- a/zht/docx/177.content.docx
+++ b/zht/docx/177.content.docx
@@ -149,7 +149,7 @@
         <w:rPr>
           <w:lang w:val="zh_TW" w:bidi="zh_TW"/>
         </w:rPr>
-        <w:t>zeng</w:t>
+        <w:t>yu</w:t>
       </w:r>
       <w:r>
         <w:rPr>
@@ -212,7 +212,7 @@
         <w:rPr>
           <w:lang w:val="zh_TW" w:bidi="zh_TW"/>
         </w:rPr>
-        <w:t>憎惡</w:t>
+        <w:t>漁夫</w:t>
       </w:r>
       <w:r>
         <w:rPr>
@@ -231,7 +231,305 @@
         <w:rPr>
           <w:lang w:val="zh_TW" w:bidi="zh_TW"/>
         </w:rPr>
-        <w:t>令人反感或厭惡的行為、人物或事物。可憎的概念源於神的聖潔對祂子民的特定要求。舊約中常用於憎惡的形容詞有「可憎的（abhorrent）」、「嫌惡的（loathsome）」、「不潔淨的（unclean）」和「被棄絕的（rejected）」。</w:t>
+        <w:t>指以捕魚為生的人。從早期開始，漁夫就在聖地從事捕魚工作，這在舊約（</w:t>
+      </w:r>
+      <w:hyperlink r:id="rId13">
+        <w:r>
+          <w:rPr>
+            <w:lang w:val="zh_TW" w:bidi="zh_TW"/>
+          </w:rPr>
+          <w:rPr>
+            <w:color w:val="0000EE"/>
+            <w:u w:val="single"/>
+          </w:rPr>
+          <w:t>賽19:8</w:t>
+        </w:r>
+      </w:hyperlink>
+      <w:r>
+        <w:rPr>
+          <w:lang w:val="zh_TW" w:bidi="zh_TW"/>
+        </w:rPr>
+        <w:t>；</w:t>
+      </w:r>
+      <w:hyperlink r:id="rId14">
+        <w:r>
+          <w:rPr>
+            <w:lang w:val="zh_TW" w:bidi="zh_TW"/>
+          </w:rPr>
+          <w:rPr>
+            <w:color w:val="0000EE"/>
+            <w:u w:val="single"/>
+          </w:rPr>
+          <w:t>耶16:16</w:t>
+        </w:r>
+      </w:hyperlink>
+      <w:r>
+        <w:rPr>
+          <w:lang w:val="zh_TW" w:bidi="zh_TW"/>
+        </w:rPr>
+        <w:t>；</w:t>
+      </w:r>
+      <w:hyperlink r:id="rId15">
+        <w:r>
+          <w:rPr>
+            <w:lang w:val="zh_TW" w:bidi="zh_TW"/>
+          </w:rPr>
+          <w:rPr>
+            <w:color w:val="0000EE"/>
+            <w:u w:val="single"/>
+          </w:rPr>
+          <w:t>結47:10</w:t>
+        </w:r>
+      </w:hyperlink>
+      <w:r>
+        <w:rPr>
+          <w:lang w:val="zh_TW" w:bidi="zh_TW"/>
+        </w:rPr>
+        <w:t>）和新約（</w:t>
+      </w:r>
+      <w:hyperlink r:id="rId16">
+        <w:r>
+          <w:rPr>
+            <w:lang w:val="zh_TW" w:bidi="zh_TW"/>
+          </w:rPr>
+          <w:rPr>
+            <w:color w:val="0000EE"/>
+            <w:u w:val="single"/>
+          </w:rPr>
+          <w:t>太4:18–19</w:t>
+        </w:r>
+      </w:hyperlink>
+      <w:r>
+        <w:rPr>
+          <w:lang w:val="zh_TW" w:bidi="zh_TW"/>
+        </w:rPr>
+        <w:t>；</w:t>
+      </w:r>
+      <w:hyperlink r:id="rId17">
+        <w:r>
+          <w:rPr>
+            <w:lang w:val="zh_TW" w:bidi="zh_TW"/>
+          </w:rPr>
+          <w:rPr>
+            <w:color w:val="0000EE"/>
+            <w:u w:val="single"/>
+          </w:rPr>
+          <w:t>可1:16–17</w:t>
+        </w:r>
+      </w:hyperlink>
+      <w:r>
+        <w:rPr>
+          <w:lang w:val="zh_TW" w:bidi="zh_TW"/>
+        </w:rPr>
+        <w:t>；</w:t>
+      </w:r>
+      <w:hyperlink r:id="rId18">
+        <w:r>
+          <w:rPr>
+            <w:lang w:val="zh_TW" w:bidi="zh_TW"/>
+          </w:rPr>
+          <w:rPr>
+            <w:color w:val="0000EE"/>
+            <w:u w:val="single"/>
+          </w:rPr>
+          <w:t>路5:2</w:t>
+        </w:r>
+      </w:hyperlink>
+      <w:r>
+        <w:rPr>
+          <w:lang w:val="zh_TW" w:bidi="zh_TW"/>
+        </w:rPr>
+        <w:t>；</w:t>
+      </w:r>
+      <w:hyperlink r:id="rId19">
+        <w:r>
+          <w:rPr>
+            <w:lang w:val="zh_TW" w:bidi="zh_TW"/>
+          </w:rPr>
+          <w:rPr>
+            <w:color w:val="0000EE"/>
+            <w:u w:val="single"/>
+          </w:rPr>
+          <w:t>約21:7</w:t>
+        </w:r>
+      </w:hyperlink>
+      <w:r>
+        <w:rPr>
+          <w:lang w:val="zh_TW" w:bidi="zh_TW"/>
+        </w:rPr>
+        <w:t>）中都有提及。漁夫在社會中形成了一個獨特的階層。耶穌的幾個門徒就是漁夫（</w:t>
+      </w:r>
+      <w:hyperlink r:id="rId20">
+        <w:r>
+          <w:rPr>
+            <w:lang w:val="zh_TW" w:bidi="zh_TW"/>
+          </w:rPr>
+          <w:rPr>
+            <w:color w:val="0000EE"/>
+            <w:u w:val="single"/>
+          </w:rPr>
+          <w:t>太4:18–22</w:t>
+        </w:r>
+      </w:hyperlink>
+      <w:r>
+        <w:rPr>
+          <w:lang w:val="zh_TW" w:bidi="zh_TW"/>
+        </w:rPr>
+        <w:t>；</w:t>
+      </w:r>
+      <w:hyperlink r:id="rId21">
+        <w:r>
+          <w:rPr>
+            <w:lang w:val="zh_TW" w:bidi="zh_TW"/>
+          </w:rPr>
+          <w:rPr>
+            <w:color w:val="0000EE"/>
+            <w:u w:val="single"/>
+          </w:rPr>
+          <w:t>可1:16–20</w:t>
+        </w:r>
+      </w:hyperlink>
+      <w:r>
+        <w:rPr>
+          <w:lang w:val="zh_TW" w:bidi="zh_TW"/>
+        </w:rPr>
+        <w:t>；參</w:t>
+      </w:r>
+      <w:hyperlink r:id="rId22">
+        <w:r>
+          <w:rPr>
+            <w:lang w:val="zh_TW" w:bidi="zh_TW"/>
+          </w:rPr>
+          <w:rPr>
+            <w:color w:val="0000EE"/>
+            <w:u w:val="single"/>
+          </w:rPr>
+          <w:t>路5:2–11</w:t>
+        </w:r>
+      </w:hyperlink>
+      <w:r>
+        <w:rPr>
+          <w:lang w:val="zh_TW" w:bidi="zh_TW"/>
+        </w:rPr>
+        <w:t>）。他們的工作十分勞苦（</w:t>
+      </w:r>
+      <w:hyperlink r:id="rId23">
+        <w:r>
+          <w:rPr>
+            <w:lang w:val="zh_TW" w:bidi="zh_TW"/>
+          </w:rPr>
+          <w:rPr>
+            <w:color w:val="0000EE"/>
+            <w:u w:val="single"/>
+          </w:rPr>
+          <w:t>路5:2–5</w:t>
+        </w:r>
+      </w:hyperlink>
+      <w:r>
+        <w:rPr>
+          <w:lang w:val="zh_TW" w:bidi="zh_TW"/>
+        </w:rPr>
+        <w:t>），並不總是有收穫（</w:t>
+      </w:r>
+      <w:hyperlink r:id="rId24">
+        <w:r>
+          <w:rPr>
+            <w:lang w:val="zh_TW" w:bidi="zh_TW"/>
+          </w:rPr>
+          <w:rPr>
+            <w:color w:val="0000EE"/>
+            <w:u w:val="single"/>
+          </w:rPr>
+          <w:t>路5:5</w:t>
+        </w:r>
+      </w:hyperlink>
+      <w:r>
+        <w:rPr>
+          <w:lang w:val="zh_TW" w:bidi="zh_TW"/>
+        </w:rPr>
+        <w:t>；</w:t>
+      </w:r>
+      <w:hyperlink r:id="rId25">
+        <w:r>
+          <w:rPr>
+            <w:lang w:val="zh_TW" w:bidi="zh_TW"/>
+          </w:rPr>
+          <w:rPr>
+            <w:color w:val="0000EE"/>
+            <w:u w:val="single"/>
+          </w:rPr>
+          <w:t>約21:3</w:t>
+        </w:r>
+      </w:hyperlink>
+      <w:r>
+        <w:rPr>
+          <w:lang w:val="zh_TW" w:bidi="zh_TW"/>
+        </w:rPr>
+        <w:t>）。耶穌用「得人如得魚」的比喻來形容祂的門徒，表示他們如何為天國「捕捉（catch）」人（</w:t>
+      </w:r>
+      <w:hyperlink r:id="rId26">
+        <w:r>
+          <w:rPr>
+            <w:lang w:val="zh_TW" w:bidi="zh_TW"/>
+          </w:rPr>
+          <w:rPr>
+            <w:color w:val="0000EE"/>
+            <w:u w:val="single"/>
+          </w:rPr>
+          <w:t>太4:19</w:t>
+        </w:r>
+      </w:hyperlink>
+      <w:r>
+        <w:rPr>
+          <w:lang w:val="zh_TW" w:bidi="zh_TW"/>
+        </w:rPr>
+        <w:t>；</w:t>
+      </w:r>
+      <w:hyperlink r:id="rId27">
+        <w:r>
+          <w:rPr>
+            <w:lang w:val="zh_TW" w:bidi="zh_TW"/>
+          </w:rPr>
+          <w:rPr>
+            <w:color w:val="0000EE"/>
+            <w:u w:val="single"/>
+          </w:rPr>
+          <w:t>可1:17</w:t>
+        </w:r>
+      </w:hyperlink>
+      <w:r>
+        <w:rPr>
+          <w:lang w:val="zh_TW" w:bidi="zh_TW"/>
+        </w:rPr>
+        <w:t>；</w:t>
+      </w:r>
+      <w:hyperlink r:id="rId28">
+        <w:r>
+          <w:rPr>
+            <w:lang w:val="zh_TW" w:bidi="zh_TW"/>
+          </w:rPr>
+          <w:rPr>
+            <w:color w:val="0000EE"/>
+            <w:u w:val="single"/>
+          </w:rPr>
+          <w:t>路5:10</w:t>
+        </w:r>
+      </w:hyperlink>
+      <w:r>
+        <w:rPr>
+          <w:lang w:val="zh_TW" w:bidi="zh_TW"/>
+        </w:rPr>
+        <w:t>）。</w:t>
+      </w:r>
+      <w:r>
+        <w:rPr>
+          <w:lang w:val="zh_TW" w:bidi="zh_TW"/>
+        </w:rPr>
+      </w:r>
+      <w:r>
+        <w:rPr>
+          <w:lang w:val="zh_TW" w:bidi="zh_TW"/>
+        </w:rPr>
       </w:r>
     </w:p>
     <w:p>
@@ -241,112 +539,157 @@
           <w:lang w:val="zh_TW" w:bidi="zh_TW"/>
         </w:rPr>
       </w:r>
-      <w:r>
-        <w:rPr>
-          <w:lang w:val="zh_TW" w:bidi="zh_TW"/>
-        </w:rPr>
-        <w:t>有四個主要的希伯來文詞語被翻譯為「憎惡」。最常用的一個希伯來文詞語表示違反既定的習俗或儀式，這種違反會招致神的審判。例子包括從有瑕疵的祭物（</w:t>
-      </w:r>
-      <w:hyperlink r:id="rId13">
-        <w:r>
-          <w:rPr>
-            <w:lang w:val="zh_TW" w:bidi="zh_TW"/>
-          </w:rPr>
-          <w:rPr>
-            <w:color w:val="0000EE"/>
-            <w:u w:val="single"/>
-          </w:rPr>
-          <w:t>申17:1</w:t>
-        </w:r>
-      </w:hyperlink>
-      <w:r>
-        <w:rPr>
-          <w:lang w:val="zh_TW" w:bidi="zh_TW"/>
-        </w:rPr>
-        <w:t>）到行法術和占卜（</w:t>
-      </w:r>
-      <w:hyperlink r:id="rId14">
-        <w:r>
-          <w:rPr>
-            <w:lang w:val="zh_TW" w:bidi="zh_TW"/>
-          </w:rPr>
-          <w:rPr>
-            <w:color w:val="0000EE"/>
-            <w:u w:val="single"/>
-          </w:rPr>
-          <w:t>申18:12</w:t>
-        </w:r>
-      </w:hyperlink>
-      <w:r>
-        <w:rPr>
-          <w:lang w:val="zh_TW" w:bidi="zh_TW"/>
-        </w:rPr>
-        <w:t>）或崇拜偶像的行為（</w:t>
-      </w:r>
-      <w:hyperlink r:id="rId15">
-        <w:r>
-          <w:rPr>
-            <w:lang w:val="zh_TW" w:bidi="zh_TW"/>
-          </w:rPr>
-          <w:rPr>
-            <w:color w:val="0000EE"/>
-            <w:u w:val="single"/>
-          </w:rPr>
-          <w:t>王下16:3</w:t>
-        </w:r>
-      </w:hyperlink>
-      <w:r>
-        <w:rPr>
-          <w:lang w:val="zh_TW" w:bidi="zh_TW"/>
-        </w:rPr>
-        <w:t>）。第二個希伯來文詞語指的是某些動物的肉，無論是觸摸還是食用，在儀式上都被認為是不潔的（</w:t>
-      </w:r>
-      <w:hyperlink r:id="rId16">
-        <w:r>
-          <w:rPr>
-            <w:lang w:val="zh_TW" w:bidi="zh_TW"/>
-          </w:rPr>
-          <w:rPr>
-            <w:color w:val="0000EE"/>
-            <w:u w:val="single"/>
-          </w:rPr>
-          <w:t>利11:10–13</w:t>
-        </w:r>
-      </w:hyperlink>
-      <w:r>
-        <w:rPr>
-          <w:lang w:val="zh_TW" w:bidi="zh_TW"/>
-        </w:rPr>
-        <w:t>）。第三個詞語指的是已放三天的祭肉（</w:t>
-      </w:r>
-      <w:hyperlink r:id="rId17">
-        <w:r>
-          <w:rPr>
-            <w:lang w:val="zh_TW" w:bidi="zh_TW"/>
-          </w:rPr>
-          <w:rPr>
-            <w:color w:val="0000EE"/>
-            <w:u w:val="single"/>
-          </w:rPr>
-          <w:t>利7:18</w:t>
-        </w:r>
-      </w:hyperlink>
-      <w:r>
-        <w:rPr>
-          <w:lang w:val="zh_TW" w:bidi="zh_TW"/>
-        </w:rPr>
-        <w:t>）。第四個詞語幾乎只是指源於異教的偶像崇拜物（</w:t>
-      </w:r>
-      <w:hyperlink r:id="rId18">
-        <w:r>
-          <w:rPr>
-            <w:lang w:val="zh_TW" w:bidi="zh_TW"/>
-          </w:rPr>
-          <w:rPr>
-            <w:color w:val="0000EE"/>
-            <w:u w:val="single"/>
-          </w:rPr>
-          <w:t>耶4:1</w:t>
+    </w:p>
+    <w:p>
+      <w:pPr>
+        <w:pStyle w:val="Heading2"/>
+      </w:pPr>
+      <w:r>
+        <w:rPr>
+          <w:lang w:val="zh_TW" w:bidi="zh_TW"/>
+        </w:rPr>
+        <w:t>餘民</w:t>
+      </w:r>
+      <w:r>
+        <w:rPr>
+          <w:lang w:val="zh_TW" w:bidi="zh_TW"/>
+        </w:rPr>
+      </w:r>
+    </w:p>
+    <w:p>
+      <w:pPr/>
+      <w:r>
+        <w:rPr>
+          <w:lang w:val="zh_TW" w:bidi="zh_TW"/>
+        </w:rPr>
+      </w:r>
+      <w:r>
+        <w:rPr>
+          <w:lang w:val="zh_TW" w:bidi="zh_TW"/>
+        </w:rPr>
+        <w:t>一群在神所帶來的災難中倖存的人，這災難通常是祂對罪的審判。這群人成為人類或神子民延續發展的核心；其他人未來是否存在，有賴於這些經過神的審判而被煉淨、成為聖潔的餘民。餘民的概念出現在救贖歷史的所有時期，每當災難（無論是自然災害、疾病、戰爭或其它工具）威脅神旨意的延續時，這概念便會浮現出來；從創造敘事直到舊約結尾，這概念逐漸顯得清晰。</w:t>
+      </w:r>
+    </w:p>
+    <w:p>
+      <w:pPr>
+        <w:pStyle w:val="Heading3"/>
+      </w:pPr>
+      <w:r>
+        <w:rPr>
+          <w:lang w:val="zh_TW" w:bidi="zh_TW"/>
+        </w:rPr>
+        <w:t>問題</w:t>
+      </w:r>
+    </w:p>
+    <w:p>
+      <w:pPr/>
+      <w:r>
+        <w:rPr>
+          <w:lang w:val="zh_TW" w:bidi="zh_TW"/>
+        </w:rPr>
+      </w:r>
+      <w:r>
+        <w:rPr>
+          <w:lang w:val="zh_TW" w:bidi="zh_TW"/>
+        </w:rPr>
+        <w:t>餘民概念要處理的神學問題，是神的恩典與應許，與祂的聖潔和祂公義審判罪之間的張力。這種神的恩典與祂審判之間的張力，區分神真實與虛假的子民，以及現今與未來的神子民。聖潔、純潔且真實的神子民，將作為忠信的餘民，在祂對罪的審判中存留，並將成為蒙更新、蒙揀選子民的核心。神的旨意並未受阻，而是實現在那真實且蒙更新的子民之中。</w:t>
+      </w:r>
+    </w:p>
+    <w:p>
+      <w:pPr/>
+      <w:r>
+        <w:rPr>
+          <w:lang w:val="zh_TW" w:bidi="zh_TW"/>
+        </w:rPr>
+      </w:r>
+      <w:r>
+        <w:rPr>
+          <w:lang w:val="zh_TW" w:bidi="zh_TW"/>
+        </w:rPr>
+        <w:t>這個概念有兩個方面。一方面，視乎聖經作者的期待是否迫切，所強調的可能是審判，即神因祂子民的罪而即將毀滅他們；甚至餘民本身也可能受到威脅，因為所設想的審判十分嚴厲。另一方面，餘民得以存留的事實，強調神的恩典（祂向其保護之人顯明的恩惠），以及新時代與新群體的黎明；這新群體出自餘民，並承受神的應許。</w:t>
+      </w:r>
+    </w:p>
+    <w:p>
+      <w:pPr>
+        <w:pStyle w:val="Heading3"/>
+      </w:pPr>
+      <w:r>
+        <w:rPr>
+          <w:lang w:val="zh_TW" w:bidi="zh_TW"/>
+        </w:rPr>
+        <w:t>在舊約聖經中</w:t>
+      </w:r>
+    </w:p>
+    <w:p>
+      <w:pPr>
+        <w:pStyle w:val="Heading4"/>
+      </w:pPr>
+      <w:r>
+        <w:rPr>
+          <w:lang w:val="zh_TW" w:bidi="zh_TW"/>
+        </w:rPr>
+        <w:t>族長時期之前</w:t>
+      </w:r>
+    </w:p>
+    <w:p>
+      <w:pPr/>
+      <w:r>
+        <w:rPr>
+          <w:lang w:val="zh_TW" w:bidi="zh_TW"/>
+        </w:rPr>
+      </w:r>
+      <w:r>
+        <w:rPr>
+          <w:lang w:val="zh_TW" w:bidi="zh_TW"/>
+        </w:rPr>
+        <w:t>首次展現餘民概念的經文，是人類墮落的敘事。雖然沒有立即喪失生命或減少人數，但神的審判威脅到人類持續存在的可能性（</w:t>
+      </w:r>
+      <w:hyperlink r:id="rId29">
+        <w:r>
+          <w:rPr>
+            <w:lang w:val="zh_TW" w:bidi="zh_TW"/>
+          </w:rPr>
+          <w:rPr>
+            <w:color w:val="0000EE"/>
+            <w:u w:val="single"/>
+          </w:rPr>
+          <w:t>創3:15–19</w:t>
+        </w:r>
+      </w:hyperlink>
+      <w:r>
+        <w:rPr>
+          <w:lang w:val="zh_TW" w:bidi="zh_TW"/>
+        </w:rPr>
+        <w:t>）。因著神的恩典，審判得以避免，亞當與夏娃就成為人類的核心；未來的盼望集中在他們的後裔身上（</w:t>
+      </w:r>
+      <w:hyperlink r:id="rId30">
+        <w:r>
+          <w:rPr>
+            <w:lang w:val="zh_TW" w:bidi="zh_TW"/>
+          </w:rPr>
+          <w:rPr>
+            <w:color w:val="0000EE"/>
+            <w:u w:val="single"/>
+          </w:rPr>
+          <w:t>3:16</w:t>
+        </w:r>
+      </w:hyperlink>
+      <w:r>
+        <w:rPr>
+          <w:lang w:val="zh_TW" w:bidi="zh_TW"/>
+        </w:rPr>
+        <w:t>、</w:t>
+      </w:r>
+      <w:hyperlink r:id="rId30">
+        <w:r>
+          <w:rPr>
+            <w:lang w:val="zh_TW" w:bidi="zh_TW"/>
+          </w:rPr>
+          <w:rPr>
+            <w:color w:val="0000EE"/>
+            <w:u w:val="single"/>
+          </w:rPr>
+          <w:t>20</w:t>
         </w:r>
       </w:hyperlink>
       <w:r>
@@ -355,16 +698,253 @@
         </w:rPr>
         <w:t>，</w:t>
       </w:r>
-      <w:hyperlink r:id="rId19">
-        <w:r>
-          <w:rPr>
-            <w:lang w:val="zh_TW" w:bidi="zh_TW"/>
-          </w:rPr>
-          <w:rPr>
-            <w:color w:val="0000EE"/>
-            <w:u w:val="single"/>
-          </w:rPr>
-          <w:t>7:30</w:t>
+      <w:hyperlink r:id="rId31">
+        <w:r>
+          <w:rPr>
+            <w:lang w:val="zh_TW" w:bidi="zh_TW"/>
+          </w:rPr>
+          <w:rPr>
+            <w:color w:val="0000EE"/>
+            <w:u w:val="single"/>
+          </w:rPr>
+          <w:t>4:1</w:t>
+        </w:r>
+      </w:hyperlink>
+      <w:r>
+        <w:rPr>
+          <w:lang w:val="zh_TW" w:bidi="zh_TW"/>
+        </w:rPr>
+        <w:t>）。神對人類的旨意，將藉著女人的後裔得以實現。</w:t>
+      </w:r>
+    </w:p>
+    <w:p>
+      <w:pPr/>
+      <w:r>
+        <w:rPr>
+          <w:lang w:val="zh_TW" w:bidi="zh_TW"/>
+        </w:rPr>
+      </w:r>
+      <w:r>
+        <w:rPr>
+          <w:lang w:val="zh_TW" w:bidi="zh_TW"/>
+        </w:rPr>
+        <w:t>洪水的敘事則更加具體。因為人類的邪惡，神決意要從地上塗抹一切生命。然而，一位在神面前為義且完全的人，連同他的家人，一同蒙受神的恩惠（</w:t>
+      </w:r>
+      <w:hyperlink r:id="rId32">
+        <w:r>
+          <w:rPr>
+            <w:lang w:val="zh_TW" w:bidi="zh_TW"/>
+          </w:rPr>
+          <w:rPr>
+            <w:color w:val="0000EE"/>
+            <w:u w:val="single"/>
+          </w:rPr>
+          <w:t>創6:8–9</w:t>
+        </w:r>
+      </w:hyperlink>
+      <w:r>
+        <w:rPr>
+          <w:lang w:val="zh_TW" w:bidi="zh_TW"/>
+        </w:rPr>
+        <w:t>；</w:t>
+      </w:r>
+      <w:hyperlink r:id="rId33">
+        <w:r>
+          <w:rPr>
+            <w:lang w:val="zh_TW" w:bidi="zh_TW"/>
+          </w:rPr>
+          <w:rPr>
+            <w:color w:val="0000EE"/>
+            <w:u w:val="single"/>
+          </w:rPr>
+          <w:t>來11:7</w:t>
+        </w:r>
+      </w:hyperlink>
+      <w:r>
+        <w:rPr>
+          <w:lang w:val="zh_TW" w:bidi="zh_TW"/>
+        </w:rPr>
+        <w:t>）。只有挪亞和同在方舟的人，能免於神的審判（</w:t>
+      </w:r>
+      <w:hyperlink r:id="rId34">
+        <w:r>
+          <w:rPr>
+            <w:lang w:val="zh_TW" w:bidi="zh_TW"/>
+          </w:rPr>
+          <w:rPr>
+            <w:color w:val="0000EE"/>
+            <w:u w:val="single"/>
+          </w:rPr>
+          <w:t>創7:23</w:t>
+        </w:r>
+      </w:hyperlink>
+      <w:r>
+        <w:rPr>
+          <w:lang w:val="zh_TW" w:bidi="zh_TW"/>
+        </w:rPr>
+        <w:t>）。人類的延續因此集中在他兒子的繁衍和增長上（</w:t>
+      </w:r>
+      <w:hyperlink r:id="rId35">
+        <w:r>
+          <w:rPr>
+            <w:lang w:val="zh_TW" w:bidi="zh_TW"/>
+          </w:rPr>
+          <w:rPr>
+            <w:color w:val="0000EE"/>
+            <w:u w:val="single"/>
+          </w:rPr>
+          <w:t>9:1</w:t>
+        </w:r>
+      </w:hyperlink>
+      <w:r>
+        <w:rPr>
+          <w:lang w:val="zh_TW" w:bidi="zh_TW"/>
+        </w:rPr>
+        <w:t>），並由此引進新時代和新的盟約（</w:t>
+      </w:r>
+      <w:hyperlink r:id="rId36">
+        <w:r>
+          <w:rPr>
+            <w:lang w:val="zh_TW" w:bidi="zh_TW"/>
+          </w:rPr>
+          <w:rPr>
+            <w:color w:val="0000EE"/>
+            <w:u w:val="single"/>
+          </w:rPr>
+          <w:t>8–17</w:t>
+        </w:r>
+      </w:hyperlink>
+      <w:r>
+        <w:rPr>
+          <w:lang w:val="zh_TW" w:bidi="zh_TW"/>
+        </w:rPr>
+        <w:t>）。神對人類的旨意，將在挪亞的後裔中得以實現。</w:t>
+      </w:r>
+    </w:p>
+    <w:p>
+      <w:pPr>
+        <w:pStyle w:val="Heading4"/>
+      </w:pPr>
+      <w:r>
+        <w:rPr>
+          <w:lang w:val="zh_TW" w:bidi="zh_TW"/>
+        </w:rPr>
+        <w:t>從族長時期到君主時期</w:t>
+      </w:r>
+    </w:p>
+    <w:p>
+      <w:pPr/>
+      <w:r>
+        <w:rPr>
+          <w:lang w:val="zh_TW" w:bidi="zh_TW"/>
+        </w:rPr>
+      </w:r>
+      <w:r>
+        <w:rPr>
+          <w:lang w:val="zh_TW" w:bidi="zh_TW"/>
+        </w:rPr>
+        <w:t>促成餘民主題發展的經文，不一定涉及普遍審判的威脅。所多瑪和蛾摩拉這兩座城市的罪惡十分重大，以致神決定毀滅它們。神為了僕人亞伯拉罕的（</w:t>
+      </w:r>
+      <w:hyperlink r:id="rId37">
+        <w:r>
+          <w:rPr>
+            <w:lang w:val="zh_TW" w:bidi="zh_TW"/>
+          </w:rPr>
+          <w:rPr>
+            <w:color w:val="0000EE"/>
+            <w:u w:val="single"/>
+          </w:rPr>
+          <w:t>創18:16–19</w:t>
+        </w:r>
+      </w:hyperlink>
+      <w:r>
+        <w:rPr>
+          <w:lang w:val="zh_TW" w:bidi="zh_TW"/>
+        </w:rPr>
+        <w:t>，</w:t>
+      </w:r>
+      <w:hyperlink r:id="rId38">
+        <w:r>
+          <w:rPr>
+            <w:lang w:val="zh_TW" w:bidi="zh_TW"/>
+          </w:rPr>
+          <w:rPr>
+            <w:color w:val="0000EE"/>
+            <w:u w:val="single"/>
+          </w:rPr>
+          <w:t>19:29</w:t>
+        </w:r>
+      </w:hyperlink>
+      <w:r>
+        <w:rPr>
+          <w:lang w:val="zh_TW" w:bidi="zh_TW"/>
+        </w:rPr>
+        <w:t>），並因為羅得的義（</w:t>
+      </w:r>
+      <w:hyperlink r:id="rId39">
+        <w:r>
+          <w:rPr>
+            <w:lang w:val="zh_TW" w:bidi="zh_TW"/>
+          </w:rPr>
+          <w:rPr>
+            <w:color w:val="0000EE"/>
+            <w:u w:val="single"/>
+          </w:rPr>
+          <w:t>彼後2:8</w:t>
+        </w:r>
+      </w:hyperlink>
+      <w:r>
+        <w:rPr>
+          <w:lang w:val="zh_TW" w:bidi="zh_TW"/>
+        </w:rPr>
+        <w:t>），饒恕了羅得和他的兩個女兒。亞伯拉罕與神的協商，若在城中可以找到50義人，最後甚至是10個，便赦免全城（</w:t>
+      </w:r>
+      <w:hyperlink r:id="rId40">
+        <w:r>
+          <w:rPr>
+            <w:lang w:val="zh_TW" w:bidi="zh_TW"/>
+          </w:rPr>
+          <w:rPr>
+            <w:color w:val="0000EE"/>
+            <w:u w:val="single"/>
+          </w:rPr>
+          <w:t>創18:22–33</w:t>
+        </w:r>
+      </w:hyperlink>
+      <w:r>
+        <w:rPr>
+          <w:lang w:val="zh_TW" w:bidi="zh_TW"/>
+        </w:rPr>
+        <w:t>），再次強調義人能逃避審判。神不會將義人與惡人一同滅絕；即使他們猶豫不決，祂仍然憐憫並引領他們離開那城（</w:t>
+      </w:r>
+      <w:hyperlink r:id="rId41">
+        <w:r>
+          <w:rPr>
+            <w:lang w:val="zh_TW" w:bidi="zh_TW"/>
+          </w:rPr>
+          <w:rPr>
+            <w:color w:val="0000EE"/>
+            <w:u w:val="single"/>
+          </w:rPr>
+          <w:t>19:16</w:t>
+        </w:r>
+      </w:hyperlink>
+      <w:r>
+        <w:rPr>
+          <w:lang w:val="zh_TW" w:bidi="zh_TW"/>
+        </w:rPr>
+        <w:t>、</w:t>
+      </w:r>
+      <w:hyperlink r:id="rId41">
+        <w:r>
+          <w:rPr>
+            <w:lang w:val="zh_TW" w:bidi="zh_TW"/>
+          </w:rPr>
+          <w:rPr>
+            <w:color w:val="0000EE"/>
+            <w:u w:val="single"/>
+          </w:rPr>
+          <w:t>29</w:t>
         </w:r>
       </w:hyperlink>
       <w:r>
@@ -385,18 +965,675 @@
         <w:rPr>
           <w:lang w:val="zh_TW" w:bidi="zh_TW"/>
         </w:rPr>
-        <w:t>除了「那行毀壞可憎的」這個專門用法之外，希臘文「憎惡」一詞在新約聖經中並不常用（</w:t>
-      </w:r>
-      <w:hyperlink r:id="rId20">
-        <w:r>
-          <w:rPr>
-            <w:lang w:val="zh_TW" w:bidi="zh_TW"/>
-          </w:rPr>
-          <w:rPr>
-            <w:color w:val="0000EE"/>
-            <w:u w:val="single"/>
-          </w:rPr>
-          <w:t>路16:15</w:t>
+        <w:t>約瑟的故事，是從雅各的子孫，一個在迦南的家庭（</w:t>
+      </w:r>
+      <w:hyperlink r:id="rId42">
+        <w:r>
+          <w:rPr>
+            <w:lang w:val="zh_TW" w:bidi="zh_TW"/>
+          </w:rPr>
+          <w:rPr>
+            <w:color w:val="0000EE"/>
+            <w:u w:val="single"/>
+          </w:rPr>
+          <w:t>創46:26–27</w:t>
+        </w:r>
+      </w:hyperlink>
+      <w:r>
+        <w:rPr>
+          <w:lang w:val="zh_TW" w:bidi="zh_TW"/>
+        </w:rPr>
+        <w:t>）開始；過渡到出埃及事件中，以色列成千上萬子孫的文學橋樑。故事中主導的神學主題，是在面對饑荒所帶來致命威脅時，保存這個族長家庭的性命。神差遣約瑟到埃及，為了拯救生命，並為他的家族保留餘種（</w:t>
+      </w:r>
+      <w:hyperlink r:id="rId43">
+        <w:r>
+          <w:rPr>
+            <w:lang w:val="zh_TW" w:bidi="zh_TW"/>
+          </w:rPr>
+          <w:rPr>
+            <w:color w:val="0000EE"/>
+            <w:u w:val="single"/>
+          </w:rPr>
+          <w:t>45:6–7</w:t>
+        </w:r>
+      </w:hyperlink>
+      <w:r>
+        <w:rPr>
+          <w:lang w:val="zh_TW" w:bidi="zh_TW"/>
+        </w:rPr>
+        <w:t>）。約瑟的兄弟本意要害他，但神將其轉為好的結果，拯救許多生命（</w:t>
+      </w:r>
+      <w:hyperlink r:id="rId44">
+        <w:r>
+          <w:rPr>
+            <w:lang w:val="zh_TW" w:bidi="zh_TW"/>
+          </w:rPr>
+          <w:rPr>
+            <w:color w:val="0000EE"/>
+            <w:u w:val="single"/>
+          </w:rPr>
+          <w:t>50:19–20</w:t>
+        </w:r>
+      </w:hyperlink>
+      <w:r>
+        <w:rPr>
+          <w:lang w:val="zh_TW" w:bidi="zh_TW"/>
+        </w:rPr>
+        <w:t>）。神的旨意再次沒被阻撓，而是藉著這些從滅亡威脅中存留下來的人得以實現。</w:t>
+      </w:r>
+    </w:p>
+    <w:p>
+      <w:pPr/>
+      <w:r>
+        <w:rPr>
+          <w:lang w:val="zh_TW" w:bidi="zh_TW"/>
+        </w:rPr>
+      </w:r>
+      <w:r>
+        <w:rPr>
+          <w:lang w:val="zh_TW" w:bidi="zh_TW"/>
+        </w:rPr>
+        <w:t>探子從迦南之地回來，順服神的命令並信靠祂的應許，成為重點（</w:t>
+      </w:r>
+      <w:hyperlink r:id="rId45">
+        <w:r>
+          <w:rPr>
+            <w:lang w:val="zh_TW" w:bidi="zh_TW"/>
+          </w:rPr>
+          <w:rPr>
+            <w:color w:val="0000EE"/>
+            <w:u w:val="single"/>
+          </w:rPr>
+          <w:t>民13–14章</w:t>
+        </w:r>
+      </w:hyperlink>
+      <w:r>
+        <w:rPr>
+          <w:lang w:val="zh_TW" w:bidi="zh_TW"/>
+        </w:rPr>
+        <w:t>）。各支派的代表都曾探察那地。他們雖然一致同意那地非常美好，但除了兩名探子以外，其餘的人都回報那地無法攻取。因著他們發怨言，神宣告祂要毀滅他們所有人，並從祂忠信的僕人摩西，興起一個更大的國。摩西為百姓代求之後，主就轉意不照原先所說的施行。祂並非讓眾人全然滅亡，而是只有約書亞與迦勒因著他們忠信的報告，得以進入所應許的產業。百姓要在曠野度過四十年，直到除了這兩人之外，其餘的人都死在那裡。悖逆者必死亡，但忠信的餘民必承受應許。</w:t>
+      </w:r>
+    </w:p>
+    <w:p>
+      <w:pPr/>
+      <w:r>
+        <w:rPr>
+          <w:lang w:val="zh_TW" w:bidi="zh_TW"/>
+        </w:rPr>
+      </w:r>
+      <w:r>
+        <w:rPr>
+          <w:lang w:val="zh_TW" w:bidi="zh_TW"/>
+        </w:rPr>
+        <w:t>律法也定明，若要持守那地，必須守約而忠信。不順服將帶來疾病、戰敗、乾旱、農作失收、野獸攻擊、因刀劍與饑荒而死、同類相食、城邑毀壞，並會被擄至敵國之地（</w:t>
+      </w:r>
+      <w:hyperlink r:id="rId46">
+        <w:r>
+          <w:rPr>
+            <w:lang w:val="zh_TW" w:bidi="zh_TW"/>
+          </w:rPr>
+          <w:rPr>
+            <w:color w:val="0000EE"/>
+            <w:u w:val="single"/>
+          </w:rPr>
+          <w:t>利26:1–39</w:t>
+        </w:r>
+      </w:hyperlink>
+      <w:r>
+        <w:rPr>
+          <w:lang w:val="zh_TW" w:bidi="zh_TW"/>
+        </w:rPr>
+        <w:t>）。不過那些存留、承認自己罪孽並悔改的餘民，神要與他們持守祂的約，使他們回到自己的地上，並藉著他們成就祂的旨意。</w:t>
+      </w:r>
+    </w:p>
+    <w:p>
+      <w:pPr>
+        <w:pStyle w:val="Heading4"/>
+      </w:pPr>
+      <w:r>
+        <w:rPr>
+          <w:lang w:val="zh_TW" w:bidi="zh_TW"/>
+        </w:rPr>
+        <w:t>從君主時期到被擄時期</w:t>
+      </w:r>
+    </w:p>
+    <w:p>
+      <w:pPr/>
+      <w:r>
+        <w:rPr>
+          <w:lang w:val="zh_TW" w:bidi="zh_TW"/>
+        </w:rPr>
+      </w:r>
+      <w:r>
+        <w:rPr>
+          <w:lang w:val="zh_TW" w:bidi="zh_TW"/>
+        </w:rPr>
+        <w:t>即使在叛教的北國，主仍然為祂自己保留忠信的餘民。在北國罪惡所帶來的三年乾旱後期（</w:t>
+      </w:r>
+      <w:hyperlink r:id="rId47">
+        <w:r>
+          <w:rPr>
+            <w:lang w:val="zh_TW" w:bidi="zh_TW"/>
+          </w:rPr>
+          <w:rPr>
+            <w:color w:val="0000EE"/>
+            <w:u w:val="single"/>
+          </w:rPr>
+          <w:t>王上17:1</w:t>
+        </w:r>
+      </w:hyperlink>
+      <w:r>
+        <w:rPr>
+          <w:lang w:val="zh_TW" w:bidi="zh_TW"/>
+        </w:rPr>
+        <w:t>，</w:t>
+      </w:r>
+      <w:hyperlink r:id="rId48">
+        <w:r>
+          <w:rPr>
+            <w:lang w:val="zh_TW" w:bidi="zh_TW"/>
+          </w:rPr>
+          <w:rPr>
+            <w:color w:val="0000EE"/>
+            <w:u w:val="single"/>
+          </w:rPr>
+          <w:t>18:1</w:t>
+        </w:r>
+      </w:hyperlink>
+      <w:r>
+        <w:rPr>
+          <w:lang w:val="zh_TW" w:bidi="zh_TW"/>
+        </w:rPr>
+        <w:t>），並在迦密山戰勝巴力祭司之後，以利亞為逃避耶洗別的追殺而逃到西奈山（第</w:t>
+      </w:r>
+      <w:hyperlink r:id="rId49">
+        <w:r>
+          <w:rPr>
+            <w:lang w:val="zh_TW" w:bidi="zh_TW"/>
+          </w:rPr>
+          <w:rPr>
+            <w:color w:val="0000EE"/>
+            <w:u w:val="single"/>
+          </w:rPr>
+          <w:t>19</w:t>
+        </w:r>
+      </w:hyperlink>
+      <w:r>
+        <w:rPr>
+          <w:lang w:val="zh_TW" w:bidi="zh_TW"/>
+        </w:rPr>
+        <w:t>章）。他在那裡哀嘆以色列已全然轉向虛假敬拜，而他自己是僅存的忠信者。神回應他，吩咐他膏立耶戶為王，並膏立以利沙作他的先知繼承者。耶戶與以利沙將要除滅叛教之人，而神為自己存留了七千個未曾向巴力屈膝的人。忠信的餘民將被保守，不至於遭受毀滅。</w:t>
+      </w:r>
+    </w:p>
+    <w:p>
+      <w:pPr/>
+      <w:r>
+        <w:rPr>
+          <w:lang w:val="zh_TW" w:bidi="zh_TW"/>
+        </w:rPr>
+      </w:r>
+      <w:r>
+        <w:rPr>
+          <w:lang w:val="zh_TW" w:bidi="zh_TW"/>
+        </w:rPr>
+        <w:t>被擄前的先知強調，在亞述和巴比倫所施行的毀滅之下，得以存活的餘民人數稀少。阿摩司警告說，將有巨大審判臨到，甚至連餘民本身也會受到威脅。神將毀滅這罪惡的王國，卻不至完全滅絕。以賽亞也談到餘民的微小。以色列僅存的，好像葡萄園的草棚，瓜田的茅屋，只是勉強逃過所多瑪與蛾摩拉的命運（</w:t>
+      </w:r>
+      <w:hyperlink r:id="rId50">
+        <w:r>
+          <w:rPr>
+            <w:lang w:val="zh_TW" w:bidi="zh_TW"/>
+          </w:rPr>
+          <w:rPr>
+            <w:color w:val="0000EE"/>
+            <w:u w:val="single"/>
+          </w:rPr>
+          <w:t>賽1:8–9</w:t>
+        </w:r>
+      </w:hyperlink>
+      <w:r>
+        <w:rPr>
+          <w:lang w:val="zh_TW" w:bidi="zh_TW"/>
+        </w:rPr>
+        <w:t>）。它像山頂上的旗杆（</w:t>
+      </w:r>
+      <w:hyperlink r:id="rId51">
+        <w:r>
+          <w:rPr>
+            <w:lang w:val="zh_TW" w:bidi="zh_TW"/>
+          </w:rPr>
+          <w:rPr>
+            <w:color w:val="0000EE"/>
+            <w:u w:val="single"/>
+          </w:rPr>
+          <w:t>30:17</w:t>
+        </w:r>
+      </w:hyperlink>
+      <w:r>
+        <w:rPr>
+          <w:lang w:val="zh_TW" w:bidi="zh_TW"/>
+        </w:rPr>
+        <w:t>），像被砍伐的樹墩子（</w:t>
+      </w:r>
+      <w:hyperlink r:id="rId52">
+        <w:r>
+          <w:rPr>
+            <w:lang w:val="zh_TW" w:bidi="zh_TW"/>
+          </w:rPr>
+          <w:rPr>
+            <w:color w:val="0000EE"/>
+            <w:u w:val="single"/>
+          </w:rPr>
+          <w:t>6:13</w:t>
+        </w:r>
+      </w:hyperlink>
+      <w:r>
+        <w:rPr>
+          <w:lang w:val="zh_TW" w:bidi="zh_TW"/>
+        </w:rPr>
+        <w:t>）。當收割的人收聚莊稼時，以色列就如收成後剩下的拾穗，是樹梢上僅存的幾顆橄欖（</w:t>
+      </w:r>
+      <w:hyperlink r:id="rId53">
+        <w:r>
+          <w:rPr>
+            <w:lang w:val="zh_TW" w:bidi="zh_TW"/>
+          </w:rPr>
+          <w:rPr>
+            <w:color w:val="0000EE"/>
+            <w:u w:val="single"/>
+          </w:rPr>
+          <w:t>17:4–6</w:t>
+        </w:r>
+      </w:hyperlink>
+      <w:r>
+        <w:rPr>
+          <w:lang w:val="zh_TW" w:bidi="zh_TW"/>
+        </w:rPr>
+        <w:t>）。但從那被砍伐的樹墩子中，將會萌發新的生命（</w:t>
+      </w:r>
+      <w:hyperlink r:id="rId54">
+        <w:r>
+          <w:rPr>
+            <w:lang w:val="zh_TW" w:bidi="zh_TW"/>
+          </w:rPr>
+          <w:rPr>
+            <w:color w:val="0000EE"/>
+            <w:u w:val="single"/>
+          </w:rPr>
+          <w:t>6:11–13</w:t>
+        </w:r>
+      </w:hyperlink>
+      <w:r>
+        <w:rPr>
+          <w:lang w:val="zh_TW" w:bidi="zh_TW"/>
+        </w:rPr>
+        <w:t>）。那些在耶路撒冷倖存的人將是聖潔的，主將從耶西的樹墩子中帶來一個新的枝條，一位公義的僕人（枝子），祂要從多國中招聚神子民的餘民（</w:t>
+      </w:r>
+      <w:hyperlink r:id="rId55">
+        <w:r>
+          <w:rPr>
+            <w:lang w:val="zh_TW" w:bidi="zh_TW"/>
+          </w:rPr>
+          <w:rPr>
+            <w:color w:val="0000EE"/>
+            <w:u w:val="single"/>
+          </w:rPr>
+          <w:t>4:2–3</w:t>
+        </w:r>
+      </w:hyperlink>
+      <w:r>
+        <w:rPr>
+          <w:lang w:val="zh_TW" w:bidi="zh_TW"/>
+        </w:rPr>
+        <w:t>，</w:t>
+      </w:r>
+      <w:hyperlink r:id="rId56">
+        <w:r>
+          <w:rPr>
+            <w:lang w:val="zh_TW" w:bidi="zh_TW"/>
+          </w:rPr>
+          <w:rPr>
+            <w:color w:val="0000EE"/>
+            <w:u w:val="single"/>
+          </w:rPr>
+          <w:t>11:1–16</w:t>
+        </w:r>
+      </w:hyperlink>
+      <w:r>
+        <w:rPr>
+          <w:lang w:val="zh_TW" w:bidi="zh_TW"/>
+        </w:rPr>
+        <w:t>）。當神洗淨百姓的罪孽後，耶路撒冷將被稱為公義之城（</w:t>
+      </w:r>
+      <w:hyperlink r:id="rId57">
+        <w:r>
+          <w:rPr>
+            <w:lang w:val="zh_TW" w:bidi="zh_TW"/>
+          </w:rPr>
+          <w:rPr>
+            <w:color w:val="0000EE"/>
+            <w:u w:val="single"/>
+          </w:rPr>
+          <w:t>1:21–26</w:t>
+        </w:r>
+      </w:hyperlink>
+      <w:r>
+        <w:rPr>
+          <w:lang w:val="zh_TW" w:bidi="zh_TW"/>
+        </w:rPr>
+        <w:t>）。</w:t>
+      </w:r>
+    </w:p>
+    <w:p>
+      <w:pPr>
+        <w:pStyle w:val="Heading4"/>
+      </w:pPr>
+      <w:r>
+        <w:rPr>
+          <w:lang w:val="zh_TW" w:bidi="zh_TW"/>
+        </w:rPr>
+        <w:t>被擄期間</w:t>
+      </w:r>
+    </w:p>
+    <w:p>
+      <w:pPr/>
+      <w:r>
+        <w:rPr>
+          <w:lang w:val="zh_TW" w:bidi="zh_TW"/>
+        </w:rPr>
+      </w:r>
+      <w:r>
+        <w:rPr>
+          <w:lang w:val="zh_TW" w:bidi="zh_TW"/>
+        </w:rPr>
+        <w:t>以西結在迦巴魯河邊、身處被擄之民中（</w:t>
+      </w:r>
+      <w:hyperlink r:id="rId58">
+        <w:r>
+          <w:rPr>
+            <w:lang w:val="zh_TW" w:bidi="zh_TW"/>
+          </w:rPr>
+          <w:rPr>
+            <w:color w:val="0000EE"/>
+            <w:u w:val="single"/>
+          </w:rPr>
+          <w:t>結1:1</w:t>
+        </w:r>
+      </w:hyperlink>
+      <w:r>
+        <w:rPr>
+          <w:lang w:val="zh_TW" w:bidi="zh_TW"/>
+        </w:rPr>
+        <w:t>），關注未來餘民與復興應許的結局。在一個異象中（第</w:t>
+      </w:r>
+      <w:hyperlink r:id="rId59">
+        <w:r>
+          <w:rPr>
+            <w:lang w:val="zh_TW" w:bidi="zh_TW"/>
+          </w:rPr>
+          <w:rPr>
+            <w:color w:val="0000EE"/>
+            <w:u w:val="single"/>
+          </w:rPr>
+          <w:t>9</w:t>
+        </w:r>
+      </w:hyperlink>
+      <w:r>
+        <w:rPr>
+          <w:lang w:val="zh_TW" w:bidi="zh_TW"/>
+        </w:rPr>
+        <w:t>章），他看見一位文士走遍耶路撒冷全城，為城中行可憎之事而哀痛的人，在額上作記號。在那位文士之後，隨著一群執行審判的人，他們擊殺所有額上沒有記號的人。因懼怕全體百姓都將被毀滅，以西結呼喊道：「哎！主耶和華啊，你……豈要將以色列所剩下的人都滅絕嗎？」隨後，他看見榮耀的雲彩，就是神在祂子民中可見的同在，升起並離開了聖殿（第</w:t>
+      </w:r>
+      <w:hyperlink r:id="rId60">
+        <w:r>
+          <w:rPr>
+            <w:lang w:val="zh_TW" w:bidi="zh_TW"/>
+          </w:rPr>
+          <w:rPr>
+            <w:color w:val="0000EE"/>
+            <w:u w:val="single"/>
+          </w:rPr>
+          <w:t>10</w:t>
+        </w:r>
+      </w:hyperlink>
+      <w:r>
+        <w:rPr>
+          <w:lang w:val="zh_TW" w:bidi="zh_TW"/>
+        </w:rPr>
+        <w:t>章）。以西結宣告對以色列領袖的審判。此時毗拉提雅（其名意為「逃脫」）死去，於是以西結再度問道：「哎！主耶和華啊，你要將以色列剩下的人滅絕淨盡嗎？」（</w:t>
+      </w:r>
+      <w:hyperlink r:id="rId61">
+        <w:r>
+          <w:rPr>
+            <w:lang w:val="zh_TW" w:bidi="zh_TW"/>
+          </w:rPr>
+          <w:rPr>
+            <w:color w:val="0000EE"/>
+            <w:u w:val="single"/>
+          </w:rPr>
+          <w:t>11:13</w:t>
+        </w:r>
+      </w:hyperlink>
+      <w:r>
+        <w:rPr>
+          <w:lang w:val="zh_TW" w:bidi="zh_TW"/>
+        </w:rPr>
+        <w:t>）。主將招聚祂的子民，使他們回到自己的地土，成為不再拜偶像的純潔百姓。雖然他們罪孽深重，然而對被煉淨的國度仍然有憐憫與復興。以西結看見離開聖殿的榮耀雲彩，將回到一座新的聖殿（第</w:t>
+      </w:r>
+      <w:hyperlink r:id="rId62">
+        <w:r>
+          <w:rPr>
+            <w:lang w:val="zh_TW" w:bidi="zh_TW"/>
+          </w:rPr>
+          <w:rPr>
+            <w:color w:val="0000EE"/>
+            <w:u w:val="single"/>
+          </w:rPr>
+          <w:t>43</w:t>
+        </w:r>
+      </w:hyperlink>
+      <w:r>
+        <w:rPr>
+          <w:lang w:val="zh_TW" w:bidi="zh_TW"/>
+        </w:rPr>
+        <w:t>章）。百姓將不再偏離神（</w:t>
+      </w:r>
+      <w:hyperlink r:id="rId63">
+        <w:r>
+          <w:rPr>
+            <w:lang w:val="zh_TW" w:bidi="zh_TW"/>
+          </w:rPr>
+          <w:rPr>
+            <w:color w:val="0000EE"/>
+            <w:u w:val="single"/>
+          </w:rPr>
+          <w:t>14:11</w:t>
+        </w:r>
+      </w:hyperlink>
+      <w:r>
+        <w:rPr>
+          <w:lang w:val="zh_TW" w:bidi="zh_TW"/>
+        </w:rPr>
+        <w:t>），而是享受一個新的永恆盟約（</w:t>
+      </w:r>
+      <w:hyperlink r:id="rId64">
+        <w:r>
+          <w:rPr>
+            <w:lang w:val="zh_TW" w:bidi="zh_TW"/>
+          </w:rPr>
+          <w:rPr>
+            <w:color w:val="0000EE"/>
+            <w:u w:val="single"/>
+          </w:rPr>
+          <w:t>16:60–62</w:t>
+        </w:r>
+      </w:hyperlink>
+      <w:r>
+        <w:rPr>
+          <w:lang w:val="zh_TW" w:bidi="zh_TW"/>
+        </w:rPr>
+        <w:t>）。以西結回憶起餘民的主題，這適用於出埃及後的曠野群體：許多人將離開奴役之地，而悖逆的人將死在途中，不得進入以色列（</w:t>
+      </w:r>
+      <w:hyperlink r:id="rId65">
+        <w:r>
+          <w:rPr>
+            <w:lang w:val="zh_TW" w:bidi="zh_TW"/>
+          </w:rPr>
+          <w:rPr>
+            <w:color w:val="0000EE"/>
+            <w:u w:val="single"/>
+          </w:rPr>
+          <w:t>20:35–38</w:t>
+        </w:r>
+      </w:hyperlink>
+      <w:r>
+        <w:rPr>
+          <w:lang w:val="zh_TW" w:bidi="zh_TW"/>
+        </w:rPr>
+        <w:t>）。神將聚集他的羊群，他們將有「一牧人……，就是我的僕人大衛」（</w:t>
+      </w:r>
+      <w:hyperlink r:id="rId66">
+        <w:r>
+          <w:rPr>
+            <w:lang w:val="zh_TW" w:bidi="zh_TW"/>
+          </w:rPr>
+          <w:rPr>
+            <w:color w:val="0000EE"/>
+            <w:u w:val="single"/>
+          </w:rPr>
+          <w:t>34:20–24</w:t>
+        </w:r>
+      </w:hyperlink>
+      <w:r>
+        <w:rPr>
+          <w:lang w:val="zh_TW" w:bidi="zh_TW"/>
+        </w:rPr>
+        <w:t>）。神要除去他們的石心，賜給他們肉心，並將祂的靈放在他們裡面（</w:t>
+      </w:r>
+      <w:hyperlink r:id="rId67">
+        <w:r>
+          <w:rPr>
+            <w:lang w:val="zh_TW" w:bidi="zh_TW"/>
+          </w:rPr>
+          <w:rPr>
+            <w:color w:val="0000EE"/>
+            <w:u w:val="single"/>
+          </w:rPr>
+          <w:t>36:24–27</w:t>
+        </w:r>
+      </w:hyperlink>
+      <w:r>
+        <w:rPr>
+          <w:lang w:val="zh_TW" w:bidi="zh_TW"/>
+        </w:rPr>
+        <w:t>）。雖然以色列看似已死去、毫無復生的可能，然而神要向這些枯骨說話，使它們活過來（</w:t>
+      </w:r>
+      <w:hyperlink r:id="rId68">
+        <w:r>
+          <w:rPr>
+            <w:lang w:val="zh_TW" w:bidi="zh_TW"/>
+          </w:rPr>
+          <w:rPr>
+            <w:color w:val="0000EE"/>
+            <w:u w:val="single"/>
+          </w:rPr>
+          <w:t>37:1–14</w:t>
+        </w:r>
+      </w:hyperlink>
+      <w:r>
+        <w:rPr>
+          <w:lang w:val="zh_TW" w:bidi="zh_TW"/>
+        </w:rPr>
+        <w:t>）。</w:t>
+      </w:r>
+      <w:r>
+        <w:rPr>
+          <w:lang w:val="zh_TW" w:bidi="zh_TW"/>
+        </w:rPr>
+      </w:r>
+      <w:r>
+        <w:rPr>
+          <w:lang w:val="zh_TW" w:bidi="zh_TW"/>
+        </w:rPr>
+      </w:r>
+    </w:p>
+    <w:p>
+      <w:pPr/>
+      <w:r>
+        <w:rPr>
+          <w:lang w:val="zh_TW" w:bidi="zh_TW"/>
+        </w:rPr>
+      </w:r>
+    </w:p>
+    <w:p>
+      <w:pPr>
+        <w:pStyle w:val="Heading2"/>
+      </w:pPr>
+      <w:r>
+        <w:rPr>
+          <w:lang w:val="zh_TW" w:bidi="zh_TW"/>
+        </w:rPr>
+        <w:t>預像</w:t>
+      </w:r>
+      <w:r>
+        <w:rPr>
+          <w:lang w:val="zh_TW" w:bidi="zh_TW"/>
+        </w:rPr>
+      </w:r>
+    </w:p>
+    <w:p>
+      <w:pPr/>
+      <w:r>
+        <w:rPr>
+          <w:lang w:val="zh_TW" w:bidi="zh_TW"/>
+        </w:rPr>
+      </w:r>
+      <w:r>
+        <w:rPr>
+          <w:lang w:val="zh_TW" w:bidi="zh_TW"/>
+        </w:rPr>
+        <w:t>英文單詞type（預像）源自希臘文</w:t>
+      </w:r>
+      <w:r>
+        <w:rPr>
+          <w:i/>
+          <w:lang w:val="zh_TW" w:bidi="zh_TW"/>
+        </w:rPr>
+        <w:t>tupos，</w:t>
+      </w:r>
+      <w:r>
+        <w:rPr>
+          <w:lang w:val="zh_TW" w:bidi="zh_TW"/>
+        </w:rPr>
+        <w:t>其基本意思是「由打擊或壓力所造成的可見印記或痕跡」。在希臘文新約中，這個詞出現了16次，具有不同的含義。預像可以指一個副本、印記或通過模具鑄造出的形像。在</w:t>
+      </w:r>
+      <w:hyperlink r:id="rId69">
+        <w:r>
+          <w:rPr>
+            <w:lang w:val="zh_TW" w:bidi="zh_TW"/>
+          </w:rPr>
+          <w:rPr>
+            <w:color w:val="0000EE"/>
+            <w:u w:val="single"/>
+          </w:rPr>
+          <w:t>使徒行傳七章43節</w:t>
+        </w:r>
+      </w:hyperlink>
+      <w:r>
+        <w:rPr>
+          <w:lang w:val="zh_TW" w:bidi="zh_TW"/>
+        </w:rPr>
+        <w:t>中，它被應用於偶像或假神的「像」。預像可以是製作某物所依據的樣式（例如，會幕，</w:t>
+      </w:r>
+      <w:hyperlink r:id="rId70">
+        <w:r>
+          <w:rPr>
+            <w:lang w:val="zh_TW" w:bidi="zh_TW"/>
+          </w:rPr>
+          <w:rPr>
+            <w:color w:val="0000EE"/>
+            <w:u w:val="single"/>
+          </w:rPr>
+          <w:t>徒7:44</w:t>
         </w:r>
       </w:hyperlink>
       <w:r>
@@ -405,16 +1642,52 @@
         </w:rPr>
         <w:t>；</w:t>
       </w:r>
-      <w:hyperlink r:id="rId21">
-        <w:r>
-          <w:rPr>
-            <w:lang w:val="zh_TW" w:bidi="zh_TW"/>
-          </w:rPr>
-          <w:rPr>
-            <w:color w:val="0000EE"/>
-            <w:u w:val="single"/>
-          </w:rPr>
-          <w:t>羅2:22</w:t>
+      <w:hyperlink r:id="rId71">
+        <w:r>
+          <w:rPr>
+            <w:lang w:val="zh_TW" w:bidi="zh_TW"/>
+          </w:rPr>
+          <w:rPr>
+            <w:color w:val="0000EE"/>
+            <w:u w:val="single"/>
+          </w:rPr>
+          <w:t>來8:5</w:t>
+        </w:r>
+      </w:hyperlink>
+      <w:r>
+        <w:rPr>
+          <w:lang w:val="zh_TW" w:bidi="zh_TW"/>
+        </w:rPr>
+        <w:t>）。它可以是一個範例或模式，無論是要避免的邪惡（</w:t>
+      </w:r>
+      <w:hyperlink r:id="rId72">
+        <w:r>
+          <w:rPr>
+            <w:lang w:val="zh_TW" w:bidi="zh_TW"/>
+          </w:rPr>
+          <w:rPr>
+            <w:color w:val="0000EE"/>
+            <w:u w:val="single"/>
+          </w:rPr>
+          <w:t>林前10:6–11</w:t>
+        </w:r>
+      </w:hyperlink>
+      <w:r>
+        <w:rPr>
+          <w:lang w:val="zh_TW" w:bidi="zh_TW"/>
+        </w:rPr>
+        <w:t>），還是要效仿的善行（</w:t>
+      </w:r>
+      <w:hyperlink r:id="rId73">
+        <w:r>
+          <w:rPr>
+            <w:lang w:val="zh_TW" w:bidi="zh_TW"/>
+          </w:rPr>
+          <w:rPr>
+            <w:color w:val="0000EE"/>
+            <w:u w:val="single"/>
+          </w:rPr>
+          <w:t>腓3:17</w:t>
         </w:r>
       </w:hyperlink>
       <w:r>
@@ -423,16 +1696,16 @@
         </w:rPr>
         <w:t>；</w:t>
       </w:r>
-      <w:hyperlink r:id="rId22">
-        <w:r>
-          <w:rPr>
-            <w:lang w:val="zh_TW" w:bidi="zh_TW"/>
-          </w:rPr>
-          <w:rPr>
-            <w:color w:val="0000EE"/>
-            <w:u w:val="single"/>
-          </w:rPr>
-          <w:t>多1:16</w:t>
+      <w:hyperlink r:id="rId74">
+        <w:r>
+          <w:rPr>
+            <w:lang w:val="zh_TW" w:bidi="zh_TW"/>
+          </w:rPr>
+          <w:rPr>
+            <w:color w:val="0000EE"/>
+            <w:u w:val="single"/>
+          </w:rPr>
+          <w:t>帖後3:9</w:t>
         </w:r>
       </w:hyperlink>
       <w:r>
@@ -441,16 +1714,574 @@
         </w:rPr>
         <w:t>；</w:t>
       </w:r>
-      <w:hyperlink r:id="rId23">
-        <w:r>
-          <w:rPr>
-            <w:lang w:val="zh_TW" w:bidi="zh_TW"/>
-          </w:rPr>
-          <w:rPr>
-            <w:color w:val="0000EE"/>
-            <w:u w:val="single"/>
-          </w:rPr>
-          <w:t>啟17:4–5</w:t>
+      <w:hyperlink r:id="rId75">
+        <w:r>
+          <w:rPr>
+            <w:lang w:val="zh_TW" w:bidi="zh_TW"/>
+          </w:rPr>
+          <w:rPr>
+            <w:color w:val="0000EE"/>
+            <w:u w:val="single"/>
+          </w:rPr>
+          <w:t>提前4:12</w:t>
+        </w:r>
+      </w:hyperlink>
+      <w:r>
+        <w:rPr>
+          <w:lang w:val="zh_TW" w:bidi="zh_TW"/>
+        </w:rPr>
+        <w:t>；</w:t>
+      </w:r>
+      <w:hyperlink r:id="rId76">
+        <w:r>
+          <w:rPr>
+            <w:lang w:val="zh_TW" w:bidi="zh_TW"/>
+          </w:rPr>
+          <w:rPr>
+            <w:color w:val="0000EE"/>
+            <w:u w:val="single"/>
+          </w:rPr>
+          <w:t>多2:7</w:t>
+        </w:r>
+      </w:hyperlink>
+      <w:r>
+        <w:rPr>
+          <w:lang w:val="zh_TW" w:bidi="zh_TW"/>
+        </w:rPr>
+        <w:t>；</w:t>
+      </w:r>
+      <w:hyperlink r:id="rId77">
+        <w:r>
+          <w:rPr>
+            <w:lang w:val="zh_TW" w:bidi="zh_TW"/>
+          </w:rPr>
+          <w:rPr>
+            <w:color w:val="0000EE"/>
+            <w:u w:val="single"/>
+          </w:rPr>
+          <w:t>彼前5:3</w:t>
+        </w:r>
+      </w:hyperlink>
+      <w:r>
+        <w:rPr>
+          <w:lang w:val="zh_TW" w:bidi="zh_TW"/>
+        </w:rPr>
+        <w:t>）。它就像澆築混凝土的模具，決定了所製作物品的形狀和內容。</w:t>
+      </w:r>
+    </w:p>
+    <w:p>
+      <w:pPr/>
+      <w:r>
+        <w:rPr>
+          <w:lang w:val="zh_TW" w:bidi="zh_TW"/>
+        </w:rPr>
+      </w:r>
+      <w:r>
+        <w:rPr>
+          <w:lang w:val="zh_TW" w:bidi="zh_TW"/>
+        </w:rPr>
+        <w:t>預像在神學中也指舊約中的一個實體，預表新約中的另一個實體。舊約中的實體被稱為「預像」（type），而新約中的實現被稱為「對範」（antetype）。預像或對範可以指人物、事物或事件，但通常預像具有彌賽亞性質（預表彌賽亞，即神的受膏者），並且經常與救恩相關。</w:t>
+      </w:r>
+    </w:p>
+    <w:p>
+      <w:pPr/>
+      <w:r>
+        <w:rPr>
+          <w:lang w:val="zh_TW" w:bidi="zh_TW"/>
+        </w:rPr>
+      </w:r>
+      <w:r>
+        <w:rPr>
+          <w:lang w:val="zh_TW" w:bidi="zh_TW"/>
+        </w:rPr>
+        <w:t>預像與象徵有所不同，象徵（symbol）是一種永恆的符號，可能指向過去、現在或未來，而預像總是預表即將到來的事物。</w:t>
+      </w:r>
+    </w:p>
+    <w:p>
+      <w:pPr/>
+      <w:r>
+        <w:rPr>
+          <w:lang w:val="zh_TW" w:bidi="zh_TW"/>
+        </w:rPr>
+      </w:r>
+      <w:r>
+        <w:rPr>
+          <w:lang w:val="zh_TW" w:bidi="zh_TW"/>
+        </w:rPr>
+        <w:t>一些例子有助於識別一些聖經中的預像或對範。舉蛇在曠野讓以色列人得醫治，是預表耶穌被舉起在十字架上，為世人帶來救恩（</w:t>
+      </w:r>
+      <w:hyperlink r:id="rId78">
+        <w:r>
+          <w:rPr>
+            <w:lang w:val="zh_TW" w:bidi="zh_TW"/>
+          </w:rPr>
+          <w:rPr>
+            <w:color w:val="0000EE"/>
+            <w:u w:val="single"/>
+          </w:rPr>
+          <w:t>約3:14</w:t>
+        </w:r>
+      </w:hyperlink>
+      <w:r>
+        <w:rPr>
+          <w:lang w:val="zh_TW" w:bidi="zh_TW"/>
+        </w:rPr>
+        <w:t>；參</w:t>
+      </w:r>
+      <w:hyperlink r:id="rId79">
+        <w:r>
+          <w:rPr>
+            <w:lang w:val="zh_TW" w:bidi="zh_TW"/>
+          </w:rPr>
+          <w:rPr>
+            <w:color w:val="0000EE"/>
+            <w:u w:val="single"/>
+          </w:rPr>
+          <w:t>民21:9</w:t>
+        </w:r>
+      </w:hyperlink>
+      <w:r>
+        <w:rPr>
+          <w:lang w:val="zh_TW" w:bidi="zh_TW"/>
+        </w:rPr>
+        <w:t>）。逾越節的羔羊（</w:t>
+      </w:r>
+      <w:hyperlink r:id="rId80">
+        <w:r>
+          <w:rPr>
+            <w:lang w:val="zh_TW" w:bidi="zh_TW"/>
+          </w:rPr>
+          <w:rPr>
+            <w:color w:val="0000EE"/>
+            <w:u w:val="single"/>
+          </w:rPr>
+          <w:t>出12:1–13</w:t>
+        </w:r>
+      </w:hyperlink>
+      <w:r>
+        <w:rPr>
+          <w:lang w:val="zh_TW" w:bidi="zh_TW"/>
+        </w:rPr>
+        <w:t>）是基督的預表（</w:t>
+      </w:r>
+      <w:hyperlink r:id="rId81">
+        <w:r>
+          <w:rPr>
+            <w:lang w:val="zh_TW" w:bidi="zh_TW"/>
+          </w:rPr>
+          <w:rPr>
+            <w:color w:val="0000EE"/>
+            <w:u w:val="single"/>
+          </w:rPr>
+          <w:t>林前5:7</w:t>
+        </w:r>
+      </w:hyperlink>
+      <w:r>
+        <w:rPr>
+          <w:lang w:val="zh_TW" w:bidi="zh_TW"/>
+        </w:rPr>
+        <w:t>）。以色列人在曠野中所喝的從磐石流出的水，這磐石（</w:t>
+      </w:r>
+      <w:hyperlink r:id="rId82">
+        <w:r>
+          <w:rPr>
+            <w:lang w:val="zh_TW" w:bidi="zh_TW"/>
+          </w:rPr>
+          <w:rPr>
+            <w:color w:val="0000EE"/>
+            <w:u w:val="single"/>
+          </w:rPr>
+          <w:t>出17:6</w:t>
+        </w:r>
+      </w:hyperlink>
+      <w:r>
+        <w:rPr>
+          <w:lang w:val="zh_TW" w:bidi="zh_TW"/>
+        </w:rPr>
+        <w:t>）預表基督（</w:t>
+      </w:r>
+      <w:hyperlink r:id="rId83">
+        <w:r>
+          <w:rPr>
+            <w:lang w:val="zh_TW" w:bidi="zh_TW"/>
+          </w:rPr>
+          <w:rPr>
+            <w:color w:val="0000EE"/>
+            <w:u w:val="single"/>
+          </w:rPr>
+          <w:t>林前10:3–4</w:t>
+        </w:r>
+      </w:hyperlink>
+      <w:r>
+        <w:rPr>
+          <w:lang w:val="zh_TW" w:bidi="zh_TW"/>
+        </w:rPr>
+        <w:t>）。在</w:t>
+      </w:r>
+      <w:hyperlink r:id="rId84">
+        <w:r>
+          <w:rPr>
+            <w:lang w:val="zh_TW" w:bidi="zh_TW"/>
+          </w:rPr>
+          <w:rPr>
+            <w:color w:val="0000EE"/>
+            <w:u w:val="single"/>
+          </w:rPr>
+          <w:t>羅馬書五章14節</w:t>
+        </w:r>
+      </w:hyperlink>
+      <w:r>
+        <w:rPr>
+          <w:lang w:val="zh_TW" w:bidi="zh_TW"/>
+        </w:rPr>
+        <w:t>中，亞當被稱為「以後要來之人的預像」，即基督的預表。</w:t>
+      </w:r>
+    </w:p>
+    <w:p>
+      <w:pPr/>
+      <w:r>
+        <w:rPr>
+          <w:lang w:val="zh_TW" w:bidi="zh_TW"/>
+        </w:rPr>
+      </w:r>
+      <w:r>
+        <w:rPr>
+          <w:lang w:val="zh_TW" w:bidi="zh_TW"/>
+        </w:rPr>
+        <w:t>希伯來書中有許多代表彌賽亞的預表。神在西奈山所頒佈的儀式律法中所有的獻祭，都是耶穌基督位格與工作的預表。祭壇上所灑的血，預表那位一次獻上永遠贖罪的救主的血（</w:t>
+      </w:r>
+      <w:hyperlink r:id="rId85">
+        <w:r>
+          <w:rPr>
+            <w:lang w:val="zh_TW" w:bidi="zh_TW"/>
+          </w:rPr>
+          <w:rPr>
+            <w:color w:val="0000EE"/>
+            <w:u w:val="single"/>
+          </w:rPr>
+          <w:t>來9:12–22</w:t>
+        </w:r>
+      </w:hyperlink>
+      <w:r>
+        <w:rPr>
+          <w:lang w:val="zh_TW" w:bidi="zh_TW"/>
+        </w:rPr>
+        <w:t>）。</w:t>
+      </w:r>
+      <w:r>
+        <w:rPr>
+          <w:lang w:val="zh_TW" w:bidi="zh_TW"/>
+        </w:rPr>
+      </w:r>
+      <w:r>
+        <w:rPr>
+          <w:lang w:val="zh_TW" w:bidi="zh_TW"/>
+        </w:rPr>
+      </w:r>
+    </w:p>
+    <w:p>
+      <w:pPr/>
+      <w:r>
+        <w:rPr>
+          <w:lang w:val="zh_TW" w:bidi="zh_TW"/>
+        </w:rPr>
+      </w:r>
+    </w:p>
+    <w:p>
+      <w:pPr>
+        <w:pStyle w:val="Heading2"/>
+      </w:pPr>
+      <w:r>
+        <w:rPr>
+          <w:lang w:val="zh_TW" w:bidi="zh_TW"/>
+        </w:rPr>
+        <w:t>預言</w:t>
+      </w:r>
+      <w:r>
+        <w:rPr>
+          <w:lang w:val="zh_TW" w:bidi="zh_TW"/>
+        </w:rPr>
+      </w:r>
+    </w:p>
+    <w:p>
+      <w:pPr/>
+      <w:r>
+        <w:rPr>
+          <w:lang w:val="zh_TW" w:bidi="zh_TW"/>
+        </w:rPr>
+      </w:r>
+      <w:r>
+        <w:rPr>
+          <w:lang w:val="zh_TW" w:bidi="zh_TW"/>
+        </w:rPr>
+        <w:t>這個詞，以及相關的「先知」（prophet）、「說預言」（to prophesy）、「先知主義」（prophetism）和「先知性」（prophetic），源自於一組希臘文詞彙，在世俗希臘文中意指「說出來」、「宣佈」、「宣告」。然而，在聖經希臘文中，這些詞語通常帶有屬靈啟示的意義，指人受到屬靈啟示而說話、宣佈或宣告。</w:t>
+      </w:r>
+    </w:p>
+    <w:p>
+      <w:pPr>
+        <w:pStyle w:val="Heading3"/>
+      </w:pPr>
+      <w:r>
+        <w:rPr>
+          <w:lang w:val="zh_TW" w:bidi="zh_TW"/>
+        </w:rPr>
+        <w:t>概述</w:t>
+      </w:r>
+    </w:p>
+    <w:p>
+      <w:pPr>
+        <w:pStyle w:val="ListBullet"/>
+        <w:spacing w:line="240" w:lineRule="auto"/>
+        <w:ind w:left="720"/>
+      </w:pPr>
+      <w:r>
+        <w:rPr>
+          <w:lang w:val="zh_TW" w:bidi="zh_TW"/>
+        </w:rPr>
+      </w:r>
+      <w:r>
+        <w:rPr>
+          <w:lang w:val="zh_TW" w:bidi="zh_TW"/>
+        </w:rPr>
+        <w:t>舊約中的預言</w:t>
+      </w:r>
+    </w:p>
+    <w:p>
+      <w:pPr>
+        <w:pStyle w:val="ListBullet"/>
+        <w:spacing w:line="240" w:lineRule="auto"/>
+        <w:ind w:left="720"/>
+      </w:pPr>
+      <w:r>
+        <w:rPr>
+          <w:lang w:val="zh_TW" w:bidi="zh_TW"/>
+        </w:rPr>
+      </w:r>
+      <w:r>
+        <w:rPr>
+          <w:lang w:val="zh_TW" w:bidi="zh_TW"/>
+        </w:rPr>
+        <w:t>舊約先知的類型</w:t>
+      </w:r>
+    </w:p>
+    <w:p>
+      <w:pPr>
+        <w:pStyle w:val="ListBullet"/>
+        <w:spacing w:line="240" w:lineRule="auto"/>
+        <w:ind w:left="720"/>
+      </w:pPr>
+      <w:r>
+        <w:rPr>
+          <w:lang w:val="zh_TW" w:bidi="zh_TW"/>
+        </w:rPr>
+      </w:r>
+      <w:r>
+        <w:rPr>
+          <w:lang w:val="zh_TW" w:bidi="zh_TW"/>
+        </w:rPr>
+        <w:t>先知的信息</w:t>
+      </w:r>
+    </w:p>
+    <w:p>
+      <w:pPr>
+        <w:pStyle w:val="ListBullet"/>
+        <w:spacing w:line="240" w:lineRule="auto"/>
+        <w:ind w:left="720"/>
+      </w:pPr>
+      <w:r>
+        <w:rPr>
+          <w:lang w:val="zh_TW" w:bidi="zh_TW"/>
+        </w:rPr>
+      </w:r>
+      <w:r>
+        <w:rPr>
+          <w:lang w:val="zh_TW" w:bidi="zh_TW"/>
+        </w:rPr>
+        <w:t>新約中的預言</w:t>
+      </w:r>
+    </w:p>
+    <w:p>
+      <w:pPr>
+        <w:pStyle w:val="ListBullet"/>
+        <w:spacing w:line="240" w:lineRule="auto"/>
+        <w:ind w:left="720"/>
+      </w:pPr>
+      <w:r>
+        <w:rPr>
+          <w:lang w:val="zh_TW" w:bidi="zh_TW"/>
+        </w:rPr>
+      </w:r>
+      <w:r>
+        <w:rPr>
+          <w:lang w:val="zh_TW" w:bidi="zh_TW"/>
+        </w:rPr>
+        <w:t>基督教先知的角色</w:t>
+      </w:r>
+    </w:p>
+    <w:p>
+      <w:pPr>
+        <w:pStyle w:val="Heading3"/>
+      </w:pPr>
+      <w:r>
+        <w:rPr>
+          <w:lang w:val="zh_TW" w:bidi="zh_TW"/>
+        </w:rPr>
+        <w:t>舊約中的預言</w:t>
+      </w:r>
+    </w:p>
+    <w:p>
+      <w:pPr/>
+      <w:r>
+        <w:rPr>
+          <w:lang w:val="zh_TW" w:bidi="zh_TW"/>
+        </w:rPr>
+      </w:r>
+      <w:r>
+        <w:rPr>
+          <w:lang w:val="zh_TW" w:bidi="zh_TW"/>
+        </w:rPr>
+        <w:t>舊約中，關於先知啟示本質最清楚且最重要的陳述之一，出現在</w:t>
+      </w:r>
+      <w:hyperlink r:id="rId86">
+        <w:r>
+          <w:rPr>
+            <w:lang w:val="zh_TW" w:bidi="zh_TW"/>
+          </w:rPr>
+          <w:rPr>
+            <w:color w:val="0000EE"/>
+            <w:u w:val="single"/>
+          </w:rPr>
+          <w:t>民數記十二章6至8節</w:t>
+        </w:r>
+      </w:hyperlink>
+      <w:r>
+        <w:rPr>
+          <w:lang w:val="zh_TW" w:bidi="zh_TW"/>
+        </w:rPr>
+        <w:t>：</w:t>
+      </w:r>
+    </w:p>
+    <w:p>
+      <w:pPr/>
+      <w:r>
+        <w:rPr>
+          <w:lang w:val="zh_TW" w:bidi="zh_TW"/>
+        </w:rPr>
+      </w:r>
+      <w:r>
+        <w:rPr>
+          <w:lang w:val="zh_TW" w:bidi="zh_TW"/>
+        </w:rPr>
+        <w:t>耶和華說：「你們且聽我的話：你們中間若有先知，我──耶和華必在異象中向他顯現，在夢中與他說話。我的僕人摩西不是這樣；他是在我全家盡忠的。我要與他面對面說話，乃是明說，不用謎語，並且他必見我的形像。」</w:t>
+      </w:r>
+    </w:p>
+    <w:p>
+      <w:pPr/>
+      <w:r>
+        <w:rPr>
+          <w:lang w:val="zh_TW" w:bidi="zh_TW"/>
+        </w:rPr>
+      </w:r>
+      <w:r>
+        <w:rPr>
+          <w:lang w:val="zh_TW" w:bidi="zh_TW"/>
+        </w:rPr>
+        <w:t>我們從這段經文，可以看見幾個關於預言啟示本質的重要見解：</w:t>
+      </w:r>
+    </w:p>
+    <w:p>
+      <w:pPr>
+        <w:pStyle w:val="ListNumber"/>
+        <w:numPr>
+          <w:ilvl w:val="0"/>
+          <w:numId w:val="14"/>
+        </w:numPr>
+        <w:spacing w:line="240" w:lineRule="auto"/>
+        <w:ind w:left="720"/>
+      </w:pPr>
+      <w:r>
+        <w:rPr>
+          <w:lang w:val="zh_TW" w:bidi="zh_TW"/>
+        </w:rPr>
+      </w:r>
+      <w:r>
+        <w:rPr>
+          <w:lang w:val="zh_TW" w:bidi="zh_TW"/>
+        </w:rPr>
+        <w:t>摩西的預言恩賜是獨特的，因為只有他直接從神那裡領受啟示。</w:t>
+      </w:r>
+    </w:p>
+    <w:p>
+      <w:pPr>
+        <w:pStyle w:val="ListNumber"/>
+        <w:spacing w:line="240" w:lineRule="auto"/>
+        <w:ind w:left="720"/>
+      </w:pPr>
+      <w:r>
+        <w:rPr>
+          <w:lang w:val="zh_TW" w:bidi="zh_TW"/>
+        </w:rPr>
+      </w:r>
+      <w:r>
+        <w:rPr>
+          <w:lang w:val="zh_TW" w:bidi="zh_TW"/>
+        </w:rPr>
+        <w:t>通常，人們會在夢境或異象中領受預言啟示。</w:t>
+      </w:r>
+    </w:p>
+    <w:p>
+      <w:pPr>
+        <w:pStyle w:val="ListNumber"/>
+        <w:spacing w:line="240" w:lineRule="auto"/>
+        <w:ind w:left="720"/>
+      </w:pPr>
+      <w:r>
+        <w:rPr>
+          <w:lang w:val="zh_TW" w:bidi="zh_TW"/>
+        </w:rPr>
+      </w:r>
+      <w:r>
+        <w:rPr>
+          <w:lang w:val="zh_TW" w:bidi="zh_TW"/>
+        </w:rPr>
+        <w:t>預言啟示的含義一一定完全明確，有時預言是模稜兩可的。</w:t>
+      </w:r>
+    </w:p>
+    <w:p>
+      <w:pPr/>
+      <w:r>
+        <w:rPr>
+          <w:lang w:val="zh_TW" w:bidi="zh_TW"/>
+        </w:rPr>
+      </w:r>
+      <w:hyperlink r:id="rId87">
+        <w:r>
+          <w:rPr>
+            <w:lang w:val="zh_TW" w:bidi="zh_TW"/>
+          </w:rPr>
+          <w:rPr>
+            <w:color w:val="0000EE"/>
+            <w:u w:val="single"/>
+          </w:rPr>
+          <w:t>申命記十八章18節</w:t>
+        </w:r>
+      </w:hyperlink>
+      <w:r>
+        <w:rPr>
+          <w:lang w:val="zh_TW" w:bidi="zh_TW"/>
+        </w:rPr>
+        <w:t>進一步揭示了預言啟示的本質：「我（神）必在他們弟兄中間給他們（以色列人）興起一位先知，像你（摩西）。我要將當說的話傳給他；他要將我一切所吩咐的都傳給他們。」這處經文之所以引人注目，是因為耶穌被認為是應驗了這個預言的「一位先知像我（摩西）」（</w:t>
+      </w:r>
+      <w:hyperlink r:id="rId88">
+        <w:r>
+          <w:rPr>
+            <w:lang w:val="zh_TW" w:bidi="zh_TW"/>
+          </w:rPr>
+          <w:rPr>
+            <w:color w:val="0000EE"/>
+            <w:u w:val="single"/>
+          </w:rPr>
+          <w:t>徒3:22</w:t>
         </w:r>
       </w:hyperlink>
       <w:r>
@@ -459,23 +2290,178 @@
         </w:rPr>
         <w:t>，</w:t>
       </w:r>
-      <w:hyperlink r:id="rId24">
-        <w:r>
-          <w:rPr>
-            <w:lang w:val="zh_TW" w:bidi="zh_TW"/>
-          </w:rPr>
-          <w:rPr>
-            <w:color w:val="0000EE"/>
-            <w:u w:val="single"/>
-          </w:rPr>
-          <w:t>21:8、27</w:t>
-        </w:r>
-      </w:hyperlink>
-      <w:r>
-        <w:rPr>
-          <w:lang w:val="zh_TW" w:bidi="zh_TW"/>
-        </w:rPr>
-        <w:t>），並且被翻譯為許多不同的英文詞語。其主要的含義是聖潔的神所厭惡的任何事物。</w:t>
+      <w:hyperlink r:id="rId89">
+        <w:r>
+          <w:rPr>
+            <w:lang w:val="zh_TW" w:bidi="zh_TW"/>
+          </w:rPr>
+          <w:rPr>
+            <w:color w:val="0000EE"/>
+            <w:u w:val="single"/>
+          </w:rPr>
+          <w:t>7:37</w:t>
+        </w:r>
+      </w:hyperlink>
+      <w:r>
+        <w:rPr>
+          <w:lang w:val="zh_TW" w:bidi="zh_TW"/>
+        </w:rPr>
+        <w:t>）。但在歷史上更直接的參照，是指從約書亞到瑪拉基，這一系列引導以色列的先知。「我要將當說的話傳給他」這句話，指的是神啟示的過程，讓人聯想到舊約中常見的先知表達方式「耶和華的話臨到（某位先知）」（例如，見</w:t>
+      </w:r>
+      <w:hyperlink r:id="rId90">
+        <w:r>
+          <w:rPr>
+            <w:lang w:val="zh_TW" w:bidi="zh_TW"/>
+          </w:rPr>
+          <w:rPr>
+            <w:color w:val="0000EE"/>
+            <w:u w:val="single"/>
+          </w:rPr>
+          <w:t>撒上15:10</w:t>
+        </w:r>
+      </w:hyperlink>
+      <w:r>
+        <w:rPr>
+          <w:lang w:val="zh_TW" w:bidi="zh_TW"/>
+        </w:rPr>
+        <w:t>；</w:t>
+      </w:r>
+      <w:hyperlink r:id="rId91">
+        <w:r>
+          <w:rPr>
+            <w:lang w:val="zh_TW" w:bidi="zh_TW"/>
+          </w:rPr>
+          <w:rPr>
+            <w:color w:val="0000EE"/>
+            <w:u w:val="single"/>
+          </w:rPr>
+          <w:t>撒下24:11</w:t>
+        </w:r>
+      </w:hyperlink>
+      <w:r>
+        <w:rPr>
+          <w:lang w:val="zh_TW" w:bidi="zh_TW"/>
+        </w:rPr>
+        <w:t>；</w:t>
+      </w:r>
+      <w:hyperlink r:id="rId92">
+        <w:r>
+          <w:rPr>
+            <w:lang w:val="zh_TW" w:bidi="zh_TW"/>
+          </w:rPr>
+          <w:rPr>
+            <w:color w:val="0000EE"/>
+            <w:u w:val="single"/>
+          </w:rPr>
+          <w:t>王上19:9</w:t>
+        </w:r>
+      </w:hyperlink>
+      <w:r>
+        <w:rPr>
+          <w:lang w:val="zh_TW" w:bidi="zh_TW"/>
+        </w:rPr>
+        <w:t>；</w:t>
+      </w:r>
+      <w:hyperlink r:id="rId93">
+        <w:r>
+          <w:rPr>
+            <w:lang w:val="zh_TW" w:bidi="zh_TW"/>
+          </w:rPr>
+          <w:rPr>
+            <w:color w:val="0000EE"/>
+            <w:u w:val="single"/>
+          </w:rPr>
+          <w:t>拿1:1</w:t>
+        </w:r>
+      </w:hyperlink>
+      <w:r>
+        <w:rPr>
+          <w:lang w:val="zh_TW" w:bidi="zh_TW"/>
+        </w:rPr>
+        <w:t>；</w:t>
+      </w:r>
+      <w:hyperlink r:id="rId94">
+        <w:r>
+          <w:rPr>
+            <w:lang w:val="zh_TW" w:bidi="zh_TW"/>
+          </w:rPr>
+          <w:rPr>
+            <w:color w:val="0000EE"/>
+            <w:u w:val="single"/>
+          </w:rPr>
+          <w:t>該1:1</w:t>
+        </w:r>
+      </w:hyperlink>
+      <w:r>
+        <w:rPr>
+          <w:lang w:val="zh_TW" w:bidi="zh_TW"/>
+        </w:rPr>
+        <w:t>，</w:t>
+      </w:r>
+      <w:hyperlink r:id="rId95">
+        <w:r>
+          <w:rPr>
+            <w:lang w:val="zh_TW" w:bidi="zh_TW"/>
+          </w:rPr>
+          <w:rPr>
+            <w:color w:val="0000EE"/>
+            <w:u w:val="single"/>
+          </w:rPr>
+          <w:t>2:1、20</w:t>
+        </w:r>
+      </w:hyperlink>
+      <w:r>
+        <w:rPr>
+          <w:lang w:val="zh_TW" w:bidi="zh_TW"/>
+        </w:rPr>
+        <w:t>；</w:t>
+      </w:r>
+      <w:hyperlink r:id="rId96">
+        <w:r>
+          <w:rPr>
+            <w:lang w:val="zh_TW" w:bidi="zh_TW"/>
+          </w:rPr>
+          <w:rPr>
+            <w:color w:val="0000EE"/>
+            <w:u w:val="single"/>
+          </w:rPr>
+          <w:t>亞7:1、8</w:t>
+        </w:r>
+      </w:hyperlink>
+      <w:r>
+        <w:rPr>
+          <w:lang w:val="zh_TW" w:bidi="zh_TW"/>
+        </w:rPr>
+        <w:t>，</w:t>
+      </w:r>
+      <w:hyperlink r:id="rId97">
+        <w:r>
+          <w:rPr>
+            <w:lang w:val="zh_TW" w:bidi="zh_TW"/>
+          </w:rPr>
+          <w:rPr>
+            <w:color w:val="0000EE"/>
+            <w:u w:val="single"/>
+          </w:rPr>
+          <w:t>8:1</w:t>
+        </w:r>
+      </w:hyperlink>
+      <w:r>
+        <w:rPr>
+          <w:lang w:val="zh_TW" w:bidi="zh_TW"/>
+        </w:rPr>
+        <w:t>）。真正的先知會講述（或重複）神告訴他〔或她〕的一切。</w:t>
+      </w:r>
+    </w:p>
+    <w:p>
+      <w:pPr>
+        <w:pStyle w:val="Heading4"/>
+      </w:pPr>
+      <w:r>
+        <w:rPr>
+          <w:lang w:val="zh_TW" w:bidi="zh_TW"/>
+        </w:rPr>
+        <w:t>預言啟示的模式</w:t>
       </w:r>
     </w:p>
     <w:p>
@@ -487,9 +2473,4537 @@
       </w:r>
       <w:r>
         <w:rPr>
+          <w:lang w:val="zh_TW" w:bidi="zh_TW"/>
+        </w:rPr>
+        <w:t>夢境是古代世界普遍認可的啟示方式，但它在希臘的地位比在古代以色列的地位更高。聖經中的啟示性夢境可分為兩大類：（1）意義顯而易見的夢境，和（2）通常需要專門解夢者解釋，具象徵意義的夢境；這兩類夢境通常都包括視覺和聽覺元素。在那些意義顯而易見的夢境中，通常會有超自然的存在（神或天使）向夢者顯現，並以直接的方式與其交談。</w:t>
+      </w:r>
+    </w:p>
+    <w:p>
+      <w:pPr/>
+      <w:r>
+        <w:rPr>
+          <w:lang w:val="zh_TW" w:bidi="zh_TW"/>
+        </w:rPr>
+      </w:r>
+      <w:r>
+        <w:rPr>
+          <w:lang w:val="zh_TW" w:bidi="zh_TW"/>
+        </w:rPr>
+        <w:t>較常見的，則是具有象徵元素的啟示性夢境，需要解夢者解釋。舊約中的兩大解夢者是約瑟和但以理，其中但以理明確稱為先知。約瑟自己夢見的兩個象徵性夢境（</w:t>
+      </w:r>
+      <w:hyperlink r:id="rId98">
+        <w:r>
+          <w:rPr>
+            <w:lang w:val="zh_TW" w:bidi="zh_TW"/>
+          </w:rPr>
+          <w:rPr>
+            <w:color w:val="0000EE"/>
+            <w:u w:val="single"/>
+          </w:rPr>
+          <w:t>創37:5–11</w:t>
+        </w:r>
+      </w:hyperlink>
+      <w:r>
+        <w:rPr>
+          <w:lang w:val="zh_TW" w:bidi="zh_TW"/>
+        </w:rPr>
+        <w:t>），其意義相對明顯，因此他的兄弟和父親能夠立即解釋。酒政和膳長的夢則較為複雜（</w:t>
+      </w:r>
+      <w:hyperlink r:id="rId99">
+        <w:r>
+          <w:rPr>
+            <w:lang w:val="zh_TW" w:bidi="zh_TW"/>
+          </w:rPr>
+          <w:rPr>
+            <w:color w:val="0000EE"/>
+            <w:u w:val="single"/>
+          </w:rPr>
+          <w:t>40:1–19</w:t>
+        </w:r>
+      </w:hyperlink>
+      <w:r>
+        <w:rPr>
+          <w:lang w:val="zh_TW" w:bidi="zh_TW"/>
+        </w:rPr>
+        <w:t>），法老的夢也是如此，約瑟得到神的幫助，得以解釋這些夢。同樣，但以理也能解釋尼布甲尼撒的夢（</w:t>
+      </w:r>
+      <w:hyperlink r:id="rId100">
+        <w:r>
+          <w:rPr>
+            <w:lang w:val="zh_TW" w:bidi="zh_TW"/>
+          </w:rPr>
+          <w:rPr>
+            <w:color w:val="0000EE"/>
+            <w:u w:val="single"/>
+          </w:rPr>
+          <w:t>但2:25–45</w:t>
+        </w:r>
+      </w:hyperlink>
+      <w:r>
+        <w:rPr>
+          <w:lang w:val="zh_TW" w:bidi="zh_TW"/>
+        </w:rPr>
+        <w:t>，</w:t>
+      </w:r>
+      <w:hyperlink r:id="rId101">
+        <w:r>
+          <w:rPr>
+            <w:lang w:val="zh_TW" w:bidi="zh_TW"/>
+          </w:rPr>
+          <w:rPr>
+            <w:color w:val="0000EE"/>
+            <w:u w:val="single"/>
+          </w:rPr>
+          <w:t>4:4–27</w:t>
+        </w:r>
+      </w:hyperlink>
+      <w:r>
+        <w:rPr>
+          <w:lang w:val="zh_TW" w:bidi="zh_TW"/>
+        </w:rPr>
+        <w:t>）。約瑟和但以理都指出解夢的能力出於神（</w:t>
+      </w:r>
+      <w:hyperlink r:id="rId102">
+        <w:r>
+          <w:rPr>
+            <w:lang w:val="zh_TW" w:bidi="zh_TW"/>
+          </w:rPr>
+          <w:rPr>
+            <w:color w:val="0000EE"/>
+            <w:u w:val="single"/>
+          </w:rPr>
+          <w:t>創40:8，</w:t>
+        </w:r>
+      </w:hyperlink>
+      <w:hyperlink r:id="rId103">
+        <w:r>
+          <w:rPr>
+            <w:lang w:val="zh_TW" w:bidi="zh_TW"/>
+          </w:rPr>
+          <w:rPr>
+            <w:color w:val="0000EE"/>
+            <w:u w:val="single"/>
+          </w:rPr>
+          <w:t>41:16、25</w:t>
+        </w:r>
+      </w:hyperlink>
+      <w:r>
+        <w:rPr>
+          <w:lang w:val="zh_TW" w:bidi="zh_TW"/>
+        </w:rPr>
+        <w:t>；</w:t>
+      </w:r>
+      <w:hyperlink r:id="rId104">
+        <w:r>
+          <w:rPr>
+            <w:lang w:val="zh_TW" w:bidi="zh_TW"/>
+          </w:rPr>
+          <w:rPr>
+            <w:color w:val="0000EE"/>
+            <w:u w:val="single"/>
+          </w:rPr>
+          <w:t>但2:27–30</w:t>
+        </w:r>
+      </w:hyperlink>
+      <w:r>
+        <w:rPr>
+          <w:lang w:val="zh_TW" w:bidi="zh_TW"/>
+        </w:rPr>
+        <w:t>；參</w:t>
+      </w:r>
+      <w:hyperlink r:id="rId105">
+        <w:r>
+          <w:rPr>
+            <w:lang w:val="zh_TW" w:bidi="zh_TW"/>
+          </w:rPr>
+          <w:rPr>
+            <w:color w:val="0000EE"/>
+            <w:u w:val="single"/>
+          </w:rPr>
+          <w:t>4:9</w:t>
+        </w:r>
+      </w:hyperlink>
+      <w:r>
+        <w:rPr>
+          <w:lang w:val="zh_TW" w:bidi="zh_TW"/>
+        </w:rPr>
+        <w:t>）。描述預言啟示的模式時，夢和異象幾乎可以互換使用（</w:t>
+      </w:r>
+      <w:hyperlink r:id="rId106">
+        <w:r>
+          <w:rPr>
+            <w:lang w:val="zh_TW" w:bidi="zh_TW"/>
+          </w:rPr>
+          <w:rPr>
+            <w:color w:val="0000EE"/>
+            <w:u w:val="single"/>
+          </w:rPr>
+          <w:t>珥2:28</w:t>
+        </w:r>
+      </w:hyperlink>
+      <w:r>
+        <w:rPr>
+          <w:lang w:val="zh_TW" w:bidi="zh_TW"/>
+        </w:rPr>
+        <w:t>）；但除了但以理之外，夢並不是舊約先知啟示的重要部分。</w:t>
+      </w:r>
+    </w:p>
+    <w:p>
+      <w:pPr/>
+      <w:r>
+        <w:rPr>
+          <w:lang w:val="zh_TW" w:bidi="zh_TW"/>
+        </w:rPr>
+      </w:r>
+      <w:r>
+        <w:rPr>
+          <w:lang w:val="zh_TW" w:bidi="zh_TW"/>
+        </w:rPr>
+        <w:t>異象是預言啟示中最具特徵的模式之一（</w:t>
+      </w:r>
+      <w:hyperlink r:id="rId107">
+        <w:r>
+          <w:rPr>
+            <w:lang w:val="zh_TW" w:bidi="zh_TW"/>
+          </w:rPr>
+          <w:rPr>
+            <w:color w:val="0000EE"/>
+            <w:u w:val="single"/>
+          </w:rPr>
+          <w:t>民12:6</w:t>
+        </w:r>
+      </w:hyperlink>
+      <w:r>
+        <w:rPr>
+          <w:lang w:val="zh_TW" w:bidi="zh_TW"/>
+        </w:rPr>
+        <w:t>，</w:t>
+      </w:r>
+      <w:hyperlink r:id="rId108">
+        <w:r>
+          <w:rPr>
+            <w:lang w:val="zh_TW" w:bidi="zh_TW"/>
+          </w:rPr>
+          <w:rPr>
+            <w:color w:val="0000EE"/>
+            <w:u w:val="single"/>
+          </w:rPr>
+          <w:t>24:4、16</w:t>
+        </w:r>
+      </w:hyperlink>
+      <w:r>
+        <w:rPr>
+          <w:lang w:val="zh_TW" w:bidi="zh_TW"/>
+        </w:rPr>
+        <w:t>；</w:t>
+      </w:r>
+      <w:hyperlink r:id="rId109">
+        <w:r>
+          <w:rPr>
+            <w:lang w:val="zh_TW" w:bidi="zh_TW"/>
+          </w:rPr>
+          <w:rPr>
+            <w:color w:val="0000EE"/>
+            <w:u w:val="single"/>
+          </w:rPr>
+          <w:t>何12:10</w:t>
+        </w:r>
+      </w:hyperlink>
+      <w:r>
+        <w:rPr>
+          <w:lang w:val="zh_TW" w:bidi="zh_TW"/>
+        </w:rPr>
+        <w:t>）。先知所經歷的啟示性異象，不僅僅局限於視覺現象，還包括聽覺方面。在</w:t>
+      </w:r>
+      <w:hyperlink r:id="rId110">
+        <w:r>
+          <w:rPr>
+            <w:lang w:val="zh_TW" w:bidi="zh_TW"/>
+          </w:rPr>
+          <w:rPr>
+            <w:color w:val="0000EE"/>
+            <w:u w:val="single"/>
+          </w:rPr>
+          <w:t>以賽亞書一章1節</w:t>
+        </w:r>
+      </w:hyperlink>
+      <w:r>
+        <w:rPr>
+          <w:lang w:val="zh_TW" w:bidi="zh_TW"/>
+        </w:rPr>
+        <w:t>中，作者將整卷先知書描述為「異象」：「當烏西雅、約坦、亞哈斯、希西家作猶大王的時候， 亞摩斯的兒子以賽亞得默示，論到猶大和耶路撒冷。」然而在接下來的經文中，以賽亞說：「 天哪，要聽！地啊，側耳而聽！因為耶和華說。」同樣在</w:t>
+      </w:r>
+      <w:hyperlink r:id="rId111">
+        <w:r>
+          <w:rPr>
+            <w:lang w:val="zh_TW" w:bidi="zh_TW"/>
+          </w:rPr>
+          <w:rPr>
+            <w:color w:val="0000EE"/>
+            <w:u w:val="single"/>
+          </w:rPr>
+          <w:t>阿摩司書一章1節</w:t>
+        </w:r>
+      </w:hyperlink>
+      <w:r>
+        <w:rPr>
+          <w:lang w:val="zh_TW" w:bidi="zh_TW"/>
+        </w:rPr>
+        <w:t>中，「這提哥亞牧人中的阿摩司</w:t>
+      </w:r>
+      <w:r>
+        <w:rPr>
           <w:i/>
           <w:lang w:val="zh_TW" w:bidi="zh_TW"/>
         </w:rPr>
+        <w:t>得默示</w:t>
+      </w:r>
+      <w:r>
+        <w:rPr>
+          <w:lang w:val="zh_TW" w:bidi="zh_TW"/>
+        </w:rPr>
+        <w:t>論以色列」（斜體為筆者所加）。</w:t>
+      </w:r>
+    </w:p>
+    <w:p>
+      <w:pPr>
+        <w:pStyle w:val="Heading4"/>
+      </w:pPr>
+      <w:r>
+        <w:rPr>
+          <w:lang w:val="zh_TW" w:bidi="zh_TW"/>
+        </w:rPr>
+        <w:t>預言啟示的表現形式</w:t>
+      </w:r>
+    </w:p>
+    <w:p>
+      <w:pPr/>
+      <w:r>
+        <w:rPr>
+          <w:lang w:val="zh_TW" w:bidi="zh_TW"/>
+        </w:rPr>
+      </w:r>
+      <w:r>
+        <w:rPr>
+          <w:lang w:val="zh_TW" w:bidi="zh_TW"/>
+        </w:rPr>
+        <w:t>所有預言，不論聖經內外，都假設先知擁有超自然力量，或是受到超自然力量所附著。這種力量會導致許多不同類型的外顯行為。</w:t>
+      </w:r>
+    </w:p>
+    <w:p>
+      <w:pPr/>
+      <w:r>
+        <w:rPr>
+          <w:lang w:val="zh_TW" w:bidi="zh_TW"/>
+        </w:rPr>
+      </w:r>
+      <w:r>
+        <w:rPr>
+          <w:lang w:val="zh_TW" w:bidi="zh_TW"/>
+        </w:rPr>
+        <w:t>這種通常稱為「入神」（ecstatic）的預言現象，似乎在公元前十三世紀，希伯來人到達迦南之前就已存在。關於以色列中入神預言的首個記載，出現在</w:t>
+      </w:r>
+      <w:hyperlink r:id="rId112">
+        <w:r>
+          <w:rPr>
+            <w:lang w:val="zh_TW" w:bidi="zh_TW"/>
+          </w:rPr>
+          <w:rPr>
+            <w:color w:val="0000EE"/>
+            <w:u w:val="single"/>
+          </w:rPr>
+          <w:t>撒母耳記上十章5至13節</w:t>
+        </w:r>
+      </w:hyperlink>
+      <w:r>
+        <w:rPr>
+          <w:lang w:val="zh_TW" w:bidi="zh_TW"/>
+        </w:rPr>
+        <w:t>（公元前十一世紀），並且至少持續到公元前六世紀（</w:t>
+      </w:r>
+      <w:hyperlink r:id="rId113">
+        <w:r>
+          <w:rPr>
+            <w:lang w:val="zh_TW" w:bidi="zh_TW"/>
+          </w:rPr>
+          <w:rPr>
+            <w:color w:val="0000EE"/>
+            <w:u w:val="single"/>
+          </w:rPr>
+          <w:t>耶29:26</w:t>
+        </w:r>
+      </w:hyperlink>
+      <w:r>
+        <w:rPr>
+          <w:lang w:val="zh_TW" w:bidi="zh_TW"/>
+        </w:rPr>
+        <w:t>）。</w:t>
+      </w:r>
+    </w:p>
+    <w:p>
+      <w:pPr/>
+      <w:r>
+        <w:rPr>
+          <w:lang w:val="zh_TW" w:bidi="zh_TW"/>
+        </w:rPr>
+      </w:r>
+      <w:r>
+        <w:rPr>
+          <w:lang w:val="zh_TW" w:bidi="zh_TW"/>
+        </w:rPr>
+        <w:t>入神的先知通常通過自我誘導的方式，達到類似恍惚的狀態。最常用來達到入神狀態的方式，是使用樂器，例如豎琴、手鼓、笛子和琴（</w:t>
+      </w:r>
+      <w:hyperlink r:id="rId114">
+        <w:r>
+          <w:rPr>
+            <w:lang w:val="zh_TW" w:bidi="zh_TW"/>
+          </w:rPr>
+          <w:rPr>
+            <w:color w:val="0000EE"/>
+            <w:u w:val="single"/>
+          </w:rPr>
+          <w:t>撒上10:5</w:t>
+        </w:r>
+      </w:hyperlink>
+      <w:r>
+        <w:rPr>
+          <w:lang w:val="zh_TW" w:bidi="zh_TW"/>
+        </w:rPr>
+        <w:t>）。在巴力的先知中，鞭打自己也是引發入神的一種方式（</w:t>
+      </w:r>
+      <w:hyperlink r:id="rId115">
+        <w:r>
+          <w:rPr>
+            <w:lang w:val="zh_TW" w:bidi="zh_TW"/>
+          </w:rPr>
+          <w:rPr>
+            <w:color w:val="0000EE"/>
+            <w:u w:val="single"/>
+          </w:rPr>
+          <w:t>王上18:28–29</w:t>
+        </w:r>
+      </w:hyperlink>
+      <w:r>
+        <w:rPr>
+          <w:lang w:val="zh_TW" w:bidi="zh_TW"/>
+        </w:rPr>
+        <w:t>）。</w:t>
+      </w:r>
+    </w:p>
+    <w:p>
+      <w:pPr/>
+      <w:r>
+        <w:rPr>
+          <w:lang w:val="zh_TW" w:bidi="zh_TW"/>
+        </w:rPr>
+      </w:r>
+      <w:r>
+        <w:rPr>
+          <w:lang w:val="zh_TW" w:bidi="zh_TW"/>
+        </w:rPr>
+        <w:t>這類入神的預言通常由一群先知進行（</w:t>
+      </w:r>
+      <w:hyperlink r:id="rId114">
+        <w:r>
+          <w:rPr>
+            <w:lang w:val="zh_TW" w:bidi="zh_TW"/>
+          </w:rPr>
+          <w:rPr>
+            <w:color w:val="0000EE"/>
+            <w:u w:val="single"/>
+          </w:rPr>
+          <w:t>撒上10:5</w:t>
+        </w:r>
+      </w:hyperlink>
+      <w:r>
+        <w:rPr>
+          <w:lang w:val="zh_TW" w:bidi="zh_TW"/>
+        </w:rPr>
+        <w:t>），並且這種入神是具有傳染性的。當掃羅遇到一隊這樣的先知時，神的靈降在他身上，他也開始說預言（</w:t>
+      </w:r>
+      <w:hyperlink r:id="rId116">
+        <w:r>
+          <w:rPr>
+            <w:lang w:val="zh_TW" w:bidi="zh_TW"/>
+          </w:rPr>
+          <w:rPr>
+            <w:color w:val="0000EE"/>
+            <w:u w:val="single"/>
+          </w:rPr>
+          <w:t>10–13</w:t>
+        </w:r>
+      </w:hyperlink>
+      <w:r>
+        <w:rPr>
+          <w:lang w:val="zh_TW" w:bidi="zh_TW"/>
+        </w:rPr>
+        <w:t>節）。這種現象後來又發生在掃羅派去的幾位使者身上（</w:t>
+      </w:r>
+      <w:hyperlink r:id="rId117">
+        <w:r>
+          <w:rPr>
+            <w:lang w:val="zh_TW" w:bidi="zh_TW"/>
+          </w:rPr>
+          <w:rPr>
+            <w:color w:val="0000EE"/>
+            <w:u w:val="single"/>
+          </w:rPr>
+          <w:t>19:20–22</w:t>
+        </w:r>
+      </w:hyperlink>
+      <w:r>
+        <w:rPr>
+          <w:lang w:val="zh_TW" w:bidi="zh_TW"/>
+        </w:rPr>
+        <w:t>）。掃羅再次開始預言，並且他的入神行為在</w:t>
+      </w:r>
+      <w:hyperlink r:id="rId118">
+        <w:r>
+          <w:rPr>
+            <w:lang w:val="zh_TW" w:bidi="zh_TW"/>
+          </w:rPr>
+          <w:rPr>
+            <w:color w:val="0000EE"/>
+            <w:u w:val="single"/>
+          </w:rPr>
+          <w:t>撒母耳記上十九章24節</w:t>
+        </w:r>
+      </w:hyperlink>
+      <w:r>
+        <w:rPr>
+          <w:lang w:val="zh_TW" w:bidi="zh_TW"/>
+        </w:rPr>
+        <w:t>中有所描述。當以利沙被要求為以色列王約蘭說預言時，他首先要求一名樂師。當樂師奏樂時，耶和華的靈降在他身上（</w:t>
+      </w:r>
+      <w:hyperlink r:id="rId119">
+        <w:r>
+          <w:rPr>
+            <w:lang w:val="zh_TW" w:bidi="zh_TW"/>
+          </w:rPr>
+          <w:rPr>
+            <w:color w:val="0000EE"/>
+            <w:u w:val="single"/>
+          </w:rPr>
+          <w:t>王下3:15</w:t>
+        </w:r>
+      </w:hyperlink>
+      <w:r>
+        <w:rPr>
+          <w:lang w:val="zh_TW" w:bidi="zh_TW"/>
+        </w:rPr>
+        <w:t>）。</w:t>
+      </w:r>
+    </w:p>
+    <w:p>
+      <w:pPr>
+        <w:pStyle w:val="Heading3"/>
+      </w:pPr>
+      <w:r>
+        <w:rPr>
+          <w:lang w:val="zh_TW" w:bidi="zh_TW"/>
+        </w:rPr>
+        <w:t>舊約先知的類型</w:t>
+      </w:r>
+    </w:p>
+    <w:p>
+      <w:pPr/>
+      <w:r>
+        <w:rPr>
+          <w:lang w:val="zh_TW" w:bidi="zh_TW"/>
+        </w:rPr>
+      </w:r>
+      <w:r>
+        <w:rPr>
+          <w:lang w:val="zh_TW" w:bidi="zh_TW"/>
+        </w:rPr>
+        <w:t>在舊約中，先知受差遣的方式主要有兩種。第一種是神直接呼召人，而該人對這呼召提出異議，接著透過他與神的對話，逐漸克服內心的阻礙。這類先知受差遣的典型例子可見於</w:t>
+      </w:r>
+      <w:hyperlink r:id="rId120">
+        <w:r>
+          <w:rPr>
+            <w:lang w:val="zh_TW" w:bidi="zh_TW"/>
+          </w:rPr>
+          <w:rPr>
+            <w:color w:val="0000EE"/>
+            <w:u w:val="single"/>
+          </w:rPr>
+          <w:t>耶利米書一章4至8節</w:t>
+        </w:r>
+      </w:hyperlink>
+      <w:r>
+        <w:rPr>
+          <w:lang w:val="zh_TW" w:bidi="zh_TW"/>
+        </w:rPr>
+        <w:t>：</w:t>
+      </w:r>
+    </w:p>
+    <w:p>
+      <w:pPr/>
+      <w:r>
+        <w:rPr>
+          <w:lang w:val="zh_TW" w:bidi="zh_TW"/>
+        </w:rPr>
+      </w:r>
+      <w:r>
+        <w:rPr>
+          <w:lang w:val="zh_TW" w:bidi="zh_TW"/>
+        </w:rPr>
+        <w:t>耶和華的話臨到我，說：我未將你造在腹中，我已曉得你；你未出母胎，我已分別你為聖；我已派你作列國的先知。</w:t>
+      </w:r>
+    </w:p>
+    <w:p>
+      <w:pPr/>
+      <w:r>
+        <w:rPr>
+          <w:lang w:val="zh_TW" w:bidi="zh_TW"/>
+        </w:rPr>
+      </w:r>
+      <w:r>
+        <w:rPr>
+          <w:lang w:val="zh_TW" w:bidi="zh_TW"/>
+        </w:rPr>
+        <w:t>我就說：主耶和華啊，我不知怎樣說，因為我是年幼的。</w:t>
+      </w:r>
+    </w:p>
+    <w:p>
+      <w:pPr/>
+      <w:r>
+        <w:rPr>
+          <w:lang w:val="zh_TW" w:bidi="zh_TW"/>
+        </w:rPr>
+      </w:r>
+      <w:r>
+        <w:rPr>
+          <w:lang w:val="zh_TW" w:bidi="zh_TW"/>
+        </w:rPr>
+        <w:t>耶和華對我說：你不要說我是年幼的，因為我差遣你到誰那裏去，你都要去；我吩咐你說甚麼話，你都要說。你不要懼怕他們，因為我與你同在，要拯救你。這是耶和華說的。</w:t>
+      </w:r>
+    </w:p>
+    <w:p>
+      <w:pPr/>
+      <w:r>
+        <w:rPr>
+          <w:lang w:val="zh_TW" w:bidi="zh_TW"/>
+        </w:rPr>
+      </w:r>
+      <w:r>
+        <w:rPr>
+          <w:lang w:val="zh_TW" w:bidi="zh_TW"/>
+        </w:rPr>
+        <w:t>類似的先知受差遣方式，也出現在摩西（</w:t>
+      </w:r>
+      <w:hyperlink r:id="rId121">
+        <w:r>
+          <w:rPr>
+            <w:lang w:val="zh_TW" w:bidi="zh_TW"/>
+          </w:rPr>
+          <w:rPr>
+            <w:color w:val="0000EE"/>
+            <w:u w:val="single"/>
+          </w:rPr>
+          <w:t>出3:1–4:17</w:t>
+        </w:r>
+      </w:hyperlink>
+      <w:r>
+        <w:rPr>
+          <w:lang w:val="zh_TW" w:bidi="zh_TW"/>
+        </w:rPr>
+        <w:t>）和基甸（</w:t>
+      </w:r>
+      <w:hyperlink r:id="rId122">
+        <w:r>
+          <w:rPr>
+            <w:lang w:val="zh_TW" w:bidi="zh_TW"/>
+          </w:rPr>
+          <w:rPr>
+            <w:color w:val="0000EE"/>
+            <w:u w:val="single"/>
+          </w:rPr>
+          <w:t>士6:11–17</w:t>
+        </w:r>
+      </w:hyperlink>
+      <w:r>
+        <w:rPr>
+          <w:lang w:val="zh_TW" w:bidi="zh_TW"/>
+        </w:rPr>
+        <w:t>）的呼召中。</w:t>
+      </w:r>
+    </w:p>
+    <w:p>
+      <w:pPr/>
+      <w:r>
+        <w:rPr>
+          <w:lang w:val="zh_TW" w:bidi="zh_TW"/>
+        </w:rPr>
+      </w:r>
+      <w:r>
+        <w:rPr>
+          <w:lang w:val="zh_TW" w:bidi="zh_TW"/>
+        </w:rPr>
+        <w:t>第二種主要的先知受差遣形式是「寶座的異象」。一個典型的例子是</w:t>
+      </w:r>
+      <w:hyperlink r:id="rId123">
+        <w:r>
+          <w:rPr>
+            <w:lang w:val="zh_TW" w:bidi="zh_TW"/>
+          </w:rPr>
+          <w:rPr>
+            <w:color w:val="0000EE"/>
+            <w:u w:val="single"/>
+          </w:rPr>
+          <w:t>以賽亞書六章1至8節</w:t>
+        </w:r>
+      </w:hyperlink>
+      <w:r>
+        <w:rPr>
+          <w:lang w:val="zh_TW" w:bidi="zh_TW"/>
+        </w:rPr>
+        <w:t>：</w:t>
+      </w:r>
+    </w:p>
+    <w:p>
+      <w:pPr/>
+      <w:r>
+        <w:rPr>
+          <w:lang w:val="zh_TW" w:bidi="zh_TW"/>
+        </w:rPr>
+      </w:r>
+      <w:r>
+        <w:rPr>
+          <w:lang w:val="zh_TW" w:bidi="zh_TW"/>
+        </w:rPr>
+        <w:t>當烏西雅王崩的那年，我見主坐在高高的寶座上。他的衣裳垂下，遮滿聖殿……</w:t>
+      </w:r>
+    </w:p>
+    <w:p>
+      <w:pPr/>
+      <w:r>
+        <w:rPr>
+          <w:lang w:val="zh_TW" w:bidi="zh_TW"/>
+        </w:rPr>
+      </w:r>
+      <w:r>
+        <w:rPr>
+          <w:lang w:val="zh_TW" w:bidi="zh_TW"/>
+        </w:rPr>
+        <w:t>那時我說：「禍哉！我滅亡了！因為我是嘴唇不潔的人，又住在嘴唇不潔的民中，又因我眼見大君王—萬軍之耶和華。」</w:t>
+      </w:r>
+    </w:p>
+    <w:p>
+      <w:pPr/>
+      <w:r>
+        <w:rPr>
+          <w:lang w:val="zh_TW" w:bidi="zh_TW"/>
+        </w:rPr>
+      </w:r>
+      <w:r>
+        <w:rPr>
+          <w:lang w:val="zh_TW" w:bidi="zh_TW"/>
+        </w:rPr>
+        <w:t>有一撒拉弗飛到我跟前，手裡拿著紅炭，是用火剪從壇上取下來的，將炭沾我的口，說：「看哪，這炭沾了你的嘴，你的罪孽便除掉，你的罪惡就赦免了。」</w:t>
+      </w:r>
+    </w:p>
+    <w:p>
+      <w:pPr/>
+      <w:r>
+        <w:rPr>
+          <w:lang w:val="zh_TW" w:bidi="zh_TW"/>
+        </w:rPr>
+      </w:r>
+      <w:r>
+        <w:rPr>
+          <w:lang w:val="zh_TW" w:bidi="zh_TW"/>
+        </w:rPr>
+        <w:t>我又聽見主的聲音說：「我可以差遣誰呢？誰肯為我們去呢？」</w:t>
+      </w:r>
+    </w:p>
+    <w:p>
+      <w:pPr/>
+      <w:r>
+        <w:rPr>
+          <w:lang w:val="zh_TW" w:bidi="zh_TW"/>
+        </w:rPr>
+      </w:r>
+      <w:r>
+        <w:rPr>
+          <w:lang w:val="zh_TW" w:bidi="zh_TW"/>
+        </w:rPr>
+        <w:t>我說：「我在這裡，請差遣我！」</w:t>
+      </w:r>
+    </w:p>
+    <w:p>
+      <w:pPr/>
+      <w:r>
+        <w:rPr>
+          <w:lang w:val="zh_TW" w:bidi="zh_TW"/>
+        </w:rPr>
+      </w:r>
+      <w:r>
+        <w:rPr>
+          <w:lang w:val="zh_TW" w:bidi="zh_TW"/>
+        </w:rPr>
+        <w:t>這段經文記述了以賽亞先知在天庭議會中的異象經歷。在這個案例中，先知參與了議會的討論，並因此接受差遣。雖然鮮有先知記錄他們受差遣的過程，但他們多數都意識到自己是被神「差派」的（</w:t>
+      </w:r>
+      <w:hyperlink r:id="rId124">
+        <w:r>
+          <w:rPr>
+            <w:lang w:val="zh_TW" w:bidi="zh_TW"/>
+          </w:rPr>
+          <w:rPr>
+            <w:color w:val="0000EE"/>
+            <w:u w:val="single"/>
+          </w:rPr>
+          <w:t>賽48:16</w:t>
+        </w:r>
+      </w:hyperlink>
+      <w:r>
+        <w:rPr>
+          <w:lang w:val="zh_TW" w:bidi="zh_TW"/>
+        </w:rPr>
+        <w:t>；</w:t>
+      </w:r>
+      <w:hyperlink r:id="rId125">
+        <w:r>
+          <w:rPr>
+            <w:lang w:val="zh_TW" w:bidi="zh_TW"/>
+          </w:rPr>
+          <w:rPr>
+            <w:color w:val="0000EE"/>
+            <w:u w:val="single"/>
+          </w:rPr>
+          <w:t>何8:1</w:t>
+        </w:r>
+      </w:hyperlink>
+      <w:r>
+        <w:rPr>
+          <w:lang w:val="zh_TW" w:bidi="zh_TW"/>
+        </w:rPr>
+        <w:t>；</w:t>
+      </w:r>
+      <w:hyperlink r:id="rId126">
+        <w:r>
+          <w:rPr>
+            <w:lang w:val="zh_TW" w:bidi="zh_TW"/>
+          </w:rPr>
+          <w:rPr>
+            <w:color w:val="0000EE"/>
+            <w:u w:val="single"/>
+          </w:rPr>
+          <w:t>摩7:14–15</w:t>
+        </w:r>
+      </w:hyperlink>
+      <w:r>
+        <w:rPr>
+          <w:lang w:val="zh_TW" w:bidi="zh_TW"/>
+        </w:rPr>
+        <w:t>）。根據耶利米書所言，假先知並沒有接受這類神的差遣（</w:t>
+      </w:r>
+      <w:hyperlink r:id="rId127">
+        <w:r>
+          <w:rPr>
+            <w:lang w:val="zh_TW" w:bidi="zh_TW"/>
+          </w:rPr>
+          <w:rPr>
+            <w:color w:val="0000EE"/>
+            <w:u w:val="single"/>
+          </w:rPr>
+          <w:t>耶23:21、32</w:t>
+        </w:r>
+      </w:hyperlink>
+      <w:r>
+        <w:rPr>
+          <w:lang w:val="zh_TW" w:bidi="zh_TW"/>
+        </w:rPr>
+        <w:t>，</w:t>
+      </w:r>
+      <w:hyperlink r:id="rId128">
+        <w:r>
+          <w:rPr>
+            <w:lang w:val="zh_TW" w:bidi="zh_TW"/>
+          </w:rPr>
+          <w:rPr>
+            <w:color w:val="0000EE"/>
+            <w:u w:val="single"/>
+          </w:rPr>
+          <w:t>28:15</w:t>
+        </w:r>
+      </w:hyperlink>
+      <w:r>
+        <w:rPr>
+          <w:lang w:val="zh_TW" w:bidi="zh_TW"/>
+        </w:rPr>
+        <w:t>）。</w:t>
+      </w:r>
+    </w:p>
+    <w:p>
+      <w:pPr>
+        <w:pStyle w:val="Heading3"/>
+      </w:pPr>
+      <w:r>
+        <w:rPr>
+          <w:lang w:val="zh_TW" w:bidi="zh_TW"/>
+        </w:rPr>
+        <w:t>先知的信息</w:t>
+      </w:r>
+    </w:p>
+    <w:p>
+      <w:pPr>
+        <w:pStyle w:val="Heading4"/>
+      </w:pPr>
+      <w:r>
+        <w:rPr>
+          <w:lang w:val="zh_TW" w:bidi="zh_TW"/>
+        </w:rPr>
+        <w:t>信息的形式</w:t>
+      </w:r>
+    </w:p>
+    <w:p>
+      <w:pPr/>
+      <w:r>
+        <w:rPr>
+          <w:lang w:val="zh_TW" w:bidi="zh_TW"/>
+        </w:rPr>
+      </w:r>
+      <w:r>
+        <w:rPr>
+          <w:lang w:val="zh_TW" w:bidi="zh_TW"/>
+        </w:rPr>
+        <w:t>在舊約中，先知預言最常見的開場白是「耶和華如此說」，這句話在先知的語境中出現了數百次。這個公式明確表明，接著所引入的信息不是先知自己的話，而是以色列的神將祂的話語傳給先知。先知使用這公式，也是重申他意識到自己是神所差遣的。在以上述片語說出的預言中，神以第一人稱說話。事實上，幾乎所有以色列的先知話語，都是以以色列神的直接言詞來表述的。</w:t>
+      </w:r>
+    </w:p>
+    <w:p>
+      <w:pPr/>
+      <w:r>
+        <w:rPr>
+          <w:lang w:val="zh_TW" w:bidi="zh_TW"/>
+        </w:rPr>
+      </w:r>
+      <w:r>
+        <w:rPr>
+          <w:lang w:val="zh_TW" w:bidi="zh_TW"/>
+        </w:rPr>
+        <w:t>先知會使用多種文學形式來表達神諭，其中兩種常用的先知言論形式，就是審判的宣講和有關拯救的神諭。有關審判的宣講，至少包括兩個主要元素，分別是責備或斥責的言語和審判的宣告（見</w:t>
+      </w:r>
+      <w:hyperlink r:id="rId129">
+        <w:r>
+          <w:rPr>
+            <w:lang w:val="zh_TW" w:bidi="zh_TW"/>
+          </w:rPr>
+          <w:rPr>
+            <w:color w:val="0000EE"/>
+            <w:u w:val="single"/>
+          </w:rPr>
+          <w:t>王下1:3–4</w:t>
+        </w:r>
+      </w:hyperlink>
+      <w:r>
+        <w:rPr>
+          <w:lang w:val="zh_TW" w:bidi="zh_TW"/>
+        </w:rPr>
+        <w:t>）。第二種常見的先知言論形式，則是有關拯救的神諭（見</w:t>
+      </w:r>
+      <w:hyperlink r:id="rId130">
+        <w:r>
+          <w:rPr>
+            <w:lang w:val="zh_TW" w:bidi="zh_TW"/>
+          </w:rPr>
+          <w:rPr>
+            <w:color w:val="0000EE"/>
+            <w:u w:val="single"/>
+          </w:rPr>
+          <w:t>賽41:8–13</w:t>
+        </w:r>
+      </w:hyperlink>
+      <w:r>
+        <w:rPr>
+          <w:lang w:val="zh_TW" w:bidi="zh_TW"/>
+        </w:rPr>
+        <w:t>）。其它固定的先知宣講形式，包括拯救的預言（</w:t>
+      </w:r>
+      <w:hyperlink r:id="rId131">
+        <w:r>
+          <w:rPr>
+            <w:lang w:val="zh_TW" w:bidi="zh_TW"/>
+          </w:rPr>
+          <w:rPr>
+            <w:color w:val="0000EE"/>
+            <w:u w:val="single"/>
+          </w:rPr>
+          <w:t>43:14–21</w:t>
+        </w:r>
+      </w:hyperlink>
+      <w:r>
+        <w:rPr>
+          <w:lang w:val="zh_TW" w:bidi="zh_TW"/>
+        </w:rPr>
+        <w:t>）、拯救的宣告（</w:t>
+      </w:r>
+      <w:hyperlink r:id="rId132">
+        <w:r>
+          <w:rPr>
+            <w:lang w:val="zh_TW" w:bidi="zh_TW"/>
+          </w:rPr>
+          <w:rPr>
+            <w:color w:val="0000EE"/>
+            <w:u w:val="single"/>
+          </w:rPr>
+          <w:t>41:17–20</w:t>
+        </w:r>
+      </w:hyperlink>
+      <w:r>
+        <w:rPr>
+          <w:lang w:val="zh_TW" w:bidi="zh_TW"/>
+        </w:rPr>
+        <w:t>，</w:t>
+      </w:r>
+      <w:hyperlink r:id="rId133">
+        <w:r>
+          <w:rPr>
+            <w:lang w:val="zh_TW" w:bidi="zh_TW"/>
+          </w:rPr>
+          <w:rPr>
+            <w:color w:val="0000EE"/>
+            <w:u w:val="single"/>
+          </w:rPr>
+          <w:t>42:14–17</w:t>
+        </w:r>
+      </w:hyperlink>
+      <w:r>
+        <w:rPr>
+          <w:lang w:val="zh_TW" w:bidi="zh_TW"/>
+        </w:rPr>
+        <w:t>，</w:t>
+      </w:r>
+      <w:hyperlink r:id="rId134">
+        <w:r>
+          <w:rPr>
+            <w:lang w:val="zh_TW" w:bidi="zh_TW"/>
+          </w:rPr>
+          <w:rPr>
+            <w:color w:val="0000EE"/>
+            <w:u w:val="single"/>
+          </w:rPr>
+          <w:t>43:16–21</w:t>
+        </w:r>
+      </w:hyperlink>
+      <w:r>
+        <w:rPr>
+          <w:lang w:val="zh_TW" w:bidi="zh_TW"/>
+        </w:rPr>
+        <w:t>，</w:t>
+      </w:r>
+      <w:hyperlink r:id="rId135">
+        <w:r>
+          <w:rPr>
+            <w:lang w:val="zh_TW" w:bidi="zh_TW"/>
+          </w:rPr>
+          <w:rPr>
+            <w:color w:val="0000EE"/>
+            <w:u w:val="single"/>
+          </w:rPr>
+          <w:t>49:7–12</w:t>
+        </w:r>
+      </w:hyperlink>
+      <w:r>
+        <w:rPr>
+          <w:lang w:val="zh_TW" w:bidi="zh_TW"/>
+        </w:rPr>
+        <w:t>），以及災難的神諭（</w:t>
+      </w:r>
+      <w:hyperlink r:id="rId136">
+        <w:r>
+          <w:rPr>
+            <w:lang w:val="zh_TW" w:bidi="zh_TW"/>
+          </w:rPr>
+          <w:rPr>
+            <w:color w:val="0000EE"/>
+            <w:u w:val="single"/>
+          </w:rPr>
+          <w:t>賽5:8–10</w:t>
+        </w:r>
+      </w:hyperlink>
+      <w:r>
+        <w:rPr>
+          <w:lang w:val="zh_TW" w:bidi="zh_TW"/>
+        </w:rPr>
+        <w:t>，</w:t>
+      </w:r>
+      <w:hyperlink r:id="rId137">
+        <w:r>
+          <w:rPr>
+            <w:lang w:val="zh_TW" w:bidi="zh_TW"/>
+          </w:rPr>
+          <w:rPr>
+            <w:color w:val="0000EE"/>
+            <w:u w:val="single"/>
+          </w:rPr>
+          <w:t>10:1–4</w:t>
+        </w:r>
+      </w:hyperlink>
+      <w:r>
+        <w:rPr>
+          <w:lang w:val="zh_TW" w:bidi="zh_TW"/>
+        </w:rPr>
+        <w:t>；</w:t>
+      </w:r>
+      <w:hyperlink r:id="rId138">
+        <w:r>
+          <w:rPr>
+            <w:lang w:val="zh_TW" w:bidi="zh_TW"/>
+          </w:rPr>
+          <w:rPr>
+            <w:color w:val="0000EE"/>
+            <w:u w:val="single"/>
+          </w:rPr>
+          <w:t>摩5:18–24</w:t>
+        </w:r>
+      </w:hyperlink>
+      <w:r>
+        <w:rPr>
+          <w:lang w:val="zh_TW" w:bidi="zh_TW"/>
+        </w:rPr>
+        <w:t>，</w:t>
+      </w:r>
+      <w:hyperlink r:id="rId139">
+        <w:r>
+          <w:rPr>
+            <w:lang w:val="zh_TW" w:bidi="zh_TW"/>
+          </w:rPr>
+          <w:rPr>
+            <w:color w:val="0000EE"/>
+            <w:u w:val="single"/>
+          </w:rPr>
+          <w:t>6:1–7</w:t>
+        </w:r>
+      </w:hyperlink>
+      <w:r>
+        <w:rPr>
+          <w:lang w:val="zh_TW" w:bidi="zh_TW"/>
+        </w:rPr>
+        <w:t>；</w:t>
+      </w:r>
+      <w:hyperlink r:id="rId140">
+        <w:r>
+          <w:rPr>
+            <w:lang w:val="zh_TW" w:bidi="zh_TW"/>
+          </w:rPr>
+          <w:rPr>
+            <w:color w:val="0000EE"/>
+            <w:u w:val="single"/>
+          </w:rPr>
+          <w:t>彌2:1–5</w:t>
+        </w:r>
+      </w:hyperlink>
+      <w:r>
+        <w:rPr>
+          <w:lang w:val="zh_TW" w:bidi="zh_TW"/>
+        </w:rPr>
+        <w:t>）。</w:t>
+      </w:r>
+    </w:p>
+    <w:p>
+      <w:pPr>
+        <w:pStyle w:val="Heading4"/>
+      </w:pPr>
+      <w:r>
+        <w:rPr>
+          <w:lang w:val="zh_TW" w:bidi="zh_TW"/>
+        </w:rPr>
+        <w:t>信息的內容</w:t>
+      </w:r>
+    </w:p>
+    <w:p>
+      <w:pPr/>
+      <w:r>
+        <w:rPr>
+          <w:lang w:val="zh_TW" w:bidi="zh_TW"/>
+        </w:rPr>
+      </w:r>
+      <w:r>
+        <w:rPr>
+          <w:lang w:val="zh_TW" w:bidi="zh_TW"/>
+        </w:rPr>
+        <w:t>所有先知都會預告未來，但不是為了回應人們對未來的好奇心，而是根植於人們在過去或當下違背聖約的行為，所帶來將會出現的後果，或是宣告神在未來的拯救行動，為沮喪的百姓帶來盼望。舊約記載大多數先知的講論，最初是以公開宣講或講道形式發表的，這些先知的宣講多數源於以色列的罪孽和背道。何西阿和耶利米譴責以色列，因為她違背了約（</w:t>
+      </w:r>
+      <w:hyperlink r:id="rId141">
+        <w:r>
+          <w:rPr>
+            <w:lang w:val="zh_TW" w:bidi="zh_TW"/>
+          </w:rPr>
+          <w:rPr>
+            <w:color w:val="0000EE"/>
+            <w:u w:val="single"/>
+          </w:rPr>
+          <w:t>耶11:2–3</w:t>
+        </w:r>
+      </w:hyperlink>
+      <w:r>
+        <w:rPr>
+          <w:lang w:val="zh_TW" w:bidi="zh_TW"/>
+        </w:rPr>
+        <w:t>；</w:t>
+      </w:r>
+      <w:hyperlink r:id="rId125">
+        <w:r>
+          <w:rPr>
+            <w:lang w:val="zh_TW" w:bidi="zh_TW"/>
+          </w:rPr>
+          <w:rPr>
+            <w:color w:val="0000EE"/>
+            <w:u w:val="single"/>
+          </w:rPr>
+          <w:t>何8:1</w:t>
+        </w:r>
+      </w:hyperlink>
+      <w:r>
+        <w:rPr>
+          <w:lang w:val="zh_TW" w:bidi="zh_TW"/>
+        </w:rPr>
+        <w:t>）。</w:t>
+      </w:r>
+    </w:p>
+    <w:p>
+      <w:pPr/>
+      <w:r>
+        <w:rPr>
+          <w:lang w:val="zh_TW" w:bidi="zh_TW"/>
+        </w:rPr>
+      </w:r>
+      <w:r>
+        <w:rPr>
+          <w:lang w:val="zh_TW" w:bidi="zh_TW"/>
+        </w:rPr>
+        <w:t>先知經常與社會公義和社會改革聯繫在一起，這些元素無疑是他們信息中的重要層面。阿摩司譴責富人欺壓窮人（</w:t>
+      </w:r>
+      <w:hyperlink r:id="rId142">
+        <w:r>
+          <w:rPr>
+            <w:lang w:val="zh_TW" w:bidi="zh_TW"/>
+          </w:rPr>
+          <w:rPr>
+            <w:color w:val="0000EE"/>
+            <w:u w:val="single"/>
+          </w:rPr>
+          <w:t>摩2:6–8</w:t>
+        </w:r>
+      </w:hyperlink>
+      <w:r>
+        <w:rPr>
+          <w:lang w:val="zh_TW" w:bidi="zh_TW"/>
+        </w:rPr>
+        <w:t>，</w:t>
+      </w:r>
+      <w:hyperlink r:id="rId143">
+        <w:r>
+          <w:rPr>
+            <w:lang w:val="zh_TW" w:bidi="zh_TW"/>
+          </w:rPr>
+          <w:rPr>
+            <w:color w:val="0000EE"/>
+            <w:u w:val="single"/>
+          </w:rPr>
+          <w:t>4:1</w:t>
+        </w:r>
+      </w:hyperlink>
+      <w:r>
+        <w:rPr>
+          <w:lang w:val="zh_TW" w:bidi="zh_TW"/>
+        </w:rPr>
+        <w:t>，</w:t>
+      </w:r>
+      <w:hyperlink r:id="rId144">
+        <w:r>
+          <w:rPr>
+            <w:lang w:val="zh_TW" w:bidi="zh_TW"/>
+          </w:rPr>
+          <w:rPr>
+            <w:color w:val="0000EE"/>
+            <w:u w:val="single"/>
+          </w:rPr>
+          <w:t>5:11</w:t>
+        </w:r>
+      </w:hyperlink>
+      <w:r>
+        <w:rPr>
+          <w:lang w:val="zh_TW" w:bidi="zh_TW"/>
+        </w:rPr>
+        <w:t>，</w:t>
+      </w:r>
+      <w:hyperlink r:id="rId145">
+        <w:r>
+          <w:rPr>
+            <w:lang w:val="zh_TW" w:bidi="zh_TW"/>
+          </w:rPr>
+          <w:rPr>
+            <w:color w:val="0000EE"/>
+            <w:u w:val="single"/>
+          </w:rPr>
+          <w:t>8:4–6</w:t>
+        </w:r>
+      </w:hyperlink>
+      <w:r>
+        <w:rPr>
+          <w:lang w:val="zh_TW" w:bidi="zh_TW"/>
+        </w:rPr>
+        <w:t>），痛斥人們性失德（</w:t>
+      </w:r>
+      <w:hyperlink r:id="rId142">
+        <w:r>
+          <w:rPr>
+            <w:lang w:val="zh_TW" w:bidi="zh_TW"/>
+          </w:rPr>
+          <w:rPr>
+            <w:color w:val="0000EE"/>
+            <w:u w:val="single"/>
+          </w:rPr>
+          <w:t>2:6–8</w:t>
+        </w:r>
+      </w:hyperlink>
+      <w:r>
+        <w:rPr>
+          <w:lang w:val="zh_TW" w:bidi="zh_TW"/>
+        </w:rPr>
+        <w:t>）和收受賄賂（</w:t>
+      </w:r>
+      <w:hyperlink r:id="rId146">
+        <w:r>
+          <w:rPr>
+            <w:lang w:val="zh_TW" w:bidi="zh_TW"/>
+          </w:rPr>
+          <w:rPr>
+            <w:color w:val="0000EE"/>
+            <w:u w:val="single"/>
+          </w:rPr>
+          <w:t>5:12</w:t>
+        </w:r>
+      </w:hyperlink>
+      <w:r>
+        <w:rPr>
+          <w:lang w:val="zh_TW" w:bidi="zh_TW"/>
+        </w:rPr>
+        <w:t>）。何西阿列出了一些普遍的罪惡，包括不踐前言、殺害、偷盜、姦淫（</w:t>
+      </w:r>
+      <w:hyperlink r:id="rId147">
+        <w:r>
+          <w:rPr>
+            <w:lang w:val="zh_TW" w:bidi="zh_TW"/>
+          </w:rPr>
+          <w:rPr>
+            <w:color w:val="0000EE"/>
+            <w:u w:val="single"/>
+          </w:rPr>
+          <w:t>何4:2</w:t>
+        </w:r>
+      </w:hyperlink>
+      <w:r>
+        <w:rPr>
+          <w:lang w:val="zh_TW" w:bidi="zh_TW"/>
+        </w:rPr>
+        <w:t>）和拜偶像，而拜偶像的行為是他特別譴責的目標（</w:t>
+      </w:r>
+      <w:hyperlink r:id="rId148">
+        <w:r>
+          <w:rPr>
+            <w:lang w:val="zh_TW" w:bidi="zh_TW"/>
+          </w:rPr>
+          <w:rPr>
+            <w:color w:val="0000EE"/>
+            <w:u w:val="single"/>
+          </w:rPr>
+          <w:t>8:5</w:t>
+        </w:r>
+      </w:hyperlink>
+      <w:r>
+        <w:rPr>
+          <w:lang w:val="zh_TW" w:bidi="zh_TW"/>
+        </w:rPr>
+        <w:t>，</w:t>
+      </w:r>
+      <w:hyperlink r:id="rId149">
+        <w:r>
+          <w:rPr>
+            <w:lang w:val="zh_TW" w:bidi="zh_TW"/>
+          </w:rPr>
+          <w:rPr>
+            <w:color w:val="0000EE"/>
+            <w:u w:val="single"/>
+          </w:rPr>
+          <w:t>11:2</w:t>
+        </w:r>
+      </w:hyperlink>
+      <w:r>
+        <w:rPr>
+          <w:lang w:val="zh_TW" w:bidi="zh_TW"/>
+        </w:rPr>
+        <w:t>）。這些對以色列行為的強烈譴責背後，是神對以色列無盡的愛（</w:t>
+      </w:r>
+      <w:hyperlink r:id="rId150">
+        <w:r>
+          <w:rPr>
+            <w:lang w:val="zh_TW" w:bidi="zh_TW"/>
+          </w:rPr>
+          <w:rPr>
+            <w:color w:val="0000EE"/>
+            <w:u w:val="single"/>
+          </w:rPr>
+          <w:t>賽43:4</w:t>
+        </w:r>
+      </w:hyperlink>
+      <w:r>
+        <w:rPr>
+          <w:lang w:val="zh_TW" w:bidi="zh_TW"/>
+        </w:rPr>
+        <w:t>；</w:t>
+      </w:r>
+      <w:hyperlink r:id="rId151">
+        <w:r>
+          <w:rPr>
+            <w:lang w:val="zh_TW" w:bidi="zh_TW"/>
+          </w:rPr>
+          <w:rPr>
+            <w:color w:val="0000EE"/>
+            <w:u w:val="single"/>
+          </w:rPr>
+          <w:t>耶31:3</w:t>
+        </w:r>
+      </w:hyperlink>
+      <w:r>
+        <w:rPr>
+          <w:lang w:val="zh_TW" w:bidi="zh_TW"/>
+        </w:rPr>
+        <w:t>；</w:t>
+      </w:r>
+      <w:hyperlink r:id="rId152">
+        <w:r>
+          <w:rPr>
+            <w:lang w:val="zh_TW" w:bidi="zh_TW"/>
+          </w:rPr>
+          <w:rPr>
+            <w:color w:val="0000EE"/>
+            <w:u w:val="single"/>
+          </w:rPr>
+          <w:t>何3:1</w:t>
+        </w:r>
+      </w:hyperlink>
+      <w:r>
+        <w:rPr>
+          <w:lang w:val="zh_TW" w:bidi="zh_TW"/>
+        </w:rPr>
+        <w:t>，</w:t>
+      </w:r>
+      <w:hyperlink r:id="rId153">
+        <w:r>
+          <w:rPr>
+            <w:lang w:val="zh_TW" w:bidi="zh_TW"/>
+          </w:rPr>
+          <w:rPr>
+            <w:color w:val="0000EE"/>
+            <w:u w:val="single"/>
+          </w:rPr>
+          <w:t>11:1–4</w:t>
+        </w:r>
+      </w:hyperlink>
+      <w:r>
+        <w:rPr>
+          <w:lang w:val="zh_TW" w:bidi="zh_TW"/>
+        </w:rPr>
+        <w:t>，</w:t>
+      </w:r>
+      <w:hyperlink r:id="rId154">
+        <w:r>
+          <w:rPr>
+            <w:lang w:val="zh_TW" w:bidi="zh_TW"/>
+          </w:rPr>
+          <w:rPr>
+            <w:color w:val="0000EE"/>
+            <w:u w:val="single"/>
+          </w:rPr>
+          <w:t>14:4</w:t>
+        </w:r>
+      </w:hyperlink>
+      <w:r>
+        <w:rPr>
+          <w:lang w:val="zh_TW" w:bidi="zh_TW"/>
+        </w:rPr>
+        <w:t>；</w:t>
+      </w:r>
+      <w:hyperlink r:id="rId155">
+        <w:r>
+          <w:rPr>
+            <w:lang w:val="zh_TW" w:bidi="zh_TW"/>
+          </w:rPr>
+          <w:rPr>
+            <w:color w:val="0000EE"/>
+            <w:u w:val="single"/>
+          </w:rPr>
+          <w:t>瑪1:2</w:t>
+        </w:r>
+      </w:hyperlink>
+      <w:r>
+        <w:rPr>
+          <w:lang w:val="zh_TW" w:bidi="zh_TW"/>
+        </w:rPr>
+        <w:t>），這愛與祂對以色列的揀選密不可分（</w:t>
+      </w:r>
+      <w:hyperlink r:id="rId156">
+        <w:r>
+          <w:rPr>
+            <w:lang w:val="zh_TW" w:bidi="zh_TW"/>
+          </w:rPr>
+          <w:rPr>
+            <w:color w:val="0000EE"/>
+            <w:u w:val="single"/>
+          </w:rPr>
+          <w:t>賽43:1</w:t>
+        </w:r>
+      </w:hyperlink>
+      <w:r>
+        <w:rPr>
+          <w:lang w:val="zh_TW" w:bidi="zh_TW"/>
+        </w:rPr>
+        <w:t>；</w:t>
+      </w:r>
+      <w:hyperlink r:id="rId157">
+        <w:r>
+          <w:rPr>
+            <w:lang w:val="zh_TW" w:bidi="zh_TW"/>
+          </w:rPr>
+          <w:rPr>
+            <w:color w:val="0000EE"/>
+            <w:u w:val="single"/>
+          </w:rPr>
+          <w:t>耶33:24</w:t>
+        </w:r>
+      </w:hyperlink>
+      <w:r>
+        <w:rPr>
+          <w:lang w:val="zh_TW" w:bidi="zh_TW"/>
+        </w:rPr>
+        <w:t>；</w:t>
+      </w:r>
+      <w:hyperlink r:id="rId158">
+        <w:r>
+          <w:rPr>
+            <w:lang w:val="zh_TW" w:bidi="zh_TW"/>
+          </w:rPr>
+          <w:rPr>
+            <w:color w:val="0000EE"/>
+            <w:u w:val="single"/>
+          </w:rPr>
+          <w:t>結20:5</w:t>
+        </w:r>
+      </w:hyperlink>
+      <w:r>
+        <w:rPr>
+          <w:lang w:val="zh_TW" w:bidi="zh_TW"/>
+        </w:rPr>
+        <w:t>；</w:t>
+      </w:r>
+      <w:hyperlink r:id="rId159">
+        <w:r>
+          <w:rPr>
+            <w:lang w:val="zh_TW" w:bidi="zh_TW"/>
+          </w:rPr>
+          <w:rPr>
+            <w:color w:val="0000EE"/>
+            <w:u w:val="single"/>
+          </w:rPr>
+          <w:t>何3</w:t>
+        </w:r>
+      </w:hyperlink>
+      <w:r>
+        <w:rPr>
+          <w:lang w:val="zh_TW" w:bidi="zh_TW"/>
+        </w:rPr>
+        <w:t>）。</w:t>
+      </w:r>
+    </w:p>
+    <w:p>
+      <w:pPr/>
+      <w:r>
+        <w:rPr>
+          <w:lang w:val="zh_TW" w:bidi="zh_TW"/>
+        </w:rPr>
+      </w:r>
+      <w:r>
+        <w:rPr>
+          <w:lang w:val="zh_TW" w:bidi="zh_TW"/>
+        </w:rPr>
+        <w:t>先知不僅關注以色列的過犯和不可避免的歷史審判，也關注那將來終會實現的無上福分。許多先知的信息極其關注末世，這種末世概念之一，就是「耶和華的日子」。「耶和華的日子」這個概念首先出現在阿摩司書中，強調當那日將有災難臨到以色列。儘管阿摩司強調災難，但「耶和華的日子」對以色列來說，也包含拯救和審判的意義。「耶和華的日子」中的災難，可以看為歷史上按照字面意思的應驗，例如公元前722年（撒馬利亞陷落）和公元前586年（猶大陷落）的悲劇事件；但這些預言的某些特徵超越了歷史上的應驗，並指向末世時的應驗。</w:t>
+      </w:r>
+    </w:p>
+    <w:p>
+      <w:pPr/>
+      <w:r>
+        <w:rPr>
+          <w:lang w:val="zh_TW" w:bidi="zh_TW"/>
+        </w:rPr>
+      </w:r>
+      <w:r>
+        <w:rPr>
+          <w:lang w:val="zh_TW" w:bidi="zh_TW"/>
+        </w:rPr>
+        <w:t>由於以色列對「拯救」的概念主要從時間角度理解，包括長壽、生養眾多、物產豐饒、平安和勝過仇敵、水源充足等等。呼應這個拯救概念，人們所構想的未來時代也是以這些形式出現，例如</w:t>
+      </w:r>
+      <w:hyperlink r:id="rId160">
+        <w:r>
+          <w:rPr>
+            <w:lang w:val="zh_TW" w:bidi="zh_TW"/>
+          </w:rPr>
+          <w:rPr>
+            <w:color w:val="0000EE"/>
+            <w:u w:val="single"/>
+          </w:rPr>
+          <w:t>阿摩司書九章13至15節</w:t>
+        </w:r>
+      </w:hyperlink>
+      <w:r>
+        <w:rPr>
+          <w:lang w:val="zh_TW" w:bidi="zh_TW"/>
+        </w:rPr>
+        <w:t>所描繪的景象。</w:t>
+      </w:r>
+    </w:p>
+    <w:p>
+      <w:pPr/>
+      <w:r>
+        <w:rPr>
+          <w:lang w:val="zh_TW" w:bidi="zh_TW"/>
+        </w:rPr>
+      </w:r>
+      <w:r>
+        <w:rPr>
+          <w:lang w:val="zh_TW" w:bidi="zh_TW"/>
+        </w:rPr>
+        <w:t>先知又曾描繪，大衛本人或與他非常相似的人將會回來，並開啟一個黃金時代，如同大衛和所羅門的偉大時期。神與大衛所立的約，不是有條件的約，而是一個絕對不可侵犯的約（</w:t>
+      </w:r>
+      <w:hyperlink r:id="rId161">
+        <w:r>
+          <w:rPr>
+            <w:lang w:val="zh_TW" w:bidi="zh_TW"/>
+          </w:rPr>
+          <w:rPr>
+            <w:color w:val="0000EE"/>
+            <w:u w:val="single"/>
+          </w:rPr>
+          <w:t>撒下7:4–17</w:t>
+        </w:r>
+      </w:hyperlink>
+      <w:r>
+        <w:rPr>
+          <w:lang w:val="zh_TW" w:bidi="zh_TW"/>
+        </w:rPr>
+        <w:t>；</w:t>
+      </w:r>
+      <w:hyperlink r:id="rId162">
+        <w:r>
+          <w:rPr>
+            <w:lang w:val="zh_TW" w:bidi="zh_TW"/>
+          </w:rPr>
+          <w:rPr>
+            <w:color w:val="0000EE"/>
+            <w:u w:val="single"/>
+          </w:rPr>
+          <w:t>詩89篇</w:t>
+        </w:r>
+      </w:hyperlink>
+      <w:r>
+        <w:rPr>
+          <w:lang w:val="zh_TW" w:bidi="zh_TW"/>
+        </w:rPr>
+        <w:t>；</w:t>
+      </w:r>
+      <w:hyperlink r:id="rId163">
+        <w:r>
+          <w:rPr>
+            <w:lang w:val="zh_TW" w:bidi="zh_TW"/>
+          </w:rPr>
+          <w:rPr>
+            <w:color w:val="0000EE"/>
+            <w:u w:val="single"/>
+          </w:rPr>
+          <w:t>耶33:19–22</w:t>
+        </w:r>
+      </w:hyperlink>
+      <w:r>
+        <w:rPr>
+          <w:lang w:val="zh_TW" w:bidi="zh_TW"/>
+        </w:rPr>
+        <w:t>）。正是基於這個認識，先知們可以充滿信心，期待大衛王權恢復（</w:t>
+      </w:r>
+      <w:hyperlink r:id="rId164">
+        <w:r>
+          <w:rPr>
+            <w:lang w:val="zh_TW" w:bidi="zh_TW"/>
+          </w:rPr>
+          <w:rPr>
+            <w:color w:val="0000EE"/>
+            <w:u w:val="single"/>
+          </w:rPr>
+          <w:t>耶17:24–26</w:t>
+        </w:r>
+      </w:hyperlink>
+      <w:r>
+        <w:rPr>
+          <w:lang w:val="zh_TW" w:bidi="zh_TW"/>
+        </w:rPr>
+        <w:t>，</w:t>
+      </w:r>
+      <w:hyperlink r:id="rId165">
+        <w:r>
+          <w:rPr>
+            <w:lang w:val="zh_TW" w:bidi="zh_TW"/>
+          </w:rPr>
+          <w:rPr>
+            <w:color w:val="0000EE"/>
+            <w:u w:val="single"/>
+          </w:rPr>
+          <w:t>23:5–6</w:t>
+        </w:r>
+      </w:hyperlink>
+      <w:r>
+        <w:rPr>
+          <w:lang w:val="zh_TW" w:bidi="zh_TW"/>
+        </w:rPr>
+        <w:t>，</w:t>
+      </w:r>
+      <w:hyperlink r:id="rId166">
+        <w:r>
+          <w:rPr>
+            <w:lang w:val="zh_TW" w:bidi="zh_TW"/>
+          </w:rPr>
+          <w:rPr>
+            <w:color w:val="0000EE"/>
+            <w:u w:val="single"/>
+          </w:rPr>
+          <w:t>33:14–15</w:t>
+        </w:r>
+      </w:hyperlink>
+      <w:r>
+        <w:rPr>
+          <w:lang w:val="zh_TW" w:bidi="zh_TW"/>
+        </w:rPr>
+        <w:t>）。</w:t>
+      </w:r>
+    </w:p>
+    <w:p>
+      <w:pPr>
+        <w:pStyle w:val="Heading3"/>
+      </w:pPr>
+      <w:r>
+        <w:rPr>
+          <w:lang w:val="zh_TW" w:bidi="zh_TW"/>
+        </w:rPr>
+        <w:t>新約中的預言</w:t>
+      </w:r>
+    </w:p>
+    <w:p>
+      <w:pPr/>
+      <w:r>
+        <w:rPr>
+          <w:lang w:val="zh_TW" w:bidi="zh_TW"/>
+        </w:rPr>
+      </w:r>
+      <w:r>
+        <w:rPr>
+          <w:lang w:val="zh_TW" w:bidi="zh_TW"/>
+        </w:rPr>
+        <w:t>舊約和新約之間的兩約時期，鮮有自稱先知的人出現；相比之下，早期基督教則開始於先知活躍的時期，為時短暫但活動頻繁。這個時期一直持續到公元二世紀。耶穌、祂的門徒和跟隨者們，以及早期基督徒，都堅信他們所處的時代，是應驗舊約預言的時代（</w:t>
+      </w:r>
+      <w:hyperlink r:id="rId167">
+        <w:r>
+          <w:rPr>
+            <w:lang w:val="zh_TW" w:bidi="zh_TW"/>
+          </w:rPr>
+          <w:rPr>
+            <w:color w:val="0000EE"/>
+            <w:u w:val="single"/>
+          </w:rPr>
+          <w:t>可1:14–15</w:t>
+        </w:r>
+      </w:hyperlink>
+      <w:r>
+        <w:rPr>
+          <w:lang w:val="zh_TW" w:bidi="zh_TW"/>
+        </w:rPr>
+        <w:t>；</w:t>
+      </w:r>
+      <w:hyperlink r:id="rId168">
+        <w:r>
+          <w:rPr>
+            <w:lang w:val="zh_TW" w:bidi="zh_TW"/>
+          </w:rPr>
+          <w:rPr>
+            <w:color w:val="0000EE"/>
+            <w:u w:val="single"/>
+          </w:rPr>
+          <w:t>徒2:16–21</w:t>
+        </w:r>
+      </w:hyperlink>
+      <w:r>
+        <w:rPr>
+          <w:lang w:val="zh_TW" w:bidi="zh_TW"/>
+        </w:rPr>
+        <w:t>；</w:t>
+      </w:r>
+      <w:hyperlink r:id="rId169">
+        <w:r>
+          <w:rPr>
+            <w:lang w:val="zh_TW" w:bidi="zh_TW"/>
+          </w:rPr>
+          <w:rPr>
+            <w:color w:val="0000EE"/>
+            <w:u w:val="single"/>
+          </w:rPr>
+          <w:t>羅16:25–27</w:t>
+        </w:r>
+      </w:hyperlink>
+      <w:r>
+        <w:rPr>
+          <w:lang w:val="zh_TW" w:bidi="zh_TW"/>
+        </w:rPr>
+        <w:t>；</w:t>
+      </w:r>
+      <w:hyperlink r:id="rId170">
+        <w:r>
+          <w:rPr>
+            <w:lang w:val="zh_TW" w:bidi="zh_TW"/>
+          </w:rPr>
+          <w:rPr>
+            <w:color w:val="0000EE"/>
+            <w:u w:val="single"/>
+          </w:rPr>
+          <w:t>林前10:11</w:t>
+        </w:r>
+      </w:hyperlink>
+      <w:r>
+        <w:rPr>
+          <w:lang w:val="zh_TW" w:bidi="zh_TW"/>
+        </w:rPr>
+        <w:t>）。然而，這個時代不僅是應驗的時代，也是一個預言恩賜得著更新的時代。</w:t>
+      </w:r>
+    </w:p>
+    <w:p>
+      <w:pPr>
+        <w:pStyle w:val="Heading4"/>
+      </w:pPr>
+      <w:r>
+        <w:rPr>
+          <w:lang w:val="zh_TW" w:bidi="zh_TW"/>
+        </w:rPr>
+        <w:t>施洗約翰</w:t>
+      </w:r>
+    </w:p>
+    <w:p>
+      <w:pPr/>
+      <w:r>
+        <w:rPr>
+          <w:lang w:val="zh_TW" w:bidi="zh_TW"/>
+        </w:rPr>
+      </w:r>
+      <w:r>
+        <w:rPr>
+          <w:lang w:val="zh_TW" w:bidi="zh_TW"/>
+        </w:rPr>
+        <w:t>在新約中，施洗約翰主要記載為耶穌的先鋒，瑪拉基書早已預言了他的來臨（</w:t>
+      </w:r>
+      <w:hyperlink r:id="rId171">
+        <w:r>
+          <w:rPr>
+            <w:lang w:val="zh_TW" w:bidi="zh_TW"/>
+          </w:rPr>
+          <w:rPr>
+            <w:color w:val="0000EE"/>
+            <w:u w:val="single"/>
+          </w:rPr>
+          <w:t>瑪4:5–6</w:t>
+        </w:r>
+      </w:hyperlink>
+      <w:r>
+        <w:rPr>
+          <w:lang w:val="zh_TW" w:bidi="zh_TW"/>
+        </w:rPr>
+        <w:t>）。然而，施洗約翰自身也以類似舊約先知的譴責和斥責口吻，宣告神即將來臨的審判。約翰的衣著，包括毛衣和皮帶（</w:t>
+      </w:r>
+      <w:hyperlink r:id="rId172">
+        <w:r>
+          <w:rPr>
+            <w:lang w:val="zh_TW" w:bidi="zh_TW"/>
+          </w:rPr>
+          <w:rPr>
+            <w:color w:val="0000EE"/>
+            <w:u w:val="single"/>
+          </w:rPr>
+          <w:t>可1:6</w:t>
+        </w:r>
+      </w:hyperlink>
+      <w:r>
+        <w:rPr>
+          <w:lang w:val="zh_TW" w:bidi="zh_TW"/>
+        </w:rPr>
+        <w:t>），讓人聯想到舊約先知的典型服飾（</w:t>
+      </w:r>
+      <w:hyperlink r:id="rId173">
+        <w:r>
+          <w:rPr>
+            <w:lang w:val="zh_TW" w:bidi="zh_TW"/>
+          </w:rPr>
+          <w:rPr>
+            <w:color w:val="0000EE"/>
+            <w:u w:val="single"/>
+          </w:rPr>
+          <w:t>王上19:19</w:t>
+        </w:r>
+      </w:hyperlink>
+      <w:r>
+        <w:rPr>
+          <w:lang w:val="zh_TW" w:bidi="zh_TW"/>
+        </w:rPr>
+        <w:t>；</w:t>
+      </w:r>
+      <w:hyperlink r:id="rId174">
+        <w:r>
+          <w:rPr>
+            <w:lang w:val="zh_TW" w:bidi="zh_TW"/>
+          </w:rPr>
+          <w:rPr>
+            <w:color w:val="0000EE"/>
+            <w:u w:val="single"/>
+          </w:rPr>
+          <w:t>王下1:8</w:t>
+        </w:r>
+      </w:hyperlink>
+      <w:r>
+        <w:rPr>
+          <w:lang w:val="zh_TW" w:bidi="zh_TW"/>
+        </w:rPr>
+        <w:t>，</w:t>
+      </w:r>
+      <w:hyperlink r:id="rId175">
+        <w:r>
+          <w:rPr>
+            <w:lang w:val="zh_TW" w:bidi="zh_TW"/>
+          </w:rPr>
+          <w:rPr>
+            <w:color w:val="0000EE"/>
+            <w:u w:val="single"/>
+          </w:rPr>
+          <w:t>2:13–14；</w:t>
+        </w:r>
+      </w:hyperlink>
+      <w:hyperlink r:id="rId176">
+        <w:r>
+          <w:rPr>
+            <w:lang w:val="zh_TW" w:bidi="zh_TW"/>
+          </w:rPr>
+          <w:rPr>
+            <w:color w:val="0000EE"/>
+            <w:u w:val="single"/>
+          </w:rPr>
+          <w:t>亞13:4</w:t>
+        </w:r>
+      </w:hyperlink>
+      <w:r>
+        <w:rPr>
+          <w:lang w:val="zh_TW" w:bidi="zh_TW"/>
+        </w:rPr>
+        <w:t>）。當時的人普遍認為約翰是一位先知（</w:t>
+      </w:r>
+      <w:hyperlink r:id="rId177">
+        <w:r>
+          <w:rPr>
+            <w:lang w:val="zh_TW" w:bidi="zh_TW"/>
+          </w:rPr>
+          <w:rPr>
+            <w:color w:val="0000EE"/>
+            <w:u w:val="single"/>
+          </w:rPr>
+          <w:t>太14:5</w:t>
+        </w:r>
+      </w:hyperlink>
+      <w:r>
+        <w:rPr>
+          <w:lang w:val="zh_TW" w:bidi="zh_TW"/>
+        </w:rPr>
+        <w:t>，</w:t>
+      </w:r>
+      <w:hyperlink r:id="rId178">
+        <w:r>
+          <w:rPr>
+            <w:lang w:val="zh_TW" w:bidi="zh_TW"/>
+          </w:rPr>
+          <w:rPr>
+            <w:color w:val="0000EE"/>
+            <w:u w:val="single"/>
+          </w:rPr>
+          <w:t>17:10–13</w:t>
+        </w:r>
+      </w:hyperlink>
+      <w:r>
+        <w:rPr>
+          <w:lang w:val="zh_TW" w:bidi="zh_TW"/>
+        </w:rPr>
+        <w:t>；</w:t>
+      </w:r>
+      <w:hyperlink r:id="rId179">
+        <w:r>
+          <w:rPr>
+            <w:lang w:val="zh_TW" w:bidi="zh_TW"/>
+          </w:rPr>
+          <w:rPr>
+            <w:color w:val="0000EE"/>
+            <w:u w:val="single"/>
+          </w:rPr>
+          <w:t>可9:11–13</w:t>
+        </w:r>
+      </w:hyperlink>
+      <w:r>
+        <w:rPr>
+          <w:lang w:val="zh_TW" w:bidi="zh_TW"/>
+        </w:rPr>
+        <w:t>，</w:t>
+      </w:r>
+      <w:hyperlink r:id="rId180">
+        <w:r>
+          <w:rPr>
+            <w:lang w:val="zh_TW" w:bidi="zh_TW"/>
+          </w:rPr>
+          <w:rPr>
+            <w:color w:val="0000EE"/>
+            <w:u w:val="single"/>
+          </w:rPr>
+          <w:t>11:32；</w:t>
+        </w:r>
+      </w:hyperlink>
+      <w:hyperlink r:id="rId181">
+        <w:r>
+          <w:rPr>
+            <w:lang w:val="zh_TW" w:bidi="zh_TW"/>
+          </w:rPr>
+          <w:rPr>
+            <w:color w:val="0000EE"/>
+            <w:u w:val="single"/>
+          </w:rPr>
+          <w:t>路1:76</w:t>
+        </w:r>
+      </w:hyperlink>
+      <w:r>
+        <w:rPr>
+          <w:lang w:val="zh_TW" w:bidi="zh_TW"/>
+        </w:rPr>
+        <w:t>，</w:t>
+      </w:r>
+      <w:hyperlink r:id="rId182">
+        <w:r>
+          <w:rPr>
+            <w:lang w:val="zh_TW" w:bidi="zh_TW"/>
+          </w:rPr>
+          <w:rPr>
+            <w:color w:val="0000EE"/>
+            <w:u w:val="single"/>
+          </w:rPr>
+          <w:t>7:26</w:t>
+        </w:r>
+      </w:hyperlink>
+      <w:r>
+        <w:rPr>
+          <w:lang w:val="zh_TW" w:bidi="zh_TW"/>
+        </w:rPr>
+        <w:t>）。路加以類似舊約先知書的風格記載說：「神的話臨到他（約翰）」（</w:t>
+      </w:r>
+      <w:hyperlink r:id="rId183">
+        <w:r>
+          <w:rPr>
+            <w:lang w:val="zh_TW" w:bidi="zh_TW"/>
+          </w:rPr>
+          <w:rPr>
+            <w:color w:val="0000EE"/>
+            <w:u w:val="single"/>
+          </w:rPr>
+          <w:t>路3:2</w:t>
+        </w:r>
+      </w:hyperlink>
+      <w:r>
+        <w:rPr>
+          <w:lang w:val="zh_TW" w:bidi="zh_TW"/>
+        </w:rPr>
+        <w:t>）。</w:t>
+      </w:r>
+    </w:p>
+    <w:p>
+      <w:pPr/>
+      <w:r>
+        <w:rPr>
+          <w:lang w:val="zh_TW" w:bidi="zh_TW"/>
+        </w:rPr>
+      </w:r>
+      <w:hyperlink r:id="rId184">
+        <w:r>
+          <w:rPr>
+            <w:lang w:val="zh_TW" w:bidi="zh_TW"/>
+          </w:rPr>
+          <w:rPr>
+            <w:color w:val="0000EE"/>
+            <w:u w:val="single"/>
+          </w:rPr>
+          <w:t>馬太福音三章7至10節</w:t>
+        </w:r>
+      </w:hyperlink>
+      <w:r>
+        <w:rPr>
+          <w:lang w:val="zh_TW" w:bidi="zh_TW"/>
+        </w:rPr>
+        <w:t>（參</w:t>
+      </w:r>
+      <w:hyperlink r:id="rId185">
+        <w:r>
+          <w:rPr>
+            <w:lang w:val="zh_TW" w:bidi="zh_TW"/>
+          </w:rPr>
+          <w:rPr>
+            <w:color w:val="0000EE"/>
+            <w:u w:val="single"/>
+          </w:rPr>
+          <w:t>路3:7–9</w:t>
+        </w:r>
+      </w:hyperlink>
+      <w:r>
+        <w:rPr>
+          <w:lang w:val="zh_TW" w:bidi="zh_TW"/>
+        </w:rPr>
+        <w:t>）和</w:t>
+      </w:r>
+      <w:hyperlink r:id="rId186">
+        <w:r>
+          <w:rPr>
+            <w:lang w:val="zh_TW" w:bidi="zh_TW"/>
+          </w:rPr>
+          <w:rPr>
+            <w:color w:val="0000EE"/>
+            <w:u w:val="single"/>
+          </w:rPr>
+          <w:t>馬可福音一章7至8節</w:t>
+        </w:r>
+      </w:hyperlink>
+      <w:r>
+        <w:rPr>
+          <w:lang w:val="zh_TW" w:bidi="zh_TW"/>
+        </w:rPr>
+        <w:t>（參</w:t>
+      </w:r>
+      <w:hyperlink r:id="rId187">
+        <w:r>
+          <w:rPr>
+            <w:lang w:val="zh_TW" w:bidi="zh_TW"/>
+          </w:rPr>
+          <w:rPr>
+            <w:color w:val="0000EE"/>
+            <w:u w:val="single"/>
+          </w:rPr>
+          <w:t>太3:11–12</w:t>
+        </w:r>
+      </w:hyperlink>
+      <w:r>
+        <w:rPr>
+          <w:lang w:val="zh_TW" w:bidi="zh_TW"/>
+        </w:rPr>
+        <w:t>；</w:t>
+      </w:r>
+      <w:hyperlink r:id="rId188">
+        <w:r>
+          <w:rPr>
+            <w:lang w:val="zh_TW" w:bidi="zh_TW"/>
+          </w:rPr>
+          <w:rPr>
+            <w:color w:val="0000EE"/>
+            <w:u w:val="single"/>
+          </w:rPr>
+          <w:t>路3:15–18</w:t>
+        </w:r>
+      </w:hyperlink>
+      <w:r>
+        <w:rPr>
+          <w:lang w:val="zh_TW" w:bidi="zh_TW"/>
+        </w:rPr>
+        <w:t>），記載了兩段簡短的先知講話。在第一段講話中，約翰譴責了那世代違背聖約的人，並呼籲他們改變生活方式。在第二段講話中，約翰預言了那位大能者──耶穌的來臨（</w:t>
+      </w:r>
+      <w:hyperlink r:id="rId189">
+        <w:r>
+          <w:rPr>
+            <w:lang w:val="zh_TW" w:bidi="zh_TW"/>
+          </w:rPr>
+          <w:rPr>
+            <w:color w:val="0000EE"/>
+            <w:u w:val="single"/>
+          </w:rPr>
+          <w:t>太3:11</w:t>
+        </w:r>
+      </w:hyperlink>
+      <w:r>
+        <w:rPr>
+          <w:lang w:val="zh_TW" w:bidi="zh_TW"/>
+        </w:rPr>
+        <w:t>；</w:t>
+      </w:r>
+      <w:hyperlink r:id="rId190">
+        <w:r>
+          <w:rPr>
+            <w:lang w:val="zh_TW" w:bidi="zh_TW"/>
+          </w:rPr>
+          <w:rPr>
+            <w:color w:val="0000EE"/>
+            <w:u w:val="single"/>
+          </w:rPr>
+          <w:t>可1:7</w:t>
+        </w:r>
+      </w:hyperlink>
+      <w:r>
+        <w:rPr>
+          <w:lang w:val="zh_TW" w:bidi="zh_TW"/>
+        </w:rPr>
+        <w:t>；</w:t>
+      </w:r>
+      <w:hyperlink r:id="rId191">
+        <w:r>
+          <w:rPr>
+            <w:lang w:val="zh_TW" w:bidi="zh_TW"/>
+          </w:rPr>
+          <w:rPr>
+            <w:color w:val="0000EE"/>
+            <w:u w:val="single"/>
+          </w:rPr>
+          <w:t>路3:16</w:t>
+        </w:r>
+      </w:hyperlink>
+      <w:r>
+        <w:rPr>
+          <w:lang w:val="zh_TW" w:bidi="zh_TW"/>
+        </w:rPr>
+        <w:t>；</w:t>
+      </w:r>
+      <w:hyperlink r:id="rId192">
+        <w:r>
+          <w:rPr>
+            <w:lang w:val="zh_TW" w:bidi="zh_TW"/>
+          </w:rPr>
+          <w:rPr>
+            <w:color w:val="0000EE"/>
+            <w:u w:val="single"/>
+          </w:rPr>
+          <w:t>約1:15、27、30</w:t>
+        </w:r>
+      </w:hyperlink>
+      <w:r>
+        <w:rPr>
+          <w:lang w:val="zh_TW" w:bidi="zh_TW"/>
+        </w:rPr>
+        <w:t>；</w:t>
+      </w:r>
+      <w:hyperlink r:id="rId193">
+        <w:r>
+          <w:rPr>
+            <w:lang w:val="zh_TW" w:bidi="zh_TW"/>
+          </w:rPr>
+          <w:rPr>
+            <w:color w:val="0000EE"/>
+            <w:u w:val="single"/>
+          </w:rPr>
+          <w:t>徒13:25</w:t>
+        </w:r>
+      </w:hyperlink>
+      <w:r>
+        <w:rPr>
+          <w:lang w:val="zh_TW" w:bidi="zh_TW"/>
+        </w:rPr>
+        <w:t>）。然而，約翰的風格與舊約先知的風格並不完全相同，他的宣講以自己的權柄發出，從未使用「耶和華如此說」等公式，或將他的預言話語表達為神的話語。然而，儘管有這些差異，把約翰當作舊約先知傳統的最後代表，仍然是十分恰當的（</w:t>
+      </w:r>
+      <w:hyperlink r:id="rId194">
+        <w:r>
+          <w:rPr>
+            <w:lang w:val="zh_TW" w:bidi="zh_TW"/>
+          </w:rPr>
+          <w:rPr>
+            <w:color w:val="0000EE"/>
+            <w:u w:val="single"/>
+          </w:rPr>
+          <w:t>太11:13</w:t>
+        </w:r>
+      </w:hyperlink>
+      <w:r>
+        <w:rPr>
+          <w:lang w:val="zh_TW" w:bidi="zh_TW"/>
+        </w:rPr>
+        <w:t>；</w:t>
+      </w:r>
+      <w:hyperlink r:id="rId195">
+        <w:r>
+          <w:rPr>
+            <w:lang w:val="zh_TW" w:bidi="zh_TW"/>
+          </w:rPr>
+          <w:rPr>
+            <w:color w:val="0000EE"/>
+            <w:u w:val="single"/>
+          </w:rPr>
+          <w:t>路16:16</w:t>
+        </w:r>
+      </w:hyperlink>
+      <w:r>
+        <w:rPr>
+          <w:lang w:val="zh_TW" w:bidi="zh_TW"/>
+        </w:rPr>
+        <w:t>）。</w:t>
+      </w:r>
+    </w:p>
+    <w:p>
+      <w:pPr>
+        <w:pStyle w:val="Heading4"/>
+      </w:pPr>
+      <w:r>
+        <w:rPr>
+          <w:lang w:val="zh_TW" w:bidi="zh_TW"/>
+        </w:rPr>
+        <w:t>拿撒勒的耶穌</w:t>
+      </w:r>
+    </w:p>
+    <w:p>
+      <w:pPr/>
+      <w:r>
+        <w:rPr>
+          <w:lang w:val="zh_TW" w:bidi="zh_TW"/>
+        </w:rPr>
+      </w:r>
+      <w:r>
+        <w:rPr>
+          <w:lang w:val="zh_TW" w:bidi="zh_TW"/>
+        </w:rPr>
+        <w:t>耶穌在普遍民眾眼中，被視為先知（</w:t>
+      </w:r>
+      <w:hyperlink r:id="rId196">
+        <w:r>
+          <w:rPr>
+            <w:lang w:val="zh_TW" w:bidi="zh_TW"/>
+          </w:rPr>
+          <w:rPr>
+            <w:color w:val="0000EE"/>
+            <w:u w:val="single"/>
+          </w:rPr>
+          <w:t>太16:14</w:t>
+        </w:r>
+      </w:hyperlink>
+      <w:r>
+        <w:rPr>
+          <w:lang w:val="zh_TW" w:bidi="zh_TW"/>
+        </w:rPr>
+        <w:t>，</w:t>
+      </w:r>
+      <w:hyperlink r:id="rId197">
+        <w:r>
+          <w:rPr>
+            <w:lang w:val="zh_TW" w:bidi="zh_TW"/>
+          </w:rPr>
+          <w:rPr>
+            <w:color w:val="0000EE"/>
+            <w:u w:val="single"/>
+          </w:rPr>
+          <w:t>21:10–11</w:t>
+        </w:r>
+      </w:hyperlink>
+      <w:r>
+        <w:rPr>
+          <w:lang w:val="zh_TW" w:bidi="zh_TW"/>
+        </w:rPr>
+        <w:t>；</w:t>
+      </w:r>
+      <w:hyperlink r:id="rId198">
+        <w:r>
+          <w:rPr>
+            <w:lang w:val="zh_TW" w:bidi="zh_TW"/>
+          </w:rPr>
+          <w:rPr>
+            <w:color w:val="0000EE"/>
+            <w:u w:val="single"/>
+          </w:rPr>
+          <w:t>可6:14–15</w:t>
+        </w:r>
+      </w:hyperlink>
+      <w:r>
+        <w:rPr>
+          <w:lang w:val="zh_TW" w:bidi="zh_TW"/>
+        </w:rPr>
+        <w:t>，</w:t>
+      </w:r>
+      <w:hyperlink r:id="rId199">
+        <w:r>
+          <w:rPr>
+            <w:lang w:val="zh_TW" w:bidi="zh_TW"/>
+          </w:rPr>
+          <w:rPr>
+            <w:color w:val="0000EE"/>
+            <w:u w:val="single"/>
+          </w:rPr>
+          <w:t>8:28</w:t>
+        </w:r>
+      </w:hyperlink>
+      <w:r>
+        <w:rPr>
+          <w:lang w:val="zh_TW" w:bidi="zh_TW"/>
+        </w:rPr>
+        <w:t>；</w:t>
+      </w:r>
+      <w:hyperlink r:id="rId200">
+        <w:r>
+          <w:rPr>
+            <w:lang w:val="zh_TW" w:bidi="zh_TW"/>
+          </w:rPr>
+          <w:rPr>
+            <w:color w:val="0000EE"/>
+            <w:u w:val="single"/>
+          </w:rPr>
+          <w:t>路7:16、39</w:t>
+        </w:r>
+      </w:hyperlink>
+      <w:r>
+        <w:rPr>
+          <w:lang w:val="zh_TW" w:bidi="zh_TW"/>
+        </w:rPr>
+        <w:t>，</w:t>
+      </w:r>
+      <w:hyperlink r:id="rId201">
+        <w:r>
+          <w:rPr>
+            <w:lang w:val="zh_TW" w:bidi="zh_TW"/>
+          </w:rPr>
+          <w:rPr>
+            <w:color w:val="0000EE"/>
+            <w:u w:val="single"/>
+          </w:rPr>
+          <w:t>9:8、19</w:t>
+        </w:r>
+      </w:hyperlink>
+      <w:r>
+        <w:rPr>
+          <w:lang w:val="zh_TW" w:bidi="zh_TW"/>
+        </w:rPr>
+        <w:t>；</w:t>
+      </w:r>
+      <w:hyperlink r:id="rId202">
+        <w:r>
+          <w:rPr>
+            <w:lang w:val="zh_TW" w:bidi="zh_TW"/>
+          </w:rPr>
+          <w:rPr>
+            <w:color w:val="0000EE"/>
+            <w:u w:val="single"/>
+          </w:rPr>
+          <w:t>約6:14</w:t>
+        </w:r>
+      </w:hyperlink>
+      <w:r>
+        <w:rPr>
+          <w:lang w:val="zh_TW" w:bidi="zh_TW"/>
+        </w:rPr>
+        <w:t>，</w:t>
+      </w:r>
+      <w:hyperlink r:id="rId203">
+        <w:r>
+          <w:rPr>
+            <w:lang w:val="zh_TW" w:bidi="zh_TW"/>
+          </w:rPr>
+          <w:rPr>
+            <w:color w:val="0000EE"/>
+            <w:u w:val="single"/>
+          </w:rPr>
+          <w:t>7:40、52</w:t>
+        </w:r>
+      </w:hyperlink>
+      <w:r>
+        <w:rPr>
+          <w:lang w:val="zh_TW" w:bidi="zh_TW"/>
+        </w:rPr>
+        <w:t>）。他們有此想法，既是基於耶穌所行的神蹟，也是基於祂的先知講論和預言。雖然耶穌從未直接宣稱自己是先知，但這一身份的暗示可見於</w:t>
+      </w:r>
+      <w:hyperlink r:id="rId204">
+        <w:r>
+          <w:rPr>
+            <w:lang w:val="zh_TW" w:bidi="zh_TW"/>
+          </w:rPr>
+          <w:rPr>
+            <w:color w:val="0000EE"/>
+            <w:u w:val="single"/>
+          </w:rPr>
+          <w:t>馬可福音六章4節</w:t>
+        </w:r>
+      </w:hyperlink>
+      <w:r>
+        <w:rPr>
+          <w:lang w:val="zh_TW" w:bidi="zh_TW"/>
+        </w:rPr>
+        <w:t>：「大凡先知，除了本地、親屬、本家之外，沒有不被人尊敬的。」（參</w:t>
+      </w:r>
+      <w:hyperlink r:id="rId205">
+        <w:r>
+          <w:rPr>
+            <w:lang w:val="zh_TW" w:bidi="zh_TW"/>
+          </w:rPr>
+          <w:rPr>
+            <w:color w:val="0000EE"/>
+            <w:u w:val="single"/>
+          </w:rPr>
+          <w:t>太13:57</w:t>
+        </w:r>
+      </w:hyperlink>
+      <w:r>
+        <w:rPr>
+          <w:lang w:val="zh_TW" w:bidi="zh_TW"/>
+        </w:rPr>
+        <w:t>；</w:t>
+      </w:r>
+      <w:hyperlink r:id="rId206">
+        <w:r>
+          <w:rPr>
+            <w:lang w:val="zh_TW" w:bidi="zh_TW"/>
+          </w:rPr>
+          <w:rPr>
+            <w:color w:val="0000EE"/>
+            <w:u w:val="single"/>
+          </w:rPr>
+          <w:t>路4:24</w:t>
+        </w:r>
+      </w:hyperlink>
+      <w:r>
+        <w:rPr>
+          <w:lang w:val="zh_TW" w:bidi="zh_TW"/>
+        </w:rPr>
+        <w:t>）。同樣，這一身份也隱含在</w:t>
+      </w:r>
+      <w:hyperlink r:id="rId207">
+        <w:r>
+          <w:rPr>
+            <w:lang w:val="zh_TW" w:bidi="zh_TW"/>
+          </w:rPr>
+          <w:rPr>
+            <w:color w:val="0000EE"/>
+            <w:u w:val="single"/>
+          </w:rPr>
+          <w:t>路加福音十二章33節</w:t>
+        </w:r>
+      </w:hyperlink>
+      <w:r>
+        <w:rPr>
+          <w:lang w:val="zh_TW" w:bidi="zh_TW"/>
+        </w:rPr>
+        <w:t>當中：「雖然這樣，今天、明天、後天，我必須前行，因為先知在耶路撒冷之外喪命是不能的。」在使徒行傳中，耶穌被視為</w:t>
+      </w:r>
+      <w:hyperlink r:id="rId87">
+        <w:r>
+          <w:rPr>
+            <w:lang w:val="zh_TW" w:bidi="zh_TW"/>
+          </w:rPr>
+          <w:rPr>
+            <w:color w:val="0000EE"/>
+            <w:u w:val="single"/>
+          </w:rPr>
+          <w:t>申命記十八章18節</w:t>
+        </w:r>
+      </w:hyperlink>
+      <w:r>
+        <w:rPr>
+          <w:lang w:val="zh_TW" w:bidi="zh_TW"/>
+        </w:rPr>
+        <w:t>中預言的「一位先知，像你（摩西）」（</w:t>
+      </w:r>
+      <w:hyperlink r:id="rId88">
+        <w:r>
+          <w:rPr>
+            <w:lang w:val="zh_TW" w:bidi="zh_TW"/>
+          </w:rPr>
+          <w:rPr>
+            <w:color w:val="0000EE"/>
+            <w:u w:val="single"/>
+          </w:rPr>
+          <w:t>徒3:22</w:t>
+        </w:r>
+      </w:hyperlink>
+      <w:r>
+        <w:rPr>
+          <w:lang w:val="zh_TW" w:bidi="zh_TW"/>
+        </w:rPr>
+        <w:t>，</w:t>
+      </w:r>
+      <w:hyperlink r:id="rId89">
+        <w:r>
+          <w:rPr>
+            <w:lang w:val="zh_TW" w:bidi="zh_TW"/>
+          </w:rPr>
+          <w:rPr>
+            <w:color w:val="0000EE"/>
+            <w:u w:val="single"/>
+          </w:rPr>
+          <w:t>7:37</w:t>
+        </w:r>
+      </w:hyperlink>
+      <w:r>
+        <w:rPr>
+          <w:lang w:val="zh_TW" w:bidi="zh_TW"/>
+        </w:rPr>
+        <w:t>）。馬太福音所呈現的耶穌是新的摩西，但並未特別強調祂的先知角色。約翰福音與路加福音相似，強調耶穌作為先知的角色（</w:t>
+      </w:r>
+      <w:hyperlink r:id="rId208">
+        <w:r>
+          <w:rPr>
+            <w:lang w:val="zh_TW" w:bidi="zh_TW"/>
+          </w:rPr>
+          <w:rPr>
+            <w:color w:val="0000EE"/>
+            <w:u w:val="single"/>
+          </w:rPr>
+          <w:t>約4:19</w:t>
+        </w:r>
+      </w:hyperlink>
+      <w:r>
+        <w:rPr>
+          <w:lang w:val="zh_TW" w:bidi="zh_TW"/>
+        </w:rPr>
+        <w:t>，</w:t>
+      </w:r>
+      <w:hyperlink r:id="rId209">
+        <w:r>
+          <w:rPr>
+            <w:lang w:val="zh_TW" w:bidi="zh_TW"/>
+          </w:rPr>
+          <w:rPr>
+            <w:color w:val="0000EE"/>
+            <w:u w:val="single"/>
+          </w:rPr>
+          <w:t>6:14–15</w:t>
+        </w:r>
+      </w:hyperlink>
+      <w:r>
+        <w:rPr>
+          <w:lang w:val="zh_TW" w:bidi="zh_TW"/>
+        </w:rPr>
+        <w:t>，</w:t>
+      </w:r>
+      <w:hyperlink r:id="rId210">
+        <w:r>
+          <w:rPr>
+            <w:lang w:val="zh_TW" w:bidi="zh_TW"/>
+          </w:rPr>
+          <w:rPr>
+            <w:color w:val="0000EE"/>
+            <w:u w:val="single"/>
+          </w:rPr>
+          <w:t>7:40</w:t>
+        </w:r>
+      </w:hyperlink>
+      <w:r>
+        <w:rPr>
+          <w:lang w:val="zh_TW" w:bidi="zh_TW"/>
+        </w:rPr>
+        <w:t>）。</w:t>
+      </w:r>
+    </w:p>
+    <w:p>
+      <w:pPr/>
+      <w:r>
+        <w:rPr>
+          <w:lang w:val="zh_TW" w:bidi="zh_TW"/>
+        </w:rPr>
+      </w:r>
+      <w:r>
+        <w:rPr>
+          <w:lang w:val="zh_TW" w:bidi="zh_TW"/>
+        </w:rPr>
+        <w:t>雖然四福音書和使徒行傳，皆反映了耶穌被當時的人視為先知，但它們也強調祂比先知更大。然而，先知的角色在早期猶太教中非常重要，因此耶穌被認定為先知，是具有極大的意義。有12個有力的理由，可以解釋人們為何將耶穌視為舊約傳統中的先知：</w:t>
+      </w:r>
+    </w:p>
+    <w:p>
+      <w:pPr>
+        <w:pStyle w:val="ListNumber"/>
+        <w:numPr>
+          <w:ilvl w:val="0"/>
+          <w:numId w:val="15"/>
+        </w:numPr>
+        <w:spacing w:line="240" w:lineRule="auto"/>
+        <w:ind w:left="720"/>
+      </w:pPr>
+      <w:r>
+        <w:rPr>
+          <w:lang w:val="zh_TW" w:bidi="zh_TW"/>
+        </w:rPr>
+      </w:r>
+      <w:r>
+        <w:rPr>
+          <w:lang w:val="zh_TW" w:bidi="zh_TW"/>
+        </w:rPr>
+        <w:t>耶穌教導的終極權柄（</w:t>
+      </w:r>
+      <w:hyperlink r:id="rId211">
+        <w:r>
+          <w:rPr>
+            <w:lang w:val="zh_TW" w:bidi="zh_TW"/>
+          </w:rPr>
+          <w:rPr>
+            <w:color w:val="0000EE"/>
+            <w:u w:val="single"/>
+          </w:rPr>
+          <w:t>可1:27</w:t>
+        </w:r>
+      </w:hyperlink>
+      <w:r>
+        <w:rPr>
+          <w:lang w:val="zh_TW" w:bidi="zh_TW"/>
+        </w:rPr>
+        <w:t>）。這一特點特別見於祂使用的開場公式：「我實在（阿們地）告訴你們」，使人聯想到舊約先知使用的「耶和華如此說」。</w:t>
+      </w:r>
+    </w:p>
+    <w:p>
+      <w:pPr>
+        <w:pStyle w:val="ListNumber"/>
+        <w:spacing w:line="240" w:lineRule="auto"/>
+        <w:ind w:left="720"/>
+      </w:pPr>
+      <w:r>
+        <w:rPr>
+          <w:lang w:val="zh_TW" w:bidi="zh_TW"/>
+        </w:rPr>
+      </w:r>
+      <w:r>
+        <w:rPr>
+          <w:lang w:val="zh_TW" w:bidi="zh_TW"/>
+        </w:rPr>
+        <w:t>耶穌許多話語的詩化特徵，不同於當代拉比的教導，卻與舊約先知的詩化修辭相似。</w:t>
+      </w:r>
+    </w:p>
+    <w:p>
+      <w:pPr>
+        <w:pStyle w:val="ListNumber"/>
+        <w:spacing w:line="240" w:lineRule="auto"/>
+        <w:ind w:left="720"/>
+      </w:pPr>
+      <w:r>
+        <w:rPr>
+          <w:lang w:val="zh_TW" w:bidi="zh_TW"/>
+        </w:rPr>
+      </w:r>
+      <w:r>
+        <w:rPr>
+          <w:lang w:val="zh_TW" w:bidi="zh_TW"/>
+        </w:rPr>
+        <w:t>耶穌像古代先知一樣，曾經歷異象（</w:t>
+      </w:r>
+      <w:hyperlink r:id="rId212">
+        <w:r>
+          <w:rPr>
+            <w:lang w:val="zh_TW" w:bidi="zh_TW"/>
+          </w:rPr>
+          <w:rPr>
+            <w:color w:val="0000EE"/>
+            <w:u w:val="single"/>
+          </w:rPr>
+          <w:t>路10:18</w:t>
+        </w:r>
+      </w:hyperlink>
+      <w:r>
+        <w:rPr>
+          <w:lang w:val="zh_TW" w:bidi="zh_TW"/>
+        </w:rPr>
+        <w:t>）。</w:t>
+      </w:r>
+    </w:p>
+    <w:p>
+      <w:pPr>
+        <w:pStyle w:val="ListNumber"/>
+        <w:spacing w:line="240" w:lineRule="auto"/>
+        <w:ind w:left="720"/>
+      </w:pPr>
+      <w:r>
+        <w:rPr>
+          <w:lang w:val="zh_TW" w:bidi="zh_TW"/>
+        </w:rPr>
+      </w:r>
+      <w:r>
+        <w:rPr>
+          <w:lang w:val="zh_TW" w:bidi="zh_TW"/>
+        </w:rPr>
+        <w:t>耶穌像先知一樣，說出許多預言（</w:t>
+      </w:r>
+      <w:hyperlink r:id="rId213">
+        <w:r>
+          <w:rPr>
+            <w:lang w:val="zh_TW" w:bidi="zh_TW"/>
+          </w:rPr>
+          <w:rPr>
+            <w:color w:val="0000EE"/>
+            <w:u w:val="single"/>
+          </w:rPr>
+          <w:t>太23:38</w:t>
+        </w:r>
+      </w:hyperlink>
+      <w:r>
+        <w:rPr>
+          <w:lang w:val="zh_TW" w:bidi="zh_TW"/>
+        </w:rPr>
+        <w:t>；</w:t>
+      </w:r>
+      <w:hyperlink r:id="rId214">
+        <w:r>
+          <w:rPr>
+            <w:lang w:val="zh_TW" w:bidi="zh_TW"/>
+          </w:rPr>
+          <w:rPr>
+            <w:color w:val="0000EE"/>
+            <w:u w:val="single"/>
+          </w:rPr>
+          <w:t>可13:2</w:t>
+        </w:r>
+      </w:hyperlink>
+      <w:r>
+        <w:rPr>
+          <w:lang w:val="zh_TW" w:bidi="zh_TW"/>
+        </w:rPr>
+        <w:t>，</w:t>
+      </w:r>
+      <w:hyperlink r:id="rId215">
+        <w:r>
+          <w:rPr>
+            <w:lang w:val="zh_TW" w:bidi="zh_TW"/>
+          </w:rPr>
+          <w:rPr>
+            <w:color w:val="0000EE"/>
+            <w:u w:val="single"/>
+          </w:rPr>
+          <w:t>14:58</w:t>
+        </w:r>
+      </w:hyperlink>
+      <w:r>
+        <w:rPr>
+          <w:lang w:val="zh_TW" w:bidi="zh_TW"/>
+        </w:rPr>
+        <w:t>；</w:t>
+      </w:r>
+      <w:hyperlink r:id="rId216">
+        <w:r>
+          <w:rPr>
+            <w:lang w:val="zh_TW" w:bidi="zh_TW"/>
+          </w:rPr>
+          <w:rPr>
+            <w:color w:val="0000EE"/>
+            <w:u w:val="single"/>
+          </w:rPr>
+          <w:t>路13:35</w:t>
+        </w:r>
+      </w:hyperlink>
+      <w:r>
+        <w:rPr>
+          <w:lang w:val="zh_TW" w:bidi="zh_TW"/>
+        </w:rPr>
+        <w:t>；以及其它）。</w:t>
+      </w:r>
+    </w:p>
+    <w:p>
+      <w:pPr>
+        <w:pStyle w:val="ListNumber"/>
+        <w:spacing w:line="240" w:lineRule="auto"/>
+        <w:ind w:left="720"/>
+      </w:pPr>
+      <w:r>
+        <w:rPr>
+          <w:lang w:val="zh_TW" w:bidi="zh_TW"/>
+        </w:rPr>
+      </w:r>
+      <w:r>
+        <w:rPr>
+          <w:lang w:val="zh_TW" w:bidi="zh_TW"/>
+        </w:rPr>
+        <w:t>像舊約先知一樣，耶穌多次作出具象徵意義的行動（如潔淨聖殿、進入耶路撒冷、最後的晚餐）。</w:t>
+      </w:r>
+    </w:p>
+    <w:p>
+      <w:pPr>
+        <w:pStyle w:val="ListNumber"/>
+        <w:spacing w:line="240" w:lineRule="auto"/>
+        <w:ind w:left="720"/>
+      </w:pPr>
+      <w:r>
+        <w:rPr>
+          <w:lang w:val="zh_TW" w:bidi="zh_TW"/>
+        </w:rPr>
+      </w:r>
+      <w:r>
+        <w:rPr>
+          <w:lang w:val="zh_TW" w:bidi="zh_TW"/>
+        </w:rPr>
+        <w:t>耶穌像先知一樣，在必要時會拒絕形式化的宗教儀式，強調順服神的道德與屬靈層面。</w:t>
+      </w:r>
+    </w:p>
+    <w:p>
+      <w:pPr>
+        <w:pStyle w:val="ListNumber"/>
+        <w:spacing w:line="240" w:lineRule="auto"/>
+        <w:ind w:left="720"/>
+      </w:pPr>
+      <w:r>
+        <w:rPr>
+          <w:lang w:val="zh_TW" w:bidi="zh_TW"/>
+        </w:rPr>
+      </w:r>
+      <w:r>
+        <w:rPr>
+          <w:lang w:val="zh_TW" w:bidi="zh_TW"/>
+        </w:rPr>
+        <w:t>耶穌宣告神國的即將來臨──類似先知所作的末世宣告。</w:t>
+      </w:r>
+    </w:p>
+    <w:p>
+      <w:pPr>
+        <w:pStyle w:val="ListNumber"/>
+        <w:spacing w:line="240" w:lineRule="auto"/>
+        <w:ind w:left="720"/>
+      </w:pPr>
+      <w:r>
+        <w:rPr>
+          <w:lang w:val="zh_TW" w:bidi="zh_TW"/>
+        </w:rPr>
+      </w:r>
+      <w:r>
+        <w:rPr>
+          <w:lang w:val="zh_TW" w:bidi="zh_TW"/>
+        </w:rPr>
+        <w:t>耶穌像舊約先知一樣，是勸人悔改的傳道者。</w:t>
+      </w:r>
+    </w:p>
+    <w:p>
+      <w:pPr>
+        <w:pStyle w:val="ListNumber"/>
+        <w:spacing w:line="240" w:lineRule="auto"/>
+        <w:ind w:left="720"/>
+      </w:pPr>
+      <w:r>
+        <w:rPr>
+          <w:lang w:val="zh_TW" w:bidi="zh_TW"/>
+        </w:rPr>
+      </w:r>
+      <w:r>
+        <w:rPr>
+          <w:lang w:val="zh_TW" w:bidi="zh_TW"/>
+        </w:rPr>
+        <w:t>耶穌像許多先知一樣，意識到自己蒙神特別呼召（</w:t>
+      </w:r>
+      <w:hyperlink r:id="rId217">
+        <w:r>
+          <w:rPr>
+            <w:lang w:val="zh_TW" w:bidi="zh_TW"/>
+          </w:rPr>
+          <w:rPr>
+            <w:color w:val="0000EE"/>
+            <w:u w:val="single"/>
+          </w:rPr>
+          <w:t>太15:24</w:t>
+        </w:r>
+      </w:hyperlink>
+      <w:r>
+        <w:rPr>
+          <w:lang w:val="zh_TW" w:bidi="zh_TW"/>
+        </w:rPr>
+        <w:t>；</w:t>
+      </w:r>
+      <w:hyperlink r:id="rId218">
+        <w:r>
+          <w:rPr>
+            <w:lang w:val="zh_TW" w:bidi="zh_TW"/>
+          </w:rPr>
+          <w:rPr>
+            <w:color w:val="0000EE"/>
+            <w:u w:val="single"/>
+          </w:rPr>
+          <w:t>可8:31</w:t>
+        </w:r>
+      </w:hyperlink>
+      <w:r>
+        <w:rPr>
+          <w:lang w:val="zh_TW" w:bidi="zh_TW"/>
+        </w:rPr>
+        <w:t>，</w:t>
+      </w:r>
+      <w:hyperlink r:id="rId219">
+        <w:r>
+          <w:rPr>
+            <w:lang w:val="zh_TW" w:bidi="zh_TW"/>
+          </w:rPr>
+          <w:rPr>
+            <w:color w:val="0000EE"/>
+            <w:u w:val="single"/>
+          </w:rPr>
+          <w:t>9:37</w:t>
+        </w:r>
+      </w:hyperlink>
+      <w:r>
+        <w:rPr>
+          <w:lang w:val="zh_TW" w:bidi="zh_TW"/>
+        </w:rPr>
+        <w:t>，</w:t>
+      </w:r>
+      <w:hyperlink r:id="rId220">
+        <w:r>
+          <w:rPr>
+            <w:lang w:val="zh_TW" w:bidi="zh_TW"/>
+          </w:rPr>
+          <w:rPr>
+            <w:color w:val="0000EE"/>
+            <w:u w:val="single"/>
+          </w:rPr>
+          <w:t>14:36</w:t>
+        </w:r>
+      </w:hyperlink>
+      <w:r>
+        <w:rPr>
+          <w:lang w:val="zh_TW" w:bidi="zh_TW"/>
+        </w:rPr>
+        <w:t>；</w:t>
+      </w:r>
+      <w:hyperlink r:id="rId221">
+        <w:r>
+          <w:rPr>
+            <w:lang w:val="zh_TW" w:bidi="zh_TW"/>
+          </w:rPr>
+          <w:rPr>
+            <w:color w:val="0000EE"/>
+            <w:u w:val="single"/>
+          </w:rPr>
+          <w:t>路4:18–26</w:t>
+        </w:r>
+      </w:hyperlink>
+      <w:r>
+        <w:rPr>
+          <w:lang w:val="zh_TW" w:bidi="zh_TW"/>
+        </w:rPr>
+        <w:t>）。</w:t>
+      </w:r>
+    </w:p>
+    <w:p>
+      <w:pPr>
+        <w:pStyle w:val="ListNumber"/>
+        <w:spacing w:line="240" w:lineRule="auto"/>
+        <w:ind w:left="720"/>
+      </w:pPr>
+      <w:r>
+        <w:rPr>
+          <w:lang w:val="zh_TW" w:bidi="zh_TW"/>
+        </w:rPr>
+      </w:r>
+      <w:r>
+        <w:rPr>
+          <w:lang w:val="zh_TW" w:bidi="zh_TW"/>
+        </w:rPr>
+        <w:t>耶穌像先知一樣，藉著與神親密相交而得著啟示（</w:t>
+      </w:r>
+      <w:hyperlink r:id="rId222">
+        <w:r>
+          <w:rPr>
+            <w:lang w:val="zh_TW" w:bidi="zh_TW"/>
+          </w:rPr>
+          <w:rPr>
+            <w:color w:val="0000EE"/>
+            <w:u w:val="single"/>
+          </w:rPr>
+          <w:t>太11:27</w:t>
+        </w:r>
+      </w:hyperlink>
+      <w:r>
+        <w:rPr>
+          <w:lang w:val="zh_TW" w:bidi="zh_TW"/>
+        </w:rPr>
+        <w:t>；</w:t>
+      </w:r>
+      <w:hyperlink r:id="rId223">
+        <w:r>
+          <w:rPr>
+            <w:lang w:val="zh_TW" w:bidi="zh_TW"/>
+          </w:rPr>
+          <w:rPr>
+            <w:color w:val="0000EE"/>
+            <w:u w:val="single"/>
+          </w:rPr>
+          <w:t>路10:22</w:t>
+        </w:r>
+      </w:hyperlink>
+      <w:r>
+        <w:rPr>
+          <w:lang w:val="zh_TW" w:bidi="zh_TW"/>
+        </w:rPr>
+        <w:t>）。</w:t>
+      </w:r>
+    </w:p>
+    <w:p>
+      <w:pPr>
+        <w:pStyle w:val="ListNumber"/>
+        <w:spacing w:line="240" w:lineRule="auto"/>
+        <w:ind w:left="720"/>
+      </w:pPr>
+      <w:r>
+        <w:rPr>
+          <w:lang w:val="zh_TW" w:bidi="zh_TW"/>
+        </w:rPr>
+      </w:r>
+      <w:r>
+        <w:rPr>
+          <w:lang w:val="zh_TW" w:bidi="zh_TW"/>
+        </w:rPr>
+        <w:t>像先知一樣，耶穌代表神。順服耶穌就是順服神，拒絕耶穌就是拒絕神（</w:t>
+      </w:r>
+      <w:hyperlink r:id="rId219">
+        <w:r>
+          <w:rPr>
+            <w:lang w:val="zh_TW" w:bidi="zh_TW"/>
+          </w:rPr>
+          <w:rPr>
+            <w:color w:val="0000EE"/>
+            <w:u w:val="single"/>
+          </w:rPr>
+          <w:t>可9:37</w:t>
+        </w:r>
+      </w:hyperlink>
+      <w:r>
+        <w:rPr>
+          <w:lang w:val="zh_TW" w:bidi="zh_TW"/>
+        </w:rPr>
+        <w:t>；參</w:t>
+      </w:r>
+      <w:hyperlink r:id="rId224">
+        <w:r>
+          <w:rPr>
+            <w:lang w:val="zh_TW" w:bidi="zh_TW"/>
+          </w:rPr>
+          <w:rPr>
+            <w:color w:val="0000EE"/>
+            <w:u w:val="single"/>
+          </w:rPr>
+          <w:t>結33:30–33</w:t>
+        </w:r>
+      </w:hyperlink>
+      <w:r>
+        <w:rPr>
+          <w:lang w:val="zh_TW" w:bidi="zh_TW"/>
+        </w:rPr>
+        <w:t>）。</w:t>
+      </w:r>
+    </w:p>
+    <w:p>
+      <w:pPr>
+        <w:pStyle w:val="ListNumber"/>
+        <w:spacing w:line="240" w:lineRule="auto"/>
+        <w:ind w:left="720"/>
+      </w:pPr>
+      <w:r>
+        <w:rPr>
+          <w:lang w:val="zh_TW" w:bidi="zh_TW"/>
+        </w:rPr>
+      </w:r>
+      <w:r>
+        <w:rPr>
+          <w:lang w:val="zh_TW" w:bidi="zh_TW"/>
+        </w:rPr>
+        <w:t>像先知一樣，耶穌意識到祂對以色列全體的使命（</w:t>
+      </w:r>
+      <w:hyperlink r:id="rId217">
+        <w:r>
+          <w:rPr>
+            <w:lang w:val="zh_TW" w:bidi="zh_TW"/>
+          </w:rPr>
+          <w:rPr>
+            <w:color w:val="0000EE"/>
+            <w:u w:val="single"/>
+          </w:rPr>
+          <w:t>太15:24，</w:t>
+        </w:r>
+      </w:hyperlink>
+      <w:hyperlink r:id="rId225">
+        <w:r>
+          <w:rPr>
+            <w:lang w:val="zh_TW" w:bidi="zh_TW"/>
+          </w:rPr>
+          <w:rPr>
+            <w:color w:val="0000EE"/>
+            <w:u w:val="single"/>
+          </w:rPr>
+          <w:t>19:28</w:t>
+        </w:r>
+      </w:hyperlink>
+      <w:r>
+        <w:rPr>
+          <w:lang w:val="zh_TW" w:bidi="zh_TW"/>
+        </w:rPr>
+        <w:t>；</w:t>
+      </w:r>
+      <w:hyperlink r:id="rId226">
+        <w:r>
+          <w:rPr>
+            <w:lang w:val="zh_TW" w:bidi="zh_TW"/>
+          </w:rPr>
+          <w:rPr>
+            <w:color w:val="0000EE"/>
+            <w:u w:val="single"/>
+          </w:rPr>
+          <w:t>路22:30</w:t>
+        </w:r>
+      </w:hyperlink>
+      <w:r>
+        <w:rPr>
+          <w:lang w:val="zh_TW" w:bidi="zh_TW"/>
+        </w:rPr>
+        <w:t>）。</w:t>
+      </w:r>
+    </w:p>
+    <w:p>
+      <w:pPr/>
+      <w:r>
+        <w:rPr>
+          <w:lang w:val="zh_TW" w:bidi="zh_TW"/>
+        </w:rPr>
+      </w:r>
+      <w:r>
+        <w:rPr>
+          <w:lang w:val="zh_TW" w:bidi="zh_TW"/>
+        </w:rPr>
+        <w:t>耶穌說過許多先知預言，包括以下幾個：</w:t>
+      </w:r>
+    </w:p>
+    <w:p>
+      <w:pPr>
+        <w:pStyle w:val="ListNumber"/>
+        <w:numPr>
+          <w:ilvl w:val="0"/>
+          <w:numId w:val="16"/>
+        </w:numPr>
+        <w:spacing w:line="240" w:lineRule="auto"/>
+        <w:ind w:left="720"/>
+      </w:pPr>
+      <w:r>
+        <w:rPr>
+          <w:lang w:val="zh_TW" w:bidi="zh_TW"/>
+        </w:rPr>
+      </w:r>
+      <w:r>
+        <w:rPr>
+          <w:lang w:val="zh_TW" w:bidi="zh_TW"/>
+        </w:rPr>
+        <w:t>預言神國即將來臨（</w:t>
+      </w:r>
+      <w:hyperlink r:id="rId227">
+        <w:r>
+          <w:rPr>
+            <w:lang w:val="zh_TW" w:bidi="zh_TW"/>
+          </w:rPr>
+          <w:rPr>
+            <w:color w:val="0000EE"/>
+            <w:u w:val="single"/>
+          </w:rPr>
+          <w:t>太10:7–8、23，</w:t>
+        </w:r>
+      </w:hyperlink>
+      <w:hyperlink r:id="rId228">
+        <w:r>
+          <w:rPr>
+            <w:lang w:val="zh_TW" w:bidi="zh_TW"/>
+          </w:rPr>
+          <w:rPr>
+            <w:color w:val="0000EE"/>
+            <w:u w:val="single"/>
+          </w:rPr>
+          <w:t>23:39</w:t>
+        </w:r>
+      </w:hyperlink>
+      <w:r>
+        <w:rPr>
+          <w:lang w:val="zh_TW" w:bidi="zh_TW"/>
+        </w:rPr>
+        <w:t>；</w:t>
+      </w:r>
+      <w:hyperlink r:id="rId229">
+        <w:r>
+          <w:rPr>
+            <w:lang w:val="zh_TW" w:bidi="zh_TW"/>
+          </w:rPr>
+          <w:rPr>
+            <w:color w:val="0000EE"/>
+            <w:u w:val="single"/>
+          </w:rPr>
+          <w:t>可1:15</w:t>
+        </w:r>
+      </w:hyperlink>
+      <w:r>
+        <w:rPr>
+          <w:lang w:val="zh_TW" w:bidi="zh_TW"/>
+        </w:rPr>
+        <w:t>，</w:t>
+      </w:r>
+      <w:hyperlink r:id="rId230">
+        <w:r>
+          <w:rPr>
+            <w:lang w:val="zh_TW" w:bidi="zh_TW"/>
+          </w:rPr>
+          <w:rPr>
+            <w:color w:val="0000EE"/>
+            <w:u w:val="single"/>
+          </w:rPr>
+          <w:t>9:1</w:t>
+        </w:r>
+      </w:hyperlink>
+      <w:r>
+        <w:rPr>
+          <w:lang w:val="zh_TW" w:bidi="zh_TW"/>
+        </w:rPr>
+        <w:t>，</w:t>
+      </w:r>
+      <w:hyperlink r:id="rId231">
+        <w:r>
+          <w:rPr>
+            <w:lang w:val="zh_TW" w:bidi="zh_TW"/>
+          </w:rPr>
+          <w:rPr>
+            <w:color w:val="0000EE"/>
+            <w:u w:val="single"/>
+          </w:rPr>
+          <w:t>13:28–29</w:t>
+        </w:r>
+      </w:hyperlink>
+      <w:r>
+        <w:rPr>
+          <w:lang w:val="zh_TW" w:bidi="zh_TW"/>
+        </w:rPr>
+        <w:t>）</w:t>
+      </w:r>
+    </w:p>
+    <w:p>
+      <w:pPr>
+        <w:pStyle w:val="ListNumber"/>
+        <w:spacing w:line="240" w:lineRule="auto"/>
+        <w:ind w:left="720"/>
+      </w:pPr>
+      <w:r>
+        <w:rPr>
+          <w:lang w:val="zh_TW" w:bidi="zh_TW"/>
+        </w:rPr>
+      </w:r>
+      <w:r>
+        <w:rPr>
+          <w:lang w:val="zh_TW" w:bidi="zh_TW"/>
+        </w:rPr>
+        <w:t>預言耶路撒冷和聖殿被毀（</w:t>
+      </w:r>
+      <w:hyperlink r:id="rId232">
+        <w:r>
+          <w:rPr>
+            <w:lang w:val="zh_TW" w:bidi="zh_TW"/>
+          </w:rPr>
+          <w:rPr>
+            <w:color w:val="0000EE"/>
+            <w:u w:val="single"/>
+          </w:rPr>
+          <w:t>太23:37–39</w:t>
+        </w:r>
+      </w:hyperlink>
+      <w:r>
+        <w:rPr>
+          <w:lang w:val="zh_TW" w:bidi="zh_TW"/>
+        </w:rPr>
+        <w:t>，</w:t>
+      </w:r>
+      <w:hyperlink r:id="rId233">
+        <w:r>
+          <w:rPr>
+            <w:lang w:val="zh_TW" w:bidi="zh_TW"/>
+          </w:rPr>
+          <w:rPr>
+            <w:color w:val="0000EE"/>
+            <w:u w:val="single"/>
+          </w:rPr>
+          <w:t>24:2</w:t>
+        </w:r>
+      </w:hyperlink>
+      <w:r>
+        <w:rPr>
+          <w:lang w:val="zh_TW" w:bidi="zh_TW"/>
+        </w:rPr>
+        <w:t>，</w:t>
+      </w:r>
+      <w:hyperlink r:id="rId234">
+        <w:r>
+          <w:rPr>
+            <w:lang w:val="zh_TW" w:bidi="zh_TW"/>
+          </w:rPr>
+          <w:rPr>
+            <w:color w:val="0000EE"/>
+            <w:u w:val="single"/>
+          </w:rPr>
+          <w:t>26:61</w:t>
+        </w:r>
+      </w:hyperlink>
+      <w:r>
+        <w:rPr>
+          <w:lang w:val="zh_TW" w:bidi="zh_TW"/>
+        </w:rPr>
+        <w:t>，</w:t>
+      </w:r>
+      <w:hyperlink r:id="rId235">
+        <w:r>
+          <w:rPr>
+            <w:lang w:val="zh_TW" w:bidi="zh_TW"/>
+          </w:rPr>
+          <w:rPr>
+            <w:color w:val="0000EE"/>
+            <w:u w:val="single"/>
+          </w:rPr>
+          <w:t>27:40；</w:t>
+        </w:r>
+      </w:hyperlink>
+      <w:hyperlink r:id="rId214">
+        <w:r>
+          <w:rPr>
+            <w:lang w:val="zh_TW" w:bidi="zh_TW"/>
+          </w:rPr>
+          <w:rPr>
+            <w:color w:val="0000EE"/>
+            <w:u w:val="single"/>
+          </w:rPr>
+          <w:t>可13:2</w:t>
+        </w:r>
+      </w:hyperlink>
+      <w:r>
+        <w:rPr>
+          <w:lang w:val="zh_TW" w:bidi="zh_TW"/>
+        </w:rPr>
+        <w:t>，</w:t>
+      </w:r>
+      <w:hyperlink r:id="rId215">
+        <w:r>
+          <w:rPr>
+            <w:lang w:val="zh_TW" w:bidi="zh_TW"/>
+          </w:rPr>
+          <w:rPr>
+            <w:color w:val="0000EE"/>
+            <w:u w:val="single"/>
+          </w:rPr>
+          <w:t>14:58</w:t>
+        </w:r>
+      </w:hyperlink>
+      <w:r>
+        <w:rPr>
+          <w:lang w:val="zh_TW" w:bidi="zh_TW"/>
+        </w:rPr>
+        <w:t>，</w:t>
+      </w:r>
+      <w:hyperlink r:id="rId236">
+        <w:r>
+          <w:rPr>
+            <w:lang w:val="zh_TW" w:bidi="zh_TW"/>
+          </w:rPr>
+          <w:rPr>
+            <w:color w:val="0000EE"/>
+            <w:u w:val="single"/>
+          </w:rPr>
+          <w:t>15:29；</w:t>
+        </w:r>
+      </w:hyperlink>
+      <w:hyperlink r:id="rId237">
+        <w:r>
+          <w:rPr>
+            <w:lang w:val="zh_TW" w:bidi="zh_TW"/>
+          </w:rPr>
+          <w:rPr>
+            <w:color w:val="0000EE"/>
+            <w:u w:val="single"/>
+          </w:rPr>
+          <w:t>路13:34–35</w:t>
+        </w:r>
+      </w:hyperlink>
+      <w:r>
+        <w:rPr>
+          <w:lang w:val="zh_TW" w:bidi="zh_TW"/>
+        </w:rPr>
+        <w:t>，</w:t>
+      </w:r>
+      <w:hyperlink r:id="rId238">
+        <w:r>
+          <w:rPr>
+            <w:lang w:val="zh_TW" w:bidi="zh_TW"/>
+          </w:rPr>
+          <w:rPr>
+            <w:color w:val="0000EE"/>
+            <w:u w:val="single"/>
+          </w:rPr>
+          <w:t>21:6</w:t>
+        </w:r>
+      </w:hyperlink>
+      <w:r>
+        <w:rPr>
+          <w:lang w:val="zh_TW" w:bidi="zh_TW"/>
+        </w:rPr>
+        <w:t>；</w:t>
+      </w:r>
+      <w:hyperlink r:id="rId239">
+        <w:r>
+          <w:rPr>
+            <w:lang w:val="zh_TW" w:bidi="zh_TW"/>
+          </w:rPr>
+          <w:rPr>
+            <w:color w:val="0000EE"/>
+            <w:u w:val="single"/>
+          </w:rPr>
+          <w:t>約2:19–21</w:t>
+        </w:r>
+      </w:hyperlink>
+      <w:r>
+        <w:rPr>
+          <w:lang w:val="zh_TW" w:bidi="zh_TW"/>
+        </w:rPr>
+        <w:t>）</w:t>
+      </w:r>
+    </w:p>
+    <w:p>
+      <w:pPr>
+        <w:pStyle w:val="ListNumber"/>
+        <w:spacing w:line="240" w:lineRule="auto"/>
+        <w:ind w:left="720"/>
+      </w:pPr>
+      <w:r>
+        <w:rPr>
+          <w:lang w:val="zh_TW" w:bidi="zh_TW"/>
+        </w:rPr>
+      </w:r>
+      <w:r>
+        <w:rPr>
+          <w:lang w:val="zh_TW" w:bidi="zh_TW"/>
+        </w:rPr>
+        <w:t>預言人子降臨（</w:t>
+      </w:r>
+      <w:hyperlink r:id="rId240">
+        <w:r>
+          <w:rPr>
+            <w:lang w:val="zh_TW" w:bidi="zh_TW"/>
+          </w:rPr>
+          <w:rPr>
+            <w:color w:val="0000EE"/>
+            <w:u w:val="single"/>
+          </w:rPr>
+          <w:t>太10:23、32–33</w:t>
+        </w:r>
+      </w:hyperlink>
+      <w:r>
+        <w:rPr>
+          <w:lang w:val="zh_TW" w:bidi="zh_TW"/>
+        </w:rPr>
+        <w:t>，</w:t>
+      </w:r>
+      <w:hyperlink r:id="rId241">
+        <w:r>
+          <w:rPr>
+            <w:lang w:val="zh_TW" w:bidi="zh_TW"/>
+          </w:rPr>
+          <w:rPr>
+            <w:color w:val="0000EE"/>
+            <w:u w:val="single"/>
+          </w:rPr>
+          <w:t>12:40</w:t>
+        </w:r>
+      </w:hyperlink>
+      <w:r>
+        <w:rPr>
+          <w:lang w:val="zh_TW" w:bidi="zh_TW"/>
+        </w:rPr>
+        <w:t>，</w:t>
+      </w:r>
+      <w:hyperlink r:id="rId242">
+        <w:r>
+          <w:rPr>
+            <w:lang w:val="zh_TW" w:bidi="zh_TW"/>
+          </w:rPr>
+          <w:rPr>
+            <w:color w:val="0000EE"/>
+            <w:u w:val="single"/>
+          </w:rPr>
+          <w:t>13:40–41</w:t>
+        </w:r>
+      </w:hyperlink>
+      <w:r>
+        <w:rPr>
+          <w:lang w:val="zh_TW" w:bidi="zh_TW"/>
+        </w:rPr>
+        <w:t>，</w:t>
+      </w:r>
+      <w:hyperlink r:id="rId243">
+        <w:r>
+          <w:rPr>
+            <w:lang w:val="zh_TW" w:bidi="zh_TW"/>
+          </w:rPr>
+          <w:rPr>
+            <w:color w:val="0000EE"/>
+            <w:u w:val="single"/>
+          </w:rPr>
+          <w:t>16:27</w:t>
+        </w:r>
+      </w:hyperlink>
+      <w:r>
+        <w:rPr>
+          <w:lang w:val="zh_TW" w:bidi="zh_TW"/>
+        </w:rPr>
+        <w:t>，</w:t>
+      </w:r>
+      <w:hyperlink r:id="rId244">
+        <w:r>
+          <w:rPr>
+            <w:lang w:val="zh_TW" w:bidi="zh_TW"/>
+          </w:rPr>
+          <w:rPr>
+            <w:color w:val="0000EE"/>
+            <w:u w:val="single"/>
+          </w:rPr>
+          <w:t>24:27、37–39</w:t>
+        </w:r>
+      </w:hyperlink>
+      <w:r>
+        <w:rPr>
+          <w:lang w:val="zh_TW" w:bidi="zh_TW"/>
+        </w:rPr>
+        <w:t>；</w:t>
+      </w:r>
+      <w:hyperlink r:id="rId245">
+        <w:r>
+          <w:rPr>
+            <w:lang w:val="zh_TW" w:bidi="zh_TW"/>
+          </w:rPr>
+          <w:rPr>
+            <w:color w:val="0000EE"/>
+            <w:u w:val="single"/>
+          </w:rPr>
+          <w:t>可8:38</w:t>
+        </w:r>
+      </w:hyperlink>
+      <w:r>
+        <w:rPr>
+          <w:lang w:val="zh_TW" w:bidi="zh_TW"/>
+        </w:rPr>
+        <w:t>，</w:t>
+      </w:r>
+      <w:hyperlink r:id="rId246">
+        <w:r>
+          <w:rPr>
+            <w:lang w:val="zh_TW" w:bidi="zh_TW"/>
+          </w:rPr>
+          <w:rPr>
+            <w:color w:val="0000EE"/>
+            <w:u w:val="single"/>
+          </w:rPr>
+          <w:t>13:26–27</w:t>
+        </w:r>
+      </w:hyperlink>
+      <w:r>
+        <w:rPr>
+          <w:lang w:val="zh_TW" w:bidi="zh_TW"/>
+        </w:rPr>
+        <w:t>，</w:t>
+      </w:r>
+      <w:hyperlink r:id="rId247">
+        <w:r>
+          <w:rPr>
+            <w:lang w:val="zh_TW" w:bidi="zh_TW"/>
+          </w:rPr>
+          <w:rPr>
+            <w:color w:val="0000EE"/>
+            <w:u w:val="single"/>
+          </w:rPr>
+          <w:t>14:62</w:t>
+        </w:r>
+      </w:hyperlink>
+      <w:r>
+        <w:rPr>
+          <w:lang w:val="zh_TW" w:bidi="zh_TW"/>
+        </w:rPr>
+        <w:t>；</w:t>
+      </w:r>
+      <w:hyperlink r:id="rId248">
+        <w:r>
+          <w:rPr>
+            <w:lang w:val="zh_TW" w:bidi="zh_TW"/>
+          </w:rPr>
+          <w:rPr>
+            <w:color w:val="0000EE"/>
+            <w:u w:val="single"/>
+          </w:rPr>
+          <w:t>路9:26</w:t>
+        </w:r>
+      </w:hyperlink>
+      <w:r>
+        <w:rPr>
+          <w:lang w:val="zh_TW" w:bidi="zh_TW"/>
+        </w:rPr>
+        <w:t>，</w:t>
+      </w:r>
+      <w:hyperlink r:id="rId249">
+        <w:r>
+          <w:rPr>
+            <w:lang w:val="zh_TW" w:bidi="zh_TW"/>
+          </w:rPr>
+          <w:rPr>
+            <w:color w:val="0000EE"/>
+            <w:u w:val="single"/>
+          </w:rPr>
+          <w:t>11:30</w:t>
+        </w:r>
+      </w:hyperlink>
+      <w:r>
+        <w:rPr>
+          <w:lang w:val="zh_TW" w:bidi="zh_TW"/>
+        </w:rPr>
+        <w:t>，</w:t>
+      </w:r>
+      <w:hyperlink r:id="rId250">
+        <w:r>
+          <w:rPr>
+            <w:lang w:val="zh_TW" w:bidi="zh_TW"/>
+          </w:rPr>
+          <w:rPr>
+            <w:color w:val="0000EE"/>
+            <w:u w:val="single"/>
+          </w:rPr>
+          <w:t>12:8–9</w:t>
+        </w:r>
+      </w:hyperlink>
+      <w:r>
+        <w:rPr>
+          <w:lang w:val="zh_TW" w:bidi="zh_TW"/>
+        </w:rPr>
+        <w:t>，</w:t>
+      </w:r>
+      <w:hyperlink r:id="rId251">
+        <w:r>
+          <w:rPr>
+            <w:lang w:val="zh_TW" w:bidi="zh_TW"/>
+          </w:rPr>
+          <w:rPr>
+            <w:color w:val="0000EE"/>
+            <w:u w:val="single"/>
+          </w:rPr>
+          <w:t>17:24、26</w:t>
+        </w:r>
+      </w:hyperlink>
+      <w:r>
+        <w:rPr>
+          <w:lang w:val="zh_TW" w:bidi="zh_TW"/>
+        </w:rPr>
+        <w:t>）</w:t>
+      </w:r>
+    </w:p>
+    <w:p>
+      <w:pPr>
+        <w:pStyle w:val="ListNumber"/>
+        <w:spacing w:line="240" w:lineRule="auto"/>
+        <w:ind w:left="720"/>
+      </w:pPr>
+      <w:r>
+        <w:rPr>
+          <w:lang w:val="zh_TW" w:bidi="zh_TW"/>
+        </w:rPr>
+      </w:r>
+      <w:r>
+        <w:rPr>
+          <w:lang w:val="zh_TW" w:bidi="zh_TW"/>
+        </w:rPr>
+        <w:t>預言末世。福音書中最長的預言部分，是耶穌在</w:t>
+      </w:r>
+      <w:hyperlink r:id="rId252">
+        <w:r>
+          <w:rPr>
+            <w:lang w:val="zh_TW" w:bidi="zh_TW"/>
+          </w:rPr>
+          <w:rPr>
+            <w:color w:val="0000EE"/>
+            <w:u w:val="single"/>
+          </w:rPr>
+          <w:t>馬可福音十三章1至32節</w:t>
+        </w:r>
+      </w:hyperlink>
+      <w:r>
+        <w:rPr>
+          <w:lang w:val="zh_TW" w:bidi="zh_TW"/>
+        </w:rPr>
+        <w:t>的末世講論（參</w:t>
+      </w:r>
+      <w:hyperlink r:id="rId253">
+        <w:r>
+          <w:rPr>
+            <w:lang w:val="zh_TW" w:bidi="zh_TW"/>
+          </w:rPr>
+          <w:rPr>
+            <w:color w:val="0000EE"/>
+            <w:u w:val="single"/>
+          </w:rPr>
+          <w:t>太24:1–36</w:t>
+        </w:r>
+      </w:hyperlink>
+      <w:r>
+        <w:rPr>
+          <w:lang w:val="zh_TW" w:bidi="zh_TW"/>
+        </w:rPr>
+        <w:t>；</w:t>
+      </w:r>
+      <w:hyperlink r:id="rId254">
+        <w:r>
+          <w:rPr>
+            <w:lang w:val="zh_TW" w:bidi="zh_TW"/>
+          </w:rPr>
+          <w:rPr>
+            <w:color w:val="0000EE"/>
+            <w:u w:val="single"/>
+          </w:rPr>
+          <w:t>路21:5–33</w:t>
+        </w:r>
+      </w:hyperlink>
+      <w:r>
+        <w:rPr>
+          <w:lang w:val="zh_TW" w:bidi="zh_TW"/>
+        </w:rPr>
+        <w:t>）。這段長篇講論，交織著耶路撒冷被毀和末世的種種預言。</w:t>
+      </w:r>
+    </w:p>
+    <w:p>
+      <w:pPr>
+        <w:pStyle w:val="Heading4"/>
+      </w:pPr>
+      <w:r>
+        <w:rPr>
+          <w:lang w:val="zh_TW" w:bidi="zh_TW"/>
+        </w:rPr>
+        <w:t>預言作為信徒的恩賜</w:t>
+      </w:r>
+    </w:p>
+    <w:p>
+      <w:pPr/>
+      <w:r>
+        <w:rPr>
+          <w:lang w:val="zh_TW" w:bidi="zh_TW"/>
+        </w:rPr>
+      </w:r>
+      <w:r>
+        <w:rPr>
+          <w:lang w:val="zh_TW" w:bidi="zh_TW"/>
+        </w:rPr>
+        <w:t>根據使徒行傳所言，早期基督教的預言開始於五旬節那天，聖靈降臨在最早期的基督徒身上（</w:t>
+      </w:r>
+      <w:hyperlink r:id="rId255">
+        <w:r>
+          <w:rPr>
+            <w:lang w:val="zh_TW" w:bidi="zh_TW"/>
+          </w:rPr>
+          <w:rPr>
+            <w:color w:val="0000EE"/>
+            <w:u w:val="single"/>
+          </w:rPr>
+          <w:t>徒2:1–21</w:t>
+        </w:r>
+      </w:hyperlink>
+      <w:r>
+        <w:rPr>
+          <w:lang w:val="zh_TW" w:bidi="zh_TW"/>
+        </w:rPr>
+        <w:t>）。彼得在五旬節的講道表明，聖靈的澆灌應驗了約珥書的預言（</w:t>
+      </w:r>
+      <w:hyperlink r:id="rId256">
+        <w:r>
+          <w:rPr>
+            <w:lang w:val="zh_TW" w:bidi="zh_TW"/>
+          </w:rPr>
+          <w:rPr>
+            <w:color w:val="0000EE"/>
+            <w:u w:val="single"/>
+          </w:rPr>
+          <w:t>徒2:4、17–21</w:t>
+        </w:r>
+      </w:hyperlink>
+      <w:r>
+        <w:rPr>
+          <w:lang w:val="zh_TW" w:bidi="zh_TW"/>
+        </w:rPr>
+        <w:t>；參</w:t>
+      </w:r>
+      <w:hyperlink r:id="rId257">
+        <w:r>
+          <w:rPr>
+            <w:lang w:val="zh_TW" w:bidi="zh_TW"/>
+          </w:rPr>
+          <w:rPr>
+            <w:color w:val="0000EE"/>
+            <w:u w:val="single"/>
+          </w:rPr>
+          <w:t>珥2:28–32</w:t>
+        </w:r>
+      </w:hyperlink>
+      <w:r>
+        <w:rPr>
+          <w:lang w:val="zh_TW" w:bidi="zh_TW"/>
+        </w:rPr>
+        <w:t>）。此外，由於聖靈已經澆灌在所有早期基督徒身上（那靈是預言的靈），因此所有人都是實際的或潛在的先知。</w:t>
+      </w:r>
+    </w:p>
+    <w:p>
+      <w:pPr/>
+      <w:r>
+        <w:rPr>
+          <w:lang w:val="zh_TW" w:bidi="zh_TW"/>
+        </w:rPr>
+      </w:r>
+      <w:r>
+        <w:rPr>
+          <w:lang w:val="zh_TW" w:bidi="zh_TW"/>
+        </w:rPr>
+        <w:t>根據</w:t>
+      </w:r>
+      <w:hyperlink r:id="rId258">
+        <w:r>
+          <w:rPr>
+            <w:lang w:val="zh_TW" w:bidi="zh_TW"/>
+          </w:rPr>
+          <w:rPr>
+            <w:color w:val="0000EE"/>
+            <w:u w:val="single"/>
+          </w:rPr>
+          <w:t>哥林多前書十二章28節</w:t>
+        </w:r>
+      </w:hyperlink>
+      <w:r>
+        <w:rPr>
+          <w:lang w:val="zh_TW" w:bidi="zh_TW"/>
+        </w:rPr>
+        <w:t>（見</w:t>
+      </w:r>
+      <w:hyperlink r:id="rId259">
+        <w:r>
+          <w:rPr>
+            <w:lang w:val="zh_TW" w:bidi="zh_TW"/>
+          </w:rPr>
+          <w:rPr>
+            <w:color w:val="0000EE"/>
+            <w:u w:val="single"/>
+          </w:rPr>
+          <w:t>羅12:6</w:t>
+        </w:r>
+      </w:hyperlink>
+      <w:r>
+        <w:rPr>
+          <w:lang w:val="zh_TW" w:bidi="zh_TW"/>
+        </w:rPr>
+        <w:t>；</w:t>
+      </w:r>
+      <w:hyperlink r:id="rId260">
+        <w:r>
+          <w:rPr>
+            <w:lang w:val="zh_TW" w:bidi="zh_TW"/>
+          </w:rPr>
+          <w:rPr>
+            <w:color w:val="0000EE"/>
+            <w:u w:val="single"/>
+          </w:rPr>
+          <w:t>弗4:11</w:t>
+        </w:r>
+      </w:hyperlink>
+      <w:r>
+        <w:rPr>
+          <w:lang w:val="zh_TW" w:bidi="zh_TW"/>
+        </w:rPr>
+        <w:t>），神在教會首先設立使徒，第二是先知，第三是教師。幾位早期基督教先知的名字被記下來，包括亞迦布（</w:t>
+      </w:r>
+      <w:hyperlink r:id="rId261">
+        <w:r>
+          <w:rPr>
+            <w:lang w:val="zh_TW" w:bidi="zh_TW"/>
+          </w:rPr>
+          <w:rPr>
+            <w:color w:val="0000EE"/>
+            <w:u w:val="single"/>
+          </w:rPr>
+          <w:t>徒11:27–28</w:t>
+        </w:r>
+      </w:hyperlink>
+      <w:r>
+        <w:rPr>
+          <w:lang w:val="zh_TW" w:bidi="zh_TW"/>
+        </w:rPr>
+        <w:t>，</w:t>
+      </w:r>
+      <w:hyperlink r:id="rId262">
+        <w:r>
+          <w:rPr>
+            <w:lang w:val="zh_TW" w:bidi="zh_TW"/>
+          </w:rPr>
+          <w:rPr>
+            <w:color w:val="0000EE"/>
+            <w:u w:val="single"/>
+          </w:rPr>
+          <w:t>21:10–11</w:t>
+        </w:r>
+      </w:hyperlink>
+      <w:r>
+        <w:rPr>
+          <w:lang w:val="zh_TW" w:bidi="zh_TW"/>
+        </w:rPr>
+        <w:t>）、猶大和西拉（</w:t>
+      </w:r>
+      <w:hyperlink r:id="rId263">
+        <w:r>
+          <w:rPr>
+            <w:lang w:val="zh_TW" w:bidi="zh_TW"/>
+          </w:rPr>
+          <w:rPr>
+            <w:color w:val="0000EE"/>
+            <w:u w:val="single"/>
+          </w:rPr>
+          <w:t>15:32</w:t>
+        </w:r>
+      </w:hyperlink>
+      <w:r>
+        <w:rPr>
+          <w:lang w:val="zh_TW" w:bidi="zh_TW"/>
+        </w:rPr>
+        <w:t>）、巴拿巴、稱為尼結的西面、古利奈人路求、馬念和保羅（</w:t>
+      </w:r>
+      <w:hyperlink r:id="rId264">
+        <w:r>
+          <w:rPr>
+            <w:lang w:val="zh_TW" w:bidi="zh_TW"/>
+          </w:rPr>
+          <w:rPr>
+            <w:color w:val="0000EE"/>
+            <w:u w:val="single"/>
+          </w:rPr>
+          <w:t>13:1</w:t>
+        </w:r>
+      </w:hyperlink>
+      <w:r>
+        <w:rPr>
+          <w:lang w:val="zh_TW" w:bidi="zh_TW"/>
+        </w:rPr>
+        <w:t>），以及傳福音的腓利的四個童貞女兒（</w:t>
+      </w:r>
+      <w:hyperlink r:id="rId265">
+        <w:r>
+          <w:rPr>
+            <w:lang w:val="zh_TW" w:bidi="zh_TW"/>
+          </w:rPr>
+          <w:rPr>
+            <w:color w:val="0000EE"/>
+            <w:u w:val="single"/>
+          </w:rPr>
+          <w:t>21:8–9</w:t>
+        </w:r>
+      </w:hyperlink>
+      <w:r>
+        <w:rPr>
+          <w:lang w:val="zh_TW" w:bidi="zh_TW"/>
+        </w:rPr>
+        <w:t>）。啟示錄的作者約翰，無疑也是一位先知（</w:t>
+      </w:r>
+      <w:hyperlink r:id="rId266">
+        <w:r>
+          <w:rPr>
+            <w:lang w:val="zh_TW" w:bidi="zh_TW"/>
+          </w:rPr>
+          <w:rPr>
+            <w:color w:val="0000EE"/>
+            <w:u w:val="single"/>
+          </w:rPr>
+          <w:t>啟1:3</w:t>
+        </w:r>
+      </w:hyperlink>
+      <w:r>
+        <w:rPr>
+          <w:lang w:val="zh_TW" w:bidi="zh_TW"/>
+        </w:rPr>
+        <w:t>，</w:t>
+      </w:r>
+      <w:hyperlink r:id="rId267">
+        <w:r>
+          <w:rPr>
+            <w:lang w:val="zh_TW" w:bidi="zh_TW"/>
+          </w:rPr>
+          <w:rPr>
+            <w:color w:val="0000EE"/>
+            <w:u w:val="single"/>
+          </w:rPr>
+          <w:t>22:9、18</w:t>
+        </w:r>
+      </w:hyperlink>
+      <w:r>
+        <w:rPr>
+          <w:lang w:val="zh_TW" w:bidi="zh_TW"/>
+        </w:rPr>
+        <w:t>），但他從未直接以此自居。</w:t>
+      </w:r>
+    </w:p>
+    <w:p>
+      <w:pPr>
+        <w:pStyle w:val="Heading3"/>
+      </w:pPr>
+      <w:r>
+        <w:rPr>
+          <w:lang w:val="zh_TW" w:bidi="zh_TW"/>
+        </w:rPr>
+        <w:t>基督徒先知的角色</w:t>
+      </w:r>
+    </w:p>
+    <w:p>
+      <w:pPr/>
+      <w:r>
+        <w:rPr>
+          <w:lang w:val="zh_TW" w:bidi="zh_TW"/>
+        </w:rPr>
+      </w:r>
+      <w:r>
+        <w:rPr>
+          <w:lang w:val="zh_TW" w:bidi="zh_TW"/>
+        </w:rPr>
+        <w:t>基督教先知是早期基督教群體的領袖（</w:t>
+      </w:r>
+      <w:hyperlink r:id="rId258">
+        <w:r>
+          <w:rPr>
+            <w:lang w:val="zh_TW" w:bidi="zh_TW"/>
+          </w:rPr>
+          <w:rPr>
+            <w:color w:val="0000EE"/>
+            <w:u w:val="single"/>
+          </w:rPr>
+          <w:t>林前12:28</w:t>
+        </w:r>
+      </w:hyperlink>
+      <w:r>
+        <w:rPr>
+          <w:lang w:val="zh_TW" w:bidi="zh_TW"/>
+        </w:rPr>
+        <w:t>；</w:t>
+      </w:r>
+      <w:hyperlink r:id="rId260">
+        <w:r>
+          <w:rPr>
+            <w:lang w:val="zh_TW" w:bidi="zh_TW"/>
+          </w:rPr>
+          <w:rPr>
+            <w:color w:val="0000EE"/>
+            <w:u w:val="single"/>
+          </w:rPr>
+          <w:t>弗4:11</w:t>
+        </w:r>
+      </w:hyperlink>
+      <w:r>
+        <w:rPr>
+          <w:lang w:val="zh_TW" w:bidi="zh_TW"/>
+        </w:rPr>
+        <w:t>），他們在教會聚會中運用他們的預言恩賜（</w:t>
+      </w:r>
+      <w:hyperlink r:id="rId268">
+        <w:r>
+          <w:rPr>
+            <w:lang w:val="zh_TW" w:bidi="zh_TW"/>
+          </w:rPr>
+          <w:rPr>
+            <w:color w:val="0000EE"/>
+            <w:u w:val="single"/>
+          </w:rPr>
+          <w:t>徒13:1–3</w:t>
+        </w:r>
+      </w:hyperlink>
+      <w:r>
+        <w:rPr>
+          <w:lang w:val="zh_TW" w:bidi="zh_TW"/>
+        </w:rPr>
+        <w:t>，</w:t>
+      </w:r>
+      <w:hyperlink r:id="rId261">
+        <w:r>
+          <w:rPr>
+            <w:lang w:val="zh_TW" w:bidi="zh_TW"/>
+          </w:rPr>
+          <w:rPr>
+            <w:color w:val="0000EE"/>
+            <w:u w:val="single"/>
+          </w:rPr>
+          <w:t>11:27–28</w:t>
+        </w:r>
+      </w:hyperlink>
+      <w:r>
+        <w:rPr>
+          <w:lang w:val="zh_TW" w:bidi="zh_TW"/>
+        </w:rPr>
+        <w:t>；</w:t>
+      </w:r>
+      <w:hyperlink r:id="rId269">
+        <w:r>
+          <w:rPr>
+            <w:lang w:val="zh_TW" w:bidi="zh_TW"/>
+          </w:rPr>
+          <w:rPr>
+            <w:color w:val="0000EE"/>
+            <w:u w:val="single"/>
+          </w:rPr>
+          <w:t>林前12–14章</w:t>
+        </w:r>
+      </w:hyperlink>
+      <w:r>
+        <w:rPr>
+          <w:lang w:val="zh_TW" w:bidi="zh_TW"/>
+        </w:rPr>
+        <w:t>；</w:t>
+      </w:r>
+      <w:hyperlink r:id="rId270">
+        <w:r>
+          <w:rPr>
+            <w:lang w:val="zh_TW" w:bidi="zh_TW"/>
+          </w:rPr>
+          <w:rPr>
+            <w:color w:val="0000EE"/>
+            <w:u w:val="single"/>
+          </w:rPr>
+          <w:t>啟1:10</w:t>
+        </w:r>
+      </w:hyperlink>
+      <w:r>
+        <w:rPr>
+          <w:lang w:val="zh_TW" w:bidi="zh_TW"/>
+        </w:rPr>
+        <w:t>）。由於神的靈在基督徒敬拜中特別活躍，預言因此就是神與子民溝通的一個主要方式。先知像使徒和教師一樣，並不在地方群體中擔任監督、長老和執事等職分；更確切的說，他們不是由個別會眾選出，而是藉著神的呼召被揀選。因此，他們在所有地方群體中都受到尊敬和接納。</w:t>
+      </w:r>
+    </w:p>
+    <w:p>
+      <w:pPr/>
+      <w:r>
+        <w:rPr>
+          <w:lang w:val="zh_TW" w:bidi="zh_TW"/>
+        </w:rPr>
+      </w:r>
+      <w:r>
+        <w:rPr>
+          <w:lang w:val="zh_TW" w:bidi="zh_TW"/>
+        </w:rPr>
+        <w:t>早期基督徒先知既有巡迴的，也有定居的。巡迴先知（itinerant prophets，從一個地方走到另一個地方）似乎在敘利亞─巴勒斯坦和小亞細亞等地，比在歐洲教會更為普遍。</w:t>
+      </w:r>
+    </w:p>
+    <w:p>
+      <w:pPr>
+        <w:pStyle w:val="Heading4"/>
+      </w:pPr>
+      <w:r>
+        <w:rPr>
+          <w:lang w:val="zh_TW" w:bidi="zh_TW"/>
+        </w:rPr>
+        <w:t>預言的功能</w:t>
+      </w:r>
+    </w:p>
+    <w:p>
+      <w:pPr/>
+      <w:r>
+        <w:rPr>
+          <w:lang w:val="zh_TW" w:bidi="zh_TW"/>
+        </w:rPr>
+      </w:r>
+      <w:r>
+        <w:rPr>
+          <w:lang w:val="zh_TW" w:bidi="zh_TW"/>
+        </w:rPr>
+        <w:t>根據保羅所言，預言（如同所有其它屬靈恩賜）的核心目的是建立或造就教會。根據</w:t>
+      </w:r>
+      <w:hyperlink r:id="rId271">
+        <w:r>
+          <w:rPr>
+            <w:lang w:val="zh_TW" w:bidi="zh_TW"/>
+          </w:rPr>
+          <w:rPr>
+            <w:color w:val="0000EE"/>
+            <w:u w:val="single"/>
+          </w:rPr>
+          <w:t>哥林多前書十四章3節</w:t>
+        </w:r>
+      </w:hyperlink>
+      <w:r>
+        <w:rPr>
+          <w:lang w:val="zh_TW" w:bidi="zh_TW"/>
+        </w:rPr>
+        <w:t>，「作先知講道的，是對人說，要造就、安慰、勸勉人」保羅在</w:t>
+      </w:r>
+      <w:hyperlink r:id="rId272">
+        <w:r>
+          <w:rPr>
+            <w:lang w:val="zh_TW" w:bidi="zh_TW"/>
+          </w:rPr>
+          <w:rPr>
+            <w:color w:val="0000EE"/>
+            <w:u w:val="single"/>
+          </w:rPr>
+          <w:t>哥林多前書十四章4節</w:t>
+        </w:r>
+      </w:hyperlink>
+      <w:r>
+        <w:rPr>
+          <w:lang w:val="zh_TW" w:bidi="zh_TW"/>
+        </w:rPr>
+        <w:t>中再次指出，「說方言的，是造就自己；作先知講道的，乃是造就教會。」保羅之所以討論屬靈恩賜，特別是預言和說方言，是因為哥林多教會過分強調說方言。保羅並不反對說方言（</w:t>
+      </w:r>
+      <w:hyperlink r:id="rId273">
+        <w:r>
+          <w:rPr>
+            <w:lang w:val="zh_TW" w:bidi="zh_TW"/>
+          </w:rPr>
+          <w:rPr>
+            <w:color w:val="0000EE"/>
+            <w:u w:val="single"/>
+          </w:rPr>
+          <w:t>林前14:18、39</w:t>
+        </w:r>
+      </w:hyperlink>
+      <w:r>
+        <w:rPr>
+          <w:lang w:val="zh_TW" w:bidi="zh_TW"/>
+        </w:rPr>
+        <w:t>），但他指出教會無法從中得造就，因為方言通常難以理解。預言則是由聖靈啟示，是人們可以理解的言語，能夠促進在場的人相互造就、安慰和鼓勵（</w:t>
+      </w:r>
+      <w:hyperlink r:id="rId274">
+        <w:r>
+          <w:rPr>
+            <w:lang w:val="zh_TW" w:bidi="zh_TW"/>
+          </w:rPr>
+          <w:rPr>
+            <w:color w:val="0000EE"/>
+            <w:u w:val="single"/>
+          </w:rPr>
+          <w:t>林前14:20–25、39</w:t>
+        </w:r>
+      </w:hyperlink>
+      <w:r>
+        <w:rPr>
+          <w:lang w:val="zh_TW" w:bidi="zh_TW"/>
+        </w:rPr>
+        <w:t>）。</w:t>
+      </w:r>
+    </w:p>
+    <w:p>
+      <w:pPr>
+        <w:pStyle w:val="Heading4"/>
+      </w:pPr>
+      <w:r>
+        <w:rPr>
+          <w:lang w:val="zh_TW" w:bidi="zh_TW"/>
+        </w:rPr>
+        <w:t>基督教預言的內容</w:t>
+      </w:r>
+    </w:p>
+    <w:p>
+      <w:pPr/>
+      <w:r>
+        <w:rPr>
+          <w:lang w:val="zh_TW" w:bidi="zh_TW"/>
+        </w:rPr>
+      </w:r>
+      <w:r>
+        <w:rPr>
+          <w:lang w:val="zh_TW" w:bidi="zh_TW"/>
+        </w:rPr>
+        <w:t>我們對於公元一世紀教會的預言內容知之甚少。預言有時會帶來神的指引，以便早期基督教的人做出重要決定。保羅和巴拿巴透過預言信息，被選定參與特定的使命（</w:t>
+      </w:r>
+      <w:hyperlink r:id="rId268">
+        <w:r>
+          <w:rPr>
+            <w:lang w:val="zh_TW" w:bidi="zh_TW"/>
+          </w:rPr>
+          <w:rPr>
+            <w:color w:val="0000EE"/>
+            <w:u w:val="single"/>
+          </w:rPr>
+          <w:t>徒13:1–3</w:t>
+        </w:r>
+      </w:hyperlink>
+      <w:r>
+        <w:rPr>
+          <w:lang w:val="zh_TW" w:bidi="zh_TW"/>
+        </w:rPr>
+        <w:t>；參</w:t>
+      </w:r>
+      <w:hyperlink r:id="rId275">
+        <w:r>
+          <w:rPr>
+            <w:lang w:val="zh_TW" w:bidi="zh_TW"/>
+          </w:rPr>
+          <w:rPr>
+            <w:color w:val="0000EE"/>
+            <w:u w:val="single"/>
+          </w:rPr>
+          <w:t>提前1:18</w:t>
+        </w:r>
+      </w:hyperlink>
+      <w:r>
+        <w:rPr>
+          <w:lang w:val="zh_TW" w:bidi="zh_TW"/>
+        </w:rPr>
+        <w:t>，</w:t>
+      </w:r>
+      <w:hyperlink r:id="rId276">
+        <w:r>
+          <w:rPr>
+            <w:lang w:val="zh_TW" w:bidi="zh_TW"/>
+          </w:rPr>
+          <w:rPr>
+            <w:color w:val="0000EE"/>
+            <w:u w:val="single"/>
+          </w:rPr>
+          <w:t>4:14</w:t>
+        </w:r>
+      </w:hyperlink>
+      <w:r>
+        <w:rPr>
+          <w:lang w:val="zh_TW" w:bidi="zh_TW"/>
+        </w:rPr>
+        <w:t>）。保羅和提摩太很可能也是透過預言，而禁止在亞細亞傳道（</w:t>
+      </w:r>
+      <w:hyperlink r:id="rId277">
+        <w:r>
+          <w:rPr>
+            <w:lang w:val="zh_TW" w:bidi="zh_TW"/>
+          </w:rPr>
+          <w:rPr>
+            <w:color w:val="0000EE"/>
+            <w:u w:val="single"/>
+          </w:rPr>
+          <w:t>徒16:6</w:t>
+        </w:r>
+      </w:hyperlink>
+      <w:r>
+        <w:rPr>
+          <w:lang w:val="zh_TW" w:bidi="zh_TW"/>
+        </w:rPr>
+        <w:t>）。同樣，耶穌的靈也禁止他們去庇推尼（</w:t>
+      </w:r>
+      <w:hyperlink r:id="rId278">
+        <w:r>
+          <w:rPr>
+            <w:lang w:val="zh_TW" w:bidi="zh_TW"/>
+          </w:rPr>
+          <w:rPr>
+            <w:color w:val="0000EE"/>
+            <w:u w:val="single"/>
+          </w:rPr>
+          <w:t>7</w:t>
+        </w:r>
+      </w:hyperlink>
+      <w:r>
+        <w:rPr>
+          <w:lang w:val="zh_TW" w:bidi="zh_TW"/>
+        </w:rPr>
+        <w:t>節）。</w:t>
+      </w:r>
+    </w:p>
+    <w:p>
+      <w:pPr/>
+      <w:r>
+        <w:rPr>
+          <w:lang w:val="zh_TW" w:bidi="zh_TW"/>
+        </w:rPr>
+      </w:r>
+      <w:r>
+        <w:rPr>
+          <w:lang w:val="zh_TW" w:bidi="zh_TW"/>
+        </w:rPr>
+        <w:t>預言最常見的用途，或許是預測未來。亞迦布預言天下將有大饑荒（</w:t>
+      </w:r>
+      <w:hyperlink r:id="rId279">
+        <w:r>
+          <w:rPr>
+            <w:lang w:val="zh_TW" w:bidi="zh_TW"/>
+          </w:rPr>
+          <w:rPr>
+            <w:color w:val="0000EE"/>
+            <w:u w:val="single"/>
+          </w:rPr>
+          <w:t>11:28</w:t>
+        </w:r>
+      </w:hyperlink>
+      <w:r>
+        <w:rPr>
+          <w:lang w:val="zh_TW" w:bidi="zh_TW"/>
+        </w:rPr>
+        <w:t>）和保羅即將被捕（</w:t>
+      </w:r>
+      <w:hyperlink r:id="rId280">
+        <w:r>
+          <w:rPr>
+            <w:lang w:val="zh_TW" w:bidi="zh_TW"/>
+          </w:rPr>
+          <w:rPr>
+            <w:color w:val="0000EE"/>
+            <w:u w:val="single"/>
+          </w:rPr>
+          <w:t>21:11</w:t>
+        </w:r>
+      </w:hyperlink>
+      <w:r>
+        <w:rPr>
+          <w:lang w:val="zh_TW" w:bidi="zh_TW"/>
+        </w:rPr>
+        <w:t>），其他先知也曾預言保羅會被監禁（</w:t>
+      </w:r>
+      <w:hyperlink r:id="rId281">
+        <w:r>
+          <w:rPr>
+            <w:lang w:val="zh_TW" w:bidi="zh_TW"/>
+          </w:rPr>
+          <w:rPr>
+            <w:color w:val="0000EE"/>
+            <w:u w:val="single"/>
+          </w:rPr>
+          <w:t>20:23</w:t>
+        </w:r>
+      </w:hyperlink>
+      <w:r>
+        <w:rPr>
+          <w:lang w:val="zh_TW" w:bidi="zh_TW"/>
+        </w:rPr>
+        <w:t>）。約翰所寫的啟示錄中，所有預言都指向未來的事件，這些事件將在末後的日子逐漸發生。然而，約翰詳細寫下預言的目的，不是為了滿足讀者的好奇心，而是為了讓他們在經歷逼迫時，給予安慰和鼓勵。</w:t>
+      </w:r>
+    </w:p>
+    <w:p>
+      <w:pPr>
+        <w:pStyle w:val="Heading4"/>
+      </w:pPr>
+      <w:r>
+        <w:rPr>
+          <w:lang w:val="zh_TW" w:bidi="zh_TW"/>
+        </w:rPr>
+        <w:t>基督教預言的形式</w:t>
+      </w:r>
+    </w:p>
+    <w:p>
+      <w:pPr/>
+      <w:r>
+        <w:rPr>
+          <w:lang w:val="zh_TW" w:bidi="zh_TW"/>
+        </w:rPr>
+      </w:r>
+      <w:r>
+        <w:rPr>
+          <w:lang w:val="zh_TW" w:bidi="zh_TW"/>
+        </w:rPr>
+        <w:t>基督教先知與舊約先知不同，不一定會以神或耶穌直接說話的形式來傳達信息。在早期基督教文獻中，幾乎沒有正式的標記，表明其中的預言講論。啟示錄是其中一個顯著的例外。</w:t>
+      </w:r>
+    </w:p>
+    <w:p>
+      <w:pPr/>
+      <w:r>
+        <w:rPr>
+          <w:lang w:val="zh_TW" w:bidi="zh_TW"/>
+        </w:rPr>
+      </w:r>
+      <w:r>
+        <w:rPr>
+          <w:i/>
+          <w:lang w:val="zh_TW" w:bidi="zh_TW"/>
+        </w:rPr>
         <w:t>另見</w:t>
       </w:r>
       <w:r>
@@ -502,7 +7016,7 @@
         <w:rPr>
           <w:lang w:val="zh_TW" w:bidi="zh_TW"/>
         </w:rPr>
-        <w:t>潔淨與不潔淨的規定</w:t>
+        <w:t>夢</w:t>
       </w:r>
       <w:r>
         <w:rPr>
@@ -514,7 +7028,1023 @@
         <w:rPr>
           <w:lang w:val="zh_TW" w:bidi="zh_TW"/>
         </w:rPr>
-        <w:t>飲食的律法（摩西之後）</w:t>
+        <w:t>神諭</w:t>
+      </w:r>
+      <w:r>
+        <w:rPr>
+          <w:lang w:val="zh_TW" w:bidi="zh_TW"/>
+        </w:rPr>
+        <w:t>；</w:t>
+      </w:r>
+      <w:r>
+        <w:rPr>
+          <w:lang w:val="zh_TW" w:bidi="zh_TW"/>
+        </w:rPr>
+        <w:t>應許</w:t>
+      </w:r>
+      <w:r>
+        <w:rPr>
+          <w:lang w:val="zh_TW" w:bidi="zh_TW"/>
+        </w:rPr>
+        <w:t>；</w:t>
+      </w:r>
+      <w:r>
+        <w:rPr>
+          <w:lang w:val="zh_TW" w:bidi="zh_TW"/>
+        </w:rPr>
+        <w:t>先知，女先知</w:t>
+      </w:r>
+      <w:r>
+        <w:rPr>
+          <w:lang w:val="zh_TW" w:bidi="zh_TW"/>
+        </w:rPr>
+        <w:t>；</w:t>
+      </w:r>
+      <w:r>
+        <w:rPr>
+          <w:lang w:val="zh_TW" w:bidi="zh_TW"/>
+        </w:rPr>
+        <w:t>假先知</w:t>
+      </w:r>
+      <w:r>
+        <w:rPr>
+          <w:lang w:val="zh_TW" w:bidi="zh_TW"/>
+        </w:rPr>
+        <w:t>；</w:t>
+      </w:r>
+      <w:r>
+        <w:rPr>
+          <w:lang w:val="zh_TW" w:bidi="zh_TW"/>
+        </w:rPr>
+        <w:t>異象</w:t>
+      </w:r>
+      <w:r>
+        <w:rPr>
+          <w:lang w:val="zh_TW" w:bidi="zh_TW"/>
+        </w:rPr>
+        <w:t>。</w:t>
+      </w:r>
+      <w:r>
+        <w:rPr>
+          <w:lang w:val="zh_TW" w:bidi="zh_TW"/>
+        </w:rPr>
+      </w:r>
+      <w:r>
+        <w:rPr>
+          <w:lang w:val="zh_TW" w:bidi="zh_TW"/>
+        </w:rPr>
+      </w:r>
+    </w:p>
+    <w:p>
+      <w:pPr/>
+      <w:r>
+        <w:rPr>
+          <w:lang w:val="zh_TW" w:bidi="zh_TW"/>
+        </w:rPr>
+      </w:r>
+    </w:p>
+    <w:p>
+      <w:pPr>
+        <w:pStyle w:val="Heading2"/>
+      </w:pPr>
+      <w:r>
+        <w:rPr>
+          <w:lang w:val="zh_TW" w:bidi="zh_TW"/>
+        </w:rPr>
+        <w:t>預知</w:t>
+      </w:r>
+      <w:r>
+        <w:rPr>
+          <w:lang w:val="zh_TW" w:bidi="zh_TW"/>
+        </w:rPr>
+      </w:r>
+    </w:p>
+    <w:p>
+      <w:pPr/>
+      <w:r>
+        <w:rPr>
+          <w:lang w:val="zh_TW" w:bidi="zh_TW"/>
+        </w:rPr>
+      </w:r>
+      <w:r>
+        <w:rPr>
+          <w:lang w:val="zh_TW" w:bidi="zh_TW"/>
+        </w:rPr>
+        <w:t>在事情發生之前就已知道該事件或事物。</w:t>
+      </w:r>
+    </w:p>
+    <w:p>
+      <w:pPr/>
+      <w:r>
+        <w:rPr>
+          <w:lang w:val="zh_TW" w:bidi="zh_TW"/>
+        </w:rPr>
+      </w:r>
+      <w:r>
+        <w:rPr>
+          <w:lang w:val="zh_TW" w:bidi="zh_TW"/>
+        </w:rPr>
+        <w:t>在新約聖經中，「預知」的希臘文詞語只出現七次，用來描述：</w:t>
+      </w:r>
+    </w:p>
+    <w:p>
+      <w:pPr>
+        <w:pStyle w:val="ListNumber"/>
+        <w:numPr>
+          <w:ilvl w:val="0"/>
+          <w:numId w:val="17"/>
+        </w:numPr>
+        <w:spacing w:line="240" w:lineRule="auto"/>
+        <w:ind w:left="720"/>
+      </w:pPr>
+      <w:r>
+        <w:rPr>
+          <w:lang w:val="zh_TW" w:bidi="zh_TW"/>
+        </w:rPr>
+      </w:r>
+      <w:r>
+        <w:rPr>
+          <w:lang w:val="zh_TW" w:bidi="zh_TW"/>
+        </w:rPr>
+        <w:t>基督徒如何得到警告，提防假教師（</w:t>
+      </w:r>
+      <w:hyperlink r:id="rId282">
+        <w:r>
+          <w:rPr>
+            <w:lang w:val="zh_TW" w:bidi="zh_TW"/>
+          </w:rPr>
+          <w:rPr>
+            <w:color w:val="0000EE"/>
+            <w:u w:val="single"/>
+          </w:rPr>
+          <w:t>彼後3:17</w:t>
+        </w:r>
+      </w:hyperlink>
+      <w:r>
+        <w:rPr>
+          <w:lang w:val="zh_TW" w:bidi="zh_TW"/>
+        </w:rPr>
+        <w:t>）</w:t>
+      </w:r>
+    </w:p>
+    <w:p>
+      <w:pPr>
+        <w:pStyle w:val="ListNumber"/>
+        <w:spacing w:line="240" w:lineRule="auto"/>
+        <w:ind w:left="720"/>
+      </w:pPr>
+      <w:r>
+        <w:rPr>
+          <w:lang w:val="zh_TW" w:bidi="zh_TW"/>
+        </w:rPr>
+      </w:r>
+      <w:r>
+        <w:rPr>
+          <w:lang w:val="zh_TW" w:bidi="zh_TW"/>
+        </w:rPr>
+        <w:t>猶太人事先知道保羅早年的生活（</w:t>
+      </w:r>
+      <w:hyperlink r:id="rId283">
+        <w:r>
+          <w:rPr>
+            <w:lang w:val="zh_TW" w:bidi="zh_TW"/>
+          </w:rPr>
+          <w:rPr>
+            <w:color w:val="0000EE"/>
+            <w:u w:val="single"/>
+          </w:rPr>
+          <w:t>徒26:4–5</w:t>
+        </w:r>
+      </w:hyperlink>
+      <w:r>
+        <w:rPr>
+          <w:lang w:val="zh_TW" w:bidi="zh_TW"/>
+        </w:rPr>
+        <w:t>）</w:t>
+      </w:r>
+    </w:p>
+    <w:p>
+      <w:pPr>
+        <w:pStyle w:val="ListNumber"/>
+        <w:spacing w:line="240" w:lineRule="auto"/>
+        <w:ind w:left="720"/>
+      </w:pPr>
+      <w:r>
+        <w:rPr>
+          <w:lang w:val="zh_TW" w:bidi="zh_TW"/>
+        </w:rPr>
+      </w:r>
+      <w:r>
+        <w:rPr>
+          <w:lang w:val="zh_TW" w:bidi="zh_TW"/>
+        </w:rPr>
+        <w:t>神在基督受死之前已知道這事（</w:t>
+      </w:r>
+      <w:hyperlink r:id="rId284">
+        <w:r>
+          <w:rPr>
+            <w:lang w:val="zh_TW" w:bidi="zh_TW"/>
+          </w:rPr>
+          <w:rPr>
+            <w:color w:val="0000EE"/>
+            <w:u w:val="single"/>
+          </w:rPr>
+          <w:t>徒2:23</w:t>
+        </w:r>
+      </w:hyperlink>
+      <w:r>
+        <w:rPr>
+          <w:lang w:val="zh_TW" w:bidi="zh_TW"/>
+        </w:rPr>
+        <w:t>；</w:t>
+      </w:r>
+      <w:hyperlink r:id="rId285">
+        <w:r>
+          <w:rPr>
+            <w:lang w:val="zh_TW" w:bidi="zh_TW"/>
+          </w:rPr>
+          <w:rPr>
+            <w:color w:val="0000EE"/>
+            <w:u w:val="single"/>
+          </w:rPr>
+          <w:t>彼前1:18–20</w:t>
+        </w:r>
+      </w:hyperlink>
+      <w:r>
+        <w:rPr>
+          <w:lang w:val="zh_TW" w:bidi="zh_TW"/>
+        </w:rPr>
+        <w:t>）</w:t>
+      </w:r>
+    </w:p>
+    <w:p>
+      <w:pPr>
+        <w:pStyle w:val="ListNumber"/>
+        <w:spacing w:line="240" w:lineRule="auto"/>
+        <w:ind w:left="720"/>
+      </w:pPr>
+      <w:r>
+        <w:rPr>
+          <w:lang w:val="zh_TW" w:bidi="zh_TW"/>
+        </w:rPr>
+      </w:r>
+      <w:r>
+        <w:rPr>
+          <w:lang w:val="zh_TW" w:bidi="zh_TW"/>
+        </w:rPr>
+        <w:t>神認識祂的百姓（</w:t>
+      </w:r>
+      <w:hyperlink r:id="rId286">
+        <w:r>
+          <w:rPr>
+            <w:lang w:val="zh_TW" w:bidi="zh_TW"/>
+          </w:rPr>
+          <w:rPr>
+            <w:color w:val="0000EE"/>
+            <w:u w:val="single"/>
+          </w:rPr>
+          <w:t>羅11:2</w:t>
+        </w:r>
+      </w:hyperlink>
+      <w:r>
+        <w:rPr>
+          <w:lang w:val="zh_TW" w:bidi="zh_TW"/>
+        </w:rPr>
+        <w:t>）</w:t>
+      </w:r>
+    </w:p>
+    <w:p>
+      <w:pPr>
+        <w:pStyle w:val="ListNumber"/>
+        <w:spacing w:line="240" w:lineRule="auto"/>
+        <w:ind w:left="720"/>
+      </w:pPr>
+      <w:r>
+        <w:rPr>
+          <w:lang w:val="zh_TW" w:bidi="zh_TW"/>
+        </w:rPr>
+      </w:r>
+      <w:r>
+        <w:rPr>
+          <w:lang w:val="zh_TW" w:bidi="zh_TW"/>
+        </w:rPr>
+        <w:t>神認識祂的教會（</w:t>
+      </w:r>
+      <w:hyperlink r:id="rId287">
+        <w:r>
+          <w:rPr>
+            <w:lang w:val="zh_TW" w:bidi="zh_TW"/>
+          </w:rPr>
+          <w:rPr>
+            <w:color w:val="0000EE"/>
+            <w:u w:val="single"/>
+          </w:rPr>
+          <w:t>羅8:28–30</w:t>
+        </w:r>
+      </w:hyperlink>
+      <w:r>
+        <w:rPr>
+          <w:lang w:val="zh_TW" w:bidi="zh_TW"/>
+        </w:rPr>
+        <w:t>；</w:t>
+      </w:r>
+      <w:hyperlink r:id="rId288">
+        <w:r>
+          <w:rPr>
+            <w:lang w:val="zh_TW" w:bidi="zh_TW"/>
+          </w:rPr>
+          <w:rPr>
+            <w:color w:val="0000EE"/>
+            <w:u w:val="single"/>
+          </w:rPr>
+          <w:t>彼前1:1–2</w:t>
+        </w:r>
+      </w:hyperlink>
+      <w:r>
+        <w:rPr>
+          <w:lang w:val="zh_TW" w:bidi="zh_TW"/>
+        </w:rPr>
+        <w:t>）</w:t>
+      </w:r>
+    </w:p>
+    <w:p>
+      <w:pPr/>
+      <w:r>
+        <w:rPr>
+          <w:lang w:val="zh_TW" w:bidi="zh_TW"/>
+        </w:rPr>
+      </w:r>
+      <w:r>
+        <w:rPr>
+          <w:lang w:val="zh_TW" w:bidi="zh_TW"/>
+        </w:rPr>
+        <w:t>雖然「預知」這個詞不常使用，但這個概念在整本聖經中屢見不鮮。首先，聖經清楚教導我們，神知道一切；祂的智慧無限（</w:t>
+      </w:r>
+      <w:hyperlink r:id="rId289">
+        <w:r>
+          <w:rPr>
+            <w:lang w:val="zh_TW" w:bidi="zh_TW"/>
+          </w:rPr>
+          <w:rPr>
+            <w:color w:val="0000EE"/>
+            <w:u w:val="single"/>
+          </w:rPr>
+          <w:t>詩147:5</w:t>
+        </w:r>
+      </w:hyperlink>
+      <w:r>
+        <w:rPr>
+          <w:lang w:val="zh_TW" w:bidi="zh_TW"/>
+        </w:rPr>
+        <w:t>）。祂知道每個人的心與意念（</w:t>
+      </w:r>
+      <w:hyperlink r:id="rId290">
+        <w:r>
+          <w:rPr>
+            <w:lang w:val="zh_TW" w:bidi="zh_TW"/>
+          </w:rPr>
+          <w:rPr>
+            <w:color w:val="0000EE"/>
+            <w:u w:val="single"/>
+          </w:rPr>
+          <w:t>代上28:9</w:t>
+        </w:r>
+      </w:hyperlink>
+      <w:r>
+        <w:rPr>
+          <w:lang w:val="zh_TW" w:bidi="zh_TW"/>
+        </w:rPr>
+        <w:t>）。</w:t>
+      </w:r>
+      <w:hyperlink r:id="rId291">
+        <w:r>
+          <w:rPr>
+            <w:lang w:val="zh_TW" w:bidi="zh_TW"/>
+          </w:rPr>
+          <w:rPr>
+            <w:color w:val="0000EE"/>
+            <w:u w:val="single"/>
+          </w:rPr>
+          <w:t>詩篇一三九篇</w:t>
+        </w:r>
+      </w:hyperlink>
+      <w:r>
+        <w:rPr>
+          <w:lang w:val="zh_TW" w:bidi="zh_TW"/>
+        </w:rPr>
+        <w:t>描述神認識人一切的思想、言語與行動。這種認識甚至包括麻雀的飛翔，以及人頭髮的數目（</w:t>
+      </w:r>
+      <w:hyperlink r:id="rId292">
+        <w:r>
+          <w:rPr>
+            <w:lang w:val="zh_TW" w:bidi="zh_TW"/>
+          </w:rPr>
+          <w:rPr>
+            <w:color w:val="0000EE"/>
+            <w:u w:val="single"/>
+          </w:rPr>
+          <w:t>太10:29–30</w:t>
+        </w:r>
+      </w:hyperlink>
+      <w:r>
+        <w:rPr>
+          <w:lang w:val="zh_TW" w:bidi="zh_TW"/>
+        </w:rPr>
+        <w:t>）。既然神的知識無限，我們便可以推論祂也知道人類歷史中將來要發生的事。</w:t>
+      </w:r>
+    </w:p>
+    <w:p>
+      <w:pPr/>
+      <w:r>
+        <w:rPr>
+          <w:lang w:val="zh_TW" w:bidi="zh_TW"/>
+        </w:rPr>
+      </w:r>
+      <w:r>
+        <w:rPr>
+          <w:lang w:val="zh_TW" w:bidi="zh_TW"/>
+        </w:rPr>
+        <w:t>聖經也直接指出，神在事情發生之前已經知道。神擁有這種知識，因此與不能預見將來的偶像截然不同（</w:t>
+      </w:r>
+      <w:hyperlink r:id="rId293">
+        <w:r>
+          <w:rPr>
+            <w:lang w:val="zh_TW" w:bidi="zh_TW"/>
+          </w:rPr>
+          <w:rPr>
+            <w:color w:val="0000EE"/>
+            <w:u w:val="single"/>
+          </w:rPr>
+          <w:t>賽44:6–8，</w:t>
+        </w:r>
+      </w:hyperlink>
+      <w:hyperlink r:id="rId294">
+        <w:r>
+          <w:rPr>
+            <w:lang w:val="zh_TW" w:bidi="zh_TW"/>
+          </w:rPr>
+          <w:rPr>
+            <w:color w:val="0000EE"/>
+            <w:u w:val="single"/>
+          </w:rPr>
+          <w:t>45:21</w:t>
+        </w:r>
+      </w:hyperlink>
+      <w:r>
+        <w:rPr>
+          <w:lang w:val="zh_TW" w:bidi="zh_TW"/>
+        </w:rPr>
+        <w:t>）。先知的預言正是以神的預知為基礎。例如：</w:t>
+      </w:r>
+    </w:p>
+    <w:p>
+      <w:pPr>
+        <w:pStyle w:val="ListBullet"/>
+        <w:spacing w:line="240" w:lineRule="auto"/>
+        <w:ind w:left="720"/>
+      </w:pPr>
+      <w:r>
+        <w:rPr>
+          <w:lang w:val="zh_TW" w:bidi="zh_TW"/>
+        </w:rPr>
+      </w:r>
+      <w:r>
+        <w:rPr>
+          <w:lang w:val="zh_TW" w:bidi="zh_TW"/>
+        </w:rPr>
+        <w:t>神告訴亞當和夏娃，女人的後裔要打傷蛇和蛇的後裔（</w:t>
+      </w:r>
+      <w:hyperlink r:id="rId295">
+        <w:r>
+          <w:rPr>
+            <w:lang w:val="zh_TW" w:bidi="zh_TW"/>
+          </w:rPr>
+          <w:rPr>
+            <w:color w:val="0000EE"/>
+            <w:u w:val="single"/>
+          </w:rPr>
+          <w:t>創3:15</w:t>
+        </w:r>
+      </w:hyperlink>
+      <w:r>
+        <w:rPr>
+          <w:lang w:val="zh_TW" w:bidi="zh_TW"/>
+        </w:rPr>
+        <w:t>）</w:t>
+      </w:r>
+    </w:p>
+    <w:p>
+      <w:pPr>
+        <w:pStyle w:val="ListBullet"/>
+        <w:spacing w:line="240" w:lineRule="auto"/>
+        <w:ind w:left="720"/>
+      </w:pPr>
+      <w:r>
+        <w:rPr>
+          <w:lang w:val="zh_TW" w:bidi="zh_TW"/>
+        </w:rPr>
+      </w:r>
+      <w:r>
+        <w:rPr>
+          <w:lang w:val="zh_TW" w:bidi="zh_TW"/>
+        </w:rPr>
+        <w:t>祂應許亞伯拉罕將來必得福（</w:t>
+      </w:r>
+      <w:hyperlink r:id="rId296">
+        <w:r>
+          <w:rPr>
+            <w:lang w:val="zh_TW" w:bidi="zh_TW"/>
+          </w:rPr>
+          <w:rPr>
+            <w:color w:val="0000EE"/>
+            <w:u w:val="single"/>
+          </w:rPr>
+          <w:t>創12:3</w:t>
+        </w:r>
+      </w:hyperlink>
+      <w:r>
+        <w:rPr>
+          <w:lang w:val="zh_TW" w:bidi="zh_TW"/>
+        </w:rPr>
+        <w:t>）</w:t>
+      </w:r>
+    </w:p>
+    <w:p>
+      <w:pPr>
+        <w:pStyle w:val="ListBullet"/>
+        <w:spacing w:line="240" w:lineRule="auto"/>
+        <w:ind w:left="720"/>
+      </w:pPr>
+      <w:r>
+        <w:rPr>
+          <w:lang w:val="zh_TW" w:bidi="zh_TW"/>
+        </w:rPr>
+      </w:r>
+      <w:r>
+        <w:rPr>
+          <w:lang w:val="zh_TW" w:bidi="zh_TW"/>
+        </w:rPr>
+        <w:t>神也對摩西說：「我知道雖用大能的手， 埃及王也不容你們去」（</w:t>
+      </w:r>
+      <w:hyperlink r:id="rId297">
+        <w:r>
+          <w:rPr>
+            <w:lang w:val="zh_TW" w:bidi="zh_TW"/>
+          </w:rPr>
+          <w:rPr>
+            <w:color w:val="0000EE"/>
+            <w:u w:val="single"/>
+          </w:rPr>
+          <w:t>出3:19</w:t>
+        </w:r>
+      </w:hyperlink>
+      <w:r>
+        <w:rPr>
+          <w:lang w:val="zh_TW" w:bidi="zh_TW"/>
+        </w:rPr>
+        <w:t>）</w:t>
+      </w:r>
+    </w:p>
+    <w:p>
+      <w:pPr/>
+      <w:r>
+        <w:rPr>
+          <w:lang w:val="zh_TW" w:bidi="zh_TW"/>
+        </w:rPr>
+      </w:r>
+      <w:r>
+        <w:rPr>
+          <w:lang w:val="zh_TW" w:bidi="zh_TW"/>
+        </w:rPr>
+        <w:t>舊約聖經的先知曾經預言彌賽亞將要臨到的榮耀（</w:t>
+      </w:r>
+      <w:hyperlink r:id="rId298">
+        <w:r>
+          <w:rPr>
+            <w:lang w:val="zh_TW" w:bidi="zh_TW"/>
+          </w:rPr>
+          <w:rPr>
+            <w:color w:val="0000EE"/>
+            <w:u w:val="single"/>
+          </w:rPr>
+          <w:t>賽9:1–7</w:t>
+        </w:r>
+      </w:hyperlink>
+      <w:r>
+        <w:rPr>
+          <w:lang w:val="zh_TW" w:bidi="zh_TW"/>
+        </w:rPr>
+        <w:t>；</w:t>
+      </w:r>
+      <w:hyperlink r:id="rId165">
+        <w:r>
+          <w:rPr>
+            <w:lang w:val="zh_TW" w:bidi="zh_TW"/>
+          </w:rPr>
+          <w:rPr>
+            <w:color w:val="0000EE"/>
+            <w:u w:val="single"/>
+          </w:rPr>
+          <w:t>耶23:5–6</w:t>
+        </w:r>
+      </w:hyperlink>
+      <w:r>
+        <w:rPr>
+          <w:lang w:val="zh_TW" w:bidi="zh_TW"/>
+        </w:rPr>
+        <w:t>；</w:t>
+      </w:r>
+      <w:hyperlink r:id="rId299">
+        <w:r>
+          <w:rPr>
+            <w:lang w:val="zh_TW" w:bidi="zh_TW"/>
+          </w:rPr>
+          <w:rPr>
+            <w:color w:val="0000EE"/>
+            <w:u w:val="single"/>
+          </w:rPr>
+          <w:t>結34:20–31</w:t>
+        </w:r>
+      </w:hyperlink>
+      <w:r>
+        <w:rPr>
+          <w:lang w:val="zh_TW" w:bidi="zh_TW"/>
+        </w:rPr>
+        <w:t>；</w:t>
+      </w:r>
+      <w:hyperlink r:id="rId300">
+        <w:r>
+          <w:rPr>
+            <w:lang w:val="zh_TW" w:bidi="zh_TW"/>
+          </w:rPr>
+          <w:rPr>
+            <w:color w:val="0000EE"/>
+            <w:u w:val="single"/>
+          </w:rPr>
+          <w:t>何3:4–5</w:t>
+        </w:r>
+      </w:hyperlink>
+      <w:r>
+        <w:rPr>
+          <w:lang w:val="zh_TW" w:bidi="zh_TW"/>
+        </w:rPr>
+        <w:t>）。在</w:t>
+      </w:r>
+      <w:hyperlink r:id="rId301">
+        <w:r>
+          <w:rPr>
+            <w:lang w:val="zh_TW" w:bidi="zh_TW"/>
+          </w:rPr>
+          <w:rPr>
+            <w:color w:val="0000EE"/>
+            <w:u w:val="single"/>
+          </w:rPr>
+          <w:t>但以理書七章</w:t>
+        </w:r>
+      </w:hyperlink>
+      <w:r>
+        <w:rPr>
+          <w:lang w:val="zh_TW" w:bidi="zh_TW"/>
+        </w:rPr>
+        <w:t>，神啟示將來世界諸國會興起，又會如何衰落，並且祂會怎樣建立自己的國度（另見</w:t>
+      </w:r>
+      <w:hyperlink r:id="rId302">
+        <w:r>
+          <w:rPr>
+            <w:lang w:val="zh_TW" w:bidi="zh_TW"/>
+          </w:rPr>
+          <w:rPr>
+            <w:color w:val="0000EE"/>
+            <w:u w:val="single"/>
+          </w:rPr>
+          <w:t>但2:31–45</w:t>
+        </w:r>
+      </w:hyperlink>
+      <w:r>
+        <w:rPr>
+          <w:lang w:val="zh_TW" w:bidi="zh_TW"/>
+        </w:rPr>
+        <w:t>）。新約聖經多次指出，基督的事工和教會已經應驗了舊約的預言（</w:t>
+      </w:r>
+      <w:hyperlink r:id="rId303">
+        <w:r>
+          <w:rPr>
+            <w:lang w:val="zh_TW" w:bidi="zh_TW"/>
+          </w:rPr>
+          <w:rPr>
+            <w:color w:val="0000EE"/>
+            <w:u w:val="single"/>
+          </w:rPr>
+          <w:t>太1:22，</w:t>
+        </w:r>
+      </w:hyperlink>
+      <w:hyperlink r:id="rId304">
+        <w:r>
+          <w:rPr>
+            <w:lang w:val="zh_TW" w:bidi="zh_TW"/>
+          </w:rPr>
+          <w:rPr>
+            <w:color w:val="0000EE"/>
+            <w:u w:val="single"/>
+          </w:rPr>
+          <w:t>4:14，</w:t>
+        </w:r>
+      </w:hyperlink>
+      <w:hyperlink r:id="rId305">
+        <w:r>
+          <w:rPr>
+            <w:lang w:val="zh_TW" w:bidi="zh_TW"/>
+          </w:rPr>
+          <w:rPr>
+            <w:color w:val="0000EE"/>
+            <w:u w:val="single"/>
+          </w:rPr>
+          <w:t>8:17</w:t>
+        </w:r>
+      </w:hyperlink>
+      <w:r>
+        <w:rPr>
+          <w:lang w:val="zh_TW" w:bidi="zh_TW"/>
+        </w:rPr>
+        <w:t>；</w:t>
+      </w:r>
+      <w:hyperlink r:id="rId306">
+        <w:r>
+          <w:rPr>
+            <w:lang w:val="zh_TW" w:bidi="zh_TW"/>
+          </w:rPr>
+          <w:rPr>
+            <w:color w:val="0000EE"/>
+            <w:u w:val="single"/>
+          </w:rPr>
+          <w:t>約12:38–41</w:t>
+        </w:r>
+      </w:hyperlink>
+      <w:r>
+        <w:rPr>
+          <w:lang w:val="zh_TW" w:bidi="zh_TW"/>
+        </w:rPr>
+        <w:t>；</w:t>
+      </w:r>
+      <w:hyperlink r:id="rId307">
+        <w:r>
+          <w:rPr>
+            <w:lang w:val="zh_TW" w:bidi="zh_TW"/>
+          </w:rPr>
+          <w:rPr>
+            <w:color w:val="0000EE"/>
+            <w:u w:val="single"/>
+          </w:rPr>
+          <w:t>徒2:17–21，</w:t>
+        </w:r>
+      </w:hyperlink>
+      <w:hyperlink r:id="rId308">
+        <w:r>
+          <w:rPr>
+            <w:lang w:val="zh_TW" w:bidi="zh_TW"/>
+          </w:rPr>
+          <w:rPr>
+            <w:color w:val="0000EE"/>
+            <w:u w:val="single"/>
+          </w:rPr>
+          <w:t>3:22–25</w:t>
+        </w:r>
+      </w:hyperlink>
+      <w:r>
+        <w:rPr>
+          <w:lang w:val="zh_TW" w:bidi="zh_TW"/>
+        </w:rPr>
+        <w:t>；</w:t>
+      </w:r>
+      <w:hyperlink r:id="rId309">
+        <w:r>
+          <w:rPr>
+            <w:lang w:val="zh_TW" w:bidi="zh_TW"/>
+          </w:rPr>
+          <w:rPr>
+            <w:color w:val="0000EE"/>
+            <w:u w:val="single"/>
+          </w:rPr>
+          <w:t>加3:8</w:t>
+        </w:r>
+      </w:hyperlink>
+      <w:r>
+        <w:rPr>
+          <w:lang w:val="zh_TW" w:bidi="zh_TW"/>
+        </w:rPr>
+        <w:t>；</w:t>
+      </w:r>
+      <w:hyperlink r:id="rId310">
+        <w:r>
+          <w:rPr>
+            <w:lang w:val="zh_TW" w:bidi="zh_TW"/>
+          </w:rPr>
+          <w:rPr>
+            <w:color w:val="0000EE"/>
+            <w:u w:val="single"/>
+          </w:rPr>
+          <w:t>來5:6</w:t>
+        </w:r>
+      </w:hyperlink>
+      <w:r>
+        <w:rPr>
+          <w:lang w:val="zh_TW" w:bidi="zh_TW"/>
+        </w:rPr>
+        <w:t>；</w:t>
+      </w:r>
+      <w:hyperlink r:id="rId311">
+        <w:r>
+          <w:rPr>
+            <w:lang w:val="zh_TW" w:bidi="zh_TW"/>
+          </w:rPr>
+          <w:rPr>
+            <w:color w:val="0000EE"/>
+            <w:u w:val="single"/>
+          </w:rPr>
+          <w:t>彼前1:10–12</w:t>
+        </w:r>
+      </w:hyperlink>
+      <w:r>
+        <w:rPr>
+          <w:lang w:val="zh_TW" w:bidi="zh_TW"/>
+        </w:rPr>
+        <w:t>）。</w:t>
+      </w:r>
+    </w:p>
+    <w:p>
+      <w:pPr/>
+      <w:r>
+        <w:rPr>
+          <w:lang w:val="zh_TW" w:bidi="zh_TW"/>
+        </w:rPr>
+      </w:r>
+      <w:r>
+        <w:rPr>
+          <w:lang w:val="zh_TW" w:bidi="zh_TW"/>
+        </w:rPr>
+        <w:t>早期的希臘哲學家認為命運主宰一切將來的事，包括人類的歷史和眾神的結局。有時眾神可能知道某些將來的事，並把這些事透露給人，但人仍不能改變將要發生的事。這種看法與聖經所啟示的那位能親自認識人、知道將來，又按祂旨意帶領歷史發展的造物主大不相同。</w:t>
+      </w:r>
+    </w:p>
+    <w:p>
+      <w:pPr/>
+      <w:r>
+        <w:rPr>
+          <w:lang w:val="zh_TW" w:bidi="zh_TW"/>
+        </w:rPr>
+      </w:r>
+      <w:r>
+        <w:rPr>
+          <w:lang w:val="zh_TW" w:bidi="zh_TW"/>
+        </w:rPr>
+        <w:t>幾個世紀以來，神學家和哲學家一直討論神的預知與人的自由。有些人主張，如果神已經知道將來會發生甚麼，那事情就必定會發生，人所作的選擇就毫無意義。</w:t>
+      </w:r>
+    </w:p>
+    <w:p>
+      <w:pPr/>
+      <w:r>
+        <w:rPr>
+          <w:lang w:val="zh_TW" w:bidi="zh_TW"/>
+        </w:rPr>
+      </w:r>
+      <w:r>
+        <w:rPr>
+          <w:lang w:val="zh_TW" w:bidi="zh_TW"/>
+        </w:rPr>
+        <w:t>早期教會的神學家強烈否認預知等同預先決定。以殉道者游斯丁（Justin Martyr）為例，他說過：「我們談及之前預言那將來之事，不是指這些事必然如宿命般發生。」換言之，神知道將要發生的事，並不代表祂</w:t>
+      </w:r>
+      <w:r>
+        <w:rPr>
+          <w:b/>
+          <w:lang w:val="zh_TW" w:bidi="zh_TW"/>
+        </w:rPr>
+        <w:t>使</w:t>
+      </w:r>
+      <w:r>
+        <w:rPr>
+          <w:lang w:val="zh_TW" w:bidi="zh_TW"/>
+        </w:rPr>
+        <w:t>那些事發生。</w:t>
+      </w:r>
+    </w:p>
+    <w:p>
+      <w:pPr/>
+      <w:r>
+        <w:rPr>
+          <w:lang w:val="zh_TW" w:bidi="zh_TW"/>
+        </w:rPr>
+      </w:r>
+      <w:r>
+        <w:rPr>
+          <w:lang w:val="zh_TW" w:bidi="zh_TW"/>
+        </w:rPr>
+        <w:t>有些神學家擔心預知會削弱人的自由，於是他們主張神不能確定地知道將來的事。例如，現代進程神學（process theology，</w:t>
+      </w:r>
+      <w:r>
+        <w:rPr>
+          <w:lang w:val="zh_TW" w:bidi="zh_TW"/>
+        </w:rPr>
+        <w:t>又稱歷程神學</w:t>
+      </w:r>
+      <w:r>
+        <w:rPr>
+          <w:lang w:val="zh_TW" w:bidi="zh_TW"/>
+        </w:rPr>
+        <w:t>）認為，神會隨著自然和人類一同發展。這種看法認為神只能知道已經發生的事，而將來對神和人來說，都仍然是不確定的。一位較早期的神學家亞當·克拉克（Adam Clarke）則提出，神能知道一切將來的事，但祂選擇不預先知道其中的一部分。</w:t>
+      </w:r>
+    </w:p>
+    <w:p>
+      <w:pPr/>
+      <w:r>
+        <w:rPr>
+          <w:lang w:val="zh_TW" w:bidi="zh_TW"/>
+        </w:rPr>
+      </w:r>
+      <w:r>
+        <w:rPr>
+          <w:lang w:val="zh_TW" w:bidi="zh_TW"/>
+        </w:rPr>
+        <w:t>奧古斯丁（Augustine）採取另一種看法。他認為神活在永恆之中，在那裡一切事情同時呈現在祂面前；對神而言並沒有過去或將來。因此，祂並不是在事情發生之前「知道」那些事；祂以永恆的「現在」看見所有事件。然而，奧古斯丁並沒有否認神知道一切，包括將來將要發生的事。</w:t>
+      </w:r>
+    </w:p>
+    <w:p>
+      <w:pPr/>
+      <w:r>
+        <w:rPr>
+          <w:lang w:val="zh_TW" w:bidi="zh_TW"/>
+        </w:rPr>
+      </w:r>
+      <w:r>
+        <w:rPr>
+          <w:lang w:val="zh_TW" w:bidi="zh_TW"/>
+        </w:rPr>
+        <w:t>福音派神學家引用聖經指出，神知道一切將來的事。然而對此觀點仍存在不同見解。加爾文（Calvin）的跟隨者認為神知道所有事情，祂決定人類歷史會發生甚麼事，甚至連最細微的事情都由祂決定。這種觀點相信，預知與預定（即確保將來必定發生）緊密相關，甚至兩者皆為同一回事。大多數加爾文主義神學家強調，人仍然要為自己的選擇負責，他們不是盲目命運的受害者。他們也主張神不是罪的來源；罪是天使和人背叛那位聖潔、公義的神而來的。</w:t>
+      </w:r>
+    </w:p>
+    <w:p>
+      <w:pPr/>
+      <w:r>
+        <w:rPr>
+          <w:lang w:val="zh_TW" w:bidi="zh_TW"/>
+        </w:rPr>
+      </w:r>
+      <w:r>
+        <w:rPr>
+          <w:lang w:val="zh_TW" w:bidi="zh_TW"/>
+        </w:rPr>
+        <w:t>阿民念派</w:t>
+      </w:r>
+      <w:r>
+        <w:rPr>
+          <w:lang w:val="zh_TW" w:bidi="zh_TW"/>
+        </w:rPr>
+        <w:t>（Armenian Evangelicals）把預知與事件的預定分開。他們認為，神確定了人類歷史與世界救贖的整體計劃，但個人如何回應神則不在此範圍之內。因此，神可以預先知道一件事會發生，但祂無須直接使那件事發生。</w:t>
+      </w:r>
+    </w:p>
+    <w:p>
+      <w:pPr/>
+      <w:r>
+        <w:rPr>
+          <w:lang w:val="zh_TW" w:bidi="zh_TW"/>
+        </w:rPr>
+      </w:r>
+      <w:r>
+        <w:rPr>
+          <w:lang w:val="zh_TW" w:bidi="zh_TW"/>
+        </w:rPr>
+        <w:t>福音派基督徒對神的預知與歷史的關係，有不同看法。然而，聖經教導神預知一切，同時也教導人要為自己的選擇負責。</w:t>
+      </w:r>
+    </w:p>
+    <w:p>
+      <w:pPr/>
+      <w:r>
+        <w:rPr>
+          <w:lang w:val="zh_TW" w:bidi="zh_TW"/>
+        </w:rPr>
+      </w:r>
+      <w:r>
+        <w:rPr>
+          <w:i/>
+          <w:lang w:val="zh_TW" w:bidi="zh_TW"/>
+        </w:rPr>
+        <w:t>另見</w:t>
+      </w:r>
+      <w:r>
+        <w:rPr>
+          <w:lang w:val="zh_TW" w:bidi="zh_TW"/>
+        </w:rPr>
+        <w:t>揀選（動詞）、揀選（名詞）</w:t>
+      </w:r>
+      <w:r>
+        <w:rPr>
+          <w:lang w:val="zh_TW" w:bidi="zh_TW"/>
+        </w:rPr>
+        <w:t>；</w:t>
+      </w:r>
+      <w:r>
+        <w:rPr>
+          <w:lang w:val="zh_TW" w:bidi="zh_TW"/>
+        </w:rPr>
+        <w:t>預定</w:t>
       </w:r>
       <w:r>
         <w:rPr>
@@ -2423,6 +9953,30 @@
   <w:num w:numId="13" w16cid:durableId="592781308">
     <w:abstractNumId w:val="11"/>
   </w:num>
+  <w:num w:numId="14">
+    <w:abstractNumId w:val="3"/>
+    <w:lvlOverride w:ilvl="0">
+      <w:startOverride w:val="1"/>
+    </w:lvlOverride>
+  </w:num>
+  <w:num w:numId="15">
+    <w:abstractNumId w:val="3"/>
+    <w:lvlOverride w:ilvl="0">
+      <w:startOverride w:val="1"/>
+    </w:lvlOverride>
+  </w:num>
+  <w:num w:numId="16">
+    <w:abstractNumId w:val="3"/>
+    <w:lvlOverride w:ilvl="0">
+      <w:startOverride w:val="1"/>
+    </w:lvlOverride>
+  </w:num>
+  <w:num w:numId="17">
+    <w:abstractNumId w:val="3"/>
+    <w:lvlOverride w:ilvl="0">
+      <w:startOverride w:val="1"/>
+    </w:lvlOverride>
+  </w:num>
   <w:numIdMacAtCleanup w:val="10"/>
 </w:numbering>
 </file>

--- a/zht/docx/177.content.docx
+++ b/zht/docx/177.content.docx
@@ -19,7 +19,7 @@
         <w:rPr>
           <w:lang w:val="zh_TW" w:bidi="zh_TW"/>
         </w:rPr>
-        <w:t>Resource: Tyndale Open Bible Dictionary</w:t>
+        <w:t>Resource: Aquifer Open Bible Dictionary</w:t>
       </w:r>
       <w:r>
         <w:rPr>
@@ -112,7 +112,7 @@
         <w:rPr>
           <w:lang w:val="zh_TW" w:bidi="zh_TW"/>
         </w:rPr>
-        <w:t>Tyndale Open Bible Dictionary</w:t>
+        <w:t>Aquifer Open Bible Dictionary</w:t>
       </w:r>
     </w:p>
     <w:p>
@@ -149,7 +149,7 @@
         <w:rPr>
           <w:lang w:val="zh_TW" w:bidi="zh_TW"/>
         </w:rPr>
-        <w:t>xiong</w:t>
+        <w:t>xing</w:t>
       </w:r>
       <w:r>
         <w:rPr>
@@ -212,7 +212,7 @@
         <w:rPr>
           <w:lang w:val="zh_TW" w:bidi="zh_TW"/>
         </w:rPr>
-        <w:t>兄弟</w:t>
+        <w:t>刑法和懲罰</w:t>
       </w:r>
       <w:r>
         <w:rPr>
@@ -231,7 +231,21 @@
         <w:rPr>
           <w:lang w:val="zh_TW" w:bidi="zh_TW"/>
         </w:rPr>
-        <w:t>「兄弟」一詞可以指：</w:t>
+        <w:t>研究法律的科學或哲學稱為法理學（jurisprudence）。雖然現代法理學與聖經中的法律觀念相去甚遠，但聖經確實在法理學發展過程中發揮了一定作用。今天，人們清楚地區分刑法（criminal law）與民法（civil law）；但在聖經時代，這種區分並不明顯。今天，人們也把違反民法的行為（民事侵權〔torts〕）與較輕的罪行（輕罪〔misdemeanors〕）以及較嚴重的罪行（重罪〔felonies〕）區分開來。在聖經中，「罪（crimes）」包括了一切會受到懲罰的行為，甚至包括宗教方面的罪，例如拜偶像（敬拜假神）或褻瀆神（以輕蔑的言語或行為對待神）。</w:t>
+      </w:r>
+    </w:p>
+    <w:p>
+      <w:pPr/>
+      <w:r>
+        <w:rPr>
+          <w:lang w:val="zh_TW" w:bidi="zh_TW"/>
+        </w:rPr>
+      </w:r>
+      <w:r>
+        <w:rPr>
+          <w:lang w:val="zh_TW" w:bidi="zh_TW"/>
+        </w:rPr>
+        <w:t>概述</w:t>
       </w:r>
     </w:p>
     <w:p>
@@ -247,9 +261,10 @@
       </w:r>
       <w:r>
         <w:rPr>
-          <w:lang w:val="zh_TW" w:bidi="zh_TW"/>
-        </w:rPr>
-        <w:t>與自己有兄弟關係的男性</w:t>
+          <w:u w:val="single"/>
+          <w:lang w:val="zh_TW" w:bidi="zh_TW"/>
+        </w:rPr>
+        <w:t>近東背景</w:t>
       </w:r>
     </w:p>
     <w:p>
@@ -265,9 +280,10 @@
       </w:r>
       <w:r>
         <w:rPr>
-          <w:lang w:val="zh_TW" w:bidi="zh_TW"/>
-        </w:rPr>
-        <w:t>親密的男性朋友</w:t>
+          <w:u w:val="single"/>
+          <w:lang w:val="zh_TW" w:bidi="zh_TW"/>
+        </w:rPr>
+        <w:t>希伯來刑法</w:t>
       </w:r>
     </w:p>
     <w:p>
@@ -283,504 +299,10 @@
       </w:r>
       <w:r>
         <w:rPr>
-          <w:lang w:val="zh_TW" w:bidi="zh_TW"/>
-        </w:rPr>
-        <w:t>同種族、信仰、職業或組織的成員。</w:t>
-      </w:r>
-    </w:p>
-    <w:p>
-      <w:pPr>
-        <w:pStyle w:val="Heading3"/>
-      </w:pPr>
-      <w:r>
-        <w:rPr>
-          <w:b/>
-          <w:lang w:val="zh_TW" w:bidi="zh_TW"/>
-        </w:rPr>
-        <w:t>「兄弟」在舊約中的意思是什麼？</w:t>
-      </w:r>
-    </w:p>
-    <w:p>
-      <w:pPr/>
-      <w:r>
-        <w:rPr>
-          <w:lang w:val="zh_TW" w:bidi="zh_TW"/>
-        </w:rPr>
-      </w:r>
-      <w:r>
-        <w:rPr>
-          <w:lang w:val="zh_TW" w:bidi="zh_TW"/>
-        </w:rPr>
-        <w:t>在舊約聖經中，「兄弟」的希伯來文指的是至少有一個共同父親或母親的男性。約瑟和便雅憫都是雅各和拉結的孩子（</w:t>
-      </w:r>
-      <w:hyperlink r:id="rId13">
-        <w:r>
-          <w:rPr>
-            <w:lang w:val="zh_TW" w:bidi="zh_TW"/>
-          </w:rPr>
-          <w:rPr>
-            <w:color w:val="0000EE"/>
-            <w:u w:val="single"/>
-          </w:rPr>
-          <w:t>創35:24</w:t>
-        </w:r>
-      </w:hyperlink>
-      <w:r>
-        <w:rPr>
-          <w:lang w:val="zh_TW" w:bidi="zh_TW"/>
-        </w:rPr>
-        <w:t>）。然而，雅各其他的兒子也被稱為約瑟的兄弟（</w:t>
-      </w:r>
-      <w:hyperlink r:id="rId14">
-        <w:r>
-          <w:rPr>
-            <w:lang w:val="zh_TW" w:bidi="zh_TW"/>
-          </w:rPr>
-          <w:rPr>
-            <w:color w:val="0000EE"/>
-            <w:u w:val="single"/>
-          </w:rPr>
-          <w:t>創42:6</w:t>
-        </w:r>
-      </w:hyperlink>
-      <w:r>
-        <w:rPr>
-          <w:lang w:val="zh_TW" w:bidi="zh_TW"/>
-        </w:rPr>
-        <w:t>）。</w:t>
-      </w:r>
-    </w:p>
-    <w:p>
-      <w:pPr/>
-      <w:r>
-        <w:rPr>
-          <w:lang w:val="zh_TW" w:bidi="zh_TW"/>
-        </w:rPr>
-      </w:r>
-      <w:r>
-        <w:rPr>
-          <w:lang w:val="zh_TW" w:bidi="zh_TW"/>
-        </w:rPr>
-        <w:t>約瑟對便雅憫的愛是特別的，但兄弟之間並非總有這種愛。該隱殺害了他的兄弟亞伯（</w:t>
-      </w:r>
-      <w:hyperlink r:id="rId15">
-        <w:r>
-          <w:rPr>
-            <w:lang w:val="zh_TW" w:bidi="zh_TW"/>
-          </w:rPr>
-          <w:rPr>
-            <w:color w:val="0000EE"/>
-            <w:u w:val="single"/>
-          </w:rPr>
-          <w:t>創4:8</w:t>
-        </w:r>
-      </w:hyperlink>
-      <w:r>
-        <w:rPr>
-          <w:lang w:val="zh_TW" w:bidi="zh_TW"/>
-        </w:rPr>
-        <w:t>），以掃恨他的兄弟雅各（</w:t>
-      </w:r>
-      <w:hyperlink r:id="rId16">
-        <w:r>
-          <w:rPr>
-            <w:lang w:val="zh_TW" w:bidi="zh_TW"/>
-          </w:rPr>
-          <w:rPr>
-            <w:color w:val="0000EE"/>
-            <w:u w:val="single"/>
-          </w:rPr>
-          <w:t>27:41</w:t>
-        </w:r>
-      </w:hyperlink>
-      <w:r>
-        <w:rPr>
-          <w:lang w:val="zh_TW" w:bidi="zh_TW"/>
-        </w:rPr>
-        <w:t>）。兄弟可能帶來壞的影響（</w:t>
-      </w:r>
-      <w:hyperlink r:id="rId17">
-        <w:r>
-          <w:rPr>
-            <w:lang w:val="zh_TW" w:bidi="zh_TW"/>
-          </w:rPr>
-          <w:rPr>
-            <w:color w:val="0000EE"/>
-            <w:u w:val="single"/>
-          </w:rPr>
-          <w:t>申13:6</w:t>
-        </w:r>
-      </w:hyperlink>
-      <w:r>
-        <w:rPr>
-          <w:lang w:val="zh_TW" w:bidi="zh_TW"/>
-        </w:rPr>
-        <w:t>–</w:t>
-      </w:r>
-      <w:hyperlink r:id="rId17">
-        <w:r>
-          <w:rPr>
-            <w:lang w:val="zh_TW" w:bidi="zh_TW"/>
-          </w:rPr>
-          <w:rPr>
-            <w:color w:val="0000EE"/>
-            <w:u w:val="single"/>
-          </w:rPr>
-          <w:t>7</w:t>
-        </w:r>
-      </w:hyperlink>
-      <w:r>
-        <w:rPr>
-          <w:lang w:val="zh_TW" w:bidi="zh_TW"/>
-        </w:rPr>
-        <w:t>），但理想中，兄弟應該在需要時幫助對方（</w:t>
-      </w:r>
-      <w:hyperlink r:id="rId18">
-        <w:r>
-          <w:rPr>
-            <w:lang w:val="zh_TW" w:bidi="zh_TW"/>
-          </w:rPr>
-          <w:rPr>
-            <w:color w:val="0000EE"/>
-            <w:u w:val="single"/>
-          </w:rPr>
-          <w:t>箴17:17</w:t>
-        </w:r>
-      </w:hyperlink>
-      <w:r>
-        <w:rPr>
-          <w:lang w:val="zh_TW" w:bidi="zh_TW"/>
-        </w:rPr>
-        <w:t>）。</w:t>
-      </w:r>
-      <w:r>
-        <w:rPr>
-          <w:lang w:val="zh_TW" w:bidi="zh_TW"/>
-        </w:rPr>
-        <w:t>娶寡嫂婚的</w:t>
-      </w:r>
-      <w:r>
-        <w:rPr>
-          <w:lang w:val="zh_TW" w:bidi="zh_TW"/>
-        </w:rPr>
-        <w:t>律法規定，如果一個男人死後遺下無子的寡婦，他的兄弟必須娶這位寡婦，為其生子以延續兄弟的家族名字（</w:t>
-      </w:r>
-      <w:hyperlink r:id="rId19">
-        <w:r>
-          <w:rPr>
-            <w:lang w:val="zh_TW" w:bidi="zh_TW"/>
-          </w:rPr>
-          <w:rPr>
-            <w:color w:val="0000EE"/>
-            <w:u w:val="single"/>
-          </w:rPr>
-          <w:t>申25:5</w:t>
-        </w:r>
-      </w:hyperlink>
-      <w:r>
-        <w:rPr>
-          <w:lang w:val="zh_TW" w:bidi="zh_TW"/>
-        </w:rPr>
-        <w:t>）。</w:t>
-      </w:r>
-    </w:p>
-    <w:p>
-      <w:pPr/>
-      <w:r>
-        <w:rPr>
-          <w:lang w:val="zh_TW" w:bidi="zh_TW"/>
-        </w:rPr>
-      </w:r>
-      <w:r>
-        <w:rPr>
-          <w:lang w:val="zh_TW" w:bidi="zh_TW"/>
-        </w:rPr>
-        <w:t>大衛稱約拿單為「兄弟」，即使他們沒有血緣關係（</w:t>
-      </w:r>
-      <w:hyperlink r:id="rId20">
-        <w:r>
-          <w:rPr>
-            <w:lang w:val="zh_TW" w:bidi="zh_TW"/>
-          </w:rPr>
-          <w:rPr>
-            <w:color w:val="0000EE"/>
-            <w:u w:val="single"/>
-          </w:rPr>
-          <w:t>撒下1:26</w:t>
-        </w:r>
-      </w:hyperlink>
-      <w:r>
-        <w:rPr>
-          <w:lang w:val="zh_TW" w:bidi="zh_TW"/>
-        </w:rPr>
-        <w:t>）。一個以色列同胞也可以被稱為兄弟，這種關係帶有某些義務：例如，兄弟之間不能收取利息，也不能將他變為奴隸（</w:t>
-      </w:r>
-      <w:hyperlink r:id="rId21">
-        <w:r>
-          <w:rPr>
-            <w:lang w:val="zh_TW" w:bidi="zh_TW"/>
-          </w:rPr>
-          <w:rPr>
-            <w:color w:val="0000EE"/>
-            <w:u w:val="single"/>
-          </w:rPr>
-          <w:t>利25:35</w:t>
-        </w:r>
-      </w:hyperlink>
-      <w:r>
-        <w:rPr>
-          <w:lang w:val="zh_TW" w:bidi="zh_TW"/>
-        </w:rPr>
-        <w:t>–</w:t>
-      </w:r>
-      <w:hyperlink r:id="rId21">
-        <w:r>
-          <w:rPr>
-            <w:lang w:val="zh_TW" w:bidi="zh_TW"/>
-          </w:rPr>
-          <w:rPr>
-            <w:color w:val="0000EE"/>
-            <w:u w:val="single"/>
-          </w:rPr>
-          <w:t>43</w:t>
-        </w:r>
-      </w:hyperlink>
-      <w:r>
-        <w:rPr>
-          <w:lang w:val="zh_TW" w:bidi="zh_TW"/>
-        </w:rPr>
-        <w:t>）。</w:t>
-      </w:r>
-    </w:p>
-    <w:p>
-      <w:pPr>
-        <w:pStyle w:val="Heading3"/>
-      </w:pPr>
-      <w:r>
-        <w:rPr>
-          <w:lang w:val="zh_TW" w:bidi="zh_TW"/>
-        </w:rPr>
-        <w:t>「兄弟」在新約中是什麼意思？</w:t>
-      </w:r>
-    </w:p>
-    <w:p>
-      <w:pPr/>
-      <w:r>
-        <w:rPr>
-          <w:lang w:val="zh_TW" w:bidi="zh_TW"/>
-        </w:rPr>
-      </w:r>
-      <w:r>
-        <w:rPr>
-          <w:lang w:val="zh_TW" w:bidi="zh_TW"/>
-        </w:rPr>
-        <w:t>在新約聖經中，希臘文的「兄弟」指親生兄弟，例如安得烈和彼得（</w:t>
-      </w:r>
-      <w:hyperlink r:id="rId22">
-        <w:r>
-          <w:rPr>
-            <w:lang w:val="zh_TW" w:bidi="zh_TW"/>
-          </w:rPr>
-          <w:rPr>
-            <w:color w:val="0000EE"/>
-            <w:u w:val="single"/>
-          </w:rPr>
-          <w:t>約1:41</w:t>
-        </w:r>
-      </w:hyperlink>
-      <w:r>
-        <w:rPr>
-          <w:lang w:val="zh_TW" w:bidi="zh_TW"/>
-        </w:rPr>
-        <w:t>）。耶穌有四個兄弟（</w:t>
-      </w:r>
-      <w:hyperlink r:id="rId23">
-        <w:r>
-          <w:rPr>
-            <w:lang w:val="zh_TW" w:bidi="zh_TW"/>
-          </w:rPr>
-          <w:rPr>
-            <w:color w:val="0000EE"/>
-            <w:u w:val="single"/>
-          </w:rPr>
-          <w:t>可6:3</w:t>
-        </w:r>
-      </w:hyperlink>
-      <w:r>
-        <w:rPr>
-          <w:lang w:val="zh_TW" w:bidi="zh_TW"/>
-        </w:rPr>
-        <w:t>）。（羅馬天主教徒認為他們是耶穌的表兄弟，但希臘文並未使用表兄弟的詞語。）耶穌的兄弟起初不信祂（</w:t>
-      </w:r>
-      <w:hyperlink r:id="rId24">
-        <w:r>
-          <w:rPr>
-            <w:lang w:val="zh_TW" w:bidi="zh_TW"/>
-          </w:rPr>
-          <w:rPr>
-            <w:color w:val="0000EE"/>
-            <w:u w:val="single"/>
-          </w:rPr>
-          <w:t>約7:5</w:t>
-        </w:r>
-      </w:hyperlink>
-      <w:r>
-        <w:rPr>
-          <w:lang w:val="zh_TW" w:bidi="zh_TW"/>
-        </w:rPr>
-        <w:t>）。然而，在耶穌復活後，他們加入了基督教群體（</w:t>
-      </w:r>
-      <w:hyperlink r:id="rId25">
-        <w:r>
-          <w:rPr>
-            <w:lang w:val="zh_TW" w:bidi="zh_TW"/>
-          </w:rPr>
-          <w:rPr>
-            <w:color w:val="0000EE"/>
-            <w:u w:val="single"/>
-          </w:rPr>
-          <w:t>徒1:14</w:t>
-        </w:r>
-      </w:hyperlink>
-      <w:r>
-        <w:rPr>
-          <w:lang w:val="zh_TW" w:bidi="zh_TW"/>
-        </w:rPr>
-        <w:t>）。耶穌教導祂的門徒，他們只有一位父（神），因此彼此皆為兄弟（</w:t>
-      </w:r>
-      <w:hyperlink r:id="rId26">
-        <w:r>
-          <w:rPr>
-            <w:lang w:val="zh_TW" w:bidi="zh_TW"/>
-          </w:rPr>
-          <w:rPr>
-            <w:color w:val="0000EE"/>
-            <w:u w:val="single"/>
-          </w:rPr>
-          <w:t>太23:8</w:t>
-        </w:r>
-      </w:hyperlink>
-      <w:r>
-        <w:rPr>
-          <w:lang w:val="zh_TW" w:bidi="zh_TW"/>
-        </w:rPr>
-        <w:t>–</w:t>
-      </w:r>
-      <w:hyperlink r:id="rId26">
-        <w:r>
-          <w:rPr>
-            <w:lang w:val="zh_TW" w:bidi="zh_TW"/>
-          </w:rPr>
-          <w:rPr>
-            <w:color w:val="0000EE"/>
-            <w:u w:val="single"/>
-          </w:rPr>
-          <w:t>9</w:t>
-        </w:r>
-      </w:hyperlink>
-      <w:r>
-        <w:rPr>
-          <w:lang w:val="zh_TW" w:bidi="zh_TW"/>
-        </w:rPr>
-        <w:t>）。他也稱自己是他們的兄弟（</w:t>
-      </w:r>
-      <w:hyperlink r:id="rId27">
-        <w:r>
-          <w:rPr>
-            <w:lang w:val="zh_TW" w:bidi="zh_TW"/>
-          </w:rPr>
-          <w:rPr>
-            <w:color w:val="0000EE"/>
-            <w:u w:val="single"/>
-          </w:rPr>
-          <w:t>太28:10</w:t>
-        </w:r>
-      </w:hyperlink>
-      <w:r>
-        <w:rPr>
-          <w:lang w:val="zh_TW" w:bidi="zh_TW"/>
-        </w:rPr>
-        <w:t>）。</w:t>
-      </w:r>
-    </w:p>
-    <w:p>
-      <w:pPr/>
-      <w:r>
-        <w:rPr>
-          <w:lang w:val="zh_TW" w:bidi="zh_TW"/>
-        </w:rPr>
-      </w:r>
-      <w:r>
-        <w:rPr>
-          <w:lang w:val="zh_TW" w:bidi="zh_TW"/>
-        </w:rPr>
-        <w:t>早期基督徒互稱「弟兄」（</w:t>
-      </w:r>
-      <w:hyperlink r:id="rId28">
-        <w:r>
-          <w:rPr>
-            <w:lang w:val="zh_TW" w:bidi="zh_TW"/>
-          </w:rPr>
-          <w:rPr>
-            <w:color w:val="0000EE"/>
-            <w:u w:val="single"/>
-          </w:rPr>
-          <w:t>徒9:17</w:t>
-        </w:r>
-      </w:hyperlink>
-      <w:r>
-        <w:rPr>
-          <w:lang w:val="zh_TW" w:bidi="zh_TW"/>
-        </w:rPr>
-        <w:t>；</w:t>
-      </w:r>
-      <w:hyperlink r:id="rId29">
-        <w:r>
-          <w:rPr>
-            <w:lang w:val="zh_TW" w:bidi="zh_TW"/>
-          </w:rPr>
-          <w:rPr>
-            <w:color w:val="0000EE"/>
-            <w:u w:val="single"/>
-          </w:rPr>
-          <w:t>西1:1</w:t>
-        </w:r>
-      </w:hyperlink>
-      <w:r>
-        <w:rPr>
-          <w:lang w:val="zh_TW" w:bidi="zh_TW"/>
-        </w:rPr>
-        <w:t>）。基督徒群體兩次被稱為「弟兄或眾弟兄（the brotherhood）」（</w:t>
-      </w:r>
-      <w:hyperlink r:id="rId30">
-        <w:r>
-          <w:rPr>
-            <w:lang w:val="zh_TW" w:bidi="zh_TW"/>
-          </w:rPr>
-          <w:rPr>
-            <w:color w:val="0000EE"/>
-            <w:u w:val="single"/>
-          </w:rPr>
-          <w:t>彼前2:17，</w:t>
-        </w:r>
-      </w:hyperlink>
-      <w:hyperlink r:id="rId31">
-        <w:r>
-          <w:rPr>
-            <w:lang w:val="zh_TW" w:bidi="zh_TW"/>
-          </w:rPr>
-          <w:rPr>
-            <w:color w:val="0000EE"/>
-            <w:u w:val="single"/>
-          </w:rPr>
-          <w:t>5:9</w:t>
-        </w:r>
-      </w:hyperlink>
-      <w:r>
-        <w:rPr>
-          <w:lang w:val="zh_TW" w:bidi="zh_TW"/>
-        </w:rPr>
-        <w:t>）。成為基督徒弟兄的一員需要負上某些責任：</w:t>
+          <w:u w:val="single"/>
+          <w:lang w:val="zh_TW" w:bidi="zh_TW"/>
+        </w:rPr>
+        <w:t>刑罰</w:t>
       </w:r>
     </w:p>
     <w:p>
@@ -796,9 +318,547 @@
       </w:r>
       <w:r>
         <w:rPr>
-          <w:lang w:val="zh_TW" w:bidi="zh_TW"/>
-        </w:rPr>
-        <w:t>節制情慾（</w:t>
+          <w:u w:val="single"/>
+          <w:lang w:val="zh_TW" w:bidi="zh_TW"/>
+        </w:rPr>
+        <w:t>結論</w:t>
+      </w:r>
+    </w:p>
+    <w:p>
+      <w:pPr>
+        <w:pStyle w:val="Heading3"/>
+      </w:pPr>
+      <w:r>
+        <w:rPr>
+          <w:lang w:val="zh_TW" w:bidi="zh_TW"/>
+        </w:rPr>
+        <w:t>近東背境</w:t>
+      </w:r>
+    </w:p>
+    <w:p>
+      <w:pPr/>
+      <w:r>
+        <w:rPr>
+          <w:lang w:val="zh_TW" w:bidi="zh_TW"/>
+        </w:rPr>
+      </w:r>
+      <w:r>
+        <w:rPr>
+          <w:lang w:val="zh_TW" w:bidi="zh_TW"/>
+        </w:rPr>
+        <w:t>無論在古代還是現代社會，人們都認為要用法律來規範個人的行為，是維護群體、城邦或國的利益所必需的。現今，人們認為法律是由人們為了保護自身而制定的。相比之下，人們認為古代近東所有法典都是直接源自於神明。希伯來律法雖然具有自己的特色，但仍遵循近東法典的一般模式。從現存的法典，例如漢謨拉比法典（Code of Hammurabi）、亞述法典和赫人法典中，都可看出這一點。</w:t>
+      </w:r>
+    </w:p>
+    <w:p>
+      <w:pPr/>
+      <w:r>
+        <w:rPr>
+          <w:lang w:val="zh_TW" w:bidi="zh_TW"/>
+        </w:rPr>
+      </w:r>
+      <w:r>
+        <w:rPr>
+          <w:lang w:val="zh_TW" w:bidi="zh_TW"/>
+        </w:rPr>
+        <w:t>雖然證據顯示，漢謨拉比（Hammurab）參考了更早期的蘇美法典（Sumerian codes）來制定自己部分的法律，但他仍宣稱這部法典是從公義之神撒瑪旭（Shamash）所領受的。這項宣稱的主要目的，很可能是要表明他的法典得到撒瑪旭明確的認可。因為至少有些人會知道，這部法典大部分內容其實是根據更早的法律編纂而成的。同樣地，聖經清楚記載了摩西在西奈山領受律法（</w:t>
+      </w:r>
+      <w:hyperlink r:id="rId13">
+        <w:r>
+          <w:rPr>
+            <w:lang w:val="zh_TW" w:bidi="zh_TW"/>
+          </w:rPr>
+          <w:rPr>
+            <w:color w:val="0000EE"/>
+            <w:u w:val="single"/>
+          </w:rPr>
+          <w:t>出19–24章</w:t>
+        </w:r>
+      </w:hyperlink>
+      <w:r>
+        <w:rPr>
+          <w:lang w:val="zh_TW" w:bidi="zh_TW"/>
+        </w:rPr>
+        <w:t>），但這並不排除十誡（即十條誡命）的部分內容可能已經存在於更早的法典之中。摩西律法中也可能包含了一些社會規範，而這些規範是在以色列人寄居埃及期間採納並調整過的。</w:t>
+      </w:r>
+    </w:p>
+    <w:p>
+      <w:pPr>
+        <w:pStyle w:val="Heading3"/>
+      </w:pPr>
+      <w:r>
+        <w:rPr>
+          <w:lang w:val="zh_TW" w:bidi="zh_TW"/>
+        </w:rPr>
+        <w:t>希伯來刑法</w:t>
+      </w:r>
+    </w:p>
+    <w:p>
+      <w:pPr>
+        <w:pStyle w:val="Heading4"/>
+      </w:pPr>
+      <w:r>
+        <w:rPr>
+          <w:lang w:val="zh_TW" w:bidi="zh_TW"/>
+        </w:rPr>
+        <w:t>關於得罪神之罪的律法</w:t>
+      </w:r>
+    </w:p>
+    <w:p>
+      <w:pPr/>
+      <w:r>
+        <w:rPr>
+          <w:lang w:val="zh_TW" w:bidi="zh_TW"/>
+        </w:rPr>
+      </w:r>
+      <w:r>
+        <w:rPr>
+          <w:lang w:val="zh_TW" w:bidi="zh_TW"/>
+        </w:rPr>
+        <w:t>希伯來律法是為一群將宗教信仰視為至關重要，且他們的信仰又容易受到周圍異教民族影響的人民所制定的。因此，希伯來律法有相當大的篇幅是涉及得罪神的罪，也就不足為奇。律法書或摩西五經（聖經最前面的五卷書）一再禁止人拜偶像：「不可為自己雕刻偶像，也不可做甚麼形像彷彿上天、下地，和地底下、水中的百物。不可跪拜那些像，也不可事奉它。」（</w:t>
+      </w:r>
+      <w:hyperlink r:id="rId14">
+        <w:r>
+          <w:rPr>
+            <w:lang w:val="zh_TW" w:bidi="zh_TW"/>
+          </w:rPr>
+          <w:rPr>
+            <w:color w:val="0000EE"/>
+            <w:u w:val="single"/>
+          </w:rPr>
+          <w:t>出20:4–5</w:t>
+        </w:r>
+      </w:hyperlink>
+      <w:r>
+        <w:rPr>
+          <w:lang w:val="zh_TW" w:bidi="zh_TW"/>
+        </w:rPr>
+        <w:t>）。在一些異教宗教會獻上嬰孩為祭，而在以色列被明文禁止。這項罪與其它殺人罪一樣，都要處以石刑（</w:t>
+      </w:r>
+      <w:hyperlink r:id="rId15">
+        <w:r>
+          <w:rPr>
+            <w:lang w:val="zh_TW" w:bidi="zh_TW"/>
+          </w:rPr>
+          <w:rPr>
+            <w:color w:val="0000EE"/>
+            <w:u w:val="single"/>
+          </w:rPr>
+          <w:t>利20:2</w:t>
+        </w:r>
+      </w:hyperlink>
+      <w:r>
+        <w:rPr>
+          <w:lang w:val="zh_TW" w:bidi="zh_TW"/>
+        </w:rPr>
+        <w:t>）。</w:t>
+      </w:r>
+    </w:p>
+    <w:p>
+      <w:pPr/>
+      <w:r>
+        <w:rPr>
+          <w:lang w:val="zh_TW" w:bidi="zh_TW"/>
+        </w:rPr>
+      </w:r>
+      <w:r>
+        <w:rPr>
+          <w:lang w:val="zh_TW" w:bidi="zh_TW"/>
+        </w:rPr>
+        <w:t>利未記記載，褻瀆神的名應當處以石刑（</w:t>
+      </w:r>
+      <w:hyperlink r:id="rId16">
+        <w:r>
+          <w:rPr>
+            <w:lang w:val="zh_TW" w:bidi="zh_TW"/>
+          </w:rPr>
+          <w:rPr>
+            <w:color w:val="0000EE"/>
+            <w:u w:val="single"/>
+          </w:rPr>
+          <w:t>利24:11–16</w:t>
+        </w:r>
+      </w:hyperlink>
+      <w:r>
+        <w:rPr>
+          <w:lang w:val="zh_TW" w:bidi="zh_TW"/>
+        </w:rPr>
+        <w:t>）。說假預言也是一種罪。這項指控可能適用於鳳雅巍以外的神的名說預言的人，或假稱自己的預言來自神啟示的人。耶利米曾預言尼布甲尼撒將戰勝猶大南國；人們一度認為這是假預言，因此他幾乎被暴民私刑處死（</w:t>
+      </w:r>
+      <w:hyperlink r:id="rId17">
+        <w:r>
+          <w:rPr>
+            <w:lang w:val="zh_TW" w:bidi="zh_TW"/>
+          </w:rPr>
+          <w:rPr>
+            <w:color w:val="0000EE"/>
+            <w:u w:val="single"/>
+          </w:rPr>
+          <w:t>耶26:8–9</w:t>
+        </w:r>
+      </w:hyperlink>
+      <w:r>
+        <w:rPr>
+          <w:lang w:val="zh_TW" w:bidi="zh_TW"/>
+        </w:rPr>
+        <w:t>）。</w:t>
+      </w:r>
+    </w:p>
+    <w:p>
+      <w:pPr/>
+      <w:r>
+        <w:rPr>
+          <w:lang w:val="zh_TW" w:bidi="zh_TW"/>
+        </w:rPr>
+      </w:r>
+      <w:r>
+        <w:rPr>
+          <w:lang w:val="zh_TW" w:bidi="zh_TW"/>
+        </w:rPr>
+        <w:t>守一週的第七日為聖日的觀念，源於記念神在六日之內創造天地，並在第七日安息。守安息日，就是要全家停止一切勞動，包括家中的牲畜在內（</w:t>
+      </w:r>
+      <w:hyperlink r:id="rId18">
+        <w:r>
+          <w:rPr>
+            <w:lang w:val="zh_TW" w:bidi="zh_TW"/>
+          </w:rPr>
+          <w:rPr>
+            <w:color w:val="0000EE"/>
+            <w:u w:val="single"/>
+          </w:rPr>
+          <w:t>出16:23</w:t>
+        </w:r>
+      </w:hyperlink>
+      <w:r>
+        <w:rPr>
+          <w:lang w:val="zh_TW" w:bidi="zh_TW"/>
+        </w:rPr>
+        <w:t>，</w:t>
+      </w:r>
+      <w:hyperlink r:id="rId19">
+        <w:r>
+          <w:rPr>
+            <w:lang w:val="zh_TW" w:bidi="zh_TW"/>
+          </w:rPr>
+          <w:rPr>
+            <w:color w:val="0000EE"/>
+            <w:u w:val="single"/>
+          </w:rPr>
+          <w:t>20:8–11</w:t>
+        </w:r>
+      </w:hyperlink>
+      <w:r>
+        <w:rPr>
+          <w:lang w:val="zh_TW" w:bidi="zh_TW"/>
+        </w:rPr>
+        <w:t>）。百姓也必須在安息日聚集敬拜神。到了希伯來歷史較後期，這類聚會包括誦讀聖經、禱告和講道。違反安息日規定的人可能會被判處死刑。正如民數記中記載一個人在安息日撿柴，因此被處死（</w:t>
+      </w:r>
+      <w:hyperlink r:id="rId20">
+        <w:r>
+          <w:rPr>
+            <w:lang w:val="zh_TW" w:bidi="zh_TW"/>
+          </w:rPr>
+          <w:rPr>
+            <w:color w:val="0000EE"/>
+            <w:u w:val="single"/>
+          </w:rPr>
+          <w:t>民15:32–36</w:t>
+        </w:r>
+      </w:hyperlink>
+      <w:r>
+        <w:rPr>
+          <w:lang w:val="zh_TW" w:bidi="zh_TW"/>
+        </w:rPr>
+        <w:t>）。</w:t>
+      </w:r>
+    </w:p>
+    <w:p>
+      <w:pPr/>
+      <w:r>
+        <w:rPr>
+          <w:lang w:val="zh_TW" w:bidi="zh_TW"/>
+        </w:rPr>
+      </w:r>
+      <w:r>
+        <w:rPr>
+          <w:lang w:val="zh_TW" w:bidi="zh_TW"/>
+        </w:rPr>
+        <w:t>任何蓄意犯罪都被視為得罪神的罪，因為一切律法都出於神；因此，這類罪都可判處死刑 （</w:t>
+      </w:r>
+      <w:hyperlink r:id="rId21">
+        <w:r>
+          <w:rPr>
+            <w:lang w:val="zh_TW" w:bidi="zh_TW"/>
+          </w:rPr>
+          <w:rPr>
+            <w:color w:val="0000EE"/>
+            <w:u w:val="single"/>
+          </w:rPr>
+          <w:t>民15:30–31</w:t>
+        </w:r>
+      </w:hyperlink>
+      <w:r>
+        <w:rPr>
+          <w:lang w:val="zh_TW" w:bidi="zh_TW"/>
+        </w:rPr>
+        <w:t>）。希伯來律法也要求人要把初熟之物獻給耶和華，不可拖延。這項規定有時也延伸到長子身上，就是把長子分別出來歸給耶和華（雅巍），在聖殿中事奉祂 （</w:t>
+      </w:r>
+      <w:hyperlink r:id="rId22">
+        <w:r>
+          <w:rPr>
+            <w:lang w:val="zh_TW" w:bidi="zh_TW"/>
+          </w:rPr>
+          <w:rPr>
+            <w:color w:val="0000EE"/>
+            <w:u w:val="single"/>
+          </w:rPr>
+          <w:t>出22:29–30</w:t>
+        </w:r>
+      </w:hyperlink>
+      <w:r>
+        <w:rPr>
+          <w:lang w:val="zh_TW" w:bidi="zh_TW"/>
+        </w:rPr>
+        <w:t>；</w:t>
+      </w:r>
+      <w:hyperlink r:id="rId23">
+        <w:r>
+          <w:rPr>
+            <w:lang w:val="zh_TW" w:bidi="zh_TW"/>
+          </w:rPr>
+          <w:rPr>
+            <w:color w:val="0000EE"/>
+            <w:u w:val="single"/>
+          </w:rPr>
+          <w:t>申15:19</w:t>
+        </w:r>
+      </w:hyperlink>
+      <w:r>
+        <w:rPr>
+          <w:lang w:val="zh_TW" w:bidi="zh_TW"/>
+        </w:rPr>
+        <w:t>）。</w:t>
+      </w:r>
+    </w:p>
+    <w:p>
+      <w:pPr>
+        <w:pStyle w:val="Heading4"/>
+      </w:pPr>
+      <w:r>
+        <w:rPr>
+          <w:lang w:val="zh_TW" w:bidi="zh_TW"/>
+        </w:rPr>
+        <w:t>人身傷害</w:t>
+      </w:r>
+    </w:p>
+    <w:p>
+      <w:pPr/>
+      <w:r>
+        <w:rPr>
+          <w:lang w:val="zh_TW" w:bidi="zh_TW"/>
+        </w:rPr>
+      </w:r>
+      <w:r>
+        <w:rPr>
+          <w:lang w:val="zh_TW" w:bidi="zh_TW"/>
+        </w:rPr>
+        <w:t>謀殺是冒犯神形像的罪；在舊約聖經時代，這是許多可判處死刑的罪之一。出埃及記明確規定：「打人以致打死的，必要把他治死。」（</w:t>
+      </w:r>
+      <w:hyperlink r:id="rId24">
+        <w:r>
+          <w:rPr>
+            <w:lang w:val="zh_TW" w:bidi="zh_TW"/>
+          </w:rPr>
+          <w:rPr>
+            <w:color w:val="0000EE"/>
+            <w:u w:val="single"/>
+          </w:rPr>
+          <w:t>出21:12</w:t>
+        </w:r>
+      </w:hyperlink>
+      <w:r>
+        <w:rPr>
+          <w:lang w:val="zh_TW" w:bidi="zh_TW"/>
+        </w:rPr>
+        <w:t>）。如果兇手使用石頭、木器或鐵器等凶器殺人，死者的親屬可以為死者報仇，將兇手處死。如果死亡事件純屬意外，會眾有時會保護肇事者，並幫助他逃往附近的逃城。他只要留在逃城內，便可得到保護。這人必須住在那裡，直到當時的大祭司去世，之後才可以返回自己的城（</w:t>
+      </w:r>
+      <w:hyperlink r:id="rId25">
+        <w:r>
+          <w:rPr>
+            <w:lang w:val="zh_TW" w:bidi="zh_TW"/>
+          </w:rPr>
+          <w:rPr>
+            <w:color w:val="0000EE"/>
+            <w:u w:val="single"/>
+          </w:rPr>
+          <w:t>民35:10–28</w:t>
+        </w:r>
+      </w:hyperlink>
+      <w:r>
+        <w:rPr>
+          <w:lang w:val="zh_TW" w:bidi="zh_TW"/>
+        </w:rPr>
+        <w:t>）。第六條誡命吩咐說：「不可殺人」（</w:t>
+      </w:r>
+      <w:hyperlink r:id="rId26">
+        <w:r>
+          <w:rPr>
+            <w:lang w:val="zh_TW" w:bidi="zh_TW"/>
+          </w:rPr>
+          <w:rPr>
+            <w:color w:val="0000EE"/>
+            <w:u w:val="single"/>
+          </w:rPr>
+          <w:t>出20:13</w:t>
+        </w:r>
+      </w:hyperlink>
+      <w:r>
+        <w:rPr>
+          <w:lang w:val="zh_TW" w:bidi="zh_TW"/>
+        </w:rPr>
+        <w:t>）。這裡的希伯來文特指謀殺，而不是所有形式的殺戮。因此，在爭戰中殺死仇敵，以及依法處死殺人犯，都被視為必要之舉，並不在禁止之列。任何定罪都必須有一位以上的見證人，尤其是在謀殺案件中更是如此（</w:t>
+      </w:r>
+      <w:hyperlink r:id="rId27">
+        <w:r>
+          <w:rPr>
+            <w:lang w:val="zh_TW" w:bidi="zh_TW"/>
+          </w:rPr>
+          <w:rPr>
+            <w:color w:val="0000EE"/>
+            <w:u w:val="single"/>
+          </w:rPr>
+          <w:t>民35:30</w:t>
+        </w:r>
+      </w:hyperlink>
+      <w:r>
+        <w:rPr>
+          <w:lang w:val="zh_TW" w:bidi="zh_TW"/>
+        </w:rPr>
+        <w:t>；</w:t>
+      </w:r>
+      <w:hyperlink r:id="rId28">
+        <w:r>
+          <w:rPr>
+            <w:lang w:val="zh_TW" w:bidi="zh_TW"/>
+          </w:rPr>
+          <w:rPr>
+            <w:color w:val="0000EE"/>
+            <w:u w:val="single"/>
+          </w:rPr>
+          <w:t>申17:6</w:t>
+        </w:r>
+      </w:hyperlink>
+      <w:r>
+        <w:rPr>
+          <w:lang w:val="zh_TW" w:bidi="zh_TW"/>
+        </w:rPr>
+        <w:t>，</w:t>
+      </w:r>
+      <w:hyperlink r:id="rId29">
+        <w:r>
+          <w:rPr>
+            <w:lang w:val="zh_TW" w:bidi="zh_TW"/>
+          </w:rPr>
+          <w:rPr>
+            <w:color w:val="0000EE"/>
+            <w:u w:val="single"/>
+          </w:rPr>
+          <w:t>19:15</w:t>
+        </w:r>
+      </w:hyperlink>
+      <w:r>
+        <w:rPr>
+          <w:lang w:val="zh_TW" w:bidi="zh_TW"/>
+        </w:rPr>
+        <w:t>）。</w:t>
+      </w:r>
+    </w:p>
+    <w:p>
+      <w:pPr/>
+      <w:r>
+        <w:rPr>
+          <w:lang w:val="zh_TW" w:bidi="zh_TW"/>
+        </w:rPr>
+      </w:r>
+      <w:r>
+        <w:rPr>
+          <w:lang w:val="zh_TW" w:bidi="zh_TW"/>
+        </w:rPr>
+        <w:t>漢謨拉比法典規定，如果一個人意外使他人受傷，他必須支付醫治傷者的費用。如果傷者死亡，則要按照死者的身分地位繳納罰金。從某方面來說，希伯來律法比這更進一步，因為它要求加害者賠償傷者因受傷而損失的時間（</w:t>
+      </w:r>
+      <w:hyperlink r:id="rId30">
+        <w:r>
+          <w:rPr>
+            <w:lang w:val="zh_TW" w:bidi="zh_TW"/>
+          </w:rPr>
+          <w:rPr>
+            <w:color w:val="0000EE"/>
+            <w:u w:val="single"/>
+          </w:rPr>
+          <w:t>出21:18–19</w:t>
+        </w:r>
+      </w:hyperlink>
+      <w:r>
+        <w:rPr>
+          <w:lang w:val="zh_TW" w:bidi="zh_TW"/>
+        </w:rPr>
+        <w:t>）。</w:t>
+      </w:r>
+    </w:p>
+    <w:p>
+      <w:pPr/>
+      <w:r>
+        <w:rPr>
+          <w:lang w:val="zh_TW" w:bidi="zh_TW"/>
+        </w:rPr>
+      </w:r>
+      <w:r>
+        <w:rPr>
+          <w:lang w:val="zh_TW" w:bidi="zh_TW"/>
+        </w:rPr>
+        <w:t>在舊約聖經中，拐帶人口要被判處死刑。出埃及記說：「拐帶人口，或是把人賣了，或是留在他手下，必要把他治死。」（</w:t>
+      </w:r>
+      <w:hyperlink r:id="rId31">
+        <w:r>
+          <w:rPr>
+            <w:lang w:val="zh_TW" w:bidi="zh_TW"/>
+          </w:rPr>
+          <w:rPr>
+            <w:color w:val="0000EE"/>
+            <w:u w:val="single"/>
+          </w:rPr>
+          <w:t>出21:16</w:t>
+        </w:r>
+      </w:hyperlink>
+      <w:r>
+        <w:rPr>
+          <w:lang w:val="zh_TW" w:bidi="zh_TW"/>
+        </w:rPr>
+        <w:t>）。約瑟的哥哥賣約瑟為奴僕，就是這類拐帶人口的例子。</w:t>
+      </w:r>
+    </w:p>
+    <w:p>
+      <w:pPr>
+        <w:pStyle w:val="Heading4"/>
+      </w:pPr>
+      <w:r>
+        <w:rPr>
+          <w:lang w:val="zh_TW" w:bidi="zh_TW"/>
+        </w:rPr>
+        <w:t>關於財產的律法</w:t>
+      </w:r>
+    </w:p>
+    <w:p>
+      <w:pPr/>
+      <w:r>
+        <w:rPr>
+          <w:lang w:val="zh_TW" w:bidi="zh_TW"/>
+        </w:rPr>
+      </w:r>
+      <w:r>
+        <w:rPr>
+          <w:lang w:val="zh_TW" w:bidi="zh_TW"/>
+        </w:rPr>
+        <w:t>出埃及記對於損害他人財產或農作物的情況有相當具體的規定。如果田地失火，而火勢蔓延到別人的田地，燒毀了那裡的農作物，縱火的人，或者最先失火之田地的主人，都必須賠償所造成的損失（</w:t>
       </w:r>
       <w:hyperlink r:id="rId32">
         <w:r>
@@ -809,14 +869,2685 @@
             <w:color w:val="0000EE"/>
             <w:u w:val="single"/>
           </w:rPr>
-          <w:t>帖前4:6</w:t>
-        </w:r>
-      </w:hyperlink>
-      <w:r>
-        <w:rPr>
-          <w:lang w:val="zh_TW" w:bidi="zh_TW"/>
-        </w:rPr>
-        <w:t>）</w:t>
+          <w:t>出22:6</w:t>
+        </w:r>
+      </w:hyperlink>
+      <w:r>
+        <w:rPr>
+          <w:lang w:val="zh_TW" w:bidi="zh_TW"/>
+        </w:rPr>
+        <w:t>）。漢謨拉比法典也記載了一個類似的案例：有人疏於修理堤壩，以致洪水沖毀鄰舍的農作物，因此必須負起賠償責任。</w:t>
+      </w:r>
+    </w:p>
+    <w:p>
+      <w:pPr/>
+      <w:r>
+        <w:rPr>
+          <w:lang w:val="zh_TW" w:bidi="zh_TW"/>
+        </w:rPr>
+      </w:r>
+      <w:r>
+        <w:rPr>
+          <w:lang w:val="zh_TW" w:bidi="zh_TW"/>
+        </w:rPr>
+        <w:t>牲畜受傷，尤其是牛隻受傷，以及牲畜造成的人身傷害或財產損失，都是希伯來律法中重要的內容。如果一頭一向溫馴的牛撞死人，牛的主人無罪，但那頭牛必須要被處死。這對主人來說，失去牛本身就是相當重的經濟損失。如果一頭慣常頂傷人的牛撞死人，而主人又沒有妥善看管，那麼牛和主人便要被處死。不過，主人可以繳納議定的贖價來贖回自己的性命。如果被牛撞死的是奴僕，就要用石頭打死那頭牛，而主人則要繳納罰金（</w:t>
+      </w:r>
+      <w:hyperlink r:id="rId33">
+        <w:r>
+          <w:rPr>
+            <w:lang w:val="zh_TW" w:bidi="zh_TW"/>
+          </w:rPr>
+          <w:rPr>
+            <w:color w:val="0000EE"/>
+            <w:u w:val="single"/>
+          </w:rPr>
+          <w:t>出21:28–32</w:t>
+        </w:r>
+      </w:hyperlink>
+      <w:r>
+        <w:rPr>
+          <w:lang w:val="zh_TW" w:bidi="zh_TW"/>
+        </w:rPr>
+        <w:t>）。漢謨拉比法典對類似情況也有其規定。在牲畜第一次傷人時，主人不會受處罰；但如果主人明知那頭牛有危險，卻沒有採取措施防止傷害發生，就必須以銀子繳納罰款。如果受害的人是上層階級人士，罰款金額便很高；如果受害的人是奴僕，罰款則較少。無論情況多麼嚴重，也無論那頭牛多麼兇猛，漢謨拉比法典都只規定罰款，從不判處牲畜或主人死刑。</w:t>
+      </w:r>
+    </w:p>
+    <w:p>
+      <w:pPr/>
+      <w:r>
+        <w:rPr>
+          <w:lang w:val="zh_TW" w:bidi="zh_TW"/>
+        </w:rPr>
+      </w:r>
+      <w:r>
+        <w:rPr>
+          <w:lang w:val="zh_TW" w:bidi="zh_TW"/>
+        </w:rPr>
+        <w:t>希伯來律法也懲罰因疏忽而導致牲畜受傷的情況。如果有人挖了坑卻沒有蓋好，以致牛或驢掉進坑裡，牲畜的主人就有權獲得賠償（</w:t>
+      </w:r>
+      <w:hyperlink r:id="rId34">
+        <w:r>
+          <w:rPr>
+            <w:lang w:val="zh_TW" w:bidi="zh_TW"/>
+          </w:rPr>
+          <w:rPr>
+            <w:color w:val="0000EE"/>
+            <w:u w:val="single"/>
+          </w:rPr>
+          <w:t>出21:33–36</w:t>
+        </w:r>
+      </w:hyperlink>
+      <w:r>
+        <w:rPr>
+          <w:lang w:val="zh_TW" w:bidi="zh_TW"/>
+        </w:rPr>
+        <w:t>）。</w:t>
+      </w:r>
+    </w:p>
+    <w:p>
+      <w:pPr/>
+      <w:r>
+        <w:rPr>
+          <w:lang w:val="zh_TW" w:bidi="zh_TW"/>
+        </w:rPr>
+      </w:r>
+      <w:r>
+        <w:rPr>
+          <w:lang w:val="zh_TW" w:bidi="zh_TW"/>
+        </w:rPr>
+        <w:t>在古代文化中，人們一般將婦女視為財產，就像牲畜或奴僕一樣。女兒出嫁前算作父親的財產；出嫁後算作丈夫的財產。因此，任何人若侵害已婚婦女，律法就將這種行為列為侵犯丈夫財產的罪。按照漢謨拉比法典，人們可以把兒女賣為奴僕或債奴，且通常是為了償還父親的債務（參</w:t>
+      </w:r>
+      <w:hyperlink r:id="rId35">
+        <w:r>
+          <w:rPr>
+            <w:lang w:val="zh_TW" w:bidi="zh_TW"/>
+          </w:rPr>
+          <w:rPr>
+            <w:color w:val="0000EE"/>
+            <w:u w:val="single"/>
+          </w:rPr>
+          <w:t>出21:2–7</w:t>
+        </w:r>
+      </w:hyperlink>
+      <w:r>
+        <w:rPr>
+          <w:lang w:val="zh_TW" w:bidi="zh_TW"/>
+        </w:rPr>
+        <w:t>；</w:t>
+      </w:r>
+      <w:hyperlink r:id="rId36">
+        <w:r>
+          <w:rPr>
+            <w:lang w:val="zh_TW" w:bidi="zh_TW"/>
+          </w:rPr>
+          <w:rPr>
+            <w:color w:val="0000EE"/>
+            <w:u w:val="single"/>
+          </w:rPr>
+          <w:t>尼5:5–8</w:t>
+        </w:r>
+      </w:hyperlink>
+      <w:r>
+        <w:rPr>
+          <w:lang w:val="zh_TW" w:bidi="zh_TW"/>
+        </w:rPr>
+        <w:t>；</w:t>
+      </w:r>
+      <w:hyperlink r:id="rId37">
+        <w:r>
+          <w:rPr>
+            <w:lang w:val="zh_TW" w:bidi="zh_TW"/>
+          </w:rPr>
+          <w:rPr>
+            <w:color w:val="0000EE"/>
+            <w:u w:val="single"/>
+          </w:rPr>
+          <w:t>賽50:1</w:t>
+        </w:r>
+      </w:hyperlink>
+      <w:r>
+        <w:rPr>
+          <w:lang w:val="zh_TW" w:bidi="zh_TW"/>
+        </w:rPr>
+        <w:t>）。聖經律法非常重視父母的權柄。如果兒子頑梗悖逆、不肯聽從父母，又是貪食好酒的人，父母可以把他帶到長老面前受審。長老若判定他有罪，本城的人就要用石頭打死他（</w:t>
+      </w:r>
+      <w:hyperlink r:id="rId38">
+        <w:r>
+          <w:rPr>
+            <w:lang w:val="zh_TW" w:bidi="zh_TW"/>
+          </w:rPr>
+          <w:rPr>
+            <w:color w:val="0000EE"/>
+            <w:u w:val="single"/>
+          </w:rPr>
+          <w:t>申21:18–21</w:t>
+        </w:r>
+      </w:hyperlink>
+      <w:r>
+        <w:rPr>
+          <w:lang w:val="zh_TW" w:bidi="zh_TW"/>
+        </w:rPr>
+        <w:t>）。然而，即使是這樣的規定，某種程度上仍是在保障兒女的權利，因為一些近東法典允許父母不必經過長老或任何人的審理，就可以直接下令處死自己的兒女。雖然當時的人普遍輕看女兒，律法仍規定如果沒有兒子，女兒可以承受產業（</w:t>
+      </w:r>
+      <w:hyperlink r:id="rId39">
+        <w:r>
+          <w:rPr>
+            <w:lang w:val="zh_TW" w:bidi="zh_TW"/>
+          </w:rPr>
+          <w:rPr>
+            <w:color w:val="0000EE"/>
+            <w:u w:val="single"/>
+          </w:rPr>
+          <w:t>民27:8</w:t>
+        </w:r>
+      </w:hyperlink>
+      <w:r>
+        <w:rPr>
+          <w:lang w:val="zh_TW" w:bidi="zh_TW"/>
+        </w:rPr>
+        <w:t>）。</w:t>
+      </w:r>
+    </w:p>
+    <w:p>
+      <w:pPr/>
+      <w:r>
+        <w:rPr>
+          <w:lang w:val="zh_TW" w:bidi="zh_TW"/>
+        </w:rPr>
+      </w:r>
+      <w:r>
+        <w:rPr>
+          <w:lang w:val="zh_TW" w:bidi="zh_TW"/>
+        </w:rPr>
+        <w:t>姦淫是十誡中所禁止的罪。當時人們把妻子看作丈夫的財產，因此也把姦淫列為侵犯丈夫財產的罪。申命記相當詳細地論及姦淫的各種情況，並規定男女雙方都要處死（</w:t>
+      </w:r>
+      <w:hyperlink r:id="rId40">
+        <w:r>
+          <w:rPr>
+            <w:lang w:val="zh_TW" w:bidi="zh_TW"/>
+          </w:rPr>
+          <w:rPr>
+            <w:color w:val="0000EE"/>
+            <w:u w:val="single"/>
+          </w:rPr>
+          <w:t>申22:22</w:t>
+        </w:r>
+      </w:hyperlink>
+      <w:r>
+        <w:rPr>
+          <w:lang w:val="zh_TW" w:bidi="zh_TW"/>
+        </w:rPr>
+        <w:t>）。如果有人引誘一名尚未許配人的年輕女子與他同寢，他必須向女子的父親支付聘禮（50舍客勒銀子）。此後，他不可休她，必須終身娶她為妻（</w:t>
+      </w:r>
+      <w:hyperlink r:id="rId41">
+        <w:r>
+          <w:rPr>
+            <w:lang w:val="zh_TW" w:bidi="zh_TW"/>
+          </w:rPr>
+          <w:rPr>
+            <w:color w:val="0000EE"/>
+            <w:u w:val="single"/>
+          </w:rPr>
+          <w:t>出22:16</w:t>
+        </w:r>
+      </w:hyperlink>
+      <w:r>
+        <w:rPr>
+          <w:lang w:val="zh_TW" w:bidi="zh_TW"/>
+        </w:rPr>
+        <w:t>；</w:t>
+      </w:r>
+      <w:hyperlink r:id="rId42">
+        <w:r>
+          <w:rPr>
+            <w:lang w:val="zh_TW" w:bidi="zh_TW"/>
+          </w:rPr>
+          <w:rPr>
+            <w:color w:val="0000EE"/>
+            <w:u w:val="single"/>
+          </w:rPr>
+          <w:t>申22:28–29</w:t>
+        </w:r>
+      </w:hyperlink>
+      <w:r>
+        <w:rPr>
+          <w:lang w:val="zh_TW" w:bidi="zh_TW"/>
+        </w:rPr>
+        <w:t>）。</w:t>
+      </w:r>
+    </w:p>
+    <w:p>
+      <w:pPr/>
+      <w:r>
+        <w:rPr>
+          <w:lang w:val="zh_TW" w:bidi="zh_TW"/>
+        </w:rPr>
+      </w:r>
+      <w:r>
+        <w:rPr>
+          <w:lang w:val="zh_TW" w:bidi="zh_TW"/>
+        </w:rPr>
+        <w:t>如果有人指控妻子犯了姦淫罪，卻沒有證據，就要進行審判。丈夫要帶其妻子到祭司那裡，並獻上供物（十分之一伊法大麥麵，不可澆上油，也不可加上乳香），這是一份疑恨的素祭，表明丈夫如今是在懷疑妻子。接著，那婦人要站在耶和華面前，手拿一個盛著聖水的瓦器。祭司要把會幕地上的塵土摻入水中，並把素祭放在婦人的手中。祭司要散開婦人的頭髮，這不但表示她的憂傷，也顯出她失去了丈夫的尊重。然後，婦人必須起誓。之後，祭司向她宣告咒詛，大意是：她雖然容易受孕，卻會多次流產。婦人必須同意這項誓言。祭司把咒詛的話寫在書上，再把字跡洗入「苦水」之中。之後，婦人要喝下這苦水；同時，祭司要把她手中的素祭在耶和華面前搖一搖，又取一部分燒在壇上。祭司告訴她，如果她有罪，這水就會使她的大腿消瘦、肚腹發脹。如果發生這種情況，她會遭人棄絕；但如果證明她無罪，她就可以自由離去。無論結果如何，丈夫都不必為這項指控承擔罪責（</w:t>
+      </w:r>
+      <w:hyperlink r:id="rId43">
+        <w:r>
+          <w:rPr>
+            <w:lang w:val="zh_TW" w:bidi="zh_TW"/>
+          </w:rPr>
+          <w:rPr>
+            <w:color w:val="0000EE"/>
+            <w:u w:val="single"/>
+          </w:rPr>
+          <w:t>民5:12–31</w:t>
+        </w:r>
+      </w:hyperlink>
+      <w:r>
+        <w:rPr>
+          <w:lang w:val="zh_TW" w:bidi="zh_TW"/>
+        </w:rPr>
+        <w:t>）。</w:t>
+      </w:r>
+    </w:p>
+    <w:p>
+      <w:pPr/>
+      <w:r>
+        <w:rPr>
+          <w:lang w:val="zh_TW" w:bidi="zh_TW"/>
+        </w:rPr>
+      </w:r>
+      <w:r>
+        <w:rPr>
+          <w:lang w:val="zh_TW" w:bidi="zh_TW"/>
+        </w:rPr>
+        <w:t>如果主人毆打奴僕，以致奴僕當場死亡，就必須為奴僕的死追討罪責。如果奴僕拖延數日才死，就不必追討罪責，因為主人失去奴僕本身已經算是對他的懲罰（</w:t>
+      </w:r>
+      <w:hyperlink r:id="rId44">
+        <w:r>
+          <w:rPr>
+            <w:lang w:val="zh_TW" w:bidi="zh_TW"/>
+          </w:rPr>
+          <w:rPr>
+            <w:color w:val="0000EE"/>
+            <w:u w:val="single"/>
+          </w:rPr>
+          <w:t>出21:20–21</w:t>
+        </w:r>
+      </w:hyperlink>
+      <w:r>
+        <w:rPr>
+          <w:lang w:val="zh_TW" w:bidi="zh_TW"/>
+        </w:rPr>
+        <w:t>）。希伯來人大概很少實際運用這條律法；漢謨拉比法典中也沒有與之相對應的條文。如果主人傷害奴僕，導致他失去一隻眼睛或一顆牙齒，希伯來律法規定主人必須釋放那名奴僕（</w:t>
+      </w:r>
+      <w:hyperlink r:id="rId45">
+        <w:r>
+          <w:rPr>
+            <w:lang w:val="zh_TW" w:bidi="zh_TW"/>
+          </w:rPr>
+          <w:rPr>
+            <w:color w:val="0000EE"/>
+            <w:u w:val="single"/>
+          </w:rPr>
+          <w:t>26–27</w:t>
+        </w:r>
+      </w:hyperlink>
+      <w:r>
+        <w:rPr>
+          <w:lang w:val="zh_TW" w:bidi="zh_TW"/>
+        </w:rPr>
+        <w:t>節）。漢謨拉比法典記載了一個人傷害別人奴僕的案例；加害者必須向奴僕的主人支付相當於該奴僕身價一半的賠償。</w:t>
+      </w:r>
+    </w:p>
+    <w:p>
+      <w:pPr/>
+      <w:r>
+        <w:rPr>
+          <w:lang w:val="zh_TW" w:bidi="zh_TW"/>
+        </w:rPr>
+      </w:r>
+      <w:r>
+        <w:rPr>
+          <w:lang w:val="zh_TW" w:bidi="zh_TW"/>
+        </w:rPr>
+        <w:t>希伯來律法對盜竊和入室行竊著墨不多。律法推定竊賊願意悔改並作出賠償。在歸還贓物並繳納少量罰款之後，盜賊便可以再次「親近耶和華」（</w:t>
+      </w:r>
+      <w:hyperlink r:id="rId46">
+        <w:r>
+          <w:rPr>
+            <w:lang w:val="zh_TW" w:bidi="zh_TW"/>
+          </w:rPr>
+          <w:rPr>
+            <w:color w:val="0000EE"/>
+            <w:u w:val="single"/>
+          </w:rPr>
+          <w:t>利6:2–7</w:t>
+        </w:r>
+      </w:hyperlink>
+      <w:r>
+        <w:rPr>
+          <w:lang w:val="zh_TW" w:bidi="zh_TW"/>
+        </w:rPr>
+        <w:t>）。然而，漢謨拉比法典規定，入室行竊要判處死刑。按照希伯來律法，偷竊牲畜的人至少要賠償兩倍；如果偷的是公牛或母牛，或者已把牠賣掉，就必須五倍償還。漢謨拉比法典也有類似條文：「如果有人偷竊牛、羊、驢、豬或山羊，若屬神廟或王宮所有，就要償還三十倍；若屬自由人所有，就要償還十倍。如果盜賊無力償還，就要處死。」按照希伯來律法，從別人家中偷來的財物只須歸還，不必另外受罰。如果盜賊已經失去所偷的財物，又無力賠償等值財物，人們可以把他賣為奴僕，直到完成賠償為止（</w:t>
+      </w:r>
+      <w:hyperlink r:id="rId47">
+        <w:r>
+          <w:rPr>
+            <w:lang w:val="zh_TW" w:bidi="zh_TW"/>
+          </w:rPr>
+          <w:rPr>
+            <w:color w:val="0000EE"/>
+            <w:u w:val="single"/>
+          </w:rPr>
+          <w:t>出22:1–4</w:t>
+        </w:r>
+      </w:hyperlink>
+      <w:r>
+        <w:rPr>
+          <w:lang w:val="zh_TW" w:bidi="zh_TW"/>
+        </w:rPr>
+        <w:t>）。</w:t>
+      </w:r>
+    </w:p>
+    <w:p>
+      <w:pPr>
+        <w:pStyle w:val="Heading4"/>
+      </w:pPr>
+      <w:r>
+        <w:rPr>
+          <w:lang w:val="zh_TW" w:bidi="zh_TW"/>
+        </w:rPr>
+        <w:t>一般律法</w:t>
+      </w:r>
+    </w:p>
+    <w:p>
+      <w:pPr/>
+      <w:r>
+        <w:rPr>
+          <w:lang w:val="zh_TW" w:bidi="zh_TW"/>
+        </w:rPr>
+      </w:r>
+      <w:r>
+        <w:rPr>
+          <w:lang w:val="zh_TW" w:bidi="zh_TW"/>
+        </w:rPr>
+        <w:t>出埃及記和申命記所記載的希伯來律法，包含許多普遍適用的禁令。其中有些涉及商業活動，例如不可挪移地界（</w:t>
+      </w:r>
+      <w:hyperlink r:id="rId48">
+        <w:r>
+          <w:rPr>
+            <w:lang w:val="zh_TW" w:bidi="zh_TW"/>
+          </w:rPr>
+          <w:rPr>
+            <w:color w:val="0000EE"/>
+            <w:u w:val="single"/>
+          </w:rPr>
+          <w:t>申19:14</w:t>
+        </w:r>
+      </w:hyperlink>
+      <w:r>
+        <w:rPr>
+          <w:lang w:val="zh_TW" w:bidi="zh_TW"/>
+        </w:rPr>
+        <w:t>）。律法也譴責使用虛假的度量衡（</w:t>
+      </w:r>
+      <w:hyperlink r:id="rId49">
+        <w:r>
+          <w:rPr>
+            <w:lang w:val="zh_TW" w:bidi="zh_TW"/>
+          </w:rPr>
+          <w:rPr>
+            <w:color w:val="0000EE"/>
+            <w:u w:val="single"/>
+          </w:rPr>
+          <w:t>利19:35</w:t>
+        </w:r>
+      </w:hyperlink>
+      <w:r>
+        <w:rPr>
+          <w:lang w:val="zh_TW" w:bidi="zh_TW"/>
+        </w:rPr>
+        <w:t>；</w:t>
+      </w:r>
+      <w:hyperlink r:id="rId50">
+        <w:r>
+          <w:rPr>
+            <w:lang w:val="zh_TW" w:bidi="zh_TW"/>
+          </w:rPr>
+          <w:rPr>
+            <w:color w:val="0000EE"/>
+            <w:u w:val="single"/>
+          </w:rPr>
+          <w:t>申25:15</w:t>
+        </w:r>
+      </w:hyperlink>
+      <w:r>
+        <w:rPr>
+          <w:lang w:val="zh_TW" w:bidi="zh_TW"/>
+        </w:rPr>
+        <w:t>；</w:t>
+      </w:r>
+      <w:hyperlink r:id="rId51">
+        <w:r>
+          <w:rPr>
+            <w:lang w:val="zh_TW" w:bidi="zh_TW"/>
+          </w:rPr>
+          <w:rPr>
+            <w:color w:val="0000EE"/>
+            <w:u w:val="single"/>
+          </w:rPr>
+          <w:t>箴11:1</w:t>
+        </w:r>
+      </w:hyperlink>
+      <w:r>
+        <w:rPr>
+          <w:lang w:val="zh_TW" w:bidi="zh_TW"/>
+        </w:rPr>
+        <w:t>，</w:t>
+      </w:r>
+      <w:hyperlink r:id="rId52">
+        <w:r>
+          <w:rPr>
+            <w:lang w:val="zh_TW" w:bidi="zh_TW"/>
+          </w:rPr>
+          <w:rPr>
+            <w:color w:val="0000EE"/>
+            <w:u w:val="single"/>
+          </w:rPr>
+          <w:t>20:23</w:t>
+        </w:r>
+      </w:hyperlink>
+      <w:r>
+        <w:rPr>
+          <w:lang w:val="zh_TW" w:bidi="zh_TW"/>
+        </w:rPr>
+        <w:t>；</w:t>
+      </w:r>
+      <w:hyperlink r:id="rId53">
+        <w:r>
+          <w:rPr>
+            <w:lang w:val="zh_TW" w:bidi="zh_TW"/>
+          </w:rPr>
+          <w:rPr>
+            <w:color w:val="0000EE"/>
+            <w:u w:val="single"/>
+          </w:rPr>
+          <w:t>彌6:11</w:t>
+        </w:r>
+      </w:hyperlink>
+      <w:r>
+        <w:rPr>
+          <w:lang w:val="zh_TW" w:bidi="zh_TW"/>
+        </w:rPr>
+        <w:t>）。律法嚴格禁止賄賂（</w:t>
+      </w:r>
+      <w:hyperlink r:id="rId54">
+        <w:r>
+          <w:rPr>
+            <w:lang w:val="zh_TW" w:bidi="zh_TW"/>
+          </w:rPr>
+          <w:rPr>
+            <w:color w:val="0000EE"/>
+            <w:u w:val="single"/>
+          </w:rPr>
+          <w:t>出23:8</w:t>
+        </w:r>
+      </w:hyperlink>
+      <w:r>
+        <w:rPr>
+          <w:lang w:val="zh_TW" w:bidi="zh_TW"/>
+        </w:rPr>
+        <w:t>），卻沒有規定違反這條律法的人應受什麼懲罰。漢謨拉比法典則規定，如果法官更改判決，卻無法提出令人滿意的理由（尤其是有人懷疑他受賄），他必須支付原罰金的12倍金額，並且喪失法官職位。希伯來律法也處理了作假見證的問題，但同樣沒有規定具體的刑罰。漢謨拉比法典規定，如果有人在可判處死刑的案件中作假見證，那麼作假見證的人自己也要被判處死刑（參</w:t>
+      </w:r>
+      <w:hyperlink r:id="rId55">
+        <w:r>
+          <w:rPr>
+            <w:lang w:val="zh_TW" w:bidi="zh_TW"/>
+          </w:rPr>
+          <w:rPr>
+            <w:color w:val="0000EE"/>
+            <w:u w:val="single"/>
+          </w:rPr>
+          <w:t>出23:1</w:t>
+        </w:r>
+      </w:hyperlink>
+      <w:r>
+        <w:rPr>
+          <w:lang w:val="zh_TW" w:bidi="zh_TW"/>
+        </w:rPr>
+        <w:t>）。</w:t>
+      </w:r>
+    </w:p>
+    <w:p>
+      <w:pPr/>
+      <w:r>
+        <w:rPr>
+          <w:lang w:val="zh_TW" w:bidi="zh_TW"/>
+        </w:rPr>
+      </w:r>
+      <w:r>
+        <w:rPr>
+          <w:lang w:val="zh_TW" w:bidi="zh_TW"/>
+        </w:rPr>
+        <w:t>不少希伯來律法反映出對窮人的關懷。例如，窮人欠債時，人不可向他們收取利息；如果拿了他們的外衣作抵押，也不可讓他們在夜間受寒。律法也要求人以憐憫和體諒對待寡婦、孤兒和寄居的人（</w:t>
+      </w:r>
+      <w:hyperlink r:id="rId56">
+        <w:r>
+          <w:rPr>
+            <w:lang w:val="zh_TW" w:bidi="zh_TW"/>
+          </w:rPr>
+          <w:rPr>
+            <w:color w:val="0000EE"/>
+            <w:u w:val="single"/>
+          </w:rPr>
+          <w:t>出22:21–27</w:t>
+        </w:r>
+      </w:hyperlink>
+      <w:r>
+        <w:rPr>
+          <w:lang w:val="zh_TW" w:bidi="zh_TW"/>
+        </w:rPr>
+        <w:t>，</w:t>
+      </w:r>
+      <w:hyperlink r:id="rId57">
+        <w:r>
+          <w:rPr>
+            <w:lang w:val="zh_TW" w:bidi="zh_TW"/>
+          </w:rPr>
+          <w:rPr>
+            <w:color w:val="0000EE"/>
+            <w:u w:val="single"/>
+          </w:rPr>
+          <w:t>23:9</w:t>
+        </w:r>
+      </w:hyperlink>
+      <w:r>
+        <w:rPr>
+          <w:lang w:val="zh_TW" w:bidi="zh_TW"/>
+        </w:rPr>
+        <w:t>；</w:t>
+      </w:r>
+      <w:hyperlink r:id="rId58">
+        <w:r>
+          <w:rPr>
+            <w:lang w:val="zh_TW" w:bidi="zh_TW"/>
+          </w:rPr>
+          <w:rPr>
+            <w:color w:val="0000EE"/>
+            <w:u w:val="single"/>
+          </w:rPr>
+          <w:t>申23:19</w:t>
+        </w:r>
+      </w:hyperlink>
+      <w:r>
+        <w:rPr>
+          <w:lang w:val="zh_TW" w:bidi="zh_TW"/>
+        </w:rPr>
+        <w:t>，</w:t>
+      </w:r>
+      <w:hyperlink r:id="rId59">
+        <w:r>
+          <w:rPr>
+            <w:lang w:val="zh_TW" w:bidi="zh_TW"/>
+          </w:rPr>
+          <w:rPr>
+            <w:color w:val="0000EE"/>
+            <w:u w:val="single"/>
+          </w:rPr>
+          <w:t>24:17</w:t>
+        </w:r>
+      </w:hyperlink>
+      <w:r>
+        <w:rPr>
+          <w:lang w:val="zh_TW" w:bidi="zh_TW"/>
+        </w:rPr>
+        <w:t>）。</w:t>
+      </w:r>
+    </w:p>
+    <w:p>
+      <w:pPr/>
+      <w:r>
+        <w:rPr>
+          <w:lang w:val="zh_TW" w:bidi="zh_TW"/>
+        </w:rPr>
+      </w:r>
+      <w:r>
+        <w:rPr>
+          <w:lang w:val="zh_TW" w:bidi="zh_TW"/>
+        </w:rPr>
+        <w:t>有些希伯來律法涉及家庭中的行為，例如咒罵父母或不聽從父母的人（</w:t>
+      </w:r>
+      <w:hyperlink r:id="rId60">
+        <w:r>
+          <w:rPr>
+            <w:lang w:val="zh_TW" w:bidi="zh_TW"/>
+          </w:rPr>
+          <w:rPr>
+            <w:color w:val="0000EE"/>
+            <w:u w:val="single"/>
+          </w:rPr>
+          <w:t>出21:17</w:t>
+        </w:r>
+      </w:hyperlink>
+      <w:r>
+        <w:rPr>
+          <w:lang w:val="zh_TW" w:bidi="zh_TW"/>
+        </w:rPr>
+        <w:t>；</w:t>
+      </w:r>
+      <w:hyperlink r:id="rId61">
+        <w:r>
+          <w:rPr>
+            <w:lang w:val="zh_TW" w:bidi="zh_TW"/>
+          </w:rPr>
+          <w:rPr>
+            <w:color w:val="0000EE"/>
+            <w:u w:val="single"/>
+          </w:rPr>
+          <w:t>利20:9</w:t>
+        </w:r>
+      </w:hyperlink>
+      <w:r>
+        <w:rPr>
+          <w:lang w:val="zh_TW" w:bidi="zh_TW"/>
+        </w:rPr>
+        <w:t>；</w:t>
+      </w:r>
+      <w:hyperlink r:id="rId62">
+        <w:r>
+          <w:rPr>
+            <w:lang w:val="zh_TW" w:bidi="zh_TW"/>
+          </w:rPr>
+          <w:rPr>
+            <w:color w:val="0000EE"/>
+            <w:u w:val="single"/>
+          </w:rPr>
+          <w:t>申27:16</w:t>
+        </w:r>
+      </w:hyperlink>
+      <w:r>
+        <w:rPr>
+          <w:lang w:val="zh_TW" w:bidi="zh_TW"/>
+        </w:rPr>
+        <w:t>；參</w:t>
+      </w:r>
+      <w:hyperlink r:id="rId63">
+        <w:r>
+          <w:rPr>
+            <w:lang w:val="zh_TW" w:bidi="zh_TW"/>
+          </w:rPr>
+          <w:rPr>
+            <w:color w:val="0000EE"/>
+            <w:u w:val="single"/>
+          </w:rPr>
+          <w:t>箴20:20</w:t>
+        </w:r>
+      </w:hyperlink>
+      <w:r>
+        <w:rPr>
+          <w:lang w:val="zh_TW" w:bidi="zh_TW"/>
+        </w:rPr>
+        <w:t>，</w:t>
+      </w:r>
+      <w:hyperlink r:id="rId64">
+        <w:r>
+          <w:rPr>
+            <w:lang w:val="zh_TW" w:bidi="zh_TW"/>
+          </w:rPr>
+          <w:rPr>
+            <w:color w:val="0000EE"/>
+            <w:u w:val="single"/>
+          </w:rPr>
+          <w:t>30:17</w:t>
+        </w:r>
+      </w:hyperlink>
+      <w:r>
+        <w:rPr>
+          <w:lang w:val="zh_TW" w:bidi="zh_TW"/>
+        </w:rPr>
+        <w:t>）。家庭責任在當時極為重要，因此，家族往往會因其中一個家人犯罪而一同受罰（</w:t>
+      </w:r>
+      <w:hyperlink r:id="rId65">
+        <w:r>
+          <w:rPr>
+            <w:lang w:val="zh_TW" w:bidi="zh_TW"/>
+          </w:rPr>
+          <w:rPr>
+            <w:color w:val="0000EE"/>
+            <w:u w:val="single"/>
+          </w:rPr>
+          <w:t>書7:20–26</w:t>
+        </w:r>
+      </w:hyperlink>
+      <w:r>
+        <w:rPr>
+          <w:lang w:val="zh_TW" w:bidi="zh_TW"/>
+        </w:rPr>
+        <w:t>；</w:t>
+      </w:r>
+      <w:hyperlink r:id="rId66">
+        <w:r>
+          <w:rPr>
+            <w:lang w:val="zh_TW" w:bidi="zh_TW"/>
+          </w:rPr>
+          <w:rPr>
+            <w:color w:val="0000EE"/>
+            <w:u w:val="single"/>
+          </w:rPr>
+          <w:t>撒下3:29</w:t>
+        </w:r>
+      </w:hyperlink>
+      <w:r>
+        <w:rPr>
+          <w:lang w:val="zh_TW" w:bidi="zh_TW"/>
+        </w:rPr>
+        <w:t>，</w:t>
+      </w:r>
+      <w:hyperlink r:id="rId67">
+        <w:r>
+          <w:rPr>
+            <w:lang w:val="zh_TW" w:bidi="zh_TW"/>
+          </w:rPr>
+          <w:rPr>
+            <w:color w:val="0000EE"/>
+            <w:u w:val="single"/>
+          </w:rPr>
+          <w:t>21:1–9</w:t>
+        </w:r>
+      </w:hyperlink>
+      <w:r>
+        <w:rPr>
+          <w:lang w:val="zh_TW" w:bidi="zh_TW"/>
+        </w:rPr>
+        <w:t>；</w:t>
+      </w:r>
+      <w:hyperlink r:id="rId68">
+        <w:r>
+          <w:rPr>
+            <w:lang w:val="zh_TW" w:bidi="zh_TW"/>
+          </w:rPr>
+          <w:rPr>
+            <w:color w:val="0000EE"/>
+            <w:u w:val="single"/>
+          </w:rPr>
+          <w:t>王下5:27</w:t>
+        </w:r>
+      </w:hyperlink>
+      <w:r>
+        <w:rPr>
+          <w:lang w:val="zh_TW" w:bidi="zh_TW"/>
+        </w:rPr>
+        <w:t>；</w:t>
+      </w:r>
+      <w:hyperlink r:id="rId69">
+        <w:r>
+          <w:rPr>
+            <w:lang w:val="zh_TW" w:bidi="zh_TW"/>
+          </w:rPr>
+          <w:rPr>
+            <w:color w:val="0000EE"/>
+            <w:u w:val="single"/>
+          </w:rPr>
+          <w:t>哀5:7</w:t>
+        </w:r>
+      </w:hyperlink>
+      <w:r>
+        <w:rPr>
+          <w:lang w:val="zh_TW" w:bidi="zh_TW"/>
+        </w:rPr>
+        <w:t>）。後來，人們逐漸承認個人應當為自己的行為負責，因此父母不再因兒女所犯的罪被處死，兒女也不再因父母所犯的罪被處死（參</w:t>
+      </w:r>
+      <w:hyperlink r:id="rId70">
+        <w:r>
+          <w:rPr>
+            <w:lang w:val="zh_TW" w:bidi="zh_TW"/>
+          </w:rPr>
+          <w:rPr>
+            <w:color w:val="0000EE"/>
+            <w:u w:val="single"/>
+          </w:rPr>
+          <w:t>耶31:29–30</w:t>
+        </w:r>
+      </w:hyperlink>
+      <w:r>
+        <w:rPr>
+          <w:lang w:val="zh_TW" w:bidi="zh_TW"/>
+        </w:rPr>
+        <w:t>）。</w:t>
+      </w:r>
+    </w:p>
+    <w:p>
+      <w:pPr/>
+      <w:r>
+        <w:rPr>
+          <w:lang w:val="zh_TW" w:bidi="zh_TW"/>
+        </w:rPr>
+      </w:r>
+      <w:r>
+        <w:rPr>
+          <w:lang w:val="zh_TW" w:bidi="zh_TW"/>
+        </w:rPr>
+        <w:t>律法禁止行邪術和施法術。出埃及記明確規定：「行邪術的女人，不可容她存活。」（</w:t>
+      </w:r>
+      <w:hyperlink r:id="rId71">
+        <w:r>
+          <w:rPr>
+            <w:lang w:val="zh_TW" w:bidi="zh_TW"/>
+          </w:rPr>
+          <w:rPr>
+            <w:color w:val="0000EE"/>
+            <w:u w:val="single"/>
+          </w:rPr>
+          <w:t>22:18</w:t>
+        </w:r>
+      </w:hyperlink>
+      <w:r>
+        <w:rPr>
+          <w:lang w:val="zh_TW" w:bidi="zh_TW"/>
+        </w:rPr>
+        <w:t>）。律法也禁止各種性方面的敗壞行為，例如與獸淫合；違犯者要被處死。利未記詳細列出禁止與近親結婚的規定（</w:t>
+      </w:r>
+      <w:hyperlink r:id="rId72">
+        <w:r>
+          <w:rPr>
+            <w:lang w:val="zh_TW" w:bidi="zh_TW"/>
+          </w:rPr>
+          <w:rPr>
+            <w:color w:val="0000EE"/>
+            <w:u w:val="single"/>
+          </w:rPr>
+          <w:t>利20:17–21</w:t>
+        </w:r>
+      </w:hyperlink>
+      <w:r>
+        <w:rPr>
+          <w:lang w:val="zh_TW" w:bidi="zh_TW"/>
+        </w:rPr>
+        <w:t>）。</w:t>
+      </w:r>
+    </w:p>
+    <w:p>
+      <w:pPr/>
+      <w:r>
+        <w:rPr>
+          <w:lang w:val="zh_TW" w:bidi="zh_TW"/>
+        </w:rPr>
+      </w:r>
+      <w:r>
+        <w:rPr>
+          <w:lang w:val="zh_TW" w:bidi="zh_TW"/>
+        </w:rPr>
+        <w:t>希伯來律法中並沒有與漢謨拉比法典某些有關外科手術的條文相對應的規定。漢謨拉比法典提到獸醫手術，甚至提到人眼手術。一位巴比倫醫生行醫時必須格外謹慎，因為法典規定：「如果醫生用青銅刀為人施行重大手術，卻使那人死亡；或者用青銅刀為人施行眼部手術，卻弄瞎了那人的眼睛，人們就要砍斷他的手。」古代以色列人除了知道割禮這項禮儀上的做法之外，幾乎不認識其它外科手術。</w:t>
+      </w:r>
+    </w:p>
+    <w:p>
+      <w:pPr>
+        <w:pStyle w:val="Heading3"/>
+      </w:pPr>
+      <w:r>
+        <w:rPr>
+          <w:lang w:val="zh_TW" w:bidi="zh_TW"/>
+        </w:rPr>
+        <w:t>刑罰</w:t>
+      </w:r>
+    </w:p>
+    <w:p>
+      <w:pPr/>
+      <w:r>
+        <w:rPr>
+          <w:lang w:val="zh_TW" w:bidi="zh_TW"/>
+        </w:rPr>
+      </w:r>
+      <w:r>
+        <w:rPr>
+          <w:lang w:val="zh_TW" w:bidi="zh_TW"/>
+        </w:rPr>
+        <w:t>近東地區對謀殺和人身傷害所施行的刑罰，多半屬於報復性的刑罰，而且刑罰性質往往與所犯的罪相同。至於其它刑罰，則因不同的國家和傳統而有所差異。無論是在大規模爭戰中戰敗的人，還是在小規模叛亂中被擊敗的人，都常遭受各種刑罰。</w:t>
+      </w:r>
+    </w:p>
+    <w:p>
+      <w:pPr>
+        <w:pStyle w:val="Heading4"/>
+      </w:pPr>
+      <w:r>
+        <w:rPr>
+          <w:lang w:val="zh_TW" w:bidi="zh_TW"/>
+        </w:rPr>
+        <w:t>體罰</w:t>
+      </w:r>
+    </w:p>
+    <w:p>
+      <w:pPr/>
+      <w:r>
+        <w:rPr>
+          <w:lang w:val="zh_TW" w:bidi="zh_TW"/>
+        </w:rPr>
+      </w:r>
+      <w:r>
+        <w:rPr>
+          <w:lang w:val="zh_TW" w:bidi="zh_TW"/>
+        </w:rPr>
+        <w:t>許多刑罰雖然不至於奪去人的性命，但仍然相當嚴厲。</w:t>
+      </w:r>
+    </w:p>
+    <w:p>
+      <w:pPr>
+        <w:pStyle w:val="ListNumber"/>
+        <w:numPr>
+          <w:ilvl w:val="0"/>
+          <w:numId w:val="14"/>
+        </w:numPr>
+        <w:spacing w:line="240" w:lineRule="auto"/>
+        <w:ind w:left="720"/>
+      </w:pPr>
+      <w:r>
+        <w:rPr>
+          <w:lang w:val="zh_TW" w:bidi="zh_TW"/>
+        </w:rPr>
+      </w:r>
+      <w:r>
+        <w:rPr>
+          <w:lang w:val="zh_TW" w:bidi="zh_TW"/>
+        </w:rPr>
+        <w:t>在舊約聖經中，用杖或鞭責打兒童、愚昧人和奴僕，是常見的管教方式（</w:t>
+      </w:r>
+      <w:hyperlink r:id="rId73">
+        <w:r>
+          <w:rPr>
+            <w:lang w:val="zh_TW" w:bidi="zh_TW"/>
+          </w:rPr>
+          <w:rPr>
+            <w:color w:val="0000EE"/>
+            <w:u w:val="single"/>
+          </w:rPr>
+          <w:t>出21:20</w:t>
+        </w:r>
+      </w:hyperlink>
+      <w:r>
+        <w:rPr>
+          <w:lang w:val="zh_TW" w:bidi="zh_TW"/>
+        </w:rPr>
+        <w:t>；</w:t>
+      </w:r>
+      <w:hyperlink r:id="rId74">
+        <w:r>
+          <w:rPr>
+            <w:lang w:val="zh_TW" w:bidi="zh_TW"/>
+          </w:rPr>
+          <w:rPr>
+            <w:color w:val="0000EE"/>
+            <w:u w:val="single"/>
+          </w:rPr>
+          <w:t>箴言13:24，</w:t>
+        </w:r>
+      </w:hyperlink>
+      <w:hyperlink r:id="rId75">
+        <w:r>
+          <w:rPr>
+            <w:lang w:val="zh_TW" w:bidi="zh_TW"/>
+          </w:rPr>
+          <w:rPr>
+            <w:color w:val="0000EE"/>
+            <w:u w:val="single"/>
+          </w:rPr>
+          <w:t>26:3</w:t>
+        </w:r>
+      </w:hyperlink>
+      <w:r>
+        <w:rPr>
+          <w:lang w:val="zh_TW" w:bidi="zh_TW"/>
+        </w:rPr>
+        <w:t>）。鞭打（也稱為鞭笞）比一般責打更為嚴厲。所使用的鞭子可能由數條皮帶綁在一端製成，也可能由兩條皮帶交織而成。舊約聖經提到一種稱為「蠍子鞭」（因為末端帶有倒鉤）的鞭子，是最殘酷的刑具之一（</w:t>
+      </w:r>
+      <w:hyperlink r:id="rId76">
+        <w:r>
+          <w:rPr>
+            <w:lang w:val="zh_TW" w:bidi="zh_TW"/>
+          </w:rPr>
+          <w:rPr>
+            <w:color w:val="0000EE"/>
+            <w:u w:val="single"/>
+          </w:rPr>
+          <w:t>王上12:11</w:t>
+        </w:r>
+      </w:hyperlink>
+      <w:r>
+        <w:rPr>
+          <w:lang w:val="zh_TW" w:bidi="zh_TW"/>
+        </w:rPr>
+        <w:t>、</w:t>
+      </w:r>
+      <w:hyperlink r:id="rId76">
+        <w:r>
+          <w:rPr>
+            <w:lang w:val="zh_TW" w:bidi="zh_TW"/>
+          </w:rPr>
+          <w:rPr>
+            <w:color w:val="0000EE"/>
+            <w:u w:val="single"/>
+          </w:rPr>
+          <w:t>14</w:t>
+        </w:r>
+      </w:hyperlink>
+      <w:r>
+        <w:rPr>
+          <w:lang w:val="zh_TW" w:bidi="zh_TW"/>
+        </w:rPr>
+        <w:t>）。人們還會把金屬片或骨片嵌入皮帶之中，以增加刑罰的嚴厲程度。</w:t>
+        <w:br/>
+      </w:r>
+      <w:r>
+        <w:rPr>
+          <w:lang w:val="zh_TW" w:bidi="zh_TW"/>
+        </w:rPr>
+        <w:t>在執行鞭笞之前，人們會先檢查受刑人的身體狀況是否能承受刑罰。如果受刑的人因鞭打而死亡，執行刑罰的人不必承擔責任。受刑的人會被剝去上身衣服，綁在柱子上，雙手用皮帶捆住。鞭笞的輕重取決於所犯的罪，不過摩西律法規定鞭打最多不可超過40下（</w:t>
+      </w:r>
+      <w:hyperlink r:id="rId77">
+        <w:r>
+          <w:rPr>
+            <w:lang w:val="zh_TW" w:bidi="zh_TW"/>
+          </w:rPr>
+          <w:rPr>
+            <w:color w:val="0000EE"/>
+            <w:u w:val="single"/>
+          </w:rPr>
+          <w:t>申25:1–3</w:t>
+        </w:r>
+      </w:hyperlink>
+      <w:r>
+        <w:rPr>
+          <w:lang w:val="zh_TW" w:bidi="zh_TW"/>
+        </w:rPr>
+        <w:t>）。後來為了避免計算錯誤，人們把次數減少一鞭，改為39鞭（</w:t>
+      </w:r>
+      <w:hyperlink r:id="rId78">
+        <w:r>
+          <w:rPr>
+            <w:lang w:val="zh_TW" w:bidi="zh_TW"/>
+          </w:rPr>
+          <w:rPr>
+            <w:color w:val="0000EE"/>
+            <w:u w:val="single"/>
+          </w:rPr>
+          <w:t>林後11:24</w:t>
+        </w:r>
+      </w:hyperlink>
+      <w:r>
+        <w:rPr>
+          <w:lang w:val="zh_TW" w:bidi="zh_TW"/>
+        </w:rPr>
+        <w:t>）。鞭子可能是打在胸前，也可能是打在背上。有些法典容許私人執行鞭笞作為刑罰；在這種情況下，如果受刑人死亡，就必須以命償命。</w:t>
+        <w:br/>
+      </w:r>
+      <w:r>
+        <w:rPr>
+          <w:lang w:val="zh_TW" w:bidi="zh_TW"/>
+        </w:rPr>
+        <w:t>在違反律法的案件中，猶太會堂的官長可以執行鞭笞（</w:t>
+      </w:r>
+      <w:hyperlink r:id="rId79">
+        <w:r>
+          <w:rPr>
+            <w:lang w:val="zh_TW" w:bidi="zh_TW"/>
+          </w:rPr>
+          <w:rPr>
+            <w:color w:val="0000EE"/>
+            <w:u w:val="single"/>
+          </w:rPr>
+          <w:t>太10:17</w:t>
+        </w:r>
+      </w:hyperlink>
+      <w:r>
+        <w:rPr>
+          <w:lang w:val="zh_TW" w:bidi="zh_TW"/>
+        </w:rPr>
+        <w:t>）。如果丈夫誣蔑妻子的名聲，城中的長老可以下令鞭打他（</w:t>
+      </w:r>
+      <w:hyperlink r:id="rId80">
+        <w:r>
+          <w:rPr>
+            <w:lang w:val="zh_TW" w:bidi="zh_TW"/>
+          </w:rPr>
+          <w:rPr>
+            <w:color w:val="0000EE"/>
+            <w:u w:val="single"/>
+          </w:rPr>
+          <w:t>申22:18</w:t>
+        </w:r>
+      </w:hyperlink>
+      <w:r>
+        <w:rPr>
+          <w:lang w:val="zh_TW" w:bidi="zh_TW"/>
+        </w:rPr>
+        <w:t>）。人們也會用鞭笞來審問囚犯。因此，羅馬千夫長曾吩咐人「用鞭子拷問」使徒保羅，為了知道眾人向他喧嚷的原因（</w:t>
+      </w:r>
+      <w:hyperlink r:id="rId81">
+        <w:r>
+          <w:rPr>
+            <w:lang w:val="zh_TW" w:bidi="zh_TW"/>
+          </w:rPr>
+          <w:rPr>
+            <w:color w:val="0000EE"/>
+            <w:u w:val="single"/>
+          </w:rPr>
+          <w:t>徒22:24</w:t>
+        </w:r>
+      </w:hyperlink>
+      <w:r>
+        <w:rPr>
+          <w:lang w:val="zh_TW" w:bidi="zh_TW"/>
+        </w:rPr>
+        <w:t>）。</w:t>
+        <w:br/>
+      </w:r>
+      <w:r>
+        <w:rPr>
+          <w:lang w:val="zh_TW" w:bidi="zh_TW"/>
+        </w:rPr>
+        <w:t>羅馬人通常只對非羅馬公民施行鞭笞，例如奴僕、外族人，以及被判處死刑的人。一般來說，罪犯是在被判死刑之後才接受鞭笞。因此，耶穌在被定罪之前先遭鞭打，是一件不尋常的事。彼拉多可能希望眾人看見耶穌所受的痛苦後會心軟，不再要求處死祂（</w:t>
+      </w:r>
+      <w:hyperlink r:id="rId82">
+        <w:r>
+          <w:rPr>
+            <w:lang w:val="zh_TW" w:bidi="zh_TW"/>
+          </w:rPr>
+          <w:rPr>
+            <w:color w:val="0000EE"/>
+            <w:u w:val="single"/>
+          </w:rPr>
+          <w:t>路23:16、22</w:t>
+        </w:r>
+      </w:hyperlink>
+      <w:r>
+        <w:rPr>
+          <w:lang w:val="zh_TW" w:bidi="zh_TW"/>
+        </w:rPr>
+        <w:t>；</w:t>
+      </w:r>
+      <w:hyperlink r:id="rId83">
+        <w:r>
+          <w:rPr>
+            <w:lang w:val="zh_TW" w:bidi="zh_TW"/>
+          </w:rPr>
+          <w:rPr>
+            <w:color w:val="0000EE"/>
+            <w:u w:val="single"/>
+          </w:rPr>
+          <w:t>約19:1</w:t>
+        </w:r>
+      </w:hyperlink>
+      <w:r>
+        <w:rPr>
+          <w:lang w:val="zh_TW" w:bidi="zh_TW"/>
+        </w:rPr>
+        <w:t>）。</w:t>
+        <w:br/>
+      </w:r>
+      <w:r>
+        <w:rPr>
+          <w:lang w:val="zh_TW" w:bidi="zh_TW"/>
+        </w:rPr>
+        <w:t>羅馬帝國的公民在未經定罪之前，絕不可遭受責打或鞭笞（</w:t>
+      </w:r>
+      <w:hyperlink r:id="rId84">
+        <w:r>
+          <w:rPr>
+            <w:lang w:val="zh_TW" w:bidi="zh_TW"/>
+          </w:rPr>
+          <w:rPr>
+            <w:color w:val="0000EE"/>
+            <w:u w:val="single"/>
+          </w:rPr>
+          <w:t>徒22:25</w:t>
+        </w:r>
+      </w:hyperlink>
+      <w:r>
+        <w:rPr>
+          <w:lang w:val="zh_TW" w:bidi="zh_TW"/>
+        </w:rPr>
+        <w:t>）。因此，官長得知保羅是羅馬公民，而自己竟在那種情況下叫人責打他，就害怕起來（</w:t>
+      </w:r>
+      <w:hyperlink r:id="rId85">
+        <w:r>
+          <w:rPr>
+            <w:lang w:val="zh_TW" w:bidi="zh_TW"/>
+          </w:rPr>
+          <w:rPr>
+            <w:color w:val="0000EE"/>
+            <w:u w:val="single"/>
+          </w:rPr>
+          <w:t>徒16:37–39</w:t>
+        </w:r>
+      </w:hyperlink>
+      <w:r>
+        <w:rPr>
+          <w:lang w:val="zh_TW" w:bidi="zh_TW"/>
+        </w:rPr>
+        <w:t>）。</w:t>
+      </w:r>
+    </w:p>
+    <w:p>
+      <w:pPr>
+        <w:pStyle w:val="ListNumber"/>
+        <w:spacing w:line="240" w:lineRule="auto"/>
+        <w:ind w:left="720"/>
+      </w:pPr>
+      <w:r>
+        <w:rPr>
+          <w:lang w:val="zh_TW" w:bidi="zh_TW"/>
+        </w:rPr>
+      </w:r>
+      <w:r>
+        <w:rPr>
+          <w:lang w:val="zh_TW" w:bidi="zh_TW"/>
+        </w:rPr>
+        <w:t>挖去囚犯和俘虜的眼睛，是近東地區常見的做法。非利士人在囚禁參孫之前，先弄瞎了他的眼睛（</w:t>
+      </w:r>
+      <w:hyperlink r:id="rId86">
+        <w:r>
+          <w:rPr>
+            <w:lang w:val="zh_TW" w:bidi="zh_TW"/>
+          </w:rPr>
+          <w:rPr>
+            <w:color w:val="0000EE"/>
+            <w:u w:val="single"/>
+          </w:rPr>
+          <w:t>士16:21</w:t>
+        </w:r>
+      </w:hyperlink>
+      <w:r>
+        <w:rPr>
+          <w:lang w:val="zh_TW" w:bidi="zh_TW"/>
+        </w:rPr>
+        <w:t>）。公元前587年，巴比倫人擄走西底家王之前，也同樣弄瞎了他的眼睛（</w:t>
+      </w:r>
+      <w:hyperlink r:id="rId87">
+        <w:r>
+          <w:rPr>
+            <w:lang w:val="zh_TW" w:bidi="zh_TW"/>
+          </w:rPr>
+          <w:rPr>
+            <w:color w:val="0000EE"/>
+            <w:u w:val="single"/>
+          </w:rPr>
+          <w:t>王下25:7</w:t>
+        </w:r>
+      </w:hyperlink>
+      <w:r>
+        <w:rPr>
+          <w:lang w:val="zh_TW" w:bidi="zh_TW"/>
+        </w:rPr>
+        <w:t>）。亞捫王拿轄願意接受雅比城居民的求和要求，但條件是挖出他們所有人的右眼。拿轄這樣做，是要羞辱他們，並使他們無法再上陣作戰（</w:t>
+      </w:r>
+      <w:hyperlink r:id="rId88">
+        <w:r>
+          <w:rPr>
+            <w:lang w:val="zh_TW" w:bidi="zh_TW"/>
+          </w:rPr>
+          <w:rPr>
+            <w:color w:val="0000EE"/>
+            <w:u w:val="single"/>
+          </w:rPr>
+          <w:t>撒上11:1–4</w:t>
+        </w:r>
+      </w:hyperlink>
+      <w:r>
+        <w:rPr>
+          <w:lang w:val="zh_TW" w:bidi="zh_TW"/>
+        </w:rPr>
+        <w:t>）。</w:t>
+      </w:r>
+    </w:p>
+    <w:p>
+      <w:pPr>
+        <w:pStyle w:val="ListNumber"/>
+        <w:spacing w:line="240" w:lineRule="auto"/>
+        <w:ind w:left="720"/>
+      </w:pPr>
+      <w:r>
+        <w:rPr>
+          <w:lang w:val="zh_TW" w:bidi="zh_TW"/>
+        </w:rPr>
+      </w:r>
+      <w:r>
+        <w:rPr>
+          <w:lang w:val="zh_TW" w:bidi="zh_TW"/>
+        </w:rPr>
+        <w:t>近東地區有好幾種殘害肢體的刑罰。以色列人認為人的身體是神聖的，並且按著神的形像所造；即使如此，他們仍會割下仇敵的拇指和大腳趾，以殘害他們的身體。</w:t>
+        <w:br/>
+      </w:r>
+      <w:r>
+        <w:rPr>
+          <w:lang w:val="zh_TW" w:bidi="zh_TW"/>
+        </w:rPr>
+        <w:t>漢謨拉比法典和亞述法典規定，可以割除眼睛、鼻子、耳朵、乳房、舌頭、嘴唇、手和手指作為某些罪的刑罰。在亞述，案件的受害人常在法庭官員監督下親自向罪犯執行刑罰。漢謨拉比法典也設有保障措施，避免罪犯受到超過法律規定的刑罰。</w:t>
+      </w:r>
+    </w:p>
+    <w:p>
+      <w:pPr>
+        <w:pStyle w:val="ListNumber"/>
+        <w:spacing w:line="240" w:lineRule="auto"/>
+        <w:ind w:left="720"/>
+      </w:pPr>
+      <w:r>
+        <w:rPr>
+          <w:lang w:val="zh_TW" w:bidi="zh_TW"/>
+        </w:rPr>
+      </w:r>
+      <w:r>
+        <w:rPr>
+          <w:lang w:val="zh_TW" w:bidi="zh_TW"/>
+        </w:rPr>
+        <w:t>到了舊約聖經後期，人們會使用木枷作為刑罰。先知哈拿尼（</w:t>
+      </w:r>
+      <w:hyperlink r:id="rId89">
+        <w:r>
+          <w:rPr>
+            <w:lang w:val="zh_TW" w:bidi="zh_TW"/>
+          </w:rPr>
+          <w:rPr>
+            <w:color w:val="0000EE"/>
+            <w:u w:val="single"/>
+          </w:rPr>
+          <w:t>代下16:10</w:t>
+        </w:r>
+      </w:hyperlink>
+      <w:r>
+        <w:rPr>
+          <w:lang w:val="zh_TW" w:bidi="zh_TW"/>
+        </w:rPr>
+        <w:t>）和耶利米（</w:t>
+      </w:r>
+      <w:hyperlink r:id="rId90">
+        <w:r>
+          <w:rPr>
+            <w:lang w:val="zh_TW" w:bidi="zh_TW"/>
+          </w:rPr>
+          <w:rPr>
+            <w:color w:val="0000EE"/>
+            <w:u w:val="single"/>
+          </w:rPr>
+          <w:t>耶20:2–3</w:t>
+        </w:r>
+      </w:hyperlink>
+      <w:r>
+        <w:rPr>
+          <w:lang w:val="zh_TW" w:bidi="zh_TW"/>
+        </w:rPr>
+        <w:t>）都曾受過這種羞辱，被上了木枷。人們把受刑人的雙腳踝放進兩塊大木頭上的孔洞裡；有時也會把手腕和頭部一同固定其中。到了羅馬時代，木枷逐漸演變成一種酷刑。人們把囚犯的雙腿越拉越開，再固定在木枷的孔洞中。在新約聖經中，腓立比的獄卒曾把保羅和西拉的雙腳上了木狗（</w:t>
+      </w:r>
+      <w:hyperlink r:id="rId91">
+        <w:r>
+          <w:rPr>
+            <w:lang w:val="zh_TW" w:bidi="zh_TW"/>
+          </w:rPr>
+          <w:rPr>
+            <w:color w:val="0000EE"/>
+            <w:u w:val="single"/>
+          </w:rPr>
+          <w:t>徒16:24</w:t>
+        </w:r>
+      </w:hyperlink>
+      <w:r>
+        <w:rPr>
+          <w:lang w:val="zh_TW" w:bidi="zh_TW"/>
+        </w:rPr>
+        <w:t>）。在這裡譯作「木狗」的希臘文詞語，原有「拘禁」的意思；它也可指囚犯的腳鐐、鎖鏈，或羅馬逃奴所戴的鐵頸圈。</w:t>
+      </w:r>
+    </w:p>
+    <w:p>
+      <w:pPr>
+        <w:pStyle w:val="Heading4"/>
+      </w:pPr>
+      <w:r>
+        <w:rPr>
+          <w:lang w:val="zh_TW" w:bidi="zh_TW"/>
+        </w:rPr>
+        <w:t>死刑</w:t>
+      </w:r>
+    </w:p>
+    <w:p>
+      <w:pPr/>
+      <w:r>
+        <w:rPr>
+          <w:lang w:val="zh_TW" w:bidi="zh_TW"/>
+        </w:rPr>
+      </w:r>
+      <w:r>
+        <w:rPr>
+          <w:lang w:val="zh_TW" w:bidi="zh_TW"/>
+        </w:rPr>
+        <w:t>死刑在許多近東諸國都很普遍。人們會使用好幾種不同的處決方式。</w:t>
+      </w:r>
+    </w:p>
+    <w:p>
+      <w:pPr>
+        <w:pStyle w:val="ListNumber"/>
+        <w:numPr>
+          <w:ilvl w:val="0"/>
+          <w:numId w:val="15"/>
+        </w:numPr>
+        <w:spacing w:line="240" w:lineRule="auto"/>
+        <w:ind w:left="720"/>
+      </w:pPr>
+      <w:r>
+        <w:rPr>
+          <w:lang w:val="zh_TW" w:bidi="zh_TW"/>
+        </w:rPr>
+      </w:r>
+      <w:r>
+        <w:rPr>
+          <w:lang w:val="zh_TW" w:bidi="zh_TW"/>
+        </w:rPr>
+        <w:t>人們會用刀將得罪君王的人斬首（</w:t>
+      </w:r>
+      <w:hyperlink r:id="rId92">
+        <w:r>
+          <w:rPr>
+            <w:lang w:val="zh_TW" w:bidi="zh_TW"/>
+          </w:rPr>
+          <w:rPr>
+            <w:color w:val="0000EE"/>
+            <w:u w:val="single"/>
+          </w:rPr>
+          <w:t>撒下16:9</w:t>
+        </w:r>
+      </w:hyperlink>
+      <w:r>
+        <w:rPr>
+          <w:lang w:val="zh_TW" w:bidi="zh_TW"/>
+        </w:rPr>
+        <w:t>；</w:t>
+      </w:r>
+      <w:hyperlink r:id="rId93">
+        <w:r>
+          <w:rPr>
+            <w:lang w:val="zh_TW" w:bidi="zh_TW"/>
+          </w:rPr>
+          <w:rPr>
+            <w:color w:val="0000EE"/>
+            <w:u w:val="single"/>
+          </w:rPr>
+          <w:t>王下6:31–32</w:t>
+        </w:r>
+      </w:hyperlink>
+      <w:r>
+        <w:rPr>
+          <w:lang w:val="zh_TW" w:bidi="zh_TW"/>
+        </w:rPr>
+        <w:t>）；根據米示拿（Mishnah；猶太法律的註釋），拜偶像的人和殺人犯也會受到同樣的刑罰。人們大概也會用刀執行私人處決。有時，整座城的居民會因離棄信仰而「死在刀下」（</w:t>
+      </w:r>
+      <w:hyperlink r:id="rId94">
+        <w:r>
+          <w:rPr>
+            <w:lang w:val="zh_TW" w:bidi="zh_TW"/>
+          </w:rPr>
+          <w:rPr>
+            <w:color w:val="0000EE"/>
+            <w:u w:val="single"/>
+          </w:rPr>
+          <w:t>出32:27</w:t>
+        </w:r>
+      </w:hyperlink>
+      <w:r>
+        <w:rPr>
+          <w:lang w:val="zh_TW" w:bidi="zh_TW"/>
+        </w:rPr>
+        <w:t>；</w:t>
+      </w:r>
+      <w:hyperlink r:id="rId95">
+        <w:r>
+          <w:rPr>
+            <w:lang w:val="zh_TW" w:bidi="zh_TW"/>
+          </w:rPr>
+          <w:rPr>
+            <w:color w:val="0000EE"/>
+            <w:u w:val="single"/>
+          </w:rPr>
+          <w:t>申13:15</w:t>
+        </w:r>
+      </w:hyperlink>
+      <w:r>
+        <w:rPr>
+          <w:lang w:val="zh_TW" w:bidi="zh_TW"/>
+        </w:rPr>
+        <w:t>）。</w:t>
+      </w:r>
+    </w:p>
+    <w:p>
+      <w:pPr>
+        <w:pStyle w:val="ListNumber"/>
+        <w:spacing w:line="240" w:lineRule="auto"/>
+        <w:ind w:left="720"/>
+      </w:pPr>
+      <w:r>
+        <w:rPr>
+          <w:lang w:val="zh_TW" w:bidi="zh_TW"/>
+        </w:rPr>
+      </w:r>
+      <w:r>
+        <w:rPr>
+          <w:lang w:val="zh_TW" w:bidi="zh_TW"/>
+        </w:rPr>
+        <w:t>某些性方面的罪要處以火刑（</w:t>
+      </w:r>
+      <w:hyperlink r:id="rId96">
+        <w:r>
+          <w:rPr>
+            <w:lang w:val="zh_TW" w:bidi="zh_TW"/>
+          </w:rPr>
+          <w:rPr>
+            <w:color w:val="0000EE"/>
+            <w:u w:val="single"/>
+          </w:rPr>
+          <w:t>利20:14</w:t>
+        </w:r>
+      </w:hyperlink>
+      <w:r>
+        <w:rPr>
+          <w:lang w:val="zh_TW" w:bidi="zh_TW"/>
+        </w:rPr>
+        <w:t>，</w:t>
+      </w:r>
+      <w:hyperlink r:id="rId97">
+        <w:r>
+          <w:rPr>
+            <w:lang w:val="zh_TW" w:bidi="zh_TW"/>
+          </w:rPr>
+          <w:rPr>
+            <w:color w:val="0000EE"/>
+            <w:u w:val="single"/>
+          </w:rPr>
+          <w:t>21:9</w:t>
+        </w:r>
+      </w:hyperlink>
+      <w:r>
+        <w:rPr>
+          <w:lang w:val="zh_TW" w:bidi="zh_TW"/>
+        </w:rPr>
+        <w:t>）。猶大的兒婦他瑪被指控犯了姦淫罪，因此有人下令把她帶到城外燒死（</w:t>
+      </w:r>
+      <w:hyperlink r:id="rId98">
+        <w:r>
+          <w:rPr>
+            <w:lang w:val="zh_TW" w:bidi="zh_TW"/>
+          </w:rPr>
+          <w:rPr>
+            <w:color w:val="0000EE"/>
+            <w:u w:val="single"/>
+          </w:rPr>
+          <w:t>創38:24</w:t>
+        </w:r>
+      </w:hyperlink>
+      <w:r>
+        <w:rPr>
+          <w:lang w:val="zh_TW" w:bidi="zh_TW"/>
+        </w:rPr>
+        <w:t>）。耶和華也吩咐說，凡踏上西奈山聖地的人，都要用箭射死或用石頭打死（</w:t>
+      </w:r>
+      <w:hyperlink r:id="rId99">
+        <w:r>
+          <w:rPr>
+            <w:lang w:val="zh_TW" w:bidi="zh_TW"/>
+          </w:rPr>
+          <w:rPr>
+            <w:color w:val="0000EE"/>
+            <w:u w:val="single"/>
+          </w:rPr>
+          <w:t>出19:13</w:t>
+        </w:r>
+      </w:hyperlink>
+      <w:r>
+        <w:rPr>
+          <w:lang w:val="zh_TW" w:bidi="zh_TW"/>
+        </w:rPr>
+        <w:t>）。</w:t>
+      </w:r>
+    </w:p>
+    <w:p>
+      <w:pPr>
+        <w:pStyle w:val="ListNumber"/>
+        <w:spacing w:line="240" w:lineRule="auto"/>
+        <w:ind w:left="720"/>
+      </w:pPr>
+      <w:r>
+        <w:rPr>
+          <w:lang w:val="zh_TW" w:bidi="zh_TW"/>
+        </w:rPr>
+      </w:r>
+      <w:r>
+        <w:rPr>
+          <w:lang w:val="zh_TW" w:bidi="zh_TW"/>
+        </w:rPr>
+        <w:t>把人掛起來可能是聖經時代的一種處決方式。不過，許多學者認為，譯為「掛起來」或「掛在木頭上」的詞語，其實是指刺刑（</w:t>
+      </w:r>
+      <w:hyperlink r:id="rId100">
+        <w:r>
+          <w:rPr>
+            <w:lang w:val="zh_TW" w:bidi="zh_TW"/>
+          </w:rPr>
+          <w:rPr>
+            <w:color w:val="0000EE"/>
+            <w:u w:val="single"/>
+          </w:rPr>
+          <w:t>民25:4</w:t>
+        </w:r>
+      </w:hyperlink>
+      <w:r>
+        <w:rPr>
+          <w:lang w:val="zh_TW" w:bidi="zh_TW"/>
+        </w:rPr>
+        <w:t>；</w:t>
+      </w:r>
+      <w:hyperlink r:id="rId101">
+        <w:r>
+          <w:rPr>
+            <w:lang w:val="zh_TW" w:bidi="zh_TW"/>
+          </w:rPr>
+          <w:rPr>
+            <w:color w:val="0000EE"/>
+            <w:u w:val="single"/>
+          </w:rPr>
+          <w:t>申21:22–23</w:t>
+        </w:r>
+      </w:hyperlink>
+      <w:r>
+        <w:rPr>
+          <w:lang w:val="zh_TW" w:bidi="zh_TW"/>
+        </w:rPr>
+        <w:t>；</w:t>
+      </w:r>
+      <w:hyperlink r:id="rId102">
+        <w:r>
+          <w:rPr>
+            <w:lang w:val="zh_TW" w:bidi="zh_TW"/>
+          </w:rPr>
+          <w:rPr>
+            <w:color w:val="0000EE"/>
+            <w:u w:val="single"/>
+          </w:rPr>
+          <w:t>書8:29</w:t>
+        </w:r>
+      </w:hyperlink>
+      <w:r>
+        <w:rPr>
+          <w:lang w:val="zh_TW" w:bidi="zh_TW"/>
+        </w:rPr>
+        <w:t>；</w:t>
+      </w:r>
+      <w:hyperlink r:id="rId103">
+        <w:r>
+          <w:rPr>
+            <w:lang w:val="zh_TW" w:bidi="zh_TW"/>
+          </w:rPr>
+          <w:rPr>
+            <w:color w:val="0000EE"/>
+            <w:u w:val="single"/>
+          </w:rPr>
+          <w:t>撒下21:6</w:t>
+        </w:r>
+      </w:hyperlink>
+      <w:r>
+        <w:rPr>
+          <w:lang w:val="zh_TW" w:bidi="zh_TW"/>
+        </w:rPr>
+        <w:t>、</w:t>
+      </w:r>
+      <w:hyperlink r:id="rId103">
+        <w:r>
+          <w:rPr>
+            <w:lang w:val="zh_TW" w:bidi="zh_TW"/>
+          </w:rPr>
+          <w:rPr>
+            <w:color w:val="0000EE"/>
+            <w:u w:val="single"/>
+          </w:rPr>
+          <w:t>9</w:t>
+        </w:r>
+      </w:hyperlink>
+      <w:r>
+        <w:rPr>
+          <w:lang w:val="zh_TW" w:bidi="zh_TW"/>
+        </w:rPr>
+        <w:t>；</w:t>
+      </w:r>
+      <w:hyperlink r:id="rId104">
+        <w:r>
+          <w:rPr>
+            <w:lang w:val="zh_TW" w:bidi="zh_TW"/>
+          </w:rPr>
+          <w:rPr>
+            <w:color w:val="0000EE"/>
+            <w:u w:val="single"/>
+          </w:rPr>
+          <w:t>斯9:14</w:t>
+        </w:r>
+      </w:hyperlink>
+      <w:r>
+        <w:rPr>
+          <w:lang w:val="zh_TW" w:bidi="zh_TW"/>
+        </w:rPr>
+        <w:t>）。人們會把一根尖銳的木樁立在地上，再把受刑人的身體強行刺入木樁；木樁的尖端很可能從受刑人的胸部或口中穿出。亞述人經常使用這種處決方式，通常是用來處置犯下最嚴重罪行的人，以及戰俘或逃兵。據說波斯王大流士進軍巴比倫時，曾把3,000人施以刺刑。大流士也規定，凡更改他重建聖殿諭令的人，都要受刺刑（</w:t>
+      </w:r>
+      <w:hyperlink r:id="rId105">
+        <w:r>
+          <w:rPr>
+            <w:lang w:val="zh_TW" w:bidi="zh_TW"/>
+          </w:rPr>
+          <w:rPr>
+            <w:color w:val="0000EE"/>
+            <w:u w:val="single"/>
+          </w:rPr>
+          <w:t>拉6:11–12</w:t>
+        </w:r>
+      </w:hyperlink>
+      <w:r>
+        <w:rPr>
+          <w:lang w:val="zh_TW" w:bidi="zh_TW"/>
+        </w:rPr>
+        <w:t>）。至於哈曼究竟是被吊死還是受刺刑，至今仍無法確定（見</w:t>
+      </w:r>
+      <w:hyperlink r:id="rId106">
+        <w:r>
+          <w:rPr>
+            <w:lang w:val="zh_TW" w:bidi="zh_TW"/>
+          </w:rPr>
+          <w:rPr>
+            <w:color w:val="0000EE"/>
+            <w:u w:val="single"/>
+          </w:rPr>
+          <w:t>斯7:9–10</w:t>
+        </w:r>
+      </w:hyperlink>
+      <w:r>
+        <w:rPr>
+          <w:lang w:val="zh_TW" w:bidi="zh_TW"/>
+        </w:rPr>
+        <w:t>）。</w:t>
+        <w:br/>
+      </w:r>
+      <w:r>
+        <w:rPr>
+          <w:lang w:val="zh_TW" w:bidi="zh_TW"/>
+        </w:rPr>
+        <w:t>通常，「掛起來」是展示屍體的一種方式，這樣做是用來警戒當地居民（</w:t>
+      </w:r>
+      <w:hyperlink r:id="rId107">
+        <w:r>
+          <w:rPr>
+            <w:lang w:val="zh_TW" w:bidi="zh_TW"/>
+          </w:rPr>
+          <w:rPr>
+            <w:color w:val="0000EE"/>
+            <w:u w:val="single"/>
+          </w:rPr>
+          <w:t>創40:19</w:t>
+        </w:r>
+      </w:hyperlink>
+      <w:r>
+        <w:rPr>
+          <w:lang w:val="zh_TW" w:bidi="zh_TW"/>
+        </w:rPr>
+        <w:t>；</w:t>
+      </w:r>
+      <w:hyperlink r:id="rId102">
+        <w:r>
+          <w:rPr>
+            <w:lang w:val="zh_TW" w:bidi="zh_TW"/>
+          </w:rPr>
+          <w:rPr>
+            <w:color w:val="0000EE"/>
+            <w:u w:val="single"/>
+          </w:rPr>
+          <w:t>書8:29</w:t>
+        </w:r>
+      </w:hyperlink>
+      <w:r>
+        <w:rPr>
+          <w:lang w:val="zh_TW" w:bidi="zh_TW"/>
+        </w:rPr>
+        <w:t>，</w:t>
+      </w:r>
+      <w:hyperlink r:id="rId108">
+        <w:r>
+          <w:rPr>
+            <w:lang w:val="zh_TW" w:bidi="zh_TW"/>
+          </w:rPr>
+          <w:rPr>
+            <w:color w:val="0000EE"/>
+            <w:u w:val="single"/>
+          </w:rPr>
+          <w:t>10:26</w:t>
+        </w:r>
+      </w:hyperlink>
+      <w:r>
+        <w:rPr>
+          <w:lang w:val="zh_TW" w:bidi="zh_TW"/>
+        </w:rPr>
+        <w:t>；</w:t>
+      </w:r>
+      <w:hyperlink r:id="rId109">
+        <w:r>
+          <w:rPr>
+            <w:lang w:val="zh_TW" w:bidi="zh_TW"/>
+          </w:rPr>
+          <w:rPr>
+            <w:color w:val="0000EE"/>
+            <w:u w:val="single"/>
+          </w:rPr>
+          <w:t>撒下4:12</w:t>
+        </w:r>
+      </w:hyperlink>
+      <w:r>
+        <w:rPr>
+          <w:lang w:val="zh_TW" w:bidi="zh_TW"/>
+        </w:rPr>
+        <w:t>）。人們通常只會將屍體展示一天，並在日落前把屍體埋葬。人們認為掛在木頭上的屍體會玷污神所賜的土地（</w:t>
+      </w:r>
+      <w:hyperlink r:id="rId101">
+        <w:r>
+          <w:rPr>
+            <w:lang w:val="zh_TW" w:bidi="zh_TW"/>
+          </w:rPr>
+          <w:rPr>
+            <w:color w:val="0000EE"/>
+            <w:u w:val="single"/>
+          </w:rPr>
+          <w:t>申21:22–23</w:t>
+        </w:r>
+      </w:hyperlink>
+      <w:r>
+        <w:rPr>
+          <w:lang w:val="zh_TW" w:bidi="zh_TW"/>
+        </w:rPr>
+        <w:t>）。根據米示拿的記載，人們會把死者的雙手綁在一起，再把屍體掛在木架的橫臂上。</w:t>
+      </w:r>
+    </w:p>
+    <w:p>
+      <w:pPr>
+        <w:pStyle w:val="ListNumber"/>
+        <w:spacing w:line="240" w:lineRule="auto"/>
+        <w:ind w:left="720"/>
+      </w:pPr>
+      <w:r>
+        <w:rPr>
+          <w:lang w:val="zh_TW" w:bidi="zh_TW"/>
+        </w:rPr>
+      </w:r>
+      <w:r>
+        <w:rPr>
+          <w:lang w:val="zh_TW" w:bidi="zh_TW"/>
+        </w:rPr>
+        <w:t>敘利亞王安提阿古四世·伊皮法尼（Antiochus IV Epiphanes）在公元前167至166年間曾使用釘十字架作為刑罰。根據公元一世紀猶太歷史學家約瑟夫（Josephus）的記載，那些拒絕放棄傳統信仰的猶太人就是這樣被處死的。在馬加比（Maccabean）時期（公元前167–40年），亞歷山大·詹納烏斯（Alexander Janneus ）為了重新鞏固自己的權力，曾把800名反叛的法利賽人釘在十字架上。釘十字架是一種廣泛使用的處決方式。羅馬帝國大部分地區都使用這種刑罰，包括印度、北非和日耳曼地區。在公元前4年至公元70年間，有些時候一次被釘十字架的人數多達數千人。</w:t>
+        <w:br/>
+      </w:r>
+      <w:r>
+        <w:rPr>
+          <w:lang w:val="zh_TW" w:bidi="zh_TW"/>
+        </w:rPr>
+        <w:t>看起來人們使用過三種十字架：橫木位於直木頂端下方的十字架（拉丁十字架）、T形十字架（聖安東尼的十字架〔St Anthony’s cross〕）、X形十字架（聖安得烈十字架〔St Andrew’s cross〕）。馬太福音記載，有一塊寫著「這是猶太人的王耶穌」的牌子，在耶穌釘十架時被安放在祂頭的上方（</w:t>
+      </w:r>
+      <w:hyperlink r:id="rId110">
+        <w:r>
+          <w:rPr>
+            <w:lang w:val="zh_TW" w:bidi="zh_TW"/>
+          </w:rPr>
+          <w:rPr>
+            <w:color w:val="0000EE"/>
+            <w:u w:val="single"/>
+          </w:rPr>
+          <w:t>太27:37</w:t>
+        </w:r>
+      </w:hyperlink>
+      <w:r>
+        <w:rPr>
+          <w:lang w:val="zh_TW" w:bidi="zh_TW"/>
+        </w:rPr>
+        <w:t>）。這表示耶穌受釘時所用的十字架是拉丁十字架，這也正是藝術家歷來描繪的樣式。行刑時，人們很可能先把十字架平放在地上，然後把受刑的人固定在上面。之後，人們把十字架豎立起來，放進預先挖好的坑中。受刑人的雙手可能被釘在十字架上，也可能被綁在十字架上；至於雙腳究竟用一根釘子還是兩根釘子釘住，至今仍無法確定。受刑人的身體重量由腳下的一塊木頭支撐，而兩腿之間可能另有一塊像尖樁一樣的木頭提供支撐。</w:t>
+      </w:r>
+    </w:p>
+    <w:p>
+      <w:pPr>
+        <w:pStyle w:val="ListNumber"/>
+        <w:spacing w:line="240" w:lineRule="auto"/>
+        <w:ind w:left="720"/>
+      </w:pPr>
+      <w:r>
+        <w:rPr>
+          <w:lang w:val="zh_TW" w:bidi="zh_TW"/>
+        </w:rPr>
+      </w:r>
+      <w:r>
+        <w:rPr>
+          <w:lang w:val="zh_TW" w:bidi="zh_TW"/>
+        </w:rPr>
+        <w:t>石刑是最常見的希伯來死刑。最初的石頭由控方證人投擲，然後圍觀的人也投擲。石刑適用於某些宗教方面的罪（</w:t>
+      </w:r>
+      <w:hyperlink r:id="rId111">
+        <w:r>
+          <w:rPr>
+            <w:lang w:val="zh_TW" w:bidi="zh_TW"/>
+          </w:rPr>
+          <w:rPr>
+            <w:color w:val="0000EE"/>
+            <w:u w:val="single"/>
+          </w:rPr>
+          <w:t>利24:16</w:t>
+        </w:r>
+      </w:hyperlink>
+      <w:r>
+        <w:rPr>
+          <w:lang w:val="zh_TW" w:bidi="zh_TW"/>
+        </w:rPr>
+        <w:t>；</w:t>
+      </w:r>
+      <w:hyperlink r:id="rId20">
+        <w:r>
+          <w:rPr>
+            <w:lang w:val="zh_TW" w:bidi="zh_TW"/>
+          </w:rPr>
+          <w:rPr>
+            <w:color w:val="0000EE"/>
+            <w:u w:val="single"/>
+          </w:rPr>
+          <w:t>民15:32–36</w:t>
+        </w:r>
+      </w:hyperlink>
+      <w:r>
+        <w:rPr>
+          <w:lang w:val="zh_TW" w:bidi="zh_TW"/>
+        </w:rPr>
+        <w:t>；</w:t>
+      </w:r>
+      <w:hyperlink r:id="rId112">
+        <w:r>
+          <w:rPr>
+            <w:lang w:val="zh_TW" w:bidi="zh_TW"/>
+          </w:rPr>
+          <w:rPr>
+            <w:color w:val="0000EE"/>
+            <w:u w:val="single"/>
+          </w:rPr>
+          <w:t>申13:1–10</w:t>
+        </w:r>
+      </w:hyperlink>
+      <w:r>
+        <w:rPr>
+          <w:lang w:val="zh_TW" w:bidi="zh_TW"/>
+        </w:rPr>
+        <w:t>，</w:t>
+      </w:r>
+      <w:hyperlink r:id="rId113">
+        <w:r>
+          <w:rPr>
+            <w:lang w:val="zh_TW" w:bidi="zh_TW"/>
+          </w:rPr>
+          <w:rPr>
+            <w:color w:val="0000EE"/>
+            <w:u w:val="single"/>
+          </w:rPr>
+          <w:t>17:2–5</w:t>
+        </w:r>
+      </w:hyperlink>
+      <w:r>
+        <w:rPr>
+          <w:lang w:val="zh_TW" w:bidi="zh_TW"/>
+        </w:rPr>
+        <w:t>）、姦淫（</w:t>
+      </w:r>
+      <w:hyperlink r:id="rId114">
+        <w:r>
+          <w:rPr>
+            <w:lang w:val="zh_TW" w:bidi="zh_TW"/>
+          </w:rPr>
+          <w:rPr>
+            <w:color w:val="0000EE"/>
+            <w:u w:val="single"/>
+          </w:rPr>
+          <w:t>申22:23–24</w:t>
+        </w:r>
+      </w:hyperlink>
+      <w:r>
+        <w:rPr>
+          <w:lang w:val="zh_TW" w:bidi="zh_TW"/>
+        </w:rPr>
+        <w:t>）、獻兒女為祭（</w:t>
+      </w:r>
+      <w:hyperlink r:id="rId15">
+        <w:r>
+          <w:rPr>
+            <w:lang w:val="zh_TW" w:bidi="zh_TW"/>
+          </w:rPr>
+          <w:rPr>
+            <w:color w:val="0000EE"/>
+            <w:u w:val="single"/>
+          </w:rPr>
+          <w:t>利20:2</w:t>
+        </w:r>
+      </w:hyperlink>
+      <w:r>
+        <w:rPr>
+          <w:lang w:val="zh_TW" w:bidi="zh_TW"/>
+        </w:rPr>
+        <w:t>）、交鬼行巫術（</w:t>
+      </w:r>
+      <w:hyperlink r:id="rId115">
+        <w:r>
+          <w:rPr>
+            <w:lang w:val="zh_TW" w:bidi="zh_TW"/>
+          </w:rPr>
+          <w:rPr>
+            <w:color w:val="0000EE"/>
+            <w:u w:val="single"/>
+          </w:rPr>
+          <w:t>利20:27</w:t>
+        </w:r>
+      </w:hyperlink>
+      <w:r>
+        <w:rPr>
+          <w:lang w:val="zh_TW" w:bidi="zh_TW"/>
+        </w:rPr>
+        <w:t>）和悖逆（</w:t>
+      </w:r>
+      <w:hyperlink r:id="rId38">
+        <w:r>
+          <w:rPr>
+            <w:lang w:val="zh_TW" w:bidi="zh_TW"/>
+          </w:rPr>
+          <w:rPr>
+            <w:color w:val="0000EE"/>
+            <w:u w:val="single"/>
+          </w:rPr>
+          <w:t>申21:18–21</w:t>
+        </w:r>
+      </w:hyperlink>
+      <w:r>
+        <w:rPr>
+          <w:lang w:val="zh_TW" w:bidi="zh_TW"/>
+        </w:rPr>
+        <w:t>）。使徒保羅歸信之前，曾親眼看見人們用石頭打死司提反，他當時也贊同這樣做（</w:t>
+      </w:r>
+      <w:hyperlink r:id="rId116">
+        <w:r>
+          <w:rPr>
+            <w:lang w:val="zh_TW" w:bidi="zh_TW"/>
+          </w:rPr>
+          <w:rPr>
+            <w:color w:val="0000EE"/>
+            <w:u w:val="single"/>
+          </w:rPr>
+          <w:t>徒7:58–59</w:t>
+        </w:r>
+      </w:hyperlink>
+      <w:r>
+        <w:rPr>
+          <w:lang w:val="zh_TW" w:bidi="zh_TW"/>
+        </w:rPr>
+        <w:t>）。後來，保羅自己在路司得也曾遭人用石頭打，卻倖免於死（</w:t>
+      </w:r>
+      <w:hyperlink r:id="rId117">
+        <w:r>
+          <w:rPr>
+            <w:lang w:val="zh_TW" w:bidi="zh_TW"/>
+          </w:rPr>
+          <w:rPr>
+            <w:color w:val="0000EE"/>
+            <w:u w:val="single"/>
+          </w:rPr>
+          <w:t>14:19</w:t>
+        </w:r>
+      </w:hyperlink>
+      <w:r>
+        <w:rPr>
+          <w:lang w:val="zh_TW" w:bidi="zh_TW"/>
+        </w:rPr>
+        <w:t>）。到了羅馬時代，人們有時會把受刑人綁在木架上，然後用石頭打死他。</w:t>
+      </w:r>
+    </w:p>
+    <w:p>
+      <w:pPr>
+        <w:pStyle w:val="Heading3"/>
+      </w:pPr>
+      <w:r>
+        <w:rPr>
+          <w:lang w:val="zh_TW" w:bidi="zh_TW"/>
+        </w:rPr>
+        <w:t>結論</w:t>
+      </w:r>
+    </w:p>
+    <w:p>
+      <w:pPr/>
+      <w:r>
+        <w:rPr>
+          <w:lang w:val="zh_TW" w:bidi="zh_TW"/>
+        </w:rPr>
+      </w:r>
+      <w:r>
+        <w:rPr>
+          <w:lang w:val="zh_TW" w:bidi="zh_TW"/>
+        </w:rPr>
+        <w:t>希伯來律法是妥拉（「教導」）的一部分。神把這些律法賜給祂立約的百姓，以使他們成為聖潔。當時，以色列人是一群剛脫離奴役的半遊牧民族。雖然希伯來律法與漢謨拉比法典及其它近東定居民族的法律有一些相似之處，但兩者也存在許多差異。即使在較不發達的文化環境中，希伯來律法往往展現出更廣闊的視野；它的目的似乎不只是維持社會秩序，更是要教導人過敬虔的生活。尤其是十誡簡明直接，直到今天仍然影響著法理學，甚至在現代世俗社會中也是如此。</w:t>
+      </w:r>
+    </w:p>
+    <w:p>
+      <w:pPr/>
+      <w:r>
+        <w:rPr>
+          <w:lang w:val="zh_TW" w:bidi="zh_TW"/>
+        </w:rPr>
+      </w:r>
+      <w:r>
+        <w:rPr>
+          <w:lang w:val="zh_TW" w:bidi="zh_TW"/>
+        </w:rPr>
+        <w:t>聖經最主要的信息是神愛祂立約百姓；然而，聖經從未忽略墮落世界中的殘酷現實。人會犯罪，也會犯下各種罪；人因自己的罪與神隔絕，也因所犯的罪受到懲罰。十字架是基督教信仰的象徵，它不斷提醒基督徒：神的愛並不是脫離現實的空談。他們認為，耶穌基督被釘十字架，正應驗了舊約聖經的預言：耶和華使我們眾人的罪孽都歸在他身上（</w:t>
+      </w:r>
+      <w:hyperlink r:id="rId118">
+        <w:r>
+          <w:rPr>
+            <w:lang w:val="zh_TW" w:bidi="zh_TW"/>
+          </w:rPr>
+          <w:rPr>
+            <w:color w:val="0000EE"/>
+            <w:u w:val="single"/>
+          </w:rPr>
+          <w:t>賽53:5–6</w:t>
+        </w:r>
+      </w:hyperlink>
+      <w:r>
+        <w:rPr>
+          <w:lang w:val="zh_TW" w:bidi="zh_TW"/>
+        </w:rPr>
+        <w:t>）。新約聖經宣告，基督照著聖經所說的，為我們的罪死了（</w:t>
+      </w:r>
+      <w:hyperlink r:id="rId119">
+        <w:r>
+          <w:rPr>
+            <w:lang w:val="zh_TW" w:bidi="zh_TW"/>
+          </w:rPr>
+          <w:rPr>
+            <w:color w:val="0000EE"/>
+            <w:u w:val="single"/>
+          </w:rPr>
+          <w:t>林前15:3</w:t>
+        </w:r>
+      </w:hyperlink>
+      <w:r>
+        <w:rPr>
+          <w:lang w:val="zh_TW" w:bidi="zh_TW"/>
+        </w:rPr>
+        <w:t>）。</w:t>
+      </w:r>
+    </w:p>
+    <w:p>
+      <w:pPr/>
+      <w:r>
+        <w:rPr>
+          <w:lang w:val="zh_TW" w:bidi="zh_TW"/>
+        </w:rPr>
+      </w:r>
+      <w:r>
+        <w:rPr>
+          <w:i/>
+          <w:lang w:val="zh_TW" w:bidi="zh_TW"/>
+        </w:rPr>
+        <w:t>另見</w:t>
+      </w:r>
+      <w:r>
+        <w:rPr>
+          <w:lang w:val="zh_TW" w:bidi="zh_TW"/>
+        </w:rPr>
+        <w:t xml:space="preserve"> </w:t>
+      </w:r>
+      <w:r>
+        <w:rPr>
+          <w:lang w:val="zh_TW" w:bidi="zh_TW"/>
+        </w:rPr>
+        <w:t>民事法律和司法</w:t>
+      </w:r>
+      <w:r>
+        <w:rPr>
+          <w:lang w:val="zh_TW" w:bidi="zh_TW"/>
+        </w:rPr>
+        <w:t>；</w:t>
+      </w:r>
+      <w:r>
+        <w:rPr>
+          <w:lang w:val="zh_TW" w:bidi="zh_TW"/>
+        </w:rPr>
+        <w:t>法院和審判</w:t>
+      </w:r>
+      <w:r>
+        <w:rPr>
+          <w:lang w:val="zh_TW" w:bidi="zh_TW"/>
+        </w:rPr>
+        <w:t>；</w:t>
+      </w:r>
+      <w:r>
+        <w:rPr>
+          <w:lang w:val="zh_TW" w:bidi="zh_TW"/>
+        </w:rPr>
+        <w:t>漢謨拉比法典</w:t>
+      </w:r>
+      <w:r>
+        <w:rPr>
+          <w:lang w:val="zh_TW" w:bidi="zh_TW"/>
+        </w:rPr>
+        <w:t>；</w:t>
+      </w:r>
+      <w:r>
+        <w:rPr>
+          <w:lang w:val="zh_TW" w:bidi="zh_TW"/>
+        </w:rPr>
+        <w:t>聖經中的律法概念</w:t>
+      </w:r>
+      <w:r>
+        <w:rPr>
+          <w:lang w:val="zh_TW" w:bidi="zh_TW"/>
+        </w:rPr>
+        <w:t>。</w:t>
+      </w:r>
+      <w:r>
+        <w:rPr>
+          <w:lang w:val="zh_TW" w:bidi="zh_TW"/>
+        </w:rPr>
+      </w:r>
+      <w:r>
+        <w:rPr>
+          <w:lang w:val="zh_TW" w:bidi="zh_TW"/>
+        </w:rPr>
+      </w:r>
+    </w:p>
+    <w:p>
+      <w:pPr/>
+      <w:r>
+        <w:rPr>
+          <w:lang w:val="zh_TW" w:bidi="zh_TW"/>
+        </w:rPr>
+      </w:r>
+    </w:p>
+    <w:p>
+      <w:pPr>
+        <w:pStyle w:val="Heading2"/>
+      </w:pPr>
+      <w:r>
+        <w:rPr>
+          <w:lang w:val="zh_TW" w:bidi="zh_TW"/>
+        </w:rPr>
+        <w:t>性，性慾</w:t>
+      </w:r>
+      <w:r>
+        <w:rPr>
+          <w:lang w:val="zh_TW" w:bidi="zh_TW"/>
+        </w:rPr>
+      </w:r>
+    </w:p>
+    <w:p>
+      <w:pPr>
+        <w:pStyle w:val="Heading3"/>
+      </w:pPr>
+      <w:r>
+        <w:rPr>
+          <w:lang w:val="zh_TW" w:bidi="zh_TW"/>
+        </w:rPr>
+        <w:t>聖經對性與性慾的正面觀點</w:t>
+      </w:r>
+    </w:p>
+    <w:p>
+      <w:pPr/>
+      <w:r>
+        <w:rPr>
+          <w:lang w:val="zh_TW" w:bidi="zh_TW"/>
+        </w:rPr>
+      </w:r>
+      <w:r>
+        <w:rPr>
+          <w:lang w:val="zh_TW" w:bidi="zh_TW"/>
+        </w:rPr>
+        <w:t>與某些宗教和哲學不同，聖經對人類的性有正面看法。根據舊約，神創造人是具有性別的存在。成為男性或女性，是</w:t>
+      </w:r>
+      <w:r>
+        <w:rPr>
+          <w:lang w:val="zh_TW" w:bidi="zh_TW"/>
+        </w:rPr>
+        <w:t>神就照着自己的形像造人</w:t>
+      </w:r>
+      <w:r>
+        <w:rPr>
+          <w:lang w:val="zh_TW" w:bidi="zh_TW"/>
+        </w:rPr>
+        <w:t>（</w:t>
+      </w:r>
+      <w:hyperlink r:id="rId120">
+        <w:r>
+          <w:rPr>
+            <w:lang w:val="zh_TW" w:bidi="zh_TW"/>
+          </w:rPr>
+          <w:rPr>
+            <w:color w:val="0000EE"/>
+            <w:u w:val="single"/>
+          </w:rPr>
+          <w:t>創1:26</w:t>
+        </w:r>
+      </w:hyperlink>
+      <w:r>
+        <w:rPr>
+          <w:lang w:val="zh_TW" w:bidi="zh_TW"/>
+        </w:rPr>
+        <w:t>–</w:t>
+      </w:r>
+      <w:hyperlink r:id="rId120">
+        <w:r>
+          <w:rPr>
+            <w:lang w:val="zh_TW" w:bidi="zh_TW"/>
+          </w:rPr>
+          <w:rPr>
+            <w:color w:val="0000EE"/>
+            <w:u w:val="single"/>
+          </w:rPr>
+          <w:t>28</w:t>
+        </w:r>
+      </w:hyperlink>
+      <w:r>
+        <w:rPr>
+          <w:lang w:val="zh_TW" w:bidi="zh_TW"/>
+        </w:rPr>
+        <w:t>）。因此，性不只是人的行為，而是其身分的重要部份。</w:t>
+      </w:r>
+    </w:p>
+    <w:p>
+      <w:pPr/>
+      <w:r>
+        <w:rPr>
+          <w:lang w:val="zh_TW" w:bidi="zh_TW"/>
+        </w:rPr>
+      </w:r>
+      <w:r>
+        <w:rPr>
+          <w:lang w:val="zh_TW" w:bidi="zh_TW"/>
+        </w:rPr>
+        <w:t>舊約表明男女身體上的差異並不可恥（</w:t>
+      </w:r>
+      <w:hyperlink r:id="rId121">
+        <w:r>
+          <w:rPr>
+            <w:lang w:val="zh_TW" w:bidi="zh_TW"/>
+          </w:rPr>
+          <w:rPr>
+            <w:color w:val="0000EE"/>
+            <w:u w:val="single"/>
+          </w:rPr>
+          <w:t>創2:25</w:t>
+        </w:r>
+      </w:hyperlink>
+      <w:r>
+        <w:rPr>
+          <w:lang w:val="zh_TW" w:bidi="zh_TW"/>
+        </w:rPr>
+        <w:t>）。性行為本身也不羞恥（</w:t>
+      </w:r>
+      <w:hyperlink r:id="rId122">
+        <w:r>
+          <w:rPr>
+            <w:lang w:val="zh_TW" w:bidi="zh_TW"/>
+          </w:rPr>
+          <w:rPr>
+            <w:color w:val="0000EE"/>
+            <w:u w:val="single"/>
+          </w:rPr>
+          <w:t>箴5:18</w:t>
+        </w:r>
+      </w:hyperlink>
+      <w:r>
+        <w:rPr>
+          <w:lang w:val="zh_TW" w:bidi="zh_TW"/>
+        </w:rPr>
+        <w:t>–</w:t>
+      </w:r>
+      <w:hyperlink r:id="rId122">
+        <w:r>
+          <w:rPr>
+            <w:lang w:val="zh_TW" w:bidi="zh_TW"/>
+          </w:rPr>
+          <w:rPr>
+            <w:color w:val="0000EE"/>
+            <w:u w:val="single"/>
+          </w:rPr>
+          <w:t>19</w:t>
+        </w:r>
+      </w:hyperlink>
+      <w:r>
+        <w:rPr>
+          <w:lang w:val="zh_TW" w:bidi="zh_TW"/>
+        </w:rPr>
+        <w:t>；</w:t>
+      </w:r>
+      <w:hyperlink r:id="rId123">
+        <w:r>
+          <w:rPr>
+            <w:lang w:val="zh_TW" w:bidi="zh_TW"/>
+          </w:rPr>
+          <w:rPr>
+            <w:color w:val="0000EE"/>
+            <w:u w:val="single"/>
+          </w:rPr>
+          <w:t>傳9:9</w:t>
+        </w:r>
+      </w:hyperlink>
+      <w:r>
+        <w:rPr>
+          <w:lang w:val="zh_TW" w:bidi="zh_TW"/>
+        </w:rPr>
+        <w:t>）。特別是雅歌，這首美麗的愛情詩歌讚美了肉體的激情，不應只從屬靈的角度解釋其內容。</w:t>
+      </w:r>
+    </w:p>
+    <w:p>
+      <w:pPr/>
+      <w:r>
+        <w:rPr>
+          <w:lang w:val="zh_TW" w:bidi="zh_TW"/>
+        </w:rPr>
+      </w:r>
+      <w:r>
+        <w:rPr>
+          <w:lang w:val="zh_TW" w:bidi="zh_TW"/>
+        </w:rPr>
+        <w:t>保羅在哥林多前書和提摩太前書中，同樣表達了正面的態度。哥林多和以弗所的社會充滿淫亂，因此一些基督徒選擇完全禁欲，甚至禁止婚姻（</w:t>
+      </w:r>
+      <w:hyperlink r:id="rId124">
+        <w:r>
+          <w:rPr>
+            <w:lang w:val="zh_TW" w:bidi="zh_TW"/>
+          </w:rPr>
+          <w:rPr>
+            <w:color w:val="0000EE"/>
+            <w:u w:val="single"/>
+          </w:rPr>
+          <w:t>提前4:3</w:t>
+        </w:r>
+      </w:hyperlink>
+      <w:r>
+        <w:rPr>
+          <w:lang w:val="zh_TW" w:bidi="zh_TW"/>
+        </w:rPr>
+        <w:t>）。已婚夫婦停止了性生活，他們認為這樣能使自己更屬靈（參</w:t>
+      </w:r>
+      <w:hyperlink r:id="rId125">
+        <w:r>
+          <w:rPr>
+            <w:lang w:val="zh_TW" w:bidi="zh_TW"/>
+          </w:rPr>
+          <w:rPr>
+            <w:color w:val="0000EE"/>
+            <w:u w:val="single"/>
+          </w:rPr>
+          <w:t>林前7:5</w:t>
+        </w:r>
+      </w:hyperlink>
+      <w:r>
+        <w:rPr>
+          <w:lang w:val="zh_TW" w:bidi="zh_TW"/>
+        </w:rPr>
+        <w:t>）。</w:t>
+      </w:r>
+    </w:p>
+    <w:p>
+      <w:pPr/>
+      <w:r>
+        <w:rPr>
+          <w:lang w:val="zh_TW" w:bidi="zh_TW"/>
+        </w:rPr>
+      </w:r>
+      <w:r>
+        <w:rPr>
+          <w:lang w:val="zh_TW" w:bidi="zh_TW"/>
+        </w:rPr>
+        <w:t>然而，保羅拒絕這種看法。他引用創世記，提醒信徒要為神的恩賜感恩（</w:t>
+      </w:r>
+      <w:hyperlink r:id="rId126">
+        <w:r>
+          <w:rPr>
+            <w:lang w:val="zh_TW" w:bidi="zh_TW"/>
+          </w:rPr>
+          <w:rPr>
+            <w:color w:val="0000EE"/>
+            <w:u w:val="single"/>
+          </w:rPr>
+          <w:t>提前4:3–5</w:t>
+        </w:r>
+      </w:hyperlink>
+      <w:r>
+        <w:rPr>
+          <w:lang w:val="zh_TW" w:bidi="zh_TW"/>
+        </w:rPr>
+        <w:t>）。他也教導夫妻應當滿足彼此的性需要（</w:t>
+      </w:r>
+      <w:hyperlink r:id="rId127">
+        <w:r>
+          <w:rPr>
+            <w:lang w:val="zh_TW" w:bidi="zh_TW"/>
+          </w:rPr>
+          <w:rPr>
+            <w:color w:val="0000EE"/>
+            <w:u w:val="single"/>
+          </w:rPr>
+          <w:t>林前7:3–4</w:t>
+        </w:r>
+      </w:hyperlink>
+      <w:r>
+        <w:rPr>
+          <w:lang w:val="zh_TW" w:bidi="zh_TW"/>
+        </w:rPr>
+        <w:t>）。</w:t>
+      </w:r>
+    </w:p>
+    <w:p>
+      <w:pPr/>
+      <w:r>
+        <w:rPr>
+          <w:lang w:val="zh_TW" w:bidi="zh_TW"/>
+        </w:rPr>
+      </w:r>
+      <w:r>
+        <w:rPr>
+          <w:lang w:val="zh_TW" w:bidi="zh_TW"/>
+        </w:rPr>
+        <w:t>神設立性是為了繁衍後代（</w:t>
+      </w:r>
+      <w:hyperlink r:id="rId128">
+        <w:r>
+          <w:rPr>
+            <w:lang w:val="zh_TW" w:bidi="zh_TW"/>
+          </w:rPr>
+          <w:rPr>
+            <w:color w:val="0000EE"/>
+            <w:u w:val="single"/>
+          </w:rPr>
+          <w:t>創1:28</w:t>
+        </w:r>
+      </w:hyperlink>
+      <w:r>
+        <w:rPr>
+          <w:lang w:val="zh_TW" w:bidi="zh_TW"/>
+        </w:rPr>
+        <w:t>），但性行為也能加深夫妻關係。</w:t>
+      </w:r>
+      <w:hyperlink r:id="rId129">
+        <w:r>
+          <w:rPr>
+            <w:lang w:val="zh_TW" w:bidi="zh_TW"/>
+          </w:rPr>
+          <w:rPr>
+            <w:color w:val="0000EE"/>
+            <w:u w:val="single"/>
+          </w:rPr>
+          <w:t>創世記第2章</w:t>
+        </w:r>
+      </w:hyperlink>
+      <w:r>
+        <w:rPr>
+          <w:lang w:val="zh_TW" w:bidi="zh_TW"/>
+        </w:rPr>
+        <w:t>描述神創造女人為男人的伴侶（</w:t>
+      </w:r>
+      <w:hyperlink r:id="rId130">
+        <w:r>
+          <w:rPr>
+            <w:lang w:val="zh_TW" w:bidi="zh_TW"/>
+          </w:rPr>
+          <w:rPr>
+            <w:color w:val="0000EE"/>
+            <w:u w:val="single"/>
+          </w:rPr>
+          <w:t>2:18</w:t>
+        </w:r>
+      </w:hyperlink>
+      <w:r>
+        <w:rPr>
+          <w:lang w:val="zh_TW" w:bidi="zh_TW"/>
+        </w:rPr>
+        <w:t>–</w:t>
+      </w:r>
+      <w:hyperlink r:id="rId130">
+        <w:r>
+          <w:rPr>
+            <w:lang w:val="zh_TW" w:bidi="zh_TW"/>
+          </w:rPr>
+          <w:rPr>
+            <w:color w:val="0000EE"/>
+            <w:u w:val="single"/>
+          </w:rPr>
+          <w:t>24</w:t>
+        </w:r>
+      </w:hyperlink>
+      <w:r>
+        <w:rPr>
+          <w:lang w:val="zh_TW" w:bidi="zh_TW"/>
+        </w:rPr>
+        <w:t>），人類的性不僅是肉體上的交合，成為男性或女性也是神幫助人類建立各種關係的方式，甚至包括那些通常不被認為與性有關的關係。</w:t>
+      </w:r>
+    </w:p>
+    <w:p>
+      <w:pPr>
+        <w:pStyle w:val="Heading3"/>
+      </w:pPr>
+      <w:r>
+        <w:rPr>
+          <w:lang w:val="zh_TW" w:bidi="zh_TW"/>
+        </w:rPr>
+        <w:t>罪對人類性行為的影響</w:t>
+      </w:r>
+    </w:p>
+    <w:p>
+      <w:pPr/>
+      <w:r>
+        <w:rPr>
+          <w:lang w:val="zh_TW" w:bidi="zh_TW"/>
+        </w:rPr>
+      </w:r>
+      <w:r>
+        <w:rPr>
+          <w:lang w:val="zh_TW" w:bidi="zh_TW"/>
+        </w:rPr>
+        <w:t>聖經坦白承認人性中負面的部份。在描述「性」在上帝的完美計劃中的美好之後，創世記解釋「性」如何像其他一切一樣，被罪所玷污：</w:t>
       </w:r>
     </w:p>
     <w:p>
@@ -834,43 +3565,7 @@
         <w:rPr>
           <w:lang w:val="zh_TW" w:bidi="zh_TW"/>
         </w:rPr>
-        <w:t>在需要時提供物質幫助（</w:t>
-      </w:r>
-      <w:hyperlink r:id="rId33">
-        <w:r>
-          <w:rPr>
-            <w:lang w:val="zh_TW" w:bidi="zh_TW"/>
-          </w:rPr>
-          <w:rPr>
-            <w:color w:val="0000EE"/>
-            <w:u w:val="single"/>
-          </w:rPr>
-          <w:t>雅2:15</w:t>
-        </w:r>
-      </w:hyperlink>
-      <w:r>
-        <w:rPr>
-          <w:lang w:val="zh_TW" w:bidi="zh_TW"/>
-        </w:rPr>
-        <w:t>–</w:t>
-      </w:r>
-      <w:hyperlink r:id="rId33">
-        <w:r>
-          <w:rPr>
-            <w:lang w:val="zh_TW" w:bidi="zh_TW"/>
-          </w:rPr>
-          <w:rPr>
-            <w:color w:val="0000EE"/>
-            <w:u w:val="single"/>
-          </w:rPr>
-          <w:t>16</w:t>
-        </w:r>
-      </w:hyperlink>
-      <w:r>
-        <w:rPr>
-          <w:lang w:val="zh_TW" w:bidi="zh_TW"/>
-        </w:rPr>
-        <w:t>）</w:t>
+        <w:t>裸體變得羞恥和令人懼怕</w:t>
       </w:r>
     </w:p>
     <w:p>
@@ -888,25 +3583,43 @@
         <w:rPr>
           <w:lang w:val="zh_TW" w:bidi="zh_TW"/>
         </w:rPr>
-        <w:t>避免引起冒犯（</w:t>
-      </w:r>
-      <w:hyperlink r:id="rId34">
-        <w:r>
-          <w:rPr>
-            <w:lang w:val="zh_TW" w:bidi="zh_TW"/>
-          </w:rPr>
-          <w:rPr>
-            <w:color w:val="0000EE"/>
-            <w:u w:val="single"/>
-          </w:rPr>
-          <w:t>羅14:13</w:t>
-        </w:r>
-      </w:hyperlink>
-      <w:r>
-        <w:rPr>
-          <w:lang w:val="zh_TW" w:bidi="zh_TW"/>
-        </w:rPr>
-        <w:t>）。</w:t>
+        <w:t>男女開始把彼此當作性的工具，而不是完整的人（</w:t>
+      </w:r>
+      <w:hyperlink r:id="rId131">
+        <w:r>
+          <w:rPr>
+            <w:lang w:val="zh_TW" w:bidi="zh_TW"/>
+          </w:rPr>
+          <w:rPr>
+            <w:color w:val="0000EE"/>
+            <w:u w:val="single"/>
+          </w:rPr>
+          <w:t>創3:7</w:t>
+        </w:r>
+      </w:hyperlink>
+      <w:r>
+        <w:rPr>
+          <w:lang w:val="zh_TW" w:bidi="zh_TW"/>
+        </w:rPr>
+        <w:t>–</w:t>
+      </w:r>
+      <w:hyperlink r:id="rId131">
+        <w:r>
+          <w:rPr>
+            <w:lang w:val="zh_TW" w:bidi="zh_TW"/>
+          </w:rPr>
+          <w:rPr>
+            <w:color w:val="0000EE"/>
+            <w:u w:val="single"/>
+          </w:rPr>
+          <w:t>10</w:t>
+        </w:r>
+      </w:hyperlink>
+      <w:r>
+        <w:rPr>
+          <w:lang w:val="zh_TW" w:bidi="zh_TW"/>
+        </w:rPr>
+        <w:t>）</w:t>
       </w:r>
     </w:p>
     <w:p>
@@ -924,18 +3637,164 @@
         <w:rPr>
           <w:lang w:val="zh_TW" w:bidi="zh_TW"/>
         </w:rPr>
-        <w:t>基督徒不應該「訴諸法律」或控告他們的弟兄（</w:t>
-      </w:r>
-      <w:hyperlink r:id="rId35">
-        <w:r>
-          <w:rPr>
-            <w:lang w:val="zh_TW" w:bidi="zh_TW"/>
-          </w:rPr>
-          <w:rPr>
-            <w:color w:val="0000EE"/>
-            <w:u w:val="single"/>
-          </w:rPr>
-          <w:t>林前6:5</w:t>
+        <w:t>信任與溫柔被背叛與苛刻所取代</w:t>
+      </w:r>
+    </w:p>
+    <w:p>
+      <w:pPr/>
+      <w:r>
+        <w:rPr>
+          <w:lang w:val="zh_TW" w:bidi="zh_TW"/>
+        </w:rPr>
+      </w:r>
+      <w:r>
+        <w:rPr>
+          <w:lang w:val="zh_TW" w:bidi="zh_TW"/>
+        </w:rPr>
+        <w:t>這就是歧視與虐待之根源，是今日女性主義所針對的現象。生育也因罪而受損，由此變得痛苦與艱難。</w:t>
+      </w:r>
+    </w:p>
+    <w:p>
+      <w:pPr/>
+      <w:r>
+        <w:rPr>
+          <w:lang w:val="zh_TW" w:bidi="zh_TW"/>
+        </w:rPr>
+      </w:r>
+      <w:r>
+        <w:rPr>
+          <w:lang w:val="zh_TW" w:bidi="zh_TW"/>
+        </w:rPr>
+        <w:t>這就是聖經禁止婚外性行為的背景。它禁止姦淫（</w:t>
+      </w:r>
+      <w:hyperlink r:id="rId132">
+        <w:r>
+          <w:rPr>
+            <w:lang w:val="zh_TW" w:bidi="zh_TW"/>
+          </w:rPr>
+          <w:rPr>
+            <w:color w:val="0000EE"/>
+            <w:u w:val="single"/>
+          </w:rPr>
+          <w:t>出20:14</w:t>
+        </w:r>
+      </w:hyperlink>
+      <w:r>
+        <w:rPr>
+          <w:lang w:val="zh_TW" w:bidi="zh_TW"/>
+        </w:rPr>
+        <w:t>），並且禁止一切婚姻之外的性行為（</w:t>
+      </w:r>
+      <w:hyperlink r:id="rId133">
+        <w:r>
+          <w:rPr>
+            <w:lang w:val="zh_TW" w:bidi="zh_TW"/>
+          </w:rPr>
+          <w:rPr>
+            <w:color w:val="0000EE"/>
+            <w:u w:val="single"/>
+          </w:rPr>
+          <w:t>林前6:18</w:t>
+        </w:r>
+      </w:hyperlink>
+      <w:r>
+        <w:rPr>
+          <w:lang w:val="zh_TW" w:bidi="zh_TW"/>
+        </w:rPr>
+        <w:t>；</w:t>
+      </w:r>
+      <w:hyperlink r:id="rId134">
+        <w:r>
+          <w:rPr>
+            <w:lang w:val="zh_TW" w:bidi="zh_TW"/>
+          </w:rPr>
+          <w:rPr>
+            <w:color w:val="0000EE"/>
+            <w:u w:val="single"/>
+          </w:rPr>
+          <w:t>帖前4:3</w:t>
+        </w:r>
+      </w:hyperlink>
+      <w:r>
+        <w:rPr>
+          <w:lang w:val="zh_TW" w:bidi="zh_TW"/>
+        </w:rPr>
+        <w:t>）。聖經並不常解釋為何某些行為被禁止。然而，當它提供禁止婚外關係的理由時，這些理由往往非常重要。其重點並非疾病、意外懷孕之類的後果，也不是行為背後的動機。</w:t>
+      </w:r>
+    </w:p>
+    <w:p>
+      <w:pPr/>
+      <w:r>
+        <w:rPr>
+          <w:lang w:val="zh_TW" w:bidi="zh_TW"/>
+        </w:rPr>
+      </w:r>
+      <w:r>
+        <w:rPr>
+          <w:lang w:val="zh_TW" w:bidi="zh_TW"/>
+        </w:rPr>
+        <w:t>所有婚姻以外的性行為都是錯誤的，因為身體並不是為淫亂而造，犯下與性罪的人是在傷害自己的身體（</w:t>
+      </w:r>
+      <w:hyperlink r:id="rId135">
+        <w:r>
+          <w:rPr>
+            <w:lang w:val="zh_TW" w:bidi="zh_TW"/>
+          </w:rPr>
+          <w:rPr>
+            <w:color w:val="0000EE"/>
+            <w:u w:val="single"/>
+          </w:rPr>
+          <w:t>林前6:13、18</w:t>
+        </w:r>
+      </w:hyperlink>
+      <w:r>
+        <w:rPr>
+          <w:lang w:val="zh_TW" w:bidi="zh_TW"/>
+        </w:rPr>
+        <w:t>）。性交是神所設計的特殊肢體交流，用來彰顯並確認男女之間獨特且終身的關係，聖經稱之為「婚姻」。</w:t>
+      </w:r>
+    </w:p>
+    <w:p>
+      <w:pPr/>
+      <w:r>
+        <w:rPr>
+          <w:lang w:val="zh_TW" w:bidi="zh_TW"/>
+        </w:rPr>
+      </w:r>
+      <w:r>
+        <w:rPr>
+          <w:lang w:val="zh_TW" w:bidi="zh_TW"/>
+        </w:rPr>
+        <w:t>聖經禁止同性戀（</w:t>
+      </w:r>
+      <w:hyperlink r:id="rId136">
+        <w:r>
+          <w:rPr>
+            <w:lang w:val="zh_TW" w:bidi="zh_TW"/>
+          </w:rPr>
+          <w:rPr>
+            <w:color w:val="0000EE"/>
+            <w:u w:val="single"/>
+          </w:rPr>
+          <w:t>利18:22</w:t>
+        </w:r>
+      </w:hyperlink>
+      <w:r>
+        <w:rPr>
+          <w:lang w:val="zh_TW" w:bidi="zh_TW"/>
+        </w:rPr>
+        <w:t>；</w:t>
+      </w:r>
+      <w:hyperlink r:id="rId137">
+        <w:r>
+          <w:rPr>
+            <w:lang w:val="zh_TW" w:bidi="zh_TW"/>
+          </w:rPr>
+          <w:rPr>
+            <w:color w:val="0000EE"/>
+            <w:u w:val="single"/>
+          </w:rPr>
+          <w:t>羅1:26</w:t>
         </w:r>
       </w:hyperlink>
       <w:r>
@@ -944,52 +3803,34 @@
         </w:rPr>
         <w:t>–</w:t>
       </w:r>
-      <w:hyperlink r:id="rId35">
-        <w:r>
-          <w:rPr>
-            <w:lang w:val="zh_TW" w:bidi="zh_TW"/>
-          </w:rPr>
-          <w:rPr>
-            <w:color w:val="0000EE"/>
-            <w:u w:val="single"/>
-          </w:rPr>
-          <w:t>6</w:t>
-        </w:r>
-      </w:hyperlink>
-      <w:r>
-        <w:rPr>
-          <w:lang w:val="zh_TW" w:bidi="zh_TW"/>
-        </w:rPr>
-        <w:t>）</w:t>
-      </w:r>
-    </w:p>
-    <w:p>
-      <w:pPr>
-        <w:pStyle w:val="ListBullet"/>
-        <w:spacing w:line="240" w:lineRule="auto"/>
-        <w:ind w:left="720"/>
-      </w:pPr>
-      <w:r>
-        <w:rPr>
-          <w:lang w:val="zh_TW" w:bidi="zh_TW"/>
-        </w:rPr>
-      </w:r>
-      <w:r>
-        <w:rPr>
-          <w:lang w:val="zh_TW" w:bidi="zh_TW"/>
-        </w:rPr>
-        <w:t>必須在教會內或個人之間解決問題（</w:t>
-      </w:r>
-      <w:hyperlink r:id="rId36">
-        <w:r>
-          <w:rPr>
-            <w:lang w:val="zh_TW" w:bidi="zh_TW"/>
-          </w:rPr>
-          <w:rPr>
-            <w:color w:val="0000EE"/>
-            <w:u w:val="single"/>
-          </w:rPr>
-          <w:t>太18:15</w:t>
+      <w:hyperlink r:id="rId137">
+        <w:r>
+          <w:rPr>
+            <w:lang w:val="zh_TW" w:bidi="zh_TW"/>
+          </w:rPr>
+          <w:rPr>
+            <w:color w:val="0000EE"/>
+            <w:u w:val="single"/>
+          </w:rPr>
+          <w:t>27</w:t>
+        </w:r>
+      </w:hyperlink>
+      <w:r>
+        <w:rPr>
+          <w:lang w:val="zh_TW" w:bidi="zh_TW"/>
+        </w:rPr>
+        <w:t>；</w:t>
+      </w:r>
+      <w:hyperlink r:id="rId138">
+        <w:r>
+          <w:rPr>
+            <w:lang w:val="zh_TW" w:bidi="zh_TW"/>
+          </w:rPr>
+          <w:rPr>
+            <w:color w:val="0000EE"/>
+            <w:u w:val="single"/>
+          </w:rPr>
+          <w:t>林前6:9</w:t>
         </w:r>
       </w:hyperlink>
       <w:r>
@@ -998,23 +3839,88 @@
         </w:rPr>
         <w:t>–</w:t>
       </w:r>
-      <w:hyperlink r:id="rId36">
-        <w:r>
-          <w:rPr>
-            <w:lang w:val="zh_TW" w:bidi="zh_TW"/>
-          </w:rPr>
-          <w:rPr>
-            <w:color w:val="0000EE"/>
-            <w:u w:val="single"/>
-          </w:rPr>
-          <w:t>17</w:t>
-        </w:r>
-      </w:hyperlink>
-      <w:r>
-        <w:rPr>
-          <w:lang w:val="zh_TW" w:bidi="zh_TW"/>
-        </w:rPr>
-        <w:t>）</w:t>
+      <w:hyperlink r:id="rId138">
+        <w:r>
+          <w:rPr>
+            <w:lang w:val="zh_TW" w:bidi="zh_TW"/>
+          </w:rPr>
+          <w:rPr>
+            <w:color w:val="0000EE"/>
+            <w:u w:val="single"/>
+          </w:rPr>
+          <w:t>10</w:t>
+        </w:r>
+      </w:hyperlink>
+      <w:r>
+        <w:rPr>
+          <w:lang w:val="zh_TW" w:bidi="zh_TW"/>
+        </w:rPr>
+        <w:t>；</w:t>
+      </w:r>
+      <w:hyperlink r:id="rId139">
+        <w:r>
+          <w:rPr>
+            <w:lang w:val="zh_TW" w:bidi="zh_TW"/>
+          </w:rPr>
+          <w:rPr>
+            <w:color w:val="0000EE"/>
+            <w:u w:val="single"/>
+          </w:rPr>
+          <w:t>提前1:9</w:t>
+        </w:r>
+      </w:hyperlink>
+      <w:r>
+        <w:rPr>
+          <w:lang w:val="zh_TW" w:bidi="zh_TW"/>
+        </w:rPr>
+        <w:t>–</w:t>
+      </w:r>
+      <w:hyperlink r:id="rId139">
+        <w:r>
+          <w:rPr>
+            <w:lang w:val="zh_TW" w:bidi="zh_TW"/>
+          </w:rPr>
+          <w:rPr>
+            <w:color w:val="0000EE"/>
+            <w:u w:val="single"/>
+          </w:rPr>
+          <w:t>10</w:t>
+        </w:r>
+      </w:hyperlink>
+      <w:r>
+        <w:rPr>
+          <w:lang w:val="zh_TW" w:bidi="zh_TW"/>
+        </w:rPr>
+        <w:t>）。這禁令的唯一解釋，見於</w:t>
+      </w:r>
+      <w:hyperlink r:id="rId140">
+        <w:r>
+          <w:rPr>
+            <w:lang w:val="zh_TW" w:bidi="zh_TW"/>
+          </w:rPr>
+          <w:rPr>
+            <w:color w:val="0000EE"/>
+            <w:u w:val="single"/>
+          </w:rPr>
+          <w:t>羅馬書一章24至27節</w:t>
+        </w:r>
+      </w:hyperlink>
+      <w:r>
+        <w:rPr>
+          <w:lang w:val="zh_TW" w:bidi="zh_TW"/>
+        </w:rPr>
+        <w:t>。這些經文表明，人遠離神、轉向偶像之後，神便任憑他們隨從情慾，其中包括同性戀。在這觀點中，同性戀被視為違背神所設立的自然秩序，這秩序是為了讓男女能繁衍生命。</w:t>
+      </w:r>
+    </w:p>
+    <w:p>
+      <w:pPr>
+        <w:pStyle w:val="Heading3"/>
+      </w:pPr>
+      <w:r>
+        <w:rPr>
+          <w:lang w:val="zh_TW" w:bidi="zh_TW"/>
+        </w:rPr>
+        <w:t>勝過性誘惑</w:t>
       </w:r>
     </w:p>
     <w:p>
@@ -1028,18 +3934,72 @@
         <w:rPr>
           <w:lang w:val="zh_TW" w:bidi="zh_TW"/>
         </w:rPr>
-        <w:t>基督徒與弟兄的關係很重要，因為如果他與弟兄不和，就無法敬拜神（</w:t>
-      </w:r>
-      <w:hyperlink r:id="rId37">
-        <w:r>
-          <w:rPr>
-            <w:lang w:val="zh_TW" w:bidi="zh_TW"/>
-          </w:rPr>
-          <w:rPr>
-            <w:color w:val="0000EE"/>
-            <w:u w:val="single"/>
-          </w:rPr>
-          <w:t>太5:23</w:t>
+        <w:t>聖經提供了實用的建議來勝過性誘惑：逃避它。當約瑟被他主人之妻引誘時，他就逃跑，甚至丟下外衣（</w:t>
+      </w:r>
+      <w:hyperlink r:id="rId141">
+        <w:r>
+          <w:rPr>
+            <w:lang w:val="zh_TW" w:bidi="zh_TW"/>
+          </w:rPr>
+          <w:rPr>
+            <w:color w:val="0000EE"/>
+            <w:u w:val="single"/>
+          </w:rPr>
+          <w:t>創39:12</w:t>
+        </w:r>
+      </w:hyperlink>
+      <w:r>
+        <w:rPr>
+          <w:lang w:val="zh_TW" w:bidi="zh_TW"/>
+        </w:rPr>
+        <w:t>）。保羅勸勉基督徒要效法約瑟的榜樣（</w:t>
+      </w:r>
+      <w:hyperlink r:id="rId133">
+        <w:r>
+          <w:rPr>
+            <w:lang w:val="zh_TW" w:bidi="zh_TW"/>
+          </w:rPr>
+          <w:rPr>
+            <w:color w:val="0000EE"/>
+            <w:u w:val="single"/>
+          </w:rPr>
+          <w:t>林前6:18</w:t>
+        </w:r>
+      </w:hyperlink>
+      <w:r>
+        <w:rPr>
+          <w:lang w:val="zh_TW" w:bidi="zh_TW"/>
+        </w:rPr>
+        <w:t>；</w:t>
+      </w:r>
+      <w:hyperlink r:id="rId142">
+        <w:r>
+          <w:rPr>
+            <w:lang w:val="zh_TW" w:bidi="zh_TW"/>
+          </w:rPr>
+          <w:rPr>
+            <w:color w:val="0000EE"/>
+            <w:u w:val="single"/>
+          </w:rPr>
+          <w:t>提後2:22</w:t>
+        </w:r>
+      </w:hyperlink>
+      <w:r>
+        <w:rPr>
+          <w:lang w:val="zh_TW" w:bidi="zh_TW"/>
+        </w:rPr>
+        <w:t>）。這承認人類對性的強烈渴望，但並不是叫人絕望。保羅教導，聖靈賜給信徒能力，使他們可以勝過性誘惑。他見過一些基督徒憑藉聖靈的能力，克制自己，甚至戰勝最難改變的惡習（</w:t>
+      </w:r>
+      <w:hyperlink r:id="rId143">
+        <w:r>
+          <w:rPr>
+            <w:lang w:val="zh_TW" w:bidi="zh_TW"/>
+          </w:rPr>
+          <w:rPr>
+            <w:color w:val="0000EE"/>
+            <w:u w:val="single"/>
+          </w:rPr>
+          <w:t>林前6:9</w:t>
         </w:r>
       </w:hyperlink>
       <w:r>
@@ -1048,16 +4008,70 @@
         </w:rPr>
         <w:t>–</w:t>
       </w:r>
-      <w:hyperlink r:id="rId37">
-        <w:r>
-          <w:rPr>
-            <w:lang w:val="zh_TW" w:bidi="zh_TW"/>
-          </w:rPr>
-          <w:rPr>
-            <w:color w:val="0000EE"/>
-            <w:u w:val="single"/>
-          </w:rPr>
-          <w:t>24</w:t>
+      <w:hyperlink r:id="rId143">
+        <w:r>
+          <w:rPr>
+            <w:lang w:val="zh_TW" w:bidi="zh_TW"/>
+          </w:rPr>
+          <w:rPr>
+            <w:color w:val="0000EE"/>
+            <w:u w:val="single"/>
+          </w:rPr>
+          <w:t>11</w:t>
+        </w:r>
+      </w:hyperlink>
+      <w:r>
+        <w:rPr>
+          <w:lang w:val="zh_TW" w:bidi="zh_TW"/>
+        </w:rPr>
+        <w:t>；</w:t>
+      </w:r>
+      <w:hyperlink r:id="rId144">
+        <w:r>
+          <w:rPr>
+            <w:lang w:val="zh_TW" w:bidi="zh_TW"/>
+          </w:rPr>
+          <w:rPr>
+            <w:color w:val="0000EE"/>
+            <w:u w:val="single"/>
+          </w:rPr>
+          <w:t>加5:22</w:t>
+        </w:r>
+      </w:hyperlink>
+      <w:r>
+        <w:rPr>
+          <w:lang w:val="zh_TW" w:bidi="zh_TW"/>
+        </w:rPr>
+        <w:t>–</w:t>
+      </w:r>
+      <w:hyperlink r:id="rId144">
+        <w:r>
+          <w:rPr>
+            <w:lang w:val="zh_TW" w:bidi="zh_TW"/>
+          </w:rPr>
+          <w:rPr>
+            <w:color w:val="0000EE"/>
+            <w:u w:val="single"/>
+          </w:rPr>
+          <w:t>23</w:t>
+        </w:r>
+      </w:hyperlink>
+      <w:r>
+        <w:rPr>
+          <w:lang w:val="zh_TW" w:bidi="zh_TW"/>
+        </w:rPr>
+        <w:t>；</w:t>
+      </w:r>
+      <w:hyperlink r:id="rId145">
+        <w:r>
+          <w:rPr>
+            <w:lang w:val="zh_TW" w:bidi="zh_TW"/>
+          </w:rPr>
+          <w:rPr>
+            <w:color w:val="0000EE"/>
+            <w:u w:val="single"/>
+          </w:rPr>
+          <w:t>提後1:7</w:t>
         </w:r>
       </w:hyperlink>
       <w:r>
@@ -1068,6 +4082,17 @@
       </w:r>
     </w:p>
     <w:p>
+      <w:pPr>
+        <w:pStyle w:val="Heading3"/>
+      </w:pPr>
+      <w:r>
+        <w:rPr>
+          <w:lang w:val="zh_TW" w:bidi="zh_TW"/>
+        </w:rPr>
+        <w:t>人類性慾的未來</w:t>
+      </w:r>
+    </w:p>
+    <w:p>
       <w:pPr/>
       <w:r>
         <w:rPr>
@@ -1076,6 +4101,38 @@
       </w:r>
       <w:r>
         <w:rPr>
+          <w:lang w:val="zh_TW" w:bidi="zh_TW"/>
+        </w:rPr>
+        <w:t>新約暗示神將結束人類的性，正如祂起初設立它一樣。耶穌教導說，在將來的世界裡「人也不娶，也不嫁」（</w:t>
+      </w:r>
+      <w:hyperlink r:id="rId146">
+        <w:r>
+          <w:rPr>
+            <w:lang w:val="zh_TW" w:bidi="zh_TW"/>
+          </w:rPr>
+          <w:rPr>
+            <w:color w:val="0000EE"/>
+            <w:u w:val="single"/>
+          </w:rPr>
+          <w:t>太22:30</w:t>
+        </w:r>
+      </w:hyperlink>
+      <w:r>
+        <w:rPr>
+          <w:lang w:val="zh_TW" w:bidi="zh_TW"/>
+        </w:rPr>
+        <w:t>）。這是意料之外，但卻合乎聖經教導的結論。當不再有死亡時，生育的需要便消失。當人際關係達到完全的愛時，性作為維繫關係的需要也就不復存在。因此，神對人類性慾的兩大目的——繁衍與加深關係，都將在永恆中得著完全實現。</w:t>
+      </w:r>
+    </w:p>
+    <w:p>
+      <w:pPr/>
+      <w:r>
+        <w:rPr>
+          <w:lang w:val="zh_TW" w:bidi="zh_TW"/>
+        </w:rPr>
+      </w:r>
+      <w:r>
+        <w:rPr>
           <w:i/>
           <w:lang w:val="zh_TW" w:bidi="zh_TW"/>
         </w:rPr>
@@ -1085,7 +4142,13 @@
         <w:rPr>
           <w:lang w:val="zh_TW" w:bidi="zh_TW"/>
         </w:rPr>
-        <w:t xml:space="preserve"> </w:t>
+        <w:t>休妻</w:t>
+      </w:r>
+      <w:r>
+        <w:rPr>
+          <w:lang w:val="zh_TW" w:bidi="zh_TW"/>
+        </w:rPr>
+        <w:t>、</w:t>
       </w:r>
       <w:r>
         <w:rPr>
@@ -1097,297 +4160,55 @@
         <w:rPr>
           <w:lang w:val="zh_TW" w:bidi="zh_TW"/>
         </w:rPr>
-        <w:t>；</w:t>
-      </w:r>
-      <w:r>
-        <w:rPr>
-          <w:lang w:val="zh_TW" w:bidi="zh_TW"/>
-        </w:rPr>
-        <w:t>兄弟（和姐妹）</w:t>
-      </w:r>
-      <w:r>
-        <w:rPr>
-          <w:lang w:val="zh_TW" w:bidi="zh_TW"/>
-        </w:rPr>
-      </w:r>
-      <w:r>
-        <w:rPr>
-          <w:lang w:val="zh_TW" w:bidi="zh_TW"/>
-        </w:rPr>
-      </w:r>
-    </w:p>
-    <w:p>
-      <w:pPr/>
-      <w:r>
-        <w:rPr>
-          <w:lang w:val="zh_TW" w:bidi="zh_TW"/>
-        </w:rPr>
-      </w:r>
-    </w:p>
-    <w:p>
-      <w:pPr>
-        <w:pStyle w:val="Heading2"/>
-      </w:pPr>
-      <w:r>
-        <w:rPr>
-          <w:lang w:val="zh_TW" w:bidi="zh_TW"/>
-        </w:rPr>
-        <w:t>兄弟（和姐妹）</w:t>
-      </w:r>
-      <w:r>
-        <w:rPr>
-          <w:lang w:val="zh_TW" w:bidi="zh_TW"/>
-        </w:rPr>
-      </w:r>
-    </w:p>
-    <w:p>
-      <w:pPr/>
-      <w:r>
-        <w:rPr>
-          <w:lang w:val="zh_TW" w:bidi="zh_TW"/>
-        </w:rPr>
-      </w:r>
-      <w:r>
-        <w:rPr>
-          <w:lang w:val="zh_TW" w:bidi="zh_TW"/>
-        </w:rPr>
-        <w:t>對神家中的成員的稱呼。有充分的證據表明，耶穌時代的猶太人經常自稱為弟兄（</w:t>
-      </w:r>
-      <w:hyperlink r:id="rId38">
-        <w:r>
-          <w:rPr>
-            <w:lang w:val="zh_TW" w:bidi="zh_TW"/>
-          </w:rPr>
-          <w:rPr>
-            <w:color w:val="0000EE"/>
-            <w:u w:val="single"/>
-          </w:rPr>
-          <w:t>徒2:29、37，</w:t>
-        </w:r>
-      </w:hyperlink>
-      <w:hyperlink r:id="rId39">
-        <w:r>
-          <w:rPr>
-            <w:lang w:val="zh_TW" w:bidi="zh_TW"/>
-          </w:rPr>
-          <w:rPr>
-            <w:color w:val="0000EE"/>
-            <w:u w:val="single"/>
-          </w:rPr>
-          <w:t>7:2，</w:t>
-        </w:r>
-      </w:hyperlink>
-      <w:hyperlink r:id="rId40">
-        <w:r>
-          <w:rPr>
-            <w:lang w:val="zh_TW" w:bidi="zh_TW"/>
-          </w:rPr>
-          <w:rPr>
-            <w:color w:val="0000EE"/>
-            <w:u w:val="single"/>
-          </w:rPr>
-          <w:t>22:5，</w:t>
-        </w:r>
-      </w:hyperlink>
-      <w:hyperlink r:id="rId41">
-        <w:r>
-          <w:rPr>
-            <w:lang w:val="zh_TW" w:bidi="zh_TW"/>
-          </w:rPr>
-          <w:rPr>
-            <w:color w:val="0000EE"/>
-            <w:u w:val="single"/>
-          </w:rPr>
-          <w:t>28:21</w:t>
-        </w:r>
-      </w:hyperlink>
-      <w:r>
-        <w:rPr>
-          <w:lang w:val="zh_TW" w:bidi="zh_TW"/>
-        </w:rPr>
-        <w:t>；</w:t>
-      </w:r>
-      <w:hyperlink r:id="rId42">
-        <w:r>
-          <w:rPr>
-            <w:lang w:val="zh_TW" w:bidi="zh_TW"/>
-          </w:rPr>
-          <w:rPr>
-            <w:color w:val="0000EE"/>
-            <w:u w:val="single"/>
-          </w:rPr>
-          <w:t>羅9:3</w:t>
-        </w:r>
-      </w:hyperlink>
-      <w:r>
-        <w:rPr>
-          <w:lang w:val="zh_TW" w:bidi="zh_TW"/>
-        </w:rPr>
-        <w:t>）。因此，對猶太基督徒來說，從一開始就自然地互稱為「弟兄」（即「弟兄姐妹」——這個詞包括男性和女性；</w:t>
-      </w:r>
-      <w:hyperlink r:id="rId43">
-        <w:r>
-          <w:rPr>
-            <w:lang w:val="zh_TW" w:bidi="zh_TW"/>
-          </w:rPr>
-          <w:rPr>
-            <w:color w:val="0000EE"/>
-            <w:u w:val="single"/>
-          </w:rPr>
-          <w:t>徒1:15–16，</w:t>
-        </w:r>
-      </w:hyperlink>
-      <w:hyperlink r:id="rId44">
-        <w:r>
-          <w:rPr>
-            <w:lang w:val="zh_TW" w:bidi="zh_TW"/>
-          </w:rPr>
-          <w:rPr>
-            <w:color w:val="0000EE"/>
-            <w:u w:val="single"/>
-          </w:rPr>
-          <w:t>9:30，</w:t>
-        </w:r>
-      </w:hyperlink>
-      <w:hyperlink r:id="rId45">
-        <w:r>
-          <w:rPr>
-            <w:lang w:val="zh_TW" w:bidi="zh_TW"/>
-          </w:rPr>
-          <w:rPr>
-            <w:color w:val="0000EE"/>
-            <w:u w:val="single"/>
-          </w:rPr>
-          <w:t>11:1</w:t>
-        </w:r>
-      </w:hyperlink>
-      <w:r>
-        <w:rPr>
-          <w:lang w:val="zh_TW" w:bidi="zh_TW"/>
-        </w:rPr>
-        <w:t>）。外邦的宗教群體成員也互稱兄弟，因此這一稱呼同樣在外邦教會中被接受（</w:t>
-      </w:r>
-      <w:hyperlink r:id="rId46">
-        <w:r>
-          <w:rPr>
-            <w:lang w:val="zh_TW" w:bidi="zh_TW"/>
-          </w:rPr>
-          <w:rPr>
-            <w:color w:val="0000EE"/>
-            <w:u w:val="single"/>
-          </w:rPr>
-          <w:t>徒17:14</w:t>
-        </w:r>
-      </w:hyperlink>
-      <w:r>
-        <w:rPr>
-          <w:lang w:val="zh_TW" w:bidi="zh_TW"/>
-        </w:rPr>
-        <w:t>；</w:t>
-      </w:r>
-      <w:hyperlink r:id="rId47">
-        <w:r>
-          <w:rPr>
-            <w:lang w:val="zh_TW" w:bidi="zh_TW"/>
-          </w:rPr>
-          <w:rPr>
-            <w:color w:val="0000EE"/>
-            <w:u w:val="single"/>
-          </w:rPr>
-          <w:t>羅1:13</w:t>
-        </w:r>
-      </w:hyperlink>
-      <w:r>
-        <w:rPr>
-          <w:lang w:val="zh_TW" w:bidi="zh_TW"/>
-        </w:rPr>
-        <w:t>；</w:t>
-      </w:r>
-      <w:hyperlink r:id="rId48">
-        <w:r>
-          <w:rPr>
-            <w:lang w:val="zh_TW" w:bidi="zh_TW"/>
-          </w:rPr>
-          <w:rPr>
-            <w:color w:val="0000EE"/>
-            <w:u w:val="single"/>
-          </w:rPr>
-          <w:t>林前1:1、10</w:t>
-        </w:r>
-      </w:hyperlink>
-      <w:r>
-        <w:rPr>
-          <w:lang w:val="zh_TW" w:bidi="zh_TW"/>
-        </w:rPr>
-        <w:t>；以及保羅寫給外邦人教會的書信中其它多處）。事實上，與「門徒」（在使徒行傳中）和「聖徒」（在保羅書信及啟示錄中總是以複數形式出現）一樣，「弟兄」是基督徒最常用的稱號之一，並且是雅各書和約翰一書中主要使用的稱號。</w:t>
-      </w:r>
-    </w:p>
-    <w:p>
-      <w:pPr/>
-      <w:r>
-        <w:rPr>
-          <w:lang w:val="zh_TW" w:bidi="zh_TW"/>
-        </w:rPr>
-      </w:r>
-      <w:r>
-        <w:rPr>
-          <w:lang w:val="zh_TW" w:bidi="zh_TW"/>
-        </w:rPr>
-        <w:t>每個基督徒都被稱為「弟兄」，而基督徒群體整體則被稱為「弟兄們」。此稱號強調基督徒群體的親密性，即信徒之間的關係如同血親般親近（甚至更親密——</w:t>
-      </w:r>
-      <w:hyperlink r:id="rId49">
-        <w:r>
-          <w:rPr>
-            <w:lang w:val="zh_TW" w:bidi="zh_TW"/>
-          </w:rPr>
-          <w:rPr>
-            <w:color w:val="0000EE"/>
-            <w:u w:val="single"/>
-          </w:rPr>
-          <w:t>可10:23–31</w:t>
-        </w:r>
-      </w:hyperlink>
-      <w:r>
-        <w:rPr>
-          <w:lang w:val="zh_TW" w:bidi="zh_TW"/>
-        </w:rPr>
-        <w:t>）。在約翰一書和雅各書中，這一稱呼突顯出貧窮基督徒對富裕基督徒的要求（</w:t>
-      </w:r>
-      <w:hyperlink r:id="rId50">
-        <w:r>
-          <w:rPr>
-            <w:lang w:val="zh_TW" w:bidi="zh_TW"/>
-          </w:rPr>
-          <w:rPr>
-            <w:color w:val="0000EE"/>
-            <w:u w:val="single"/>
-          </w:rPr>
-          <w:t>雅2:15</w:t>
-        </w:r>
-      </w:hyperlink>
-      <w:r>
-        <w:rPr>
-          <w:lang w:val="zh_TW" w:bidi="zh_TW"/>
-        </w:rPr>
-        <w:t>；</w:t>
-      </w:r>
-      <w:hyperlink r:id="rId51">
-        <w:r>
-          <w:rPr>
-            <w:lang w:val="zh_TW" w:bidi="zh_TW"/>
-          </w:rPr>
-          <w:rPr>
-            <w:color w:val="0000EE"/>
-            <w:u w:val="single"/>
-          </w:rPr>
-          <w:t>約壹3:10–18</w:t>
-        </w:r>
-      </w:hyperlink>
-      <w:r>
-        <w:rPr>
-          <w:lang w:val="zh_TW" w:bidi="zh_TW"/>
-        </w:rPr>
-        <w:t>）。它也表明基督徒群體成員之間的平等關係。</w:t>
+        <w:t>、</w:t>
+      </w:r>
+      <w:r>
+        <w:rPr>
+          <w:lang w:val="zh_TW" w:bidi="zh_TW"/>
+        </w:rPr>
+        <w:t>男人</w:t>
+      </w:r>
+      <w:r>
+        <w:rPr>
+          <w:lang w:val="zh_TW" w:bidi="zh_TW"/>
+        </w:rPr>
+        <w:t>、</w:t>
+      </w:r>
+      <w:r>
+        <w:rPr>
+          <w:lang w:val="zh_TW" w:bidi="zh_TW"/>
+        </w:rPr>
+        <w:t>婚姻，婚姻習俗</w:t>
+      </w:r>
+      <w:r>
+        <w:rPr>
+          <w:lang w:val="zh_TW" w:bidi="zh_TW"/>
+        </w:rPr>
+        <w:t>、</w:t>
+      </w:r>
+      <w:r>
+        <w:rPr>
+          <w:lang w:val="zh_TW" w:bidi="zh_TW"/>
+        </w:rPr>
+        <w:t>童貞女</w:t>
+      </w:r>
+      <w:r>
+        <w:rPr>
+          <w:lang w:val="zh_TW" w:bidi="zh_TW"/>
+        </w:rPr>
+        <w:t>、</w:t>
+      </w:r>
+      <w:r>
+        <w:rPr>
+          <w:lang w:val="zh_TW" w:bidi="zh_TW"/>
+        </w:rPr>
+        <w:t>婦女</w:t>
+      </w:r>
+      <w:r>
+        <w:rPr>
+          <w:lang w:val="zh_TW" w:bidi="zh_TW"/>
+        </w:rPr>
+        <w:t>。</w:t>
       </w:r>
       <w:r>
         <w:rPr>
@@ -3289,6 +6110,18 @@
   </w:num>
   <w:num w:numId="13" w16cid:durableId="592781308">
     <w:abstractNumId w:val="11"/>
+  </w:num>
+  <w:num w:numId="14">
+    <w:abstractNumId w:val="3"/>
+    <w:lvlOverride w:ilvl="0">
+      <w:startOverride w:val="1"/>
+    </w:lvlOverride>
+  </w:num>
+  <w:num w:numId="15">
+    <w:abstractNumId w:val="3"/>
+    <w:lvlOverride w:ilvl="0">
+      <w:startOverride w:val="1"/>
+    </w:lvlOverride>
   </w:num>
   <w:numIdMacAtCleanup w:val="10"/>
 </w:numbering>

--- a/zht/docx/177.content.docx
+++ b/zht/docx/177.content.docx
@@ -149,7 +149,7 @@
         <w:rPr>
           <w:lang w:val="zh_TW" w:bidi="zh_TW"/>
         </w:rPr>
-        <w:t>xing</w:t>
+        <w:t>wen</w:t>
       </w:r>
       <w:r>
         <w:rPr>
@@ -212,7 +212,7 @@
         <w:rPr>
           <w:lang w:val="zh_TW" w:bidi="zh_TW"/>
         </w:rPr>
-        <w:t>刑法和懲罰</w:t>
+        <w:t>溫柔</w:t>
       </w:r>
       <w:r>
         <w:rPr>
@@ -231,7 +231,133 @@
         <w:rPr>
           <w:lang w:val="zh_TW" w:bidi="zh_TW"/>
         </w:rPr>
-        <w:t>研究法律的科學或哲學稱為法理學（jurisprudence）。雖然現代法理學與聖經中的法律觀念相去甚遠，但聖經確實在法理學發展過程中發揮了一定作用。今天，人們清楚地區分刑法（criminal law）與民法（civil law）；但在聖經時代，這種區分並不明顯。今天，人們也把違反民法的行為（民事侵權〔torts〕）與較輕的罪行（輕罪〔misdemeanors〕）以及較嚴重的罪行（重罪〔felonies〕）區分開來。在聖經中，「罪（crimes）」包括了一切會受到懲罰的行為，甚至包括宗教方面的罪，例如拜偶像（敬拜假神）或褻瀆神（以輕蔑的言語或行為對待神）。</w:t>
+        <w:t>舊約聖經將溫柔描述為謙卑或屈身的態度（</w:t>
+      </w:r>
+      <w:hyperlink r:id="rId13">
+        <w:r>
+          <w:rPr>
+            <w:lang w:val="zh_TW" w:bidi="zh_TW"/>
+          </w:rPr>
+          <w:rPr>
+            <w:color w:val="0000EE"/>
+            <w:u w:val="single"/>
+          </w:rPr>
+          <w:t>撒下22:36</w:t>
+        </w:r>
+      </w:hyperlink>
+      <w:r>
+        <w:rPr>
+          <w:lang w:val="zh_TW" w:bidi="zh_TW"/>
+        </w:rPr>
+        <w:t>；參</w:t>
+      </w:r>
+      <w:hyperlink r:id="rId14">
+        <w:r>
+          <w:rPr>
+            <w:lang w:val="zh_TW" w:bidi="zh_TW"/>
+          </w:rPr>
+          <w:rPr>
+            <w:color w:val="0000EE"/>
+            <w:u w:val="single"/>
+          </w:rPr>
+          <w:t>詩18:35</w:t>
+        </w:r>
+      </w:hyperlink>
+      <w:r>
+        <w:rPr>
+          <w:lang w:val="zh_TW" w:bidi="zh_TW"/>
+        </w:rPr>
+        <w:t>）。「溫柔」或「溫柔地」可以指禮貌和不做作（</w:t>
+      </w:r>
+      <w:hyperlink r:id="rId15">
+        <w:r>
+          <w:rPr>
+            <w:lang w:val="zh_TW" w:bidi="zh_TW"/>
+          </w:rPr>
+          <w:rPr>
+            <w:color w:val="0000EE"/>
+            <w:u w:val="single"/>
+          </w:rPr>
+          <w:t>箴15:4</w:t>
+        </w:r>
+      </w:hyperlink>
+      <w:r>
+        <w:rPr>
+          <w:lang w:val="zh_TW" w:bidi="zh_TW"/>
+        </w:rPr>
+        <w:t>），安靜而柔和（</w:t>
+      </w:r>
+      <w:hyperlink r:id="rId16">
+        <w:r>
+          <w:rPr>
+            <w:lang w:val="zh_TW" w:bidi="zh_TW"/>
+          </w:rPr>
+          <w:rPr>
+            <w:color w:val="0000EE"/>
+            <w:u w:val="single"/>
+          </w:rPr>
+          <w:t>申32:2</w:t>
+        </w:r>
+      </w:hyperlink>
+      <w:r>
+        <w:rPr>
+          <w:lang w:val="zh_TW" w:bidi="zh_TW"/>
+        </w:rPr>
+        <w:t>；</w:t>
+      </w:r>
+      <w:hyperlink r:id="rId17">
+        <w:r>
+          <w:rPr>
+            <w:lang w:val="zh_TW" w:bidi="zh_TW"/>
+          </w:rPr>
+          <w:rPr>
+            <w:color w:val="0000EE"/>
+            <w:u w:val="single"/>
+          </w:rPr>
+          <w:t>賽8:6</w:t>
+        </w:r>
+      </w:hyperlink>
+      <w:r>
+        <w:rPr>
+          <w:lang w:val="zh_TW" w:bidi="zh_TW"/>
+        </w:rPr>
+        <w:t>），或柔軟且寬容（</w:t>
+      </w:r>
+      <w:hyperlink r:id="rId18">
+        <w:r>
+          <w:rPr>
+            <w:lang w:val="zh_TW" w:bidi="zh_TW"/>
+          </w:rPr>
+          <w:rPr>
+            <w:color w:val="0000EE"/>
+            <w:u w:val="single"/>
+          </w:rPr>
+          <w:t>撒下18:5</w:t>
+        </w:r>
+      </w:hyperlink>
+      <w:r>
+        <w:rPr>
+          <w:lang w:val="zh_TW" w:bidi="zh_TW"/>
+        </w:rPr>
+        <w:t>；</w:t>
+      </w:r>
+      <w:hyperlink r:id="rId19">
+        <w:r>
+          <w:rPr>
+            <w:lang w:val="zh_TW" w:bidi="zh_TW"/>
+          </w:rPr>
+          <w:rPr>
+            <w:color w:val="0000EE"/>
+            <w:u w:val="single"/>
+          </w:rPr>
+          <w:t>伯15:11</w:t>
+        </w:r>
+      </w:hyperlink>
+      <w:r>
+        <w:rPr>
+          <w:lang w:val="zh_TW" w:bidi="zh_TW"/>
+        </w:rPr>
+        <w:t>）。</w:t>
       </w:r>
     </w:p>
     <w:p>
@@ -245,1587 +371,7 @@
         <w:rPr>
           <w:lang w:val="zh_TW" w:bidi="zh_TW"/>
         </w:rPr>
-        <w:t>概述</w:t>
-      </w:r>
-    </w:p>
-    <w:p>
-      <w:pPr>
-        <w:pStyle w:val="ListBullet"/>
-        <w:spacing w:line="240" w:lineRule="auto"/>
-        <w:ind w:left="720"/>
-      </w:pPr>
-      <w:r>
-        <w:rPr>
-          <w:lang w:val="zh_TW" w:bidi="zh_TW"/>
-        </w:rPr>
-      </w:r>
-      <w:r>
-        <w:rPr>
-          <w:u w:val="single"/>
-          <w:lang w:val="zh_TW" w:bidi="zh_TW"/>
-        </w:rPr>
-        <w:t>近東背景</w:t>
-      </w:r>
-    </w:p>
-    <w:p>
-      <w:pPr>
-        <w:pStyle w:val="ListBullet"/>
-        <w:spacing w:line="240" w:lineRule="auto"/>
-        <w:ind w:left="720"/>
-      </w:pPr>
-      <w:r>
-        <w:rPr>
-          <w:lang w:val="zh_TW" w:bidi="zh_TW"/>
-        </w:rPr>
-      </w:r>
-      <w:r>
-        <w:rPr>
-          <w:u w:val="single"/>
-          <w:lang w:val="zh_TW" w:bidi="zh_TW"/>
-        </w:rPr>
-        <w:t>希伯來刑法</w:t>
-      </w:r>
-    </w:p>
-    <w:p>
-      <w:pPr>
-        <w:pStyle w:val="ListBullet"/>
-        <w:spacing w:line="240" w:lineRule="auto"/>
-        <w:ind w:left="720"/>
-      </w:pPr>
-      <w:r>
-        <w:rPr>
-          <w:lang w:val="zh_TW" w:bidi="zh_TW"/>
-        </w:rPr>
-      </w:r>
-      <w:r>
-        <w:rPr>
-          <w:u w:val="single"/>
-          <w:lang w:val="zh_TW" w:bidi="zh_TW"/>
-        </w:rPr>
-        <w:t>刑罰</w:t>
-      </w:r>
-    </w:p>
-    <w:p>
-      <w:pPr>
-        <w:pStyle w:val="ListBullet"/>
-        <w:spacing w:line="240" w:lineRule="auto"/>
-        <w:ind w:left="720"/>
-      </w:pPr>
-      <w:r>
-        <w:rPr>
-          <w:lang w:val="zh_TW" w:bidi="zh_TW"/>
-        </w:rPr>
-      </w:r>
-      <w:r>
-        <w:rPr>
-          <w:u w:val="single"/>
-          <w:lang w:val="zh_TW" w:bidi="zh_TW"/>
-        </w:rPr>
-        <w:t>結論</w:t>
-      </w:r>
-    </w:p>
-    <w:p>
-      <w:pPr>
-        <w:pStyle w:val="Heading3"/>
-      </w:pPr>
-      <w:r>
-        <w:rPr>
-          <w:lang w:val="zh_TW" w:bidi="zh_TW"/>
-        </w:rPr>
-        <w:t>近東背境</w:t>
-      </w:r>
-    </w:p>
-    <w:p>
-      <w:pPr/>
-      <w:r>
-        <w:rPr>
-          <w:lang w:val="zh_TW" w:bidi="zh_TW"/>
-        </w:rPr>
-      </w:r>
-      <w:r>
-        <w:rPr>
-          <w:lang w:val="zh_TW" w:bidi="zh_TW"/>
-        </w:rPr>
-        <w:t>無論在古代還是現代社會，人們都認為要用法律來規範個人的行為，是維護群體、城邦或國的利益所必需的。現今，人們認為法律是由人們為了保護自身而制定的。相比之下，人們認為古代近東所有法典都是直接源自於神明。希伯來律法雖然具有自己的特色，但仍遵循近東法典的一般模式。從現存的法典，例如漢謨拉比法典（Code of Hammurabi）、亞述法典和赫人法典中，都可看出這一點。</w:t>
-      </w:r>
-    </w:p>
-    <w:p>
-      <w:pPr/>
-      <w:r>
-        <w:rPr>
-          <w:lang w:val="zh_TW" w:bidi="zh_TW"/>
-        </w:rPr>
-      </w:r>
-      <w:r>
-        <w:rPr>
-          <w:lang w:val="zh_TW" w:bidi="zh_TW"/>
-        </w:rPr>
-        <w:t>雖然證據顯示，漢謨拉比（Hammurab）參考了更早期的蘇美法典（Sumerian codes）來制定自己部分的法律，但他仍宣稱這部法典是從公義之神撒瑪旭（Shamash）所領受的。這項宣稱的主要目的，很可能是要表明他的法典得到撒瑪旭明確的認可。因為至少有些人會知道，這部法典大部分內容其實是根據更早的法律編纂而成的。同樣地，聖經清楚記載了摩西在西奈山領受律法（</w:t>
-      </w:r>
-      <w:hyperlink r:id="rId13">
-        <w:r>
-          <w:rPr>
-            <w:lang w:val="zh_TW" w:bidi="zh_TW"/>
-          </w:rPr>
-          <w:rPr>
-            <w:color w:val="0000EE"/>
-            <w:u w:val="single"/>
-          </w:rPr>
-          <w:t>出19–24章</w:t>
-        </w:r>
-      </w:hyperlink>
-      <w:r>
-        <w:rPr>
-          <w:lang w:val="zh_TW" w:bidi="zh_TW"/>
-        </w:rPr>
-        <w:t>），但這並不排除十誡（即十條誡命）的部分內容可能已經存在於更早的法典之中。摩西律法中也可能包含了一些社會規範，而這些規範是在以色列人寄居埃及期間採納並調整過的。</w:t>
-      </w:r>
-    </w:p>
-    <w:p>
-      <w:pPr>
-        <w:pStyle w:val="Heading3"/>
-      </w:pPr>
-      <w:r>
-        <w:rPr>
-          <w:lang w:val="zh_TW" w:bidi="zh_TW"/>
-        </w:rPr>
-        <w:t>希伯來刑法</w:t>
-      </w:r>
-    </w:p>
-    <w:p>
-      <w:pPr>
-        <w:pStyle w:val="Heading4"/>
-      </w:pPr>
-      <w:r>
-        <w:rPr>
-          <w:lang w:val="zh_TW" w:bidi="zh_TW"/>
-        </w:rPr>
-        <w:t>關於得罪神之罪的律法</w:t>
-      </w:r>
-    </w:p>
-    <w:p>
-      <w:pPr/>
-      <w:r>
-        <w:rPr>
-          <w:lang w:val="zh_TW" w:bidi="zh_TW"/>
-        </w:rPr>
-      </w:r>
-      <w:r>
-        <w:rPr>
-          <w:lang w:val="zh_TW" w:bidi="zh_TW"/>
-        </w:rPr>
-        <w:t>希伯來律法是為一群將宗教信仰視為至關重要，且他們的信仰又容易受到周圍異教民族影響的人民所制定的。因此，希伯來律法有相當大的篇幅是涉及得罪神的罪，也就不足為奇。律法書或摩西五經（聖經最前面的五卷書）一再禁止人拜偶像：「不可為自己雕刻偶像，也不可做甚麼形像彷彿上天、下地，和地底下、水中的百物。不可跪拜那些像，也不可事奉它。」（</w:t>
-      </w:r>
-      <w:hyperlink r:id="rId14">
-        <w:r>
-          <w:rPr>
-            <w:lang w:val="zh_TW" w:bidi="zh_TW"/>
-          </w:rPr>
-          <w:rPr>
-            <w:color w:val="0000EE"/>
-            <w:u w:val="single"/>
-          </w:rPr>
-          <w:t>出20:4–5</w:t>
-        </w:r>
-      </w:hyperlink>
-      <w:r>
-        <w:rPr>
-          <w:lang w:val="zh_TW" w:bidi="zh_TW"/>
-        </w:rPr>
-        <w:t>）。在一些異教宗教會獻上嬰孩為祭，而在以色列被明文禁止。這項罪與其它殺人罪一樣，都要處以石刑（</w:t>
-      </w:r>
-      <w:hyperlink r:id="rId15">
-        <w:r>
-          <w:rPr>
-            <w:lang w:val="zh_TW" w:bidi="zh_TW"/>
-          </w:rPr>
-          <w:rPr>
-            <w:color w:val="0000EE"/>
-            <w:u w:val="single"/>
-          </w:rPr>
-          <w:t>利20:2</w:t>
-        </w:r>
-      </w:hyperlink>
-      <w:r>
-        <w:rPr>
-          <w:lang w:val="zh_TW" w:bidi="zh_TW"/>
-        </w:rPr>
-        <w:t>）。</w:t>
-      </w:r>
-    </w:p>
-    <w:p>
-      <w:pPr/>
-      <w:r>
-        <w:rPr>
-          <w:lang w:val="zh_TW" w:bidi="zh_TW"/>
-        </w:rPr>
-      </w:r>
-      <w:r>
-        <w:rPr>
-          <w:lang w:val="zh_TW" w:bidi="zh_TW"/>
-        </w:rPr>
-        <w:t>利未記記載，褻瀆神的名應當處以石刑（</w:t>
-      </w:r>
-      <w:hyperlink r:id="rId16">
-        <w:r>
-          <w:rPr>
-            <w:lang w:val="zh_TW" w:bidi="zh_TW"/>
-          </w:rPr>
-          <w:rPr>
-            <w:color w:val="0000EE"/>
-            <w:u w:val="single"/>
-          </w:rPr>
-          <w:t>利24:11–16</w:t>
-        </w:r>
-      </w:hyperlink>
-      <w:r>
-        <w:rPr>
-          <w:lang w:val="zh_TW" w:bidi="zh_TW"/>
-        </w:rPr>
-        <w:t>）。說假預言也是一種罪。這項指控可能適用於鳳雅巍以外的神的名說預言的人，或假稱自己的預言來自神啟示的人。耶利米曾預言尼布甲尼撒將戰勝猶大南國；人們一度認為這是假預言，因此他幾乎被暴民私刑處死（</w:t>
-      </w:r>
-      <w:hyperlink r:id="rId17">
-        <w:r>
-          <w:rPr>
-            <w:lang w:val="zh_TW" w:bidi="zh_TW"/>
-          </w:rPr>
-          <w:rPr>
-            <w:color w:val="0000EE"/>
-            <w:u w:val="single"/>
-          </w:rPr>
-          <w:t>耶26:8–9</w:t>
-        </w:r>
-      </w:hyperlink>
-      <w:r>
-        <w:rPr>
-          <w:lang w:val="zh_TW" w:bidi="zh_TW"/>
-        </w:rPr>
-        <w:t>）。</w:t>
-      </w:r>
-    </w:p>
-    <w:p>
-      <w:pPr/>
-      <w:r>
-        <w:rPr>
-          <w:lang w:val="zh_TW" w:bidi="zh_TW"/>
-        </w:rPr>
-      </w:r>
-      <w:r>
-        <w:rPr>
-          <w:lang w:val="zh_TW" w:bidi="zh_TW"/>
-        </w:rPr>
-        <w:t>守一週的第七日為聖日的觀念，源於記念神在六日之內創造天地，並在第七日安息。守安息日，就是要全家停止一切勞動，包括家中的牲畜在內（</w:t>
-      </w:r>
-      <w:hyperlink r:id="rId18">
-        <w:r>
-          <w:rPr>
-            <w:lang w:val="zh_TW" w:bidi="zh_TW"/>
-          </w:rPr>
-          <w:rPr>
-            <w:color w:val="0000EE"/>
-            <w:u w:val="single"/>
-          </w:rPr>
-          <w:t>出16:23</w:t>
-        </w:r>
-      </w:hyperlink>
-      <w:r>
-        <w:rPr>
-          <w:lang w:val="zh_TW" w:bidi="zh_TW"/>
-        </w:rPr>
-        <w:t>，</w:t>
-      </w:r>
-      <w:hyperlink r:id="rId19">
-        <w:r>
-          <w:rPr>
-            <w:lang w:val="zh_TW" w:bidi="zh_TW"/>
-          </w:rPr>
-          <w:rPr>
-            <w:color w:val="0000EE"/>
-            <w:u w:val="single"/>
-          </w:rPr>
-          <w:t>20:8–11</w:t>
-        </w:r>
-      </w:hyperlink>
-      <w:r>
-        <w:rPr>
-          <w:lang w:val="zh_TW" w:bidi="zh_TW"/>
-        </w:rPr>
-        <w:t>）。百姓也必須在安息日聚集敬拜神。到了希伯來歷史較後期，這類聚會包括誦讀聖經、禱告和講道。違反安息日規定的人可能會被判處死刑。正如民數記中記載一個人在安息日撿柴，因此被處死（</w:t>
-      </w:r>
-      <w:hyperlink r:id="rId20">
-        <w:r>
-          <w:rPr>
-            <w:lang w:val="zh_TW" w:bidi="zh_TW"/>
-          </w:rPr>
-          <w:rPr>
-            <w:color w:val="0000EE"/>
-            <w:u w:val="single"/>
-          </w:rPr>
-          <w:t>民15:32–36</w:t>
-        </w:r>
-      </w:hyperlink>
-      <w:r>
-        <w:rPr>
-          <w:lang w:val="zh_TW" w:bidi="zh_TW"/>
-        </w:rPr>
-        <w:t>）。</w:t>
-      </w:r>
-    </w:p>
-    <w:p>
-      <w:pPr/>
-      <w:r>
-        <w:rPr>
-          <w:lang w:val="zh_TW" w:bidi="zh_TW"/>
-        </w:rPr>
-      </w:r>
-      <w:r>
-        <w:rPr>
-          <w:lang w:val="zh_TW" w:bidi="zh_TW"/>
-        </w:rPr>
-        <w:t>任何蓄意犯罪都被視為得罪神的罪，因為一切律法都出於神；因此，這類罪都可判處死刑 （</w:t>
-      </w:r>
-      <w:hyperlink r:id="rId21">
-        <w:r>
-          <w:rPr>
-            <w:lang w:val="zh_TW" w:bidi="zh_TW"/>
-          </w:rPr>
-          <w:rPr>
-            <w:color w:val="0000EE"/>
-            <w:u w:val="single"/>
-          </w:rPr>
-          <w:t>民15:30–31</w:t>
-        </w:r>
-      </w:hyperlink>
-      <w:r>
-        <w:rPr>
-          <w:lang w:val="zh_TW" w:bidi="zh_TW"/>
-        </w:rPr>
-        <w:t>）。希伯來律法也要求人要把初熟之物獻給耶和華，不可拖延。這項規定有時也延伸到長子身上，就是把長子分別出來歸給耶和華（雅巍），在聖殿中事奉祂 （</w:t>
-      </w:r>
-      <w:hyperlink r:id="rId22">
-        <w:r>
-          <w:rPr>
-            <w:lang w:val="zh_TW" w:bidi="zh_TW"/>
-          </w:rPr>
-          <w:rPr>
-            <w:color w:val="0000EE"/>
-            <w:u w:val="single"/>
-          </w:rPr>
-          <w:t>出22:29–30</w:t>
-        </w:r>
-      </w:hyperlink>
-      <w:r>
-        <w:rPr>
-          <w:lang w:val="zh_TW" w:bidi="zh_TW"/>
-        </w:rPr>
-        <w:t>；</w:t>
-      </w:r>
-      <w:hyperlink r:id="rId23">
-        <w:r>
-          <w:rPr>
-            <w:lang w:val="zh_TW" w:bidi="zh_TW"/>
-          </w:rPr>
-          <w:rPr>
-            <w:color w:val="0000EE"/>
-            <w:u w:val="single"/>
-          </w:rPr>
-          <w:t>申15:19</w:t>
-        </w:r>
-      </w:hyperlink>
-      <w:r>
-        <w:rPr>
-          <w:lang w:val="zh_TW" w:bidi="zh_TW"/>
-        </w:rPr>
-        <w:t>）。</w:t>
-      </w:r>
-    </w:p>
-    <w:p>
-      <w:pPr>
-        <w:pStyle w:val="Heading4"/>
-      </w:pPr>
-      <w:r>
-        <w:rPr>
-          <w:lang w:val="zh_TW" w:bidi="zh_TW"/>
-        </w:rPr>
-        <w:t>人身傷害</w:t>
-      </w:r>
-    </w:p>
-    <w:p>
-      <w:pPr/>
-      <w:r>
-        <w:rPr>
-          <w:lang w:val="zh_TW" w:bidi="zh_TW"/>
-        </w:rPr>
-      </w:r>
-      <w:r>
-        <w:rPr>
-          <w:lang w:val="zh_TW" w:bidi="zh_TW"/>
-        </w:rPr>
-        <w:t>謀殺是冒犯神形像的罪；在舊約聖經時代，這是許多可判處死刑的罪之一。出埃及記明確規定：「打人以致打死的，必要把他治死。」（</w:t>
-      </w:r>
-      <w:hyperlink r:id="rId24">
-        <w:r>
-          <w:rPr>
-            <w:lang w:val="zh_TW" w:bidi="zh_TW"/>
-          </w:rPr>
-          <w:rPr>
-            <w:color w:val="0000EE"/>
-            <w:u w:val="single"/>
-          </w:rPr>
-          <w:t>出21:12</w:t>
-        </w:r>
-      </w:hyperlink>
-      <w:r>
-        <w:rPr>
-          <w:lang w:val="zh_TW" w:bidi="zh_TW"/>
-        </w:rPr>
-        <w:t>）。如果兇手使用石頭、木器或鐵器等凶器殺人，死者的親屬可以為死者報仇，將兇手處死。如果死亡事件純屬意外，會眾有時會保護肇事者，並幫助他逃往附近的逃城。他只要留在逃城內，便可得到保護。這人必須住在那裡，直到當時的大祭司去世，之後才可以返回自己的城（</w:t>
-      </w:r>
-      <w:hyperlink r:id="rId25">
-        <w:r>
-          <w:rPr>
-            <w:lang w:val="zh_TW" w:bidi="zh_TW"/>
-          </w:rPr>
-          <w:rPr>
-            <w:color w:val="0000EE"/>
-            <w:u w:val="single"/>
-          </w:rPr>
-          <w:t>民35:10–28</w:t>
-        </w:r>
-      </w:hyperlink>
-      <w:r>
-        <w:rPr>
-          <w:lang w:val="zh_TW" w:bidi="zh_TW"/>
-        </w:rPr>
-        <w:t>）。第六條誡命吩咐說：「不可殺人」（</w:t>
-      </w:r>
-      <w:hyperlink r:id="rId26">
-        <w:r>
-          <w:rPr>
-            <w:lang w:val="zh_TW" w:bidi="zh_TW"/>
-          </w:rPr>
-          <w:rPr>
-            <w:color w:val="0000EE"/>
-            <w:u w:val="single"/>
-          </w:rPr>
-          <w:t>出20:13</w:t>
-        </w:r>
-      </w:hyperlink>
-      <w:r>
-        <w:rPr>
-          <w:lang w:val="zh_TW" w:bidi="zh_TW"/>
-        </w:rPr>
-        <w:t>）。這裡的希伯來文特指謀殺，而不是所有形式的殺戮。因此，在爭戰中殺死仇敵，以及依法處死殺人犯，都被視為必要之舉，並不在禁止之列。任何定罪都必須有一位以上的見證人，尤其是在謀殺案件中更是如此（</w:t>
-      </w:r>
-      <w:hyperlink r:id="rId27">
-        <w:r>
-          <w:rPr>
-            <w:lang w:val="zh_TW" w:bidi="zh_TW"/>
-          </w:rPr>
-          <w:rPr>
-            <w:color w:val="0000EE"/>
-            <w:u w:val="single"/>
-          </w:rPr>
-          <w:t>民35:30</w:t>
-        </w:r>
-      </w:hyperlink>
-      <w:r>
-        <w:rPr>
-          <w:lang w:val="zh_TW" w:bidi="zh_TW"/>
-        </w:rPr>
-        <w:t>；</w:t>
-      </w:r>
-      <w:hyperlink r:id="rId28">
-        <w:r>
-          <w:rPr>
-            <w:lang w:val="zh_TW" w:bidi="zh_TW"/>
-          </w:rPr>
-          <w:rPr>
-            <w:color w:val="0000EE"/>
-            <w:u w:val="single"/>
-          </w:rPr>
-          <w:t>申17:6</w:t>
-        </w:r>
-      </w:hyperlink>
-      <w:r>
-        <w:rPr>
-          <w:lang w:val="zh_TW" w:bidi="zh_TW"/>
-        </w:rPr>
-        <w:t>，</w:t>
-      </w:r>
-      <w:hyperlink r:id="rId29">
-        <w:r>
-          <w:rPr>
-            <w:lang w:val="zh_TW" w:bidi="zh_TW"/>
-          </w:rPr>
-          <w:rPr>
-            <w:color w:val="0000EE"/>
-            <w:u w:val="single"/>
-          </w:rPr>
-          <w:t>19:15</w:t>
-        </w:r>
-      </w:hyperlink>
-      <w:r>
-        <w:rPr>
-          <w:lang w:val="zh_TW" w:bidi="zh_TW"/>
-        </w:rPr>
-        <w:t>）。</w:t>
-      </w:r>
-    </w:p>
-    <w:p>
-      <w:pPr/>
-      <w:r>
-        <w:rPr>
-          <w:lang w:val="zh_TW" w:bidi="zh_TW"/>
-        </w:rPr>
-      </w:r>
-      <w:r>
-        <w:rPr>
-          <w:lang w:val="zh_TW" w:bidi="zh_TW"/>
-        </w:rPr>
-        <w:t>漢謨拉比法典規定，如果一個人意外使他人受傷，他必須支付醫治傷者的費用。如果傷者死亡，則要按照死者的身分地位繳納罰金。從某方面來說，希伯來律法比這更進一步，因為它要求加害者賠償傷者因受傷而損失的時間（</w:t>
-      </w:r>
-      <w:hyperlink r:id="rId30">
-        <w:r>
-          <w:rPr>
-            <w:lang w:val="zh_TW" w:bidi="zh_TW"/>
-          </w:rPr>
-          <w:rPr>
-            <w:color w:val="0000EE"/>
-            <w:u w:val="single"/>
-          </w:rPr>
-          <w:t>出21:18–19</w:t>
-        </w:r>
-      </w:hyperlink>
-      <w:r>
-        <w:rPr>
-          <w:lang w:val="zh_TW" w:bidi="zh_TW"/>
-        </w:rPr>
-        <w:t>）。</w:t>
-      </w:r>
-    </w:p>
-    <w:p>
-      <w:pPr/>
-      <w:r>
-        <w:rPr>
-          <w:lang w:val="zh_TW" w:bidi="zh_TW"/>
-        </w:rPr>
-      </w:r>
-      <w:r>
-        <w:rPr>
-          <w:lang w:val="zh_TW" w:bidi="zh_TW"/>
-        </w:rPr>
-        <w:t>在舊約聖經中，拐帶人口要被判處死刑。出埃及記說：「拐帶人口，或是把人賣了，或是留在他手下，必要把他治死。」（</w:t>
-      </w:r>
-      <w:hyperlink r:id="rId31">
-        <w:r>
-          <w:rPr>
-            <w:lang w:val="zh_TW" w:bidi="zh_TW"/>
-          </w:rPr>
-          <w:rPr>
-            <w:color w:val="0000EE"/>
-            <w:u w:val="single"/>
-          </w:rPr>
-          <w:t>出21:16</w:t>
-        </w:r>
-      </w:hyperlink>
-      <w:r>
-        <w:rPr>
-          <w:lang w:val="zh_TW" w:bidi="zh_TW"/>
-        </w:rPr>
-        <w:t>）。約瑟的哥哥賣約瑟為奴僕，就是這類拐帶人口的例子。</w:t>
-      </w:r>
-    </w:p>
-    <w:p>
-      <w:pPr>
-        <w:pStyle w:val="Heading4"/>
-      </w:pPr>
-      <w:r>
-        <w:rPr>
-          <w:lang w:val="zh_TW" w:bidi="zh_TW"/>
-        </w:rPr>
-        <w:t>關於財產的律法</w:t>
-      </w:r>
-    </w:p>
-    <w:p>
-      <w:pPr/>
-      <w:r>
-        <w:rPr>
-          <w:lang w:val="zh_TW" w:bidi="zh_TW"/>
-        </w:rPr>
-      </w:r>
-      <w:r>
-        <w:rPr>
-          <w:lang w:val="zh_TW" w:bidi="zh_TW"/>
-        </w:rPr>
-        <w:t>出埃及記對於損害他人財產或農作物的情況有相當具體的規定。如果田地失火，而火勢蔓延到別人的田地，燒毀了那裡的農作物，縱火的人，或者最先失火之田地的主人，都必須賠償所造成的損失（</w:t>
-      </w:r>
-      <w:hyperlink r:id="rId32">
-        <w:r>
-          <w:rPr>
-            <w:lang w:val="zh_TW" w:bidi="zh_TW"/>
-          </w:rPr>
-          <w:rPr>
-            <w:color w:val="0000EE"/>
-            <w:u w:val="single"/>
-          </w:rPr>
-          <w:t>出22:6</w:t>
-        </w:r>
-      </w:hyperlink>
-      <w:r>
-        <w:rPr>
-          <w:lang w:val="zh_TW" w:bidi="zh_TW"/>
-        </w:rPr>
-        <w:t>）。漢謨拉比法典也記載了一個類似的案例：有人疏於修理堤壩，以致洪水沖毀鄰舍的農作物，因此必須負起賠償責任。</w:t>
-      </w:r>
-    </w:p>
-    <w:p>
-      <w:pPr/>
-      <w:r>
-        <w:rPr>
-          <w:lang w:val="zh_TW" w:bidi="zh_TW"/>
-        </w:rPr>
-      </w:r>
-      <w:r>
-        <w:rPr>
-          <w:lang w:val="zh_TW" w:bidi="zh_TW"/>
-        </w:rPr>
-        <w:t>牲畜受傷，尤其是牛隻受傷，以及牲畜造成的人身傷害或財產損失，都是希伯來律法中重要的內容。如果一頭一向溫馴的牛撞死人，牛的主人無罪，但那頭牛必須要被處死。這對主人來說，失去牛本身就是相當重的經濟損失。如果一頭慣常頂傷人的牛撞死人，而主人又沒有妥善看管，那麼牛和主人便要被處死。不過，主人可以繳納議定的贖價來贖回自己的性命。如果被牛撞死的是奴僕，就要用石頭打死那頭牛，而主人則要繳納罰金（</w:t>
-      </w:r>
-      <w:hyperlink r:id="rId33">
-        <w:r>
-          <w:rPr>
-            <w:lang w:val="zh_TW" w:bidi="zh_TW"/>
-          </w:rPr>
-          <w:rPr>
-            <w:color w:val="0000EE"/>
-            <w:u w:val="single"/>
-          </w:rPr>
-          <w:t>出21:28–32</w:t>
-        </w:r>
-      </w:hyperlink>
-      <w:r>
-        <w:rPr>
-          <w:lang w:val="zh_TW" w:bidi="zh_TW"/>
-        </w:rPr>
-        <w:t>）。漢謨拉比法典對類似情況也有其規定。在牲畜第一次傷人時，主人不會受處罰；但如果主人明知那頭牛有危險，卻沒有採取措施防止傷害發生，就必須以銀子繳納罰款。如果受害的人是上層階級人士，罰款金額便很高；如果受害的人是奴僕，罰款則較少。無論情況多麼嚴重，也無論那頭牛多麼兇猛，漢謨拉比法典都只規定罰款，從不判處牲畜或主人死刑。</w:t>
-      </w:r>
-    </w:p>
-    <w:p>
-      <w:pPr/>
-      <w:r>
-        <w:rPr>
-          <w:lang w:val="zh_TW" w:bidi="zh_TW"/>
-        </w:rPr>
-      </w:r>
-      <w:r>
-        <w:rPr>
-          <w:lang w:val="zh_TW" w:bidi="zh_TW"/>
-        </w:rPr>
-        <w:t>希伯來律法也懲罰因疏忽而導致牲畜受傷的情況。如果有人挖了坑卻沒有蓋好，以致牛或驢掉進坑裡，牲畜的主人就有權獲得賠償（</w:t>
-      </w:r>
-      <w:hyperlink r:id="rId34">
-        <w:r>
-          <w:rPr>
-            <w:lang w:val="zh_TW" w:bidi="zh_TW"/>
-          </w:rPr>
-          <w:rPr>
-            <w:color w:val="0000EE"/>
-            <w:u w:val="single"/>
-          </w:rPr>
-          <w:t>出21:33–36</w:t>
-        </w:r>
-      </w:hyperlink>
-      <w:r>
-        <w:rPr>
-          <w:lang w:val="zh_TW" w:bidi="zh_TW"/>
-        </w:rPr>
-        <w:t>）。</w:t>
-      </w:r>
-    </w:p>
-    <w:p>
-      <w:pPr/>
-      <w:r>
-        <w:rPr>
-          <w:lang w:val="zh_TW" w:bidi="zh_TW"/>
-        </w:rPr>
-      </w:r>
-      <w:r>
-        <w:rPr>
-          <w:lang w:val="zh_TW" w:bidi="zh_TW"/>
-        </w:rPr>
-        <w:t>在古代文化中，人們一般將婦女視為財產，就像牲畜或奴僕一樣。女兒出嫁前算作父親的財產；出嫁後算作丈夫的財產。因此，任何人若侵害已婚婦女，律法就將這種行為列為侵犯丈夫財產的罪。按照漢謨拉比法典，人們可以把兒女賣為奴僕或債奴，且通常是為了償還父親的債務（參</w:t>
-      </w:r>
-      <w:hyperlink r:id="rId35">
-        <w:r>
-          <w:rPr>
-            <w:lang w:val="zh_TW" w:bidi="zh_TW"/>
-          </w:rPr>
-          <w:rPr>
-            <w:color w:val="0000EE"/>
-            <w:u w:val="single"/>
-          </w:rPr>
-          <w:t>出21:2–7</w:t>
-        </w:r>
-      </w:hyperlink>
-      <w:r>
-        <w:rPr>
-          <w:lang w:val="zh_TW" w:bidi="zh_TW"/>
-        </w:rPr>
-        <w:t>；</w:t>
-      </w:r>
-      <w:hyperlink r:id="rId36">
-        <w:r>
-          <w:rPr>
-            <w:lang w:val="zh_TW" w:bidi="zh_TW"/>
-          </w:rPr>
-          <w:rPr>
-            <w:color w:val="0000EE"/>
-            <w:u w:val="single"/>
-          </w:rPr>
-          <w:t>尼5:5–8</w:t>
-        </w:r>
-      </w:hyperlink>
-      <w:r>
-        <w:rPr>
-          <w:lang w:val="zh_TW" w:bidi="zh_TW"/>
-        </w:rPr>
-        <w:t>；</w:t>
-      </w:r>
-      <w:hyperlink r:id="rId37">
-        <w:r>
-          <w:rPr>
-            <w:lang w:val="zh_TW" w:bidi="zh_TW"/>
-          </w:rPr>
-          <w:rPr>
-            <w:color w:val="0000EE"/>
-            <w:u w:val="single"/>
-          </w:rPr>
-          <w:t>賽50:1</w:t>
-        </w:r>
-      </w:hyperlink>
-      <w:r>
-        <w:rPr>
-          <w:lang w:val="zh_TW" w:bidi="zh_TW"/>
-        </w:rPr>
-        <w:t>）。聖經律法非常重視父母的權柄。如果兒子頑梗悖逆、不肯聽從父母，又是貪食好酒的人，父母可以把他帶到長老面前受審。長老若判定他有罪，本城的人就要用石頭打死他（</w:t>
-      </w:r>
-      <w:hyperlink r:id="rId38">
-        <w:r>
-          <w:rPr>
-            <w:lang w:val="zh_TW" w:bidi="zh_TW"/>
-          </w:rPr>
-          <w:rPr>
-            <w:color w:val="0000EE"/>
-            <w:u w:val="single"/>
-          </w:rPr>
-          <w:t>申21:18–21</w:t>
-        </w:r>
-      </w:hyperlink>
-      <w:r>
-        <w:rPr>
-          <w:lang w:val="zh_TW" w:bidi="zh_TW"/>
-        </w:rPr>
-        <w:t>）。然而，即使是這樣的規定，某種程度上仍是在保障兒女的權利，因為一些近東法典允許父母不必經過長老或任何人的審理，就可以直接下令處死自己的兒女。雖然當時的人普遍輕看女兒，律法仍規定如果沒有兒子，女兒可以承受產業（</w:t>
-      </w:r>
-      <w:hyperlink r:id="rId39">
-        <w:r>
-          <w:rPr>
-            <w:lang w:val="zh_TW" w:bidi="zh_TW"/>
-          </w:rPr>
-          <w:rPr>
-            <w:color w:val="0000EE"/>
-            <w:u w:val="single"/>
-          </w:rPr>
-          <w:t>民27:8</w:t>
-        </w:r>
-      </w:hyperlink>
-      <w:r>
-        <w:rPr>
-          <w:lang w:val="zh_TW" w:bidi="zh_TW"/>
-        </w:rPr>
-        <w:t>）。</w:t>
-      </w:r>
-    </w:p>
-    <w:p>
-      <w:pPr/>
-      <w:r>
-        <w:rPr>
-          <w:lang w:val="zh_TW" w:bidi="zh_TW"/>
-        </w:rPr>
-      </w:r>
-      <w:r>
-        <w:rPr>
-          <w:lang w:val="zh_TW" w:bidi="zh_TW"/>
-        </w:rPr>
-        <w:t>姦淫是十誡中所禁止的罪。當時人們把妻子看作丈夫的財產，因此也把姦淫列為侵犯丈夫財產的罪。申命記相當詳細地論及姦淫的各種情況，並規定男女雙方都要處死（</w:t>
-      </w:r>
-      <w:hyperlink r:id="rId40">
-        <w:r>
-          <w:rPr>
-            <w:lang w:val="zh_TW" w:bidi="zh_TW"/>
-          </w:rPr>
-          <w:rPr>
-            <w:color w:val="0000EE"/>
-            <w:u w:val="single"/>
-          </w:rPr>
-          <w:t>申22:22</w:t>
-        </w:r>
-      </w:hyperlink>
-      <w:r>
-        <w:rPr>
-          <w:lang w:val="zh_TW" w:bidi="zh_TW"/>
-        </w:rPr>
-        <w:t>）。如果有人引誘一名尚未許配人的年輕女子與他同寢，他必須向女子的父親支付聘禮（50舍客勒銀子）。此後，他不可休她，必須終身娶她為妻（</w:t>
-      </w:r>
-      <w:hyperlink r:id="rId41">
-        <w:r>
-          <w:rPr>
-            <w:lang w:val="zh_TW" w:bidi="zh_TW"/>
-          </w:rPr>
-          <w:rPr>
-            <w:color w:val="0000EE"/>
-            <w:u w:val="single"/>
-          </w:rPr>
-          <w:t>出22:16</w:t>
-        </w:r>
-      </w:hyperlink>
-      <w:r>
-        <w:rPr>
-          <w:lang w:val="zh_TW" w:bidi="zh_TW"/>
-        </w:rPr>
-        <w:t>；</w:t>
-      </w:r>
-      <w:hyperlink r:id="rId42">
-        <w:r>
-          <w:rPr>
-            <w:lang w:val="zh_TW" w:bidi="zh_TW"/>
-          </w:rPr>
-          <w:rPr>
-            <w:color w:val="0000EE"/>
-            <w:u w:val="single"/>
-          </w:rPr>
-          <w:t>申22:28–29</w:t>
-        </w:r>
-      </w:hyperlink>
-      <w:r>
-        <w:rPr>
-          <w:lang w:val="zh_TW" w:bidi="zh_TW"/>
-        </w:rPr>
-        <w:t>）。</w:t>
-      </w:r>
-    </w:p>
-    <w:p>
-      <w:pPr/>
-      <w:r>
-        <w:rPr>
-          <w:lang w:val="zh_TW" w:bidi="zh_TW"/>
-        </w:rPr>
-      </w:r>
-      <w:r>
-        <w:rPr>
-          <w:lang w:val="zh_TW" w:bidi="zh_TW"/>
-        </w:rPr>
-        <w:t>如果有人指控妻子犯了姦淫罪，卻沒有證據，就要進行審判。丈夫要帶其妻子到祭司那裡，並獻上供物（十分之一伊法大麥麵，不可澆上油，也不可加上乳香），這是一份疑恨的素祭，表明丈夫如今是在懷疑妻子。接著，那婦人要站在耶和華面前，手拿一個盛著聖水的瓦器。祭司要把會幕地上的塵土摻入水中，並把素祭放在婦人的手中。祭司要散開婦人的頭髮，這不但表示她的憂傷，也顯出她失去了丈夫的尊重。然後，婦人必須起誓。之後，祭司向她宣告咒詛，大意是：她雖然容易受孕，卻會多次流產。婦人必須同意這項誓言。祭司把咒詛的話寫在書上，再把字跡洗入「苦水」之中。之後，婦人要喝下這苦水；同時，祭司要把她手中的素祭在耶和華面前搖一搖，又取一部分燒在壇上。祭司告訴她，如果她有罪，這水就會使她的大腿消瘦、肚腹發脹。如果發生這種情況，她會遭人棄絕；但如果證明她無罪，她就可以自由離去。無論結果如何，丈夫都不必為這項指控承擔罪責（</w:t>
-      </w:r>
-      <w:hyperlink r:id="rId43">
-        <w:r>
-          <w:rPr>
-            <w:lang w:val="zh_TW" w:bidi="zh_TW"/>
-          </w:rPr>
-          <w:rPr>
-            <w:color w:val="0000EE"/>
-            <w:u w:val="single"/>
-          </w:rPr>
-          <w:t>民5:12–31</w:t>
-        </w:r>
-      </w:hyperlink>
-      <w:r>
-        <w:rPr>
-          <w:lang w:val="zh_TW" w:bidi="zh_TW"/>
-        </w:rPr>
-        <w:t>）。</w:t>
-      </w:r>
-    </w:p>
-    <w:p>
-      <w:pPr/>
-      <w:r>
-        <w:rPr>
-          <w:lang w:val="zh_TW" w:bidi="zh_TW"/>
-        </w:rPr>
-      </w:r>
-      <w:r>
-        <w:rPr>
-          <w:lang w:val="zh_TW" w:bidi="zh_TW"/>
-        </w:rPr>
-        <w:t>如果主人毆打奴僕，以致奴僕當場死亡，就必須為奴僕的死追討罪責。如果奴僕拖延數日才死，就不必追討罪責，因為主人失去奴僕本身已經算是對他的懲罰（</w:t>
-      </w:r>
-      <w:hyperlink r:id="rId44">
-        <w:r>
-          <w:rPr>
-            <w:lang w:val="zh_TW" w:bidi="zh_TW"/>
-          </w:rPr>
-          <w:rPr>
-            <w:color w:val="0000EE"/>
-            <w:u w:val="single"/>
-          </w:rPr>
-          <w:t>出21:20–21</w:t>
-        </w:r>
-      </w:hyperlink>
-      <w:r>
-        <w:rPr>
-          <w:lang w:val="zh_TW" w:bidi="zh_TW"/>
-        </w:rPr>
-        <w:t>）。希伯來人大概很少實際運用這條律法；漢謨拉比法典中也沒有與之相對應的條文。如果主人傷害奴僕，導致他失去一隻眼睛或一顆牙齒，希伯來律法規定主人必須釋放那名奴僕（</w:t>
-      </w:r>
-      <w:hyperlink r:id="rId45">
-        <w:r>
-          <w:rPr>
-            <w:lang w:val="zh_TW" w:bidi="zh_TW"/>
-          </w:rPr>
-          <w:rPr>
-            <w:color w:val="0000EE"/>
-            <w:u w:val="single"/>
-          </w:rPr>
-          <w:t>26–27</w:t>
-        </w:r>
-      </w:hyperlink>
-      <w:r>
-        <w:rPr>
-          <w:lang w:val="zh_TW" w:bidi="zh_TW"/>
-        </w:rPr>
-        <w:t>節）。漢謨拉比法典記載了一個人傷害別人奴僕的案例；加害者必須向奴僕的主人支付相當於該奴僕身價一半的賠償。</w:t>
-      </w:r>
-    </w:p>
-    <w:p>
-      <w:pPr/>
-      <w:r>
-        <w:rPr>
-          <w:lang w:val="zh_TW" w:bidi="zh_TW"/>
-        </w:rPr>
-      </w:r>
-      <w:r>
-        <w:rPr>
-          <w:lang w:val="zh_TW" w:bidi="zh_TW"/>
-        </w:rPr>
-        <w:t>希伯來律法對盜竊和入室行竊著墨不多。律法推定竊賊願意悔改並作出賠償。在歸還贓物並繳納少量罰款之後，盜賊便可以再次「親近耶和華」（</w:t>
-      </w:r>
-      <w:hyperlink r:id="rId46">
-        <w:r>
-          <w:rPr>
-            <w:lang w:val="zh_TW" w:bidi="zh_TW"/>
-          </w:rPr>
-          <w:rPr>
-            <w:color w:val="0000EE"/>
-            <w:u w:val="single"/>
-          </w:rPr>
-          <w:t>利6:2–7</w:t>
-        </w:r>
-      </w:hyperlink>
-      <w:r>
-        <w:rPr>
-          <w:lang w:val="zh_TW" w:bidi="zh_TW"/>
-        </w:rPr>
-        <w:t>）。然而，漢謨拉比法典規定，入室行竊要判處死刑。按照希伯來律法，偷竊牲畜的人至少要賠償兩倍；如果偷的是公牛或母牛，或者已把牠賣掉，就必須五倍償還。漢謨拉比法典也有類似條文：「如果有人偷竊牛、羊、驢、豬或山羊，若屬神廟或王宮所有，就要償還三十倍；若屬自由人所有，就要償還十倍。如果盜賊無力償還，就要處死。」按照希伯來律法，從別人家中偷來的財物只須歸還，不必另外受罰。如果盜賊已經失去所偷的財物，又無力賠償等值財物，人們可以把他賣為奴僕，直到完成賠償為止（</w:t>
-      </w:r>
-      <w:hyperlink r:id="rId47">
-        <w:r>
-          <w:rPr>
-            <w:lang w:val="zh_TW" w:bidi="zh_TW"/>
-          </w:rPr>
-          <w:rPr>
-            <w:color w:val="0000EE"/>
-            <w:u w:val="single"/>
-          </w:rPr>
-          <w:t>出22:1–4</w:t>
-        </w:r>
-      </w:hyperlink>
-      <w:r>
-        <w:rPr>
-          <w:lang w:val="zh_TW" w:bidi="zh_TW"/>
-        </w:rPr>
-        <w:t>）。</w:t>
-      </w:r>
-    </w:p>
-    <w:p>
-      <w:pPr>
-        <w:pStyle w:val="Heading4"/>
-      </w:pPr>
-      <w:r>
-        <w:rPr>
-          <w:lang w:val="zh_TW" w:bidi="zh_TW"/>
-        </w:rPr>
-        <w:t>一般律法</w:t>
-      </w:r>
-    </w:p>
-    <w:p>
-      <w:pPr/>
-      <w:r>
-        <w:rPr>
-          <w:lang w:val="zh_TW" w:bidi="zh_TW"/>
-        </w:rPr>
-      </w:r>
-      <w:r>
-        <w:rPr>
-          <w:lang w:val="zh_TW" w:bidi="zh_TW"/>
-        </w:rPr>
-        <w:t>出埃及記和申命記所記載的希伯來律法，包含許多普遍適用的禁令。其中有些涉及商業活動，例如不可挪移地界（</w:t>
-      </w:r>
-      <w:hyperlink r:id="rId48">
-        <w:r>
-          <w:rPr>
-            <w:lang w:val="zh_TW" w:bidi="zh_TW"/>
-          </w:rPr>
-          <w:rPr>
-            <w:color w:val="0000EE"/>
-            <w:u w:val="single"/>
-          </w:rPr>
-          <w:t>申19:14</w:t>
-        </w:r>
-      </w:hyperlink>
-      <w:r>
-        <w:rPr>
-          <w:lang w:val="zh_TW" w:bidi="zh_TW"/>
-        </w:rPr>
-        <w:t>）。律法也譴責使用虛假的度量衡（</w:t>
-      </w:r>
-      <w:hyperlink r:id="rId49">
-        <w:r>
-          <w:rPr>
-            <w:lang w:val="zh_TW" w:bidi="zh_TW"/>
-          </w:rPr>
-          <w:rPr>
-            <w:color w:val="0000EE"/>
-            <w:u w:val="single"/>
-          </w:rPr>
-          <w:t>利19:35</w:t>
-        </w:r>
-      </w:hyperlink>
-      <w:r>
-        <w:rPr>
-          <w:lang w:val="zh_TW" w:bidi="zh_TW"/>
-        </w:rPr>
-        <w:t>；</w:t>
-      </w:r>
-      <w:hyperlink r:id="rId50">
-        <w:r>
-          <w:rPr>
-            <w:lang w:val="zh_TW" w:bidi="zh_TW"/>
-          </w:rPr>
-          <w:rPr>
-            <w:color w:val="0000EE"/>
-            <w:u w:val="single"/>
-          </w:rPr>
-          <w:t>申25:15</w:t>
-        </w:r>
-      </w:hyperlink>
-      <w:r>
-        <w:rPr>
-          <w:lang w:val="zh_TW" w:bidi="zh_TW"/>
-        </w:rPr>
-        <w:t>；</w:t>
-      </w:r>
-      <w:hyperlink r:id="rId51">
-        <w:r>
-          <w:rPr>
-            <w:lang w:val="zh_TW" w:bidi="zh_TW"/>
-          </w:rPr>
-          <w:rPr>
-            <w:color w:val="0000EE"/>
-            <w:u w:val="single"/>
-          </w:rPr>
-          <w:t>箴11:1</w:t>
-        </w:r>
-      </w:hyperlink>
-      <w:r>
-        <w:rPr>
-          <w:lang w:val="zh_TW" w:bidi="zh_TW"/>
-        </w:rPr>
-        <w:t>，</w:t>
-      </w:r>
-      <w:hyperlink r:id="rId52">
-        <w:r>
-          <w:rPr>
-            <w:lang w:val="zh_TW" w:bidi="zh_TW"/>
-          </w:rPr>
-          <w:rPr>
-            <w:color w:val="0000EE"/>
-            <w:u w:val="single"/>
-          </w:rPr>
-          <w:t>20:23</w:t>
-        </w:r>
-      </w:hyperlink>
-      <w:r>
-        <w:rPr>
-          <w:lang w:val="zh_TW" w:bidi="zh_TW"/>
-        </w:rPr>
-        <w:t>；</w:t>
-      </w:r>
-      <w:hyperlink r:id="rId53">
-        <w:r>
-          <w:rPr>
-            <w:lang w:val="zh_TW" w:bidi="zh_TW"/>
-          </w:rPr>
-          <w:rPr>
-            <w:color w:val="0000EE"/>
-            <w:u w:val="single"/>
-          </w:rPr>
-          <w:t>彌6:11</w:t>
-        </w:r>
-      </w:hyperlink>
-      <w:r>
-        <w:rPr>
-          <w:lang w:val="zh_TW" w:bidi="zh_TW"/>
-        </w:rPr>
-        <w:t>）。律法嚴格禁止賄賂（</w:t>
-      </w:r>
-      <w:hyperlink r:id="rId54">
-        <w:r>
-          <w:rPr>
-            <w:lang w:val="zh_TW" w:bidi="zh_TW"/>
-          </w:rPr>
-          <w:rPr>
-            <w:color w:val="0000EE"/>
-            <w:u w:val="single"/>
-          </w:rPr>
-          <w:t>出23:8</w:t>
-        </w:r>
-      </w:hyperlink>
-      <w:r>
-        <w:rPr>
-          <w:lang w:val="zh_TW" w:bidi="zh_TW"/>
-        </w:rPr>
-        <w:t>），卻沒有規定違反這條律法的人應受什麼懲罰。漢謨拉比法典則規定，如果法官更改判決，卻無法提出令人滿意的理由（尤其是有人懷疑他受賄），他必須支付原罰金的12倍金額，並且喪失法官職位。希伯來律法也處理了作假見證的問題，但同樣沒有規定具體的刑罰。漢謨拉比法典規定，如果有人在可判處死刑的案件中作假見證，那麼作假見證的人自己也要被判處死刑（參</w:t>
-      </w:r>
-      <w:hyperlink r:id="rId55">
-        <w:r>
-          <w:rPr>
-            <w:lang w:val="zh_TW" w:bidi="zh_TW"/>
-          </w:rPr>
-          <w:rPr>
-            <w:color w:val="0000EE"/>
-            <w:u w:val="single"/>
-          </w:rPr>
-          <w:t>出23:1</w:t>
-        </w:r>
-      </w:hyperlink>
-      <w:r>
-        <w:rPr>
-          <w:lang w:val="zh_TW" w:bidi="zh_TW"/>
-        </w:rPr>
-        <w:t>）。</w:t>
-      </w:r>
-    </w:p>
-    <w:p>
-      <w:pPr/>
-      <w:r>
-        <w:rPr>
-          <w:lang w:val="zh_TW" w:bidi="zh_TW"/>
-        </w:rPr>
-      </w:r>
-      <w:r>
-        <w:rPr>
-          <w:lang w:val="zh_TW" w:bidi="zh_TW"/>
-        </w:rPr>
-        <w:t>不少希伯來律法反映出對窮人的關懷。例如，窮人欠債時，人不可向他們收取利息；如果拿了他們的外衣作抵押，也不可讓他們在夜間受寒。律法也要求人以憐憫和體諒對待寡婦、孤兒和寄居的人（</w:t>
-      </w:r>
-      <w:hyperlink r:id="rId56">
-        <w:r>
-          <w:rPr>
-            <w:lang w:val="zh_TW" w:bidi="zh_TW"/>
-          </w:rPr>
-          <w:rPr>
-            <w:color w:val="0000EE"/>
-            <w:u w:val="single"/>
-          </w:rPr>
-          <w:t>出22:21–27</w:t>
-        </w:r>
-      </w:hyperlink>
-      <w:r>
-        <w:rPr>
-          <w:lang w:val="zh_TW" w:bidi="zh_TW"/>
-        </w:rPr>
-        <w:t>，</w:t>
-      </w:r>
-      <w:hyperlink r:id="rId57">
-        <w:r>
-          <w:rPr>
-            <w:lang w:val="zh_TW" w:bidi="zh_TW"/>
-          </w:rPr>
-          <w:rPr>
-            <w:color w:val="0000EE"/>
-            <w:u w:val="single"/>
-          </w:rPr>
-          <w:t>23:9</w:t>
-        </w:r>
-      </w:hyperlink>
-      <w:r>
-        <w:rPr>
-          <w:lang w:val="zh_TW" w:bidi="zh_TW"/>
-        </w:rPr>
-        <w:t>；</w:t>
-      </w:r>
-      <w:hyperlink r:id="rId58">
-        <w:r>
-          <w:rPr>
-            <w:lang w:val="zh_TW" w:bidi="zh_TW"/>
-          </w:rPr>
-          <w:rPr>
-            <w:color w:val="0000EE"/>
-            <w:u w:val="single"/>
-          </w:rPr>
-          <w:t>申23:19</w:t>
-        </w:r>
-      </w:hyperlink>
-      <w:r>
-        <w:rPr>
-          <w:lang w:val="zh_TW" w:bidi="zh_TW"/>
-        </w:rPr>
-        <w:t>，</w:t>
-      </w:r>
-      <w:hyperlink r:id="rId59">
-        <w:r>
-          <w:rPr>
-            <w:lang w:val="zh_TW" w:bidi="zh_TW"/>
-          </w:rPr>
-          <w:rPr>
-            <w:color w:val="0000EE"/>
-            <w:u w:val="single"/>
-          </w:rPr>
-          <w:t>24:17</w:t>
-        </w:r>
-      </w:hyperlink>
-      <w:r>
-        <w:rPr>
-          <w:lang w:val="zh_TW" w:bidi="zh_TW"/>
-        </w:rPr>
-        <w:t>）。</w:t>
-      </w:r>
-    </w:p>
-    <w:p>
-      <w:pPr/>
-      <w:r>
-        <w:rPr>
-          <w:lang w:val="zh_TW" w:bidi="zh_TW"/>
-        </w:rPr>
-      </w:r>
-      <w:r>
-        <w:rPr>
-          <w:lang w:val="zh_TW" w:bidi="zh_TW"/>
-        </w:rPr>
-        <w:t>有些希伯來律法涉及家庭中的行為，例如咒罵父母或不聽從父母的人（</w:t>
-      </w:r>
-      <w:hyperlink r:id="rId60">
-        <w:r>
-          <w:rPr>
-            <w:lang w:val="zh_TW" w:bidi="zh_TW"/>
-          </w:rPr>
-          <w:rPr>
-            <w:color w:val="0000EE"/>
-            <w:u w:val="single"/>
-          </w:rPr>
-          <w:t>出21:17</w:t>
-        </w:r>
-      </w:hyperlink>
-      <w:r>
-        <w:rPr>
-          <w:lang w:val="zh_TW" w:bidi="zh_TW"/>
-        </w:rPr>
-        <w:t>；</w:t>
-      </w:r>
-      <w:hyperlink r:id="rId61">
-        <w:r>
-          <w:rPr>
-            <w:lang w:val="zh_TW" w:bidi="zh_TW"/>
-          </w:rPr>
-          <w:rPr>
-            <w:color w:val="0000EE"/>
-            <w:u w:val="single"/>
-          </w:rPr>
-          <w:t>利20:9</w:t>
-        </w:r>
-      </w:hyperlink>
-      <w:r>
-        <w:rPr>
-          <w:lang w:val="zh_TW" w:bidi="zh_TW"/>
-        </w:rPr>
-        <w:t>；</w:t>
-      </w:r>
-      <w:hyperlink r:id="rId62">
-        <w:r>
-          <w:rPr>
-            <w:lang w:val="zh_TW" w:bidi="zh_TW"/>
-          </w:rPr>
-          <w:rPr>
-            <w:color w:val="0000EE"/>
-            <w:u w:val="single"/>
-          </w:rPr>
-          <w:t>申27:16</w:t>
-        </w:r>
-      </w:hyperlink>
-      <w:r>
-        <w:rPr>
-          <w:lang w:val="zh_TW" w:bidi="zh_TW"/>
-        </w:rPr>
-        <w:t>；參</w:t>
-      </w:r>
-      <w:hyperlink r:id="rId63">
-        <w:r>
-          <w:rPr>
-            <w:lang w:val="zh_TW" w:bidi="zh_TW"/>
-          </w:rPr>
-          <w:rPr>
-            <w:color w:val="0000EE"/>
-            <w:u w:val="single"/>
-          </w:rPr>
-          <w:t>箴20:20</w:t>
-        </w:r>
-      </w:hyperlink>
-      <w:r>
-        <w:rPr>
-          <w:lang w:val="zh_TW" w:bidi="zh_TW"/>
-        </w:rPr>
-        <w:t>，</w:t>
-      </w:r>
-      <w:hyperlink r:id="rId64">
-        <w:r>
-          <w:rPr>
-            <w:lang w:val="zh_TW" w:bidi="zh_TW"/>
-          </w:rPr>
-          <w:rPr>
-            <w:color w:val="0000EE"/>
-            <w:u w:val="single"/>
-          </w:rPr>
-          <w:t>30:17</w:t>
-        </w:r>
-      </w:hyperlink>
-      <w:r>
-        <w:rPr>
-          <w:lang w:val="zh_TW" w:bidi="zh_TW"/>
-        </w:rPr>
-        <w:t>）。家庭責任在當時極為重要，因此，家族往往會因其中一個家人犯罪而一同受罰（</w:t>
-      </w:r>
-      <w:hyperlink r:id="rId65">
-        <w:r>
-          <w:rPr>
-            <w:lang w:val="zh_TW" w:bidi="zh_TW"/>
-          </w:rPr>
-          <w:rPr>
-            <w:color w:val="0000EE"/>
-            <w:u w:val="single"/>
-          </w:rPr>
-          <w:t>書7:20–26</w:t>
-        </w:r>
-      </w:hyperlink>
-      <w:r>
-        <w:rPr>
-          <w:lang w:val="zh_TW" w:bidi="zh_TW"/>
-        </w:rPr>
-        <w:t>；</w:t>
-      </w:r>
-      <w:hyperlink r:id="rId66">
-        <w:r>
-          <w:rPr>
-            <w:lang w:val="zh_TW" w:bidi="zh_TW"/>
-          </w:rPr>
-          <w:rPr>
-            <w:color w:val="0000EE"/>
-            <w:u w:val="single"/>
-          </w:rPr>
-          <w:t>撒下3:29</w:t>
-        </w:r>
-      </w:hyperlink>
-      <w:r>
-        <w:rPr>
-          <w:lang w:val="zh_TW" w:bidi="zh_TW"/>
-        </w:rPr>
-        <w:t>，</w:t>
-      </w:r>
-      <w:hyperlink r:id="rId67">
-        <w:r>
-          <w:rPr>
-            <w:lang w:val="zh_TW" w:bidi="zh_TW"/>
-          </w:rPr>
-          <w:rPr>
-            <w:color w:val="0000EE"/>
-            <w:u w:val="single"/>
-          </w:rPr>
-          <w:t>21:1–9</w:t>
-        </w:r>
-      </w:hyperlink>
-      <w:r>
-        <w:rPr>
-          <w:lang w:val="zh_TW" w:bidi="zh_TW"/>
-        </w:rPr>
-        <w:t>；</w:t>
-      </w:r>
-      <w:hyperlink r:id="rId68">
-        <w:r>
-          <w:rPr>
-            <w:lang w:val="zh_TW" w:bidi="zh_TW"/>
-          </w:rPr>
-          <w:rPr>
-            <w:color w:val="0000EE"/>
-            <w:u w:val="single"/>
-          </w:rPr>
-          <w:t>王下5:27</w:t>
-        </w:r>
-      </w:hyperlink>
-      <w:r>
-        <w:rPr>
-          <w:lang w:val="zh_TW" w:bidi="zh_TW"/>
-        </w:rPr>
-        <w:t>；</w:t>
-      </w:r>
-      <w:hyperlink r:id="rId69">
-        <w:r>
-          <w:rPr>
-            <w:lang w:val="zh_TW" w:bidi="zh_TW"/>
-          </w:rPr>
-          <w:rPr>
-            <w:color w:val="0000EE"/>
-            <w:u w:val="single"/>
-          </w:rPr>
-          <w:t>哀5:7</w:t>
-        </w:r>
-      </w:hyperlink>
-      <w:r>
-        <w:rPr>
-          <w:lang w:val="zh_TW" w:bidi="zh_TW"/>
-        </w:rPr>
-        <w:t>）。後來，人們逐漸承認個人應當為自己的行為負責，因此父母不再因兒女所犯的罪被處死，兒女也不再因父母所犯的罪被處死（參</w:t>
-      </w:r>
-      <w:hyperlink r:id="rId70">
-        <w:r>
-          <w:rPr>
-            <w:lang w:val="zh_TW" w:bidi="zh_TW"/>
-          </w:rPr>
-          <w:rPr>
-            <w:color w:val="0000EE"/>
-            <w:u w:val="single"/>
-          </w:rPr>
-          <w:t>耶31:29–30</w:t>
-        </w:r>
-      </w:hyperlink>
-      <w:r>
-        <w:rPr>
-          <w:lang w:val="zh_TW" w:bidi="zh_TW"/>
-        </w:rPr>
-        <w:t>）。</w:t>
-      </w:r>
-    </w:p>
-    <w:p>
-      <w:pPr/>
-      <w:r>
-        <w:rPr>
-          <w:lang w:val="zh_TW" w:bidi="zh_TW"/>
-        </w:rPr>
-      </w:r>
-      <w:r>
-        <w:rPr>
-          <w:lang w:val="zh_TW" w:bidi="zh_TW"/>
-        </w:rPr>
-        <w:t>律法禁止行邪術和施法術。出埃及記明確規定：「行邪術的女人，不可容她存活。」（</w:t>
-      </w:r>
-      <w:hyperlink r:id="rId71">
-        <w:r>
-          <w:rPr>
-            <w:lang w:val="zh_TW" w:bidi="zh_TW"/>
-          </w:rPr>
-          <w:rPr>
-            <w:color w:val="0000EE"/>
-            <w:u w:val="single"/>
-          </w:rPr>
-          <w:t>22:18</w:t>
-        </w:r>
-      </w:hyperlink>
-      <w:r>
-        <w:rPr>
-          <w:lang w:val="zh_TW" w:bidi="zh_TW"/>
-        </w:rPr>
-        <w:t>）。律法也禁止各種性方面的敗壞行為，例如與獸淫合；違犯者要被處死。利未記詳細列出禁止與近親結婚的規定（</w:t>
-      </w:r>
-      <w:hyperlink r:id="rId72">
-        <w:r>
-          <w:rPr>
-            <w:lang w:val="zh_TW" w:bidi="zh_TW"/>
-          </w:rPr>
-          <w:rPr>
-            <w:color w:val="0000EE"/>
-            <w:u w:val="single"/>
-          </w:rPr>
-          <w:t>利20:17–21</w:t>
-        </w:r>
-      </w:hyperlink>
-      <w:r>
-        <w:rPr>
-          <w:lang w:val="zh_TW" w:bidi="zh_TW"/>
-        </w:rPr>
-        <w:t>）。</w:t>
-      </w:r>
-    </w:p>
-    <w:p>
-      <w:pPr/>
-      <w:r>
-        <w:rPr>
-          <w:lang w:val="zh_TW" w:bidi="zh_TW"/>
-        </w:rPr>
-      </w:r>
-      <w:r>
-        <w:rPr>
-          <w:lang w:val="zh_TW" w:bidi="zh_TW"/>
-        </w:rPr>
-        <w:t>希伯來律法中並沒有與漢謨拉比法典某些有關外科手術的條文相對應的規定。漢謨拉比法典提到獸醫手術，甚至提到人眼手術。一位巴比倫醫生行醫時必須格外謹慎，因為法典規定：「如果醫生用青銅刀為人施行重大手術，卻使那人死亡；或者用青銅刀為人施行眼部手術，卻弄瞎了那人的眼睛，人們就要砍斷他的手。」古代以色列人除了知道割禮這項禮儀上的做法之外，幾乎不認識其它外科手術。</w:t>
-      </w:r>
-    </w:p>
-    <w:p>
-      <w:pPr>
-        <w:pStyle w:val="Heading3"/>
-      </w:pPr>
-      <w:r>
-        <w:rPr>
-          <w:lang w:val="zh_TW" w:bidi="zh_TW"/>
-        </w:rPr>
-        <w:t>刑罰</w:t>
-      </w:r>
-    </w:p>
-    <w:p>
-      <w:pPr/>
-      <w:r>
-        <w:rPr>
-          <w:lang w:val="zh_TW" w:bidi="zh_TW"/>
-        </w:rPr>
-      </w:r>
-      <w:r>
-        <w:rPr>
-          <w:lang w:val="zh_TW" w:bidi="zh_TW"/>
-        </w:rPr>
-        <w:t>近東地區對謀殺和人身傷害所施行的刑罰，多半屬於報復性的刑罰，而且刑罰性質往往與所犯的罪相同。至於其它刑罰，則因不同的國家和傳統而有所差異。無論是在大規模爭戰中戰敗的人，還是在小規模叛亂中被擊敗的人，都常遭受各種刑罰。</w:t>
-      </w:r>
-    </w:p>
-    <w:p>
-      <w:pPr>
-        <w:pStyle w:val="Heading4"/>
-      </w:pPr>
-      <w:r>
-        <w:rPr>
-          <w:lang w:val="zh_TW" w:bidi="zh_TW"/>
-        </w:rPr>
-        <w:t>體罰</w:t>
-      </w:r>
-    </w:p>
-    <w:p>
-      <w:pPr/>
-      <w:r>
-        <w:rPr>
-          <w:lang w:val="zh_TW" w:bidi="zh_TW"/>
-        </w:rPr>
-      </w:r>
-      <w:r>
-        <w:rPr>
-          <w:lang w:val="zh_TW" w:bidi="zh_TW"/>
-        </w:rPr>
-        <w:t>許多刑罰雖然不至於奪去人的性命，但仍然相當嚴厲。</w:t>
+        <w:t>在新約聖經中，有幾個詞被翻譯為「溫柔」、「溫和」或「溫柔地」。其不同的意思包括：</w:t>
       </w:r>
     </w:p>
     <w:p>
@@ -1847,18 +393,18 @@
         <w:rPr>
           <w:lang w:val="zh_TW" w:bidi="zh_TW"/>
         </w:rPr>
-        <w:t>在舊約聖經中，用杖或鞭責打兒童、愚昧人和奴僕，是常見的管教方式（</w:t>
-      </w:r>
-      <w:hyperlink r:id="rId73">
-        <w:r>
-          <w:rPr>
-            <w:lang w:val="zh_TW" w:bidi="zh_TW"/>
-          </w:rPr>
-          <w:rPr>
-            <w:color w:val="0000EE"/>
-            <w:u w:val="single"/>
-          </w:rPr>
-          <w:t>出21:20</w:t>
+        <w:t>柔和、柔順、忍耐（</w:t>
+      </w:r>
+      <w:hyperlink r:id="rId20">
+        <w:r>
+          <w:rPr>
+            <w:lang w:val="zh_TW" w:bidi="zh_TW"/>
+          </w:rPr>
+          <w:rPr>
+            <w:color w:val="0000EE"/>
+            <w:u w:val="single"/>
+          </w:rPr>
+          <w:t>太11:29</w:t>
         </w:r>
       </w:hyperlink>
       <w:r>
@@ -1867,193 +413,16 @@
         </w:rPr>
         <w:t>；</w:t>
       </w:r>
-      <w:hyperlink r:id="rId74">
-        <w:r>
-          <w:rPr>
-            <w:lang w:val="zh_TW" w:bidi="zh_TW"/>
-          </w:rPr>
-          <w:rPr>
-            <w:color w:val="0000EE"/>
-            <w:u w:val="single"/>
-          </w:rPr>
-          <w:t>箴言13:24，</w:t>
-        </w:r>
-      </w:hyperlink>
-      <w:hyperlink r:id="rId75">
-        <w:r>
-          <w:rPr>
-            <w:lang w:val="zh_TW" w:bidi="zh_TW"/>
-          </w:rPr>
-          <w:rPr>
-            <w:color w:val="0000EE"/>
-            <w:u w:val="single"/>
-          </w:rPr>
-          <w:t>26:3</w:t>
-        </w:r>
-      </w:hyperlink>
-      <w:r>
-        <w:rPr>
-          <w:lang w:val="zh_TW" w:bidi="zh_TW"/>
-        </w:rPr>
-        <w:t>）。鞭打（也稱為鞭笞）比一般責打更為嚴厲。所使用的鞭子可能由數條皮帶綁在一端製成，也可能由兩條皮帶交織而成。舊約聖經提到一種稱為「蠍子鞭」（因為末端帶有倒鉤）的鞭子，是最殘酷的刑具之一（</w:t>
-      </w:r>
-      <w:hyperlink r:id="rId76">
-        <w:r>
-          <w:rPr>
-            <w:lang w:val="zh_TW" w:bidi="zh_TW"/>
-          </w:rPr>
-          <w:rPr>
-            <w:color w:val="0000EE"/>
-            <w:u w:val="single"/>
-          </w:rPr>
-          <w:t>王上12:11</w:t>
-        </w:r>
-      </w:hyperlink>
-      <w:r>
-        <w:rPr>
-          <w:lang w:val="zh_TW" w:bidi="zh_TW"/>
-        </w:rPr>
-        <w:t>、</w:t>
-      </w:r>
-      <w:hyperlink r:id="rId76">
-        <w:r>
-          <w:rPr>
-            <w:lang w:val="zh_TW" w:bidi="zh_TW"/>
-          </w:rPr>
-          <w:rPr>
-            <w:color w:val="0000EE"/>
-            <w:u w:val="single"/>
-          </w:rPr>
-          <w:t>14</w:t>
-        </w:r>
-      </w:hyperlink>
-      <w:r>
-        <w:rPr>
-          <w:lang w:val="zh_TW" w:bidi="zh_TW"/>
-        </w:rPr>
-        <w:t>）。人們還會把金屬片或骨片嵌入皮帶之中，以增加刑罰的嚴厲程度。</w:t>
-        <w:br/>
-      </w:r>
-      <w:r>
-        <w:rPr>
-          <w:lang w:val="zh_TW" w:bidi="zh_TW"/>
-        </w:rPr>
-        <w:t>在執行鞭笞之前，人們會先檢查受刑人的身體狀況是否能承受刑罰。如果受刑的人因鞭打而死亡，執行刑罰的人不必承擔責任。受刑的人會被剝去上身衣服，綁在柱子上，雙手用皮帶捆住。鞭笞的輕重取決於所犯的罪，不過摩西律法規定鞭打最多不可超過40下（</w:t>
-      </w:r>
-      <w:hyperlink r:id="rId77">
-        <w:r>
-          <w:rPr>
-            <w:lang w:val="zh_TW" w:bidi="zh_TW"/>
-          </w:rPr>
-          <w:rPr>
-            <w:color w:val="0000EE"/>
-            <w:u w:val="single"/>
-          </w:rPr>
-          <w:t>申25:1–3</w:t>
-        </w:r>
-      </w:hyperlink>
-      <w:r>
-        <w:rPr>
-          <w:lang w:val="zh_TW" w:bidi="zh_TW"/>
-        </w:rPr>
-        <w:t>）。後來為了避免計算錯誤，人們把次數減少一鞭，改為39鞭（</w:t>
-      </w:r>
-      <w:hyperlink r:id="rId78">
-        <w:r>
-          <w:rPr>
-            <w:lang w:val="zh_TW" w:bidi="zh_TW"/>
-          </w:rPr>
-          <w:rPr>
-            <w:color w:val="0000EE"/>
-            <w:u w:val="single"/>
-          </w:rPr>
-          <w:t>林後11:24</w:t>
-        </w:r>
-      </w:hyperlink>
-      <w:r>
-        <w:rPr>
-          <w:lang w:val="zh_TW" w:bidi="zh_TW"/>
-        </w:rPr>
-        <w:t>）。鞭子可能是打在胸前，也可能是打在背上。有些法典容許私人執行鞭笞作為刑罰；在這種情況下，如果受刑人死亡，就必須以命償命。</w:t>
-        <w:br/>
-      </w:r>
-      <w:r>
-        <w:rPr>
-          <w:lang w:val="zh_TW" w:bidi="zh_TW"/>
-        </w:rPr>
-        <w:t>在違反律法的案件中，猶太會堂的官長可以執行鞭笞（</w:t>
-      </w:r>
-      <w:hyperlink r:id="rId79">
-        <w:r>
-          <w:rPr>
-            <w:lang w:val="zh_TW" w:bidi="zh_TW"/>
-          </w:rPr>
-          <w:rPr>
-            <w:color w:val="0000EE"/>
-            <w:u w:val="single"/>
-          </w:rPr>
-          <w:t>太10:17</w:t>
-        </w:r>
-      </w:hyperlink>
-      <w:r>
-        <w:rPr>
-          <w:lang w:val="zh_TW" w:bidi="zh_TW"/>
-        </w:rPr>
-        <w:t>）。如果丈夫誣蔑妻子的名聲，城中的長老可以下令鞭打他（</w:t>
-      </w:r>
-      <w:hyperlink r:id="rId80">
-        <w:r>
-          <w:rPr>
-            <w:lang w:val="zh_TW" w:bidi="zh_TW"/>
-          </w:rPr>
-          <w:rPr>
-            <w:color w:val="0000EE"/>
-            <w:u w:val="single"/>
-          </w:rPr>
-          <w:t>申22:18</w:t>
-        </w:r>
-      </w:hyperlink>
-      <w:r>
-        <w:rPr>
-          <w:lang w:val="zh_TW" w:bidi="zh_TW"/>
-        </w:rPr>
-        <w:t>）。人們也會用鞭笞來審問囚犯。因此，羅馬千夫長曾吩咐人「用鞭子拷問」使徒保羅，為了知道眾人向他喧嚷的原因（</w:t>
-      </w:r>
-      <w:hyperlink r:id="rId81">
-        <w:r>
-          <w:rPr>
-            <w:lang w:val="zh_TW" w:bidi="zh_TW"/>
-          </w:rPr>
-          <w:rPr>
-            <w:color w:val="0000EE"/>
-            <w:u w:val="single"/>
-          </w:rPr>
-          <w:t>徒22:24</w:t>
-        </w:r>
-      </w:hyperlink>
-      <w:r>
-        <w:rPr>
-          <w:lang w:val="zh_TW" w:bidi="zh_TW"/>
-        </w:rPr>
-        <w:t>）。</w:t>
-        <w:br/>
-      </w:r>
-      <w:r>
-        <w:rPr>
-          <w:lang w:val="zh_TW" w:bidi="zh_TW"/>
-        </w:rPr>
-        <w:t>羅馬人通常只對非羅馬公民施行鞭笞，例如奴僕、外族人，以及被判處死刑的人。一般來說，罪犯是在被判死刑之後才接受鞭笞。因此，耶穌在被定罪之前先遭鞭打，是一件不尋常的事。彼拉多可能希望眾人看見耶穌所受的痛苦後會心軟，不再要求處死祂（</w:t>
-      </w:r>
-      <w:hyperlink r:id="rId82">
-        <w:r>
-          <w:rPr>
-            <w:lang w:val="zh_TW" w:bidi="zh_TW"/>
-          </w:rPr>
-          <w:rPr>
-            <w:color w:val="0000EE"/>
-            <w:u w:val="single"/>
-          </w:rPr>
-          <w:t>路23:16、22</w:t>
+      <w:hyperlink r:id="rId21">
+        <w:r>
+          <w:rPr>
+            <w:lang w:val="zh_TW" w:bidi="zh_TW"/>
+          </w:rPr>
+          <w:rPr>
+            <w:color w:val="0000EE"/>
+            <w:u w:val="single"/>
+          </w:rPr>
+          <w:t>林前4:21</w:t>
         </w:r>
       </w:hyperlink>
       <w:r>
@@ -2062,66 +431,95 @@
         </w:rPr>
         <w:t>；</w:t>
       </w:r>
-      <w:hyperlink r:id="rId83">
-        <w:r>
-          <w:rPr>
-            <w:lang w:val="zh_TW" w:bidi="zh_TW"/>
-          </w:rPr>
-          <w:rPr>
-            <w:color w:val="0000EE"/>
-            <w:u w:val="single"/>
-          </w:rPr>
-          <w:t>約19:1</w:t>
-        </w:r>
-      </w:hyperlink>
-      <w:r>
-        <w:rPr>
-          <w:lang w:val="zh_TW" w:bidi="zh_TW"/>
-        </w:rPr>
-        <w:t>）。</w:t>
-        <w:br/>
-      </w:r>
-      <w:r>
-        <w:rPr>
-          <w:lang w:val="zh_TW" w:bidi="zh_TW"/>
-        </w:rPr>
-        <w:t>羅馬帝國的公民在未經定罪之前，絕不可遭受責打或鞭笞（</w:t>
-      </w:r>
-      <w:hyperlink r:id="rId84">
-        <w:r>
-          <w:rPr>
-            <w:lang w:val="zh_TW" w:bidi="zh_TW"/>
-          </w:rPr>
-          <w:rPr>
-            <w:color w:val="0000EE"/>
-            <w:u w:val="single"/>
-          </w:rPr>
-          <w:t>徒22:25</w:t>
-        </w:r>
-      </w:hyperlink>
-      <w:r>
-        <w:rPr>
-          <w:lang w:val="zh_TW" w:bidi="zh_TW"/>
-        </w:rPr>
-        <w:t>）。因此，官長得知保羅是羅馬公民，而自己竟在那種情況下叫人責打他，就害怕起來（</w:t>
-      </w:r>
-      <w:hyperlink r:id="rId85">
-        <w:r>
-          <w:rPr>
-            <w:lang w:val="zh_TW" w:bidi="zh_TW"/>
-          </w:rPr>
-          <w:rPr>
-            <w:color w:val="0000EE"/>
-            <w:u w:val="single"/>
-          </w:rPr>
-          <w:t>徒16:37–39</w:t>
-        </w:r>
-      </w:hyperlink>
-      <w:r>
-        <w:rPr>
-          <w:lang w:val="zh_TW" w:bidi="zh_TW"/>
-        </w:rPr>
-        <w:t>）。</w:t>
+      <w:hyperlink r:id="rId22">
+        <w:r>
+          <w:rPr>
+            <w:lang w:val="zh_TW" w:bidi="zh_TW"/>
+          </w:rPr>
+          <w:rPr>
+            <w:color w:val="0000EE"/>
+            <w:u w:val="single"/>
+          </w:rPr>
+          <w:t>林後10:1</w:t>
+        </w:r>
+      </w:hyperlink>
+      <w:r>
+        <w:rPr>
+          <w:lang w:val="zh_TW" w:bidi="zh_TW"/>
+        </w:rPr>
+        <w:t>；</w:t>
+      </w:r>
+      <w:hyperlink r:id="rId23">
+        <w:r>
+          <w:rPr>
+            <w:lang w:val="zh_TW" w:bidi="zh_TW"/>
+          </w:rPr>
+          <w:rPr>
+            <w:color w:val="0000EE"/>
+            <w:u w:val="single"/>
+          </w:rPr>
+          <w:t>加5:23</w:t>
+        </w:r>
+      </w:hyperlink>
+      <w:r>
+        <w:rPr>
+          <w:lang w:val="zh_TW" w:bidi="zh_TW"/>
+        </w:rPr>
+        <w:t>；</w:t>
+      </w:r>
+      <w:hyperlink r:id="rId24">
+        <w:r>
+          <w:rPr>
+            <w:lang w:val="zh_TW" w:bidi="zh_TW"/>
+          </w:rPr>
+          <w:rPr>
+            <w:color w:val="0000EE"/>
+            <w:u w:val="single"/>
+          </w:rPr>
+          <w:t>提前6:11</w:t>
+        </w:r>
+      </w:hyperlink>
+      <w:r>
+        <w:rPr>
+          <w:lang w:val="zh_TW" w:bidi="zh_TW"/>
+        </w:rPr>
+        <w:t>；</w:t>
+      </w:r>
+      <w:hyperlink r:id="rId25">
+        <w:r>
+          <w:rPr>
+            <w:lang w:val="zh_TW" w:bidi="zh_TW"/>
+          </w:rPr>
+          <w:rPr>
+            <w:color w:val="0000EE"/>
+            <w:u w:val="single"/>
+          </w:rPr>
+          <w:t>彼前3:4、15</w:t>
+        </w:r>
+      </w:hyperlink>
+      <w:r>
+        <w:rPr>
+          <w:lang w:val="zh_TW" w:bidi="zh_TW"/>
+        </w:rPr>
+        <w:t>），或禮貌和謙遜的態度（</w:t>
+      </w:r>
+      <w:hyperlink r:id="rId26">
+        <w:r>
+          <w:rPr>
+            <w:lang w:val="zh_TW" w:bidi="zh_TW"/>
+          </w:rPr>
+          <w:rPr>
+            <w:color w:val="0000EE"/>
+            <w:u w:val="single"/>
+          </w:rPr>
+          <w:t>提後2:25</w:t>
+        </w:r>
+      </w:hyperlink>
+      <w:r>
+        <w:rPr>
+          <w:lang w:val="zh_TW" w:bidi="zh_TW"/>
+        </w:rPr>
+        <w:t>）；</w:t>
       </w:r>
     </w:p>
     <w:p>
@@ -2139,61 +537,43 @@
         <w:rPr>
           <w:lang w:val="zh_TW" w:bidi="zh_TW"/>
         </w:rPr>
-        <w:t>挖去囚犯和俘虜的眼睛，是近東地區常見的做法。非利士人在囚禁參孫之前，先弄瞎了他的眼睛（</w:t>
-      </w:r>
-      <w:hyperlink r:id="rId86">
-        <w:r>
-          <w:rPr>
-            <w:lang w:val="zh_TW" w:bidi="zh_TW"/>
-          </w:rPr>
-          <w:rPr>
-            <w:color w:val="0000EE"/>
-            <w:u w:val="single"/>
-          </w:rPr>
-          <w:t>士16:21</w:t>
-        </w:r>
-      </w:hyperlink>
-      <w:r>
-        <w:rPr>
-          <w:lang w:val="zh_TW" w:bidi="zh_TW"/>
-        </w:rPr>
-        <w:t>）。公元前587年，巴比倫人擄走西底家王之前，也同樣弄瞎了他的眼睛（</w:t>
-      </w:r>
-      <w:hyperlink r:id="rId87">
-        <w:r>
-          <w:rPr>
-            <w:lang w:val="zh_TW" w:bidi="zh_TW"/>
-          </w:rPr>
-          <w:rPr>
-            <w:color w:val="0000EE"/>
-            <w:u w:val="single"/>
-          </w:rPr>
-          <w:t>王下25:7</w:t>
-        </w:r>
-      </w:hyperlink>
-      <w:r>
-        <w:rPr>
-          <w:lang w:val="zh_TW" w:bidi="zh_TW"/>
-        </w:rPr>
-        <w:t>）。亞捫王拿轄願意接受雅比城居民的求和要求，但條件是挖出他們所有人的右眼。拿轄這樣做，是要羞辱他們，並使他們無法再上陣作戰（</w:t>
-      </w:r>
-      <w:hyperlink r:id="rId88">
-        <w:r>
-          <w:rPr>
-            <w:lang w:val="zh_TW" w:bidi="zh_TW"/>
-          </w:rPr>
-          <w:rPr>
-            <w:color w:val="0000EE"/>
-            <w:u w:val="single"/>
-          </w:rPr>
-          <w:t>撒上11:1–4</w:t>
-        </w:r>
-      </w:hyperlink>
-      <w:r>
-        <w:rPr>
-          <w:lang w:val="zh_TW" w:bidi="zh_TW"/>
-        </w:rPr>
-        <w:t>）。</w:t>
+        <w:t>對他人表達的善意（</w:t>
+      </w:r>
+      <w:hyperlink r:id="rId27">
+        <w:r>
+          <w:rPr>
+            <w:lang w:val="zh_TW" w:bidi="zh_TW"/>
+          </w:rPr>
+          <w:rPr>
+            <w:color w:val="0000EE"/>
+            <w:u w:val="single"/>
+          </w:rPr>
+          <w:t>帖前2:7</w:t>
+        </w:r>
+      </w:hyperlink>
+      <w:r>
+        <w:rPr>
+          <w:lang w:val="zh_TW" w:bidi="zh_TW"/>
+        </w:rPr>
+        <w:t>；</w:t>
+      </w:r>
+      <w:hyperlink r:id="rId28">
+        <w:r>
+          <w:rPr>
+            <w:lang w:val="zh_TW" w:bidi="zh_TW"/>
+          </w:rPr>
+          <w:rPr>
+            <w:color w:val="0000EE"/>
+            <w:u w:val="single"/>
+          </w:rPr>
+          <w:t>提後2:24</w:t>
+        </w:r>
+      </w:hyperlink>
+      <w:r>
+        <w:rPr>
+          <w:lang w:val="zh_TW" w:bidi="zh_TW"/>
+        </w:rPr>
+        <w:t>）；</w:t>
       </w:r>
     </w:p>
     <w:p>
@@ -2211,97 +591,61 @@
         <w:rPr>
           <w:lang w:val="zh_TW" w:bidi="zh_TW"/>
         </w:rPr>
-        <w:t>近東地區有好幾種殘害肢體的刑罰。以色列人認為人的身體是神聖的，並且按著神的形像所造；即使如此，他們仍會割下仇敵的拇指和大腳趾，以殘害他們的身體。</w:t>
-        <w:br/>
-      </w:r>
-      <w:r>
-        <w:rPr>
-          <w:lang w:val="zh_TW" w:bidi="zh_TW"/>
-        </w:rPr>
-        <w:t>漢謨拉比法典和亞述法典規定，可以割除眼睛、鼻子、耳朵、乳房、舌頭、嘴唇、手和手指作為某些罪的刑罰。在亞述，案件的受害人常在法庭官員監督下親自向罪犯執行刑罰。漢謨拉比法典也設有保障措施，避免罪犯受到超過法律規定的刑罰。</w:t>
-      </w:r>
-    </w:p>
-    <w:p>
-      <w:pPr>
-        <w:pStyle w:val="ListNumber"/>
-        <w:spacing w:line="240" w:lineRule="auto"/>
-        <w:ind w:left="720"/>
-      </w:pPr>
-      <w:r>
-        <w:rPr>
-          <w:lang w:val="zh_TW" w:bidi="zh_TW"/>
-        </w:rPr>
-      </w:r>
-      <w:r>
-        <w:rPr>
-          <w:lang w:val="zh_TW" w:bidi="zh_TW"/>
-        </w:rPr>
-        <w:t>到了舊約聖經後期，人們會使用木枷作為刑罰。先知哈拿尼（</w:t>
-      </w:r>
-      <w:hyperlink r:id="rId89">
-        <w:r>
-          <w:rPr>
-            <w:lang w:val="zh_TW" w:bidi="zh_TW"/>
-          </w:rPr>
-          <w:rPr>
-            <w:color w:val="0000EE"/>
-            <w:u w:val="single"/>
-          </w:rPr>
-          <w:t>代下16:10</w:t>
-        </w:r>
-      </w:hyperlink>
-      <w:r>
-        <w:rPr>
-          <w:lang w:val="zh_TW" w:bidi="zh_TW"/>
-        </w:rPr>
-        <w:t>）和耶利米（</w:t>
-      </w:r>
-      <w:hyperlink r:id="rId90">
-        <w:r>
-          <w:rPr>
-            <w:lang w:val="zh_TW" w:bidi="zh_TW"/>
-          </w:rPr>
-          <w:rPr>
-            <w:color w:val="0000EE"/>
-            <w:u w:val="single"/>
-          </w:rPr>
-          <w:t>耶20:2–3</w:t>
-        </w:r>
-      </w:hyperlink>
-      <w:r>
-        <w:rPr>
-          <w:lang w:val="zh_TW" w:bidi="zh_TW"/>
-        </w:rPr>
-        <w:t>）都曾受過這種羞辱，被上了木枷。人們把受刑人的雙腳踝放進兩塊大木頭上的孔洞裡；有時也會把手腕和頭部一同固定其中。到了羅馬時代，木枷逐漸演變成一種酷刑。人們把囚犯的雙腿越拉越開，再固定在木枷的孔洞中。在新約聖經中，腓立比的獄卒曾把保羅和西拉的雙腳上了木狗（</w:t>
-      </w:r>
-      <w:hyperlink r:id="rId91">
-        <w:r>
-          <w:rPr>
-            <w:lang w:val="zh_TW" w:bidi="zh_TW"/>
-          </w:rPr>
-          <w:rPr>
-            <w:color w:val="0000EE"/>
-            <w:u w:val="single"/>
-          </w:rPr>
-          <w:t>徒16:24</w:t>
-        </w:r>
-      </w:hyperlink>
-      <w:r>
-        <w:rPr>
-          <w:lang w:val="zh_TW" w:bidi="zh_TW"/>
-        </w:rPr>
-        <w:t>）。在這裡譯作「木狗」的希臘文詞語，原有「拘禁」的意思；它也可指囚犯的腳鐐、鎖鏈，或羅馬逃奴所戴的鐵頸圈。</w:t>
-      </w:r>
-    </w:p>
-    <w:p>
-      <w:pPr>
-        <w:pStyle w:val="Heading4"/>
-      </w:pPr>
-      <w:r>
-        <w:rPr>
-          <w:lang w:val="zh_TW" w:bidi="zh_TW"/>
-        </w:rPr>
-        <w:t>死刑</w:t>
+        <w:t>在各種情況下適當、公平或合適的行為（</w:t>
+      </w:r>
+      <w:hyperlink r:id="rId29">
+        <w:r>
+          <w:rPr>
+            <w:lang w:val="zh_TW" w:bidi="zh_TW"/>
+          </w:rPr>
+          <w:rPr>
+            <w:color w:val="0000EE"/>
+            <w:u w:val="single"/>
+          </w:rPr>
+          <w:t>提前3:3</w:t>
+        </w:r>
+      </w:hyperlink>
+      <w:r>
+        <w:rPr>
+          <w:lang w:val="zh_TW" w:bidi="zh_TW"/>
+        </w:rPr>
+        <w:t>；</w:t>
+      </w:r>
+      <w:hyperlink r:id="rId30">
+        <w:r>
+          <w:rPr>
+            <w:lang w:val="zh_TW" w:bidi="zh_TW"/>
+          </w:rPr>
+          <w:rPr>
+            <w:color w:val="0000EE"/>
+            <w:u w:val="single"/>
+          </w:rPr>
+          <w:t>多3:2</w:t>
+        </w:r>
+      </w:hyperlink>
+      <w:r>
+        <w:rPr>
+          <w:lang w:val="zh_TW" w:bidi="zh_TW"/>
+        </w:rPr>
+        <w:t>；</w:t>
+      </w:r>
+      <w:hyperlink r:id="rId31">
+        <w:r>
+          <w:rPr>
+            <w:lang w:val="zh_TW" w:bidi="zh_TW"/>
+          </w:rPr>
+          <w:rPr>
+            <w:color w:val="0000EE"/>
+            <w:u w:val="single"/>
+          </w:rPr>
+          <w:t>彼前2:18</w:t>
+        </w:r>
+      </w:hyperlink>
+      <w:r>
+        <w:rPr>
+          <w:lang w:val="zh_TW" w:bidi="zh_TW"/>
+        </w:rPr>
+        <w:t>）。</w:t>
       </w:r>
     </w:p>
     <w:p>
@@ -2315,94 +659,54 @@
         <w:rPr>
           <w:lang w:val="zh_TW" w:bidi="zh_TW"/>
         </w:rPr>
-        <w:t>死刑在許多近東諸國都很普遍。人們會使用好幾種不同的處決方式。</w:t>
-      </w:r>
-    </w:p>
-    <w:p>
-      <w:pPr>
-        <w:pStyle w:val="ListNumber"/>
-        <w:numPr>
-          <w:ilvl w:val="0"/>
-          <w:numId w:val="15"/>
-        </w:numPr>
-        <w:spacing w:line="240" w:lineRule="auto"/>
-        <w:ind w:left="720"/>
-      </w:pPr>
-      <w:r>
-        <w:rPr>
-          <w:lang w:val="zh_TW" w:bidi="zh_TW"/>
-        </w:rPr>
-      </w:r>
-      <w:r>
-        <w:rPr>
-          <w:lang w:val="zh_TW" w:bidi="zh_TW"/>
-        </w:rPr>
-        <w:t>人們會用刀將得罪君王的人斬首（</w:t>
-      </w:r>
-      <w:hyperlink r:id="rId92">
-        <w:r>
-          <w:rPr>
-            <w:lang w:val="zh_TW" w:bidi="zh_TW"/>
-          </w:rPr>
-          <w:rPr>
-            <w:color w:val="0000EE"/>
-            <w:u w:val="single"/>
-          </w:rPr>
-          <w:t>撒下16:9</w:t>
-        </w:r>
-      </w:hyperlink>
-      <w:r>
-        <w:rPr>
-          <w:lang w:val="zh_TW" w:bidi="zh_TW"/>
-        </w:rPr>
-        <w:t>；</w:t>
-      </w:r>
-      <w:hyperlink r:id="rId93">
-        <w:r>
-          <w:rPr>
-            <w:lang w:val="zh_TW" w:bidi="zh_TW"/>
-          </w:rPr>
-          <w:rPr>
-            <w:color w:val="0000EE"/>
-            <w:u w:val="single"/>
-          </w:rPr>
-          <w:t>王下6:31–32</w:t>
-        </w:r>
-      </w:hyperlink>
-      <w:r>
-        <w:rPr>
-          <w:lang w:val="zh_TW" w:bidi="zh_TW"/>
-        </w:rPr>
-        <w:t>）；根據米示拿（Mishnah；猶太法律的註釋），拜偶像的人和殺人犯也會受到同樣的刑罰。人們大概也會用刀執行私人處決。有時，整座城的居民會因離棄信仰而「死在刀下」（</w:t>
-      </w:r>
-      <w:hyperlink r:id="rId94">
-        <w:r>
-          <w:rPr>
-            <w:lang w:val="zh_TW" w:bidi="zh_TW"/>
-          </w:rPr>
-          <w:rPr>
-            <w:color w:val="0000EE"/>
-            <w:u w:val="single"/>
-          </w:rPr>
-          <w:t>出32:27</w:t>
-        </w:r>
-      </w:hyperlink>
-      <w:r>
-        <w:rPr>
-          <w:lang w:val="zh_TW" w:bidi="zh_TW"/>
-        </w:rPr>
-        <w:t>；</w:t>
-      </w:r>
-      <w:hyperlink r:id="rId95">
-        <w:r>
-          <w:rPr>
-            <w:lang w:val="zh_TW" w:bidi="zh_TW"/>
-          </w:rPr>
-          <w:rPr>
-            <w:color w:val="0000EE"/>
-            <w:u w:val="single"/>
-          </w:rPr>
-          <w:t>申13:15</w:t>
+        <w:t>教會領袖和其他信徒被教導要溫柔地對待犯錯的人（</w:t>
+      </w:r>
+      <w:hyperlink r:id="rId32">
+        <w:r>
+          <w:rPr>
+            <w:lang w:val="zh_TW" w:bidi="zh_TW"/>
+          </w:rPr>
+          <w:rPr>
+            <w:color w:val="0000EE"/>
+            <w:u w:val="single"/>
+          </w:rPr>
+          <w:t>加6:1</w:t>
+        </w:r>
+      </w:hyperlink>
+      <w:r>
+        <w:rPr>
+          <w:lang w:val="zh_TW" w:bidi="zh_TW"/>
+        </w:rPr>
+        <w:t>），反對信仰的人（</w:t>
+      </w:r>
+      <w:hyperlink r:id="rId26">
+        <w:r>
+          <w:rPr>
+            <w:lang w:val="zh_TW" w:bidi="zh_TW"/>
+          </w:rPr>
+          <w:rPr>
+            <w:color w:val="0000EE"/>
+            <w:u w:val="single"/>
+          </w:rPr>
+          <w:t>提後2:25</w:t>
+        </w:r>
+      </w:hyperlink>
+      <w:r>
+        <w:rPr>
+          <w:lang w:val="zh_TW" w:bidi="zh_TW"/>
+        </w:rPr>
+        <w:t>），或無知和被誤導的人（</w:t>
+      </w:r>
+      <w:hyperlink r:id="rId33">
+        <w:r>
+          <w:rPr>
+            <w:lang w:val="zh_TW" w:bidi="zh_TW"/>
+          </w:rPr>
+          <w:rPr>
+            <w:color w:val="0000EE"/>
+            <w:u w:val="single"/>
+          </w:rPr>
+          <w:t>來5:2</w:t>
         </w:r>
       </w:hyperlink>
       <w:r>
@@ -2411,606 +715,15 @@
         </w:rPr>
         <w:t>）。</w:t>
       </w:r>
-    </w:p>
-    <w:p>
-      <w:pPr>
-        <w:pStyle w:val="ListNumber"/>
-        <w:spacing w:line="240" w:lineRule="auto"/>
-        <w:ind w:left="720"/>
-      </w:pPr>
-      <w:r>
-        <w:rPr>
-          <w:lang w:val="zh_TW" w:bidi="zh_TW"/>
-        </w:rPr>
-      </w:r>
-      <w:r>
-        <w:rPr>
-          <w:lang w:val="zh_TW" w:bidi="zh_TW"/>
-        </w:rPr>
-        <w:t>某些性方面的罪要處以火刑（</w:t>
-      </w:r>
-      <w:hyperlink r:id="rId96">
-        <w:r>
-          <w:rPr>
-            <w:lang w:val="zh_TW" w:bidi="zh_TW"/>
-          </w:rPr>
-          <w:rPr>
-            <w:color w:val="0000EE"/>
-            <w:u w:val="single"/>
-          </w:rPr>
-          <w:t>利20:14</w:t>
-        </w:r>
-      </w:hyperlink>
-      <w:r>
-        <w:rPr>
-          <w:lang w:val="zh_TW" w:bidi="zh_TW"/>
-        </w:rPr>
-        <w:t>，</w:t>
-      </w:r>
-      <w:hyperlink r:id="rId97">
-        <w:r>
-          <w:rPr>
-            <w:lang w:val="zh_TW" w:bidi="zh_TW"/>
-          </w:rPr>
-          <w:rPr>
-            <w:color w:val="0000EE"/>
-            <w:u w:val="single"/>
-          </w:rPr>
-          <w:t>21:9</w:t>
-        </w:r>
-      </w:hyperlink>
-      <w:r>
-        <w:rPr>
-          <w:lang w:val="zh_TW" w:bidi="zh_TW"/>
-        </w:rPr>
-        <w:t>）。猶大的兒婦他瑪被指控犯了姦淫罪，因此有人下令把她帶到城外燒死（</w:t>
-      </w:r>
-      <w:hyperlink r:id="rId98">
-        <w:r>
-          <w:rPr>
-            <w:lang w:val="zh_TW" w:bidi="zh_TW"/>
-          </w:rPr>
-          <w:rPr>
-            <w:color w:val="0000EE"/>
-            <w:u w:val="single"/>
-          </w:rPr>
-          <w:t>創38:24</w:t>
-        </w:r>
-      </w:hyperlink>
-      <w:r>
-        <w:rPr>
-          <w:lang w:val="zh_TW" w:bidi="zh_TW"/>
-        </w:rPr>
-        <w:t>）。耶和華也吩咐說，凡踏上西奈山聖地的人，都要用箭射死或用石頭打死（</w:t>
-      </w:r>
-      <w:hyperlink r:id="rId99">
-        <w:r>
-          <w:rPr>
-            <w:lang w:val="zh_TW" w:bidi="zh_TW"/>
-          </w:rPr>
-          <w:rPr>
-            <w:color w:val="0000EE"/>
-            <w:u w:val="single"/>
-          </w:rPr>
-          <w:t>出19:13</w:t>
-        </w:r>
-      </w:hyperlink>
-      <w:r>
-        <w:rPr>
-          <w:lang w:val="zh_TW" w:bidi="zh_TW"/>
-        </w:rPr>
-        <w:t>）。</w:t>
-      </w:r>
-    </w:p>
-    <w:p>
-      <w:pPr>
-        <w:pStyle w:val="ListNumber"/>
-        <w:spacing w:line="240" w:lineRule="auto"/>
-        <w:ind w:left="720"/>
-      </w:pPr>
-      <w:r>
-        <w:rPr>
-          <w:lang w:val="zh_TW" w:bidi="zh_TW"/>
-        </w:rPr>
-      </w:r>
-      <w:r>
-        <w:rPr>
-          <w:lang w:val="zh_TW" w:bidi="zh_TW"/>
-        </w:rPr>
-        <w:t>把人掛起來可能是聖經時代的一種處決方式。不過，許多學者認為，譯為「掛起來」或「掛在木頭上」的詞語，其實是指刺刑（</w:t>
-      </w:r>
-      <w:hyperlink r:id="rId100">
-        <w:r>
-          <w:rPr>
-            <w:lang w:val="zh_TW" w:bidi="zh_TW"/>
-          </w:rPr>
-          <w:rPr>
-            <w:color w:val="0000EE"/>
-            <w:u w:val="single"/>
-          </w:rPr>
-          <w:t>民25:4</w:t>
-        </w:r>
-      </w:hyperlink>
-      <w:r>
-        <w:rPr>
-          <w:lang w:val="zh_TW" w:bidi="zh_TW"/>
-        </w:rPr>
-        <w:t>；</w:t>
-      </w:r>
-      <w:hyperlink r:id="rId101">
-        <w:r>
-          <w:rPr>
-            <w:lang w:val="zh_TW" w:bidi="zh_TW"/>
-          </w:rPr>
-          <w:rPr>
-            <w:color w:val="0000EE"/>
-            <w:u w:val="single"/>
-          </w:rPr>
-          <w:t>申21:22–23</w:t>
-        </w:r>
-      </w:hyperlink>
-      <w:r>
-        <w:rPr>
-          <w:lang w:val="zh_TW" w:bidi="zh_TW"/>
-        </w:rPr>
-        <w:t>；</w:t>
-      </w:r>
-      <w:hyperlink r:id="rId102">
-        <w:r>
-          <w:rPr>
-            <w:lang w:val="zh_TW" w:bidi="zh_TW"/>
-          </w:rPr>
-          <w:rPr>
-            <w:color w:val="0000EE"/>
-            <w:u w:val="single"/>
-          </w:rPr>
-          <w:t>書8:29</w:t>
-        </w:r>
-      </w:hyperlink>
-      <w:r>
-        <w:rPr>
-          <w:lang w:val="zh_TW" w:bidi="zh_TW"/>
-        </w:rPr>
-        <w:t>；</w:t>
-      </w:r>
-      <w:hyperlink r:id="rId103">
-        <w:r>
-          <w:rPr>
-            <w:lang w:val="zh_TW" w:bidi="zh_TW"/>
-          </w:rPr>
-          <w:rPr>
-            <w:color w:val="0000EE"/>
-            <w:u w:val="single"/>
-          </w:rPr>
-          <w:t>撒下21:6</w:t>
-        </w:r>
-      </w:hyperlink>
-      <w:r>
-        <w:rPr>
-          <w:lang w:val="zh_TW" w:bidi="zh_TW"/>
-        </w:rPr>
-        <w:t>、</w:t>
-      </w:r>
-      <w:hyperlink r:id="rId103">
-        <w:r>
-          <w:rPr>
-            <w:lang w:val="zh_TW" w:bidi="zh_TW"/>
-          </w:rPr>
-          <w:rPr>
-            <w:color w:val="0000EE"/>
-            <w:u w:val="single"/>
-          </w:rPr>
-          <w:t>9</w:t>
-        </w:r>
-      </w:hyperlink>
-      <w:r>
-        <w:rPr>
-          <w:lang w:val="zh_TW" w:bidi="zh_TW"/>
-        </w:rPr>
-        <w:t>；</w:t>
-      </w:r>
-      <w:hyperlink r:id="rId104">
-        <w:r>
-          <w:rPr>
-            <w:lang w:val="zh_TW" w:bidi="zh_TW"/>
-          </w:rPr>
-          <w:rPr>
-            <w:color w:val="0000EE"/>
-            <w:u w:val="single"/>
-          </w:rPr>
-          <w:t>斯9:14</w:t>
-        </w:r>
-      </w:hyperlink>
-      <w:r>
-        <w:rPr>
-          <w:lang w:val="zh_TW" w:bidi="zh_TW"/>
-        </w:rPr>
-        <w:t>）。人們會把一根尖銳的木樁立在地上，再把受刑人的身體強行刺入木樁；木樁的尖端很可能從受刑人的胸部或口中穿出。亞述人經常使用這種處決方式，通常是用來處置犯下最嚴重罪行的人，以及戰俘或逃兵。據說波斯王大流士進軍巴比倫時，曾把3,000人施以刺刑。大流士也規定，凡更改他重建聖殿諭令的人，都要受刺刑（</w:t>
-      </w:r>
-      <w:hyperlink r:id="rId105">
-        <w:r>
-          <w:rPr>
-            <w:lang w:val="zh_TW" w:bidi="zh_TW"/>
-          </w:rPr>
-          <w:rPr>
-            <w:color w:val="0000EE"/>
-            <w:u w:val="single"/>
-          </w:rPr>
-          <w:t>拉6:11–12</w:t>
-        </w:r>
-      </w:hyperlink>
-      <w:r>
-        <w:rPr>
-          <w:lang w:val="zh_TW" w:bidi="zh_TW"/>
-        </w:rPr>
-        <w:t>）。至於哈曼究竟是被吊死還是受刺刑，至今仍無法確定（見</w:t>
-      </w:r>
-      <w:hyperlink r:id="rId106">
-        <w:r>
-          <w:rPr>
-            <w:lang w:val="zh_TW" w:bidi="zh_TW"/>
-          </w:rPr>
-          <w:rPr>
-            <w:color w:val="0000EE"/>
-            <w:u w:val="single"/>
-          </w:rPr>
-          <w:t>斯7:9–10</w:t>
-        </w:r>
-      </w:hyperlink>
-      <w:r>
-        <w:rPr>
-          <w:lang w:val="zh_TW" w:bidi="zh_TW"/>
-        </w:rPr>
-        <w:t>）。</w:t>
-        <w:br/>
-      </w:r>
-      <w:r>
-        <w:rPr>
-          <w:lang w:val="zh_TW" w:bidi="zh_TW"/>
-        </w:rPr>
-        <w:t>通常，「掛起來」是展示屍體的一種方式，這樣做是用來警戒當地居民（</w:t>
-      </w:r>
-      <w:hyperlink r:id="rId107">
-        <w:r>
-          <w:rPr>
-            <w:lang w:val="zh_TW" w:bidi="zh_TW"/>
-          </w:rPr>
-          <w:rPr>
-            <w:color w:val="0000EE"/>
-            <w:u w:val="single"/>
-          </w:rPr>
-          <w:t>創40:19</w:t>
-        </w:r>
-      </w:hyperlink>
-      <w:r>
-        <w:rPr>
-          <w:lang w:val="zh_TW" w:bidi="zh_TW"/>
-        </w:rPr>
-        <w:t>；</w:t>
-      </w:r>
-      <w:hyperlink r:id="rId102">
-        <w:r>
-          <w:rPr>
-            <w:lang w:val="zh_TW" w:bidi="zh_TW"/>
-          </w:rPr>
-          <w:rPr>
-            <w:color w:val="0000EE"/>
-            <w:u w:val="single"/>
-          </w:rPr>
-          <w:t>書8:29</w:t>
-        </w:r>
-      </w:hyperlink>
-      <w:r>
-        <w:rPr>
-          <w:lang w:val="zh_TW" w:bidi="zh_TW"/>
-        </w:rPr>
-        <w:t>，</w:t>
-      </w:r>
-      <w:hyperlink r:id="rId108">
-        <w:r>
-          <w:rPr>
-            <w:lang w:val="zh_TW" w:bidi="zh_TW"/>
-          </w:rPr>
-          <w:rPr>
-            <w:color w:val="0000EE"/>
-            <w:u w:val="single"/>
-          </w:rPr>
-          <w:t>10:26</w:t>
-        </w:r>
-      </w:hyperlink>
-      <w:r>
-        <w:rPr>
-          <w:lang w:val="zh_TW" w:bidi="zh_TW"/>
-        </w:rPr>
-        <w:t>；</w:t>
-      </w:r>
-      <w:hyperlink r:id="rId109">
-        <w:r>
-          <w:rPr>
-            <w:lang w:val="zh_TW" w:bidi="zh_TW"/>
-          </w:rPr>
-          <w:rPr>
-            <w:color w:val="0000EE"/>
-            <w:u w:val="single"/>
-          </w:rPr>
-          <w:t>撒下4:12</w:t>
-        </w:r>
-      </w:hyperlink>
-      <w:r>
-        <w:rPr>
-          <w:lang w:val="zh_TW" w:bidi="zh_TW"/>
-        </w:rPr>
-        <w:t>）。人們通常只會將屍體展示一天，並在日落前把屍體埋葬。人們認為掛在木頭上的屍體會玷污神所賜的土地（</w:t>
-      </w:r>
-      <w:hyperlink r:id="rId101">
-        <w:r>
-          <w:rPr>
-            <w:lang w:val="zh_TW" w:bidi="zh_TW"/>
-          </w:rPr>
-          <w:rPr>
-            <w:color w:val="0000EE"/>
-            <w:u w:val="single"/>
-          </w:rPr>
-          <w:t>申21:22–23</w:t>
-        </w:r>
-      </w:hyperlink>
-      <w:r>
-        <w:rPr>
-          <w:lang w:val="zh_TW" w:bidi="zh_TW"/>
-        </w:rPr>
-        <w:t>）。根據米示拿的記載，人們會把死者的雙手綁在一起，再把屍體掛在木架的橫臂上。</w:t>
-      </w:r>
-    </w:p>
-    <w:p>
-      <w:pPr>
-        <w:pStyle w:val="ListNumber"/>
-        <w:spacing w:line="240" w:lineRule="auto"/>
-        <w:ind w:left="720"/>
-      </w:pPr>
-      <w:r>
-        <w:rPr>
-          <w:lang w:val="zh_TW" w:bidi="zh_TW"/>
-        </w:rPr>
-      </w:r>
-      <w:r>
-        <w:rPr>
-          <w:lang w:val="zh_TW" w:bidi="zh_TW"/>
-        </w:rPr>
-        <w:t>敘利亞王安提阿古四世·伊皮法尼（Antiochus IV Epiphanes）在公元前167至166年間曾使用釘十字架作為刑罰。根據公元一世紀猶太歷史學家約瑟夫（Josephus）的記載，那些拒絕放棄傳統信仰的猶太人就是這樣被處死的。在馬加比（Maccabean）時期（公元前167–40年），亞歷山大·詹納烏斯（Alexander Janneus ）為了重新鞏固自己的權力，曾把800名反叛的法利賽人釘在十字架上。釘十字架是一種廣泛使用的處決方式。羅馬帝國大部分地區都使用這種刑罰，包括印度、北非和日耳曼地區。在公元前4年至公元70年間，有些時候一次被釘十字架的人數多達數千人。</w:t>
-        <w:br/>
-      </w:r>
-      <w:r>
-        <w:rPr>
-          <w:lang w:val="zh_TW" w:bidi="zh_TW"/>
-        </w:rPr>
-        <w:t>看起來人們使用過三種十字架：橫木位於直木頂端下方的十字架（拉丁十字架）、T形十字架（聖安東尼的十字架〔St Anthony’s cross〕）、X形十字架（聖安得烈十字架〔St Andrew’s cross〕）。馬太福音記載，有一塊寫著「這是猶太人的王耶穌」的牌子，在耶穌釘十架時被安放在祂頭的上方（</w:t>
-      </w:r>
-      <w:hyperlink r:id="rId110">
-        <w:r>
-          <w:rPr>
-            <w:lang w:val="zh_TW" w:bidi="zh_TW"/>
-          </w:rPr>
-          <w:rPr>
-            <w:color w:val="0000EE"/>
-            <w:u w:val="single"/>
-          </w:rPr>
-          <w:t>太27:37</w:t>
-        </w:r>
-      </w:hyperlink>
-      <w:r>
-        <w:rPr>
-          <w:lang w:val="zh_TW" w:bidi="zh_TW"/>
-        </w:rPr>
-        <w:t>）。這表示耶穌受釘時所用的十字架是拉丁十字架，這也正是藝術家歷來描繪的樣式。行刑時，人們很可能先把十字架平放在地上，然後把受刑的人固定在上面。之後，人們把十字架豎立起來，放進預先挖好的坑中。受刑人的雙手可能被釘在十字架上，也可能被綁在十字架上；至於雙腳究竟用一根釘子還是兩根釘子釘住，至今仍無法確定。受刑人的身體重量由腳下的一塊木頭支撐，而兩腿之間可能另有一塊像尖樁一樣的木頭提供支撐。</w:t>
-      </w:r>
-    </w:p>
-    <w:p>
-      <w:pPr>
-        <w:pStyle w:val="ListNumber"/>
-        <w:spacing w:line="240" w:lineRule="auto"/>
-        <w:ind w:left="720"/>
-      </w:pPr>
-      <w:r>
-        <w:rPr>
-          <w:lang w:val="zh_TW" w:bidi="zh_TW"/>
-        </w:rPr>
-      </w:r>
-      <w:r>
-        <w:rPr>
-          <w:lang w:val="zh_TW" w:bidi="zh_TW"/>
-        </w:rPr>
-        <w:t>石刑是最常見的希伯來死刑。最初的石頭由控方證人投擲，然後圍觀的人也投擲。石刑適用於某些宗教方面的罪（</w:t>
-      </w:r>
-      <w:hyperlink r:id="rId111">
-        <w:r>
-          <w:rPr>
-            <w:lang w:val="zh_TW" w:bidi="zh_TW"/>
-          </w:rPr>
-          <w:rPr>
-            <w:color w:val="0000EE"/>
-            <w:u w:val="single"/>
-          </w:rPr>
-          <w:t>利24:16</w:t>
-        </w:r>
-      </w:hyperlink>
-      <w:r>
-        <w:rPr>
-          <w:lang w:val="zh_TW" w:bidi="zh_TW"/>
-        </w:rPr>
-        <w:t>；</w:t>
-      </w:r>
-      <w:hyperlink r:id="rId20">
-        <w:r>
-          <w:rPr>
-            <w:lang w:val="zh_TW" w:bidi="zh_TW"/>
-          </w:rPr>
-          <w:rPr>
-            <w:color w:val="0000EE"/>
-            <w:u w:val="single"/>
-          </w:rPr>
-          <w:t>民15:32–36</w:t>
-        </w:r>
-      </w:hyperlink>
-      <w:r>
-        <w:rPr>
-          <w:lang w:val="zh_TW" w:bidi="zh_TW"/>
-        </w:rPr>
-        <w:t>；</w:t>
-      </w:r>
-      <w:hyperlink r:id="rId112">
-        <w:r>
-          <w:rPr>
-            <w:lang w:val="zh_TW" w:bidi="zh_TW"/>
-          </w:rPr>
-          <w:rPr>
-            <w:color w:val="0000EE"/>
-            <w:u w:val="single"/>
-          </w:rPr>
-          <w:t>申13:1–10</w:t>
-        </w:r>
-      </w:hyperlink>
-      <w:r>
-        <w:rPr>
-          <w:lang w:val="zh_TW" w:bidi="zh_TW"/>
-        </w:rPr>
-        <w:t>，</w:t>
-      </w:r>
-      <w:hyperlink r:id="rId113">
-        <w:r>
-          <w:rPr>
-            <w:lang w:val="zh_TW" w:bidi="zh_TW"/>
-          </w:rPr>
-          <w:rPr>
-            <w:color w:val="0000EE"/>
-            <w:u w:val="single"/>
-          </w:rPr>
-          <w:t>17:2–5</w:t>
-        </w:r>
-      </w:hyperlink>
-      <w:r>
-        <w:rPr>
-          <w:lang w:val="zh_TW" w:bidi="zh_TW"/>
-        </w:rPr>
-        <w:t>）、姦淫（</w:t>
-      </w:r>
-      <w:hyperlink r:id="rId114">
-        <w:r>
-          <w:rPr>
-            <w:lang w:val="zh_TW" w:bidi="zh_TW"/>
-          </w:rPr>
-          <w:rPr>
-            <w:color w:val="0000EE"/>
-            <w:u w:val="single"/>
-          </w:rPr>
-          <w:t>申22:23–24</w:t>
-        </w:r>
-      </w:hyperlink>
-      <w:r>
-        <w:rPr>
-          <w:lang w:val="zh_TW" w:bidi="zh_TW"/>
-        </w:rPr>
-        <w:t>）、獻兒女為祭（</w:t>
-      </w:r>
-      <w:hyperlink r:id="rId15">
-        <w:r>
-          <w:rPr>
-            <w:lang w:val="zh_TW" w:bidi="zh_TW"/>
-          </w:rPr>
-          <w:rPr>
-            <w:color w:val="0000EE"/>
-            <w:u w:val="single"/>
-          </w:rPr>
-          <w:t>利20:2</w:t>
-        </w:r>
-      </w:hyperlink>
-      <w:r>
-        <w:rPr>
-          <w:lang w:val="zh_TW" w:bidi="zh_TW"/>
-        </w:rPr>
-        <w:t>）、交鬼行巫術（</w:t>
-      </w:r>
-      <w:hyperlink r:id="rId115">
-        <w:r>
-          <w:rPr>
-            <w:lang w:val="zh_TW" w:bidi="zh_TW"/>
-          </w:rPr>
-          <w:rPr>
-            <w:color w:val="0000EE"/>
-            <w:u w:val="single"/>
-          </w:rPr>
-          <w:t>利20:27</w:t>
-        </w:r>
-      </w:hyperlink>
-      <w:r>
-        <w:rPr>
-          <w:lang w:val="zh_TW" w:bidi="zh_TW"/>
-        </w:rPr>
-        <w:t>）和悖逆（</w:t>
-      </w:r>
-      <w:hyperlink r:id="rId38">
-        <w:r>
-          <w:rPr>
-            <w:lang w:val="zh_TW" w:bidi="zh_TW"/>
-          </w:rPr>
-          <w:rPr>
-            <w:color w:val="0000EE"/>
-            <w:u w:val="single"/>
-          </w:rPr>
-          <w:t>申21:18–21</w:t>
-        </w:r>
-      </w:hyperlink>
-      <w:r>
-        <w:rPr>
-          <w:lang w:val="zh_TW" w:bidi="zh_TW"/>
-        </w:rPr>
-        <w:t>）。使徒保羅歸信之前，曾親眼看見人們用石頭打死司提反，他當時也贊同這樣做（</w:t>
-      </w:r>
-      <w:hyperlink r:id="rId116">
-        <w:r>
-          <w:rPr>
-            <w:lang w:val="zh_TW" w:bidi="zh_TW"/>
-          </w:rPr>
-          <w:rPr>
-            <w:color w:val="0000EE"/>
-            <w:u w:val="single"/>
-          </w:rPr>
-          <w:t>徒7:58–59</w:t>
-        </w:r>
-      </w:hyperlink>
-      <w:r>
-        <w:rPr>
-          <w:lang w:val="zh_TW" w:bidi="zh_TW"/>
-        </w:rPr>
-        <w:t>）。後來，保羅自己在路司得也曾遭人用石頭打，卻倖免於死（</w:t>
-      </w:r>
-      <w:hyperlink r:id="rId117">
-        <w:r>
-          <w:rPr>
-            <w:lang w:val="zh_TW" w:bidi="zh_TW"/>
-          </w:rPr>
-          <w:rPr>
-            <w:color w:val="0000EE"/>
-            <w:u w:val="single"/>
-          </w:rPr>
-          <w:t>14:19</w:t>
-        </w:r>
-      </w:hyperlink>
-      <w:r>
-        <w:rPr>
-          <w:lang w:val="zh_TW" w:bidi="zh_TW"/>
-        </w:rPr>
-        <w:t>）。到了羅馬時代，人們有時會把受刑人綁在木架上，然後用石頭打死他。</w:t>
-      </w:r>
-    </w:p>
-    <w:p>
-      <w:pPr>
-        <w:pStyle w:val="Heading3"/>
-      </w:pPr>
-      <w:r>
-        <w:rPr>
-          <w:lang w:val="zh_TW" w:bidi="zh_TW"/>
-        </w:rPr>
-        <w:t>結論</w:t>
+      <w:r>
+        <w:rPr>
+          <w:lang w:val="zh_TW" w:bidi="zh_TW"/>
+        </w:rPr>
+      </w:r>
+      <w:r>
+        <w:rPr>
+          <w:lang w:val="zh_TW" w:bidi="zh_TW"/>
+        </w:rPr>
       </w:r>
     </w:p>
     <w:p>
@@ -3020,11 +733,21 @@
           <w:lang w:val="zh_TW" w:bidi="zh_TW"/>
         </w:rPr>
       </w:r>
-      <w:r>
-        <w:rPr>
-          <w:lang w:val="zh_TW" w:bidi="zh_TW"/>
-        </w:rPr>
-        <w:t>希伯來律法是妥拉（「教導」）的一部分。神把這些律法賜給祂立約的百姓，以使他們成為聖潔。當時，以色列人是一群剛脫離奴役的半遊牧民族。雖然希伯來律法與漢謨拉比法典及其它近東定居民族的法律有一些相似之處，但兩者也存在許多差異。即使在較不發達的文化環境中，希伯來律法往往展現出更廣闊的視野；它的目的似乎不只是維持社會秩序，更是要教導人過敬虔的生活。尤其是十誡簡明直接，直到今天仍然影響著法理學，甚至在現代世俗社會中也是如此。</w:t>
+    </w:p>
+    <w:p>
+      <w:pPr>
+        <w:pStyle w:val="Heading2"/>
+      </w:pPr>
+      <w:r>
+        <w:rPr>
+          <w:lang w:val="zh_TW" w:bidi="zh_TW"/>
+        </w:rPr>
+        <w:t>文士</w:t>
+      </w:r>
+      <w:r>
+        <w:rPr>
+          <w:lang w:val="zh_TW" w:bidi="zh_TW"/>
+        </w:rPr>
       </w:r>
     </w:p>
     <w:p>
@@ -3038,43 +761,18 @@
         <w:rPr>
           <w:lang w:val="zh_TW" w:bidi="zh_TW"/>
         </w:rPr>
-        <w:t>聖經最主要的信息是神愛祂立約百姓；然而，聖經從未忽略墮落世界中的殘酷現實。人會犯罪，也會犯下各種罪；人因自己的罪與神隔絕，也因所犯的罪受到懲罰。十字架是基督教信仰的象徵，它不斷提醒基督徒：神的愛並不是脫離現實的空談。他們認為，耶穌基督被釘十字架，正應驗了舊約聖經的預言：耶和華使我們眾人的罪孽都歸在他身上（</w:t>
-      </w:r>
-      <w:hyperlink r:id="rId118">
-        <w:r>
-          <w:rPr>
-            <w:lang w:val="zh_TW" w:bidi="zh_TW"/>
-          </w:rPr>
-          <w:rPr>
-            <w:color w:val="0000EE"/>
-            <w:u w:val="single"/>
-          </w:rPr>
-          <w:t>賽53:5–6</w:t>
-        </w:r>
-      </w:hyperlink>
-      <w:r>
-        <w:rPr>
-          <w:lang w:val="zh_TW" w:bidi="zh_TW"/>
-        </w:rPr>
-        <w:t>）。新約聖經宣告，基督照著聖經所說的，為我們的罪死了（</w:t>
-      </w:r>
-      <w:hyperlink r:id="rId119">
-        <w:r>
-          <w:rPr>
-            <w:lang w:val="zh_TW" w:bidi="zh_TW"/>
-          </w:rPr>
-          <w:rPr>
-            <w:color w:val="0000EE"/>
-            <w:u w:val="single"/>
-          </w:rPr>
-          <w:t>林前15:3</w:t>
-        </w:r>
-      </w:hyperlink>
-      <w:r>
-        <w:rPr>
-          <w:lang w:val="zh_TW" w:bidi="zh_TW"/>
-        </w:rPr>
-        <w:t>）。</w:t>
+        <w:t>指舊約時代早期，那些負責書寫和記錄資訊的人。在巴比倫被擄歸回之後，文士成為一個學者階層，為百姓做教導、抄寫和解釋猶太律法的工作。他們在福音書中主要作為耶穌的對手出現。</w:t>
+      </w:r>
+    </w:p>
+    <w:p>
+      <w:pPr>
+        <w:pStyle w:val="Heading3"/>
+      </w:pPr>
+      <w:r>
+        <w:rPr>
+          <w:lang w:val="zh_TW" w:bidi="zh_TW"/>
+        </w:rPr>
+        <w:t>巴比倫被擄前的文士</w:t>
       </w:r>
     </w:p>
     <w:p>
@@ -3086,74 +784,171 @@
       </w:r>
       <w:r>
         <w:rPr>
-          <w:i/>
-          <w:lang w:val="zh_TW" w:bidi="zh_TW"/>
-        </w:rPr>
-        <w:t>另見</w:t>
-      </w:r>
-      <w:r>
-        <w:rPr>
-          <w:lang w:val="zh_TW" w:bidi="zh_TW"/>
-        </w:rPr>
-        <w:t xml:space="preserve"> </w:t>
-      </w:r>
-      <w:r>
-        <w:rPr>
-          <w:lang w:val="zh_TW" w:bidi="zh_TW"/>
-        </w:rPr>
-        <w:t>民事法律和司法</w:t>
-      </w:r>
+          <w:lang w:val="zh_TW" w:bidi="zh_TW"/>
+        </w:rPr>
+        <w:t>在古代以色列，閱讀和書寫的能力並不普及，公共生活的各個方面都需要專業人士。這似乎是聖經對「文士」一詞最早的理解，並無特別的宗教意涵。文士負責保存記錄或抄寫</w:t>
+      </w:r>
+    </w:p>
+    <w:p>
+      <w:pPr>
+        <w:pStyle w:val="ListBullet"/>
+        <w:spacing w:line="240" w:lineRule="auto"/>
+        <w:ind w:left="720"/>
+      </w:pPr>
+      <w:r>
+        <w:rPr>
+          <w:lang w:val="zh_TW" w:bidi="zh_TW"/>
+        </w:rPr>
+      </w:r>
+      <w:r>
+        <w:rPr>
+          <w:lang w:val="zh_TW" w:bidi="zh_TW"/>
+        </w:rPr>
+        <w:t>法律文件（</w:t>
+      </w:r>
+      <w:hyperlink r:id="rId34">
+        <w:r>
+          <w:rPr>
+            <w:lang w:val="zh_TW" w:bidi="zh_TW"/>
+          </w:rPr>
+          <w:rPr>
+            <w:color w:val="0000EE"/>
+            <w:u w:val="single"/>
+          </w:rPr>
+          <w:t>耶32:12</w:t>
+        </w:r>
+      </w:hyperlink>
+      <w:r>
+        <w:rPr>
+          <w:lang w:val="zh_TW" w:bidi="zh_TW"/>
+        </w:rPr>
+        <w:t>），</w:t>
+      </w:r>
+    </w:p>
+    <w:p>
+      <w:pPr>
+        <w:pStyle w:val="ListBullet"/>
+        <w:spacing w:line="240" w:lineRule="auto"/>
+        <w:ind w:left="720"/>
+      </w:pPr>
+      <w:r>
+        <w:rPr>
+          <w:lang w:val="zh_TW" w:bidi="zh_TW"/>
+        </w:rPr>
+      </w:r>
+      <w:r>
+        <w:rPr>
+          <w:lang w:val="zh_TW" w:bidi="zh_TW"/>
+        </w:rPr>
+        <w:t>軍事檔案（</w:t>
+      </w:r>
+      <w:hyperlink r:id="rId35">
+        <w:r>
+          <w:rPr>
+            <w:lang w:val="zh_TW" w:bidi="zh_TW"/>
+          </w:rPr>
+          <w:rPr>
+            <w:color w:val="0000EE"/>
+            <w:u w:val="single"/>
+          </w:rPr>
+          <w:t>代下26:11</w:t>
+        </w:r>
+      </w:hyperlink>
+      <w:r>
+        <w:rPr>
+          <w:lang w:val="zh_TW" w:bidi="zh_TW"/>
+        </w:rPr>
+        <w:t>），</w:t>
+      </w:r>
+    </w:p>
+    <w:p>
+      <w:pPr>
+        <w:pStyle w:val="ListBullet"/>
+        <w:spacing w:line="240" w:lineRule="auto"/>
+        <w:ind w:left="720"/>
+      </w:pPr>
+      <w:r>
+        <w:rPr>
+          <w:lang w:val="zh_TW" w:bidi="zh_TW"/>
+        </w:rPr>
+      </w:r>
+      <w:r>
+        <w:rPr>
+          <w:lang w:val="zh_TW" w:bidi="zh_TW"/>
+        </w:rPr>
+        <w:t>其它公文（</w:t>
+      </w:r>
+      <w:hyperlink r:id="rId36">
+        <w:r>
+          <w:rPr>
+            <w:lang w:val="zh_TW" w:bidi="zh_TW"/>
+          </w:rPr>
+          <w:rPr>
+            <w:color w:val="0000EE"/>
+            <w:u w:val="single"/>
+          </w:rPr>
+          <w:t>士8:14</w:t>
+        </w:r>
+      </w:hyperlink>
       <w:r>
         <w:rPr>
           <w:lang w:val="zh_TW" w:bidi="zh_TW"/>
         </w:rPr>
         <w:t>；</w:t>
       </w:r>
-      <w:r>
-        <w:rPr>
-          <w:lang w:val="zh_TW" w:bidi="zh_TW"/>
-        </w:rPr>
-        <w:t>法院和審判</w:t>
-      </w:r>
-      <w:r>
-        <w:rPr>
-          <w:lang w:val="zh_TW" w:bidi="zh_TW"/>
-        </w:rPr>
-        <w:t>；</w:t>
-      </w:r>
-      <w:r>
-        <w:rPr>
-          <w:lang w:val="zh_TW" w:bidi="zh_TW"/>
-        </w:rPr>
-        <w:t>漢謨拉比法典</w:t>
-      </w:r>
-      <w:r>
-        <w:rPr>
-          <w:lang w:val="zh_TW" w:bidi="zh_TW"/>
-        </w:rPr>
-        <w:t>；</w:t>
-      </w:r>
-      <w:r>
-        <w:rPr>
-          <w:lang w:val="zh_TW" w:bidi="zh_TW"/>
-        </w:rPr>
-        <w:t>聖經中的律法概念</w:t>
-      </w:r>
-      <w:r>
-        <w:rPr>
-          <w:lang w:val="zh_TW" w:bidi="zh_TW"/>
-        </w:rPr>
-        <w:t>。</w:t>
-      </w:r>
-      <w:r>
-        <w:rPr>
-          <w:lang w:val="zh_TW" w:bidi="zh_TW"/>
-        </w:rPr>
-      </w:r>
-      <w:r>
-        <w:rPr>
-          <w:lang w:val="zh_TW" w:bidi="zh_TW"/>
-        </w:rPr>
+      <w:hyperlink r:id="rId37">
+        <w:r>
+          <w:rPr>
+            <w:lang w:val="zh_TW" w:bidi="zh_TW"/>
+          </w:rPr>
+          <w:rPr>
+            <w:color w:val="0000EE"/>
+            <w:u w:val="single"/>
+          </w:rPr>
+          <w:t>賽50:1</w:t>
+        </w:r>
+      </w:hyperlink>
+      <w:r>
+        <w:rPr>
+          <w:lang w:val="zh_TW" w:bidi="zh_TW"/>
+        </w:rPr>
+        <w:t>），或</w:t>
+      </w:r>
+    </w:p>
+    <w:p>
+      <w:pPr>
+        <w:pStyle w:val="ListBullet"/>
+        <w:spacing w:line="240" w:lineRule="auto"/>
+        <w:ind w:left="720"/>
+      </w:pPr>
+      <w:r>
+        <w:rPr>
+          <w:lang w:val="zh_TW" w:bidi="zh_TW"/>
+        </w:rPr>
+      </w:r>
+      <w:r>
+        <w:rPr>
+          <w:lang w:val="zh_TW" w:bidi="zh_TW"/>
+        </w:rPr>
+        <w:t>私人書信（</w:t>
+      </w:r>
+      <w:hyperlink r:id="rId38">
+        <w:r>
+          <w:rPr>
+            <w:lang w:val="zh_TW" w:bidi="zh_TW"/>
+          </w:rPr>
+          <w:rPr>
+            <w:color w:val="0000EE"/>
+            <w:u w:val="single"/>
+          </w:rPr>
+          <w:t>耶36:18</w:t>
+        </w:r>
+      </w:hyperlink>
+      <w:r>
+        <w:rPr>
+          <w:lang w:val="zh_TW" w:bidi="zh_TW"/>
+        </w:rPr>
+        <w:t>）。</w:t>
       </w:r>
     </w:p>
     <w:p>
@@ -3163,32 +958,209 @@
           <w:lang w:val="zh_TW" w:bidi="zh_TW"/>
         </w:rPr>
       </w:r>
+      <w:r>
+        <w:rPr>
+          <w:lang w:val="zh_TW" w:bidi="zh_TW"/>
+        </w:rPr>
+        <w:t>文士對於王室行政至關重要。文士長通常擔任</w:t>
+      </w:r>
     </w:p>
     <w:p>
       <w:pPr>
-        <w:pStyle w:val="Heading2"/>
-      </w:pPr>
-      <w:r>
-        <w:rPr>
-          <w:lang w:val="zh_TW" w:bidi="zh_TW"/>
-        </w:rPr>
-        <w:t>性，性慾</w:t>
-      </w:r>
-      <w:r>
-        <w:rPr>
-          <w:lang w:val="zh_TW" w:bidi="zh_TW"/>
-        </w:rPr>
+        <w:pStyle w:val="ListBullet"/>
+        <w:spacing w:line="240" w:lineRule="auto"/>
+        <w:ind w:left="720"/>
+      </w:pPr>
+      <w:r>
+        <w:rPr>
+          <w:lang w:val="zh_TW" w:bidi="zh_TW"/>
+        </w:rPr>
+      </w:r>
+      <w:r>
+        <w:rPr>
+          <w:lang w:val="zh_TW" w:bidi="zh_TW"/>
+        </w:rPr>
+        <w:t>王室書記（</w:t>
+      </w:r>
+      <w:hyperlink r:id="rId39">
+        <w:r>
+          <w:rPr>
+            <w:lang w:val="zh_TW" w:bidi="zh_TW"/>
+          </w:rPr>
+          <w:rPr>
+            <w:color w:val="0000EE"/>
+            <w:u w:val="single"/>
+          </w:rPr>
+          <w:t>王上4:3</w:t>
+        </w:r>
+      </w:hyperlink>
+      <w:r>
+        <w:rPr>
+          <w:lang w:val="zh_TW" w:bidi="zh_TW"/>
+        </w:rPr>
+        <w:t>；</w:t>
+      </w:r>
+      <w:hyperlink r:id="rId40">
+        <w:r>
+          <w:rPr>
+            <w:lang w:val="zh_TW" w:bidi="zh_TW"/>
+          </w:rPr>
+          <w:rPr>
+            <w:color w:val="0000EE"/>
+            <w:u w:val="single"/>
+          </w:rPr>
+          <w:t>代下24:11</w:t>
+        </w:r>
+      </w:hyperlink>
+      <w:r>
+        <w:rPr>
+          <w:lang w:val="zh_TW" w:bidi="zh_TW"/>
+        </w:rPr>
+        <w:t>），</w:t>
       </w:r>
     </w:p>
     <w:p>
       <w:pPr>
-        <w:pStyle w:val="Heading3"/>
-      </w:pPr>
-      <w:r>
-        <w:rPr>
-          <w:lang w:val="zh_TW" w:bidi="zh_TW"/>
-        </w:rPr>
-        <w:t>聖經對性與性慾的正面觀點</w:t>
+        <w:pStyle w:val="ListBullet"/>
+        <w:spacing w:line="240" w:lineRule="auto"/>
+        <w:ind w:left="720"/>
+      </w:pPr>
+      <w:r>
+        <w:rPr>
+          <w:lang w:val="zh_TW" w:bidi="zh_TW"/>
+        </w:rPr>
+      </w:r>
+      <w:r>
+        <w:rPr>
+          <w:lang w:val="zh_TW" w:bidi="zh_TW"/>
+        </w:rPr>
+        <w:t>謀士（</w:t>
+      </w:r>
+      <w:hyperlink r:id="rId41">
+        <w:r>
+          <w:rPr>
+            <w:lang w:val="zh_TW" w:bidi="zh_TW"/>
+          </w:rPr>
+          <w:rPr>
+            <w:color w:val="0000EE"/>
+            <w:u w:val="single"/>
+          </w:rPr>
+          <w:t>撒下8:16–17</w:t>
+        </w:r>
+      </w:hyperlink>
+      <w:r>
+        <w:rPr>
+          <w:lang w:val="zh_TW" w:bidi="zh_TW"/>
+        </w:rPr>
+        <w:t>；</w:t>
+      </w:r>
+      <w:hyperlink r:id="rId42">
+        <w:r>
+          <w:rPr>
+            <w:lang w:val="zh_TW" w:bidi="zh_TW"/>
+          </w:rPr>
+          <w:rPr>
+            <w:color w:val="0000EE"/>
+            <w:u w:val="single"/>
+          </w:rPr>
+          <w:t>王下18:18</w:t>
+        </w:r>
+      </w:hyperlink>
+      <w:r>
+        <w:rPr>
+          <w:lang w:val="zh_TW" w:bidi="zh_TW"/>
+        </w:rPr>
+        <w:t>，</w:t>
+      </w:r>
+      <w:hyperlink r:id="rId43">
+        <w:r>
+          <w:rPr>
+            <w:lang w:val="zh_TW" w:bidi="zh_TW"/>
+          </w:rPr>
+          <w:rPr>
+            <w:color w:val="0000EE"/>
+            <w:u w:val="single"/>
+          </w:rPr>
+          <w:t>22:12</w:t>
+        </w:r>
+      </w:hyperlink>
+      <w:r>
+        <w:rPr>
+          <w:lang w:val="zh_TW" w:bidi="zh_TW"/>
+        </w:rPr>
+        <w:t>；</w:t>
+      </w:r>
+      <w:hyperlink r:id="rId44">
+        <w:r>
+          <w:rPr>
+            <w:lang w:val="zh_TW" w:bidi="zh_TW"/>
+          </w:rPr>
+          <w:rPr>
+            <w:color w:val="0000EE"/>
+            <w:u w:val="single"/>
+          </w:rPr>
+          <w:t>代上27:32</w:t>
+        </w:r>
+      </w:hyperlink>
+      <w:r>
+        <w:rPr>
+          <w:lang w:val="zh_TW" w:bidi="zh_TW"/>
+        </w:rPr>
+        <w:t>；</w:t>
+      </w:r>
+      <w:hyperlink r:id="rId45">
+        <w:r>
+          <w:rPr>
+            <w:lang w:val="zh_TW" w:bidi="zh_TW"/>
+          </w:rPr>
+          <w:rPr>
+            <w:color w:val="0000EE"/>
+            <w:u w:val="single"/>
+          </w:rPr>
+          <w:t>賽36:3</w:t>
+        </w:r>
+      </w:hyperlink>
+      <w:r>
+        <w:rPr>
+          <w:lang w:val="zh_TW" w:bidi="zh_TW"/>
+        </w:rPr>
+        <w:t>），和</w:t>
+      </w:r>
+    </w:p>
+    <w:p>
+      <w:pPr>
+        <w:pStyle w:val="ListBullet"/>
+        <w:spacing w:line="240" w:lineRule="auto"/>
+        <w:ind w:left="720"/>
+      </w:pPr>
+      <w:r>
+        <w:rPr>
+          <w:lang w:val="zh_TW" w:bidi="zh_TW"/>
+        </w:rPr>
+      </w:r>
+      <w:r>
+        <w:rPr>
+          <w:lang w:val="zh_TW" w:bidi="zh_TW"/>
+        </w:rPr>
+        <w:t>財務監督（</w:t>
+      </w:r>
+      <w:hyperlink r:id="rId46">
+        <w:r>
+          <w:rPr>
+            <w:lang w:val="zh_TW" w:bidi="zh_TW"/>
+          </w:rPr>
+          <w:rPr>
+            <w:color w:val="0000EE"/>
+            <w:u w:val="single"/>
+          </w:rPr>
+          <w:t>王下22:3–4</w:t>
+        </w:r>
+      </w:hyperlink>
+      <w:r>
+        <w:rPr>
+          <w:lang w:val="zh_TW" w:bidi="zh_TW"/>
+        </w:rPr>
+        <w:t>）。</w:t>
       </w:r>
     </w:p>
     <w:p>
@@ -3202,55 +1174,54 @@
         <w:rPr>
           <w:lang w:val="zh_TW" w:bidi="zh_TW"/>
         </w:rPr>
-        <w:t>與某些宗教和哲學不同，聖經對人類的性有正面看法。根據舊約，神創造人是具有性別的存在。成為男性或女性，是</w:t>
-      </w:r>
-      <w:r>
-        <w:rPr>
-          <w:lang w:val="zh_TW" w:bidi="zh_TW"/>
-        </w:rPr>
-        <w:t>神就照着自己的形像造人</w:t>
-      </w:r>
-      <w:r>
-        <w:rPr>
-          <w:lang w:val="zh_TW" w:bidi="zh_TW"/>
-        </w:rPr>
-        <w:t>（</w:t>
-      </w:r>
-      <w:hyperlink r:id="rId120">
-        <w:r>
-          <w:rPr>
-            <w:lang w:val="zh_TW" w:bidi="zh_TW"/>
-          </w:rPr>
-          <w:rPr>
-            <w:color w:val="0000EE"/>
-            <w:u w:val="single"/>
-          </w:rPr>
-          <w:t>創1:26</w:t>
-        </w:r>
-      </w:hyperlink>
-      <w:r>
-        <w:rPr>
-          <w:lang w:val="zh_TW" w:bidi="zh_TW"/>
-        </w:rPr>
-        <w:t>–</w:t>
-      </w:r>
-      <w:hyperlink r:id="rId120">
-        <w:r>
-          <w:rPr>
-            <w:lang w:val="zh_TW" w:bidi="zh_TW"/>
-          </w:rPr>
-          <w:rPr>
-            <w:color w:val="0000EE"/>
-            <w:u w:val="single"/>
-          </w:rPr>
-          <w:t>28</w:t>
-        </w:r>
-      </w:hyperlink>
-      <w:r>
-        <w:rPr>
-          <w:lang w:val="zh_TW" w:bidi="zh_TW"/>
-        </w:rPr>
-        <w:t>）。因此，性不只是人的行為，而是其身分的重要部份。</w:t>
+        <w:t>書記也與祭司職分有關，負責聖殿的紀錄工作（</w:t>
+      </w:r>
+      <w:hyperlink r:id="rId47">
+        <w:r>
+          <w:rPr>
+            <w:lang w:val="zh_TW" w:bidi="zh_TW"/>
+          </w:rPr>
+          <w:rPr>
+            <w:color w:val="0000EE"/>
+            <w:u w:val="single"/>
+          </w:rPr>
+          <w:t>代上24:6</w:t>
+        </w:r>
+      </w:hyperlink>
+      <w:r>
+        <w:rPr>
+          <w:lang w:val="zh_TW" w:bidi="zh_TW"/>
+        </w:rPr>
+        <w:t>；</w:t>
+      </w:r>
+      <w:hyperlink r:id="rId48">
+        <w:r>
+          <w:rPr>
+            <w:lang w:val="zh_TW" w:bidi="zh_TW"/>
+          </w:rPr>
+          <w:rPr>
+            <w:color w:val="0000EE"/>
+            <w:u w:val="single"/>
+          </w:rPr>
+          <w:t>代下34:13–15</w:t>
+        </w:r>
+      </w:hyperlink>
+      <w:r>
+        <w:rPr>
+          <w:lang w:val="zh_TW" w:bidi="zh_TW"/>
+        </w:rPr>
+        <w:t>）。</w:t>
+      </w:r>
+    </w:p>
+    <w:p>
+      <w:pPr>
+        <w:pStyle w:val="Heading3"/>
+      </w:pPr>
+      <w:r>
+        <w:rPr>
+          <w:lang w:val="zh_TW" w:bidi="zh_TW"/>
+        </w:rPr>
+        <w:t>巴比倫被擄歸回後的文士</w:t>
       </w:r>
     </w:p>
     <w:p>
@@ -3264,79 +1235,25 @@
         <w:rPr>
           <w:lang w:val="zh_TW" w:bidi="zh_TW"/>
         </w:rPr>
-        <w:t>舊約表明男女身體上的差異並不可恥（</w:t>
-      </w:r>
-      <w:hyperlink r:id="rId121">
-        <w:r>
-          <w:rPr>
-            <w:lang w:val="zh_TW" w:bidi="zh_TW"/>
-          </w:rPr>
-          <w:rPr>
-            <w:color w:val="0000EE"/>
-            <w:u w:val="single"/>
-          </w:rPr>
-          <w:t>創2:25</w:t>
-        </w:r>
-      </w:hyperlink>
-      <w:r>
-        <w:rPr>
-          <w:lang w:val="zh_TW" w:bidi="zh_TW"/>
-        </w:rPr>
-        <w:t>）。性行為本身也不羞恥（</w:t>
-      </w:r>
-      <w:hyperlink r:id="rId122">
-        <w:r>
-          <w:rPr>
-            <w:lang w:val="zh_TW" w:bidi="zh_TW"/>
-          </w:rPr>
-          <w:rPr>
-            <w:color w:val="0000EE"/>
-            <w:u w:val="single"/>
-          </w:rPr>
-          <w:t>箴5:18</w:t>
-        </w:r>
-      </w:hyperlink>
-      <w:r>
-        <w:rPr>
-          <w:lang w:val="zh_TW" w:bidi="zh_TW"/>
-        </w:rPr>
-        <w:t>–</w:t>
-      </w:r>
-      <w:hyperlink r:id="rId122">
-        <w:r>
-          <w:rPr>
-            <w:lang w:val="zh_TW" w:bidi="zh_TW"/>
-          </w:rPr>
-          <w:rPr>
-            <w:color w:val="0000EE"/>
-            <w:u w:val="single"/>
-          </w:rPr>
-          <w:t>19</w:t>
-        </w:r>
-      </w:hyperlink>
-      <w:r>
-        <w:rPr>
-          <w:lang w:val="zh_TW" w:bidi="zh_TW"/>
-        </w:rPr>
-        <w:t>；</w:t>
-      </w:r>
-      <w:hyperlink r:id="rId123">
-        <w:r>
-          <w:rPr>
-            <w:lang w:val="zh_TW" w:bidi="zh_TW"/>
-          </w:rPr>
-          <w:rPr>
-            <w:color w:val="0000EE"/>
-            <w:u w:val="single"/>
-          </w:rPr>
-          <w:t>傳9:9</w:t>
-        </w:r>
-      </w:hyperlink>
-      <w:r>
-        <w:rPr>
-          <w:lang w:val="zh_TW" w:bidi="zh_TW"/>
-        </w:rPr>
-        <w:t>）。特別是雅歌，這首美麗的愛情詩歌讚美了肉體的激情，不應只從屬靈的角度解釋其內容。</w:t>
+        <w:t>猶太人被擄歸回後，在以斯拉和尼希米的領導下，猶太信仰傳統得以重建。此時「文士」一詞更具體地指那些聚集在一起，研究並解釋妥拉（猶太律法）的人。文士成為教師的專業，能給猶太百姓準確保存並解釋摩西律法。在這時期的開始，以斯拉被視為理想的文士，他是「通達耶和華誡命和賜以色列之律例的文士」（</w:t>
+      </w:r>
+      <w:hyperlink r:id="rId49">
+        <w:r>
+          <w:rPr>
+            <w:lang w:val="zh_TW" w:bidi="zh_TW"/>
+          </w:rPr>
+          <w:rPr>
+            <w:color w:val="0000EE"/>
+            <w:u w:val="single"/>
+          </w:rPr>
+          <w:t>拉7:11</w:t>
+        </w:r>
+      </w:hyperlink>
+      <w:r>
+        <w:rPr>
+          <w:lang w:val="zh_TW" w:bidi="zh_TW"/>
+        </w:rPr>
+        <w:t>）。</w:t>
       </w:r>
     </w:p>
     <w:p>
@@ -3350,36 +1267,210 @@
         <w:rPr>
           <w:lang w:val="zh_TW" w:bidi="zh_TW"/>
         </w:rPr>
-        <w:t>保羅在哥林多前書和提摩太前書中，同樣表達了正面的態度。哥林多和以弗所的社會充滿淫亂，因此一些基督徒選擇完全禁欲，甚至禁止婚姻（</w:t>
-      </w:r>
-      <w:hyperlink r:id="rId124">
-        <w:r>
-          <w:rPr>
-            <w:lang w:val="zh_TW" w:bidi="zh_TW"/>
-          </w:rPr>
-          <w:rPr>
-            <w:color w:val="0000EE"/>
-            <w:u w:val="single"/>
-          </w:rPr>
-          <w:t>提前4:3</w:t>
-        </w:r>
-      </w:hyperlink>
-      <w:r>
-        <w:rPr>
-          <w:lang w:val="zh_TW" w:bidi="zh_TW"/>
-        </w:rPr>
-        <w:t>）。已婚夫婦停止了性生活，他們認為這樣能使自己更屬靈（參</w:t>
-      </w:r>
-      <w:hyperlink r:id="rId125">
-        <w:r>
-          <w:rPr>
-            <w:lang w:val="zh_TW" w:bidi="zh_TW"/>
-          </w:rPr>
-          <w:rPr>
-            <w:color w:val="0000EE"/>
-            <w:u w:val="single"/>
-          </w:rPr>
-          <w:t>林前7:5</w:t>
+        <w:t>便西拉智訓（</w:t>
+      </w:r>
+      <w:r>
+        <w:rPr>
+          <w:lang w:val="zh_TW" w:bidi="zh_TW"/>
+        </w:rPr>
+        <w:t>The book of Sirach</w:t>
+      </w:r>
+      <w:r>
+        <w:rPr>
+          <w:lang w:val="zh_TW" w:bidi="zh_TW"/>
+        </w:rPr>
+        <w:t>）</w:t>
+      </w:r>
+      <w:r>
+        <w:rPr>
+          <w:lang w:val="zh_TW" w:bidi="zh_TW"/>
+        </w:rPr>
+        <w:t>描述文士是能夠深刻理解經文的隱含意義的人（</w:t>
+      </w:r>
+      <w:hyperlink r:id="rId50">
+        <w:r>
+          <w:rPr>
+            <w:lang w:val="zh_TW" w:bidi="zh_TW"/>
+          </w:rPr>
+          <w:rPr>
+            <w:color w:val="0000EE"/>
+            <w:u w:val="single"/>
+          </w:rPr>
+          <w:t>便西拉智訓39:2–3</w:t>
+        </w:r>
+      </w:hyperlink>
+      <w:r>
+        <w:rPr>
+          <w:lang w:val="zh_TW" w:bidi="zh_TW"/>
+        </w:rPr>
+        <w:t>），這種理解源於他勤奮研究律法、先知書和聖卷的結果（</w:t>
+      </w:r>
+      <w:hyperlink r:id="rId51">
+        <w:r>
+          <w:rPr>
+            <w:lang w:val="zh_TW" w:bidi="zh_TW"/>
+          </w:rPr>
+          <w:rPr>
+            <w:color w:val="0000EE"/>
+            <w:u w:val="single"/>
+          </w:rPr>
+          <w:t>38:24</w:t>
+        </w:r>
+      </w:hyperlink>
+      <w:r>
+        <w:rPr>
+          <w:lang w:val="zh_TW" w:bidi="zh_TW"/>
+        </w:rPr>
+        <w:t>及以下，</w:t>
+      </w:r>
+      <w:hyperlink r:id="rId52">
+        <w:r>
+          <w:rPr>
+            <w:lang w:val="zh_TW" w:bidi="zh_TW"/>
+          </w:rPr>
+          <w:rPr>
+            <w:color w:val="0000EE"/>
+            <w:u w:val="single"/>
+          </w:rPr>
+          <w:t>39:1</w:t>
+        </w:r>
+      </w:hyperlink>
+      <w:r>
+        <w:rPr>
+          <w:lang w:val="zh_TW" w:bidi="zh_TW"/>
+        </w:rPr>
+        <w:t>）。因此，文士能夠為百姓和國擔任審判官和謀士（</w:t>
+      </w:r>
+      <w:hyperlink r:id="rId53">
+        <w:r>
+          <w:rPr>
+            <w:lang w:val="zh_TW" w:bidi="zh_TW"/>
+          </w:rPr>
+          <w:rPr>
+            <w:color w:val="0000EE"/>
+            <w:u w:val="single"/>
+          </w:rPr>
+          <w:t>38:33</w:t>
+        </w:r>
+      </w:hyperlink>
+      <w:r>
+        <w:rPr>
+          <w:lang w:val="zh_TW" w:bidi="zh_TW"/>
+        </w:rPr>
+        <w:t>，</w:t>
+      </w:r>
+      <w:hyperlink r:id="rId54">
+        <w:r>
+          <w:rPr>
+            <w:lang w:val="zh_TW" w:bidi="zh_TW"/>
+          </w:rPr>
+          <w:rPr>
+            <w:color w:val="0000EE"/>
+            <w:u w:val="single"/>
+          </w:rPr>
+          <w:t>39:4–8</w:t>
+        </w:r>
+      </w:hyperlink>
+      <w:r>
+        <w:rPr>
+          <w:lang w:val="zh_TW" w:bidi="zh_TW"/>
+        </w:rPr>
+        <w:t>）。由於文士在一個由律法統治的社會中有不可或缺的地位，他應當受到世世代代的讚譽和尊敬（</w:t>
+      </w:r>
+      <w:hyperlink r:id="rId55">
+        <w:r>
+          <w:rPr>
+            <w:lang w:val="zh_TW" w:bidi="zh_TW"/>
+          </w:rPr>
+          <w:rPr>
+            <w:color w:val="0000EE"/>
+            <w:u w:val="single"/>
+          </w:rPr>
+          <w:t>39:9</w:t>
+        </w:r>
+      </w:hyperlink>
+      <w:r>
+        <w:rPr>
+          <w:lang w:val="zh_TW" w:bidi="zh_TW"/>
+        </w:rPr>
+        <w:t>）。到公元前二世紀，文士成為猶太社會中一個相當獨特的階級。從這時期開始，文士與法利賽人的興起有密切聯繫，多數文士都隸屬於他們（見新約中的密切關係：</w:t>
+      </w:r>
+      <w:hyperlink r:id="rId56">
+        <w:r>
+          <w:rPr>
+            <w:lang w:val="zh_TW" w:bidi="zh_TW"/>
+          </w:rPr>
+          <w:rPr>
+            <w:color w:val="0000EE"/>
+            <w:u w:val="single"/>
+          </w:rPr>
+          <w:t>太5:20</w:t>
+        </w:r>
+      </w:hyperlink>
+      <w:r>
+        <w:rPr>
+          <w:lang w:val="zh_TW" w:bidi="zh_TW"/>
+        </w:rPr>
+        <w:t>，</w:t>
+      </w:r>
+      <w:hyperlink r:id="rId57">
+        <w:r>
+          <w:rPr>
+            <w:lang w:val="zh_TW" w:bidi="zh_TW"/>
+          </w:rPr>
+          <w:rPr>
+            <w:color w:val="0000EE"/>
+            <w:u w:val="single"/>
+          </w:rPr>
+          <w:t>12:38，</w:t>
+        </w:r>
+      </w:hyperlink>
+      <w:hyperlink r:id="rId58">
+        <w:r>
+          <w:rPr>
+            <w:lang w:val="zh_TW" w:bidi="zh_TW"/>
+          </w:rPr>
+          <w:rPr>
+            <w:color w:val="0000EE"/>
+            <w:u w:val="single"/>
+          </w:rPr>
+          <w:t>15:1</w:t>
+        </w:r>
+      </w:hyperlink>
+      <w:r>
+        <w:rPr>
+          <w:lang w:val="zh_TW" w:bidi="zh_TW"/>
+        </w:rPr>
+        <w:t>；</w:t>
+      </w:r>
+      <w:hyperlink r:id="rId59">
+        <w:r>
+          <w:rPr>
+            <w:lang w:val="zh_TW" w:bidi="zh_TW"/>
+          </w:rPr>
+          <w:rPr>
+            <w:color w:val="0000EE"/>
+            <w:u w:val="single"/>
+          </w:rPr>
+          <w:t>可7:5</w:t>
+        </w:r>
+      </w:hyperlink>
+      <w:r>
+        <w:rPr>
+          <w:lang w:val="zh_TW" w:bidi="zh_TW"/>
+        </w:rPr>
+        <w:t>；</w:t>
+      </w:r>
+      <w:hyperlink r:id="rId60">
+        <w:r>
+          <w:rPr>
+            <w:lang w:val="zh_TW" w:bidi="zh_TW"/>
+          </w:rPr>
+          <w:rPr>
+            <w:color w:val="0000EE"/>
+            <w:u w:val="single"/>
+          </w:rPr>
+          <w:t>路6:7</w:t>
         </w:r>
       </w:hyperlink>
       <w:r>
@@ -3387,6 +1478,17 @@
           <w:lang w:val="zh_TW" w:bidi="zh_TW"/>
         </w:rPr>
         <w:t>）。</w:t>
+      </w:r>
+    </w:p>
+    <w:p>
+      <w:pPr>
+        <w:pStyle w:val="Heading3"/>
+      </w:pPr>
+      <w:r>
+        <w:rPr>
+          <w:lang w:val="zh_TW" w:bidi="zh_TW"/>
+        </w:rPr>
+        <w:t>訓練和地位</w:t>
       </w:r>
     </w:p>
     <w:p>
@@ -3400,43 +1502,25 @@
         <w:rPr>
           <w:lang w:val="zh_TW" w:bidi="zh_TW"/>
         </w:rPr>
-        <w:t>然而，保羅拒絕這種看法。他引用創世記，提醒信徒要為神的恩賜感恩（</w:t>
-      </w:r>
-      <w:hyperlink r:id="rId126">
-        <w:r>
-          <w:rPr>
-            <w:lang w:val="zh_TW" w:bidi="zh_TW"/>
-          </w:rPr>
-          <w:rPr>
-            <w:color w:val="0000EE"/>
-            <w:u w:val="single"/>
-          </w:rPr>
-          <w:t>提前4:3–5</w:t>
-        </w:r>
-      </w:hyperlink>
-      <w:r>
-        <w:rPr>
-          <w:lang w:val="zh_TW" w:bidi="zh_TW"/>
-        </w:rPr>
-        <w:t>）。他也教導夫妻應當滿足彼此的性需要（</w:t>
-      </w:r>
-      <w:hyperlink r:id="rId127">
-        <w:r>
-          <w:rPr>
-            <w:lang w:val="zh_TW" w:bidi="zh_TW"/>
-          </w:rPr>
-          <w:rPr>
-            <w:color w:val="0000EE"/>
-            <w:u w:val="single"/>
-          </w:rPr>
-          <w:t>林前7:3–4</w:t>
-        </w:r>
-      </w:hyperlink>
-      <w:r>
-        <w:rPr>
-          <w:lang w:val="zh_TW" w:bidi="zh_TW"/>
-        </w:rPr>
-        <w:t>）。</w:t>
+        <w:t>最初，文士都是在祭司家族中接受訓練，這些家族成員從事同樣的職業，且代代相傳。身為這些家族的一員，他們的工作就有了保障（</w:t>
+      </w:r>
+      <w:hyperlink r:id="rId61">
+        <w:r>
+          <w:rPr>
+            <w:lang w:val="zh_TW" w:bidi="zh_TW"/>
+          </w:rPr>
+          <w:rPr>
+            <w:color w:val="0000EE"/>
+            <w:u w:val="single"/>
+          </w:rPr>
+          <w:t>代上2:55</w:t>
+        </w:r>
+      </w:hyperlink>
+      <w:r>
+        <w:rPr>
+          <w:lang w:val="zh_TW" w:bidi="zh_TW"/>
+        </w:rPr>
+        <w:t>）。後來，所有社會階層的人都可接受相關訓練。到耶穌時代，許多有影響力的文士來自非祭司家庭。訓練從年幼時開始，在教師或拉比的個別指導下進行。拉比教導有關猶太律法的所有內容及其解釋。</w:t>
       </w:r>
     </w:p>
     <w:p>
@@ -3450,90 +1534,97 @@
         <w:rPr>
           <w:lang w:val="zh_TW" w:bidi="zh_TW"/>
         </w:rPr>
-        <w:t>神設立性是為了繁衍後代（</w:t>
-      </w:r>
-      <w:hyperlink r:id="rId128">
-        <w:r>
-          <w:rPr>
-            <w:lang w:val="zh_TW" w:bidi="zh_TW"/>
-          </w:rPr>
-          <w:rPr>
-            <w:color w:val="0000EE"/>
-            <w:u w:val="single"/>
-          </w:rPr>
-          <w:t>創1:28</w:t>
-        </w:r>
-      </w:hyperlink>
-      <w:r>
-        <w:rPr>
-          <w:lang w:val="zh_TW" w:bidi="zh_TW"/>
-        </w:rPr>
-        <w:t>），但性行為也能加深夫妻關係。</w:t>
-      </w:r>
-      <w:hyperlink r:id="rId129">
-        <w:r>
-          <w:rPr>
-            <w:lang w:val="zh_TW" w:bidi="zh_TW"/>
-          </w:rPr>
-          <w:rPr>
-            <w:color w:val="0000EE"/>
-            <w:u w:val="single"/>
-          </w:rPr>
-          <w:t>創世記第2章</w:t>
-        </w:r>
-      </w:hyperlink>
-      <w:r>
-        <w:rPr>
-          <w:lang w:val="zh_TW" w:bidi="zh_TW"/>
-        </w:rPr>
-        <w:t>描述神創造女人為男人的伴侶（</w:t>
-      </w:r>
-      <w:hyperlink r:id="rId130">
-        <w:r>
-          <w:rPr>
-            <w:lang w:val="zh_TW" w:bidi="zh_TW"/>
-          </w:rPr>
-          <w:rPr>
-            <w:color w:val="0000EE"/>
-            <w:u w:val="single"/>
-          </w:rPr>
-          <w:t>2:18</w:t>
-        </w:r>
-      </w:hyperlink>
-      <w:r>
-        <w:rPr>
-          <w:lang w:val="zh_TW" w:bidi="zh_TW"/>
-        </w:rPr>
-        <w:t>–</w:t>
-      </w:r>
-      <w:hyperlink r:id="rId130">
-        <w:r>
-          <w:rPr>
-            <w:lang w:val="zh_TW" w:bidi="zh_TW"/>
-          </w:rPr>
-          <w:rPr>
-            <w:color w:val="0000EE"/>
-            <w:u w:val="single"/>
-          </w:rPr>
-          <w:t>24</w:t>
-        </w:r>
-      </w:hyperlink>
-      <w:r>
-        <w:rPr>
-          <w:lang w:val="zh_TW" w:bidi="zh_TW"/>
-        </w:rPr>
-        <w:t>），人類的性不僅是肉體上的交合，成為男性或女性也是神幫助人類建立各種關係的方式，甚至包括那些通常不被認為與性有關的關係。</w:t>
-      </w:r>
-    </w:p>
-    <w:p>
-      <w:pPr>
-        <w:pStyle w:val="Heading3"/>
-      </w:pPr>
-      <w:r>
-        <w:rPr>
-          <w:lang w:val="zh_TW" w:bidi="zh_TW"/>
-        </w:rPr>
-        <w:t>罪對人類性行為的影響</w:t>
+        <w:t>由於摩西書寫的律法無法直接應對被擄歸回後的各種情況，文士的技能成為了一個極其重要的貢獻。他們建立的「口傳律法（oral law）」被視為與書面猶太律法同等重要。因此，對於那些渴望取悅神的人來說，這些律法同樣具有約束力（見</w:t>
+      </w:r>
+      <w:hyperlink r:id="rId62">
+        <w:r>
+          <w:rPr>
+            <w:lang w:val="zh_TW" w:bidi="zh_TW"/>
+          </w:rPr>
+          <w:rPr>
+            <w:color w:val="0000EE"/>
+            <w:u w:val="single"/>
+          </w:rPr>
+          <w:t>可7:6–13</w:t>
+        </w:r>
+      </w:hyperlink>
+      <w:r>
+        <w:rPr>
+          <w:lang w:val="zh_TW" w:bidi="zh_TW"/>
+        </w:rPr>
+        <w:t>）。由於文士有專業知識，他們參與猶太公會，即充當以色列最高法院的長老議會。文士是該公會中唯一來自非大祭司和長老等最高社會階層的成員（</w:t>
+      </w:r>
+      <w:hyperlink r:id="rId63">
+        <w:r>
+          <w:rPr>
+            <w:lang w:val="zh_TW" w:bidi="zh_TW"/>
+          </w:rPr>
+          <w:rPr>
+            <w:color w:val="0000EE"/>
+            <w:u w:val="single"/>
+          </w:rPr>
+          <w:t>太26:57</w:t>
+        </w:r>
+      </w:hyperlink>
+      <w:r>
+        <w:rPr>
+          <w:lang w:val="zh_TW" w:bidi="zh_TW"/>
+        </w:rPr>
+        <w:t>；</w:t>
+      </w:r>
+      <w:hyperlink r:id="rId64">
+        <w:r>
+          <w:rPr>
+            <w:lang w:val="zh_TW" w:bidi="zh_TW"/>
+          </w:rPr>
+          <w:rPr>
+            <w:color w:val="0000EE"/>
+            <w:u w:val="single"/>
+          </w:rPr>
+          <w:t>可14:43、53</w:t>
+        </w:r>
+      </w:hyperlink>
+      <w:r>
+        <w:rPr>
+          <w:lang w:val="zh_TW" w:bidi="zh_TW"/>
+        </w:rPr>
+        <w:t>；</w:t>
+      </w:r>
+      <w:hyperlink r:id="rId65">
+        <w:r>
+          <w:rPr>
+            <w:lang w:val="zh_TW" w:bidi="zh_TW"/>
+          </w:rPr>
+          <w:rPr>
+            <w:color w:val="0000EE"/>
+            <w:u w:val="single"/>
+          </w:rPr>
+          <w:t>路22:66</w:t>
+        </w:r>
+      </w:hyperlink>
+      <w:r>
+        <w:rPr>
+          <w:lang w:val="zh_TW" w:bidi="zh_TW"/>
+        </w:rPr>
+        <w:t>；</w:t>
+      </w:r>
+      <w:hyperlink r:id="rId66">
+        <w:r>
+          <w:rPr>
+            <w:lang w:val="zh_TW" w:bidi="zh_TW"/>
+          </w:rPr>
+          <w:rPr>
+            <w:color w:val="0000EE"/>
+            <w:u w:val="single"/>
+          </w:rPr>
+          <w:t>徒23:9</w:t>
+        </w:r>
+      </w:hyperlink>
+      <w:r>
+        <w:rPr>
+          <w:lang w:val="zh_TW" w:bidi="zh_TW"/>
+        </w:rPr>
+        <w:t>）。</w:t>
       </w:r>
     </w:p>
     <w:p>
@@ -3547,7 +1638,206 @@
         <w:rPr>
           <w:lang w:val="zh_TW" w:bidi="zh_TW"/>
         </w:rPr>
-        <w:t>聖經坦白承認人性中負面的部份。在描述「性」在上帝的完美計劃中的美好之後，創世記解釋「性」如何像其他一切一樣，被罪所玷污：</w:t>
+        <w:t>文士在猶太社區中備受尊敬。他們是猶太律法的權威教師，不僅在聖殿內（</w:t>
+      </w:r>
+      <w:hyperlink r:id="rId67">
+        <w:r>
+          <w:rPr>
+            <w:lang w:val="zh_TW" w:bidi="zh_TW"/>
+          </w:rPr>
+          <w:rPr>
+            <w:color w:val="0000EE"/>
+            <w:u w:val="single"/>
+          </w:rPr>
+          <w:t>路2:46</w:t>
+        </w:r>
+      </w:hyperlink>
+      <w:r>
+        <w:rPr>
+          <w:lang w:val="zh_TW" w:bidi="zh_TW"/>
+        </w:rPr>
+        <w:t>），也在猶太和加利利的各會堂中（</w:t>
+      </w:r>
+      <w:hyperlink r:id="rId68">
+        <w:r>
+          <w:rPr>
+            <w:lang w:val="zh_TW" w:bidi="zh_TW"/>
+          </w:rPr>
+          <w:rPr>
+            <w:color w:val="0000EE"/>
+            <w:u w:val="single"/>
+          </w:rPr>
+          <w:t>5:17</w:t>
+        </w:r>
+      </w:hyperlink>
+      <w:r>
+        <w:rPr>
+          <w:lang w:val="zh_TW" w:bidi="zh_TW"/>
+        </w:rPr>
+        <w:t>）教導。他們同時也是公會的重要成員，穿著特製的長衣（</w:t>
+      </w:r>
+      <w:hyperlink r:id="rId69">
+        <w:r>
+          <w:rPr>
+            <w:lang w:val="zh_TW" w:bidi="zh_TW"/>
+          </w:rPr>
+          <w:rPr>
+            <w:color w:val="0000EE"/>
+            <w:u w:val="single"/>
+          </w:rPr>
+          <w:t>可12:38</w:t>
+        </w:r>
+      </w:hyperlink>
+      <w:r>
+        <w:rPr>
+          <w:lang w:val="zh_TW" w:bidi="zh_TW"/>
+        </w:rPr>
+        <w:t>），下擺有作為紀念的穗子，並在手臂上佩戴裝有經文的「佩經盒（</w:t>
+      </w:r>
+      <w:r>
+        <w:rPr>
+          <w:lang w:val="zh_TW" w:bidi="zh_TW"/>
+        </w:rPr>
+        <w:t>prayer boxes</w:t>
+      </w:r>
+      <w:r>
+        <w:rPr>
+          <w:lang w:val="zh_TW" w:bidi="zh_TW"/>
+        </w:rPr>
+        <w:t>）」（</w:t>
+      </w:r>
+      <w:hyperlink r:id="rId70">
+        <w:r>
+          <w:rPr>
+            <w:lang w:val="zh_TW" w:bidi="zh_TW"/>
+          </w:rPr>
+          <w:rPr>
+            <w:color w:val="0000EE"/>
+            <w:u w:val="single"/>
+          </w:rPr>
+          <w:t>太23:5</w:t>
+        </w:r>
+      </w:hyperlink>
+      <w:r>
+        <w:rPr>
+          <w:lang w:val="zh_TW" w:bidi="zh_TW"/>
+        </w:rPr>
+        <w:t>）。這樣的服裝使他們備受注目，吸引人在街上向他們問安（</w:t>
+      </w:r>
+      <w:hyperlink r:id="rId69">
+        <w:r>
+          <w:rPr>
+            <w:lang w:val="zh_TW" w:bidi="zh_TW"/>
+          </w:rPr>
+          <w:rPr>
+            <w:color w:val="0000EE"/>
+            <w:u w:val="single"/>
+          </w:rPr>
+          <w:t>可12:38</w:t>
+        </w:r>
+      </w:hyperlink>
+      <w:r>
+        <w:rPr>
+          <w:lang w:val="zh_TW" w:bidi="zh_TW"/>
+        </w:rPr>
+        <w:t>）。他們被尊稱為「拉比」或「師傅」（</w:t>
+      </w:r>
+      <w:hyperlink r:id="rId71">
+        <w:r>
+          <w:rPr>
+            <w:lang w:val="zh_TW" w:bidi="zh_TW"/>
+          </w:rPr>
+          <w:rPr>
+            <w:color w:val="0000EE"/>
+            <w:u w:val="single"/>
+          </w:rPr>
+          <w:t>太23:7</w:t>
+        </w:r>
+      </w:hyperlink>
+      <w:r>
+        <w:rPr>
+          <w:lang w:val="zh_TW" w:bidi="zh_TW"/>
+        </w:rPr>
+        <w:t>），在敬拜和社交場合中享有首座（</w:t>
+      </w:r>
+      <w:hyperlink r:id="rId72">
+        <w:r>
+          <w:rPr>
+            <w:lang w:val="zh_TW" w:bidi="zh_TW"/>
+          </w:rPr>
+          <w:rPr>
+            <w:color w:val="0000EE"/>
+            <w:u w:val="single"/>
+          </w:rPr>
+          <w:t>太23:2</w:t>
+        </w:r>
+      </w:hyperlink>
+      <w:r>
+        <w:rPr>
+          <w:lang w:val="zh_TW" w:bidi="zh_TW"/>
+        </w:rPr>
+        <w:t>；</w:t>
+      </w:r>
+      <w:hyperlink r:id="rId73">
+        <w:r>
+          <w:rPr>
+            <w:lang w:val="zh_TW" w:bidi="zh_TW"/>
+          </w:rPr>
+          <w:rPr>
+            <w:color w:val="0000EE"/>
+            <w:u w:val="single"/>
+          </w:rPr>
+          <w:t>可12:39</w:t>
+        </w:r>
+      </w:hyperlink>
+      <w:r>
+        <w:rPr>
+          <w:lang w:val="zh_TW" w:bidi="zh_TW"/>
+        </w:rPr>
+        <w:t>；</w:t>
+      </w:r>
+      <w:hyperlink r:id="rId74">
+        <w:r>
+          <w:rPr>
+            <w:lang w:val="zh_TW" w:bidi="zh_TW"/>
+          </w:rPr>
+          <w:rPr>
+            <w:color w:val="0000EE"/>
+            <w:u w:val="single"/>
+          </w:rPr>
+          <w:t>路20:46</w:t>
+        </w:r>
+      </w:hyperlink>
+      <w:r>
+        <w:rPr>
+          <w:lang w:val="zh_TW" w:bidi="zh_TW"/>
+        </w:rPr>
+        <w:t>）。</w:t>
+      </w:r>
+    </w:p>
+    <w:p>
+      <w:pPr>
+        <w:pStyle w:val="Heading3"/>
+      </w:pPr>
+      <w:r>
+        <w:rPr>
+          <w:lang w:val="zh_TW" w:bidi="zh_TW"/>
+        </w:rPr>
+        <w:t>耶穌時代的文士</w:t>
+      </w:r>
+    </w:p>
+    <w:p>
+      <w:pPr/>
+      <w:r>
+        <w:rPr>
+          <w:lang w:val="zh_TW" w:bidi="zh_TW"/>
+        </w:rPr>
+      </w:r>
+      <w:r>
+        <w:rPr>
+          <w:lang w:val="zh_TW" w:bidi="zh_TW"/>
+        </w:rPr>
+        <w:t>在耶穌的事工期間，文士主要是那些對猶太律法的要求極為關注的人。路加稱文士為「律法師」，藉此向他的外邦（非猶太）聽眾和讀者說明文士的主要職責是解釋猶太律法。文士經常批評耶穌，他們多次指責耶穌違反猶太律法，例如：</w:t>
       </w:r>
     </w:p>
     <w:p>
@@ -3565,7 +1855,43 @@
         <w:rPr>
           <w:lang w:val="zh_TW" w:bidi="zh_TW"/>
         </w:rPr>
-        <w:t>裸體變得羞恥和令人懼怕</w:t>
+        <w:t>當耶穌赦免罪人時（</w:t>
+      </w:r>
+      <w:hyperlink r:id="rId75">
+        <w:r>
+          <w:rPr>
+            <w:lang w:val="zh_TW" w:bidi="zh_TW"/>
+          </w:rPr>
+          <w:rPr>
+            <w:color w:val="0000EE"/>
+            <w:u w:val="single"/>
+          </w:rPr>
+          <w:t>太9:1–3</w:t>
+        </w:r>
+      </w:hyperlink>
+      <w:r>
+        <w:rPr>
+          <w:lang w:val="zh_TW" w:bidi="zh_TW"/>
+        </w:rPr>
+        <w:t>；</w:t>
+      </w:r>
+      <w:hyperlink r:id="rId76">
+        <w:r>
+          <w:rPr>
+            <w:lang w:val="zh_TW" w:bidi="zh_TW"/>
+          </w:rPr>
+          <w:rPr>
+            <w:color w:val="0000EE"/>
+            <w:u w:val="single"/>
+          </w:rPr>
+          <w:t>路5:17–26</w:t>
+        </w:r>
+      </w:hyperlink>
+      <w:r>
+        <w:rPr>
+          <w:lang w:val="zh_TW" w:bidi="zh_TW"/>
+        </w:rPr>
+        <w:t>）</w:t>
       </w:r>
     </w:p>
     <w:p>
@@ -3583,43 +1909,43 @@
         <w:rPr>
           <w:lang w:val="zh_TW" w:bidi="zh_TW"/>
         </w:rPr>
-        <w:t>男女開始把彼此當作性的工具，而不是完整的人（</w:t>
-      </w:r>
-      <w:hyperlink r:id="rId131">
-        <w:r>
-          <w:rPr>
-            <w:lang w:val="zh_TW" w:bidi="zh_TW"/>
-          </w:rPr>
-          <w:rPr>
-            <w:color w:val="0000EE"/>
-            <w:u w:val="single"/>
-          </w:rPr>
-          <w:t>創3:7</w:t>
-        </w:r>
-      </w:hyperlink>
-      <w:r>
-        <w:rPr>
-          <w:lang w:val="zh_TW" w:bidi="zh_TW"/>
-        </w:rPr>
-        <w:t>–</w:t>
-      </w:r>
-      <w:hyperlink r:id="rId131">
-        <w:r>
-          <w:rPr>
-            <w:lang w:val="zh_TW" w:bidi="zh_TW"/>
-          </w:rPr>
-          <w:rPr>
-            <w:color w:val="0000EE"/>
-            <w:u w:val="single"/>
-          </w:rPr>
-          <w:t>10</w:t>
-        </w:r>
-      </w:hyperlink>
-      <w:r>
-        <w:rPr>
-          <w:lang w:val="zh_TW" w:bidi="zh_TW"/>
-        </w:rPr>
-        <w:t>）</w:t>
+        <w:t>當他們認為耶穌在安息日工作（</w:t>
+      </w:r>
+      <w:hyperlink r:id="rId77">
+        <w:r>
+          <w:rPr>
+            <w:lang w:val="zh_TW" w:bidi="zh_TW"/>
+          </w:rPr>
+          <w:rPr>
+            <w:color w:val="0000EE"/>
+            <w:u w:val="single"/>
+          </w:rPr>
+          <w:t>路6:1–2</w:t>
+        </w:r>
+      </w:hyperlink>
+      <w:r>
+        <w:rPr>
+          <w:lang w:val="zh_TW" w:bidi="zh_TW"/>
+        </w:rPr>
+        <w:t>）或醫治人時（</w:t>
+      </w:r>
+      <w:hyperlink r:id="rId78">
+        <w:r>
+          <w:rPr>
+            <w:lang w:val="zh_TW" w:bidi="zh_TW"/>
+          </w:rPr>
+          <w:rPr>
+            <w:color w:val="0000EE"/>
+            <w:u w:val="single"/>
+          </w:rPr>
+          <w:t>6–11</w:t>
+        </w:r>
+      </w:hyperlink>
+      <w:r>
+        <w:rPr>
+          <w:lang w:val="zh_TW" w:bidi="zh_TW"/>
+        </w:rPr>
+        <w:t>節），沒有適當遵守安息日</w:t>
       </w:r>
     </w:p>
     <w:p>
@@ -3637,7 +1963,43 @@
         <w:rPr>
           <w:lang w:val="zh_TW" w:bidi="zh_TW"/>
         </w:rPr>
-        <w:t>信任與溫柔被背叛與苛刻所取代</w:t>
+        <w:t>當他們發現耶穌不遵守他們的儀式性洗手禮（</w:t>
+      </w:r>
+      <w:hyperlink r:id="rId79">
+        <w:r>
+          <w:rPr>
+            <w:lang w:val="zh_TW" w:bidi="zh_TW"/>
+          </w:rPr>
+          <w:rPr>
+            <w:color w:val="0000EE"/>
+            <w:u w:val="single"/>
+          </w:rPr>
+          <w:t>可7:2–5</w:t>
+        </w:r>
+      </w:hyperlink>
+      <w:r>
+        <w:rPr>
+          <w:lang w:val="zh_TW" w:bidi="zh_TW"/>
+        </w:rPr>
+        <w:t>）且忽視禁食的做法時（</w:t>
+      </w:r>
+      <w:hyperlink r:id="rId80">
+        <w:r>
+          <w:rPr>
+            <w:lang w:val="zh_TW" w:bidi="zh_TW"/>
+          </w:rPr>
+          <w:rPr>
+            <w:color w:val="0000EE"/>
+            <w:u w:val="single"/>
+          </w:rPr>
+          <w:t>路5:33–39</w:t>
+        </w:r>
+      </w:hyperlink>
+      <w:r>
+        <w:rPr>
+          <w:lang w:val="zh_TW" w:bidi="zh_TW"/>
+        </w:rPr>
+        <w:t>）</w:t>
       </w:r>
     </w:p>
     <w:p>
@@ -3651,7 +2013,295 @@
         <w:rPr>
           <w:lang w:val="zh_TW" w:bidi="zh_TW"/>
         </w:rPr>
-        <w:t>這就是歧視與虐待之根源，是今日女性主義所針對的現象。生育也因罪而受損，由此變得痛苦與艱難。</w:t>
+        <w:t>不出意料，他們特別反對耶穌與猶太社會中的不潔淨者（禮儀上不潔）和被排斥者交往（</w:t>
+      </w:r>
+      <w:hyperlink r:id="rId81">
+        <w:r>
+          <w:rPr>
+            <w:lang w:val="zh_TW" w:bidi="zh_TW"/>
+          </w:rPr>
+          <w:rPr>
+            <w:color w:val="0000EE"/>
+            <w:u w:val="single"/>
+          </w:rPr>
+          <w:t>可2:16–17</w:t>
+        </w:r>
+      </w:hyperlink>
+      <w:r>
+        <w:rPr>
+          <w:lang w:val="zh_TW" w:bidi="zh_TW"/>
+        </w:rPr>
+        <w:t>；</w:t>
+      </w:r>
+      <w:hyperlink r:id="rId82">
+        <w:r>
+          <w:rPr>
+            <w:lang w:val="zh_TW" w:bidi="zh_TW"/>
+          </w:rPr>
+          <w:rPr>
+            <w:color w:val="0000EE"/>
+            <w:u w:val="single"/>
+          </w:rPr>
+          <w:t>路15:1–2</w:t>
+        </w:r>
+      </w:hyperlink>
+      <w:r>
+        <w:rPr>
+          <w:lang w:val="zh_TW" w:bidi="zh_TW"/>
+        </w:rPr>
+        <w:t>）。他們經常試圖用有關猶太律法的問題來陷害耶穌（</w:t>
+      </w:r>
+      <w:hyperlink r:id="rId59">
+        <w:r>
+          <w:rPr>
+            <w:lang w:val="zh_TW" w:bidi="zh_TW"/>
+          </w:rPr>
+          <w:rPr>
+            <w:color w:val="0000EE"/>
+            <w:u w:val="single"/>
+          </w:rPr>
+          <w:t>可7:5</w:t>
+        </w:r>
+      </w:hyperlink>
+      <w:r>
+        <w:rPr>
+          <w:lang w:val="zh_TW" w:bidi="zh_TW"/>
+        </w:rPr>
+        <w:t>，</w:t>
+      </w:r>
+      <w:hyperlink r:id="rId83">
+        <w:r>
+          <w:rPr>
+            <w:lang w:val="zh_TW" w:bidi="zh_TW"/>
+          </w:rPr>
+          <w:rPr>
+            <w:color w:val="0000EE"/>
+            <w:u w:val="single"/>
+          </w:rPr>
+          <w:t>12:28、35</w:t>
+        </w:r>
+      </w:hyperlink>
+      <w:r>
+        <w:rPr>
+          <w:lang w:val="zh_TW" w:bidi="zh_TW"/>
+        </w:rPr>
+        <w:t>；</w:t>
+      </w:r>
+      <w:hyperlink r:id="rId84">
+        <w:r>
+          <w:rPr>
+            <w:lang w:val="zh_TW" w:bidi="zh_TW"/>
+          </w:rPr>
+          <w:rPr>
+            <w:color w:val="0000EE"/>
+            <w:u w:val="single"/>
+          </w:rPr>
+          <w:t>路11:53</w:t>
+        </w:r>
+      </w:hyperlink>
+      <w:r>
+        <w:rPr>
+          <w:lang w:val="zh_TW" w:bidi="zh_TW"/>
+        </w:rPr>
+        <w:t>；</w:t>
+      </w:r>
+      <w:hyperlink r:id="rId85">
+        <w:r>
+          <w:rPr>
+            <w:lang w:val="zh_TW" w:bidi="zh_TW"/>
+          </w:rPr>
+          <w:rPr>
+            <w:color w:val="0000EE"/>
+            <w:u w:val="single"/>
+          </w:rPr>
+          <w:t>約8:3–4</w:t>
+        </w:r>
+      </w:hyperlink>
+      <w:r>
+        <w:rPr>
+          <w:lang w:val="zh_TW" w:bidi="zh_TW"/>
+        </w:rPr>
+        <w:t>）。他們要求耶穌明確表明自己的身份（</w:t>
+      </w:r>
+      <w:hyperlink r:id="rId57">
+        <w:r>
+          <w:rPr>
+            <w:lang w:val="zh_TW" w:bidi="zh_TW"/>
+          </w:rPr>
+          <w:rPr>
+            <w:color w:val="0000EE"/>
+            <w:u w:val="single"/>
+          </w:rPr>
+          <w:t>太12:38</w:t>
+        </w:r>
+      </w:hyperlink>
+      <w:r>
+        <w:rPr>
+          <w:lang w:val="zh_TW" w:bidi="zh_TW"/>
+        </w:rPr>
+        <w:t>），並揭示祂行神蹟的權柄來源（</w:t>
+      </w:r>
+      <w:hyperlink r:id="rId86">
+        <w:r>
+          <w:rPr>
+            <w:lang w:val="zh_TW" w:bidi="zh_TW"/>
+          </w:rPr>
+          <w:rPr>
+            <w:color w:val="0000EE"/>
+            <w:u w:val="single"/>
+          </w:rPr>
+          <w:t>可3:22</w:t>
+        </w:r>
+      </w:hyperlink>
+      <w:r>
+        <w:rPr>
+          <w:lang w:val="zh_TW" w:bidi="zh_TW"/>
+        </w:rPr>
+        <w:t>；</w:t>
+      </w:r>
+      <w:hyperlink r:id="rId87">
+        <w:r>
+          <w:rPr>
+            <w:lang w:val="zh_TW" w:bidi="zh_TW"/>
+          </w:rPr>
+          <w:rPr>
+            <w:color w:val="0000EE"/>
+            <w:u w:val="single"/>
+          </w:rPr>
+          <w:t>路20:1–4</w:t>
+        </w:r>
+      </w:hyperlink>
+      <w:r>
+        <w:rPr>
+          <w:lang w:val="zh_TW" w:bidi="zh_TW"/>
+        </w:rPr>
+        <w:t>）。儘管有少數文士接受耶穌（</w:t>
+      </w:r>
+      <w:hyperlink r:id="rId88">
+        <w:r>
+          <w:rPr>
+            <w:lang w:val="zh_TW" w:bidi="zh_TW"/>
+          </w:rPr>
+          <w:rPr>
+            <w:color w:val="0000EE"/>
+            <w:u w:val="single"/>
+          </w:rPr>
+          <w:t>太8:19</w:t>
+        </w:r>
+      </w:hyperlink>
+      <w:r>
+        <w:rPr>
+          <w:lang w:val="zh_TW" w:bidi="zh_TW"/>
+        </w:rPr>
+        <w:t>，</w:t>
+      </w:r>
+      <w:hyperlink r:id="rId89">
+        <w:r>
+          <w:rPr>
+            <w:lang w:val="zh_TW" w:bidi="zh_TW"/>
+          </w:rPr>
+          <w:rPr>
+            <w:color w:val="0000EE"/>
+            <w:u w:val="single"/>
+          </w:rPr>
+          <w:t>13:52</w:t>
+        </w:r>
+      </w:hyperlink>
+      <w:r>
+        <w:rPr>
+          <w:lang w:val="zh_TW" w:bidi="zh_TW"/>
+        </w:rPr>
+        <w:t>；</w:t>
+      </w:r>
+      <w:hyperlink r:id="rId90">
+        <w:r>
+          <w:rPr>
+            <w:lang w:val="zh_TW" w:bidi="zh_TW"/>
+          </w:rPr>
+          <w:rPr>
+            <w:color w:val="0000EE"/>
+            <w:u w:val="single"/>
+          </w:rPr>
+          <w:t>可12:32</w:t>
+        </w:r>
+      </w:hyperlink>
+      <w:r>
+        <w:rPr>
+          <w:lang w:val="zh_TW" w:bidi="zh_TW"/>
+        </w:rPr>
+        <w:t>；</w:t>
+      </w:r>
+      <w:hyperlink r:id="rId91">
+        <w:r>
+          <w:rPr>
+            <w:lang w:val="zh_TW" w:bidi="zh_TW"/>
+          </w:rPr>
+          <w:rPr>
+            <w:color w:val="0000EE"/>
+            <w:u w:val="single"/>
+          </w:rPr>
+          <w:t>約3:1–2</w:t>
+        </w:r>
+      </w:hyperlink>
+      <w:r>
+        <w:rPr>
+          <w:lang w:val="zh_TW" w:bidi="zh_TW"/>
+        </w:rPr>
+        <w:t>），但大多數文士對耶穌充滿敵意，這也是由於耶穌的聲望日漸高漲，威脅到他們的權威（</w:t>
+      </w:r>
+      <w:hyperlink r:id="rId92">
+        <w:r>
+          <w:rPr>
+            <w:lang w:val="zh_TW" w:bidi="zh_TW"/>
+          </w:rPr>
+          <w:rPr>
+            <w:color w:val="0000EE"/>
+            <w:u w:val="single"/>
+          </w:rPr>
+          <w:t>太7:29</w:t>
+        </w:r>
+      </w:hyperlink>
+      <w:r>
+        <w:rPr>
+          <w:lang w:val="zh_TW" w:bidi="zh_TW"/>
+        </w:rPr>
+        <w:t>），並危及城鎮的安全（</w:t>
+      </w:r>
+      <w:hyperlink r:id="rId93">
+        <w:r>
+          <w:rPr>
+            <w:lang w:val="zh_TW" w:bidi="zh_TW"/>
+          </w:rPr>
+          <w:rPr>
+            <w:color w:val="0000EE"/>
+            <w:u w:val="single"/>
+          </w:rPr>
+          <w:t>太21:15</w:t>
+        </w:r>
+      </w:hyperlink>
+      <w:r>
+        <w:rPr>
+          <w:lang w:val="zh_TW" w:bidi="zh_TW"/>
+        </w:rPr>
+        <w:t>；</w:t>
+      </w:r>
+      <w:hyperlink r:id="rId94">
+        <w:r>
+          <w:rPr>
+            <w:lang w:val="zh_TW" w:bidi="zh_TW"/>
+          </w:rPr>
+          <w:rPr>
+            <w:color w:val="0000EE"/>
+            <w:u w:val="single"/>
+          </w:rPr>
+          <w:t>可11:18</w:t>
+        </w:r>
+      </w:hyperlink>
+      <w:r>
+        <w:rPr>
+          <w:lang w:val="zh_TW" w:bidi="zh_TW"/>
+        </w:rPr>
+        <w:t>）。</w:t>
       </w:r>
     </w:p>
     <w:p>
@@ -3665,36 +2315,18 @@
         <w:rPr>
           <w:lang w:val="zh_TW" w:bidi="zh_TW"/>
         </w:rPr>
-        <w:t>這就是聖經禁止婚外性行為的背景。它禁止姦淫（</w:t>
-      </w:r>
-      <w:hyperlink r:id="rId132">
-        <w:r>
-          <w:rPr>
-            <w:lang w:val="zh_TW" w:bidi="zh_TW"/>
-          </w:rPr>
-          <w:rPr>
-            <w:color w:val="0000EE"/>
-            <w:u w:val="single"/>
-          </w:rPr>
-          <w:t>出20:14</w:t>
-        </w:r>
-      </w:hyperlink>
-      <w:r>
-        <w:rPr>
-          <w:lang w:val="zh_TW" w:bidi="zh_TW"/>
-        </w:rPr>
-        <w:t>），並且禁止一切婚姻之外的性行為（</w:t>
-      </w:r>
-      <w:hyperlink r:id="rId133">
-        <w:r>
-          <w:rPr>
-            <w:lang w:val="zh_TW" w:bidi="zh_TW"/>
-          </w:rPr>
-          <w:rPr>
-            <w:color w:val="0000EE"/>
-            <w:u w:val="single"/>
-          </w:rPr>
-          <w:t>林前6:18</w:t>
+        <w:t>他們反對耶穌的另一個重要原因是耶穌揭露了他們的假冒為善與腐敗。耶穌公開指責他們追求公眾的認可（</w:t>
+      </w:r>
+      <w:hyperlink r:id="rId95">
+        <w:r>
+          <w:rPr>
+            <w:lang w:val="zh_TW" w:bidi="zh_TW"/>
+          </w:rPr>
+          <w:rPr>
+            <w:color w:val="0000EE"/>
+            <w:u w:val="single"/>
+          </w:rPr>
+          <w:t>太23:5–7</w:t>
         </w:r>
       </w:hyperlink>
       <w:r>
@@ -3703,23 +2335,77 @@
         </w:rPr>
         <w:t>；</w:t>
       </w:r>
-      <w:hyperlink r:id="rId134">
-        <w:r>
-          <w:rPr>
-            <w:lang w:val="zh_TW" w:bidi="zh_TW"/>
-          </w:rPr>
-          <w:rPr>
-            <w:color w:val="0000EE"/>
-            <w:u w:val="single"/>
-          </w:rPr>
-          <w:t>帖前4:3</w:t>
-        </w:r>
-      </w:hyperlink>
-      <w:r>
-        <w:rPr>
-          <w:lang w:val="zh_TW" w:bidi="zh_TW"/>
-        </w:rPr>
-        <w:t>）。聖經並不常解釋為何某些行為被禁止。然而，當它提供禁止婚外關係的理由時，這些理由往往非常重要。其重點並非疾病、意外懷孕之類的後果，也不是行為背後的動機。</w:t>
+      <w:hyperlink r:id="rId96">
+        <w:r>
+          <w:rPr>
+            <w:lang w:val="zh_TW" w:bidi="zh_TW"/>
+          </w:rPr>
+          <w:rPr>
+            <w:color w:val="0000EE"/>
+            <w:u w:val="single"/>
+          </w:rPr>
+          <w:t>可12:38–39</w:t>
+        </w:r>
+      </w:hyperlink>
+      <w:r>
+        <w:rPr>
+          <w:lang w:val="zh_TW" w:bidi="zh_TW"/>
+        </w:rPr>
+        <w:t>；</w:t>
+      </w:r>
+      <w:hyperlink r:id="rId97">
+        <w:r>
+          <w:rPr>
+            <w:lang w:val="zh_TW" w:bidi="zh_TW"/>
+          </w:rPr>
+          <w:rPr>
+            <w:color w:val="0000EE"/>
+            <w:u w:val="single"/>
+          </w:rPr>
+          <w:t>路11:43</w:t>
+        </w:r>
+      </w:hyperlink>
+      <w:r>
+        <w:rPr>
+          <w:lang w:val="zh_TW" w:bidi="zh_TW"/>
+        </w:rPr>
+        <w:t>）。他們外表看似正確和聖潔，內心卻充滿腐敗（</w:t>
+      </w:r>
+      <w:hyperlink r:id="rId98">
+        <w:r>
+          <w:rPr>
+            <w:lang w:val="zh_TW" w:bidi="zh_TW"/>
+          </w:rPr>
+          <w:rPr>
+            <w:color w:val="0000EE"/>
+            <w:u w:val="single"/>
+          </w:rPr>
+          <w:t>太23:25–28</w:t>
+        </w:r>
+      </w:hyperlink>
+      <w:r>
+        <w:rPr>
+          <w:lang w:val="zh_TW" w:bidi="zh_TW"/>
+        </w:rPr>
+        <w:t>；</w:t>
+      </w:r>
+      <w:hyperlink r:id="rId99">
+        <w:r>
+          <w:rPr>
+            <w:lang w:val="zh_TW" w:bidi="zh_TW"/>
+          </w:rPr>
+          <w:rPr>
+            <w:color w:val="0000EE"/>
+            <w:u w:val="single"/>
+          </w:rPr>
+          <w:t>路11:39–41</w:t>
+        </w:r>
+      </w:hyperlink>
+      <w:r>
+        <w:rPr>
+          <w:lang w:val="zh_TW" w:bidi="zh_TW"/>
+        </w:rPr>
+        <w:t>）。換句話說，他們看似遵守所有的規則，但卻缺乏真誠。</w:t>
       </w:r>
     </w:p>
     <w:p>
@@ -3733,25 +2419,133 @@
         <w:rPr>
           <w:lang w:val="zh_TW" w:bidi="zh_TW"/>
         </w:rPr>
-        <w:t>所有婚姻以外的性行為都是錯誤的，因為身體並不是為淫亂而造，犯下與性罪的人是在傷害自己的身體（</w:t>
-      </w:r>
-      <w:hyperlink r:id="rId135">
-        <w:r>
-          <w:rPr>
-            <w:lang w:val="zh_TW" w:bidi="zh_TW"/>
-          </w:rPr>
-          <w:rPr>
-            <w:color w:val="0000EE"/>
-            <w:u w:val="single"/>
-          </w:rPr>
-          <w:t>林前6:13、18</w:t>
-        </w:r>
-      </w:hyperlink>
-      <w:r>
-        <w:rPr>
-          <w:lang w:val="zh_TW" w:bidi="zh_TW"/>
-        </w:rPr>
-        <w:t>）。性交是神所設計的特殊肢體交流，用來彰顯並確認男女之間獨特且終身的關係，聖經稱之為「婚姻」。</w:t>
+        <w:t>耶穌也攻擊文士所教導的口傳猶太律法的原則，稱這律法是「重擔」，連文士自己都不遵守（</w:t>
+      </w:r>
+      <w:hyperlink r:id="rId100">
+        <w:r>
+          <w:rPr>
+            <w:lang w:val="zh_TW" w:bidi="zh_TW"/>
+          </w:rPr>
+          <w:rPr>
+            <w:color w:val="0000EE"/>
+            <w:u w:val="single"/>
+          </w:rPr>
+          <w:t>太23:2–4、13–22</w:t>
+        </w:r>
+      </w:hyperlink>
+      <w:r>
+        <w:rPr>
+          <w:lang w:val="zh_TW" w:bidi="zh_TW"/>
+        </w:rPr>
+        <w:t>；</w:t>
+      </w:r>
+      <w:hyperlink r:id="rId101">
+        <w:r>
+          <w:rPr>
+            <w:lang w:val="zh_TW" w:bidi="zh_TW"/>
+          </w:rPr>
+          <w:rPr>
+            <w:color w:val="0000EE"/>
+            <w:u w:val="single"/>
+          </w:rPr>
+          <w:t>路11:46</w:t>
+        </w:r>
+      </w:hyperlink>
+      <w:r>
+        <w:rPr>
+          <w:lang w:val="zh_TW" w:bidi="zh_TW"/>
+        </w:rPr>
+        <w:t>）。他們強調律法的細節，卻忽視了更重要的公義、憐憫和信實（</w:t>
+      </w:r>
+      <w:hyperlink r:id="rId102">
+        <w:r>
+          <w:rPr>
+            <w:lang w:val="zh_TW" w:bidi="zh_TW"/>
+          </w:rPr>
+          <w:rPr>
+            <w:color w:val="0000EE"/>
+            <w:u w:val="single"/>
+          </w:rPr>
+          <w:t>太23:23–24</w:t>
+        </w:r>
+      </w:hyperlink>
+      <w:r>
+        <w:rPr>
+          <w:lang w:val="zh_TW" w:bidi="zh_TW"/>
+        </w:rPr>
+        <w:t>；</w:t>
+      </w:r>
+      <w:hyperlink r:id="rId103">
+        <w:r>
+          <w:rPr>
+            <w:lang w:val="zh_TW" w:bidi="zh_TW"/>
+          </w:rPr>
+          <w:rPr>
+            <w:color w:val="0000EE"/>
+            <w:u w:val="single"/>
+          </w:rPr>
+          <w:t>可12:40</w:t>
+        </w:r>
+      </w:hyperlink>
+      <w:r>
+        <w:rPr>
+          <w:lang w:val="zh_TW" w:bidi="zh_TW"/>
+        </w:rPr>
+        <w:t>；</w:t>
+      </w:r>
+      <w:hyperlink r:id="rId104">
+        <w:r>
+          <w:rPr>
+            <w:lang w:val="zh_TW" w:bidi="zh_TW"/>
+          </w:rPr>
+          <w:rPr>
+            <w:color w:val="0000EE"/>
+            <w:u w:val="single"/>
+          </w:rPr>
+          <w:t>路11:42</w:t>
+        </w:r>
+      </w:hyperlink>
+      <w:r>
+        <w:rPr>
+          <w:lang w:val="zh_TW" w:bidi="zh_TW"/>
+        </w:rPr>
+        <w:t>）。他們自視為舊約先知的後裔，但耶穌告訴他們，如果他們活在先知的時代，他們也會殺害那些先知（</w:t>
+      </w:r>
+      <w:hyperlink r:id="rId105">
+        <w:r>
+          <w:rPr>
+            <w:lang w:val="zh_TW" w:bidi="zh_TW"/>
+          </w:rPr>
+          <w:rPr>
+            <w:color w:val="0000EE"/>
+            <w:u w:val="single"/>
+          </w:rPr>
+          <w:t>太23:29–36</w:t>
+        </w:r>
+      </w:hyperlink>
+      <w:r>
+        <w:rPr>
+          <w:lang w:val="zh_TW" w:bidi="zh_TW"/>
+        </w:rPr>
+        <w:t>；</w:t>
+      </w:r>
+      <w:hyperlink r:id="rId106">
+        <w:r>
+          <w:rPr>
+            <w:lang w:val="zh_TW" w:bidi="zh_TW"/>
+          </w:rPr>
+          <w:rPr>
+            <w:color w:val="0000EE"/>
+            <w:u w:val="single"/>
+          </w:rPr>
+          <w:t>路20:9–19</w:t>
+        </w:r>
+      </w:hyperlink>
+      <w:r>
+        <w:rPr>
+          <w:lang w:val="zh_TW" w:bidi="zh_TW"/>
+        </w:rPr>
+        <w:t>）。</w:t>
       </w:r>
     </w:p>
     <w:p>
@@ -3765,18 +2559,18 @@
         <w:rPr>
           <w:lang w:val="zh_TW" w:bidi="zh_TW"/>
         </w:rPr>
-        <w:t>聖經禁止同性戀（</w:t>
-      </w:r>
-      <w:hyperlink r:id="rId136">
-        <w:r>
-          <w:rPr>
-            <w:lang w:val="zh_TW" w:bidi="zh_TW"/>
-          </w:rPr>
-          <w:rPr>
-            <w:color w:val="0000EE"/>
-            <w:u w:val="single"/>
-          </w:rPr>
-          <w:t>利18:22</w:t>
+        <w:t>因此，文士急於逮捕耶穌並不令人驚訝（</w:t>
+      </w:r>
+      <w:hyperlink r:id="rId107">
+        <w:r>
+          <w:rPr>
+            <w:lang w:val="zh_TW" w:bidi="zh_TW"/>
+          </w:rPr>
+          <w:rPr>
+            <w:color w:val="0000EE"/>
+            <w:u w:val="single"/>
+          </w:rPr>
+          <w:t>可14:1</w:t>
         </w:r>
       </w:hyperlink>
       <w:r>
@@ -3785,142 +2579,113 @@
         </w:rPr>
         <w:t>；</w:t>
       </w:r>
-      <w:hyperlink r:id="rId137">
-        <w:r>
-          <w:rPr>
-            <w:lang w:val="zh_TW" w:bidi="zh_TW"/>
-          </w:rPr>
-          <w:rPr>
-            <w:color w:val="0000EE"/>
-            <w:u w:val="single"/>
-          </w:rPr>
-          <w:t>羅1:26</w:t>
-        </w:r>
-      </w:hyperlink>
-      <w:r>
-        <w:rPr>
-          <w:lang w:val="zh_TW" w:bidi="zh_TW"/>
-        </w:rPr>
-        <w:t>–</w:t>
-      </w:r>
-      <w:hyperlink r:id="rId137">
-        <w:r>
-          <w:rPr>
-            <w:lang w:val="zh_TW" w:bidi="zh_TW"/>
-          </w:rPr>
-          <w:rPr>
-            <w:color w:val="0000EE"/>
-            <w:u w:val="single"/>
-          </w:rPr>
-          <w:t>27</w:t>
-        </w:r>
-      </w:hyperlink>
-      <w:r>
-        <w:rPr>
-          <w:lang w:val="zh_TW" w:bidi="zh_TW"/>
-        </w:rPr>
-        <w:t>；</w:t>
-      </w:r>
-      <w:hyperlink r:id="rId138">
-        <w:r>
-          <w:rPr>
-            <w:lang w:val="zh_TW" w:bidi="zh_TW"/>
-          </w:rPr>
-          <w:rPr>
-            <w:color w:val="0000EE"/>
-            <w:u w:val="single"/>
-          </w:rPr>
-          <w:t>林前6:9</w:t>
-        </w:r>
-      </w:hyperlink>
-      <w:r>
-        <w:rPr>
-          <w:lang w:val="zh_TW" w:bidi="zh_TW"/>
-        </w:rPr>
-        <w:t>–</w:t>
-      </w:r>
-      <w:hyperlink r:id="rId138">
-        <w:r>
-          <w:rPr>
-            <w:lang w:val="zh_TW" w:bidi="zh_TW"/>
-          </w:rPr>
-          <w:rPr>
-            <w:color w:val="0000EE"/>
-            <w:u w:val="single"/>
-          </w:rPr>
-          <w:t>10</w:t>
-        </w:r>
-      </w:hyperlink>
-      <w:r>
-        <w:rPr>
-          <w:lang w:val="zh_TW" w:bidi="zh_TW"/>
-        </w:rPr>
-        <w:t>；</w:t>
-      </w:r>
-      <w:hyperlink r:id="rId139">
-        <w:r>
-          <w:rPr>
-            <w:lang w:val="zh_TW" w:bidi="zh_TW"/>
-          </w:rPr>
-          <w:rPr>
-            <w:color w:val="0000EE"/>
-            <w:u w:val="single"/>
-          </w:rPr>
-          <w:t>提前1:9</w:t>
-        </w:r>
-      </w:hyperlink>
-      <w:r>
-        <w:rPr>
-          <w:lang w:val="zh_TW" w:bidi="zh_TW"/>
-        </w:rPr>
-        <w:t>–</w:t>
-      </w:r>
-      <w:hyperlink r:id="rId139">
-        <w:r>
-          <w:rPr>
-            <w:lang w:val="zh_TW" w:bidi="zh_TW"/>
-          </w:rPr>
-          <w:rPr>
-            <w:color w:val="0000EE"/>
-            <w:u w:val="single"/>
-          </w:rPr>
-          <w:t>10</w:t>
-        </w:r>
-      </w:hyperlink>
-      <w:r>
-        <w:rPr>
-          <w:lang w:val="zh_TW" w:bidi="zh_TW"/>
-        </w:rPr>
-        <w:t>）。這禁令的唯一解釋，見於</w:t>
-      </w:r>
-      <w:hyperlink r:id="rId140">
-        <w:r>
-          <w:rPr>
-            <w:lang w:val="zh_TW" w:bidi="zh_TW"/>
-          </w:rPr>
-          <w:rPr>
-            <w:color w:val="0000EE"/>
-            <w:u w:val="single"/>
-          </w:rPr>
-          <w:t>羅馬書一章24至27節</w:t>
-        </w:r>
-      </w:hyperlink>
-      <w:r>
-        <w:rPr>
-          <w:lang w:val="zh_TW" w:bidi="zh_TW"/>
-        </w:rPr>
-        <w:t>。這些經文表明，人遠離神、轉向偶像之後，神便任憑他們隨從情慾，其中包括同性戀。在這觀點中，同性戀被視為違背神所設立的自然秩序，這秩序是為了讓男女能繁衍生命。</w:t>
-      </w:r>
-    </w:p>
-    <w:p>
-      <w:pPr>
-        <w:pStyle w:val="Heading3"/>
-      </w:pPr>
-      <w:r>
-        <w:rPr>
-          <w:lang w:val="zh_TW" w:bidi="zh_TW"/>
-        </w:rPr>
-        <w:t>勝過性誘惑</w:t>
+      <w:hyperlink r:id="rId84">
+        <w:r>
+          <w:rPr>
+            <w:lang w:val="zh_TW" w:bidi="zh_TW"/>
+          </w:rPr>
+          <w:rPr>
+            <w:color w:val="0000EE"/>
+            <w:u w:val="single"/>
+          </w:rPr>
+          <w:t>路11:53</w:t>
+        </w:r>
+      </w:hyperlink>
+      <w:r>
+        <w:rPr>
+          <w:lang w:val="zh_TW" w:bidi="zh_TW"/>
+        </w:rPr>
+        <w:t>）。耶穌對猶太律法的解釋，威脅到了他們在社會中的地位和權柄。文士與他們的對手（猶太祭司）聯手策劃逮捕耶穌（</w:t>
+      </w:r>
+      <w:hyperlink r:id="rId108">
+        <w:r>
+          <w:rPr>
+            <w:lang w:val="zh_TW" w:bidi="zh_TW"/>
+          </w:rPr>
+          <w:rPr>
+            <w:color w:val="0000EE"/>
+            <w:u w:val="single"/>
+          </w:rPr>
+          <w:t>可14:43</w:t>
+        </w:r>
+      </w:hyperlink>
+      <w:r>
+        <w:rPr>
+          <w:lang w:val="zh_TW" w:bidi="zh_TW"/>
+        </w:rPr>
+        <w:t>）。當耶穌在他們和公會其他成員面前受審時，他們參與構建了一個足以判耶穌死刑的罪名（</w:t>
+      </w:r>
+      <w:hyperlink r:id="rId109">
+        <w:r>
+          <w:rPr>
+            <w:lang w:val="zh_TW" w:bidi="zh_TW"/>
+          </w:rPr>
+          <w:rPr>
+            <w:color w:val="0000EE"/>
+            <w:u w:val="single"/>
+          </w:rPr>
+          <w:t>太26:57–66</w:t>
+        </w:r>
+      </w:hyperlink>
+      <w:r>
+        <w:rPr>
+          <w:lang w:val="zh_TW" w:bidi="zh_TW"/>
+        </w:rPr>
+        <w:t>）。當耶穌被帶到希律面前時，他們與其他人一起極力指控耶穌（</w:t>
+      </w:r>
+      <w:hyperlink r:id="rId110">
+        <w:r>
+          <w:rPr>
+            <w:lang w:val="zh_TW" w:bidi="zh_TW"/>
+          </w:rPr>
+          <w:rPr>
+            <w:color w:val="0000EE"/>
+            <w:u w:val="single"/>
+          </w:rPr>
+          <w:t>路23:10</w:t>
+        </w:r>
+      </w:hyperlink>
+      <w:r>
+        <w:rPr>
+          <w:lang w:val="zh_TW" w:bidi="zh_TW"/>
+        </w:rPr>
+        <w:t>）。最終，他們與公會的其他成員一起戲弄在十字架上的耶穌（</w:t>
+      </w:r>
+      <w:hyperlink r:id="rId111">
+        <w:r>
+          <w:rPr>
+            <w:lang w:val="zh_TW" w:bidi="zh_TW"/>
+          </w:rPr>
+          <w:rPr>
+            <w:color w:val="0000EE"/>
+            <w:u w:val="single"/>
+          </w:rPr>
+          <w:t>太27:41–43</w:t>
+        </w:r>
+      </w:hyperlink>
+      <w:r>
+        <w:rPr>
+          <w:lang w:val="zh_TW" w:bidi="zh_TW"/>
+        </w:rPr>
+        <w:t>）。在公元70年耶路撒冷被毀之前，文士繼續與公會合作，反對早期的基督教會。他們還促使司提反的殉道（</w:t>
+      </w:r>
+      <w:hyperlink r:id="rId112">
+        <w:r>
+          <w:rPr>
+            <w:lang w:val="zh_TW" w:bidi="zh_TW"/>
+          </w:rPr>
+          <w:rPr>
+            <w:color w:val="0000EE"/>
+            <w:u w:val="single"/>
+          </w:rPr>
+          <w:t>徒6:12–14</w:t>
+        </w:r>
+      </w:hyperlink>
+      <w:r>
+        <w:rPr>
+          <w:lang w:val="zh_TW" w:bidi="zh_TW"/>
+        </w:rPr>
+        <w:t>）。</w:t>
       </w:r>
     </w:p>
     <w:p>
@@ -3932,277 +2697,40 @@
       </w:r>
       <w:r>
         <w:rPr>
-          <w:lang w:val="zh_TW" w:bidi="zh_TW"/>
-        </w:rPr>
-        <w:t>聖經提供了實用的建議來勝過性誘惑：逃避它。當約瑟被他主人之妻引誘時，他就逃跑，甚至丟下外衣（</w:t>
-      </w:r>
-      <w:hyperlink r:id="rId141">
-        <w:r>
-          <w:rPr>
-            <w:lang w:val="zh_TW" w:bidi="zh_TW"/>
-          </w:rPr>
-          <w:rPr>
-            <w:color w:val="0000EE"/>
-            <w:u w:val="single"/>
-          </w:rPr>
-          <w:t>創39:12</w:t>
-        </w:r>
-      </w:hyperlink>
-      <w:r>
-        <w:rPr>
-          <w:lang w:val="zh_TW" w:bidi="zh_TW"/>
-        </w:rPr>
-        <w:t>）。保羅勸勉基督徒要效法約瑟的榜樣（</w:t>
-      </w:r>
-      <w:hyperlink r:id="rId133">
-        <w:r>
-          <w:rPr>
-            <w:lang w:val="zh_TW" w:bidi="zh_TW"/>
-          </w:rPr>
-          <w:rPr>
-            <w:color w:val="0000EE"/>
-            <w:u w:val="single"/>
-          </w:rPr>
-          <w:t>林前6:18</w:t>
-        </w:r>
-      </w:hyperlink>
+          <w:i/>
+          <w:lang w:val="zh_TW" w:bidi="zh_TW"/>
+        </w:rPr>
+        <w:t>另見</w:t>
+      </w:r>
+      <w:r>
+        <w:rPr>
+          <w:lang w:val="zh_TW" w:bidi="zh_TW"/>
+        </w:rPr>
+        <w:t xml:space="preserve"> </w:t>
+      </w:r>
+      <w:r>
+        <w:rPr>
+          <w:lang w:val="zh_TW" w:bidi="zh_TW"/>
+        </w:rPr>
+        <w:t>猶太教；</w:t>
+      </w:r>
+      <w:r>
+        <w:rPr>
+          <w:lang w:val="zh_TW" w:bidi="zh_TW"/>
+        </w:rPr>
+        <w:t>法利賽人</w:t>
+      </w:r>
       <w:r>
         <w:rPr>
           <w:lang w:val="zh_TW" w:bidi="zh_TW"/>
         </w:rPr>
         <w:t>；</w:t>
       </w:r>
-      <w:hyperlink r:id="rId142">
-        <w:r>
-          <w:rPr>
-            <w:lang w:val="zh_TW" w:bidi="zh_TW"/>
-          </w:rPr>
-          <w:rPr>
-            <w:color w:val="0000EE"/>
-            <w:u w:val="single"/>
-          </w:rPr>
-          <w:t>提後2:22</w:t>
-        </w:r>
-      </w:hyperlink>
-      <w:r>
-        <w:rPr>
-          <w:lang w:val="zh_TW" w:bidi="zh_TW"/>
-        </w:rPr>
-        <w:t>）。這承認人類對性的強烈渴望，但並不是叫人絕望。保羅教導，聖靈賜給信徒能力，使他們可以勝過性誘惑。他見過一些基督徒憑藉聖靈的能力，克制自己，甚至戰勝最難改變的惡習（</w:t>
-      </w:r>
-      <w:hyperlink r:id="rId143">
-        <w:r>
-          <w:rPr>
-            <w:lang w:val="zh_TW" w:bidi="zh_TW"/>
-          </w:rPr>
-          <w:rPr>
-            <w:color w:val="0000EE"/>
-            <w:u w:val="single"/>
-          </w:rPr>
-          <w:t>林前6:9</w:t>
-        </w:r>
-      </w:hyperlink>
-      <w:r>
-        <w:rPr>
-          <w:lang w:val="zh_TW" w:bidi="zh_TW"/>
-        </w:rPr>
-        <w:t>–</w:t>
-      </w:r>
-      <w:hyperlink r:id="rId143">
-        <w:r>
-          <w:rPr>
-            <w:lang w:val="zh_TW" w:bidi="zh_TW"/>
-          </w:rPr>
-          <w:rPr>
-            <w:color w:val="0000EE"/>
-            <w:u w:val="single"/>
-          </w:rPr>
-          <w:t>11</w:t>
-        </w:r>
-      </w:hyperlink>
-      <w:r>
-        <w:rPr>
-          <w:lang w:val="zh_TW" w:bidi="zh_TW"/>
-        </w:rPr>
-        <w:t>；</w:t>
-      </w:r>
-      <w:hyperlink r:id="rId144">
-        <w:r>
-          <w:rPr>
-            <w:lang w:val="zh_TW" w:bidi="zh_TW"/>
-          </w:rPr>
-          <w:rPr>
-            <w:color w:val="0000EE"/>
-            <w:u w:val="single"/>
-          </w:rPr>
-          <w:t>加5:22</w:t>
-        </w:r>
-      </w:hyperlink>
-      <w:r>
-        <w:rPr>
-          <w:lang w:val="zh_TW" w:bidi="zh_TW"/>
-        </w:rPr>
-        <w:t>–</w:t>
-      </w:r>
-      <w:hyperlink r:id="rId144">
-        <w:r>
-          <w:rPr>
-            <w:lang w:val="zh_TW" w:bidi="zh_TW"/>
-          </w:rPr>
-          <w:rPr>
-            <w:color w:val="0000EE"/>
-            <w:u w:val="single"/>
-          </w:rPr>
-          <w:t>23</w:t>
-        </w:r>
-      </w:hyperlink>
-      <w:r>
-        <w:rPr>
-          <w:lang w:val="zh_TW" w:bidi="zh_TW"/>
-        </w:rPr>
-        <w:t>；</w:t>
-      </w:r>
-      <w:hyperlink r:id="rId145">
-        <w:r>
-          <w:rPr>
-            <w:lang w:val="zh_TW" w:bidi="zh_TW"/>
-          </w:rPr>
-          <w:rPr>
-            <w:color w:val="0000EE"/>
-            <w:u w:val="single"/>
-          </w:rPr>
-          <w:t>提後1:7</w:t>
-        </w:r>
-      </w:hyperlink>
-      <w:r>
-        <w:rPr>
-          <w:lang w:val="zh_TW" w:bidi="zh_TW"/>
-        </w:rPr>
-        <w:t>）。</w:t>
-      </w:r>
-    </w:p>
-    <w:p>
-      <w:pPr>
-        <w:pStyle w:val="Heading3"/>
-      </w:pPr>
-      <w:r>
-        <w:rPr>
-          <w:lang w:val="zh_TW" w:bidi="zh_TW"/>
-        </w:rPr>
-        <w:t>人類性慾的未來</w:t>
-      </w:r>
-    </w:p>
-    <w:p>
-      <w:pPr/>
-      <w:r>
-        <w:rPr>
-          <w:lang w:val="zh_TW" w:bidi="zh_TW"/>
-        </w:rPr>
-      </w:r>
-      <w:r>
-        <w:rPr>
-          <w:lang w:val="zh_TW" w:bidi="zh_TW"/>
-        </w:rPr>
-        <w:t>新約暗示神將結束人類的性，正如祂起初設立它一樣。耶穌教導說，在將來的世界裡「人也不娶，也不嫁」（</w:t>
-      </w:r>
-      <w:hyperlink r:id="rId146">
-        <w:r>
-          <w:rPr>
-            <w:lang w:val="zh_TW" w:bidi="zh_TW"/>
-          </w:rPr>
-          <w:rPr>
-            <w:color w:val="0000EE"/>
-            <w:u w:val="single"/>
-          </w:rPr>
-          <w:t>太22:30</w:t>
-        </w:r>
-      </w:hyperlink>
-      <w:r>
-        <w:rPr>
-          <w:lang w:val="zh_TW" w:bidi="zh_TW"/>
-        </w:rPr>
-        <w:t>）。這是意料之外，但卻合乎聖經教導的結論。當不再有死亡時，生育的需要便消失。當人際關係達到完全的愛時，性作為維繫關係的需要也就不復存在。因此，神對人類性慾的兩大目的——繁衍與加深關係，都將在永恆中得著完全實現。</w:t>
-      </w:r>
-    </w:p>
-    <w:p>
-      <w:pPr/>
-      <w:r>
-        <w:rPr>
-          <w:lang w:val="zh_TW" w:bidi="zh_TW"/>
-        </w:rPr>
-      </w:r>
-      <w:r>
-        <w:rPr>
-          <w:i/>
-          <w:lang w:val="zh_TW" w:bidi="zh_TW"/>
-        </w:rPr>
-        <w:t>另見</w:t>
-      </w:r>
-      <w:r>
-        <w:rPr>
-          <w:lang w:val="zh_TW" w:bidi="zh_TW"/>
-        </w:rPr>
-        <w:t>休妻</w:t>
-      </w:r>
-      <w:r>
-        <w:rPr>
-          <w:lang w:val="zh_TW" w:bidi="zh_TW"/>
-        </w:rPr>
-        <w:t>、</w:t>
-      </w:r>
-      <w:r>
-        <w:rPr>
-          <w:lang w:val="zh_TW" w:bidi="zh_TW"/>
-        </w:rPr>
-        <w:t>家庭生活和關係</w:t>
-      </w:r>
-      <w:r>
-        <w:rPr>
-          <w:lang w:val="zh_TW" w:bidi="zh_TW"/>
-        </w:rPr>
-        <w:t>、</w:t>
-      </w:r>
-      <w:r>
-        <w:rPr>
-          <w:lang w:val="zh_TW" w:bidi="zh_TW"/>
-        </w:rPr>
-        <w:t>男人</w:t>
-      </w:r>
-      <w:r>
-        <w:rPr>
-          <w:lang w:val="zh_TW" w:bidi="zh_TW"/>
-        </w:rPr>
-        <w:t>、</w:t>
-      </w:r>
-      <w:r>
-        <w:rPr>
-          <w:lang w:val="zh_TW" w:bidi="zh_TW"/>
-        </w:rPr>
-        <w:t>婚姻，婚姻習俗</w:t>
-      </w:r>
-      <w:r>
-        <w:rPr>
-          <w:lang w:val="zh_TW" w:bidi="zh_TW"/>
-        </w:rPr>
-        <w:t>、</w:t>
-      </w:r>
-      <w:r>
-        <w:rPr>
-          <w:lang w:val="zh_TW" w:bidi="zh_TW"/>
-        </w:rPr>
-        <w:t>童貞女</w:t>
-      </w:r>
-      <w:r>
-        <w:rPr>
-          <w:lang w:val="zh_TW" w:bidi="zh_TW"/>
-        </w:rPr>
-        <w:t>、</w:t>
-      </w:r>
-      <w:r>
-        <w:rPr>
-          <w:lang w:val="zh_TW" w:bidi="zh_TW"/>
-        </w:rPr>
-        <w:t>婦女</w:t>
+      <w:r>
+        <w:rPr>
+          <w:lang w:val="zh_TW" w:bidi="zh_TW"/>
+        </w:rPr>
+        <w:t>抄寫員</w:t>
       </w:r>
       <w:r>
         <w:rPr>
@@ -6112,12 +4640,6 @@
     <w:abstractNumId w:val="11"/>
   </w:num>
   <w:num w:numId="14">
-    <w:abstractNumId w:val="3"/>
-    <w:lvlOverride w:ilvl="0">
-      <w:startOverride w:val="1"/>
-    </w:lvlOverride>
-  </w:num>
-  <w:num w:numId="15">
     <w:abstractNumId w:val="3"/>
     <w:lvlOverride w:ilvl="0">
       <w:startOverride w:val="1"/>

--- a/zht/docx/177.content.docx
+++ b/zht/docx/177.content.docx
@@ -149,7 +149,7 @@
         <w:rPr>
           <w:lang w:val="zh_TW" w:bidi="zh_TW"/>
         </w:rPr>
-        <w:t>wen</w:t>
+        <w:t>wai</w:t>
       </w:r>
       <w:r>
         <w:rPr>
@@ -212,7 +212,7 @@
         <w:rPr>
           <w:lang w:val="zh_TW" w:bidi="zh_TW"/>
         </w:rPr>
-        <w:t>溫柔</w:t>
+        <w:t>外邦人（寄居的）</w:t>
       </w:r>
       <w:r>
         <w:rPr>
@@ -231,133 +231,7 @@
         <w:rPr>
           <w:lang w:val="zh_TW" w:bidi="zh_TW"/>
         </w:rPr>
-        <w:t>舊約聖經將溫柔描述為謙卑或屈身的態度（</w:t>
-      </w:r>
-      <w:hyperlink r:id="rId13">
-        <w:r>
-          <w:rPr>
-            <w:lang w:val="zh_TW" w:bidi="zh_TW"/>
-          </w:rPr>
-          <w:rPr>
-            <w:color w:val="0000EE"/>
-            <w:u w:val="single"/>
-          </w:rPr>
-          <w:t>撒下22:36</w:t>
-        </w:r>
-      </w:hyperlink>
-      <w:r>
-        <w:rPr>
-          <w:lang w:val="zh_TW" w:bidi="zh_TW"/>
-        </w:rPr>
-        <w:t>；參</w:t>
-      </w:r>
-      <w:hyperlink r:id="rId14">
-        <w:r>
-          <w:rPr>
-            <w:lang w:val="zh_TW" w:bidi="zh_TW"/>
-          </w:rPr>
-          <w:rPr>
-            <w:color w:val="0000EE"/>
-            <w:u w:val="single"/>
-          </w:rPr>
-          <w:t>詩18:35</w:t>
-        </w:r>
-      </w:hyperlink>
-      <w:r>
-        <w:rPr>
-          <w:lang w:val="zh_TW" w:bidi="zh_TW"/>
-        </w:rPr>
-        <w:t>）。「溫柔」或「溫柔地」可以指禮貌和不做作（</w:t>
-      </w:r>
-      <w:hyperlink r:id="rId15">
-        <w:r>
-          <w:rPr>
-            <w:lang w:val="zh_TW" w:bidi="zh_TW"/>
-          </w:rPr>
-          <w:rPr>
-            <w:color w:val="0000EE"/>
-            <w:u w:val="single"/>
-          </w:rPr>
-          <w:t>箴15:4</w:t>
-        </w:r>
-      </w:hyperlink>
-      <w:r>
-        <w:rPr>
-          <w:lang w:val="zh_TW" w:bidi="zh_TW"/>
-        </w:rPr>
-        <w:t>），安靜而柔和（</w:t>
-      </w:r>
-      <w:hyperlink r:id="rId16">
-        <w:r>
-          <w:rPr>
-            <w:lang w:val="zh_TW" w:bidi="zh_TW"/>
-          </w:rPr>
-          <w:rPr>
-            <w:color w:val="0000EE"/>
-            <w:u w:val="single"/>
-          </w:rPr>
-          <w:t>申32:2</w:t>
-        </w:r>
-      </w:hyperlink>
-      <w:r>
-        <w:rPr>
-          <w:lang w:val="zh_TW" w:bidi="zh_TW"/>
-        </w:rPr>
-        <w:t>；</w:t>
-      </w:r>
-      <w:hyperlink r:id="rId17">
-        <w:r>
-          <w:rPr>
-            <w:lang w:val="zh_TW" w:bidi="zh_TW"/>
-          </w:rPr>
-          <w:rPr>
-            <w:color w:val="0000EE"/>
-            <w:u w:val="single"/>
-          </w:rPr>
-          <w:t>賽8:6</w:t>
-        </w:r>
-      </w:hyperlink>
-      <w:r>
-        <w:rPr>
-          <w:lang w:val="zh_TW" w:bidi="zh_TW"/>
-        </w:rPr>
-        <w:t>），或柔軟且寬容（</w:t>
-      </w:r>
-      <w:hyperlink r:id="rId18">
-        <w:r>
-          <w:rPr>
-            <w:lang w:val="zh_TW" w:bidi="zh_TW"/>
-          </w:rPr>
-          <w:rPr>
-            <w:color w:val="0000EE"/>
-            <w:u w:val="single"/>
-          </w:rPr>
-          <w:t>撒下18:5</w:t>
-        </w:r>
-      </w:hyperlink>
-      <w:r>
-        <w:rPr>
-          <w:lang w:val="zh_TW" w:bidi="zh_TW"/>
-        </w:rPr>
-        <w:t>；</w:t>
-      </w:r>
-      <w:hyperlink r:id="rId19">
-        <w:r>
-          <w:rPr>
-            <w:lang w:val="zh_TW" w:bidi="zh_TW"/>
-          </w:rPr>
-          <w:rPr>
-            <w:color w:val="0000EE"/>
-            <w:u w:val="single"/>
-          </w:rPr>
-          <w:t>伯15:11</w:t>
-        </w:r>
-      </w:hyperlink>
-      <w:r>
-        <w:rPr>
-          <w:lang w:val="zh_TW" w:bidi="zh_TW"/>
-        </w:rPr>
-        <w:t>）。</w:t>
+        <w:t>非屬於國民的人。外邦人（寄居的）可能是臨時的客旅、臨時的居民或外國人。</w:t>
       </w:r>
     </w:p>
     <w:p>
@@ -371,29 +245,133 @@
         <w:rPr>
           <w:lang w:val="zh_TW" w:bidi="zh_TW"/>
         </w:rPr>
-        <w:t>在新約聖經中，有幾個詞被翻譯為「溫柔」、「溫和」或「溫柔地」。其不同的意思包括：</w:t>
-      </w:r>
-    </w:p>
-    <w:p>
-      <w:pPr>
-        <w:pStyle w:val="ListNumber"/>
-        <w:numPr>
-          <w:ilvl w:val="0"/>
-          <w:numId w:val="14"/>
-        </w:numPr>
-        <w:spacing w:line="240" w:lineRule="auto"/>
-        <w:ind w:left="720"/>
-      </w:pPr>
-      <w:r>
-        <w:rPr>
-          <w:lang w:val="zh_TW" w:bidi="zh_TW"/>
-        </w:rPr>
-      </w:r>
-      <w:r>
-        <w:rPr>
-          <w:lang w:val="zh_TW" w:bidi="zh_TW"/>
-        </w:rPr>
-        <w:t>柔和、柔順、忍耐（</w:t>
+        <w:t>部分譯本正確譯出表達「外邦人」含義的詞，然而，有些譯本僅在兩處地方，表達其最真實的意義（</w:t>
+      </w:r>
+      <w:hyperlink r:id="rId13">
+        <w:r>
+          <w:rPr>
+            <w:lang w:val="zh_TW" w:bidi="zh_TW"/>
+          </w:rPr>
+          <w:rPr>
+            <w:color w:val="0000EE"/>
+            <w:u w:val="single"/>
+          </w:rPr>
+          <w:t>申15:3</w:t>
+        </w:r>
+      </w:hyperlink>
+      <w:r>
+        <w:rPr>
+          <w:lang w:val="zh_TW" w:bidi="zh_TW"/>
+        </w:rPr>
+        <w:t>；</w:t>
+      </w:r>
+      <w:hyperlink r:id="rId14">
+        <w:r>
+          <w:rPr>
+            <w:lang w:val="zh_TW" w:bidi="zh_TW"/>
+          </w:rPr>
+          <w:rPr>
+            <w:color w:val="0000EE"/>
+            <w:u w:val="single"/>
+          </w:rPr>
+          <w:t>俄1:11</w:t>
+        </w:r>
+      </w:hyperlink>
+      <w:r>
+        <w:rPr>
+          <w:lang w:val="zh_TW" w:bidi="zh_TW"/>
+        </w:rPr>
+        <w:t>）。在大多數情況下，這些基本將該詞翻譯為「外來者」（</w:t>
+      </w:r>
+      <w:hyperlink r:id="rId15">
+        <w:r>
+          <w:rPr>
+            <w:lang w:val="zh_TW" w:bidi="zh_TW"/>
+          </w:rPr>
+          <w:rPr>
+            <w:color w:val="0000EE"/>
+            <w:u w:val="single"/>
+          </w:rPr>
+          <w:t>申14:21</w:t>
+        </w:r>
+      </w:hyperlink>
+      <w:r>
+        <w:rPr>
+          <w:lang w:val="zh_TW" w:bidi="zh_TW"/>
+        </w:rPr>
+        <w:t>；</w:t>
+      </w:r>
+      <w:hyperlink r:id="rId16">
+        <w:r>
+          <w:rPr>
+            <w:lang w:val="zh_TW" w:bidi="zh_TW"/>
+          </w:rPr>
+          <w:rPr>
+            <w:color w:val="0000EE"/>
+            <w:u w:val="single"/>
+          </w:rPr>
+          <w:t>伯19:15</w:t>
+        </w:r>
+      </w:hyperlink>
+      <w:r>
+        <w:rPr>
+          <w:lang w:val="zh_TW" w:bidi="zh_TW"/>
+        </w:rPr>
+        <w:t>；</w:t>
+      </w:r>
+      <w:hyperlink r:id="rId17">
+        <w:r>
+          <w:rPr>
+            <w:lang w:val="zh_TW" w:bidi="zh_TW"/>
+          </w:rPr>
+          <w:rPr>
+            <w:color w:val="0000EE"/>
+            <w:u w:val="single"/>
+          </w:rPr>
+          <w:t>詩69:8</w:t>
+        </w:r>
+      </w:hyperlink>
+      <w:r>
+        <w:rPr>
+          <w:lang w:val="zh_TW" w:bidi="zh_TW"/>
+        </w:rPr>
+        <w:t>；</w:t>
+      </w:r>
+      <w:hyperlink r:id="rId18">
+        <w:r>
+          <w:rPr>
+            <w:lang w:val="zh_TW" w:bidi="zh_TW"/>
+          </w:rPr>
+          <w:rPr>
+            <w:color w:val="0000EE"/>
+            <w:u w:val="single"/>
+          </w:rPr>
+          <w:t>哀5:2</w:t>
+        </w:r>
+      </w:hyperlink>
+      <w:r>
+        <w:rPr>
+          <w:lang w:val="zh_TW" w:bidi="zh_TW"/>
+        </w:rPr>
+        <w:t>）或「陌生人」（</w:t>
+      </w:r>
+      <w:hyperlink r:id="rId19">
+        <w:r>
+          <w:rPr>
+            <w:lang w:val="zh_TW" w:bidi="zh_TW"/>
+          </w:rPr>
+          <w:rPr>
+            <w:color w:val="0000EE"/>
+            <w:u w:val="single"/>
+          </w:rPr>
+          <w:t>創15:13</w:t>
+        </w:r>
+      </w:hyperlink>
+      <w:r>
+        <w:rPr>
+          <w:lang w:val="zh_TW" w:bidi="zh_TW"/>
+        </w:rPr>
+        <w:t>；</w:t>
       </w:r>
       <w:hyperlink r:id="rId20">
         <w:r>
@@ -404,7 +382,7 @@
             <w:color w:val="0000EE"/>
             <w:u w:val="single"/>
           </w:rPr>
-          <w:t>太11:29</w:t>
+          <w:t>出2:22</w:t>
         </w:r>
       </w:hyperlink>
       <w:r>
@@ -422,7 +400,25 @@
             <w:color w:val="0000EE"/>
             <w:u w:val="single"/>
           </w:rPr>
-          <w:t>林前4:21</w:t>
+          <w:t>利25:35</w:t>
+        </w:r>
+      </w:hyperlink>
+      <w:r>
+        <w:rPr>
+          <w:lang w:val="zh_TW" w:bidi="zh_TW"/>
+        </w:rPr>
+        <w:t>）。另一個希伯來詞意為「居住者」或「定居者」（</w:t>
+      </w:r>
+      <w:hyperlink r:id="rId21">
+        <w:r>
+          <w:rPr>
+            <w:lang w:val="zh_TW" w:bidi="zh_TW"/>
+          </w:rPr>
+          <w:rPr>
+            <w:color w:val="0000EE"/>
+            <w:u w:val="single"/>
+          </w:rPr>
+          <w:t>利25:35</w:t>
         </w:r>
       </w:hyperlink>
       <w:r>
@@ -440,7 +436,7 @@
             <w:color w:val="0000EE"/>
             <w:u w:val="single"/>
           </w:rPr>
-          <w:t>林後10:1</w:t>
+          <w:t>代上29:15</w:t>
         </w:r>
       </w:hyperlink>
       <w:r>
@@ -458,194 +454,14 @@
             <w:color w:val="0000EE"/>
             <w:u w:val="single"/>
           </w:rPr>
-          <w:t>加5:23</w:t>
-        </w:r>
-      </w:hyperlink>
-      <w:r>
-        <w:rPr>
-          <w:lang w:val="zh_TW" w:bidi="zh_TW"/>
-        </w:rPr>
-        <w:t>；</w:t>
-      </w:r>
-      <w:hyperlink r:id="rId24">
-        <w:r>
-          <w:rPr>
-            <w:lang w:val="zh_TW" w:bidi="zh_TW"/>
-          </w:rPr>
-          <w:rPr>
-            <w:color w:val="0000EE"/>
-            <w:u w:val="single"/>
-          </w:rPr>
-          <w:t>提前6:11</w:t>
-        </w:r>
-      </w:hyperlink>
-      <w:r>
-        <w:rPr>
-          <w:lang w:val="zh_TW" w:bidi="zh_TW"/>
-        </w:rPr>
-        <w:t>；</w:t>
-      </w:r>
-      <w:hyperlink r:id="rId25">
-        <w:r>
-          <w:rPr>
-            <w:lang w:val="zh_TW" w:bidi="zh_TW"/>
-          </w:rPr>
-          <w:rPr>
-            <w:color w:val="0000EE"/>
-            <w:u w:val="single"/>
-          </w:rPr>
-          <w:t>彼前3:4、15</w:t>
-        </w:r>
-      </w:hyperlink>
-      <w:r>
-        <w:rPr>
-          <w:lang w:val="zh_TW" w:bidi="zh_TW"/>
-        </w:rPr>
-        <w:t>），或禮貌和謙遜的態度（</w:t>
-      </w:r>
-      <w:hyperlink r:id="rId26">
-        <w:r>
-          <w:rPr>
-            <w:lang w:val="zh_TW" w:bidi="zh_TW"/>
-          </w:rPr>
-          <w:rPr>
-            <w:color w:val="0000EE"/>
-            <w:u w:val="single"/>
-          </w:rPr>
-          <w:t>提後2:25</w:t>
-        </w:r>
-      </w:hyperlink>
-      <w:r>
-        <w:rPr>
-          <w:lang w:val="zh_TW" w:bidi="zh_TW"/>
-        </w:rPr>
-        <w:t>）；</w:t>
-      </w:r>
-    </w:p>
-    <w:p>
-      <w:pPr>
-        <w:pStyle w:val="ListNumber"/>
-        <w:spacing w:line="240" w:lineRule="auto"/>
-        <w:ind w:left="720"/>
-      </w:pPr>
-      <w:r>
-        <w:rPr>
-          <w:lang w:val="zh_TW" w:bidi="zh_TW"/>
-        </w:rPr>
-      </w:r>
-      <w:r>
-        <w:rPr>
-          <w:lang w:val="zh_TW" w:bidi="zh_TW"/>
-        </w:rPr>
-        <w:t>對他人表達的善意（</w:t>
-      </w:r>
-      <w:hyperlink r:id="rId27">
-        <w:r>
-          <w:rPr>
-            <w:lang w:val="zh_TW" w:bidi="zh_TW"/>
-          </w:rPr>
-          <w:rPr>
-            <w:color w:val="0000EE"/>
-            <w:u w:val="single"/>
-          </w:rPr>
-          <w:t>帖前2:7</w:t>
-        </w:r>
-      </w:hyperlink>
-      <w:r>
-        <w:rPr>
-          <w:lang w:val="zh_TW" w:bidi="zh_TW"/>
-        </w:rPr>
-        <w:t>；</w:t>
-      </w:r>
-      <w:hyperlink r:id="rId28">
-        <w:r>
-          <w:rPr>
-            <w:lang w:val="zh_TW" w:bidi="zh_TW"/>
-          </w:rPr>
-          <w:rPr>
-            <w:color w:val="0000EE"/>
-            <w:u w:val="single"/>
-          </w:rPr>
-          <w:t>提後2:24</w:t>
-        </w:r>
-      </w:hyperlink>
-      <w:r>
-        <w:rPr>
-          <w:lang w:val="zh_TW" w:bidi="zh_TW"/>
-        </w:rPr>
-        <w:t>）；</w:t>
-      </w:r>
-    </w:p>
-    <w:p>
-      <w:pPr>
-        <w:pStyle w:val="ListNumber"/>
-        <w:spacing w:line="240" w:lineRule="auto"/>
-        <w:ind w:left="720"/>
-      </w:pPr>
-      <w:r>
-        <w:rPr>
-          <w:lang w:val="zh_TW" w:bidi="zh_TW"/>
-        </w:rPr>
-      </w:r>
-      <w:r>
-        <w:rPr>
-          <w:lang w:val="zh_TW" w:bidi="zh_TW"/>
-        </w:rPr>
-        <w:t>在各種情況下適當、公平或合適的行為（</w:t>
-      </w:r>
-      <w:hyperlink r:id="rId29">
-        <w:r>
-          <w:rPr>
-            <w:lang w:val="zh_TW" w:bidi="zh_TW"/>
-          </w:rPr>
-          <w:rPr>
-            <w:color w:val="0000EE"/>
-            <w:u w:val="single"/>
-          </w:rPr>
-          <w:t>提前3:3</w:t>
-        </w:r>
-      </w:hyperlink>
-      <w:r>
-        <w:rPr>
-          <w:lang w:val="zh_TW" w:bidi="zh_TW"/>
-        </w:rPr>
-        <w:t>；</w:t>
-      </w:r>
-      <w:hyperlink r:id="rId30">
-        <w:r>
-          <w:rPr>
-            <w:lang w:val="zh_TW" w:bidi="zh_TW"/>
-          </w:rPr>
-          <w:rPr>
-            <w:color w:val="0000EE"/>
-            <w:u w:val="single"/>
-          </w:rPr>
-          <w:t>多3:2</w:t>
-        </w:r>
-      </w:hyperlink>
-      <w:r>
-        <w:rPr>
-          <w:lang w:val="zh_TW" w:bidi="zh_TW"/>
-        </w:rPr>
-        <w:t>；</w:t>
-      </w:r>
-      <w:hyperlink r:id="rId31">
-        <w:r>
-          <w:rPr>
-            <w:lang w:val="zh_TW" w:bidi="zh_TW"/>
-          </w:rPr>
-          <w:rPr>
-            <w:color w:val="0000EE"/>
-            <w:u w:val="single"/>
-          </w:rPr>
-          <w:t>彼前2:18</w:t>
-        </w:r>
-      </w:hyperlink>
-      <w:r>
-        <w:rPr>
-          <w:lang w:val="zh_TW" w:bidi="zh_TW"/>
-        </w:rPr>
-        <w:t>）。</w:t>
+          <w:t>詩39:12</w:t>
+        </w:r>
+      </w:hyperlink>
+      <w:r>
+        <w:rPr>
+          <w:lang w:val="zh_TW" w:bidi="zh_TW"/>
+        </w:rPr>
+        <w:t>）。然而，它最常被翻譯為「寄居者」。</w:t>
       </w:r>
     </w:p>
     <w:p>
@@ -659,25 +475,43 @@
         <w:rPr>
           <w:lang w:val="zh_TW" w:bidi="zh_TW"/>
         </w:rPr>
-        <w:t>教會領袖和其他信徒被教導要溫柔地對待犯錯的人（</w:t>
-      </w:r>
-      <w:hyperlink r:id="rId32">
-        <w:r>
-          <w:rPr>
-            <w:lang w:val="zh_TW" w:bidi="zh_TW"/>
-          </w:rPr>
-          <w:rPr>
-            <w:color w:val="0000EE"/>
-            <w:u w:val="single"/>
-          </w:rPr>
-          <w:t>加6:1</w:t>
-        </w:r>
-      </w:hyperlink>
-      <w:r>
-        <w:rPr>
-          <w:lang w:val="zh_TW" w:bidi="zh_TW"/>
-        </w:rPr>
-        <w:t>），反對信仰的人（</w:t>
+        <w:t>臨時旅客或寄居者，通常是想暫時居住的人，或是從一個部落遷到另一個部落，並試圖獲得當地居民的某些優勢或權利。有時，整個部族都可以是以色列的臨時居民。基遍人（</w:t>
+      </w:r>
+      <w:hyperlink r:id="rId24">
+        <w:r>
+          <w:rPr>
+            <w:lang w:val="zh_TW" w:bidi="zh_TW"/>
+          </w:rPr>
+          <w:rPr>
+            <w:color w:val="0000EE"/>
+            <w:u w:val="single"/>
+          </w:rPr>
+          <w:t>書9</w:t>
+        </w:r>
+      </w:hyperlink>
+      <w:r>
+        <w:rPr>
+          <w:lang w:val="zh_TW" w:bidi="zh_TW"/>
+        </w:rPr>
+        <w:t>）和比珥人（</w:t>
+      </w:r>
+      <w:hyperlink r:id="rId25">
+        <w:r>
+          <w:rPr>
+            <w:lang w:val="zh_TW" w:bidi="zh_TW"/>
+          </w:rPr>
+          <w:rPr>
+            <w:color w:val="0000EE"/>
+            <w:u w:val="single"/>
+          </w:rPr>
+          <w:t>撒下4:3</w:t>
+        </w:r>
+      </w:hyperlink>
+      <w:r>
+        <w:rPr>
+          <w:lang w:val="zh_TW" w:bidi="zh_TW"/>
+        </w:rPr>
+        <w:t>；參</w:t>
       </w:r>
       <w:hyperlink r:id="rId26">
         <w:r>
@@ -688,25 +522,133 @@
             <w:color w:val="0000EE"/>
             <w:u w:val="single"/>
           </w:rPr>
-          <w:t>提後2:25</w:t>
-        </w:r>
-      </w:hyperlink>
-      <w:r>
-        <w:rPr>
-          <w:lang w:val="zh_TW" w:bidi="zh_TW"/>
-        </w:rPr>
-        <w:t>），或無知和被誤導的人（</w:t>
-      </w:r>
-      <w:hyperlink r:id="rId33">
-        <w:r>
-          <w:rPr>
-            <w:lang w:val="zh_TW" w:bidi="zh_TW"/>
-          </w:rPr>
-          <w:rPr>
-            <w:color w:val="0000EE"/>
-            <w:u w:val="single"/>
-          </w:rPr>
-          <w:t>來5:2</w:t>
+          <w:t>代下2:17</w:t>
+        </w:r>
+      </w:hyperlink>
+      <w:r>
+        <w:rPr>
+          <w:lang w:val="zh_TW" w:bidi="zh_TW"/>
+        </w:rPr>
+        <w:t>）就是這種情況。以色列人本身是埃及地的臨時居民（</w:t>
+      </w:r>
+      <w:hyperlink r:id="rId19">
+        <w:r>
+          <w:rPr>
+            <w:lang w:val="zh_TW" w:bidi="zh_TW"/>
+          </w:rPr>
+          <w:rPr>
+            <w:color w:val="0000EE"/>
+            <w:u w:val="single"/>
+          </w:rPr>
+          <w:t>創15:13</w:t>
+        </w:r>
+      </w:hyperlink>
+      <w:r>
+        <w:rPr>
+          <w:lang w:val="zh_TW" w:bidi="zh_TW"/>
+        </w:rPr>
+        <w:t>，</w:t>
+      </w:r>
+      <w:hyperlink r:id="rId27">
+        <w:r>
+          <w:rPr>
+            <w:lang w:val="zh_TW" w:bidi="zh_TW"/>
+          </w:rPr>
+          <w:rPr>
+            <w:color w:val="0000EE"/>
+            <w:u w:val="single"/>
+          </w:rPr>
+          <w:t>23:4</w:t>
+        </w:r>
+      </w:hyperlink>
+      <w:r>
+        <w:rPr>
+          <w:lang w:val="zh_TW" w:bidi="zh_TW"/>
+        </w:rPr>
+        <w:t>，</w:t>
+      </w:r>
+      <w:hyperlink r:id="rId28">
+        <w:r>
+          <w:rPr>
+            <w:lang w:val="zh_TW" w:bidi="zh_TW"/>
+          </w:rPr>
+          <w:rPr>
+            <w:color w:val="0000EE"/>
+            <w:u w:val="single"/>
+          </w:rPr>
+          <w:t>26:3</w:t>
+        </w:r>
+      </w:hyperlink>
+      <w:r>
+        <w:rPr>
+          <w:lang w:val="zh_TW" w:bidi="zh_TW"/>
+        </w:rPr>
+        <w:t>，</w:t>
+      </w:r>
+      <w:hyperlink r:id="rId29">
+        <w:r>
+          <w:rPr>
+            <w:lang w:val="zh_TW" w:bidi="zh_TW"/>
+          </w:rPr>
+          <w:rPr>
+            <w:color w:val="0000EE"/>
+            <w:u w:val="single"/>
+          </w:rPr>
+          <w:t>47:4</w:t>
+        </w:r>
+      </w:hyperlink>
+      <w:r>
+        <w:rPr>
+          <w:lang w:val="zh_TW" w:bidi="zh_TW"/>
+        </w:rPr>
+        <w:t>；</w:t>
+      </w:r>
+      <w:hyperlink r:id="rId20">
+        <w:r>
+          <w:rPr>
+            <w:lang w:val="zh_TW" w:bidi="zh_TW"/>
+          </w:rPr>
+          <w:rPr>
+            <w:color w:val="0000EE"/>
+            <w:u w:val="single"/>
+          </w:rPr>
+          <w:t>出2:22</w:t>
+        </w:r>
+      </w:hyperlink>
+      <w:r>
+        <w:rPr>
+          <w:lang w:val="zh_TW" w:bidi="zh_TW"/>
+        </w:rPr>
+        <w:t>，</w:t>
+      </w:r>
+      <w:hyperlink r:id="rId30">
+        <w:r>
+          <w:rPr>
+            <w:lang w:val="zh_TW" w:bidi="zh_TW"/>
+          </w:rPr>
+          <w:rPr>
+            <w:color w:val="0000EE"/>
+            <w:u w:val="single"/>
+          </w:rPr>
+          <w:t>23:9</w:t>
+        </w:r>
+      </w:hyperlink>
+      <w:r>
+        <w:rPr>
+          <w:lang w:val="zh_TW" w:bidi="zh_TW"/>
+        </w:rPr>
+        <w:t>）以及其它地方的臨時居民（</w:t>
+      </w:r>
+      <w:hyperlink r:id="rId31">
+        <w:r>
+          <w:rPr>
+            <w:lang w:val="zh_TW" w:bidi="zh_TW"/>
+          </w:rPr>
+          <w:rPr>
+            <w:color w:val="0000EE"/>
+            <w:u w:val="single"/>
+          </w:rPr>
+          <w:t>得1:1</w:t>
         </w:r>
       </w:hyperlink>
       <w:r>
@@ -714,16 +656,6 @@
           <w:lang w:val="zh_TW" w:bidi="zh_TW"/>
         </w:rPr>
         <w:t>）。</w:t>
-      </w:r>
-      <w:r>
-        <w:rPr>
-          <w:lang w:val="zh_TW" w:bidi="zh_TW"/>
-        </w:rPr>
-      </w:r>
-      <w:r>
-        <w:rPr>
-          <w:lang w:val="zh_TW" w:bidi="zh_TW"/>
-        </w:rPr>
       </w:r>
     </w:p>
     <w:p>
@@ -733,21 +665,353 @@
           <w:lang w:val="zh_TW" w:bidi="zh_TW"/>
         </w:rPr>
       </w:r>
-    </w:p>
-    <w:p>
-      <w:pPr>
-        <w:pStyle w:val="Heading2"/>
-      </w:pPr>
-      <w:r>
-        <w:rPr>
-          <w:lang w:val="zh_TW" w:bidi="zh_TW"/>
-        </w:rPr>
-        <w:t>文士</w:t>
-      </w:r>
-      <w:r>
-        <w:rPr>
-          <w:lang w:val="zh_TW" w:bidi="zh_TW"/>
-        </w:rPr>
+      <w:r>
+        <w:rPr>
+          <w:lang w:val="zh_TW" w:bidi="zh_TW"/>
+        </w:rPr>
+        <w:t>外邦人或臨時居民在以色列擁有某些權利，但也有一些限制。他們可以獻祭（</w:t>
+      </w:r>
+      <w:hyperlink r:id="rId32">
+        <w:r>
+          <w:rPr>
+            <w:lang w:val="zh_TW" w:bidi="zh_TW"/>
+          </w:rPr>
+          <w:rPr>
+            <w:color w:val="0000EE"/>
+            <w:u w:val="single"/>
+          </w:rPr>
+          <w:t>利17:8</w:t>
+        </w:r>
+      </w:hyperlink>
+      <w:r>
+        <w:rPr>
+          <w:lang w:val="zh_TW" w:bidi="zh_TW"/>
+        </w:rPr>
+        <w:t>，</w:t>
+      </w:r>
+      <w:hyperlink r:id="rId33">
+        <w:r>
+          <w:rPr>
+            <w:lang w:val="zh_TW" w:bidi="zh_TW"/>
+          </w:rPr>
+          <w:rPr>
+            <w:color w:val="0000EE"/>
+            <w:u w:val="single"/>
+          </w:rPr>
+          <w:t>22:18</w:t>
+        </w:r>
+      </w:hyperlink>
+      <w:r>
+        <w:rPr>
+          <w:lang w:val="zh_TW" w:bidi="zh_TW"/>
+        </w:rPr>
+        <w:t>），但只有受過割禮，才能進入聖所（</w:t>
+      </w:r>
+      <w:hyperlink r:id="rId34">
+        <w:r>
+          <w:rPr>
+            <w:lang w:val="zh_TW" w:bidi="zh_TW"/>
+          </w:rPr>
+          <w:rPr>
+            <w:color w:val="0000EE"/>
+            <w:u w:val="single"/>
+          </w:rPr>
+          <w:t>結44:9</w:t>
+        </w:r>
+      </w:hyperlink>
+      <w:r>
+        <w:rPr>
+          <w:lang w:val="zh_TW" w:bidi="zh_TW"/>
+        </w:rPr>
+        <w:t>）。他們可以參加猶太的三個節期（</w:t>
+      </w:r>
+      <w:hyperlink r:id="rId35">
+        <w:r>
+          <w:rPr>
+            <w:lang w:val="zh_TW" w:bidi="zh_TW"/>
+          </w:rPr>
+          <w:rPr>
+            <w:color w:val="0000EE"/>
+            <w:u w:val="single"/>
+          </w:rPr>
+          <w:t>申16:11、14</w:t>
+        </w:r>
+      </w:hyperlink>
+      <w:r>
+        <w:rPr>
+          <w:lang w:val="zh_TW" w:bidi="zh_TW"/>
+        </w:rPr>
+        <w:t>），但只有受過割禮，才能吃逾越節的晚餐（</w:t>
+      </w:r>
+      <w:hyperlink r:id="rId36">
+        <w:r>
+          <w:rPr>
+            <w:lang w:val="zh_TW" w:bidi="zh_TW"/>
+          </w:rPr>
+          <w:rPr>
+            <w:color w:val="0000EE"/>
+            <w:u w:val="single"/>
+          </w:rPr>
+          <w:t>出12:43、48</w:t>
+        </w:r>
+      </w:hyperlink>
+      <w:r>
+        <w:rPr>
+          <w:lang w:val="zh_TW" w:bidi="zh_TW"/>
+        </w:rPr>
+        <w:t>）。外邦人不必遵循以色列的宗教，但他們可以享受其中一些利益（</w:t>
+      </w:r>
+      <w:hyperlink r:id="rId37">
+        <w:r>
+          <w:rPr>
+            <w:lang w:val="zh_TW" w:bidi="zh_TW"/>
+          </w:rPr>
+          <w:rPr>
+            <w:color w:val="0000EE"/>
+            <w:u w:val="single"/>
+          </w:rPr>
+          <w:t>申14:29</w:t>
+        </w:r>
+      </w:hyperlink>
+      <w:r>
+        <w:rPr>
+          <w:lang w:val="zh_TW" w:bidi="zh_TW"/>
+        </w:rPr>
+        <w:t>）。他們在安息日或贖罪日不能工作（</w:t>
+      </w:r>
+      <w:hyperlink r:id="rId38">
+        <w:r>
+          <w:rPr>
+            <w:lang w:val="zh_TW" w:bidi="zh_TW"/>
+          </w:rPr>
+          <w:rPr>
+            <w:color w:val="0000EE"/>
+            <w:u w:val="single"/>
+          </w:rPr>
+          <w:t>出20:10</w:t>
+        </w:r>
+      </w:hyperlink>
+      <w:r>
+        <w:rPr>
+          <w:lang w:val="zh_TW" w:bidi="zh_TW"/>
+        </w:rPr>
+        <w:t>，</w:t>
+      </w:r>
+      <w:hyperlink r:id="rId39">
+        <w:r>
+          <w:rPr>
+            <w:lang w:val="zh_TW" w:bidi="zh_TW"/>
+          </w:rPr>
+          <w:rPr>
+            <w:color w:val="0000EE"/>
+            <w:u w:val="single"/>
+          </w:rPr>
+          <w:t>23:12</w:t>
+        </w:r>
+      </w:hyperlink>
+      <w:r>
+        <w:rPr>
+          <w:lang w:val="zh_TW" w:bidi="zh_TW"/>
+        </w:rPr>
+        <w:t>；</w:t>
+      </w:r>
+      <w:hyperlink r:id="rId40">
+        <w:r>
+          <w:rPr>
+            <w:lang w:val="zh_TW" w:bidi="zh_TW"/>
+          </w:rPr>
+          <w:rPr>
+            <w:color w:val="0000EE"/>
+            <w:u w:val="single"/>
+          </w:rPr>
+          <w:t>利16:29</w:t>
+        </w:r>
+      </w:hyperlink>
+      <w:r>
+        <w:rPr>
+          <w:lang w:val="zh_TW" w:bidi="zh_TW"/>
+        </w:rPr>
+        <w:t>；</w:t>
+      </w:r>
+      <w:hyperlink r:id="rId41">
+        <w:r>
+          <w:rPr>
+            <w:lang w:val="zh_TW" w:bidi="zh_TW"/>
+          </w:rPr>
+          <w:rPr>
+            <w:color w:val="0000EE"/>
+            <w:u w:val="single"/>
+          </w:rPr>
+          <w:t>申5:14</w:t>
+        </w:r>
+      </w:hyperlink>
+      <w:r>
+        <w:rPr>
+          <w:lang w:val="zh_TW" w:bidi="zh_TW"/>
+        </w:rPr>
+        <w:t>），若褻瀆神的名字，可能會被石頭打死（</w:t>
+      </w:r>
+      <w:hyperlink r:id="rId42">
+        <w:r>
+          <w:rPr>
+            <w:lang w:val="zh_TW" w:bidi="zh_TW"/>
+          </w:rPr>
+          <w:rPr>
+            <w:color w:val="0000EE"/>
+            <w:u w:val="single"/>
+          </w:rPr>
+          <w:t>利24:16</w:t>
+        </w:r>
+      </w:hyperlink>
+      <w:r>
+        <w:rPr>
+          <w:lang w:val="zh_TW" w:bidi="zh_TW"/>
+        </w:rPr>
+        <w:t>；</w:t>
+      </w:r>
+      <w:hyperlink r:id="rId43">
+        <w:r>
+          <w:rPr>
+            <w:lang w:val="zh_TW" w:bidi="zh_TW"/>
+          </w:rPr>
+          <w:rPr>
+            <w:color w:val="0000EE"/>
+            <w:u w:val="single"/>
+          </w:rPr>
+          <w:t>民15:30</w:t>
+        </w:r>
+      </w:hyperlink>
+      <w:r>
+        <w:rPr>
+          <w:lang w:val="zh_TW" w:bidi="zh_TW"/>
+        </w:rPr>
+        <w:t>）。外邦人不可吃血（</w:t>
+      </w:r>
+      <w:hyperlink r:id="rId44">
+        <w:r>
+          <w:rPr>
+            <w:lang w:val="zh_TW" w:bidi="zh_TW"/>
+          </w:rPr>
+          <w:rPr>
+            <w:color w:val="0000EE"/>
+            <w:u w:val="single"/>
+          </w:rPr>
+          <w:t>利17:10–12</w:t>
+        </w:r>
+      </w:hyperlink>
+      <w:r>
+        <w:rPr>
+          <w:lang w:val="zh_TW" w:bidi="zh_TW"/>
+        </w:rPr>
+        <w:t>），但可以吃自然死亡的動物（</w:t>
+      </w:r>
+      <w:hyperlink r:id="rId15">
+        <w:r>
+          <w:rPr>
+            <w:lang w:val="zh_TW" w:bidi="zh_TW"/>
+          </w:rPr>
+          <w:rPr>
+            <w:color w:val="0000EE"/>
+            <w:u w:val="single"/>
+          </w:rPr>
+          <w:t>申14:21</w:t>
+        </w:r>
+      </w:hyperlink>
+      <w:r>
+        <w:rPr>
+          <w:lang w:val="zh_TW" w:bidi="zh_TW"/>
+        </w:rPr>
+        <w:t>）。以色列在性的道德規範也適用於外邦人（</w:t>
+      </w:r>
+      <w:hyperlink r:id="rId45">
+        <w:r>
+          <w:rPr>
+            <w:lang w:val="zh_TW" w:bidi="zh_TW"/>
+          </w:rPr>
+          <w:rPr>
+            <w:color w:val="0000EE"/>
+            <w:u w:val="single"/>
+          </w:rPr>
+          <w:t>利18:26</w:t>
+        </w:r>
+      </w:hyperlink>
+      <w:r>
+        <w:rPr>
+          <w:lang w:val="zh_TW" w:bidi="zh_TW"/>
+        </w:rPr>
+        <w:t>）。以色列人不可與外邦人通婚，但這仍然是常見的現象（</w:t>
+      </w:r>
+      <w:hyperlink r:id="rId46">
+        <w:r>
+          <w:rPr>
+            <w:lang w:val="zh_TW" w:bidi="zh_TW"/>
+          </w:rPr>
+          <w:rPr>
+            <w:color w:val="0000EE"/>
+            <w:u w:val="single"/>
+          </w:rPr>
+          <w:t>創34:14</w:t>
+        </w:r>
+      </w:hyperlink>
+      <w:r>
+        <w:rPr>
+          <w:lang w:val="zh_TW" w:bidi="zh_TW"/>
+        </w:rPr>
+        <w:t>；</w:t>
+      </w:r>
+      <w:hyperlink r:id="rId47">
+        <w:r>
+          <w:rPr>
+            <w:lang w:val="zh_TW" w:bidi="zh_TW"/>
+          </w:rPr>
+          <w:rPr>
+            <w:color w:val="0000EE"/>
+            <w:u w:val="single"/>
+          </w:rPr>
+          <w:t>出34:12、16</w:t>
+        </w:r>
+      </w:hyperlink>
+      <w:r>
+        <w:rPr>
+          <w:lang w:val="zh_TW" w:bidi="zh_TW"/>
+        </w:rPr>
+        <w:t>；</w:t>
+      </w:r>
+      <w:hyperlink r:id="rId48">
+        <w:r>
+          <w:rPr>
+            <w:lang w:val="zh_TW" w:bidi="zh_TW"/>
+          </w:rPr>
+          <w:rPr>
+            <w:color w:val="0000EE"/>
+            <w:u w:val="single"/>
+          </w:rPr>
+          <w:t>申7:3–4</w:t>
+        </w:r>
+      </w:hyperlink>
+      <w:r>
+        <w:rPr>
+          <w:lang w:val="zh_TW" w:bidi="zh_TW"/>
+        </w:rPr>
+        <w:t>；</w:t>
+      </w:r>
+      <w:hyperlink r:id="rId49">
+        <w:r>
+          <w:rPr>
+            <w:lang w:val="zh_TW" w:bidi="zh_TW"/>
+          </w:rPr>
+          <w:rPr>
+            <w:color w:val="0000EE"/>
+            <w:u w:val="single"/>
+          </w:rPr>
+          <w:t>書23:12</w:t>
+        </w:r>
+      </w:hyperlink>
+      <w:r>
+        <w:rPr>
+          <w:lang w:val="zh_TW" w:bidi="zh_TW"/>
+        </w:rPr>
+        <w:t>）。</w:t>
       </w:r>
     </w:p>
     <w:p>
@@ -761,18 +1025,313 @@
         <w:rPr>
           <w:lang w:val="zh_TW" w:bidi="zh_TW"/>
         </w:rPr>
-        <w:t>指舊約時代早期，那些負責書寫和記錄資訊的人。在巴比倫被擄歸回之後，文士成為一個學者階層，為百姓做教導、抄寫和解釋猶太律法的工作。他們在福音書中主要作為耶穌的對手出現。</w:t>
-      </w:r>
-    </w:p>
-    <w:p>
-      <w:pPr>
-        <w:pStyle w:val="Heading3"/>
-      </w:pPr>
-      <w:r>
-        <w:rPr>
-          <w:lang w:val="zh_TW" w:bidi="zh_TW"/>
-        </w:rPr>
-        <w:t>巴比倫被擄前的文士</w:t>
+        <w:t>摩西律法為外邦人提供公民權利（</w:t>
+      </w:r>
+      <w:hyperlink r:id="rId50">
+        <w:r>
+          <w:rPr>
+            <w:lang w:val="zh_TW" w:bidi="zh_TW"/>
+          </w:rPr>
+          <w:rPr>
+            <w:color w:val="0000EE"/>
+            <w:u w:val="single"/>
+          </w:rPr>
+          <w:t>出12:49</w:t>
+        </w:r>
+      </w:hyperlink>
+      <w:r>
+        <w:rPr>
+          <w:lang w:val="zh_TW" w:bidi="zh_TW"/>
+        </w:rPr>
+        <w:t>；</w:t>
+      </w:r>
+      <w:hyperlink r:id="rId51">
+        <w:r>
+          <w:rPr>
+            <w:lang w:val="zh_TW" w:bidi="zh_TW"/>
+          </w:rPr>
+          <w:rPr>
+            <w:color w:val="0000EE"/>
+            <w:u w:val="single"/>
+          </w:rPr>
+          <w:t>利24:22</w:t>
+        </w:r>
+      </w:hyperlink>
+      <w:r>
+        <w:rPr>
+          <w:lang w:val="zh_TW" w:bidi="zh_TW"/>
+        </w:rPr>
+        <w:t>）。他們遵循相同的法律程序和懲罰（</w:t>
+      </w:r>
+      <w:hyperlink r:id="rId52">
+        <w:r>
+          <w:rPr>
+            <w:lang w:val="zh_TW" w:bidi="zh_TW"/>
+          </w:rPr>
+          <w:rPr>
+            <w:color w:val="0000EE"/>
+            <w:u w:val="single"/>
+          </w:rPr>
+          <w:t>利20:2</w:t>
+        </w:r>
+      </w:hyperlink>
+      <w:r>
+        <w:rPr>
+          <w:lang w:val="zh_TW" w:bidi="zh_TW"/>
+        </w:rPr>
+        <w:t>，</w:t>
+      </w:r>
+      <w:hyperlink r:id="rId53">
+        <w:r>
+          <w:rPr>
+            <w:lang w:val="zh_TW" w:bidi="zh_TW"/>
+          </w:rPr>
+          <w:rPr>
+            <w:color w:val="0000EE"/>
+            <w:u w:val="single"/>
+          </w:rPr>
+          <w:t>24:16、22</w:t>
+        </w:r>
+      </w:hyperlink>
+      <w:r>
+        <w:rPr>
+          <w:lang w:val="zh_TW" w:bidi="zh_TW"/>
+        </w:rPr>
+        <w:t>；</w:t>
+      </w:r>
+      <w:hyperlink r:id="rId54">
+        <w:r>
+          <w:rPr>
+            <w:lang w:val="zh_TW" w:bidi="zh_TW"/>
+          </w:rPr>
+          <w:rPr>
+            <w:color w:val="0000EE"/>
+            <w:u w:val="single"/>
+          </w:rPr>
+          <w:t>申1:16</w:t>
+        </w:r>
+      </w:hyperlink>
+      <w:r>
+        <w:rPr>
+          <w:lang w:val="zh_TW" w:bidi="zh_TW"/>
+        </w:rPr>
+        <w:t>）。他們應被禮貌對待（</w:t>
+      </w:r>
+      <w:hyperlink r:id="rId55">
+        <w:r>
+          <w:rPr>
+            <w:lang w:val="zh_TW" w:bidi="zh_TW"/>
+          </w:rPr>
+          <w:rPr>
+            <w:color w:val="0000EE"/>
+            <w:u w:val="single"/>
+          </w:rPr>
+          <w:t>出22:21</w:t>
+        </w:r>
+      </w:hyperlink>
+      <w:r>
+        <w:rPr>
+          <w:lang w:val="zh_TW" w:bidi="zh_TW"/>
+        </w:rPr>
+        <w:t>，</w:t>
+      </w:r>
+      <w:hyperlink r:id="rId30">
+        <w:r>
+          <w:rPr>
+            <w:lang w:val="zh_TW" w:bidi="zh_TW"/>
+          </w:rPr>
+          <w:rPr>
+            <w:color w:val="0000EE"/>
+            <w:u w:val="single"/>
+          </w:rPr>
+          <w:t>23:9</w:t>
+        </w:r>
+      </w:hyperlink>
+      <w:r>
+        <w:rPr>
+          <w:lang w:val="zh_TW" w:bidi="zh_TW"/>
+        </w:rPr>
+        <w:t>）。他們應當被人以愛相待，與被神所愛的人一樣（</w:t>
+      </w:r>
+      <w:hyperlink r:id="rId56">
+        <w:r>
+          <w:rPr>
+            <w:lang w:val="zh_TW" w:bidi="zh_TW"/>
+          </w:rPr>
+          <w:rPr>
+            <w:color w:val="0000EE"/>
+            <w:u w:val="single"/>
+          </w:rPr>
+          <w:t>利19:34</w:t>
+        </w:r>
+      </w:hyperlink>
+      <w:r>
+        <w:rPr>
+          <w:lang w:val="zh_TW" w:bidi="zh_TW"/>
+        </w:rPr>
+        <w:t>；</w:t>
+      </w:r>
+      <w:hyperlink r:id="rId57">
+        <w:r>
+          <w:rPr>
+            <w:lang w:val="zh_TW" w:bidi="zh_TW"/>
+          </w:rPr>
+          <w:rPr>
+            <w:color w:val="0000EE"/>
+            <w:u w:val="single"/>
+          </w:rPr>
+          <w:t>申10:18–19</w:t>
+        </w:r>
+      </w:hyperlink>
+      <w:r>
+        <w:rPr>
+          <w:lang w:val="zh_TW" w:bidi="zh_TW"/>
+        </w:rPr>
+        <w:t>）。他們應被慷慨對待（</w:t>
+      </w:r>
+      <w:hyperlink r:id="rId58">
+        <w:r>
+          <w:rPr>
+            <w:lang w:val="zh_TW" w:bidi="zh_TW"/>
+          </w:rPr>
+          <w:rPr>
+            <w:color w:val="0000EE"/>
+            <w:u w:val="single"/>
+          </w:rPr>
+          <w:t>利19:10</w:t>
+        </w:r>
+      </w:hyperlink>
+      <w:r>
+        <w:rPr>
+          <w:lang w:val="zh_TW" w:bidi="zh_TW"/>
+        </w:rPr>
+        <w:t>，</w:t>
+      </w:r>
+      <w:hyperlink r:id="rId59">
+        <w:r>
+          <w:rPr>
+            <w:lang w:val="zh_TW" w:bidi="zh_TW"/>
+          </w:rPr>
+          <w:rPr>
+            <w:color w:val="0000EE"/>
+            <w:u w:val="single"/>
+          </w:rPr>
+          <w:t>23:22</w:t>
+        </w:r>
+      </w:hyperlink>
+      <w:r>
+        <w:rPr>
+          <w:lang w:val="zh_TW" w:bidi="zh_TW"/>
+        </w:rPr>
+        <w:t>；</w:t>
+      </w:r>
+      <w:hyperlink r:id="rId60">
+        <w:r>
+          <w:rPr>
+            <w:lang w:val="zh_TW" w:bidi="zh_TW"/>
+          </w:rPr>
+          <w:rPr>
+            <w:color w:val="0000EE"/>
+            <w:u w:val="single"/>
+          </w:rPr>
+          <w:t>申24:19–22</w:t>
+        </w:r>
+      </w:hyperlink>
+      <w:r>
+        <w:rPr>
+          <w:lang w:val="zh_TW" w:bidi="zh_TW"/>
+        </w:rPr>
+        <w:t>）。在困難時期，他們可以獲得庇護（保護或避難之所）（</w:t>
+      </w:r>
+      <w:hyperlink r:id="rId61">
+        <w:r>
+          <w:rPr>
+            <w:lang w:val="zh_TW" w:bidi="zh_TW"/>
+          </w:rPr>
+          <w:rPr>
+            <w:color w:val="0000EE"/>
+            <w:u w:val="single"/>
+          </w:rPr>
+          <w:t>民35:15</w:t>
+        </w:r>
+      </w:hyperlink>
+      <w:r>
+        <w:rPr>
+          <w:lang w:val="zh_TW" w:bidi="zh_TW"/>
+        </w:rPr>
+        <w:t>；</w:t>
+      </w:r>
+      <w:hyperlink r:id="rId62">
+        <w:r>
+          <w:rPr>
+            <w:lang w:val="zh_TW" w:bidi="zh_TW"/>
+          </w:rPr>
+          <w:rPr>
+            <w:color w:val="0000EE"/>
+            <w:u w:val="single"/>
+          </w:rPr>
+          <w:t>書20:9</w:t>
+        </w:r>
+      </w:hyperlink>
+      <w:r>
+        <w:rPr>
+          <w:lang w:val="zh_TW" w:bidi="zh_TW"/>
+        </w:rPr>
+        <w:t>）。外邦奴僕應得到與希伯來奴僕相同的待遇（</w:t>
+      </w:r>
+      <w:hyperlink r:id="rId63">
+        <w:r>
+          <w:rPr>
+            <w:lang w:val="zh_TW" w:bidi="zh_TW"/>
+          </w:rPr>
+          <w:rPr>
+            <w:color w:val="0000EE"/>
+            <w:u w:val="single"/>
+          </w:rPr>
+          <w:t>申24:14</w:t>
+        </w:r>
+      </w:hyperlink>
+      <w:r>
+        <w:rPr>
+          <w:lang w:val="zh_TW" w:bidi="zh_TW"/>
+        </w:rPr>
+        <w:t>）。外邦人不能參加各支派的會議或被立為王（</w:t>
+      </w:r>
+      <w:hyperlink r:id="rId64">
+        <w:r>
+          <w:rPr>
+            <w:lang w:val="zh_TW" w:bidi="zh_TW"/>
+          </w:rPr>
+          <w:rPr>
+            <w:color w:val="0000EE"/>
+            <w:u w:val="single"/>
+          </w:rPr>
+          <w:t>申17:15</w:t>
+        </w:r>
+      </w:hyperlink>
+      <w:r>
+        <w:rPr>
+          <w:lang w:val="zh_TW" w:bidi="zh_TW"/>
+        </w:rPr>
+        <w:t>）。先知以西結期待未來彌賽亞治理的時代。那時，外邦人將與神的百姓一同享受這片土地的所有祝福（</w:t>
+      </w:r>
+      <w:hyperlink r:id="rId65">
+        <w:r>
+          <w:rPr>
+            <w:lang w:val="zh_TW" w:bidi="zh_TW"/>
+          </w:rPr>
+          <w:rPr>
+            <w:color w:val="0000EE"/>
+            <w:u w:val="single"/>
+          </w:rPr>
+          <w:t>結47:22–23</w:t>
+        </w:r>
+      </w:hyperlink>
+      <w:r>
+        <w:rPr>
+          <w:lang w:val="zh_TW" w:bidi="zh_TW"/>
+        </w:rPr>
+        <w:t>）。</w:t>
       </w:r>
     </w:p>
     <w:p>
@@ -786,108 +1345,36 @@
         <w:rPr>
           <w:lang w:val="zh_TW" w:bidi="zh_TW"/>
         </w:rPr>
-        <w:t>在古代以色列，閱讀和書寫的能力並不普及，公共生活的各個方面都需要專業人士。這似乎是聖經對「文士」一詞最早的理解，並無特別的宗教意涵。文士負責保存記錄或抄寫</w:t>
-      </w:r>
-    </w:p>
-    <w:p>
-      <w:pPr>
-        <w:pStyle w:val="ListBullet"/>
-        <w:spacing w:line="240" w:lineRule="auto"/>
-        <w:ind w:left="720"/>
-      </w:pPr>
-      <w:r>
-        <w:rPr>
-          <w:lang w:val="zh_TW" w:bidi="zh_TW"/>
-        </w:rPr>
-      </w:r>
-      <w:r>
-        <w:rPr>
-          <w:lang w:val="zh_TW" w:bidi="zh_TW"/>
-        </w:rPr>
-        <w:t>法律文件（</w:t>
-      </w:r>
-      <w:hyperlink r:id="rId34">
-        <w:r>
-          <w:rPr>
-            <w:lang w:val="zh_TW" w:bidi="zh_TW"/>
-          </w:rPr>
-          <w:rPr>
-            <w:color w:val="0000EE"/>
-            <w:u w:val="single"/>
-          </w:rPr>
-          <w:t>耶32:12</w:t>
-        </w:r>
-      </w:hyperlink>
-      <w:r>
-        <w:rPr>
-          <w:lang w:val="zh_TW" w:bidi="zh_TW"/>
-        </w:rPr>
-        <w:t>），</w:t>
-      </w:r>
-    </w:p>
-    <w:p>
-      <w:pPr>
-        <w:pStyle w:val="ListBullet"/>
-        <w:spacing w:line="240" w:lineRule="auto"/>
-        <w:ind w:left="720"/>
-      </w:pPr>
-      <w:r>
-        <w:rPr>
-          <w:lang w:val="zh_TW" w:bidi="zh_TW"/>
-        </w:rPr>
-      </w:r>
-      <w:r>
-        <w:rPr>
-          <w:lang w:val="zh_TW" w:bidi="zh_TW"/>
-        </w:rPr>
-        <w:t>軍事檔案（</w:t>
-      </w:r>
-      <w:hyperlink r:id="rId35">
-        <w:r>
-          <w:rPr>
-            <w:lang w:val="zh_TW" w:bidi="zh_TW"/>
-          </w:rPr>
-          <w:rPr>
-            <w:color w:val="0000EE"/>
-            <w:u w:val="single"/>
-          </w:rPr>
-          <w:t>代下26:11</w:t>
-        </w:r>
-      </w:hyperlink>
-      <w:r>
-        <w:rPr>
-          <w:lang w:val="zh_TW" w:bidi="zh_TW"/>
-        </w:rPr>
-        <w:t>），</w:t>
-      </w:r>
-    </w:p>
-    <w:p>
-      <w:pPr>
-        <w:pStyle w:val="ListBullet"/>
-        <w:spacing w:line="240" w:lineRule="auto"/>
-        <w:ind w:left="720"/>
-      </w:pPr>
-      <w:r>
-        <w:rPr>
-          <w:lang w:val="zh_TW" w:bidi="zh_TW"/>
-        </w:rPr>
-      </w:r>
-      <w:r>
-        <w:rPr>
-          <w:lang w:val="zh_TW" w:bidi="zh_TW"/>
-        </w:rPr>
-        <w:t>其它公文（</w:t>
-      </w:r>
-      <w:hyperlink r:id="rId36">
-        <w:r>
-          <w:rPr>
-            <w:lang w:val="zh_TW" w:bidi="zh_TW"/>
-          </w:rPr>
-          <w:rPr>
-            <w:color w:val="0000EE"/>
-            <w:u w:val="single"/>
-          </w:rPr>
-          <w:t>士8:14</w:t>
+        <w:t>在新約聖經中，「外邦人」經常被象徵地使用。一方面，基督的工作使所有外邦人（例如，那些與基督隔絕的人）成為神家中的成員（</w:t>
+      </w:r>
+      <w:hyperlink r:id="rId66">
+        <w:r>
+          <w:rPr>
+            <w:lang w:val="zh_TW" w:bidi="zh_TW"/>
+          </w:rPr>
+          <w:rPr>
+            <w:color w:val="0000EE"/>
+            <w:u w:val="single"/>
+          </w:rPr>
+          <w:t>弗2:11–19</w:t>
+        </w:r>
+      </w:hyperlink>
+      <w:r>
+        <w:rPr>
+          <w:lang w:val="zh_TW" w:bidi="zh_TW"/>
+        </w:rPr>
+        <w:t>）。另一方面，基督徒應該看自己是在這個世界上寄居的（</w:t>
+      </w:r>
+      <w:hyperlink r:id="rId67">
+        <w:r>
+          <w:rPr>
+            <w:lang w:val="zh_TW" w:bidi="zh_TW"/>
+          </w:rPr>
+          <w:rPr>
+            <w:color w:val="0000EE"/>
+            <w:u w:val="single"/>
+          </w:rPr>
+          <w:t>來11:13</w:t>
         </w:r>
       </w:hyperlink>
       <w:r>
@@ -896,52 +1383,16 @@
         </w:rPr>
         <w:t>；</w:t>
       </w:r>
-      <w:hyperlink r:id="rId37">
-        <w:r>
-          <w:rPr>
-            <w:lang w:val="zh_TW" w:bidi="zh_TW"/>
-          </w:rPr>
-          <w:rPr>
-            <w:color w:val="0000EE"/>
-            <w:u w:val="single"/>
-          </w:rPr>
-          <w:t>賽50:1</w:t>
-        </w:r>
-      </w:hyperlink>
-      <w:r>
-        <w:rPr>
-          <w:lang w:val="zh_TW" w:bidi="zh_TW"/>
-        </w:rPr>
-        <w:t>），或</w:t>
-      </w:r>
-    </w:p>
-    <w:p>
-      <w:pPr>
-        <w:pStyle w:val="ListBullet"/>
-        <w:spacing w:line="240" w:lineRule="auto"/>
-        <w:ind w:left="720"/>
-      </w:pPr>
-      <w:r>
-        <w:rPr>
-          <w:lang w:val="zh_TW" w:bidi="zh_TW"/>
-        </w:rPr>
-      </w:r>
-      <w:r>
-        <w:rPr>
-          <w:lang w:val="zh_TW" w:bidi="zh_TW"/>
-        </w:rPr>
-        <w:t>私人書信（</w:t>
-      </w:r>
-      <w:hyperlink r:id="rId38">
-        <w:r>
-          <w:rPr>
-            <w:lang w:val="zh_TW" w:bidi="zh_TW"/>
-          </w:rPr>
-          <w:rPr>
-            <w:color w:val="0000EE"/>
-            <w:u w:val="single"/>
-          </w:rPr>
-          <w:t>耶36:18</w:t>
+      <w:hyperlink r:id="rId68">
+        <w:r>
+          <w:rPr>
+            <w:lang w:val="zh_TW" w:bidi="zh_TW"/>
+          </w:rPr>
+          <w:rPr>
+            <w:color w:val="0000EE"/>
+            <w:u w:val="single"/>
+          </w:rPr>
+          <w:t>彼前2:11</w:t>
         </w:r>
       </w:hyperlink>
       <w:r>
@@ -960,207 +1411,44 @@
       </w:r>
       <w:r>
         <w:rPr>
-          <w:lang w:val="zh_TW" w:bidi="zh_TW"/>
-        </w:rPr>
-        <w:t>文士對於王室行政至關重要。文士長通常擔任</w:t>
-      </w:r>
-    </w:p>
-    <w:p>
-      <w:pPr>
-        <w:pStyle w:val="ListBullet"/>
-        <w:spacing w:line="240" w:lineRule="auto"/>
-        <w:ind w:left="720"/>
-      </w:pPr>
-      <w:r>
-        <w:rPr>
-          <w:lang w:val="zh_TW" w:bidi="zh_TW"/>
-        </w:rPr>
-      </w:r>
-      <w:r>
-        <w:rPr>
-          <w:lang w:val="zh_TW" w:bidi="zh_TW"/>
-        </w:rPr>
-        <w:t>王室書記（</w:t>
-      </w:r>
-      <w:hyperlink r:id="rId39">
-        <w:r>
-          <w:rPr>
-            <w:lang w:val="zh_TW" w:bidi="zh_TW"/>
-          </w:rPr>
-          <w:rPr>
-            <w:color w:val="0000EE"/>
-            <w:u w:val="single"/>
-          </w:rPr>
-          <w:t>王上4:3</w:t>
-        </w:r>
-      </w:hyperlink>
-      <w:r>
-        <w:rPr>
-          <w:lang w:val="zh_TW" w:bidi="zh_TW"/>
-        </w:rPr>
-        <w:t>；</w:t>
-      </w:r>
-      <w:hyperlink r:id="rId40">
-        <w:r>
-          <w:rPr>
-            <w:lang w:val="zh_TW" w:bidi="zh_TW"/>
-          </w:rPr>
-          <w:rPr>
-            <w:color w:val="0000EE"/>
-            <w:u w:val="single"/>
-          </w:rPr>
-          <w:t>代下24:11</w:t>
-        </w:r>
-      </w:hyperlink>
-      <w:r>
-        <w:rPr>
-          <w:lang w:val="zh_TW" w:bidi="zh_TW"/>
-        </w:rPr>
-        <w:t>），</w:t>
-      </w:r>
-    </w:p>
-    <w:p>
-      <w:pPr>
-        <w:pStyle w:val="ListBullet"/>
-        <w:spacing w:line="240" w:lineRule="auto"/>
-        <w:ind w:left="720"/>
-      </w:pPr>
-      <w:r>
-        <w:rPr>
-          <w:lang w:val="zh_TW" w:bidi="zh_TW"/>
-        </w:rPr>
-      </w:r>
-      <w:r>
-        <w:rPr>
-          <w:lang w:val="zh_TW" w:bidi="zh_TW"/>
-        </w:rPr>
-        <w:t>謀士（</w:t>
-      </w:r>
-      <w:hyperlink r:id="rId41">
-        <w:r>
-          <w:rPr>
-            <w:lang w:val="zh_TW" w:bidi="zh_TW"/>
-          </w:rPr>
-          <w:rPr>
-            <w:color w:val="0000EE"/>
-            <w:u w:val="single"/>
-          </w:rPr>
-          <w:t>撒下8:16–17</w:t>
-        </w:r>
-      </w:hyperlink>
-      <w:r>
-        <w:rPr>
-          <w:lang w:val="zh_TW" w:bidi="zh_TW"/>
-        </w:rPr>
-        <w:t>；</w:t>
-      </w:r>
-      <w:hyperlink r:id="rId42">
-        <w:r>
-          <w:rPr>
-            <w:lang w:val="zh_TW" w:bidi="zh_TW"/>
-          </w:rPr>
-          <w:rPr>
-            <w:color w:val="0000EE"/>
-            <w:u w:val="single"/>
-          </w:rPr>
-          <w:t>王下18:18</w:t>
-        </w:r>
-      </w:hyperlink>
-      <w:r>
-        <w:rPr>
-          <w:lang w:val="zh_TW" w:bidi="zh_TW"/>
-        </w:rPr>
-        <w:t>，</w:t>
-      </w:r>
-      <w:hyperlink r:id="rId43">
-        <w:r>
-          <w:rPr>
-            <w:lang w:val="zh_TW" w:bidi="zh_TW"/>
-          </w:rPr>
-          <w:rPr>
-            <w:color w:val="0000EE"/>
-            <w:u w:val="single"/>
-          </w:rPr>
-          <w:t>22:12</w:t>
-        </w:r>
-      </w:hyperlink>
-      <w:r>
-        <w:rPr>
-          <w:lang w:val="zh_TW" w:bidi="zh_TW"/>
-        </w:rPr>
-        <w:t>；</w:t>
-      </w:r>
-      <w:hyperlink r:id="rId44">
-        <w:r>
-          <w:rPr>
-            <w:lang w:val="zh_TW" w:bidi="zh_TW"/>
-          </w:rPr>
-          <w:rPr>
-            <w:color w:val="0000EE"/>
-            <w:u w:val="single"/>
-          </w:rPr>
-          <w:t>代上27:32</w:t>
-        </w:r>
-      </w:hyperlink>
-      <w:r>
-        <w:rPr>
-          <w:lang w:val="zh_TW" w:bidi="zh_TW"/>
-        </w:rPr>
-        <w:t>；</w:t>
-      </w:r>
-      <w:hyperlink r:id="rId45">
-        <w:r>
-          <w:rPr>
-            <w:lang w:val="zh_TW" w:bidi="zh_TW"/>
-          </w:rPr>
-          <w:rPr>
-            <w:color w:val="0000EE"/>
-            <w:u w:val="single"/>
-          </w:rPr>
-          <w:t>賽36:3</w:t>
-        </w:r>
-      </w:hyperlink>
-      <w:r>
-        <w:rPr>
-          <w:lang w:val="zh_TW" w:bidi="zh_TW"/>
-        </w:rPr>
-        <w:t>），和</w:t>
-      </w:r>
-    </w:p>
-    <w:p>
-      <w:pPr>
-        <w:pStyle w:val="ListBullet"/>
-        <w:spacing w:line="240" w:lineRule="auto"/>
-        <w:ind w:left="720"/>
-      </w:pPr>
-      <w:r>
-        <w:rPr>
-          <w:lang w:val="zh_TW" w:bidi="zh_TW"/>
-        </w:rPr>
-      </w:r>
-      <w:r>
-        <w:rPr>
-          <w:lang w:val="zh_TW" w:bidi="zh_TW"/>
-        </w:rPr>
-        <w:t>財務監督（</w:t>
-      </w:r>
-      <w:hyperlink r:id="rId46">
-        <w:r>
-          <w:rPr>
-            <w:lang w:val="zh_TW" w:bidi="zh_TW"/>
-          </w:rPr>
-          <w:rPr>
-            <w:color w:val="0000EE"/>
-            <w:u w:val="single"/>
-          </w:rPr>
-          <w:t>王下22:3–4</w:t>
-        </w:r>
-      </w:hyperlink>
-      <w:r>
-        <w:rPr>
-          <w:lang w:val="zh_TW" w:bidi="zh_TW"/>
-        </w:rPr>
-        <w:t>）。</w:t>
+          <w:i/>
+          <w:lang w:val="zh_TW" w:bidi="zh_TW"/>
+        </w:rPr>
+        <w:t>另見</w:t>
+      </w:r>
+      <w:r>
+        <w:rPr>
+          <w:lang w:val="zh_TW" w:bidi="zh_TW"/>
+        </w:rPr>
+        <w:t>野蠻人</w:t>
+      </w:r>
+      <w:r>
+        <w:rPr>
+          <w:lang w:val="zh_TW" w:bidi="zh_TW"/>
+        </w:rPr>
+        <w:t>、</w:t>
+      </w:r>
+      <w:r>
+        <w:rPr>
+          <w:lang w:val="zh_TW" w:bidi="zh_TW"/>
+        </w:rPr>
+        <w:t>鄰舍</w:t>
+      </w:r>
+      <w:r>
+        <w:rPr>
+          <w:lang w:val="zh_TW" w:bidi="zh_TW"/>
+        </w:rPr>
+        <w:t>。</w:t>
+      </w:r>
+      <w:r>
+        <w:rPr>
+          <w:lang w:val="zh_TW" w:bidi="zh_TW"/>
+        </w:rPr>
+      </w:r>
+      <w:r>
+        <w:rPr>
+          <w:lang w:val="zh_TW" w:bidi="zh_TW"/>
+        </w:rPr>
       </w:r>
     </w:p>
     <w:p>
@@ -1170,58 +1458,21 @@
           <w:lang w:val="zh_TW" w:bidi="zh_TW"/>
         </w:rPr>
       </w:r>
-      <w:r>
-        <w:rPr>
-          <w:lang w:val="zh_TW" w:bidi="zh_TW"/>
-        </w:rPr>
-        <w:t>書記也與祭司職分有關，負責聖殿的紀錄工作（</w:t>
-      </w:r>
-      <w:hyperlink r:id="rId47">
-        <w:r>
-          <w:rPr>
-            <w:lang w:val="zh_TW" w:bidi="zh_TW"/>
-          </w:rPr>
-          <w:rPr>
-            <w:color w:val="0000EE"/>
-            <w:u w:val="single"/>
-          </w:rPr>
-          <w:t>代上24:6</w:t>
-        </w:r>
-      </w:hyperlink>
-      <w:r>
-        <w:rPr>
-          <w:lang w:val="zh_TW" w:bidi="zh_TW"/>
-        </w:rPr>
-        <w:t>；</w:t>
-      </w:r>
-      <w:hyperlink r:id="rId48">
-        <w:r>
-          <w:rPr>
-            <w:lang w:val="zh_TW" w:bidi="zh_TW"/>
-          </w:rPr>
-          <w:rPr>
-            <w:color w:val="0000EE"/>
-            <w:u w:val="single"/>
-          </w:rPr>
-          <w:t>代下34:13–15</w:t>
-        </w:r>
-      </w:hyperlink>
-      <w:r>
-        <w:rPr>
-          <w:lang w:val="zh_TW" w:bidi="zh_TW"/>
-        </w:rPr>
-        <w:t>）。</w:t>
-      </w:r>
     </w:p>
     <w:p>
       <w:pPr>
-        <w:pStyle w:val="Heading3"/>
-      </w:pPr>
-      <w:r>
-        <w:rPr>
-          <w:lang w:val="zh_TW" w:bidi="zh_TW"/>
-        </w:rPr>
-        <w:t>巴比倫被擄歸回後的文士</w:t>
+        <w:pStyle w:val="Heading2"/>
+      </w:pPr>
+      <w:r>
+        <w:rPr>
+          <w:lang w:val="zh_TW" w:bidi="zh_TW"/>
+        </w:rPr>
+        <w:t>外邦人院</w:t>
+      </w:r>
+      <w:r>
+        <w:rPr>
+          <w:lang w:val="zh_TW" w:bidi="zh_TW"/>
+        </w:rPr>
       </w:r>
     </w:p>
     <w:p>
@@ -1235,25 +1486,7 @@
         <w:rPr>
           <w:lang w:val="zh_TW" w:bidi="zh_TW"/>
         </w:rPr>
-        <w:t>猶太人被擄歸回後，在以斯拉和尼希米的領導下，猶太信仰傳統得以重建。此時「文士」一詞更具體地指那些聚集在一起，研究並解釋妥拉（猶太律法）的人。文士成為教師的專業，能給猶太百姓準確保存並解釋摩西律法。在這時期的開始，以斯拉被視為理想的文士，他是「通達耶和華誡命和賜以色列之律例的文士」（</w:t>
-      </w:r>
-      <w:hyperlink r:id="rId49">
-        <w:r>
-          <w:rPr>
-            <w:lang w:val="zh_TW" w:bidi="zh_TW"/>
-          </w:rPr>
-          <w:rPr>
-            <w:color w:val="0000EE"/>
-            <w:u w:val="single"/>
-          </w:rPr>
-          <w:t>拉7:11</w:t>
-        </w:r>
-      </w:hyperlink>
-      <w:r>
-        <w:rPr>
-          <w:lang w:val="zh_TW" w:bidi="zh_TW"/>
-        </w:rPr>
-        <w:t>）。</w:t>
+        <w:t>外邦人院是希律王建造的耶路撒冷聖殿中最大的外圍區域。這個庭院呈長方形，但四邊不完全均勻，北端比南端更寬。猶太人和非猶太人（外邦人）都可以進入這個區域。</w:t>
       </w:r>
     </w:p>
     <w:p>
@@ -1267,174 +1500,18 @@
         <w:rPr>
           <w:lang w:val="zh_TW" w:bidi="zh_TW"/>
         </w:rPr>
-        <w:t>便西拉智訓（</w:t>
-      </w:r>
-      <w:r>
-        <w:rPr>
-          <w:lang w:val="zh_TW" w:bidi="zh_TW"/>
-        </w:rPr>
-        <w:t>The book of Sirach</w:t>
-      </w:r>
-      <w:r>
-        <w:rPr>
-          <w:lang w:val="zh_TW" w:bidi="zh_TW"/>
-        </w:rPr>
-        <w:t>）</w:t>
-      </w:r>
-      <w:r>
-        <w:rPr>
-          <w:lang w:val="zh_TW" w:bidi="zh_TW"/>
-        </w:rPr>
-        <w:t>描述文士是能夠深刻理解經文的隱含意義的人（</w:t>
-      </w:r>
-      <w:hyperlink r:id="rId50">
-        <w:r>
-          <w:rPr>
-            <w:lang w:val="zh_TW" w:bidi="zh_TW"/>
-          </w:rPr>
-          <w:rPr>
-            <w:color w:val="0000EE"/>
-            <w:u w:val="single"/>
-          </w:rPr>
-          <w:t>便西拉智訓39:2–3</w:t>
-        </w:r>
-      </w:hyperlink>
-      <w:r>
-        <w:rPr>
-          <w:lang w:val="zh_TW" w:bidi="zh_TW"/>
-        </w:rPr>
-        <w:t>），這種理解源於他勤奮研究律法、先知書和聖卷的結果（</w:t>
-      </w:r>
-      <w:hyperlink r:id="rId51">
-        <w:r>
-          <w:rPr>
-            <w:lang w:val="zh_TW" w:bidi="zh_TW"/>
-          </w:rPr>
-          <w:rPr>
-            <w:color w:val="0000EE"/>
-            <w:u w:val="single"/>
-          </w:rPr>
-          <w:t>38:24</w:t>
-        </w:r>
-      </w:hyperlink>
-      <w:r>
-        <w:rPr>
-          <w:lang w:val="zh_TW" w:bidi="zh_TW"/>
-        </w:rPr>
-        <w:t>及以下，</w:t>
-      </w:r>
-      <w:hyperlink r:id="rId52">
-        <w:r>
-          <w:rPr>
-            <w:lang w:val="zh_TW" w:bidi="zh_TW"/>
-          </w:rPr>
-          <w:rPr>
-            <w:color w:val="0000EE"/>
-            <w:u w:val="single"/>
-          </w:rPr>
-          <w:t>39:1</w:t>
-        </w:r>
-      </w:hyperlink>
-      <w:r>
-        <w:rPr>
-          <w:lang w:val="zh_TW" w:bidi="zh_TW"/>
-        </w:rPr>
-        <w:t>）。因此，文士能夠為百姓和國擔任審判官和謀士（</w:t>
-      </w:r>
-      <w:hyperlink r:id="rId53">
-        <w:r>
-          <w:rPr>
-            <w:lang w:val="zh_TW" w:bidi="zh_TW"/>
-          </w:rPr>
-          <w:rPr>
-            <w:color w:val="0000EE"/>
-            <w:u w:val="single"/>
-          </w:rPr>
-          <w:t>38:33</w:t>
-        </w:r>
-      </w:hyperlink>
-      <w:r>
-        <w:rPr>
-          <w:lang w:val="zh_TW" w:bidi="zh_TW"/>
-        </w:rPr>
-        <w:t>，</w:t>
-      </w:r>
-      <w:hyperlink r:id="rId54">
-        <w:r>
-          <w:rPr>
-            <w:lang w:val="zh_TW" w:bidi="zh_TW"/>
-          </w:rPr>
-          <w:rPr>
-            <w:color w:val="0000EE"/>
-            <w:u w:val="single"/>
-          </w:rPr>
-          <w:t>39:4–8</w:t>
-        </w:r>
-      </w:hyperlink>
-      <w:r>
-        <w:rPr>
-          <w:lang w:val="zh_TW" w:bidi="zh_TW"/>
-        </w:rPr>
-        <w:t>）。由於文士在一個由律法統治的社會中有不可或缺的地位，他應當受到世世代代的讚譽和尊敬（</w:t>
-      </w:r>
-      <w:hyperlink r:id="rId55">
-        <w:r>
-          <w:rPr>
-            <w:lang w:val="zh_TW" w:bidi="zh_TW"/>
-          </w:rPr>
-          <w:rPr>
-            <w:color w:val="0000EE"/>
-            <w:u w:val="single"/>
-          </w:rPr>
-          <w:t>39:9</w:t>
-        </w:r>
-      </w:hyperlink>
-      <w:r>
-        <w:rPr>
-          <w:lang w:val="zh_TW" w:bidi="zh_TW"/>
-        </w:rPr>
-        <w:t>）。到公元前二世紀，文士成為猶太社會中一個相當獨特的階級。從這時期開始，文士與法利賽人的興起有密切聯繫，多數文士都隸屬於他們（見新約中的密切關係：</w:t>
-      </w:r>
-      <w:hyperlink r:id="rId56">
-        <w:r>
-          <w:rPr>
-            <w:lang w:val="zh_TW" w:bidi="zh_TW"/>
-          </w:rPr>
-          <w:rPr>
-            <w:color w:val="0000EE"/>
-            <w:u w:val="single"/>
-          </w:rPr>
-          <w:t>太5:20</w:t>
-        </w:r>
-      </w:hyperlink>
-      <w:r>
-        <w:rPr>
-          <w:lang w:val="zh_TW" w:bidi="zh_TW"/>
-        </w:rPr>
-        <w:t>，</w:t>
-      </w:r>
-      <w:hyperlink r:id="rId57">
-        <w:r>
-          <w:rPr>
-            <w:lang w:val="zh_TW" w:bidi="zh_TW"/>
-          </w:rPr>
-          <w:rPr>
-            <w:color w:val="0000EE"/>
-            <w:u w:val="single"/>
-          </w:rPr>
-          <w:t>12:38，</w:t>
-        </w:r>
-      </w:hyperlink>
-      <w:hyperlink r:id="rId58">
-        <w:r>
-          <w:rPr>
-            <w:lang w:val="zh_TW" w:bidi="zh_TW"/>
-          </w:rPr>
-          <w:rPr>
-            <w:color w:val="0000EE"/>
-            <w:u w:val="single"/>
-          </w:rPr>
-          <w:t>15:1</w:t>
+        <w:t>在這個庭院內，商販出售用於聖殿獻祭的動物，兌換銀錢的人則幫助訪客將硬幣兌換成適合使用的貨幣。庭院內有一道隔牆，上面有警告標誌，禁止外邦人進入聖殿的內部區域。耶穌曾在這裡驅趕那些濫用聖殿做買賣的人和兌換銀錢的人（</w:t>
+      </w:r>
+      <w:hyperlink r:id="rId69">
+        <w:r>
+          <w:rPr>
+            <w:lang w:val="zh_TW" w:bidi="zh_TW"/>
+          </w:rPr>
+          <w:rPr>
+            <w:color w:val="0000EE"/>
+            <w:u w:val="single"/>
+          </w:rPr>
+          <w:t>太21:12–13</w:t>
         </w:r>
       </w:hyperlink>
       <w:r>
@@ -1443,16 +1520,16 @@
         </w:rPr>
         <w:t>；</w:t>
       </w:r>
-      <w:hyperlink r:id="rId59">
-        <w:r>
-          <w:rPr>
-            <w:lang w:val="zh_TW" w:bidi="zh_TW"/>
-          </w:rPr>
-          <w:rPr>
-            <w:color w:val="0000EE"/>
-            <w:u w:val="single"/>
-          </w:rPr>
-          <w:t>可7:5</w:t>
+      <w:hyperlink r:id="rId70">
+        <w:r>
+          <w:rPr>
+            <w:lang w:val="zh_TW" w:bidi="zh_TW"/>
+          </w:rPr>
+          <w:rPr>
+            <w:color w:val="0000EE"/>
+            <w:u w:val="single"/>
+          </w:rPr>
+          <w:t>可11:15–18</w:t>
         </w:r>
       </w:hyperlink>
       <w:r>
@@ -1461,16 +1538,16 @@
         </w:rPr>
         <w:t>；</w:t>
       </w:r>
-      <w:hyperlink r:id="rId60">
-        <w:r>
-          <w:rPr>
-            <w:lang w:val="zh_TW" w:bidi="zh_TW"/>
-          </w:rPr>
-          <w:rPr>
-            <w:color w:val="0000EE"/>
-            <w:u w:val="single"/>
-          </w:rPr>
-          <w:t>路6:7</w:t>
+      <w:hyperlink r:id="rId71">
+        <w:r>
+          <w:rPr>
+            <w:lang w:val="zh_TW" w:bidi="zh_TW"/>
+          </w:rPr>
+          <w:rPr>
+            <w:color w:val="0000EE"/>
+            <w:u w:val="single"/>
+          </w:rPr>
+          <w:t>約2:14–16</w:t>
         </w:r>
       </w:hyperlink>
       <w:r>
@@ -1478,17 +1555,6 @@
           <w:lang w:val="zh_TW" w:bidi="zh_TW"/>
         </w:rPr>
         <w:t>）。</w:t>
-      </w:r>
-    </w:p>
-    <w:p>
-      <w:pPr>
-        <w:pStyle w:val="Heading3"/>
-      </w:pPr>
-      <w:r>
-        <w:rPr>
-          <w:lang w:val="zh_TW" w:bidi="zh_TW"/>
-        </w:rPr>
-        <w:t>訓練和地位</w:t>
       </w:r>
     </w:p>
     <w:p>
@@ -1500,1203 +1566,6 @@
       </w:r>
       <w:r>
         <w:rPr>
-          <w:lang w:val="zh_TW" w:bidi="zh_TW"/>
-        </w:rPr>
-        <w:t>最初，文士都是在祭司家族中接受訓練，這些家族成員從事同樣的職業，且代代相傳。身為這些家族的一員，他們的工作就有了保障（</w:t>
-      </w:r>
-      <w:hyperlink r:id="rId61">
-        <w:r>
-          <w:rPr>
-            <w:lang w:val="zh_TW" w:bidi="zh_TW"/>
-          </w:rPr>
-          <w:rPr>
-            <w:color w:val="0000EE"/>
-            <w:u w:val="single"/>
-          </w:rPr>
-          <w:t>代上2:55</w:t>
-        </w:r>
-      </w:hyperlink>
-      <w:r>
-        <w:rPr>
-          <w:lang w:val="zh_TW" w:bidi="zh_TW"/>
-        </w:rPr>
-        <w:t>）。後來，所有社會階層的人都可接受相關訓練。到耶穌時代，許多有影響力的文士來自非祭司家庭。訓練從年幼時開始，在教師或拉比的個別指導下進行。拉比教導有關猶太律法的所有內容及其解釋。</w:t>
-      </w:r>
-    </w:p>
-    <w:p>
-      <w:pPr/>
-      <w:r>
-        <w:rPr>
-          <w:lang w:val="zh_TW" w:bidi="zh_TW"/>
-        </w:rPr>
-      </w:r>
-      <w:r>
-        <w:rPr>
-          <w:lang w:val="zh_TW" w:bidi="zh_TW"/>
-        </w:rPr>
-        <w:t>由於摩西書寫的律法無法直接應對被擄歸回後的各種情況，文士的技能成為了一個極其重要的貢獻。他們建立的「口傳律法（oral law）」被視為與書面猶太律法同等重要。因此，對於那些渴望取悅神的人來說，這些律法同樣具有約束力（見</w:t>
-      </w:r>
-      <w:hyperlink r:id="rId62">
-        <w:r>
-          <w:rPr>
-            <w:lang w:val="zh_TW" w:bidi="zh_TW"/>
-          </w:rPr>
-          <w:rPr>
-            <w:color w:val="0000EE"/>
-            <w:u w:val="single"/>
-          </w:rPr>
-          <w:t>可7:6–13</w:t>
-        </w:r>
-      </w:hyperlink>
-      <w:r>
-        <w:rPr>
-          <w:lang w:val="zh_TW" w:bidi="zh_TW"/>
-        </w:rPr>
-        <w:t>）。由於文士有專業知識，他們參與猶太公會，即充當以色列最高法院的長老議會。文士是該公會中唯一來自非大祭司和長老等最高社會階層的成員（</w:t>
-      </w:r>
-      <w:hyperlink r:id="rId63">
-        <w:r>
-          <w:rPr>
-            <w:lang w:val="zh_TW" w:bidi="zh_TW"/>
-          </w:rPr>
-          <w:rPr>
-            <w:color w:val="0000EE"/>
-            <w:u w:val="single"/>
-          </w:rPr>
-          <w:t>太26:57</w:t>
-        </w:r>
-      </w:hyperlink>
-      <w:r>
-        <w:rPr>
-          <w:lang w:val="zh_TW" w:bidi="zh_TW"/>
-        </w:rPr>
-        <w:t>；</w:t>
-      </w:r>
-      <w:hyperlink r:id="rId64">
-        <w:r>
-          <w:rPr>
-            <w:lang w:val="zh_TW" w:bidi="zh_TW"/>
-          </w:rPr>
-          <w:rPr>
-            <w:color w:val="0000EE"/>
-            <w:u w:val="single"/>
-          </w:rPr>
-          <w:t>可14:43、53</w:t>
-        </w:r>
-      </w:hyperlink>
-      <w:r>
-        <w:rPr>
-          <w:lang w:val="zh_TW" w:bidi="zh_TW"/>
-        </w:rPr>
-        <w:t>；</w:t>
-      </w:r>
-      <w:hyperlink r:id="rId65">
-        <w:r>
-          <w:rPr>
-            <w:lang w:val="zh_TW" w:bidi="zh_TW"/>
-          </w:rPr>
-          <w:rPr>
-            <w:color w:val="0000EE"/>
-            <w:u w:val="single"/>
-          </w:rPr>
-          <w:t>路22:66</w:t>
-        </w:r>
-      </w:hyperlink>
-      <w:r>
-        <w:rPr>
-          <w:lang w:val="zh_TW" w:bidi="zh_TW"/>
-        </w:rPr>
-        <w:t>；</w:t>
-      </w:r>
-      <w:hyperlink r:id="rId66">
-        <w:r>
-          <w:rPr>
-            <w:lang w:val="zh_TW" w:bidi="zh_TW"/>
-          </w:rPr>
-          <w:rPr>
-            <w:color w:val="0000EE"/>
-            <w:u w:val="single"/>
-          </w:rPr>
-          <w:t>徒23:9</w:t>
-        </w:r>
-      </w:hyperlink>
-      <w:r>
-        <w:rPr>
-          <w:lang w:val="zh_TW" w:bidi="zh_TW"/>
-        </w:rPr>
-        <w:t>）。</w:t>
-      </w:r>
-    </w:p>
-    <w:p>
-      <w:pPr/>
-      <w:r>
-        <w:rPr>
-          <w:lang w:val="zh_TW" w:bidi="zh_TW"/>
-        </w:rPr>
-      </w:r>
-      <w:r>
-        <w:rPr>
-          <w:lang w:val="zh_TW" w:bidi="zh_TW"/>
-        </w:rPr>
-        <w:t>文士在猶太社區中備受尊敬。他們是猶太律法的權威教師，不僅在聖殿內（</w:t>
-      </w:r>
-      <w:hyperlink r:id="rId67">
-        <w:r>
-          <w:rPr>
-            <w:lang w:val="zh_TW" w:bidi="zh_TW"/>
-          </w:rPr>
-          <w:rPr>
-            <w:color w:val="0000EE"/>
-            <w:u w:val="single"/>
-          </w:rPr>
-          <w:t>路2:46</w:t>
-        </w:r>
-      </w:hyperlink>
-      <w:r>
-        <w:rPr>
-          <w:lang w:val="zh_TW" w:bidi="zh_TW"/>
-        </w:rPr>
-        <w:t>），也在猶太和加利利的各會堂中（</w:t>
-      </w:r>
-      <w:hyperlink r:id="rId68">
-        <w:r>
-          <w:rPr>
-            <w:lang w:val="zh_TW" w:bidi="zh_TW"/>
-          </w:rPr>
-          <w:rPr>
-            <w:color w:val="0000EE"/>
-            <w:u w:val="single"/>
-          </w:rPr>
-          <w:t>5:17</w:t>
-        </w:r>
-      </w:hyperlink>
-      <w:r>
-        <w:rPr>
-          <w:lang w:val="zh_TW" w:bidi="zh_TW"/>
-        </w:rPr>
-        <w:t>）教導。他們同時也是公會的重要成員，穿著特製的長衣（</w:t>
-      </w:r>
-      <w:hyperlink r:id="rId69">
-        <w:r>
-          <w:rPr>
-            <w:lang w:val="zh_TW" w:bidi="zh_TW"/>
-          </w:rPr>
-          <w:rPr>
-            <w:color w:val="0000EE"/>
-            <w:u w:val="single"/>
-          </w:rPr>
-          <w:t>可12:38</w:t>
-        </w:r>
-      </w:hyperlink>
-      <w:r>
-        <w:rPr>
-          <w:lang w:val="zh_TW" w:bidi="zh_TW"/>
-        </w:rPr>
-        <w:t>），下擺有作為紀念的穗子，並在手臂上佩戴裝有經文的「佩經盒（</w:t>
-      </w:r>
-      <w:r>
-        <w:rPr>
-          <w:lang w:val="zh_TW" w:bidi="zh_TW"/>
-        </w:rPr>
-        <w:t>prayer boxes</w:t>
-      </w:r>
-      <w:r>
-        <w:rPr>
-          <w:lang w:val="zh_TW" w:bidi="zh_TW"/>
-        </w:rPr>
-        <w:t>）」（</w:t>
-      </w:r>
-      <w:hyperlink r:id="rId70">
-        <w:r>
-          <w:rPr>
-            <w:lang w:val="zh_TW" w:bidi="zh_TW"/>
-          </w:rPr>
-          <w:rPr>
-            <w:color w:val="0000EE"/>
-            <w:u w:val="single"/>
-          </w:rPr>
-          <w:t>太23:5</w:t>
-        </w:r>
-      </w:hyperlink>
-      <w:r>
-        <w:rPr>
-          <w:lang w:val="zh_TW" w:bidi="zh_TW"/>
-        </w:rPr>
-        <w:t>）。這樣的服裝使他們備受注目，吸引人在街上向他們問安（</w:t>
-      </w:r>
-      <w:hyperlink r:id="rId69">
-        <w:r>
-          <w:rPr>
-            <w:lang w:val="zh_TW" w:bidi="zh_TW"/>
-          </w:rPr>
-          <w:rPr>
-            <w:color w:val="0000EE"/>
-            <w:u w:val="single"/>
-          </w:rPr>
-          <w:t>可12:38</w:t>
-        </w:r>
-      </w:hyperlink>
-      <w:r>
-        <w:rPr>
-          <w:lang w:val="zh_TW" w:bidi="zh_TW"/>
-        </w:rPr>
-        <w:t>）。他們被尊稱為「拉比」或「師傅」（</w:t>
-      </w:r>
-      <w:hyperlink r:id="rId71">
-        <w:r>
-          <w:rPr>
-            <w:lang w:val="zh_TW" w:bidi="zh_TW"/>
-          </w:rPr>
-          <w:rPr>
-            <w:color w:val="0000EE"/>
-            <w:u w:val="single"/>
-          </w:rPr>
-          <w:t>太23:7</w:t>
-        </w:r>
-      </w:hyperlink>
-      <w:r>
-        <w:rPr>
-          <w:lang w:val="zh_TW" w:bidi="zh_TW"/>
-        </w:rPr>
-        <w:t>），在敬拜和社交場合中享有首座（</w:t>
-      </w:r>
-      <w:hyperlink r:id="rId72">
-        <w:r>
-          <w:rPr>
-            <w:lang w:val="zh_TW" w:bidi="zh_TW"/>
-          </w:rPr>
-          <w:rPr>
-            <w:color w:val="0000EE"/>
-            <w:u w:val="single"/>
-          </w:rPr>
-          <w:t>太23:2</w:t>
-        </w:r>
-      </w:hyperlink>
-      <w:r>
-        <w:rPr>
-          <w:lang w:val="zh_TW" w:bidi="zh_TW"/>
-        </w:rPr>
-        <w:t>；</w:t>
-      </w:r>
-      <w:hyperlink r:id="rId73">
-        <w:r>
-          <w:rPr>
-            <w:lang w:val="zh_TW" w:bidi="zh_TW"/>
-          </w:rPr>
-          <w:rPr>
-            <w:color w:val="0000EE"/>
-            <w:u w:val="single"/>
-          </w:rPr>
-          <w:t>可12:39</w:t>
-        </w:r>
-      </w:hyperlink>
-      <w:r>
-        <w:rPr>
-          <w:lang w:val="zh_TW" w:bidi="zh_TW"/>
-        </w:rPr>
-        <w:t>；</w:t>
-      </w:r>
-      <w:hyperlink r:id="rId74">
-        <w:r>
-          <w:rPr>
-            <w:lang w:val="zh_TW" w:bidi="zh_TW"/>
-          </w:rPr>
-          <w:rPr>
-            <w:color w:val="0000EE"/>
-            <w:u w:val="single"/>
-          </w:rPr>
-          <w:t>路20:46</w:t>
-        </w:r>
-      </w:hyperlink>
-      <w:r>
-        <w:rPr>
-          <w:lang w:val="zh_TW" w:bidi="zh_TW"/>
-        </w:rPr>
-        <w:t>）。</w:t>
-      </w:r>
-    </w:p>
-    <w:p>
-      <w:pPr>
-        <w:pStyle w:val="Heading3"/>
-      </w:pPr>
-      <w:r>
-        <w:rPr>
-          <w:lang w:val="zh_TW" w:bidi="zh_TW"/>
-        </w:rPr>
-        <w:t>耶穌時代的文士</w:t>
-      </w:r>
-    </w:p>
-    <w:p>
-      <w:pPr/>
-      <w:r>
-        <w:rPr>
-          <w:lang w:val="zh_TW" w:bidi="zh_TW"/>
-        </w:rPr>
-      </w:r>
-      <w:r>
-        <w:rPr>
-          <w:lang w:val="zh_TW" w:bidi="zh_TW"/>
-        </w:rPr>
-        <w:t>在耶穌的事工期間，文士主要是那些對猶太律法的要求極為關注的人。路加稱文士為「律法師」，藉此向他的外邦（非猶太）聽眾和讀者說明文士的主要職責是解釋猶太律法。文士經常批評耶穌，他們多次指責耶穌違反猶太律法，例如：</w:t>
-      </w:r>
-    </w:p>
-    <w:p>
-      <w:pPr>
-        <w:pStyle w:val="ListBullet"/>
-        <w:spacing w:line="240" w:lineRule="auto"/>
-        <w:ind w:left="720"/>
-      </w:pPr>
-      <w:r>
-        <w:rPr>
-          <w:lang w:val="zh_TW" w:bidi="zh_TW"/>
-        </w:rPr>
-      </w:r>
-      <w:r>
-        <w:rPr>
-          <w:lang w:val="zh_TW" w:bidi="zh_TW"/>
-        </w:rPr>
-        <w:t>當耶穌赦免罪人時（</w:t>
-      </w:r>
-      <w:hyperlink r:id="rId75">
-        <w:r>
-          <w:rPr>
-            <w:lang w:val="zh_TW" w:bidi="zh_TW"/>
-          </w:rPr>
-          <w:rPr>
-            <w:color w:val="0000EE"/>
-            <w:u w:val="single"/>
-          </w:rPr>
-          <w:t>太9:1–3</w:t>
-        </w:r>
-      </w:hyperlink>
-      <w:r>
-        <w:rPr>
-          <w:lang w:val="zh_TW" w:bidi="zh_TW"/>
-        </w:rPr>
-        <w:t>；</w:t>
-      </w:r>
-      <w:hyperlink r:id="rId76">
-        <w:r>
-          <w:rPr>
-            <w:lang w:val="zh_TW" w:bidi="zh_TW"/>
-          </w:rPr>
-          <w:rPr>
-            <w:color w:val="0000EE"/>
-            <w:u w:val="single"/>
-          </w:rPr>
-          <w:t>路5:17–26</w:t>
-        </w:r>
-      </w:hyperlink>
-      <w:r>
-        <w:rPr>
-          <w:lang w:val="zh_TW" w:bidi="zh_TW"/>
-        </w:rPr>
-        <w:t>）</w:t>
-      </w:r>
-    </w:p>
-    <w:p>
-      <w:pPr>
-        <w:pStyle w:val="ListBullet"/>
-        <w:spacing w:line="240" w:lineRule="auto"/>
-        <w:ind w:left="720"/>
-      </w:pPr>
-      <w:r>
-        <w:rPr>
-          <w:lang w:val="zh_TW" w:bidi="zh_TW"/>
-        </w:rPr>
-      </w:r>
-      <w:r>
-        <w:rPr>
-          <w:lang w:val="zh_TW" w:bidi="zh_TW"/>
-        </w:rPr>
-        <w:t>當他們認為耶穌在安息日工作（</w:t>
-      </w:r>
-      <w:hyperlink r:id="rId77">
-        <w:r>
-          <w:rPr>
-            <w:lang w:val="zh_TW" w:bidi="zh_TW"/>
-          </w:rPr>
-          <w:rPr>
-            <w:color w:val="0000EE"/>
-            <w:u w:val="single"/>
-          </w:rPr>
-          <w:t>路6:1–2</w:t>
-        </w:r>
-      </w:hyperlink>
-      <w:r>
-        <w:rPr>
-          <w:lang w:val="zh_TW" w:bidi="zh_TW"/>
-        </w:rPr>
-        <w:t>）或醫治人時（</w:t>
-      </w:r>
-      <w:hyperlink r:id="rId78">
-        <w:r>
-          <w:rPr>
-            <w:lang w:val="zh_TW" w:bidi="zh_TW"/>
-          </w:rPr>
-          <w:rPr>
-            <w:color w:val="0000EE"/>
-            <w:u w:val="single"/>
-          </w:rPr>
-          <w:t>6–11</w:t>
-        </w:r>
-      </w:hyperlink>
-      <w:r>
-        <w:rPr>
-          <w:lang w:val="zh_TW" w:bidi="zh_TW"/>
-        </w:rPr>
-        <w:t>節），沒有適當遵守安息日</w:t>
-      </w:r>
-    </w:p>
-    <w:p>
-      <w:pPr>
-        <w:pStyle w:val="ListBullet"/>
-        <w:spacing w:line="240" w:lineRule="auto"/>
-        <w:ind w:left="720"/>
-      </w:pPr>
-      <w:r>
-        <w:rPr>
-          <w:lang w:val="zh_TW" w:bidi="zh_TW"/>
-        </w:rPr>
-      </w:r>
-      <w:r>
-        <w:rPr>
-          <w:lang w:val="zh_TW" w:bidi="zh_TW"/>
-        </w:rPr>
-        <w:t>當他們發現耶穌不遵守他們的儀式性洗手禮（</w:t>
-      </w:r>
-      <w:hyperlink r:id="rId79">
-        <w:r>
-          <w:rPr>
-            <w:lang w:val="zh_TW" w:bidi="zh_TW"/>
-          </w:rPr>
-          <w:rPr>
-            <w:color w:val="0000EE"/>
-            <w:u w:val="single"/>
-          </w:rPr>
-          <w:t>可7:2–5</w:t>
-        </w:r>
-      </w:hyperlink>
-      <w:r>
-        <w:rPr>
-          <w:lang w:val="zh_TW" w:bidi="zh_TW"/>
-        </w:rPr>
-        <w:t>）且忽視禁食的做法時（</w:t>
-      </w:r>
-      <w:hyperlink r:id="rId80">
-        <w:r>
-          <w:rPr>
-            <w:lang w:val="zh_TW" w:bidi="zh_TW"/>
-          </w:rPr>
-          <w:rPr>
-            <w:color w:val="0000EE"/>
-            <w:u w:val="single"/>
-          </w:rPr>
-          <w:t>路5:33–39</w:t>
-        </w:r>
-      </w:hyperlink>
-      <w:r>
-        <w:rPr>
-          <w:lang w:val="zh_TW" w:bidi="zh_TW"/>
-        </w:rPr>
-        <w:t>）</w:t>
-      </w:r>
-    </w:p>
-    <w:p>
-      <w:pPr/>
-      <w:r>
-        <w:rPr>
-          <w:lang w:val="zh_TW" w:bidi="zh_TW"/>
-        </w:rPr>
-      </w:r>
-      <w:r>
-        <w:rPr>
-          <w:lang w:val="zh_TW" w:bidi="zh_TW"/>
-        </w:rPr>
-        <w:t>不出意料，他們特別反對耶穌與猶太社會中的不潔淨者（禮儀上不潔）和被排斥者交往（</w:t>
-      </w:r>
-      <w:hyperlink r:id="rId81">
-        <w:r>
-          <w:rPr>
-            <w:lang w:val="zh_TW" w:bidi="zh_TW"/>
-          </w:rPr>
-          <w:rPr>
-            <w:color w:val="0000EE"/>
-            <w:u w:val="single"/>
-          </w:rPr>
-          <w:t>可2:16–17</w:t>
-        </w:r>
-      </w:hyperlink>
-      <w:r>
-        <w:rPr>
-          <w:lang w:val="zh_TW" w:bidi="zh_TW"/>
-        </w:rPr>
-        <w:t>；</w:t>
-      </w:r>
-      <w:hyperlink r:id="rId82">
-        <w:r>
-          <w:rPr>
-            <w:lang w:val="zh_TW" w:bidi="zh_TW"/>
-          </w:rPr>
-          <w:rPr>
-            <w:color w:val="0000EE"/>
-            <w:u w:val="single"/>
-          </w:rPr>
-          <w:t>路15:1–2</w:t>
-        </w:r>
-      </w:hyperlink>
-      <w:r>
-        <w:rPr>
-          <w:lang w:val="zh_TW" w:bidi="zh_TW"/>
-        </w:rPr>
-        <w:t>）。他們經常試圖用有關猶太律法的問題來陷害耶穌（</w:t>
-      </w:r>
-      <w:hyperlink r:id="rId59">
-        <w:r>
-          <w:rPr>
-            <w:lang w:val="zh_TW" w:bidi="zh_TW"/>
-          </w:rPr>
-          <w:rPr>
-            <w:color w:val="0000EE"/>
-            <w:u w:val="single"/>
-          </w:rPr>
-          <w:t>可7:5</w:t>
-        </w:r>
-      </w:hyperlink>
-      <w:r>
-        <w:rPr>
-          <w:lang w:val="zh_TW" w:bidi="zh_TW"/>
-        </w:rPr>
-        <w:t>，</w:t>
-      </w:r>
-      <w:hyperlink r:id="rId83">
-        <w:r>
-          <w:rPr>
-            <w:lang w:val="zh_TW" w:bidi="zh_TW"/>
-          </w:rPr>
-          <w:rPr>
-            <w:color w:val="0000EE"/>
-            <w:u w:val="single"/>
-          </w:rPr>
-          <w:t>12:28、35</w:t>
-        </w:r>
-      </w:hyperlink>
-      <w:r>
-        <w:rPr>
-          <w:lang w:val="zh_TW" w:bidi="zh_TW"/>
-        </w:rPr>
-        <w:t>；</w:t>
-      </w:r>
-      <w:hyperlink r:id="rId84">
-        <w:r>
-          <w:rPr>
-            <w:lang w:val="zh_TW" w:bidi="zh_TW"/>
-          </w:rPr>
-          <w:rPr>
-            <w:color w:val="0000EE"/>
-            <w:u w:val="single"/>
-          </w:rPr>
-          <w:t>路11:53</w:t>
-        </w:r>
-      </w:hyperlink>
-      <w:r>
-        <w:rPr>
-          <w:lang w:val="zh_TW" w:bidi="zh_TW"/>
-        </w:rPr>
-        <w:t>；</w:t>
-      </w:r>
-      <w:hyperlink r:id="rId85">
-        <w:r>
-          <w:rPr>
-            <w:lang w:val="zh_TW" w:bidi="zh_TW"/>
-          </w:rPr>
-          <w:rPr>
-            <w:color w:val="0000EE"/>
-            <w:u w:val="single"/>
-          </w:rPr>
-          <w:t>約8:3–4</w:t>
-        </w:r>
-      </w:hyperlink>
-      <w:r>
-        <w:rPr>
-          <w:lang w:val="zh_TW" w:bidi="zh_TW"/>
-        </w:rPr>
-        <w:t>）。他們要求耶穌明確表明自己的身份（</w:t>
-      </w:r>
-      <w:hyperlink r:id="rId57">
-        <w:r>
-          <w:rPr>
-            <w:lang w:val="zh_TW" w:bidi="zh_TW"/>
-          </w:rPr>
-          <w:rPr>
-            <w:color w:val="0000EE"/>
-            <w:u w:val="single"/>
-          </w:rPr>
-          <w:t>太12:38</w:t>
-        </w:r>
-      </w:hyperlink>
-      <w:r>
-        <w:rPr>
-          <w:lang w:val="zh_TW" w:bidi="zh_TW"/>
-        </w:rPr>
-        <w:t>），並揭示祂行神蹟的權柄來源（</w:t>
-      </w:r>
-      <w:hyperlink r:id="rId86">
-        <w:r>
-          <w:rPr>
-            <w:lang w:val="zh_TW" w:bidi="zh_TW"/>
-          </w:rPr>
-          <w:rPr>
-            <w:color w:val="0000EE"/>
-            <w:u w:val="single"/>
-          </w:rPr>
-          <w:t>可3:22</w:t>
-        </w:r>
-      </w:hyperlink>
-      <w:r>
-        <w:rPr>
-          <w:lang w:val="zh_TW" w:bidi="zh_TW"/>
-        </w:rPr>
-        <w:t>；</w:t>
-      </w:r>
-      <w:hyperlink r:id="rId87">
-        <w:r>
-          <w:rPr>
-            <w:lang w:val="zh_TW" w:bidi="zh_TW"/>
-          </w:rPr>
-          <w:rPr>
-            <w:color w:val="0000EE"/>
-            <w:u w:val="single"/>
-          </w:rPr>
-          <w:t>路20:1–4</w:t>
-        </w:r>
-      </w:hyperlink>
-      <w:r>
-        <w:rPr>
-          <w:lang w:val="zh_TW" w:bidi="zh_TW"/>
-        </w:rPr>
-        <w:t>）。儘管有少數文士接受耶穌（</w:t>
-      </w:r>
-      <w:hyperlink r:id="rId88">
-        <w:r>
-          <w:rPr>
-            <w:lang w:val="zh_TW" w:bidi="zh_TW"/>
-          </w:rPr>
-          <w:rPr>
-            <w:color w:val="0000EE"/>
-            <w:u w:val="single"/>
-          </w:rPr>
-          <w:t>太8:19</w:t>
-        </w:r>
-      </w:hyperlink>
-      <w:r>
-        <w:rPr>
-          <w:lang w:val="zh_TW" w:bidi="zh_TW"/>
-        </w:rPr>
-        <w:t>，</w:t>
-      </w:r>
-      <w:hyperlink r:id="rId89">
-        <w:r>
-          <w:rPr>
-            <w:lang w:val="zh_TW" w:bidi="zh_TW"/>
-          </w:rPr>
-          <w:rPr>
-            <w:color w:val="0000EE"/>
-            <w:u w:val="single"/>
-          </w:rPr>
-          <w:t>13:52</w:t>
-        </w:r>
-      </w:hyperlink>
-      <w:r>
-        <w:rPr>
-          <w:lang w:val="zh_TW" w:bidi="zh_TW"/>
-        </w:rPr>
-        <w:t>；</w:t>
-      </w:r>
-      <w:hyperlink r:id="rId90">
-        <w:r>
-          <w:rPr>
-            <w:lang w:val="zh_TW" w:bidi="zh_TW"/>
-          </w:rPr>
-          <w:rPr>
-            <w:color w:val="0000EE"/>
-            <w:u w:val="single"/>
-          </w:rPr>
-          <w:t>可12:32</w:t>
-        </w:r>
-      </w:hyperlink>
-      <w:r>
-        <w:rPr>
-          <w:lang w:val="zh_TW" w:bidi="zh_TW"/>
-        </w:rPr>
-        <w:t>；</w:t>
-      </w:r>
-      <w:hyperlink r:id="rId91">
-        <w:r>
-          <w:rPr>
-            <w:lang w:val="zh_TW" w:bidi="zh_TW"/>
-          </w:rPr>
-          <w:rPr>
-            <w:color w:val="0000EE"/>
-            <w:u w:val="single"/>
-          </w:rPr>
-          <w:t>約3:1–2</w:t>
-        </w:r>
-      </w:hyperlink>
-      <w:r>
-        <w:rPr>
-          <w:lang w:val="zh_TW" w:bidi="zh_TW"/>
-        </w:rPr>
-        <w:t>），但大多數文士對耶穌充滿敵意，這也是由於耶穌的聲望日漸高漲，威脅到他們的權威（</w:t>
-      </w:r>
-      <w:hyperlink r:id="rId92">
-        <w:r>
-          <w:rPr>
-            <w:lang w:val="zh_TW" w:bidi="zh_TW"/>
-          </w:rPr>
-          <w:rPr>
-            <w:color w:val="0000EE"/>
-            <w:u w:val="single"/>
-          </w:rPr>
-          <w:t>太7:29</w:t>
-        </w:r>
-      </w:hyperlink>
-      <w:r>
-        <w:rPr>
-          <w:lang w:val="zh_TW" w:bidi="zh_TW"/>
-        </w:rPr>
-        <w:t>），並危及城鎮的安全（</w:t>
-      </w:r>
-      <w:hyperlink r:id="rId93">
-        <w:r>
-          <w:rPr>
-            <w:lang w:val="zh_TW" w:bidi="zh_TW"/>
-          </w:rPr>
-          <w:rPr>
-            <w:color w:val="0000EE"/>
-            <w:u w:val="single"/>
-          </w:rPr>
-          <w:t>太21:15</w:t>
-        </w:r>
-      </w:hyperlink>
-      <w:r>
-        <w:rPr>
-          <w:lang w:val="zh_TW" w:bidi="zh_TW"/>
-        </w:rPr>
-        <w:t>；</w:t>
-      </w:r>
-      <w:hyperlink r:id="rId94">
-        <w:r>
-          <w:rPr>
-            <w:lang w:val="zh_TW" w:bidi="zh_TW"/>
-          </w:rPr>
-          <w:rPr>
-            <w:color w:val="0000EE"/>
-            <w:u w:val="single"/>
-          </w:rPr>
-          <w:t>可11:18</w:t>
-        </w:r>
-      </w:hyperlink>
-      <w:r>
-        <w:rPr>
-          <w:lang w:val="zh_TW" w:bidi="zh_TW"/>
-        </w:rPr>
-        <w:t>）。</w:t>
-      </w:r>
-    </w:p>
-    <w:p>
-      <w:pPr/>
-      <w:r>
-        <w:rPr>
-          <w:lang w:val="zh_TW" w:bidi="zh_TW"/>
-        </w:rPr>
-      </w:r>
-      <w:r>
-        <w:rPr>
-          <w:lang w:val="zh_TW" w:bidi="zh_TW"/>
-        </w:rPr>
-        <w:t>他們反對耶穌的另一個重要原因是耶穌揭露了他們的假冒為善與腐敗。耶穌公開指責他們追求公眾的認可（</w:t>
-      </w:r>
-      <w:hyperlink r:id="rId95">
-        <w:r>
-          <w:rPr>
-            <w:lang w:val="zh_TW" w:bidi="zh_TW"/>
-          </w:rPr>
-          <w:rPr>
-            <w:color w:val="0000EE"/>
-            <w:u w:val="single"/>
-          </w:rPr>
-          <w:t>太23:5–7</w:t>
-        </w:r>
-      </w:hyperlink>
-      <w:r>
-        <w:rPr>
-          <w:lang w:val="zh_TW" w:bidi="zh_TW"/>
-        </w:rPr>
-        <w:t>；</w:t>
-      </w:r>
-      <w:hyperlink r:id="rId96">
-        <w:r>
-          <w:rPr>
-            <w:lang w:val="zh_TW" w:bidi="zh_TW"/>
-          </w:rPr>
-          <w:rPr>
-            <w:color w:val="0000EE"/>
-            <w:u w:val="single"/>
-          </w:rPr>
-          <w:t>可12:38–39</w:t>
-        </w:r>
-      </w:hyperlink>
-      <w:r>
-        <w:rPr>
-          <w:lang w:val="zh_TW" w:bidi="zh_TW"/>
-        </w:rPr>
-        <w:t>；</w:t>
-      </w:r>
-      <w:hyperlink r:id="rId97">
-        <w:r>
-          <w:rPr>
-            <w:lang w:val="zh_TW" w:bidi="zh_TW"/>
-          </w:rPr>
-          <w:rPr>
-            <w:color w:val="0000EE"/>
-            <w:u w:val="single"/>
-          </w:rPr>
-          <w:t>路11:43</w:t>
-        </w:r>
-      </w:hyperlink>
-      <w:r>
-        <w:rPr>
-          <w:lang w:val="zh_TW" w:bidi="zh_TW"/>
-        </w:rPr>
-        <w:t>）。他們外表看似正確和聖潔，內心卻充滿腐敗（</w:t>
-      </w:r>
-      <w:hyperlink r:id="rId98">
-        <w:r>
-          <w:rPr>
-            <w:lang w:val="zh_TW" w:bidi="zh_TW"/>
-          </w:rPr>
-          <w:rPr>
-            <w:color w:val="0000EE"/>
-            <w:u w:val="single"/>
-          </w:rPr>
-          <w:t>太23:25–28</w:t>
-        </w:r>
-      </w:hyperlink>
-      <w:r>
-        <w:rPr>
-          <w:lang w:val="zh_TW" w:bidi="zh_TW"/>
-        </w:rPr>
-        <w:t>；</w:t>
-      </w:r>
-      <w:hyperlink r:id="rId99">
-        <w:r>
-          <w:rPr>
-            <w:lang w:val="zh_TW" w:bidi="zh_TW"/>
-          </w:rPr>
-          <w:rPr>
-            <w:color w:val="0000EE"/>
-            <w:u w:val="single"/>
-          </w:rPr>
-          <w:t>路11:39–41</w:t>
-        </w:r>
-      </w:hyperlink>
-      <w:r>
-        <w:rPr>
-          <w:lang w:val="zh_TW" w:bidi="zh_TW"/>
-        </w:rPr>
-        <w:t>）。換句話說，他們看似遵守所有的規則，但卻缺乏真誠。</w:t>
-      </w:r>
-    </w:p>
-    <w:p>
-      <w:pPr/>
-      <w:r>
-        <w:rPr>
-          <w:lang w:val="zh_TW" w:bidi="zh_TW"/>
-        </w:rPr>
-      </w:r>
-      <w:r>
-        <w:rPr>
-          <w:lang w:val="zh_TW" w:bidi="zh_TW"/>
-        </w:rPr>
-        <w:t>耶穌也攻擊文士所教導的口傳猶太律法的原則，稱這律法是「重擔」，連文士自己都不遵守（</w:t>
-      </w:r>
-      <w:hyperlink r:id="rId100">
-        <w:r>
-          <w:rPr>
-            <w:lang w:val="zh_TW" w:bidi="zh_TW"/>
-          </w:rPr>
-          <w:rPr>
-            <w:color w:val="0000EE"/>
-            <w:u w:val="single"/>
-          </w:rPr>
-          <w:t>太23:2–4、13–22</w:t>
-        </w:r>
-      </w:hyperlink>
-      <w:r>
-        <w:rPr>
-          <w:lang w:val="zh_TW" w:bidi="zh_TW"/>
-        </w:rPr>
-        <w:t>；</w:t>
-      </w:r>
-      <w:hyperlink r:id="rId101">
-        <w:r>
-          <w:rPr>
-            <w:lang w:val="zh_TW" w:bidi="zh_TW"/>
-          </w:rPr>
-          <w:rPr>
-            <w:color w:val="0000EE"/>
-            <w:u w:val="single"/>
-          </w:rPr>
-          <w:t>路11:46</w:t>
-        </w:r>
-      </w:hyperlink>
-      <w:r>
-        <w:rPr>
-          <w:lang w:val="zh_TW" w:bidi="zh_TW"/>
-        </w:rPr>
-        <w:t>）。他們強調律法的細節，卻忽視了更重要的公義、憐憫和信實（</w:t>
-      </w:r>
-      <w:hyperlink r:id="rId102">
-        <w:r>
-          <w:rPr>
-            <w:lang w:val="zh_TW" w:bidi="zh_TW"/>
-          </w:rPr>
-          <w:rPr>
-            <w:color w:val="0000EE"/>
-            <w:u w:val="single"/>
-          </w:rPr>
-          <w:t>太23:23–24</w:t>
-        </w:r>
-      </w:hyperlink>
-      <w:r>
-        <w:rPr>
-          <w:lang w:val="zh_TW" w:bidi="zh_TW"/>
-        </w:rPr>
-        <w:t>；</w:t>
-      </w:r>
-      <w:hyperlink r:id="rId103">
-        <w:r>
-          <w:rPr>
-            <w:lang w:val="zh_TW" w:bidi="zh_TW"/>
-          </w:rPr>
-          <w:rPr>
-            <w:color w:val="0000EE"/>
-            <w:u w:val="single"/>
-          </w:rPr>
-          <w:t>可12:40</w:t>
-        </w:r>
-      </w:hyperlink>
-      <w:r>
-        <w:rPr>
-          <w:lang w:val="zh_TW" w:bidi="zh_TW"/>
-        </w:rPr>
-        <w:t>；</w:t>
-      </w:r>
-      <w:hyperlink r:id="rId104">
-        <w:r>
-          <w:rPr>
-            <w:lang w:val="zh_TW" w:bidi="zh_TW"/>
-          </w:rPr>
-          <w:rPr>
-            <w:color w:val="0000EE"/>
-            <w:u w:val="single"/>
-          </w:rPr>
-          <w:t>路11:42</w:t>
-        </w:r>
-      </w:hyperlink>
-      <w:r>
-        <w:rPr>
-          <w:lang w:val="zh_TW" w:bidi="zh_TW"/>
-        </w:rPr>
-        <w:t>）。他們自視為舊約先知的後裔，但耶穌告訴他們，如果他們活在先知的時代，他們也會殺害那些先知（</w:t>
-      </w:r>
-      <w:hyperlink r:id="rId105">
-        <w:r>
-          <w:rPr>
-            <w:lang w:val="zh_TW" w:bidi="zh_TW"/>
-          </w:rPr>
-          <w:rPr>
-            <w:color w:val="0000EE"/>
-            <w:u w:val="single"/>
-          </w:rPr>
-          <w:t>太23:29–36</w:t>
-        </w:r>
-      </w:hyperlink>
-      <w:r>
-        <w:rPr>
-          <w:lang w:val="zh_TW" w:bidi="zh_TW"/>
-        </w:rPr>
-        <w:t>；</w:t>
-      </w:r>
-      <w:hyperlink r:id="rId106">
-        <w:r>
-          <w:rPr>
-            <w:lang w:val="zh_TW" w:bidi="zh_TW"/>
-          </w:rPr>
-          <w:rPr>
-            <w:color w:val="0000EE"/>
-            <w:u w:val="single"/>
-          </w:rPr>
-          <w:t>路20:9–19</w:t>
-        </w:r>
-      </w:hyperlink>
-      <w:r>
-        <w:rPr>
-          <w:lang w:val="zh_TW" w:bidi="zh_TW"/>
-        </w:rPr>
-        <w:t>）。</w:t>
-      </w:r>
-    </w:p>
-    <w:p>
-      <w:pPr/>
-      <w:r>
-        <w:rPr>
-          <w:lang w:val="zh_TW" w:bidi="zh_TW"/>
-        </w:rPr>
-      </w:r>
-      <w:r>
-        <w:rPr>
-          <w:lang w:val="zh_TW" w:bidi="zh_TW"/>
-        </w:rPr>
-        <w:t>因此，文士急於逮捕耶穌並不令人驚訝（</w:t>
-      </w:r>
-      <w:hyperlink r:id="rId107">
-        <w:r>
-          <w:rPr>
-            <w:lang w:val="zh_TW" w:bidi="zh_TW"/>
-          </w:rPr>
-          <w:rPr>
-            <w:color w:val="0000EE"/>
-            <w:u w:val="single"/>
-          </w:rPr>
-          <w:t>可14:1</w:t>
-        </w:r>
-      </w:hyperlink>
-      <w:r>
-        <w:rPr>
-          <w:lang w:val="zh_TW" w:bidi="zh_TW"/>
-        </w:rPr>
-        <w:t>；</w:t>
-      </w:r>
-      <w:hyperlink r:id="rId84">
-        <w:r>
-          <w:rPr>
-            <w:lang w:val="zh_TW" w:bidi="zh_TW"/>
-          </w:rPr>
-          <w:rPr>
-            <w:color w:val="0000EE"/>
-            <w:u w:val="single"/>
-          </w:rPr>
-          <w:t>路11:53</w:t>
-        </w:r>
-      </w:hyperlink>
-      <w:r>
-        <w:rPr>
-          <w:lang w:val="zh_TW" w:bidi="zh_TW"/>
-        </w:rPr>
-        <w:t>）。耶穌對猶太律法的解釋，威脅到了他們在社會中的地位和權柄。文士與他們的對手（猶太祭司）聯手策劃逮捕耶穌（</w:t>
-      </w:r>
-      <w:hyperlink r:id="rId108">
-        <w:r>
-          <w:rPr>
-            <w:lang w:val="zh_TW" w:bidi="zh_TW"/>
-          </w:rPr>
-          <w:rPr>
-            <w:color w:val="0000EE"/>
-            <w:u w:val="single"/>
-          </w:rPr>
-          <w:t>可14:43</w:t>
-        </w:r>
-      </w:hyperlink>
-      <w:r>
-        <w:rPr>
-          <w:lang w:val="zh_TW" w:bidi="zh_TW"/>
-        </w:rPr>
-        <w:t>）。當耶穌在他們和公會其他成員面前受審時，他們參與構建了一個足以判耶穌死刑的罪名（</w:t>
-      </w:r>
-      <w:hyperlink r:id="rId109">
-        <w:r>
-          <w:rPr>
-            <w:lang w:val="zh_TW" w:bidi="zh_TW"/>
-          </w:rPr>
-          <w:rPr>
-            <w:color w:val="0000EE"/>
-            <w:u w:val="single"/>
-          </w:rPr>
-          <w:t>太26:57–66</w:t>
-        </w:r>
-      </w:hyperlink>
-      <w:r>
-        <w:rPr>
-          <w:lang w:val="zh_TW" w:bidi="zh_TW"/>
-        </w:rPr>
-        <w:t>）。當耶穌被帶到希律面前時，他們與其他人一起極力指控耶穌（</w:t>
-      </w:r>
-      <w:hyperlink r:id="rId110">
-        <w:r>
-          <w:rPr>
-            <w:lang w:val="zh_TW" w:bidi="zh_TW"/>
-          </w:rPr>
-          <w:rPr>
-            <w:color w:val="0000EE"/>
-            <w:u w:val="single"/>
-          </w:rPr>
-          <w:t>路23:10</w:t>
-        </w:r>
-      </w:hyperlink>
-      <w:r>
-        <w:rPr>
-          <w:lang w:val="zh_TW" w:bidi="zh_TW"/>
-        </w:rPr>
-        <w:t>）。最終，他們與公會的其他成員一起戲弄在十字架上的耶穌（</w:t>
-      </w:r>
-      <w:hyperlink r:id="rId111">
-        <w:r>
-          <w:rPr>
-            <w:lang w:val="zh_TW" w:bidi="zh_TW"/>
-          </w:rPr>
-          <w:rPr>
-            <w:color w:val="0000EE"/>
-            <w:u w:val="single"/>
-          </w:rPr>
-          <w:t>太27:41–43</w:t>
-        </w:r>
-      </w:hyperlink>
-      <w:r>
-        <w:rPr>
-          <w:lang w:val="zh_TW" w:bidi="zh_TW"/>
-        </w:rPr>
-        <w:t>）。在公元70年耶路撒冷被毀之前，文士繼續與公會合作，反對早期的基督教會。他們還促使司提反的殉道（</w:t>
-      </w:r>
-      <w:hyperlink r:id="rId112">
-        <w:r>
-          <w:rPr>
-            <w:lang w:val="zh_TW" w:bidi="zh_TW"/>
-          </w:rPr>
-          <w:rPr>
-            <w:color w:val="0000EE"/>
-            <w:u w:val="single"/>
-          </w:rPr>
-          <w:t>徒6:12–14</w:t>
-        </w:r>
-      </w:hyperlink>
-      <w:r>
-        <w:rPr>
-          <w:lang w:val="zh_TW" w:bidi="zh_TW"/>
-        </w:rPr>
-        <w:t>）。</w:t>
-      </w:r>
-    </w:p>
-    <w:p>
-      <w:pPr/>
-      <w:r>
-        <w:rPr>
-          <w:lang w:val="zh_TW" w:bidi="zh_TW"/>
-        </w:rPr>
-      </w:r>
-      <w:r>
-        <w:rPr>
           <w:i/>
           <w:lang w:val="zh_TW" w:bidi="zh_TW"/>
         </w:rPr>
@@ -2712,25 +1581,7 @@
         <w:rPr>
           <w:lang w:val="zh_TW" w:bidi="zh_TW"/>
         </w:rPr>
-        <w:t>猶太教；</w:t>
-      </w:r>
-      <w:r>
-        <w:rPr>
-          <w:lang w:val="zh_TW" w:bidi="zh_TW"/>
-        </w:rPr>
-        <w:t>法利賽人</w:t>
-      </w:r>
-      <w:r>
-        <w:rPr>
-          <w:lang w:val="zh_TW" w:bidi="zh_TW"/>
-        </w:rPr>
-        <w:t>；</w:t>
-      </w:r>
-      <w:r>
-        <w:rPr>
-          <w:lang w:val="zh_TW" w:bidi="zh_TW"/>
-        </w:rPr>
-        <w:t>抄寫員</w:t>
+        <w:t>聖殿</w:t>
       </w:r>
       <w:r>
         <w:rPr>
@@ -4638,12 +3489,6 @@
   </w:num>
   <w:num w:numId="13" w16cid:durableId="592781308">
     <w:abstractNumId w:val="11"/>
-  </w:num>
-  <w:num w:numId="14">
-    <w:abstractNumId w:val="3"/>
-    <w:lvlOverride w:ilvl="0">
-      <w:startOverride w:val="1"/>
-    </w:lvlOverride>
   </w:num>
   <w:numIdMacAtCleanup w:val="10"/>
 </w:numbering>

--- a/zht/docx/177.content.docx
+++ b/zht/docx/177.content.docx
@@ -149,7 +149,7 @@
         <w:rPr>
           <w:lang w:val="zh_TW" w:bidi="zh_TW"/>
         </w:rPr>
-        <w:t>wai</w:t>
+        <w:t>tuan</w:t>
       </w:r>
       <w:r>
         <w:rPr>
@@ -212,7 +212,7 @@
         <w:rPr>
           <w:lang w:val="zh_TW" w:bidi="zh_TW"/>
         </w:rPr>
-        <w:t>外邦人（寄居的）</w:t>
+        <w:t>團契</w:t>
       </w:r>
       <w:r>
         <w:rPr>
@@ -231,7 +231,18 @@
         <w:rPr>
           <w:lang w:val="zh_TW" w:bidi="zh_TW"/>
         </w:rPr>
-        <w:t>非屬於國民的人。外邦人（寄居的）可能是臨時的客旅、臨時的居民或外國人。</w:t>
+        <w:t>團契指與神保持親密關係，並把這種關係與其他信徒一同分享。</w:t>
+      </w:r>
+    </w:p>
+    <w:p>
+      <w:pPr>
+        <w:pStyle w:val="Heading3"/>
+      </w:pPr>
+      <w:r>
+        <w:rPr>
+          <w:lang w:val="zh_TW" w:bidi="zh_TW"/>
+        </w:rPr>
+        <w:t>舊約聖經中的團契</w:t>
       </w:r>
     </w:p>
     <w:p>
@@ -245,7 +256,7 @@
         <w:rPr>
           <w:lang w:val="zh_TW" w:bidi="zh_TW"/>
         </w:rPr>
-        <w:t>部分譯本正確譯出表達「外邦人」含義的詞，然而，有些譯本僅在兩處地方，表達其最真實的意義（</w:t>
+        <w:t>起初，神把亞當安置在園中，讓他享受與神的友誼。當亞當和夏娃選擇獨立，不願活在神慈愛的看顧之下，他們與神的關係就破裂了。結果，亞當和夏娃躲避神（</w:t>
       </w:r>
       <w:hyperlink r:id="rId13">
         <w:r>
@@ -256,14 +267,14 @@
             <w:color w:val="0000EE"/>
             <w:u w:val="single"/>
           </w:rPr>
-          <w:t>申15:3</w:t>
+          <w:t>創3:8</w:t>
         </w:r>
       </w:hyperlink>
       <w:r>
         <w:rPr>
           <w:lang w:val="zh_TW" w:bidi="zh_TW"/>
         </w:rPr>
-        <w:t>；</w:t>
+        <w:t>）。但神立刻尋找他們，並向他們宣告祂要透過救主的工作來拯救罪人的計劃（</w:t>
       </w:r>
       <w:hyperlink r:id="rId14">
         <w:r>
@@ -274,194 +285,14 @@
             <w:color w:val="0000EE"/>
             <w:u w:val="single"/>
           </w:rPr>
-          <w:t>俄1:11</w:t>
+          <w:t>3:15</w:t>
         </w:r>
       </w:hyperlink>
       <w:r>
         <w:rPr>
           <w:lang w:val="zh_TW" w:bidi="zh_TW"/>
         </w:rPr>
-        <w:t>）。在大多數情況下，這些基本將該詞翻譯為「外來者」（</w:t>
-      </w:r>
-      <w:hyperlink r:id="rId15">
-        <w:r>
-          <w:rPr>
-            <w:lang w:val="zh_TW" w:bidi="zh_TW"/>
-          </w:rPr>
-          <w:rPr>
-            <w:color w:val="0000EE"/>
-            <w:u w:val="single"/>
-          </w:rPr>
-          <w:t>申14:21</w:t>
-        </w:r>
-      </w:hyperlink>
-      <w:r>
-        <w:rPr>
-          <w:lang w:val="zh_TW" w:bidi="zh_TW"/>
-        </w:rPr>
-        <w:t>；</w:t>
-      </w:r>
-      <w:hyperlink r:id="rId16">
-        <w:r>
-          <w:rPr>
-            <w:lang w:val="zh_TW" w:bidi="zh_TW"/>
-          </w:rPr>
-          <w:rPr>
-            <w:color w:val="0000EE"/>
-            <w:u w:val="single"/>
-          </w:rPr>
-          <w:t>伯19:15</w:t>
-        </w:r>
-      </w:hyperlink>
-      <w:r>
-        <w:rPr>
-          <w:lang w:val="zh_TW" w:bidi="zh_TW"/>
-        </w:rPr>
-        <w:t>；</w:t>
-      </w:r>
-      <w:hyperlink r:id="rId17">
-        <w:r>
-          <w:rPr>
-            <w:lang w:val="zh_TW" w:bidi="zh_TW"/>
-          </w:rPr>
-          <w:rPr>
-            <w:color w:val="0000EE"/>
-            <w:u w:val="single"/>
-          </w:rPr>
-          <w:t>詩69:8</w:t>
-        </w:r>
-      </w:hyperlink>
-      <w:r>
-        <w:rPr>
-          <w:lang w:val="zh_TW" w:bidi="zh_TW"/>
-        </w:rPr>
-        <w:t>；</w:t>
-      </w:r>
-      <w:hyperlink r:id="rId18">
-        <w:r>
-          <w:rPr>
-            <w:lang w:val="zh_TW" w:bidi="zh_TW"/>
-          </w:rPr>
-          <w:rPr>
-            <w:color w:val="0000EE"/>
-            <w:u w:val="single"/>
-          </w:rPr>
-          <w:t>哀5:2</w:t>
-        </w:r>
-      </w:hyperlink>
-      <w:r>
-        <w:rPr>
-          <w:lang w:val="zh_TW" w:bidi="zh_TW"/>
-        </w:rPr>
-        <w:t>）或「陌生人」（</w:t>
-      </w:r>
-      <w:hyperlink r:id="rId19">
-        <w:r>
-          <w:rPr>
-            <w:lang w:val="zh_TW" w:bidi="zh_TW"/>
-          </w:rPr>
-          <w:rPr>
-            <w:color w:val="0000EE"/>
-            <w:u w:val="single"/>
-          </w:rPr>
-          <w:t>創15:13</w:t>
-        </w:r>
-      </w:hyperlink>
-      <w:r>
-        <w:rPr>
-          <w:lang w:val="zh_TW" w:bidi="zh_TW"/>
-        </w:rPr>
-        <w:t>；</w:t>
-      </w:r>
-      <w:hyperlink r:id="rId20">
-        <w:r>
-          <w:rPr>
-            <w:lang w:val="zh_TW" w:bidi="zh_TW"/>
-          </w:rPr>
-          <w:rPr>
-            <w:color w:val="0000EE"/>
-            <w:u w:val="single"/>
-          </w:rPr>
-          <w:t>出2:22</w:t>
-        </w:r>
-      </w:hyperlink>
-      <w:r>
-        <w:rPr>
-          <w:lang w:val="zh_TW" w:bidi="zh_TW"/>
-        </w:rPr>
-        <w:t>；</w:t>
-      </w:r>
-      <w:hyperlink r:id="rId21">
-        <w:r>
-          <w:rPr>
-            <w:lang w:val="zh_TW" w:bidi="zh_TW"/>
-          </w:rPr>
-          <w:rPr>
-            <w:color w:val="0000EE"/>
-            <w:u w:val="single"/>
-          </w:rPr>
-          <w:t>利25:35</w:t>
-        </w:r>
-      </w:hyperlink>
-      <w:r>
-        <w:rPr>
-          <w:lang w:val="zh_TW" w:bidi="zh_TW"/>
-        </w:rPr>
-        <w:t>）。另一個希伯來詞意為「居住者」或「定居者」（</w:t>
-      </w:r>
-      <w:hyperlink r:id="rId21">
-        <w:r>
-          <w:rPr>
-            <w:lang w:val="zh_TW" w:bidi="zh_TW"/>
-          </w:rPr>
-          <w:rPr>
-            <w:color w:val="0000EE"/>
-            <w:u w:val="single"/>
-          </w:rPr>
-          <w:t>利25:35</w:t>
-        </w:r>
-      </w:hyperlink>
-      <w:r>
-        <w:rPr>
-          <w:lang w:val="zh_TW" w:bidi="zh_TW"/>
-        </w:rPr>
-        <w:t>；</w:t>
-      </w:r>
-      <w:hyperlink r:id="rId22">
-        <w:r>
-          <w:rPr>
-            <w:lang w:val="zh_TW" w:bidi="zh_TW"/>
-          </w:rPr>
-          <w:rPr>
-            <w:color w:val="0000EE"/>
-            <w:u w:val="single"/>
-          </w:rPr>
-          <w:t>代上29:15</w:t>
-        </w:r>
-      </w:hyperlink>
-      <w:r>
-        <w:rPr>
-          <w:lang w:val="zh_TW" w:bidi="zh_TW"/>
-        </w:rPr>
-        <w:t>；</w:t>
-      </w:r>
-      <w:hyperlink r:id="rId23">
-        <w:r>
-          <w:rPr>
-            <w:lang w:val="zh_TW" w:bidi="zh_TW"/>
-          </w:rPr>
-          <w:rPr>
-            <w:color w:val="0000EE"/>
-            <w:u w:val="single"/>
-          </w:rPr>
-          <w:t>詩39:12</w:t>
-        </w:r>
-      </w:hyperlink>
-      <w:r>
-        <w:rPr>
-          <w:lang w:val="zh_TW" w:bidi="zh_TW"/>
-        </w:rPr>
-        <w:t>）。然而，它最常被翻譯為「寄居者」。</w:t>
+        <w:t>）。</w:t>
       </w:r>
     </w:p>
     <w:p>
@@ -475,9 +306,9 @@
         <w:rPr>
           <w:lang w:val="zh_TW" w:bidi="zh_TW"/>
         </w:rPr>
-        <w:t>臨時旅客或寄居者，通常是想暫時居住的人，或是從一個部落遷到另一個部落，並試圖獲得當地居民的某些優勢或權利。有時，整個部族都可以是以色列的臨時居民。基遍人（</w:t>
-      </w:r>
-      <w:hyperlink r:id="rId24">
+        <w:t>舊約聖經記載，神如何開始讓特別的人與祂建立關係。經文把以諾描寫為與神同行的人（</w:t>
+      </w:r>
+      <w:hyperlink r:id="rId15">
         <w:r>
           <w:rPr>
             <w:lang w:val="zh_TW" w:bidi="zh_TW"/>
@@ -486,16 +317,16 @@
             <w:color w:val="0000EE"/>
             <w:u w:val="single"/>
           </w:rPr>
-          <w:t>書9</w:t>
+          <w:t>創5:22、24</w:t>
         </w:r>
       </w:hyperlink>
       <w:r>
         <w:rPr>
           <w:lang w:val="zh_TW" w:bidi="zh_TW"/>
         </w:rPr>
-        <w:t>）和比珥人（</w:t>
-      </w:r>
-      <w:hyperlink r:id="rId25">
+        <w:t>），挪亞也與神同行（</w:t>
+      </w:r>
+      <w:hyperlink r:id="rId16">
         <w:r>
           <w:rPr>
             <w:lang w:val="zh_TW" w:bidi="zh_TW"/>
@@ -504,16 +335,16 @@
             <w:color w:val="0000EE"/>
             <w:u w:val="single"/>
           </w:rPr>
-          <w:t>撒下4:3</w:t>
+          <w:t>6:9</w:t>
         </w:r>
       </w:hyperlink>
       <w:r>
         <w:rPr>
           <w:lang w:val="zh_TW" w:bidi="zh_TW"/>
         </w:rPr>
-        <w:t>；參</w:t>
-      </w:r>
-      <w:hyperlink r:id="rId26">
+        <w:t>），而經文稱以色列的先祖亞伯拉罕為「神的朋友」（</w:t>
+      </w:r>
+      <w:hyperlink r:id="rId17">
         <w:r>
           <w:rPr>
             <w:lang w:val="zh_TW" w:bidi="zh_TW"/>
@@ -522,14 +353,32 @@
             <w:color w:val="0000EE"/>
             <w:u w:val="single"/>
           </w:rPr>
-          <w:t>代下2:17</w:t>
+          <w:t>雅2:23</w:t>
         </w:r>
       </w:hyperlink>
       <w:r>
         <w:rPr>
           <w:lang w:val="zh_TW" w:bidi="zh_TW"/>
         </w:rPr>
-        <w:t>）就是這種情況。以色列人本身是埃及地的臨時居民（</w:t>
+        <w:t>）。在舊約聖經中，沒有人像摩西那樣，與神有如此親密的關係，他在西奈山上與神相會四十天（</w:t>
+      </w:r>
+      <w:hyperlink r:id="rId18">
+        <w:r>
+          <w:rPr>
+            <w:lang w:val="zh_TW" w:bidi="zh_TW"/>
+          </w:rPr>
+          <w:rPr>
+            <w:color w:val="0000EE"/>
+            <w:u w:val="single"/>
+          </w:rPr>
+          <w:t>出24章</w:t>
+        </w:r>
+      </w:hyperlink>
+      <w:r>
+        <w:rPr>
+          <w:lang w:val="zh_TW" w:bidi="zh_TW"/>
+        </w:rPr>
+        <w:t>）。後來，大衛寫下許多詩篇，展現出與神深深連結的心（</w:t>
       </w:r>
       <w:hyperlink r:id="rId19">
         <w:r>
@@ -540,16 +389,10 @@
             <w:color w:val="0000EE"/>
             <w:u w:val="single"/>
           </w:rPr>
-          <w:t>創15:13</w:t>
+          <w:t>詩16、</w:t>
         </w:r>
       </w:hyperlink>
-      <w:r>
-        <w:rPr>
-          <w:lang w:val="zh_TW" w:bidi="zh_TW"/>
-        </w:rPr>
-        <w:t>，</w:t>
-      </w:r>
-      <w:hyperlink r:id="rId27">
+      <w:hyperlink r:id="rId20">
         <w:r>
           <w:rPr>
             <w:lang w:val="zh_TW" w:bidi="zh_TW"/>
@@ -558,16 +401,10 @@
             <w:color w:val="0000EE"/>
             <w:u w:val="single"/>
           </w:rPr>
-          <w:t>23:4</w:t>
+          <w:t>34、</w:t>
         </w:r>
       </w:hyperlink>
-      <w:r>
-        <w:rPr>
-          <w:lang w:val="zh_TW" w:bidi="zh_TW"/>
-        </w:rPr>
-        <w:t>，</w:t>
-      </w:r>
-      <w:hyperlink r:id="rId28">
+      <w:hyperlink r:id="rId21">
         <w:r>
           <w:rPr>
             <w:lang w:val="zh_TW" w:bidi="zh_TW"/>
@@ -576,16 +413,10 @@
             <w:color w:val="0000EE"/>
             <w:u w:val="single"/>
           </w:rPr>
-          <w:t>26:3</w:t>
+          <w:t>40、</w:t>
         </w:r>
       </w:hyperlink>
-      <w:r>
-        <w:rPr>
-          <w:lang w:val="zh_TW" w:bidi="zh_TW"/>
-        </w:rPr>
-        <w:t>，</w:t>
-      </w:r>
-      <w:hyperlink r:id="rId29">
+      <w:hyperlink r:id="rId22">
         <w:r>
           <w:rPr>
             <w:lang w:val="zh_TW" w:bidi="zh_TW"/>
@@ -594,68 +425,25 @@
             <w:color w:val="0000EE"/>
             <w:u w:val="single"/>
           </w:rPr>
-          <w:t>47:4</w:t>
+          <w:t>63篇</w:t>
         </w:r>
       </w:hyperlink>
       <w:r>
         <w:rPr>
           <w:lang w:val="zh_TW" w:bidi="zh_TW"/>
         </w:rPr>
-        <w:t>；</w:t>
-      </w:r>
-      <w:hyperlink r:id="rId20">
-        <w:r>
-          <w:rPr>
-            <w:lang w:val="zh_TW" w:bidi="zh_TW"/>
-          </w:rPr>
-          <w:rPr>
-            <w:color w:val="0000EE"/>
-            <w:u w:val="single"/>
-          </w:rPr>
-          <w:t>出2:22</w:t>
-        </w:r>
-      </w:hyperlink>
-      <w:r>
-        <w:rPr>
-          <w:lang w:val="zh_TW" w:bidi="zh_TW"/>
-        </w:rPr>
-        <w:t>，</w:t>
-      </w:r>
-      <w:hyperlink r:id="rId30">
-        <w:r>
-          <w:rPr>
-            <w:lang w:val="zh_TW" w:bidi="zh_TW"/>
-          </w:rPr>
-          <w:rPr>
-            <w:color w:val="0000EE"/>
-            <w:u w:val="single"/>
-          </w:rPr>
-          <w:t>23:9</w:t>
-        </w:r>
-      </w:hyperlink>
-      <w:r>
-        <w:rPr>
-          <w:lang w:val="zh_TW" w:bidi="zh_TW"/>
-        </w:rPr>
-        <w:t>）以及其它地方的臨時居民（</w:t>
-      </w:r>
-      <w:hyperlink r:id="rId31">
-        <w:r>
-          <w:rPr>
-            <w:lang w:val="zh_TW" w:bidi="zh_TW"/>
-          </w:rPr>
-          <w:rPr>
-            <w:color w:val="0000EE"/>
-            <w:u w:val="single"/>
-          </w:rPr>
-          <w:t>得1:1</w:t>
-        </w:r>
-      </w:hyperlink>
-      <w:r>
-        <w:rPr>
-          <w:lang w:val="zh_TW" w:bidi="zh_TW"/>
-        </w:rPr>
         <w:t>）。</w:t>
+      </w:r>
+    </w:p>
+    <w:p>
+      <w:pPr>
+        <w:pStyle w:val="Heading3"/>
+      </w:pPr>
+      <w:r>
+        <w:rPr>
+          <w:lang w:val="zh_TW" w:bidi="zh_TW"/>
+        </w:rPr>
+        <w:t>新約聖經中的團契</w:t>
       </w:r>
     </w:p>
     <w:p>
@@ -669,9 +457,9 @@
         <w:rPr>
           <w:lang w:val="zh_TW" w:bidi="zh_TW"/>
         </w:rPr>
-        <w:t>外邦人或臨時居民在以色列擁有某些權利，但也有一些限制。他們可以獻祭（</w:t>
-      </w:r>
-      <w:hyperlink r:id="rId32">
+        <w:t>因為耶穌在十架上所成就的工作，神如今住在每一位信徒心裡 （</w:t>
+      </w:r>
+      <w:hyperlink r:id="rId23">
         <w:r>
           <w:rPr>
             <w:lang w:val="zh_TW" w:bidi="zh_TW"/>
@@ -680,16 +468,16 @@
             <w:color w:val="0000EE"/>
             <w:u w:val="single"/>
           </w:rPr>
-          <w:t>利17:8</w:t>
+          <w:t>約14:23</w:t>
         </w:r>
       </w:hyperlink>
       <w:r>
         <w:rPr>
           <w:lang w:val="zh_TW" w:bidi="zh_TW"/>
         </w:rPr>
-        <w:t>，</w:t>
-      </w:r>
-      <w:hyperlink r:id="rId33">
+        <w:t>）。因此在新約之下，我們所擁有的關係，是信徒與耶穌之間那重要且屬靈的連結（</w:t>
+      </w:r>
+      <w:hyperlink r:id="rId24">
         <w:r>
           <w:rPr>
             <w:lang w:val="zh_TW" w:bidi="zh_TW"/>
@@ -698,16 +486,16 @@
             <w:color w:val="0000EE"/>
             <w:u w:val="single"/>
           </w:rPr>
-          <w:t>22:18</w:t>
+          <w:t>14:20–21</w:t>
         </w:r>
       </w:hyperlink>
       <w:r>
         <w:rPr>
           <w:lang w:val="zh_TW" w:bidi="zh_TW"/>
         </w:rPr>
-        <w:t>），但只有受過割禮，才能進入聖所（</w:t>
-      </w:r>
-      <w:hyperlink r:id="rId34">
+        <w:t>）。與神建立關係是基督徒生命的目標（</w:t>
+      </w:r>
+      <w:hyperlink r:id="rId25">
         <w:r>
           <w:rPr>
             <w:lang w:val="zh_TW" w:bidi="zh_TW"/>
@@ -716,16 +504,16 @@
             <w:color w:val="0000EE"/>
             <w:u w:val="single"/>
           </w:rPr>
-          <w:t>結44:9</w:t>
+          <w:t>約一1:3</w:t>
         </w:r>
       </w:hyperlink>
       <w:r>
         <w:rPr>
           <w:lang w:val="zh_TW" w:bidi="zh_TW"/>
         </w:rPr>
-        <w:t>）。他們可以參加猶太的三個節期（</w:t>
-      </w:r>
-      <w:hyperlink r:id="rId35">
+        <w:t>），而當我們與救主「面對面」（</w:t>
+      </w:r>
+      <w:hyperlink r:id="rId26">
         <w:r>
           <w:rPr>
             <w:lang w:val="zh_TW" w:bidi="zh_TW"/>
@@ -734,16 +522,16 @@
             <w:color w:val="0000EE"/>
             <w:u w:val="single"/>
           </w:rPr>
-          <w:t>申16:11、14</w:t>
+          <w:t>林前13:12</w:t>
         </w:r>
       </w:hyperlink>
       <w:r>
         <w:rPr>
           <w:lang w:val="zh_TW" w:bidi="zh_TW"/>
         </w:rPr>
-        <w:t>），但只有受過割禮，才能吃逾越節的晚餐（</w:t>
-      </w:r>
-      <w:hyperlink r:id="rId36">
+        <w:t>）時，這關係就會變得成全，直到永遠。那時，神要永遠與祂的百姓同住（</w:t>
+      </w:r>
+      <w:hyperlink r:id="rId27">
         <w:r>
           <w:rPr>
             <w:lang w:val="zh_TW" w:bidi="zh_TW"/>
@@ -752,259 +540,7 @@
             <w:color w:val="0000EE"/>
             <w:u w:val="single"/>
           </w:rPr>
-          <w:t>出12:43、48</w:t>
-        </w:r>
-      </w:hyperlink>
-      <w:r>
-        <w:rPr>
-          <w:lang w:val="zh_TW" w:bidi="zh_TW"/>
-        </w:rPr>
-        <w:t>）。外邦人不必遵循以色列的宗教，但他們可以享受其中一些利益（</w:t>
-      </w:r>
-      <w:hyperlink r:id="rId37">
-        <w:r>
-          <w:rPr>
-            <w:lang w:val="zh_TW" w:bidi="zh_TW"/>
-          </w:rPr>
-          <w:rPr>
-            <w:color w:val="0000EE"/>
-            <w:u w:val="single"/>
-          </w:rPr>
-          <w:t>申14:29</w:t>
-        </w:r>
-      </w:hyperlink>
-      <w:r>
-        <w:rPr>
-          <w:lang w:val="zh_TW" w:bidi="zh_TW"/>
-        </w:rPr>
-        <w:t>）。他們在安息日或贖罪日不能工作（</w:t>
-      </w:r>
-      <w:hyperlink r:id="rId38">
-        <w:r>
-          <w:rPr>
-            <w:lang w:val="zh_TW" w:bidi="zh_TW"/>
-          </w:rPr>
-          <w:rPr>
-            <w:color w:val="0000EE"/>
-            <w:u w:val="single"/>
-          </w:rPr>
-          <w:t>出20:10</w:t>
-        </w:r>
-      </w:hyperlink>
-      <w:r>
-        <w:rPr>
-          <w:lang w:val="zh_TW" w:bidi="zh_TW"/>
-        </w:rPr>
-        <w:t>，</w:t>
-      </w:r>
-      <w:hyperlink r:id="rId39">
-        <w:r>
-          <w:rPr>
-            <w:lang w:val="zh_TW" w:bidi="zh_TW"/>
-          </w:rPr>
-          <w:rPr>
-            <w:color w:val="0000EE"/>
-            <w:u w:val="single"/>
-          </w:rPr>
-          <w:t>23:12</w:t>
-        </w:r>
-      </w:hyperlink>
-      <w:r>
-        <w:rPr>
-          <w:lang w:val="zh_TW" w:bidi="zh_TW"/>
-        </w:rPr>
-        <w:t>；</w:t>
-      </w:r>
-      <w:hyperlink r:id="rId40">
-        <w:r>
-          <w:rPr>
-            <w:lang w:val="zh_TW" w:bidi="zh_TW"/>
-          </w:rPr>
-          <w:rPr>
-            <w:color w:val="0000EE"/>
-            <w:u w:val="single"/>
-          </w:rPr>
-          <w:t>利16:29</w:t>
-        </w:r>
-      </w:hyperlink>
-      <w:r>
-        <w:rPr>
-          <w:lang w:val="zh_TW" w:bidi="zh_TW"/>
-        </w:rPr>
-        <w:t>；</w:t>
-      </w:r>
-      <w:hyperlink r:id="rId41">
-        <w:r>
-          <w:rPr>
-            <w:lang w:val="zh_TW" w:bidi="zh_TW"/>
-          </w:rPr>
-          <w:rPr>
-            <w:color w:val="0000EE"/>
-            <w:u w:val="single"/>
-          </w:rPr>
-          <w:t>申5:14</w:t>
-        </w:r>
-      </w:hyperlink>
-      <w:r>
-        <w:rPr>
-          <w:lang w:val="zh_TW" w:bidi="zh_TW"/>
-        </w:rPr>
-        <w:t>），若褻瀆神的名字，可能會被石頭打死（</w:t>
-      </w:r>
-      <w:hyperlink r:id="rId42">
-        <w:r>
-          <w:rPr>
-            <w:lang w:val="zh_TW" w:bidi="zh_TW"/>
-          </w:rPr>
-          <w:rPr>
-            <w:color w:val="0000EE"/>
-            <w:u w:val="single"/>
-          </w:rPr>
-          <w:t>利24:16</w:t>
-        </w:r>
-      </w:hyperlink>
-      <w:r>
-        <w:rPr>
-          <w:lang w:val="zh_TW" w:bidi="zh_TW"/>
-        </w:rPr>
-        <w:t>；</w:t>
-      </w:r>
-      <w:hyperlink r:id="rId43">
-        <w:r>
-          <w:rPr>
-            <w:lang w:val="zh_TW" w:bidi="zh_TW"/>
-          </w:rPr>
-          <w:rPr>
-            <w:color w:val="0000EE"/>
-            <w:u w:val="single"/>
-          </w:rPr>
-          <w:t>民15:30</w:t>
-        </w:r>
-      </w:hyperlink>
-      <w:r>
-        <w:rPr>
-          <w:lang w:val="zh_TW" w:bidi="zh_TW"/>
-        </w:rPr>
-        <w:t>）。外邦人不可吃血（</w:t>
-      </w:r>
-      <w:hyperlink r:id="rId44">
-        <w:r>
-          <w:rPr>
-            <w:lang w:val="zh_TW" w:bidi="zh_TW"/>
-          </w:rPr>
-          <w:rPr>
-            <w:color w:val="0000EE"/>
-            <w:u w:val="single"/>
-          </w:rPr>
-          <w:t>利17:10–12</w:t>
-        </w:r>
-      </w:hyperlink>
-      <w:r>
-        <w:rPr>
-          <w:lang w:val="zh_TW" w:bidi="zh_TW"/>
-        </w:rPr>
-        <w:t>），但可以吃自然死亡的動物（</w:t>
-      </w:r>
-      <w:hyperlink r:id="rId15">
-        <w:r>
-          <w:rPr>
-            <w:lang w:val="zh_TW" w:bidi="zh_TW"/>
-          </w:rPr>
-          <w:rPr>
-            <w:color w:val="0000EE"/>
-            <w:u w:val="single"/>
-          </w:rPr>
-          <w:t>申14:21</w:t>
-        </w:r>
-      </w:hyperlink>
-      <w:r>
-        <w:rPr>
-          <w:lang w:val="zh_TW" w:bidi="zh_TW"/>
-        </w:rPr>
-        <w:t>）。以色列在性的道德規範也適用於外邦人（</w:t>
-      </w:r>
-      <w:hyperlink r:id="rId45">
-        <w:r>
-          <w:rPr>
-            <w:lang w:val="zh_TW" w:bidi="zh_TW"/>
-          </w:rPr>
-          <w:rPr>
-            <w:color w:val="0000EE"/>
-            <w:u w:val="single"/>
-          </w:rPr>
-          <w:t>利18:26</w:t>
-        </w:r>
-      </w:hyperlink>
-      <w:r>
-        <w:rPr>
-          <w:lang w:val="zh_TW" w:bidi="zh_TW"/>
-        </w:rPr>
-        <w:t>）。以色列人不可與外邦人通婚，但這仍然是常見的現象（</w:t>
-      </w:r>
-      <w:hyperlink r:id="rId46">
-        <w:r>
-          <w:rPr>
-            <w:lang w:val="zh_TW" w:bidi="zh_TW"/>
-          </w:rPr>
-          <w:rPr>
-            <w:color w:val="0000EE"/>
-            <w:u w:val="single"/>
-          </w:rPr>
-          <w:t>創34:14</w:t>
-        </w:r>
-      </w:hyperlink>
-      <w:r>
-        <w:rPr>
-          <w:lang w:val="zh_TW" w:bidi="zh_TW"/>
-        </w:rPr>
-        <w:t>；</w:t>
-      </w:r>
-      <w:hyperlink r:id="rId47">
-        <w:r>
-          <w:rPr>
-            <w:lang w:val="zh_TW" w:bidi="zh_TW"/>
-          </w:rPr>
-          <w:rPr>
-            <w:color w:val="0000EE"/>
-            <w:u w:val="single"/>
-          </w:rPr>
-          <w:t>出34:12、16</w:t>
-        </w:r>
-      </w:hyperlink>
-      <w:r>
-        <w:rPr>
-          <w:lang w:val="zh_TW" w:bidi="zh_TW"/>
-        </w:rPr>
-        <w:t>；</w:t>
-      </w:r>
-      <w:hyperlink r:id="rId48">
-        <w:r>
-          <w:rPr>
-            <w:lang w:val="zh_TW" w:bidi="zh_TW"/>
-          </w:rPr>
-          <w:rPr>
-            <w:color w:val="0000EE"/>
-            <w:u w:val="single"/>
-          </w:rPr>
-          <w:t>申7:3–4</w:t>
-        </w:r>
-      </w:hyperlink>
-      <w:r>
-        <w:rPr>
-          <w:lang w:val="zh_TW" w:bidi="zh_TW"/>
-        </w:rPr>
-        <w:t>；</w:t>
-      </w:r>
-      <w:hyperlink r:id="rId49">
-        <w:r>
-          <w:rPr>
-            <w:lang w:val="zh_TW" w:bidi="zh_TW"/>
-          </w:rPr>
-          <w:rPr>
-            <w:color w:val="0000EE"/>
-            <w:u w:val="single"/>
-          </w:rPr>
-          <w:t>書23:12</w:t>
+          <w:t>啟21:3</w:t>
         </w:r>
       </w:hyperlink>
       <w:r>
@@ -1025,9 +561,9 @@
         <w:rPr>
           <w:lang w:val="zh_TW" w:bidi="zh_TW"/>
         </w:rPr>
-        <w:t>摩西律法為外邦人提供公民權利（</w:t>
-      </w:r>
-      <w:hyperlink r:id="rId50">
+        <w:t>福音的好消息恢復我們與神的關係，也恢復信徒彼此之間的關係。耶穌與門徒共進最後的晚餐，顯出我們與神的關係如何連結我們與其他人的關係（</w:t>
+      </w:r>
+      <w:hyperlink r:id="rId28">
         <w:r>
           <w:rPr>
             <w:lang w:val="zh_TW" w:bidi="zh_TW"/>
@@ -1036,302 +572,14 @@
             <w:color w:val="0000EE"/>
             <w:u w:val="single"/>
           </w:rPr>
-          <w:t>出12:49</w:t>
+          <w:t>可14:22–25</w:t>
         </w:r>
       </w:hyperlink>
       <w:r>
         <w:rPr>
           <w:lang w:val="zh_TW" w:bidi="zh_TW"/>
         </w:rPr>
-        <w:t>；</w:t>
-      </w:r>
-      <w:hyperlink r:id="rId51">
-        <w:r>
-          <w:rPr>
-            <w:lang w:val="zh_TW" w:bidi="zh_TW"/>
-          </w:rPr>
-          <w:rPr>
-            <w:color w:val="0000EE"/>
-            <w:u w:val="single"/>
-          </w:rPr>
-          <w:t>利24:22</w:t>
-        </w:r>
-      </w:hyperlink>
-      <w:r>
-        <w:rPr>
-          <w:lang w:val="zh_TW" w:bidi="zh_TW"/>
-        </w:rPr>
-        <w:t>）。他們遵循相同的法律程序和懲罰（</w:t>
-      </w:r>
-      <w:hyperlink r:id="rId52">
-        <w:r>
-          <w:rPr>
-            <w:lang w:val="zh_TW" w:bidi="zh_TW"/>
-          </w:rPr>
-          <w:rPr>
-            <w:color w:val="0000EE"/>
-            <w:u w:val="single"/>
-          </w:rPr>
-          <w:t>利20:2</w:t>
-        </w:r>
-      </w:hyperlink>
-      <w:r>
-        <w:rPr>
-          <w:lang w:val="zh_TW" w:bidi="zh_TW"/>
-        </w:rPr>
-        <w:t>，</w:t>
-      </w:r>
-      <w:hyperlink r:id="rId53">
-        <w:r>
-          <w:rPr>
-            <w:lang w:val="zh_TW" w:bidi="zh_TW"/>
-          </w:rPr>
-          <w:rPr>
-            <w:color w:val="0000EE"/>
-            <w:u w:val="single"/>
-          </w:rPr>
-          <w:t>24:16、22</w:t>
-        </w:r>
-      </w:hyperlink>
-      <w:r>
-        <w:rPr>
-          <w:lang w:val="zh_TW" w:bidi="zh_TW"/>
-        </w:rPr>
-        <w:t>；</w:t>
-      </w:r>
-      <w:hyperlink r:id="rId54">
-        <w:r>
-          <w:rPr>
-            <w:lang w:val="zh_TW" w:bidi="zh_TW"/>
-          </w:rPr>
-          <w:rPr>
-            <w:color w:val="0000EE"/>
-            <w:u w:val="single"/>
-          </w:rPr>
-          <w:t>申1:16</w:t>
-        </w:r>
-      </w:hyperlink>
-      <w:r>
-        <w:rPr>
-          <w:lang w:val="zh_TW" w:bidi="zh_TW"/>
-        </w:rPr>
-        <w:t>）。他們應被禮貌對待（</w:t>
-      </w:r>
-      <w:hyperlink r:id="rId55">
-        <w:r>
-          <w:rPr>
-            <w:lang w:val="zh_TW" w:bidi="zh_TW"/>
-          </w:rPr>
-          <w:rPr>
-            <w:color w:val="0000EE"/>
-            <w:u w:val="single"/>
-          </w:rPr>
-          <w:t>出22:21</w:t>
-        </w:r>
-      </w:hyperlink>
-      <w:r>
-        <w:rPr>
-          <w:lang w:val="zh_TW" w:bidi="zh_TW"/>
-        </w:rPr>
-        <w:t>，</w:t>
-      </w:r>
-      <w:hyperlink r:id="rId30">
-        <w:r>
-          <w:rPr>
-            <w:lang w:val="zh_TW" w:bidi="zh_TW"/>
-          </w:rPr>
-          <w:rPr>
-            <w:color w:val="0000EE"/>
-            <w:u w:val="single"/>
-          </w:rPr>
-          <w:t>23:9</w:t>
-        </w:r>
-      </w:hyperlink>
-      <w:r>
-        <w:rPr>
-          <w:lang w:val="zh_TW" w:bidi="zh_TW"/>
-        </w:rPr>
-        <w:t>）。他們應當被人以愛相待，與被神所愛的人一樣（</w:t>
-      </w:r>
-      <w:hyperlink r:id="rId56">
-        <w:r>
-          <w:rPr>
-            <w:lang w:val="zh_TW" w:bidi="zh_TW"/>
-          </w:rPr>
-          <w:rPr>
-            <w:color w:val="0000EE"/>
-            <w:u w:val="single"/>
-          </w:rPr>
-          <w:t>利19:34</w:t>
-        </w:r>
-      </w:hyperlink>
-      <w:r>
-        <w:rPr>
-          <w:lang w:val="zh_TW" w:bidi="zh_TW"/>
-        </w:rPr>
-        <w:t>；</w:t>
-      </w:r>
-      <w:hyperlink r:id="rId57">
-        <w:r>
-          <w:rPr>
-            <w:lang w:val="zh_TW" w:bidi="zh_TW"/>
-          </w:rPr>
-          <w:rPr>
-            <w:color w:val="0000EE"/>
-            <w:u w:val="single"/>
-          </w:rPr>
-          <w:t>申10:18–19</w:t>
-        </w:r>
-      </w:hyperlink>
-      <w:r>
-        <w:rPr>
-          <w:lang w:val="zh_TW" w:bidi="zh_TW"/>
-        </w:rPr>
-        <w:t>）。他們應被慷慨對待（</w:t>
-      </w:r>
-      <w:hyperlink r:id="rId58">
-        <w:r>
-          <w:rPr>
-            <w:lang w:val="zh_TW" w:bidi="zh_TW"/>
-          </w:rPr>
-          <w:rPr>
-            <w:color w:val="0000EE"/>
-            <w:u w:val="single"/>
-          </w:rPr>
-          <w:t>利19:10</w:t>
-        </w:r>
-      </w:hyperlink>
-      <w:r>
-        <w:rPr>
-          <w:lang w:val="zh_TW" w:bidi="zh_TW"/>
-        </w:rPr>
-        <w:t>，</w:t>
-      </w:r>
-      <w:hyperlink r:id="rId59">
-        <w:r>
-          <w:rPr>
-            <w:lang w:val="zh_TW" w:bidi="zh_TW"/>
-          </w:rPr>
-          <w:rPr>
-            <w:color w:val="0000EE"/>
-            <w:u w:val="single"/>
-          </w:rPr>
-          <w:t>23:22</w:t>
-        </w:r>
-      </w:hyperlink>
-      <w:r>
-        <w:rPr>
-          <w:lang w:val="zh_TW" w:bidi="zh_TW"/>
-        </w:rPr>
-        <w:t>；</w:t>
-      </w:r>
-      <w:hyperlink r:id="rId60">
-        <w:r>
-          <w:rPr>
-            <w:lang w:val="zh_TW" w:bidi="zh_TW"/>
-          </w:rPr>
-          <w:rPr>
-            <w:color w:val="0000EE"/>
-            <w:u w:val="single"/>
-          </w:rPr>
-          <w:t>申24:19–22</w:t>
-        </w:r>
-      </w:hyperlink>
-      <w:r>
-        <w:rPr>
-          <w:lang w:val="zh_TW" w:bidi="zh_TW"/>
-        </w:rPr>
-        <w:t>）。在困難時期，他們可以獲得庇護（保護或避難之所）（</w:t>
-      </w:r>
-      <w:hyperlink r:id="rId61">
-        <w:r>
-          <w:rPr>
-            <w:lang w:val="zh_TW" w:bidi="zh_TW"/>
-          </w:rPr>
-          <w:rPr>
-            <w:color w:val="0000EE"/>
-            <w:u w:val="single"/>
-          </w:rPr>
-          <w:t>民35:15</w:t>
-        </w:r>
-      </w:hyperlink>
-      <w:r>
-        <w:rPr>
-          <w:lang w:val="zh_TW" w:bidi="zh_TW"/>
-        </w:rPr>
-        <w:t>；</w:t>
-      </w:r>
-      <w:hyperlink r:id="rId62">
-        <w:r>
-          <w:rPr>
-            <w:lang w:val="zh_TW" w:bidi="zh_TW"/>
-          </w:rPr>
-          <w:rPr>
-            <w:color w:val="0000EE"/>
-            <w:u w:val="single"/>
-          </w:rPr>
-          <w:t>書20:9</w:t>
-        </w:r>
-      </w:hyperlink>
-      <w:r>
-        <w:rPr>
-          <w:lang w:val="zh_TW" w:bidi="zh_TW"/>
-        </w:rPr>
-        <w:t>）。外邦奴僕應得到與希伯來奴僕相同的待遇（</w:t>
-      </w:r>
-      <w:hyperlink r:id="rId63">
-        <w:r>
-          <w:rPr>
-            <w:lang w:val="zh_TW" w:bidi="zh_TW"/>
-          </w:rPr>
-          <w:rPr>
-            <w:color w:val="0000EE"/>
-            <w:u w:val="single"/>
-          </w:rPr>
-          <w:t>申24:14</w:t>
-        </w:r>
-      </w:hyperlink>
-      <w:r>
-        <w:rPr>
-          <w:lang w:val="zh_TW" w:bidi="zh_TW"/>
-        </w:rPr>
-        <w:t>）。外邦人不能參加各支派的會議或被立為王（</w:t>
-      </w:r>
-      <w:hyperlink r:id="rId64">
-        <w:r>
-          <w:rPr>
-            <w:lang w:val="zh_TW" w:bidi="zh_TW"/>
-          </w:rPr>
-          <w:rPr>
-            <w:color w:val="0000EE"/>
-            <w:u w:val="single"/>
-          </w:rPr>
-          <w:t>申17:15</w:t>
-        </w:r>
-      </w:hyperlink>
-      <w:r>
-        <w:rPr>
-          <w:lang w:val="zh_TW" w:bidi="zh_TW"/>
-        </w:rPr>
-        <w:t>）。先知以西結期待未來彌賽亞治理的時代。那時，外邦人將與神的百姓一同享受這片土地的所有祝福（</w:t>
-      </w:r>
-      <w:hyperlink r:id="rId65">
-        <w:r>
-          <w:rPr>
-            <w:lang w:val="zh_TW" w:bidi="zh_TW"/>
-          </w:rPr>
-          <w:rPr>
-            <w:color w:val="0000EE"/>
-            <w:u w:val="single"/>
-          </w:rPr>
-          <w:t>結47:22–23</w:t>
-        </w:r>
-      </w:hyperlink>
-      <w:r>
-        <w:rPr>
-          <w:lang w:val="zh_TW" w:bidi="zh_TW"/>
-        </w:rPr>
-        <w:t>）。</w:t>
+        <w:t>）。耶穌與門徒在樓房分享那特別的筵席；耶穌與跟隨祂的人以深切的愛和委身彼此相連。後來，門徒因共同忠於耶穌，他們的心就更緊密聯合起來。在耶穌釘十字架和聖靈降臨之後，教會就此誕生。教會是新的群體，這群人與神建立關係，也彼此建立關係。</w:t>
       </w:r>
     </w:p>
     <w:p>
@@ -1345,9 +593,9 @@
         <w:rPr>
           <w:lang w:val="zh_TW" w:bidi="zh_TW"/>
         </w:rPr>
-        <w:t>在新約聖經中，「外邦人」經常被象徵地使用。一方面，基督的工作使所有外邦人（例如，那些與基督隔絕的人）成為神家中的成員（</w:t>
-      </w:r>
-      <w:hyperlink r:id="rId66">
+        <w:t>使徒行傳的開首幾章，顯出初代基督徒之間深厚的友誼。信徒在家中聚集，一同領受教導、團契、主的晚餐和禱告（</w:t>
+      </w:r>
+      <w:hyperlink r:id="rId29">
         <w:r>
           <w:rPr>
             <w:lang w:val="zh_TW" w:bidi="zh_TW"/>
@@ -1356,16 +604,16 @@
             <w:color w:val="0000EE"/>
             <w:u w:val="single"/>
           </w:rPr>
-          <w:t>弗2:11–19</w:t>
+          <w:t>徒2:42、46</w:t>
         </w:r>
       </w:hyperlink>
       <w:r>
         <w:rPr>
           <w:lang w:val="zh_TW" w:bidi="zh_TW"/>
         </w:rPr>
-        <w:t>）。另一方面，基督徒應該看自己是在這個世界上寄居的（</w:t>
-      </w:r>
-      <w:hyperlink r:id="rId67">
+        <w:t>）。基督徒的合一意識強烈，甚至願意彼此分享所有財物，把這些物品分給有需要的弟兄姊妹（</w:t>
+      </w:r>
+      <w:hyperlink r:id="rId30">
         <w:r>
           <w:rPr>
             <w:lang w:val="zh_TW" w:bidi="zh_TW"/>
@@ -1374,16 +622,10 @@
             <w:color w:val="0000EE"/>
             <w:u w:val="single"/>
           </w:rPr>
-          <w:t>來11:13</w:t>
+          <w:t>2:44–45，</w:t>
         </w:r>
       </w:hyperlink>
-      <w:r>
-        <w:rPr>
-          <w:lang w:val="zh_TW" w:bidi="zh_TW"/>
-        </w:rPr>
-        <w:t>；</w:t>
-      </w:r>
-      <w:hyperlink r:id="rId68">
+      <w:hyperlink r:id="rId31">
         <w:r>
           <w:rPr>
             <w:lang w:val="zh_TW" w:bidi="zh_TW"/>
@@ -1392,7 +634,43 @@
             <w:color w:val="0000EE"/>
             <w:u w:val="single"/>
           </w:rPr>
-          <w:t>彼前2:11</w:t>
+          <w:t>4:32–35</w:t>
+        </w:r>
+      </w:hyperlink>
+      <w:r>
+        <w:rPr>
+          <w:lang w:val="zh_TW" w:bidi="zh_TW"/>
+        </w:rPr>
+        <w:t>）。或許，這個初代基督徒團契的最大特色，就是信徒彼此相愛（</w:t>
+      </w:r>
+      <w:hyperlink r:id="rId32">
+        <w:r>
+          <w:rPr>
+            <w:lang w:val="zh_TW" w:bidi="zh_TW"/>
+          </w:rPr>
+          <w:rPr>
+            <w:color w:val="0000EE"/>
+            <w:u w:val="single"/>
+          </w:rPr>
+          <w:t>帖前4:9</w:t>
+        </w:r>
+      </w:hyperlink>
+      <w:r>
+        <w:rPr>
+          <w:lang w:val="zh_TW" w:bidi="zh_TW"/>
+        </w:rPr>
+        <w:t>；</w:t>
+      </w:r>
+      <w:hyperlink r:id="rId33">
+        <w:r>
+          <w:rPr>
+            <w:lang w:val="zh_TW" w:bidi="zh_TW"/>
+          </w:rPr>
+          <w:rPr>
+            <w:color w:val="0000EE"/>
+            <w:u w:val="single"/>
+          </w:rPr>
+          <w:t>彼前1:22</w:t>
         </w:r>
       </w:hyperlink>
       <w:r>
@@ -1411,44 +689,57 @@
       </w:r>
       <w:r>
         <w:rPr>
-          <w:i/>
-          <w:lang w:val="zh_TW" w:bidi="zh_TW"/>
-        </w:rPr>
-        <w:t>另見</w:t>
-      </w:r>
-      <w:r>
-        <w:rPr>
-          <w:lang w:val="zh_TW" w:bidi="zh_TW"/>
-        </w:rPr>
-        <w:t>野蠻人</w:t>
-      </w:r>
-      <w:r>
-        <w:rPr>
-          <w:lang w:val="zh_TW" w:bidi="zh_TW"/>
-        </w:rPr>
-        <w:t>、</w:t>
-      </w:r>
-      <w:r>
-        <w:rPr>
-          <w:lang w:val="zh_TW" w:bidi="zh_TW"/>
-        </w:rPr>
-        <w:t>鄰舍</w:t>
-      </w:r>
-      <w:r>
-        <w:rPr>
-          <w:lang w:val="zh_TW" w:bidi="zh_TW"/>
-        </w:rPr>
-        <w:t>。</w:t>
-      </w:r>
-      <w:r>
-        <w:rPr>
-          <w:lang w:val="zh_TW" w:bidi="zh_TW"/>
-        </w:rPr>
-      </w:r>
-      <w:r>
-        <w:rPr>
-          <w:lang w:val="zh_TW" w:bidi="zh_TW"/>
-        </w:rPr>
+          <w:lang w:val="zh_TW" w:bidi="zh_TW"/>
+        </w:rPr>
+        <w:t>保羅出於愛心，在外邦各教會推動捐獻，要幫助在耶路撒冷生活困難的信徒。</w:t>
+      </w:r>
+      <w:hyperlink r:id="rId34">
+        <w:r>
+          <w:rPr>
+            <w:lang w:val="zh_TW" w:bidi="zh_TW"/>
+          </w:rPr>
+          <w:rPr>
+            <w:color w:val="0000EE"/>
+            <w:u w:val="single"/>
+          </w:rPr>
+          <w:t>羅馬書十五章26節</w:t>
+        </w:r>
+      </w:hyperlink>
+      <w:r>
+        <w:rPr>
+          <w:lang w:val="zh_TW" w:bidi="zh_TW"/>
+        </w:rPr>
+        <w:t>提到馬其頓和亞該亞的眾教會的捐獻。保羅用希臘文裡通常譯為「團契」的常見詞語，來形容這種「捐項」。同樣，腓立比教會與保羅所分享的團契，也以支持使徒工作的捐獻具體表達出來（</w:t>
+      </w:r>
+      <w:hyperlink r:id="rId35">
+        <w:r>
+          <w:rPr>
+            <w:lang w:val="zh_TW" w:bidi="zh_TW"/>
+          </w:rPr>
+          <w:rPr>
+            <w:color w:val="0000EE"/>
+            <w:u w:val="single"/>
+          </w:rPr>
+          <w:t>腓1:5，</w:t>
+        </w:r>
+      </w:hyperlink>
+      <w:hyperlink r:id="rId36">
+        <w:r>
+          <w:rPr>
+            <w:lang w:val="zh_TW" w:bidi="zh_TW"/>
+          </w:rPr>
+          <w:rPr>
+            <w:color w:val="0000EE"/>
+            <w:u w:val="single"/>
+          </w:rPr>
+          <w:t>4:14–15</w:t>
+        </w:r>
+      </w:hyperlink>
+      <w:r>
+        <w:rPr>
+          <w:lang w:val="zh_TW" w:bidi="zh_TW"/>
+        </w:rPr>
+        <w:t>）。</w:t>
       </w:r>
     </w:p>
     <w:p>
@@ -1458,21 +749,166 @@
           <w:lang w:val="zh_TW" w:bidi="zh_TW"/>
         </w:rPr>
       </w:r>
+      <w:r>
+        <w:rPr>
+          <w:lang w:val="zh_TW" w:bidi="zh_TW"/>
+        </w:rPr>
+        <w:t>聖經用多種意象，描述早期教會彼此相連的生命。首先，經文稱教會為「神的家」（</w:t>
+      </w:r>
+      <w:hyperlink r:id="rId37">
+        <w:r>
+          <w:rPr>
+            <w:lang w:val="zh_TW" w:bidi="zh_TW"/>
+          </w:rPr>
+          <w:rPr>
+            <w:color w:val="0000EE"/>
+            <w:u w:val="single"/>
+          </w:rPr>
+          <w:t>弗2:19</w:t>
+        </w:r>
+      </w:hyperlink>
+      <w:r>
+        <w:rPr>
+          <w:lang w:val="zh_TW" w:bidi="zh_TW"/>
+        </w:rPr>
+        <w:t>；</w:t>
+      </w:r>
+      <w:hyperlink r:id="rId38">
+        <w:r>
+          <w:rPr>
+            <w:lang w:val="zh_TW" w:bidi="zh_TW"/>
+          </w:rPr>
+          <w:rPr>
+            <w:color w:val="0000EE"/>
+            <w:u w:val="single"/>
+          </w:rPr>
+          <w:t>提前3:15</w:t>
+        </w:r>
+      </w:hyperlink>
+      <w:r>
+        <w:rPr>
+          <w:lang w:val="zh_TW" w:bidi="zh_TW"/>
+        </w:rPr>
+        <w:t>），或「信徒一家」（</w:t>
+      </w:r>
+      <w:hyperlink r:id="rId39">
+        <w:r>
+          <w:rPr>
+            <w:lang w:val="zh_TW" w:bidi="zh_TW"/>
+          </w:rPr>
+          <w:rPr>
+            <w:color w:val="0000EE"/>
+            <w:u w:val="single"/>
+          </w:rPr>
+          <w:t>加6:10</w:t>
+        </w:r>
+      </w:hyperlink>
+      <w:r>
+        <w:rPr>
+          <w:lang w:val="zh_TW" w:bidi="zh_TW"/>
+        </w:rPr>
+        <w:t>）。在神的家裡，愛與款待應成為生活常態（</w:t>
+      </w:r>
+      <w:hyperlink r:id="rId40">
+        <w:r>
+          <w:rPr>
+            <w:lang w:val="zh_TW" w:bidi="zh_TW"/>
+          </w:rPr>
+          <w:rPr>
+            <w:color w:val="0000EE"/>
+            <w:u w:val="single"/>
+          </w:rPr>
+          <w:t>來13:1–2</w:t>
+        </w:r>
+      </w:hyperlink>
+      <w:r>
+        <w:rPr>
+          <w:lang w:val="zh_TW" w:bidi="zh_TW"/>
+        </w:rPr>
+        <w:t>）。聖經也把教會描繪為在地上的神家（</w:t>
+      </w:r>
+      <w:hyperlink r:id="rId41">
+        <w:r>
+          <w:rPr>
+            <w:lang w:val="zh_TW" w:bidi="zh_TW"/>
+          </w:rPr>
+          <w:rPr>
+            <w:color w:val="0000EE"/>
+            <w:u w:val="single"/>
+          </w:rPr>
+          <w:t>弗3:15</w:t>
+        </w:r>
+      </w:hyperlink>
+      <w:r>
+        <w:rPr>
+          <w:lang w:val="zh_TW" w:bidi="zh_TW"/>
+        </w:rPr>
+        <w:t>），其中神就是父，信徒就是祂忠心的兒女。神的家應以愛、恩慈、憐憫和謙卑為生活方式（</w:t>
+      </w:r>
+      <w:hyperlink r:id="rId42">
+        <w:r>
+          <w:rPr>
+            <w:lang w:val="zh_TW" w:bidi="zh_TW"/>
+          </w:rPr>
+          <w:rPr>
+            <w:color w:val="0000EE"/>
+            <w:u w:val="single"/>
+          </w:rPr>
+          <w:t>腓2:1–4</w:t>
+        </w:r>
+      </w:hyperlink>
+      <w:r>
+        <w:rPr>
+          <w:lang w:val="zh_TW" w:bidi="zh_TW"/>
+        </w:rPr>
+        <w:t>）。最後，經文形容基督徒的團契為「一個新人」或「一體」（</w:t>
+      </w:r>
+      <w:hyperlink r:id="rId43">
+        <w:r>
+          <w:rPr>
+            <w:lang w:val="zh_TW" w:bidi="zh_TW"/>
+          </w:rPr>
+          <w:rPr>
+            <w:color w:val="0000EE"/>
+            <w:u w:val="single"/>
+          </w:rPr>
+          <w:t>弗2:15–16</w:t>
+        </w:r>
+      </w:hyperlink>
+      <w:r>
+        <w:rPr>
+          <w:lang w:val="zh_TW" w:bidi="zh_TW"/>
+        </w:rPr>
+        <w:t>）。雖然這身體內有許多天然的差異，但聖靈把信徒聯合，使他們成為一個生命體（</w:t>
+      </w:r>
+      <w:hyperlink r:id="rId44">
+        <w:r>
+          <w:rPr>
+            <w:lang w:val="zh_TW" w:bidi="zh_TW"/>
+          </w:rPr>
+          <w:rPr>
+            <w:color w:val="0000EE"/>
+            <w:u w:val="single"/>
+          </w:rPr>
+          <w:t>4:4–6</w:t>
+        </w:r>
+      </w:hyperlink>
+      <w:r>
+        <w:rPr>
+          <w:lang w:val="zh_TW" w:bidi="zh_TW"/>
+        </w:rPr>
+        <w:t>）。在這個以愛相連的團契中，每個信徒都不可或缺，神把各樣恩賜賜給每個成員，使整個身體得以靈命成長。</w:t>
+      </w:r>
     </w:p>
     <w:p>
       <w:pPr>
-        <w:pStyle w:val="Heading2"/>
-      </w:pPr>
-      <w:r>
-        <w:rPr>
-          <w:lang w:val="zh_TW" w:bidi="zh_TW"/>
-        </w:rPr>
-        <w:t>外邦人院</w:t>
-      </w:r>
-      <w:r>
-        <w:rPr>
-          <w:lang w:val="zh_TW" w:bidi="zh_TW"/>
-        </w:rPr>
+        <w:pStyle w:val="Heading3"/>
+      </w:pPr>
+      <w:r>
+        <w:rPr>
+          <w:lang w:val="zh_TW" w:bidi="zh_TW"/>
+        </w:rPr>
+        <w:t>基督徒團契指南</w:t>
       </w:r>
     </w:p>
     <w:p>
@@ -1486,7 +922,25 @@
         <w:rPr>
           <w:lang w:val="zh_TW" w:bidi="zh_TW"/>
         </w:rPr>
-        <w:t>外邦人院是希律王建造的耶路撒冷聖殿中最大的外圍區域。這個庭院呈長方形，但四邊不完全均勻，北端比南端更寬。猶太人和非猶太人（外邦人）都可以進入這個區域。</w:t>
+        <w:t>聖經在</w:t>
+      </w:r>
+      <w:hyperlink r:id="rId45">
+        <w:r>
+          <w:rPr>
+            <w:lang w:val="zh_TW" w:bidi="zh_TW"/>
+          </w:rPr>
+          <w:rPr>
+            <w:color w:val="0000EE"/>
+            <w:u w:val="single"/>
+          </w:rPr>
+          <w:t>約翰一書一章7節</w:t>
+        </w:r>
+      </w:hyperlink>
+      <w:r>
+        <w:rPr>
+          <w:lang w:val="zh_TW" w:bidi="zh_TW"/>
+        </w:rPr>
+        <w:t>說明真實的團契是如何產生的：「我們若在光明中行，如同神在光明中，就彼此相交。」這句話表示，神本身就是真理，當我們按照神的真理而活，就能與其他信徒建立真實的屬靈相交（即藉著神的靈建立的特別關係）。耶穌基督使團契成為可能；唯有當我們先與耶穌保持親密關係，我們才能與其他信徒建立真正的團契。</w:t>
       </w:r>
     </w:p>
     <w:p>
@@ -1500,9 +954,27 @@
         <w:rPr>
           <w:lang w:val="zh_TW" w:bidi="zh_TW"/>
         </w:rPr>
-        <w:t>在這個庭院內，商販出售用於聖殿獻祭的動物，兌換銀錢的人則幫助訪客將硬幣兌換成適合使用的貨幣。庭院內有一道隔牆，上面有警告標誌，禁止外邦人進入聖殿的內部區域。耶穌曾在這裡驅趕那些濫用聖殿做買賣的人和兌換銀錢的人（</w:t>
-      </w:r>
-      <w:hyperlink r:id="rId69">
+        <w:t>正如光明與黑暗無法共存，信徒也不能與不相信耶穌的人建立真實的團契。聖經也指出，基督徒不應與那些自稱信徒、卻有以下行為的人建立親密的團契：</w:t>
+      </w:r>
+    </w:p>
+    <w:p>
+      <w:pPr>
+        <w:pStyle w:val="ListBullet"/>
+        <w:spacing w:line="240" w:lineRule="auto"/>
+        <w:ind w:left="720"/>
+      </w:pPr>
+      <w:r>
+        <w:rPr>
+          <w:lang w:val="zh_TW" w:bidi="zh_TW"/>
+        </w:rPr>
+      </w:r>
+      <w:r>
+        <w:rPr>
+          <w:lang w:val="zh_TW" w:bidi="zh_TW"/>
+        </w:rPr>
+        <w:t>拒絕耶穌的教導（</w:t>
+      </w:r>
+      <w:hyperlink r:id="rId46">
         <w:r>
           <w:rPr>
             <w:lang w:val="zh_TW" w:bidi="zh_TW"/>
@@ -1511,16 +983,88 @@
             <w:color w:val="0000EE"/>
             <w:u w:val="single"/>
           </w:rPr>
-          <w:t>太21:12–13</w:t>
+          <w:t>約二1:9–11</w:t>
         </w:r>
       </w:hyperlink>
       <w:r>
         <w:rPr>
           <w:lang w:val="zh_TW" w:bidi="zh_TW"/>
         </w:rPr>
-        <w:t>；</w:t>
-      </w:r>
-      <w:hyperlink r:id="rId70">
+        <w:t>）</w:t>
+      </w:r>
+    </w:p>
+    <w:p>
+      <w:pPr>
+        <w:pStyle w:val="ListBullet"/>
+        <w:spacing w:line="240" w:lineRule="auto"/>
+        <w:ind w:left="720"/>
+      </w:pPr>
+      <w:r>
+        <w:rPr>
+          <w:lang w:val="zh_TW" w:bidi="zh_TW"/>
+        </w:rPr>
+      </w:r>
+      <w:r>
+        <w:rPr>
+          <w:lang w:val="zh_TW" w:bidi="zh_TW"/>
+        </w:rPr>
+        <w:t>行惡</w:t>
+      </w:r>
+    </w:p>
+    <w:p>
+      <w:pPr>
+        <w:pStyle w:val="ListBullet"/>
+        <w:spacing w:line="240" w:lineRule="auto"/>
+        <w:ind w:left="720"/>
+      </w:pPr>
+      <w:r>
+        <w:rPr>
+          <w:lang w:val="zh_TW" w:bidi="zh_TW"/>
+        </w:rPr>
+      </w:r>
+      <w:r>
+        <w:rPr>
+          <w:lang w:val="zh_TW" w:bidi="zh_TW"/>
+        </w:rPr>
+        <w:t>敬拜假神</w:t>
+      </w:r>
+    </w:p>
+    <w:p>
+      <w:pPr>
+        <w:pStyle w:val="ListBullet"/>
+        <w:spacing w:line="240" w:lineRule="auto"/>
+        <w:ind w:left="720"/>
+      </w:pPr>
+      <w:r>
+        <w:rPr>
+          <w:lang w:val="zh_TW" w:bidi="zh_TW"/>
+        </w:rPr>
+      </w:r>
+      <w:r>
+        <w:rPr>
+          <w:lang w:val="zh_TW" w:bidi="zh_TW"/>
+        </w:rPr>
+        <w:t>經常醉酒</w:t>
+      </w:r>
+    </w:p>
+    <w:p>
+      <w:pPr>
+        <w:pStyle w:val="ListBullet"/>
+        <w:spacing w:line="240" w:lineRule="auto"/>
+        <w:ind w:left="720"/>
+      </w:pPr>
+      <w:r>
+        <w:rPr>
+          <w:lang w:val="zh_TW" w:bidi="zh_TW"/>
+        </w:rPr>
+      </w:r>
+      <w:r>
+        <w:rPr>
+          <w:lang w:val="zh_TW" w:bidi="zh_TW"/>
+        </w:rPr>
+        <w:t>偷竊他人財物（</w:t>
+      </w:r>
+      <w:hyperlink r:id="rId47">
         <w:r>
           <w:rPr>
             <w:lang w:val="zh_TW" w:bidi="zh_TW"/>
@@ -1529,25 +1073,7 @@
             <w:color w:val="0000EE"/>
             <w:u w:val="single"/>
           </w:rPr>
-          <w:t>可11:15–18</w:t>
-        </w:r>
-      </w:hyperlink>
-      <w:r>
-        <w:rPr>
-          <w:lang w:val="zh_TW" w:bidi="zh_TW"/>
-        </w:rPr>
-        <w:t>；</w:t>
-      </w:r>
-      <w:hyperlink r:id="rId71">
-        <w:r>
-          <w:rPr>
-            <w:lang w:val="zh_TW" w:bidi="zh_TW"/>
-          </w:rPr>
-          <w:rPr>
-            <w:color w:val="0000EE"/>
-            <w:u w:val="single"/>
-          </w:rPr>
-          <w:t>約2:14–16</w:t>
+          <w:t>林前5:11</w:t>
         </w:r>
       </w:hyperlink>
       <w:r>
@@ -1566,28 +1092,309 @@
       </w:r>
       <w:r>
         <w:rPr>
-          <w:i/>
-          <w:lang w:val="zh_TW" w:bidi="zh_TW"/>
-        </w:rPr>
-        <w:t>另見</w:t>
-      </w:r>
-      <w:r>
-        <w:rPr>
-          <w:lang w:val="zh_TW" w:bidi="zh_TW"/>
-        </w:rPr>
-        <w:t xml:space="preserve"> </w:t>
-      </w:r>
-      <w:r>
-        <w:rPr>
-          <w:lang w:val="zh_TW" w:bidi="zh_TW"/>
-        </w:rPr>
-        <w:t>聖殿</w:t>
-      </w:r>
-      <w:r>
-        <w:rPr>
-          <w:lang w:val="zh_TW" w:bidi="zh_TW"/>
-        </w:rPr>
-        <w:t>。</w:t>
+          <w:lang w:val="zh_TW" w:bidi="zh_TW"/>
+        </w:rPr>
+        <w:t>聖經提供多項指引，幫助信徒在基督的身體裡增進相交：</w:t>
+      </w:r>
+    </w:p>
+    <w:p>
+      <w:pPr>
+        <w:pStyle w:val="ListNumber"/>
+        <w:numPr>
+          <w:ilvl w:val="0"/>
+          <w:numId w:val="14"/>
+        </w:numPr>
+        <w:spacing w:line="240" w:lineRule="auto"/>
+        <w:ind w:left="720"/>
+      </w:pPr>
+      <w:r>
+        <w:rPr>
+          <w:lang w:val="zh_TW" w:bidi="zh_TW"/>
+        </w:rPr>
+      </w:r>
+      <w:r>
+        <w:rPr>
+          <w:lang w:val="zh_TW" w:bidi="zh_TW"/>
+        </w:rPr>
+        <w:t>以耶穌對門徒那樣的憐憫彼此相愛（</w:t>
+      </w:r>
+      <w:hyperlink r:id="rId48">
+        <w:r>
+          <w:rPr>
+            <w:lang w:val="zh_TW" w:bidi="zh_TW"/>
+          </w:rPr>
+          <w:rPr>
+            <w:color w:val="0000EE"/>
+            <w:u w:val="single"/>
+          </w:rPr>
+          <w:t>約13:34–35，</w:t>
+        </w:r>
+      </w:hyperlink>
+      <w:hyperlink r:id="rId49">
+        <w:r>
+          <w:rPr>
+            <w:lang w:val="zh_TW" w:bidi="zh_TW"/>
+          </w:rPr>
+          <w:rPr>
+            <w:color w:val="0000EE"/>
+            <w:u w:val="single"/>
+          </w:rPr>
+          <w:t>15:12</w:t>
+        </w:r>
+      </w:hyperlink>
+      <w:r>
+        <w:rPr>
+          <w:lang w:val="zh_TW" w:bidi="zh_TW"/>
+        </w:rPr>
+        <w:t>）。團契的原則應以愛為準則（</w:t>
+      </w:r>
+      <w:hyperlink r:id="rId50">
+        <w:r>
+          <w:rPr>
+            <w:lang w:val="zh_TW" w:bidi="zh_TW"/>
+          </w:rPr>
+          <w:rPr>
+            <w:color w:val="0000EE"/>
+            <w:u w:val="single"/>
+          </w:rPr>
+          <w:t>來13:1</w:t>
+        </w:r>
+      </w:hyperlink>
+      <w:r>
+        <w:rPr>
+          <w:lang w:val="zh_TW" w:bidi="zh_TW"/>
+        </w:rPr>
+        <w:t>）。</w:t>
+      </w:r>
+    </w:p>
+    <w:p>
+      <w:pPr>
+        <w:pStyle w:val="ListNumber"/>
+        <w:spacing w:line="240" w:lineRule="auto"/>
+        <w:ind w:left="720"/>
+      </w:pPr>
+      <w:r>
+        <w:rPr>
+          <w:lang w:val="zh_TW" w:bidi="zh_TW"/>
+        </w:rPr>
+      </w:r>
+      <w:r>
+        <w:rPr>
+          <w:lang w:val="zh_TW" w:bidi="zh_TW"/>
+        </w:rPr>
+        <w:t>培養謙卑的心志，尊重他人（</w:t>
+      </w:r>
+      <w:hyperlink r:id="rId51">
+        <w:r>
+          <w:rPr>
+            <w:lang w:val="zh_TW" w:bidi="zh_TW"/>
+          </w:rPr>
+          <w:rPr>
+            <w:color w:val="0000EE"/>
+            <w:u w:val="single"/>
+          </w:rPr>
+          <w:t>腓2:3–5</w:t>
+        </w:r>
+      </w:hyperlink>
+      <w:r>
+        <w:rPr>
+          <w:lang w:val="zh_TW" w:bidi="zh_TW"/>
+        </w:rPr>
+        <w:t>）。</w:t>
+      </w:r>
+    </w:p>
+    <w:p>
+      <w:pPr>
+        <w:pStyle w:val="ListNumber"/>
+        <w:spacing w:line="240" w:lineRule="auto"/>
+        <w:ind w:left="720"/>
+      </w:pPr>
+      <w:r>
+        <w:rPr>
+          <w:lang w:val="zh_TW" w:bidi="zh_TW"/>
+        </w:rPr>
+      </w:r>
+      <w:r>
+        <w:rPr>
+          <w:lang w:val="zh_TW" w:bidi="zh_TW"/>
+        </w:rPr>
+        <w:t>與信徒分擔重擔（</w:t>
+      </w:r>
+      <w:hyperlink r:id="rId52">
+        <w:r>
+          <w:rPr>
+            <w:lang w:val="zh_TW" w:bidi="zh_TW"/>
+          </w:rPr>
+          <w:rPr>
+            <w:color w:val="0000EE"/>
+            <w:u w:val="single"/>
+          </w:rPr>
+          <w:t>加6:2</w:t>
+        </w:r>
+      </w:hyperlink>
+      <w:r>
+        <w:rPr>
+          <w:lang w:val="zh_TW" w:bidi="zh_TW"/>
+        </w:rPr>
+        <w:t>）。</w:t>
+      </w:r>
+    </w:p>
+    <w:p>
+      <w:pPr>
+        <w:pStyle w:val="ListNumber"/>
+        <w:spacing w:line="240" w:lineRule="auto"/>
+        <w:ind w:left="720"/>
+      </w:pPr>
+      <w:r>
+        <w:rPr>
+          <w:lang w:val="zh_TW" w:bidi="zh_TW"/>
+        </w:rPr>
+      </w:r>
+      <w:r>
+        <w:rPr>
+          <w:lang w:val="zh_TW" w:bidi="zh_TW"/>
+        </w:rPr>
+        <w:t>與有需要的弟兄姊妹分享金錢、食物等實際的祝福（</w:t>
+      </w:r>
+      <w:hyperlink r:id="rId53">
+        <w:r>
+          <w:rPr>
+            <w:lang w:val="zh_TW" w:bidi="zh_TW"/>
+          </w:rPr>
+          <w:rPr>
+            <w:color w:val="0000EE"/>
+            <w:u w:val="single"/>
+          </w:rPr>
+          <w:t>林後9:13</w:t>
+        </w:r>
+      </w:hyperlink>
+      <w:r>
+        <w:rPr>
+          <w:lang w:val="zh_TW" w:bidi="zh_TW"/>
+        </w:rPr>
+        <w:t>）。</w:t>
+      </w:r>
+    </w:p>
+    <w:p>
+      <w:pPr>
+        <w:pStyle w:val="ListNumber"/>
+        <w:spacing w:line="240" w:lineRule="auto"/>
+        <w:ind w:left="720"/>
+      </w:pPr>
+      <w:r>
+        <w:rPr>
+          <w:lang w:val="zh_TW" w:bidi="zh_TW"/>
+        </w:rPr>
+      </w:r>
+      <w:r>
+        <w:rPr>
+          <w:lang w:val="zh_TW" w:bidi="zh_TW"/>
+        </w:rPr>
+        <w:t>溫和糾正犯罪的人，協助他找到問題的出路（</w:t>
+      </w:r>
+      <w:hyperlink r:id="rId54">
+        <w:r>
+          <w:rPr>
+            <w:lang w:val="zh_TW" w:bidi="zh_TW"/>
+          </w:rPr>
+          <w:rPr>
+            <w:color w:val="0000EE"/>
+            <w:u w:val="single"/>
+          </w:rPr>
+          <w:t>加6:1</w:t>
+        </w:r>
+      </w:hyperlink>
+      <w:r>
+        <w:rPr>
+          <w:lang w:val="zh_TW" w:bidi="zh_TW"/>
+        </w:rPr>
+        <w:t>）。</w:t>
+      </w:r>
+    </w:p>
+    <w:p>
+      <w:pPr>
+        <w:pStyle w:val="ListNumber"/>
+        <w:spacing w:line="240" w:lineRule="auto"/>
+        <w:ind w:left="720"/>
+      </w:pPr>
+      <w:r>
+        <w:rPr>
+          <w:lang w:val="zh_TW" w:bidi="zh_TW"/>
+        </w:rPr>
+      </w:r>
+      <w:r>
+        <w:rPr>
+          <w:lang w:val="zh_TW" w:bidi="zh_TW"/>
+        </w:rPr>
+        <w:t>在信徒受苦時伸出援手（</w:t>
+      </w:r>
+      <w:hyperlink r:id="rId55">
+        <w:r>
+          <w:rPr>
+            <w:lang w:val="zh_TW" w:bidi="zh_TW"/>
+          </w:rPr>
+          <w:rPr>
+            <w:color w:val="0000EE"/>
+            <w:u w:val="single"/>
+          </w:rPr>
+          <w:t>林前12:26</w:t>
+        </w:r>
+      </w:hyperlink>
+      <w:r>
+        <w:rPr>
+          <w:lang w:val="zh_TW" w:bidi="zh_TW"/>
+        </w:rPr>
+        <w:t>）。</w:t>
+      </w:r>
+    </w:p>
+    <w:p>
+      <w:pPr>
+        <w:pStyle w:val="ListNumber"/>
+        <w:spacing w:line="240" w:lineRule="auto"/>
+        <w:ind w:left="720"/>
+      </w:pPr>
+      <w:r>
+        <w:rPr>
+          <w:lang w:val="zh_TW" w:bidi="zh_TW"/>
+        </w:rPr>
+      </w:r>
+      <w:r>
+        <w:rPr>
+          <w:lang w:val="zh_TW" w:bidi="zh_TW"/>
+        </w:rPr>
+        <w:t>在聖靈裡不住彼此禱告（</w:t>
+      </w:r>
+      <w:hyperlink r:id="rId56">
+        <w:r>
+          <w:rPr>
+            <w:lang w:val="zh_TW" w:bidi="zh_TW"/>
+          </w:rPr>
+          <w:rPr>
+            <w:color w:val="0000EE"/>
+            <w:u w:val="single"/>
+          </w:rPr>
+          <w:t>弗6:18</w:t>
+        </w:r>
+      </w:hyperlink>
+      <w:r>
+        <w:rPr>
+          <w:lang w:val="zh_TW" w:bidi="zh_TW"/>
+        </w:rPr>
+        <w:t>）。</w:t>
+      </w:r>
+    </w:p>
+    <w:p>
+      <w:pPr/>
+      <w:r>
+        <w:rPr>
+          <w:lang w:val="zh_TW" w:bidi="zh_TW"/>
+        </w:rPr>
+      </w:r>
+      <w:r>
+        <w:rPr>
+          <w:lang w:val="zh_TW" w:bidi="zh_TW"/>
+        </w:rPr>
+        <w:t>基督徒應認真思想一位無名聖徒的話：「當你遠離弟兄時，你就不能親近神。」</w:t>
       </w:r>
       <w:r>
         <w:rPr>
@@ -3489,6 +3296,12 @@
   </w:num>
   <w:num w:numId="13" w16cid:durableId="592781308">
     <w:abstractNumId w:val="11"/>
+  </w:num>
+  <w:num w:numId="14">
+    <w:abstractNumId w:val="3"/>
+    <w:lvlOverride w:ilvl="0">
+      <w:startOverride w:val="1"/>
+    </w:lvlOverride>
   </w:num>
   <w:numIdMacAtCleanup w:val="10"/>
 </w:numbering>

--- a/zht/docx/177.content.docx
+++ b/zht/docx/177.content.docx
@@ -258,36 +258,24 @@
         </w:rPr>
         <w:t>起初，神把亞當安置在園中，讓他享受與神的友誼。當亞當和夏娃選擇獨立，不願活在神慈愛的看顧之下，他們與神的關係就破裂了。結果，亞當和夏娃躲避神（</w:t>
       </w:r>
-      <w:hyperlink r:id="rId13">
-        <w:r>
-          <w:rPr>
-            <w:lang w:val="zh_TW" w:bidi="zh_TW"/>
-          </w:rPr>
-          <w:rPr>
-            <w:color w:val="0000EE"/>
-            <w:u w:val="single"/>
-          </w:rPr>
-          <w:t>創3:8</w:t>
-        </w:r>
-      </w:hyperlink>
+      <w:r>
+        <w:rPr>
+          <w:lang w:val="zh_TW" w:bidi="zh_TW"/>
+        </w:rPr>
+        <w:t>創3:8</w:t>
+      </w:r>
       <w:r>
         <w:rPr>
           <w:lang w:val="zh_TW" w:bidi="zh_TW"/>
         </w:rPr>
         <w:t>）。但神立刻尋找他們，並向他們宣告祂要透過救主的工作來拯救罪人的計劃（</w:t>
       </w:r>
-      <w:hyperlink r:id="rId14">
-        <w:r>
-          <w:rPr>
-            <w:lang w:val="zh_TW" w:bidi="zh_TW"/>
-          </w:rPr>
-          <w:rPr>
-            <w:color w:val="0000EE"/>
-            <w:u w:val="single"/>
-          </w:rPr>
-          <w:t>3:15</w:t>
-        </w:r>
-      </w:hyperlink>
+      <w:r>
+        <w:rPr>
+          <w:lang w:val="zh_TW" w:bidi="zh_TW"/>
+        </w:rPr>
+        <w:t>3:15</w:t>
+      </w:r>
       <w:r>
         <w:rPr>
           <w:lang w:val="zh_TW" w:bidi="zh_TW"/>
@@ -308,126 +296,78 @@
         </w:rPr>
         <w:t>舊約聖經記載，神如何開始讓特別的人與祂建立關係。經文把以諾描寫為與神同行的人（</w:t>
       </w:r>
-      <w:hyperlink r:id="rId15">
-        <w:r>
-          <w:rPr>
-            <w:lang w:val="zh_TW" w:bidi="zh_TW"/>
-          </w:rPr>
-          <w:rPr>
-            <w:color w:val="0000EE"/>
-            <w:u w:val="single"/>
-          </w:rPr>
-          <w:t>創5:22、24</w:t>
-        </w:r>
-      </w:hyperlink>
+      <w:r>
+        <w:rPr>
+          <w:lang w:val="zh_TW" w:bidi="zh_TW"/>
+        </w:rPr>
+        <w:t>創5:22、24</w:t>
+      </w:r>
       <w:r>
         <w:rPr>
           <w:lang w:val="zh_TW" w:bidi="zh_TW"/>
         </w:rPr>
         <w:t>），挪亞也與神同行（</w:t>
       </w:r>
-      <w:hyperlink r:id="rId16">
-        <w:r>
-          <w:rPr>
-            <w:lang w:val="zh_TW" w:bidi="zh_TW"/>
-          </w:rPr>
-          <w:rPr>
-            <w:color w:val="0000EE"/>
-            <w:u w:val="single"/>
-          </w:rPr>
-          <w:t>6:9</w:t>
-        </w:r>
-      </w:hyperlink>
+      <w:r>
+        <w:rPr>
+          <w:lang w:val="zh_TW" w:bidi="zh_TW"/>
+        </w:rPr>
+        <w:t>6:9</w:t>
+      </w:r>
       <w:r>
         <w:rPr>
           <w:lang w:val="zh_TW" w:bidi="zh_TW"/>
         </w:rPr>
         <w:t>），而經文稱以色列的先祖亞伯拉罕為「神的朋友」（</w:t>
       </w:r>
-      <w:hyperlink r:id="rId17">
-        <w:r>
-          <w:rPr>
-            <w:lang w:val="zh_TW" w:bidi="zh_TW"/>
-          </w:rPr>
-          <w:rPr>
-            <w:color w:val="0000EE"/>
-            <w:u w:val="single"/>
-          </w:rPr>
-          <w:t>雅2:23</w:t>
-        </w:r>
-      </w:hyperlink>
+      <w:r>
+        <w:rPr>
+          <w:lang w:val="zh_TW" w:bidi="zh_TW"/>
+        </w:rPr>
+        <w:t>雅2:23</w:t>
+      </w:r>
       <w:r>
         <w:rPr>
           <w:lang w:val="zh_TW" w:bidi="zh_TW"/>
         </w:rPr>
         <w:t>）。在舊約聖經中，沒有人像摩西那樣，與神有如此親密的關係，他在西奈山上與神相會四十天（</w:t>
       </w:r>
-      <w:hyperlink r:id="rId18">
-        <w:r>
-          <w:rPr>
-            <w:lang w:val="zh_TW" w:bidi="zh_TW"/>
-          </w:rPr>
-          <w:rPr>
-            <w:color w:val="0000EE"/>
-            <w:u w:val="single"/>
-          </w:rPr>
-          <w:t>出24章</w:t>
-        </w:r>
-      </w:hyperlink>
+      <w:r>
+        <w:rPr>
+          <w:lang w:val="zh_TW" w:bidi="zh_TW"/>
+        </w:rPr>
+        <w:t>出24章</w:t>
+      </w:r>
       <w:r>
         <w:rPr>
           <w:lang w:val="zh_TW" w:bidi="zh_TW"/>
         </w:rPr>
         <w:t>）。後來，大衛寫下許多詩篇，展現出與神深深連結的心（</w:t>
       </w:r>
-      <w:hyperlink r:id="rId19">
-        <w:r>
-          <w:rPr>
-            <w:lang w:val="zh_TW" w:bidi="zh_TW"/>
-          </w:rPr>
-          <w:rPr>
-            <w:color w:val="0000EE"/>
-            <w:u w:val="single"/>
-          </w:rPr>
-          <w:t>詩16、</w:t>
-        </w:r>
-      </w:hyperlink>
-      <w:hyperlink r:id="rId20">
-        <w:r>
-          <w:rPr>
-            <w:lang w:val="zh_TW" w:bidi="zh_TW"/>
-          </w:rPr>
-          <w:rPr>
-            <w:color w:val="0000EE"/>
-            <w:u w:val="single"/>
-          </w:rPr>
-          <w:t>34、</w:t>
-        </w:r>
-      </w:hyperlink>
-      <w:hyperlink r:id="rId21">
-        <w:r>
-          <w:rPr>
-            <w:lang w:val="zh_TW" w:bidi="zh_TW"/>
-          </w:rPr>
-          <w:rPr>
-            <w:color w:val="0000EE"/>
-            <w:u w:val="single"/>
-          </w:rPr>
-          <w:t>40、</w:t>
-        </w:r>
-      </w:hyperlink>
-      <w:hyperlink r:id="rId22">
-        <w:r>
-          <w:rPr>
-            <w:lang w:val="zh_TW" w:bidi="zh_TW"/>
-          </w:rPr>
-          <w:rPr>
-            <w:color w:val="0000EE"/>
-            <w:u w:val="single"/>
-          </w:rPr>
-          <w:t>63篇</w:t>
-        </w:r>
-      </w:hyperlink>
+      <w:r>
+        <w:rPr>
+          <w:lang w:val="zh_TW" w:bidi="zh_TW"/>
+        </w:rPr>
+        <w:t>詩16、</w:t>
+      </w:r>
+      <w:r>
+        <w:rPr>
+          <w:lang w:val="zh_TW" w:bidi="zh_TW"/>
+        </w:rPr>
+        <w:t>34、</w:t>
+      </w:r>
+      <w:r>
+        <w:rPr>
+          <w:lang w:val="zh_TW" w:bidi="zh_TW"/>
+        </w:rPr>
+        <w:t>40、</w:t>
+      </w:r>
+      <w:r>
+        <w:rPr>
+          <w:lang w:val="zh_TW" w:bidi="zh_TW"/>
+        </w:rPr>
+        <w:t>63篇</w:t>
+      </w:r>
       <w:r>
         <w:rPr>
           <w:lang w:val="zh_TW" w:bidi="zh_TW"/>
@@ -459,90 +399,60 @@
         </w:rPr>
         <w:t>因為耶穌在十架上所成就的工作，神如今住在每一位信徒心裡 （</w:t>
       </w:r>
-      <w:hyperlink r:id="rId23">
-        <w:r>
-          <w:rPr>
-            <w:lang w:val="zh_TW" w:bidi="zh_TW"/>
-          </w:rPr>
-          <w:rPr>
-            <w:color w:val="0000EE"/>
-            <w:u w:val="single"/>
-          </w:rPr>
-          <w:t>約14:23</w:t>
-        </w:r>
-      </w:hyperlink>
+      <w:r>
+        <w:rPr>
+          <w:lang w:val="zh_TW" w:bidi="zh_TW"/>
+        </w:rPr>
+        <w:t>約14:23</w:t>
+      </w:r>
       <w:r>
         <w:rPr>
           <w:lang w:val="zh_TW" w:bidi="zh_TW"/>
         </w:rPr>
         <w:t>）。因此在新約之下，我們所擁有的關係，是信徒與耶穌之間那重要且屬靈的連結（</w:t>
       </w:r>
-      <w:hyperlink r:id="rId24">
-        <w:r>
-          <w:rPr>
-            <w:lang w:val="zh_TW" w:bidi="zh_TW"/>
-          </w:rPr>
-          <w:rPr>
-            <w:color w:val="0000EE"/>
-            <w:u w:val="single"/>
-          </w:rPr>
-          <w:t>14:20–21</w:t>
-        </w:r>
-      </w:hyperlink>
+      <w:r>
+        <w:rPr>
+          <w:lang w:val="zh_TW" w:bidi="zh_TW"/>
+        </w:rPr>
+        <w:t>14:20–21</w:t>
+      </w:r>
       <w:r>
         <w:rPr>
           <w:lang w:val="zh_TW" w:bidi="zh_TW"/>
         </w:rPr>
         <w:t>）。與神建立關係是基督徒生命的目標（</w:t>
       </w:r>
-      <w:hyperlink r:id="rId25">
-        <w:r>
-          <w:rPr>
-            <w:lang w:val="zh_TW" w:bidi="zh_TW"/>
-          </w:rPr>
-          <w:rPr>
-            <w:color w:val="0000EE"/>
-            <w:u w:val="single"/>
-          </w:rPr>
-          <w:t>約一1:3</w:t>
-        </w:r>
-      </w:hyperlink>
+      <w:r>
+        <w:rPr>
+          <w:lang w:val="zh_TW" w:bidi="zh_TW"/>
+        </w:rPr>
+        <w:t>約一1:3</w:t>
+      </w:r>
       <w:r>
         <w:rPr>
           <w:lang w:val="zh_TW" w:bidi="zh_TW"/>
         </w:rPr>
         <w:t>），而當我們與救主「面對面」（</w:t>
       </w:r>
-      <w:hyperlink r:id="rId26">
-        <w:r>
-          <w:rPr>
-            <w:lang w:val="zh_TW" w:bidi="zh_TW"/>
-          </w:rPr>
-          <w:rPr>
-            <w:color w:val="0000EE"/>
-            <w:u w:val="single"/>
-          </w:rPr>
-          <w:t>林前13:12</w:t>
-        </w:r>
-      </w:hyperlink>
+      <w:r>
+        <w:rPr>
+          <w:lang w:val="zh_TW" w:bidi="zh_TW"/>
+        </w:rPr>
+        <w:t>林前13:12</w:t>
+      </w:r>
       <w:r>
         <w:rPr>
           <w:lang w:val="zh_TW" w:bidi="zh_TW"/>
         </w:rPr>
         <w:t>）時，這關係就會變得成全，直到永遠。那時，神要永遠與祂的百姓同住（</w:t>
       </w:r>
-      <w:hyperlink r:id="rId27">
-        <w:r>
-          <w:rPr>
-            <w:lang w:val="zh_TW" w:bidi="zh_TW"/>
-          </w:rPr>
-          <w:rPr>
-            <w:color w:val="0000EE"/>
-            <w:u w:val="single"/>
-          </w:rPr>
-          <w:t>啟21:3</w:t>
-        </w:r>
-      </w:hyperlink>
+      <w:r>
+        <w:rPr>
+          <w:lang w:val="zh_TW" w:bidi="zh_TW"/>
+        </w:rPr>
+        <w:t>啟21:3</w:t>
+      </w:r>
       <w:r>
         <w:rPr>
           <w:lang w:val="zh_TW" w:bidi="zh_TW"/>
@@ -563,18 +473,12 @@
         </w:rPr>
         <w:t>福音的好消息恢復我們與神的關係，也恢復信徒彼此之間的關係。耶穌與門徒共進最後的晚餐，顯出我們與神的關係如何連結我們與其他人的關係（</w:t>
       </w:r>
-      <w:hyperlink r:id="rId28">
-        <w:r>
-          <w:rPr>
-            <w:lang w:val="zh_TW" w:bidi="zh_TW"/>
-          </w:rPr>
-          <w:rPr>
-            <w:color w:val="0000EE"/>
-            <w:u w:val="single"/>
-          </w:rPr>
-          <w:t>可14:22–25</w:t>
-        </w:r>
-      </w:hyperlink>
+      <w:r>
+        <w:rPr>
+          <w:lang w:val="zh_TW" w:bidi="zh_TW"/>
+        </w:rPr>
+        <w:t>可14:22–25</w:t>
+      </w:r>
       <w:r>
         <w:rPr>
           <w:lang w:val="zh_TW" w:bidi="zh_TW"/>
@@ -595,84 +499,54 @@
         </w:rPr>
         <w:t>使徒行傳的開首幾章，顯出初代基督徒之間深厚的友誼。信徒在家中聚集，一同領受教導、團契、主的晚餐和禱告（</w:t>
       </w:r>
-      <w:hyperlink r:id="rId29">
-        <w:r>
-          <w:rPr>
-            <w:lang w:val="zh_TW" w:bidi="zh_TW"/>
-          </w:rPr>
-          <w:rPr>
-            <w:color w:val="0000EE"/>
-            <w:u w:val="single"/>
-          </w:rPr>
-          <w:t>徒2:42、46</w:t>
-        </w:r>
-      </w:hyperlink>
+      <w:r>
+        <w:rPr>
+          <w:lang w:val="zh_TW" w:bidi="zh_TW"/>
+        </w:rPr>
+        <w:t>徒2:42、46</w:t>
+      </w:r>
       <w:r>
         <w:rPr>
           <w:lang w:val="zh_TW" w:bidi="zh_TW"/>
         </w:rPr>
         <w:t>）。基督徒的合一意識強烈，甚至願意彼此分享所有財物，把這些物品分給有需要的弟兄姊妹（</w:t>
       </w:r>
-      <w:hyperlink r:id="rId30">
-        <w:r>
-          <w:rPr>
-            <w:lang w:val="zh_TW" w:bidi="zh_TW"/>
-          </w:rPr>
-          <w:rPr>
-            <w:color w:val="0000EE"/>
-            <w:u w:val="single"/>
-          </w:rPr>
-          <w:t>2:44–45，</w:t>
-        </w:r>
-      </w:hyperlink>
-      <w:hyperlink r:id="rId31">
-        <w:r>
-          <w:rPr>
-            <w:lang w:val="zh_TW" w:bidi="zh_TW"/>
-          </w:rPr>
-          <w:rPr>
-            <w:color w:val="0000EE"/>
-            <w:u w:val="single"/>
-          </w:rPr>
-          <w:t>4:32–35</w:t>
-        </w:r>
-      </w:hyperlink>
+      <w:r>
+        <w:rPr>
+          <w:lang w:val="zh_TW" w:bidi="zh_TW"/>
+        </w:rPr>
+        <w:t>2:44–45，</w:t>
+      </w:r>
+      <w:r>
+        <w:rPr>
+          <w:lang w:val="zh_TW" w:bidi="zh_TW"/>
+        </w:rPr>
+        <w:t>4:32–35</w:t>
+      </w:r>
       <w:r>
         <w:rPr>
           <w:lang w:val="zh_TW" w:bidi="zh_TW"/>
         </w:rPr>
         <w:t>）。或許，這個初代基督徒團契的最大特色，就是信徒彼此相愛（</w:t>
       </w:r>
-      <w:hyperlink r:id="rId32">
-        <w:r>
-          <w:rPr>
-            <w:lang w:val="zh_TW" w:bidi="zh_TW"/>
-          </w:rPr>
-          <w:rPr>
-            <w:color w:val="0000EE"/>
-            <w:u w:val="single"/>
-          </w:rPr>
-          <w:t>帖前4:9</w:t>
-        </w:r>
-      </w:hyperlink>
+      <w:r>
+        <w:rPr>
+          <w:lang w:val="zh_TW" w:bidi="zh_TW"/>
+        </w:rPr>
+        <w:t>帖前4:9</w:t>
+      </w:r>
       <w:r>
         <w:rPr>
           <w:lang w:val="zh_TW" w:bidi="zh_TW"/>
         </w:rPr>
         <w:t>；</w:t>
       </w:r>
-      <w:hyperlink r:id="rId33">
-        <w:r>
-          <w:rPr>
-            <w:lang w:val="zh_TW" w:bidi="zh_TW"/>
-          </w:rPr>
-          <w:rPr>
-            <w:color w:val="0000EE"/>
-            <w:u w:val="single"/>
-          </w:rPr>
-          <w:t>彼前1:22</w:t>
-        </w:r>
-      </w:hyperlink>
+      <w:r>
+        <w:rPr>
+          <w:lang w:val="zh_TW" w:bidi="zh_TW"/>
+        </w:rPr>
+        <w:t>彼前1:22</w:t>
+      </w:r>
       <w:r>
         <w:rPr>
           <w:lang w:val="zh_TW" w:bidi="zh_TW"/>
@@ -693,48 +567,30 @@
         </w:rPr>
         <w:t>保羅出於愛心，在外邦各教會推動捐獻，要幫助在耶路撒冷生活困難的信徒。</w:t>
       </w:r>
-      <w:hyperlink r:id="rId34">
-        <w:r>
-          <w:rPr>
-            <w:lang w:val="zh_TW" w:bidi="zh_TW"/>
-          </w:rPr>
-          <w:rPr>
-            <w:color w:val="0000EE"/>
-            <w:u w:val="single"/>
-          </w:rPr>
-          <w:t>羅馬書十五章26節</w:t>
-        </w:r>
-      </w:hyperlink>
+      <w:r>
+        <w:rPr>
+          <w:lang w:val="zh_TW" w:bidi="zh_TW"/>
+        </w:rPr>
+        <w:t>羅馬書十五章26節</w:t>
+      </w:r>
       <w:r>
         <w:rPr>
           <w:lang w:val="zh_TW" w:bidi="zh_TW"/>
         </w:rPr>
         <w:t>提到馬其頓和亞該亞的眾教會的捐獻。保羅用希臘文裡通常譯為「團契」的常見詞語，來形容這種「捐項」。同樣，腓立比教會與保羅所分享的團契，也以支持使徒工作的捐獻具體表達出來（</w:t>
       </w:r>
-      <w:hyperlink r:id="rId35">
-        <w:r>
-          <w:rPr>
-            <w:lang w:val="zh_TW" w:bidi="zh_TW"/>
-          </w:rPr>
-          <w:rPr>
-            <w:color w:val="0000EE"/>
-            <w:u w:val="single"/>
-          </w:rPr>
-          <w:t>腓1:5，</w:t>
-        </w:r>
-      </w:hyperlink>
-      <w:hyperlink r:id="rId36">
-        <w:r>
-          <w:rPr>
-            <w:lang w:val="zh_TW" w:bidi="zh_TW"/>
-          </w:rPr>
-          <w:rPr>
-            <w:color w:val="0000EE"/>
-            <w:u w:val="single"/>
-          </w:rPr>
-          <w:t>4:14–15</w:t>
-        </w:r>
-      </w:hyperlink>
+      <w:r>
+        <w:rPr>
+          <w:lang w:val="zh_TW" w:bidi="zh_TW"/>
+        </w:rPr>
+        <w:t>腓1:5，</w:t>
+      </w:r>
+      <w:r>
+        <w:rPr>
+          <w:lang w:val="zh_TW" w:bidi="zh_TW"/>
+        </w:rPr>
+        <w:t>4:14–15</w:t>
+      </w:r>
       <w:r>
         <w:rPr>
           <w:lang w:val="zh_TW" w:bidi="zh_TW"/>
@@ -755,144 +611,96 @@
         </w:rPr>
         <w:t>聖經用多種意象，描述早期教會彼此相連的生命。首先，經文稱教會為「神的家」（</w:t>
       </w:r>
-      <w:hyperlink r:id="rId37">
-        <w:r>
-          <w:rPr>
-            <w:lang w:val="zh_TW" w:bidi="zh_TW"/>
-          </w:rPr>
-          <w:rPr>
-            <w:color w:val="0000EE"/>
-            <w:u w:val="single"/>
-          </w:rPr>
-          <w:t>弗2:19</w:t>
-        </w:r>
-      </w:hyperlink>
+      <w:r>
+        <w:rPr>
+          <w:lang w:val="zh_TW" w:bidi="zh_TW"/>
+        </w:rPr>
+        <w:t>弗2:19</w:t>
+      </w:r>
       <w:r>
         <w:rPr>
           <w:lang w:val="zh_TW" w:bidi="zh_TW"/>
         </w:rPr>
         <w:t>；</w:t>
       </w:r>
-      <w:hyperlink r:id="rId38">
-        <w:r>
-          <w:rPr>
-            <w:lang w:val="zh_TW" w:bidi="zh_TW"/>
-          </w:rPr>
-          <w:rPr>
-            <w:color w:val="0000EE"/>
-            <w:u w:val="single"/>
-          </w:rPr>
-          <w:t>提前3:15</w:t>
-        </w:r>
-      </w:hyperlink>
+      <w:r>
+        <w:rPr>
+          <w:lang w:val="zh_TW" w:bidi="zh_TW"/>
+        </w:rPr>
+        <w:t>提前3:15</w:t>
+      </w:r>
       <w:r>
         <w:rPr>
           <w:lang w:val="zh_TW" w:bidi="zh_TW"/>
         </w:rPr>
         <w:t>），或「信徒一家」（</w:t>
       </w:r>
-      <w:hyperlink r:id="rId39">
-        <w:r>
-          <w:rPr>
-            <w:lang w:val="zh_TW" w:bidi="zh_TW"/>
-          </w:rPr>
-          <w:rPr>
-            <w:color w:val="0000EE"/>
-            <w:u w:val="single"/>
-          </w:rPr>
-          <w:t>加6:10</w:t>
-        </w:r>
-      </w:hyperlink>
+      <w:r>
+        <w:rPr>
+          <w:lang w:val="zh_TW" w:bidi="zh_TW"/>
+        </w:rPr>
+        <w:t>加6:10</w:t>
+      </w:r>
       <w:r>
         <w:rPr>
           <w:lang w:val="zh_TW" w:bidi="zh_TW"/>
         </w:rPr>
         <w:t>）。在神的家裡，愛與款待應成為生活常態（</w:t>
       </w:r>
-      <w:hyperlink r:id="rId40">
-        <w:r>
-          <w:rPr>
-            <w:lang w:val="zh_TW" w:bidi="zh_TW"/>
-          </w:rPr>
-          <w:rPr>
-            <w:color w:val="0000EE"/>
-            <w:u w:val="single"/>
-          </w:rPr>
-          <w:t>來13:1–2</w:t>
-        </w:r>
-      </w:hyperlink>
+      <w:r>
+        <w:rPr>
+          <w:lang w:val="zh_TW" w:bidi="zh_TW"/>
+        </w:rPr>
+        <w:t>來13:1–2</w:t>
+      </w:r>
       <w:r>
         <w:rPr>
           <w:lang w:val="zh_TW" w:bidi="zh_TW"/>
         </w:rPr>
         <w:t>）。聖經也把教會描繪為在地上的神家（</w:t>
       </w:r>
-      <w:hyperlink r:id="rId41">
-        <w:r>
-          <w:rPr>
-            <w:lang w:val="zh_TW" w:bidi="zh_TW"/>
-          </w:rPr>
-          <w:rPr>
-            <w:color w:val="0000EE"/>
-            <w:u w:val="single"/>
-          </w:rPr>
-          <w:t>弗3:15</w:t>
-        </w:r>
-      </w:hyperlink>
+      <w:r>
+        <w:rPr>
+          <w:lang w:val="zh_TW" w:bidi="zh_TW"/>
+        </w:rPr>
+        <w:t>弗3:15</w:t>
+      </w:r>
       <w:r>
         <w:rPr>
           <w:lang w:val="zh_TW" w:bidi="zh_TW"/>
         </w:rPr>
         <w:t>），其中神就是父，信徒就是祂忠心的兒女。神的家應以愛、恩慈、憐憫和謙卑為生活方式（</w:t>
       </w:r>
-      <w:hyperlink r:id="rId42">
-        <w:r>
-          <w:rPr>
-            <w:lang w:val="zh_TW" w:bidi="zh_TW"/>
-          </w:rPr>
-          <w:rPr>
-            <w:color w:val="0000EE"/>
-            <w:u w:val="single"/>
-          </w:rPr>
-          <w:t>腓2:1–4</w:t>
-        </w:r>
-      </w:hyperlink>
+      <w:r>
+        <w:rPr>
+          <w:lang w:val="zh_TW" w:bidi="zh_TW"/>
+        </w:rPr>
+        <w:t>腓2:1–4</w:t>
+      </w:r>
       <w:r>
         <w:rPr>
           <w:lang w:val="zh_TW" w:bidi="zh_TW"/>
         </w:rPr>
         <w:t>）。最後，經文形容基督徒的團契為「一個新人」或「一體」（</w:t>
       </w:r>
-      <w:hyperlink r:id="rId43">
-        <w:r>
-          <w:rPr>
-            <w:lang w:val="zh_TW" w:bidi="zh_TW"/>
-          </w:rPr>
-          <w:rPr>
-            <w:color w:val="0000EE"/>
-            <w:u w:val="single"/>
-          </w:rPr>
-          <w:t>弗2:15–16</w:t>
-        </w:r>
-      </w:hyperlink>
+      <w:r>
+        <w:rPr>
+          <w:lang w:val="zh_TW" w:bidi="zh_TW"/>
+        </w:rPr>
+        <w:t>弗2:15–16</w:t>
+      </w:r>
       <w:r>
         <w:rPr>
           <w:lang w:val="zh_TW" w:bidi="zh_TW"/>
         </w:rPr>
         <w:t>）。雖然這身體內有許多天然的差異，但聖靈把信徒聯合，使他們成為一個生命體（</w:t>
       </w:r>
-      <w:hyperlink r:id="rId44">
-        <w:r>
-          <w:rPr>
-            <w:lang w:val="zh_TW" w:bidi="zh_TW"/>
-          </w:rPr>
-          <w:rPr>
-            <w:color w:val="0000EE"/>
-            <w:u w:val="single"/>
-          </w:rPr>
-          <w:t>4:4–6</w:t>
-        </w:r>
-      </w:hyperlink>
+      <w:r>
+        <w:rPr>
+          <w:lang w:val="zh_TW" w:bidi="zh_TW"/>
+        </w:rPr>
+        <w:t>4:4–6</w:t>
+      </w:r>
       <w:r>
         <w:rPr>
           <w:lang w:val="zh_TW" w:bidi="zh_TW"/>
@@ -924,18 +732,12 @@
         </w:rPr>
         <w:t>聖經在</w:t>
       </w:r>
-      <w:hyperlink r:id="rId45">
-        <w:r>
-          <w:rPr>
-            <w:lang w:val="zh_TW" w:bidi="zh_TW"/>
-          </w:rPr>
-          <w:rPr>
-            <w:color w:val="0000EE"/>
-            <w:u w:val="single"/>
-          </w:rPr>
-          <w:t>約翰一書一章7節</w:t>
-        </w:r>
-      </w:hyperlink>
+      <w:r>
+        <w:rPr>
+          <w:lang w:val="zh_TW" w:bidi="zh_TW"/>
+        </w:rPr>
+        <w:t>約翰一書一章7節</w:t>
+      </w:r>
       <w:r>
         <w:rPr>
           <w:lang w:val="zh_TW" w:bidi="zh_TW"/>
@@ -974,18 +776,12 @@
         </w:rPr>
         <w:t>拒絕耶穌的教導（</w:t>
       </w:r>
-      <w:hyperlink r:id="rId46">
-        <w:r>
-          <w:rPr>
-            <w:lang w:val="zh_TW" w:bidi="zh_TW"/>
-          </w:rPr>
-          <w:rPr>
-            <w:color w:val="0000EE"/>
-            <w:u w:val="single"/>
-          </w:rPr>
-          <w:t>約二1:9–11</w:t>
-        </w:r>
-      </w:hyperlink>
+      <w:r>
+        <w:rPr>
+          <w:lang w:val="zh_TW" w:bidi="zh_TW"/>
+        </w:rPr>
+        <w:t>約二1:9–11</w:t>
+      </w:r>
       <w:r>
         <w:rPr>
           <w:lang w:val="zh_TW" w:bidi="zh_TW"/>
@@ -1064,18 +860,12 @@
         </w:rPr>
         <w:t>偷竊他人財物（</w:t>
       </w:r>
-      <w:hyperlink r:id="rId47">
-        <w:r>
-          <w:rPr>
-            <w:lang w:val="zh_TW" w:bidi="zh_TW"/>
-          </w:rPr>
-          <w:rPr>
-            <w:color w:val="0000EE"/>
-            <w:u w:val="single"/>
-          </w:rPr>
-          <w:t>林前5:11</w:t>
-        </w:r>
-      </w:hyperlink>
+      <w:r>
+        <w:rPr>
+          <w:lang w:val="zh_TW" w:bidi="zh_TW"/>
+        </w:rPr>
+        <w:t>林前5:11</w:t>
+      </w:r>
       <w:r>
         <w:rPr>
           <w:lang w:val="zh_TW" w:bidi="zh_TW"/>
@@ -1118,48 +908,30 @@
         </w:rPr>
         <w:t>以耶穌對門徒那樣的憐憫彼此相愛（</w:t>
       </w:r>
-      <w:hyperlink r:id="rId48">
-        <w:r>
-          <w:rPr>
-            <w:lang w:val="zh_TW" w:bidi="zh_TW"/>
-          </w:rPr>
-          <w:rPr>
-            <w:color w:val="0000EE"/>
-            <w:u w:val="single"/>
-          </w:rPr>
-          <w:t>約13:34–35，</w:t>
-        </w:r>
-      </w:hyperlink>
-      <w:hyperlink r:id="rId49">
-        <w:r>
-          <w:rPr>
-            <w:lang w:val="zh_TW" w:bidi="zh_TW"/>
-          </w:rPr>
-          <w:rPr>
-            <w:color w:val="0000EE"/>
-            <w:u w:val="single"/>
-          </w:rPr>
-          <w:t>15:12</w:t>
-        </w:r>
-      </w:hyperlink>
+      <w:r>
+        <w:rPr>
+          <w:lang w:val="zh_TW" w:bidi="zh_TW"/>
+        </w:rPr>
+        <w:t>約13:34–35，</w:t>
+      </w:r>
+      <w:r>
+        <w:rPr>
+          <w:lang w:val="zh_TW" w:bidi="zh_TW"/>
+        </w:rPr>
+        <w:t>15:12</w:t>
+      </w:r>
       <w:r>
         <w:rPr>
           <w:lang w:val="zh_TW" w:bidi="zh_TW"/>
         </w:rPr>
         <w:t>）。團契的原則應以愛為準則（</w:t>
       </w:r>
-      <w:hyperlink r:id="rId50">
-        <w:r>
-          <w:rPr>
-            <w:lang w:val="zh_TW" w:bidi="zh_TW"/>
-          </w:rPr>
-          <w:rPr>
-            <w:color w:val="0000EE"/>
-            <w:u w:val="single"/>
-          </w:rPr>
-          <w:t>來13:1</w:t>
-        </w:r>
-      </w:hyperlink>
+      <w:r>
+        <w:rPr>
+          <w:lang w:val="zh_TW" w:bidi="zh_TW"/>
+        </w:rPr>
+        <w:t>來13:1</w:t>
+      </w:r>
       <w:r>
         <w:rPr>
           <w:lang w:val="zh_TW" w:bidi="zh_TW"/>
@@ -1184,18 +956,12 @@
         </w:rPr>
         <w:t>培養謙卑的心志，尊重他人（</w:t>
       </w:r>
-      <w:hyperlink r:id="rId51">
-        <w:r>
-          <w:rPr>
-            <w:lang w:val="zh_TW" w:bidi="zh_TW"/>
-          </w:rPr>
-          <w:rPr>
-            <w:color w:val="0000EE"/>
-            <w:u w:val="single"/>
-          </w:rPr>
-          <w:t>腓2:3–5</w:t>
-        </w:r>
-      </w:hyperlink>
+      <w:r>
+        <w:rPr>
+          <w:lang w:val="zh_TW" w:bidi="zh_TW"/>
+        </w:rPr>
+        <w:t>腓2:3–5</w:t>
+      </w:r>
       <w:r>
         <w:rPr>
           <w:lang w:val="zh_TW" w:bidi="zh_TW"/>
@@ -1220,18 +986,12 @@
         </w:rPr>
         <w:t>與信徒分擔重擔（</w:t>
       </w:r>
-      <w:hyperlink r:id="rId52">
-        <w:r>
-          <w:rPr>
-            <w:lang w:val="zh_TW" w:bidi="zh_TW"/>
-          </w:rPr>
-          <w:rPr>
-            <w:color w:val="0000EE"/>
-            <w:u w:val="single"/>
-          </w:rPr>
-          <w:t>加6:2</w:t>
-        </w:r>
-      </w:hyperlink>
+      <w:r>
+        <w:rPr>
+          <w:lang w:val="zh_TW" w:bidi="zh_TW"/>
+        </w:rPr>
+        <w:t>加6:2</w:t>
+      </w:r>
       <w:r>
         <w:rPr>
           <w:lang w:val="zh_TW" w:bidi="zh_TW"/>
@@ -1256,18 +1016,12 @@
         </w:rPr>
         <w:t>與有需要的弟兄姊妹分享金錢、食物等實際的祝福（</w:t>
       </w:r>
-      <w:hyperlink r:id="rId53">
-        <w:r>
-          <w:rPr>
-            <w:lang w:val="zh_TW" w:bidi="zh_TW"/>
-          </w:rPr>
-          <w:rPr>
-            <w:color w:val="0000EE"/>
-            <w:u w:val="single"/>
-          </w:rPr>
-          <w:t>林後9:13</w:t>
-        </w:r>
-      </w:hyperlink>
+      <w:r>
+        <w:rPr>
+          <w:lang w:val="zh_TW" w:bidi="zh_TW"/>
+        </w:rPr>
+        <w:t>林後9:13</w:t>
+      </w:r>
       <w:r>
         <w:rPr>
           <w:lang w:val="zh_TW" w:bidi="zh_TW"/>
@@ -1292,18 +1046,12 @@
         </w:rPr>
         <w:t>溫和糾正犯罪的人，協助他找到問題的出路（</w:t>
       </w:r>
-      <w:hyperlink r:id="rId54">
-        <w:r>
-          <w:rPr>
-            <w:lang w:val="zh_TW" w:bidi="zh_TW"/>
-          </w:rPr>
-          <w:rPr>
-            <w:color w:val="0000EE"/>
-            <w:u w:val="single"/>
-          </w:rPr>
-          <w:t>加6:1</w:t>
-        </w:r>
-      </w:hyperlink>
+      <w:r>
+        <w:rPr>
+          <w:lang w:val="zh_TW" w:bidi="zh_TW"/>
+        </w:rPr>
+        <w:t>加6:1</w:t>
+      </w:r>
       <w:r>
         <w:rPr>
           <w:lang w:val="zh_TW" w:bidi="zh_TW"/>
@@ -1328,18 +1076,12 @@
         </w:rPr>
         <w:t>在信徒受苦時伸出援手（</w:t>
       </w:r>
-      <w:hyperlink r:id="rId55">
-        <w:r>
-          <w:rPr>
-            <w:lang w:val="zh_TW" w:bidi="zh_TW"/>
-          </w:rPr>
-          <w:rPr>
-            <w:color w:val="0000EE"/>
-            <w:u w:val="single"/>
-          </w:rPr>
-          <w:t>林前12:26</w:t>
-        </w:r>
-      </w:hyperlink>
+      <w:r>
+        <w:rPr>
+          <w:lang w:val="zh_TW" w:bidi="zh_TW"/>
+        </w:rPr>
+        <w:t>林前12:26</w:t>
+      </w:r>
       <w:r>
         <w:rPr>
           <w:lang w:val="zh_TW" w:bidi="zh_TW"/>
@@ -1364,18 +1106,12 @@
         </w:rPr>
         <w:t>在聖靈裡不住彼此禱告（</w:t>
       </w:r>
-      <w:hyperlink r:id="rId56">
-        <w:r>
-          <w:rPr>
-            <w:lang w:val="zh_TW" w:bidi="zh_TW"/>
-          </w:rPr>
-          <w:rPr>
-            <w:color w:val="0000EE"/>
-            <w:u w:val="single"/>
-          </w:rPr>
-          <w:t>弗6:18</w:t>
-        </w:r>
-      </w:hyperlink>
+      <w:r>
+        <w:rPr>
+          <w:lang w:val="zh_TW" w:bidi="zh_TW"/>
+        </w:rPr>
+        <w:t>弗6:18</w:t>
+      </w:r>
       <w:r>
         <w:rPr>
           <w:lang w:val="zh_TW" w:bidi="zh_TW"/>
